--- a/All Notes/JavaInterviewQuestion.docx
+++ b/All Notes/JavaInterviewQuestion.docx
@@ -13,6 +13,896 @@
           <w:szCs w:val="56"/>
         </w:rPr>
       </w:pPr>
+      <w:r>
+        <w:rPr>
+          <w:noProof/>
+          <w:color w:val="215E99" w:themeColor="text2" w:themeTint="BF"/>
+        </w:rPr>
+        <mc:AlternateContent>
+          <mc:Choice Requires="wps">
+            <w:drawing>
+              <wp:anchor distT="0" distB="0" distL="114300" distR="114300" simplePos="0" relativeHeight="251703296" behindDoc="0" locked="0" layoutInCell="1" allowOverlap="1" wp14:anchorId="6F52F51B" wp14:editId="3D23556C">
+                <wp:simplePos x="0" y="0"/>
+                <wp:positionH relativeFrom="column">
+                  <wp:posOffset>4011205</wp:posOffset>
+                </wp:positionH>
+                <wp:positionV relativeFrom="paragraph">
+                  <wp:posOffset>8588285</wp:posOffset>
+                </wp:positionV>
+                <wp:extent cx="1812472" cy="1050472"/>
+                <wp:effectExtent l="0" t="0" r="16510" b="16510"/>
+                <wp:wrapNone/>
+                <wp:docPr id="194" name="Text Box 194"/>
+                <wp:cNvGraphicFramePr/>
+                <a:graphic xmlns:a="http://schemas.openxmlformats.org/drawingml/2006/main">
+                  <a:graphicData uri="http://schemas.microsoft.com/office/word/2010/wordprocessingShape">
+                    <wps:wsp>
+                      <wps:cNvSpPr txBox="1"/>
+                      <wps:spPr>
+                        <a:xfrm>
+                          <a:off x="0" y="0"/>
+                          <a:ext cx="1812472" cy="1050472"/>
+                        </a:xfrm>
+                        <a:prstGeom prst="rect">
+                          <a:avLst/>
+                        </a:prstGeom>
+                        <a:solidFill>
+                          <a:schemeClr val="lt1"/>
+                        </a:solidFill>
+                        <a:ln w="6350">
+                          <a:solidFill>
+                            <a:prstClr val="black"/>
+                          </a:solidFill>
+                        </a:ln>
+                      </wps:spPr>
+                      <wps:txbx>
+                        <w:txbxContent>
+                          <w:p>
+                            <w:pPr>
+                              <w:rPr>
+                                <w:sz w:val="20"/>
+                                <w:szCs w:val="20"/>
+                              </w:rPr>
+                            </w:pPr>
+                            <w:proofErr w:type="spellStart"/>
+                            <w:proofErr w:type="gramStart"/>
+                            <w:r>
+                              <w:rPr>
+                                <w:sz w:val="20"/>
+                                <w:szCs w:val="20"/>
+                              </w:rPr>
+                              <w:t>Linux,basic</w:t>
+                            </w:r>
+                            <w:proofErr w:type="spellEnd"/>
+                            <w:proofErr w:type="gramEnd"/>
+                            <w:r>
+                              <w:rPr>
+                                <w:sz w:val="20"/>
+                                <w:szCs w:val="20"/>
+                              </w:rPr>
+                              <w:t xml:space="preserve"> </w:t>
+                            </w:r>
+                            <w:proofErr w:type="spellStart"/>
+                            <w:r>
+                              <w:rPr>
+                                <w:sz w:val="20"/>
+                                <w:szCs w:val="20"/>
+                              </w:rPr>
+                              <w:t>scripting,docker</w:t>
+                            </w:r>
+                            <w:proofErr w:type="spellEnd"/>
+                            <w:r>
+                              <w:rPr>
+                                <w:sz w:val="20"/>
+                                <w:szCs w:val="20"/>
+                              </w:rPr>
+                              <w:t>,</w:t>
+                            </w:r>
+                          </w:p>
+                          <w:p>
+                            <w:pPr>
+                              <w:rPr>
+                                <w:sz w:val="20"/>
+                                <w:szCs w:val="20"/>
+                              </w:rPr>
+                            </w:pPr>
+                            <w:proofErr w:type="spellStart"/>
+                            <w:proofErr w:type="gramStart"/>
+                            <w:r>
+                              <w:rPr>
+                                <w:sz w:val="20"/>
+                                <w:szCs w:val="20"/>
+                              </w:rPr>
+                              <w:t>kubernetes,ci</w:t>
+                            </w:r>
+                            <w:proofErr w:type="spellEnd"/>
+                            <w:proofErr w:type="gramEnd"/>
+                            <w:r>
+                              <w:rPr>
+                                <w:sz w:val="20"/>
+                                <w:szCs w:val="20"/>
+                              </w:rPr>
+                              <w:t>/</w:t>
+                            </w:r>
+                            <w:proofErr w:type="spellStart"/>
+                            <w:r>
+                              <w:rPr>
+                                <w:sz w:val="20"/>
+                                <w:szCs w:val="20"/>
+                              </w:rPr>
+                              <w:t>cd,jenkins</w:t>
+                            </w:r>
+                            <w:proofErr w:type="spellEnd"/>
+                          </w:p>
+                          <w:p>
+                            <w:pPr>
+                              <w:rPr>
+                                <w:sz w:val="20"/>
+                                <w:szCs w:val="20"/>
+                              </w:rPr>
+                            </w:pPr>
+                            <w:proofErr w:type="spellStart"/>
+                            <w:r>
+                              <w:rPr>
+                                <w:sz w:val="20"/>
+                                <w:szCs w:val="20"/>
+                              </w:rPr>
+                              <w:t>api</w:t>
+                            </w:r>
+                            <w:proofErr w:type="spellEnd"/>
+                            <w:r>
+                              <w:rPr>
+                                <w:sz w:val="20"/>
+                                <w:szCs w:val="20"/>
+                              </w:rPr>
+                              <w:t xml:space="preserve"> connect, apps lunch cloud,</w:t>
+                            </w:r>
+                          </w:p>
+                          <w:p>
+                            <w:pPr>
+                              <w:rPr>
+                                <w:sz w:val="20"/>
+                                <w:szCs w:val="20"/>
+                              </w:rPr>
+                            </w:pPr>
+                          </w:p>
+                        </w:txbxContent>
+                      </wps:txbx>
+                      <wps:bodyPr rot="0" spcFirstLastPara="0" vertOverflow="overflow" horzOverflow="overflow" vert="horz" wrap="square" lIns="91440" tIns="45720" rIns="91440" bIns="45720" numCol="1" spcCol="0" rtlCol="0" fromWordArt="0" anchor="t" anchorCtr="0" forceAA="0" compatLnSpc="1">
+                        <a:prstTxWarp prst="textNoShape">
+                          <a:avLst/>
+                        </a:prstTxWarp>
+                        <a:noAutofit/>
+                      </wps:bodyPr>
+                    </wps:wsp>
+                  </a:graphicData>
+                </a:graphic>
+              </wp:anchor>
+            </w:drawing>
+          </mc:Choice>
+          <mc:Fallback>
+            <w:pict>
+              <v:shapetype w14:anchorId="6F52F51B" id="_x0000_t202" coordsize="21600,21600" o:spt="202" path="m,l,21600r21600,l21600,xe">
+                <v:stroke joinstyle="miter"/>
+                <v:path gradientshapeok="t" o:connecttype="rect"/>
+              </v:shapetype>
+              <v:shape id="Text Box 194" o:spid="_x0000_s1026" type="#_x0000_t202" style="position:absolute;margin-left:315.85pt;margin-top:676.25pt;width:142.7pt;height:82.7pt;z-index:251703296;visibility:visible;mso-wrap-style:square;mso-wrap-distance-left:9pt;mso-wrap-distance-top:0;mso-wrap-distance-right:9pt;mso-wrap-distance-bottom:0;mso-position-horizontal:absolute;mso-position-horizontal-relative:text;mso-position-vertical:absolute;mso-position-vertical-relative:text;v-text-anchor:top" o:gfxdata="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" fillcolor="white [3201]" strokeweight=".5pt">
+                <v:textbox>
+                  <w:txbxContent>
+                    <w:p>
+                      <w:pPr>
+                        <w:rPr>
+                          <w:sz w:val="20"/>
+                          <w:szCs w:val="20"/>
+                        </w:rPr>
+                      </w:pPr>
+                      <w:proofErr w:type="spellStart"/>
+                      <w:proofErr w:type="gramStart"/>
+                      <w:r>
+                        <w:rPr>
+                          <w:sz w:val="20"/>
+                          <w:szCs w:val="20"/>
+                        </w:rPr>
+                        <w:t>Linux,basic</w:t>
+                      </w:r>
+                      <w:proofErr w:type="spellEnd"/>
+                      <w:proofErr w:type="gramEnd"/>
+                      <w:r>
+                        <w:rPr>
+                          <w:sz w:val="20"/>
+                          <w:szCs w:val="20"/>
+                        </w:rPr>
+                        <w:t xml:space="preserve"> </w:t>
+                      </w:r>
+                      <w:proofErr w:type="spellStart"/>
+                      <w:r>
+                        <w:rPr>
+                          <w:sz w:val="20"/>
+                          <w:szCs w:val="20"/>
+                        </w:rPr>
+                        <w:t>scripting,docker</w:t>
+                      </w:r>
+                      <w:proofErr w:type="spellEnd"/>
+                      <w:r>
+                        <w:rPr>
+                          <w:sz w:val="20"/>
+                          <w:szCs w:val="20"/>
+                        </w:rPr>
+                        <w:t>,</w:t>
+                      </w:r>
+                    </w:p>
+                    <w:p>
+                      <w:pPr>
+                        <w:rPr>
+                          <w:sz w:val="20"/>
+                          <w:szCs w:val="20"/>
+                        </w:rPr>
+                      </w:pPr>
+                      <w:proofErr w:type="spellStart"/>
+                      <w:proofErr w:type="gramStart"/>
+                      <w:r>
+                        <w:rPr>
+                          <w:sz w:val="20"/>
+                          <w:szCs w:val="20"/>
+                        </w:rPr>
+                        <w:t>kubernetes,ci</w:t>
+                      </w:r>
+                      <w:proofErr w:type="spellEnd"/>
+                      <w:proofErr w:type="gramEnd"/>
+                      <w:r>
+                        <w:rPr>
+                          <w:sz w:val="20"/>
+                          <w:szCs w:val="20"/>
+                        </w:rPr>
+                        <w:t>/</w:t>
+                      </w:r>
+                      <w:proofErr w:type="spellStart"/>
+                      <w:r>
+                        <w:rPr>
+                          <w:sz w:val="20"/>
+                          <w:szCs w:val="20"/>
+                        </w:rPr>
+                        <w:t>cd,jenkins</w:t>
+                      </w:r>
+                      <w:proofErr w:type="spellEnd"/>
+                    </w:p>
+                    <w:p>
+                      <w:pPr>
+                        <w:rPr>
+                          <w:sz w:val="20"/>
+                          <w:szCs w:val="20"/>
+                        </w:rPr>
+                      </w:pPr>
+                      <w:proofErr w:type="spellStart"/>
+                      <w:r>
+                        <w:rPr>
+                          <w:sz w:val="20"/>
+                          <w:szCs w:val="20"/>
+                        </w:rPr>
+                        <w:t>api</w:t>
+                      </w:r>
+                      <w:proofErr w:type="spellEnd"/>
+                      <w:r>
+                        <w:rPr>
+                          <w:sz w:val="20"/>
+                          <w:szCs w:val="20"/>
+                        </w:rPr>
+                        <w:t xml:space="preserve"> connect, apps lunch cloud,</w:t>
+                      </w:r>
+                    </w:p>
+                    <w:p>
+                      <w:pPr>
+                        <w:rPr>
+                          <w:sz w:val="20"/>
+                          <w:szCs w:val="20"/>
+                        </w:rPr>
+                      </w:pPr>
+                    </w:p>
+                  </w:txbxContent>
+                </v:textbox>
+              </v:shape>
+            </w:pict>
+          </mc:Fallback>
+        </mc:AlternateContent>
+      </w:r>
+      <w:r>
+        <w:rPr>
+          <w:noProof/>
+          <w:color w:val="215E99" w:themeColor="text2" w:themeTint="BF"/>
+        </w:rPr>
+        <mc:AlternateContent>
+          <mc:Choice Requires="wps">
+            <w:drawing>
+              <wp:anchor distT="0" distB="0" distL="114300" distR="114300" simplePos="0" relativeHeight="251702272" behindDoc="0" locked="0" layoutInCell="1" allowOverlap="1" wp14:anchorId="586134E0" wp14:editId="34B59329">
+                <wp:simplePos x="0" y="0"/>
+                <wp:positionH relativeFrom="column">
+                  <wp:posOffset>-119743</wp:posOffset>
+                </wp:positionH>
+                <wp:positionV relativeFrom="paragraph">
+                  <wp:posOffset>6814457</wp:posOffset>
+                </wp:positionV>
+                <wp:extent cx="6983186" cy="3222172"/>
+                <wp:effectExtent l="0" t="0" r="27305" b="16510"/>
+                <wp:wrapNone/>
+                <wp:docPr id="35" name="Text Box 35"/>
+                <wp:cNvGraphicFramePr/>
+                <a:graphic xmlns:a="http://schemas.openxmlformats.org/drawingml/2006/main">
+                  <a:graphicData uri="http://schemas.microsoft.com/office/word/2010/wordprocessingShape">
+                    <wps:wsp>
+                      <wps:cNvSpPr txBox="1"/>
+                      <wps:spPr>
+                        <a:xfrm>
+                          <a:off x="0" y="0"/>
+                          <a:ext cx="6983186" cy="3222172"/>
+                        </a:xfrm>
+                        <a:prstGeom prst="rect">
+                          <a:avLst/>
+                        </a:prstGeom>
+                        <a:solidFill>
+                          <a:schemeClr val="lt1"/>
+                        </a:solidFill>
+                        <a:ln w="6350">
+                          <a:solidFill>
+                            <a:prstClr val="black"/>
+                          </a:solidFill>
+                        </a:ln>
+                      </wps:spPr>
+                      <wps:txbx>
+                        <w:txbxContent>
+                          <w:p>
+                            <w:pPr>
+                              <w:pStyle w:val="Heading2"/>
+                              <w:jc w:val="center"/>
+                            </w:pPr>
+                            <w:r>
+                              <w:t>For Industry ready</w:t>
+                            </w:r>
+                          </w:p>
+                          <w:p>
+                            <w:pPr>
+                              <w:rPr>
+                                <w:sz w:val="20"/>
+                                <w:szCs w:val="20"/>
+                              </w:rPr>
+                            </w:pPr>
+                            <w:proofErr w:type="gramStart"/>
+                            <w:r>
+                              <w:rPr>
+                                <w:sz w:val="20"/>
+                                <w:szCs w:val="20"/>
+                              </w:rPr>
+                              <w:t>1].Basic</w:t>
+                            </w:r>
+                            <w:proofErr w:type="gramEnd"/>
+                            <w:r>
+                              <w:rPr>
+                                <w:sz w:val="20"/>
+                                <w:szCs w:val="20"/>
+                              </w:rPr>
+                              <w:t xml:space="preserve"> programming logic(</w:t>
+                            </w:r>
+                            <w:proofErr w:type="spellStart"/>
+                            <w:r>
+                              <w:rPr>
+                                <w:sz w:val="20"/>
+                                <w:szCs w:val="20"/>
+                              </w:rPr>
+                              <w:t>loops,variable,fuction,data</w:t>
+                            </w:r>
+                            <w:proofErr w:type="spellEnd"/>
+                            <w:r>
+                              <w:rPr>
+                                <w:sz w:val="20"/>
+                                <w:szCs w:val="20"/>
+                              </w:rPr>
+                              <w:t xml:space="preserve"> Structure)</w:t>
+                            </w:r>
+                          </w:p>
+                          <w:p>
+                            <w:pPr>
+                              <w:rPr>
+                                <w:sz w:val="20"/>
+                                <w:szCs w:val="20"/>
+                              </w:rPr>
+                            </w:pPr>
+                            <w:proofErr w:type="gramStart"/>
+                            <w:r>
+                              <w:rPr>
+                                <w:sz w:val="20"/>
+                                <w:szCs w:val="20"/>
+                              </w:rPr>
+                              <w:t>2].Problem</w:t>
+                            </w:r>
+                            <w:proofErr w:type="gramEnd"/>
+                            <w:r>
+                              <w:rPr>
+                                <w:sz w:val="20"/>
+                                <w:szCs w:val="20"/>
+                              </w:rPr>
+                              <w:t>-solving and debugging(read error codes, understanding errors, use debug)</w:t>
+                            </w:r>
+                          </w:p>
+                          <w:p>
+                            <w:pPr>
+                              <w:rPr>
+                                <w:sz w:val="20"/>
+                                <w:szCs w:val="20"/>
+                              </w:rPr>
+                            </w:pPr>
+                            <w:proofErr w:type="gramStart"/>
+                            <w:r>
+                              <w:rPr>
+                                <w:sz w:val="20"/>
+                                <w:szCs w:val="20"/>
+                              </w:rPr>
+                              <w:t>3].Version</w:t>
+                            </w:r>
+                            <w:proofErr w:type="gramEnd"/>
+                            <w:r>
+                              <w:rPr>
+                                <w:sz w:val="20"/>
+                                <w:szCs w:val="20"/>
+                              </w:rPr>
+                              <w:t xml:space="preserve"> control - git/GitHub (push/pull, Merging Branches, conflict management)</w:t>
+                            </w:r>
+                          </w:p>
+                          <w:p>
+                            <w:pPr>
+                              <w:rPr>
+                                <w:sz w:val="20"/>
+                                <w:szCs w:val="20"/>
+                              </w:rPr>
+                            </w:pPr>
+                            <w:r>
+                              <w:rPr>
+                                <w:sz w:val="20"/>
+                                <w:szCs w:val="20"/>
+                              </w:rPr>
+                              <w:t>4]. Using the Command Line (Running basic commands, navigating folders, navigating paths, opening folders)</w:t>
+                            </w:r>
+                          </w:p>
+                          <w:p>
+                            <w:pPr>
+                              <w:rPr>
+                                <w:sz w:val="20"/>
+                                <w:szCs w:val="20"/>
+                              </w:rPr>
+                            </w:pPr>
+                            <w:proofErr w:type="gramStart"/>
+                            <w:r>
+                              <w:rPr>
+                                <w:sz w:val="20"/>
+                                <w:szCs w:val="20"/>
+                              </w:rPr>
+                              <w:t>5].How</w:t>
+                            </w:r>
+                            <w:proofErr w:type="gramEnd"/>
+                            <w:r>
+                              <w:rPr>
+                                <w:sz w:val="20"/>
+                                <w:szCs w:val="20"/>
+                              </w:rPr>
+                              <w:t xml:space="preserve"> to work the internet (basic </w:t>
+                            </w:r>
+                            <w:proofErr w:type="spellStart"/>
+                            <w:r>
+                              <w:rPr>
+                                <w:sz w:val="20"/>
+                                <w:szCs w:val="20"/>
+                              </w:rPr>
+                              <w:t>networking,http</w:t>
+                            </w:r>
+                            <w:proofErr w:type="spellEnd"/>
+                            <w:r>
+                              <w:rPr>
+                                <w:sz w:val="20"/>
+                                <w:szCs w:val="20"/>
+                              </w:rPr>
+                              <w:t xml:space="preserve">//:, rest </w:t>
+                            </w:r>
+                            <w:proofErr w:type="spellStart"/>
+                            <w:r>
+                              <w:rPr>
+                                <w:sz w:val="20"/>
+                                <w:szCs w:val="20"/>
+                              </w:rPr>
+                              <w:t>api.s</w:t>
+                            </w:r>
+                            <w:proofErr w:type="spellEnd"/>
+                            <w:r>
+                              <w:rPr>
+                                <w:sz w:val="20"/>
+                                <w:szCs w:val="20"/>
+                              </w:rPr>
+                              <w:t>,)</w:t>
+                            </w:r>
+                          </w:p>
+                          <w:p>
+                            <w:pPr>
+                              <w:rPr>
+                                <w:sz w:val="20"/>
+                                <w:szCs w:val="20"/>
+                              </w:rPr>
+                            </w:pPr>
+                            <w:proofErr w:type="gramStart"/>
+                            <w:r>
+                              <w:rPr>
+                                <w:sz w:val="20"/>
+                                <w:szCs w:val="20"/>
+                              </w:rPr>
+                              <w:t>6].Databases</w:t>
+                            </w:r>
+                            <w:proofErr w:type="gramEnd"/>
+                            <w:r>
+                              <w:rPr>
+                                <w:sz w:val="20"/>
+                                <w:szCs w:val="20"/>
+                              </w:rPr>
+                              <w:t xml:space="preserve"> SQL</w:t>
+                            </w:r>
+                          </w:p>
+                          <w:p>
+                            <w:pPr>
+                              <w:rPr>
+                                <w:sz w:val="20"/>
+                                <w:szCs w:val="20"/>
+                              </w:rPr>
+                            </w:pPr>
+                            <w:proofErr w:type="gramStart"/>
+                            <w:r>
+                              <w:rPr>
+                                <w:sz w:val="20"/>
+                                <w:szCs w:val="20"/>
+                              </w:rPr>
+                              <w:t>7].Automated</w:t>
+                            </w:r>
+                            <w:proofErr w:type="gramEnd"/>
+                            <w:r>
+                              <w:rPr>
+                                <w:sz w:val="20"/>
+                                <w:szCs w:val="20"/>
+                              </w:rPr>
+                              <w:t xml:space="preserve"> testing (proper test cases)</w:t>
+                            </w:r>
+                          </w:p>
+                          <w:p>
+                            <w:pPr>
+                              <w:rPr>
+                                <w:sz w:val="20"/>
+                                <w:szCs w:val="20"/>
+                              </w:rPr>
+                            </w:pPr>
+                            <w:r>
+                              <w:rPr>
+                                <w:sz w:val="20"/>
+                                <w:szCs w:val="20"/>
+                              </w:rPr>
+                              <w:t>8]. Security ()</w:t>
+                            </w:r>
+                          </w:p>
+                          <w:p>
+                            <w:pPr>
+                              <w:rPr>
+                                <w:sz w:val="20"/>
+                                <w:szCs w:val="20"/>
+                              </w:rPr>
+                            </w:pPr>
+                            <w:r>
+                              <w:rPr>
+                                <w:sz w:val="20"/>
+                                <w:szCs w:val="20"/>
+                              </w:rPr>
+                              <w:t>9]Reading official documentation</w:t>
+                            </w:r>
+                          </w:p>
+                          <w:p>
+                            <w:pPr>
+                              <w:rPr>
+                                <w:sz w:val="20"/>
+                                <w:szCs w:val="20"/>
+                              </w:rPr>
+                            </w:pPr>
+                            <w:r>
+                              <w:rPr>
+                                <w:sz w:val="20"/>
+                                <w:szCs w:val="20"/>
+                              </w:rPr>
+                              <w:t>10]. Communication</w:t>
+                            </w:r>
+                          </w:p>
+                        </w:txbxContent>
+                      </wps:txbx>
+                      <wps:bodyPr rot="0" spcFirstLastPara="0" vertOverflow="overflow" horzOverflow="overflow" vert="horz" wrap="square" lIns="91440" tIns="45720" rIns="91440" bIns="45720" numCol="1" spcCol="0" rtlCol="0" fromWordArt="0" anchor="t" anchorCtr="0" forceAA="0" compatLnSpc="1">
+                        <a:prstTxWarp prst="textNoShape">
+                          <a:avLst/>
+                        </a:prstTxWarp>
+                        <a:noAutofit/>
+                      </wps:bodyPr>
+                    </wps:wsp>
+                  </a:graphicData>
+                </a:graphic>
+                <wp14:sizeRelH relativeFrom="margin">
+                  <wp14:pctWidth>0</wp14:pctWidth>
+                </wp14:sizeRelH>
+                <wp14:sizeRelV relativeFrom="margin">
+                  <wp14:pctHeight>0</wp14:pctHeight>
+                </wp14:sizeRelV>
+              </wp:anchor>
+            </w:drawing>
+          </mc:Choice>
+          <mc:Fallback>
+            <w:pict>
+              <v:shape w14:anchorId="586134E0" id="Text Box 35" o:spid="_x0000_s1027" type="#_x0000_t202" style="position:absolute;margin-left:-9.45pt;margin-top:536.55pt;width:549.85pt;height:253.7pt;z-index:251702272;visibility:visible;mso-wrap-style:square;mso-width-percent:0;mso-height-percent:0;mso-wrap-distance-left:9pt;mso-wrap-distance-top:0;mso-wrap-distance-right:9pt;mso-wrap-distance-bottom:0;mso-position-horizontal:absolute;mso-position-horizontal-relative:text;mso-position-vertical:absolute;mso-position-vertical-relative:text;mso-width-percent:0;mso-height-percent:0;mso-width-relative:margin;mso-height-relative:margin;v-text-anchor:top" o:gfxdata="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" fillcolor="white [3201]" strokeweight=".5pt">
+                <v:textbox>
+                  <w:txbxContent>
+                    <w:p>
+                      <w:pPr>
+                        <w:pStyle w:val="Heading2"/>
+                        <w:jc w:val="center"/>
+                      </w:pPr>
+                      <w:r>
+                        <w:t>For Industry ready</w:t>
+                      </w:r>
+                    </w:p>
+                    <w:p>
+                      <w:pPr>
+                        <w:rPr>
+                          <w:sz w:val="20"/>
+                          <w:szCs w:val="20"/>
+                        </w:rPr>
+                      </w:pPr>
+                      <w:proofErr w:type="gramStart"/>
+                      <w:r>
+                        <w:rPr>
+                          <w:sz w:val="20"/>
+                          <w:szCs w:val="20"/>
+                        </w:rPr>
+                        <w:t>1].Basic</w:t>
+                      </w:r>
+                      <w:proofErr w:type="gramEnd"/>
+                      <w:r>
+                        <w:rPr>
+                          <w:sz w:val="20"/>
+                          <w:szCs w:val="20"/>
+                        </w:rPr>
+                        <w:t xml:space="preserve"> programming logic(</w:t>
+                      </w:r>
+                      <w:proofErr w:type="spellStart"/>
+                      <w:r>
+                        <w:rPr>
+                          <w:sz w:val="20"/>
+                          <w:szCs w:val="20"/>
+                        </w:rPr>
+                        <w:t>loops,variable,fuction,data</w:t>
+                      </w:r>
+                      <w:proofErr w:type="spellEnd"/>
+                      <w:r>
+                        <w:rPr>
+                          <w:sz w:val="20"/>
+                          <w:szCs w:val="20"/>
+                        </w:rPr>
+                        <w:t xml:space="preserve"> Structure)</w:t>
+                      </w:r>
+                    </w:p>
+                    <w:p>
+                      <w:pPr>
+                        <w:rPr>
+                          <w:sz w:val="20"/>
+                          <w:szCs w:val="20"/>
+                        </w:rPr>
+                      </w:pPr>
+                      <w:proofErr w:type="gramStart"/>
+                      <w:r>
+                        <w:rPr>
+                          <w:sz w:val="20"/>
+                          <w:szCs w:val="20"/>
+                        </w:rPr>
+                        <w:t>2].Problem</w:t>
+                      </w:r>
+                      <w:proofErr w:type="gramEnd"/>
+                      <w:r>
+                        <w:rPr>
+                          <w:sz w:val="20"/>
+                          <w:szCs w:val="20"/>
+                        </w:rPr>
+                        <w:t>-solving and debugging(read error codes, understanding errors, use debug)</w:t>
+                      </w:r>
+                    </w:p>
+                    <w:p>
+                      <w:pPr>
+                        <w:rPr>
+                          <w:sz w:val="20"/>
+                          <w:szCs w:val="20"/>
+                        </w:rPr>
+                      </w:pPr>
+                      <w:proofErr w:type="gramStart"/>
+                      <w:r>
+                        <w:rPr>
+                          <w:sz w:val="20"/>
+                          <w:szCs w:val="20"/>
+                        </w:rPr>
+                        <w:t>3].Version</w:t>
+                      </w:r>
+                      <w:proofErr w:type="gramEnd"/>
+                      <w:r>
+                        <w:rPr>
+                          <w:sz w:val="20"/>
+                          <w:szCs w:val="20"/>
+                        </w:rPr>
+                        <w:t xml:space="preserve"> control - git/GitHub (push/pull, Merging Branches, conflict management)</w:t>
+                      </w:r>
+                    </w:p>
+                    <w:p>
+                      <w:pPr>
+                        <w:rPr>
+                          <w:sz w:val="20"/>
+                          <w:szCs w:val="20"/>
+                        </w:rPr>
+                      </w:pPr>
+                      <w:r>
+                        <w:rPr>
+                          <w:sz w:val="20"/>
+                          <w:szCs w:val="20"/>
+                        </w:rPr>
+                        <w:t>4]. Using the Command Line (Running basic commands, navigating folders, navigating paths, opening folders)</w:t>
+                      </w:r>
+                    </w:p>
+                    <w:p>
+                      <w:pPr>
+                        <w:rPr>
+                          <w:sz w:val="20"/>
+                          <w:szCs w:val="20"/>
+                        </w:rPr>
+                      </w:pPr>
+                      <w:proofErr w:type="gramStart"/>
+                      <w:r>
+                        <w:rPr>
+                          <w:sz w:val="20"/>
+                          <w:szCs w:val="20"/>
+                        </w:rPr>
+                        <w:t>5].How</w:t>
+                      </w:r>
+                      <w:proofErr w:type="gramEnd"/>
+                      <w:r>
+                        <w:rPr>
+                          <w:sz w:val="20"/>
+                          <w:szCs w:val="20"/>
+                        </w:rPr>
+                        <w:t xml:space="preserve"> to work the internet (basic </w:t>
+                      </w:r>
+                      <w:proofErr w:type="spellStart"/>
+                      <w:r>
+                        <w:rPr>
+                          <w:sz w:val="20"/>
+                          <w:szCs w:val="20"/>
+                        </w:rPr>
+                        <w:t>networking,http</w:t>
+                      </w:r>
+                      <w:proofErr w:type="spellEnd"/>
+                      <w:r>
+                        <w:rPr>
+                          <w:sz w:val="20"/>
+                          <w:szCs w:val="20"/>
+                        </w:rPr>
+                        <w:t xml:space="preserve">//:, rest </w:t>
+                      </w:r>
+                      <w:proofErr w:type="spellStart"/>
+                      <w:r>
+                        <w:rPr>
+                          <w:sz w:val="20"/>
+                          <w:szCs w:val="20"/>
+                        </w:rPr>
+                        <w:t>api.s</w:t>
+                      </w:r>
+                      <w:proofErr w:type="spellEnd"/>
+                      <w:r>
+                        <w:rPr>
+                          <w:sz w:val="20"/>
+                          <w:szCs w:val="20"/>
+                        </w:rPr>
+                        <w:t>,)</w:t>
+                      </w:r>
+                    </w:p>
+                    <w:p>
+                      <w:pPr>
+                        <w:rPr>
+                          <w:sz w:val="20"/>
+                          <w:szCs w:val="20"/>
+                        </w:rPr>
+                      </w:pPr>
+                      <w:proofErr w:type="gramStart"/>
+                      <w:r>
+                        <w:rPr>
+                          <w:sz w:val="20"/>
+                          <w:szCs w:val="20"/>
+                        </w:rPr>
+                        <w:t>6].Databases</w:t>
+                      </w:r>
+                      <w:proofErr w:type="gramEnd"/>
+                      <w:r>
+                        <w:rPr>
+                          <w:sz w:val="20"/>
+                          <w:szCs w:val="20"/>
+                        </w:rPr>
+                        <w:t xml:space="preserve"> SQL</w:t>
+                      </w:r>
+                    </w:p>
+                    <w:p>
+                      <w:pPr>
+                        <w:rPr>
+                          <w:sz w:val="20"/>
+                          <w:szCs w:val="20"/>
+                        </w:rPr>
+                      </w:pPr>
+                      <w:proofErr w:type="gramStart"/>
+                      <w:r>
+                        <w:rPr>
+                          <w:sz w:val="20"/>
+                          <w:szCs w:val="20"/>
+                        </w:rPr>
+                        <w:t>7].Automated</w:t>
+                      </w:r>
+                      <w:proofErr w:type="gramEnd"/>
+                      <w:r>
+                        <w:rPr>
+                          <w:sz w:val="20"/>
+                          <w:szCs w:val="20"/>
+                        </w:rPr>
+                        <w:t xml:space="preserve"> testing (proper test cases)</w:t>
+                      </w:r>
+                    </w:p>
+                    <w:p>
+                      <w:pPr>
+                        <w:rPr>
+                          <w:sz w:val="20"/>
+                          <w:szCs w:val="20"/>
+                        </w:rPr>
+                      </w:pPr>
+                      <w:r>
+                        <w:rPr>
+                          <w:sz w:val="20"/>
+                          <w:szCs w:val="20"/>
+                        </w:rPr>
+                        <w:t>8]. Security ()</w:t>
+                      </w:r>
+                    </w:p>
+                    <w:p>
+                      <w:pPr>
+                        <w:rPr>
+                          <w:sz w:val="20"/>
+                          <w:szCs w:val="20"/>
+                        </w:rPr>
+                      </w:pPr>
+                      <w:r>
+                        <w:rPr>
+                          <w:sz w:val="20"/>
+                          <w:szCs w:val="20"/>
+                        </w:rPr>
+                        <w:t>9]Reading official documentation</w:t>
+                      </w:r>
+                    </w:p>
+                    <w:p>
+                      <w:pPr>
+                        <w:rPr>
+                          <w:sz w:val="20"/>
+                          <w:szCs w:val="20"/>
+                        </w:rPr>
+                      </w:pPr>
+                      <w:r>
+                        <w:rPr>
+                          <w:sz w:val="20"/>
+                          <w:szCs w:val="20"/>
+                        </w:rPr>
+                        <w:t>10]. Communication</w:t>
+                      </w:r>
+                    </w:p>
+                  </w:txbxContent>
+                </v:textbox>
+              </v:shape>
+            </w:pict>
+          </mc:Fallback>
+        </mc:AlternateContent>
+      </w:r>
       <w:r>
         <w:rPr>
           <w:noProof/>
@@ -4555,11 +5445,7 @@
           </mc:Choice>
           <mc:Fallback>
             <w:pict>
-              <v:shapetype w14:anchorId="57FEE67C" id="_x0000_t202" coordsize="21600,21600" o:spt="202" path="m,l,21600r21600,l21600,xe">
-                <v:stroke joinstyle="miter"/>
-                <v:path gradientshapeok="t" o:connecttype="rect"/>
-              </v:shapetype>
-              <v:shape id="Text Box 2" o:spid="_x0000_s1026" type="#_x0000_t202" style="position:absolute;left:0;text-align:left;margin-left:0;margin-top:50.35pt;width:549.15pt;height:219.25pt;z-index:251659264;visibility:visible;mso-wrap-style:square;mso-width-percent:0;mso-height-percent:0;mso-wrap-distance-left:9pt;mso-wrap-distance-top:3.6pt;mso-wrap-distance-right:9pt;mso-wrap-distance-bottom:3.6pt;mso-position-horizontal:left;mso-position-horizontal-relative:margin;mso-position-vertical:absolute;mso-position-vertical-relative:text;mso-width-percent:0;mso-height-percent:0;mso-width-relative:margin;mso-height-relative:margin;v-text-anchor:top" o:gfxdata="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">
+              <v:shape w14:anchorId="57FEE67C" id="Text Box 2" o:spid="_x0000_s1028" type="#_x0000_t202" style="position:absolute;left:0;text-align:left;margin-left:0;margin-top:50.35pt;width:549.15pt;height:219.25pt;z-index:251659264;visibility:visible;mso-wrap-style:square;mso-width-percent:0;mso-height-percent:0;mso-wrap-distance-left:9pt;mso-wrap-distance-top:3.6pt;mso-wrap-distance-right:9pt;mso-wrap-distance-bottom:3.6pt;mso-position-horizontal:left;mso-position-horizontal-relative:margin;mso-position-vertical:absolute;mso-position-vertical-relative:text;mso-width-percent:0;mso-height-percent:0;mso-width-relative:margin;mso-height-relative:margin;v-text-anchor:top" o:gfxdata="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">
                 <v:textbox>
                   <w:txbxContent>
                     <w:p>
@@ -6149,7 +7035,7 @@
           </mc:Choice>
           <mc:Fallback>
             <w:pict>
-              <v:shape w14:anchorId="154E62DC" id="_x0000_s1027" type="#_x0000_t202" style="position:absolute;left:0;text-align:left;margin-left:0;margin-top:38.7pt;width:521.5pt;height:196.35pt;z-index:251661312;visibility:visible;mso-wrap-style:square;mso-width-percent:0;mso-height-percent:0;mso-wrap-distance-left:9pt;mso-wrap-distance-top:3.6pt;mso-wrap-distance-right:9pt;mso-wrap-distance-bottom:3.6pt;mso-position-horizontal:left;mso-position-horizontal-relative:margin;mso-position-vertical:absolute;mso-position-vertical-relative:text;mso-width-percent:0;mso-height-percent:0;mso-width-relative:margin;mso-height-relative:margin;v-text-anchor:top" o:gfxdata="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">
+              <v:shape w14:anchorId="154E62DC" id="_x0000_s1029" type="#_x0000_t202" style="position:absolute;left:0;text-align:left;margin-left:0;margin-top:38.7pt;width:521.5pt;height:196.35pt;z-index:251661312;visibility:visible;mso-wrap-style:square;mso-width-percent:0;mso-height-percent:0;mso-wrap-distance-left:9pt;mso-wrap-distance-top:3.6pt;mso-wrap-distance-right:9pt;mso-wrap-distance-bottom:3.6pt;mso-position-horizontal:left;mso-position-horizontal-relative:margin;mso-position-vertical:absolute;mso-position-vertical-relative:text;mso-width-percent:0;mso-height-percent:0;mso-width-relative:margin;mso-height-relative:margin;v-text-anchor:top" o:gfxdata="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">
                 <v:textbox>
                   <w:txbxContent>
                     <w:p>
@@ -6360,7 +7246,7 @@
           </mc:Choice>
           <mc:Fallback>
             <w:pict>
-              <v:shape w14:anchorId="07F1DC06" id="_x0000_s1028" type="#_x0000_t202" style="position:absolute;margin-left:0;margin-top:47.25pt;width:520.85pt;height:182.15pt;z-index:251663360;visibility:visible;mso-wrap-style:square;mso-width-percent:0;mso-height-percent:0;mso-wrap-distance-left:9pt;mso-wrap-distance-top:3.6pt;mso-wrap-distance-right:9pt;mso-wrap-distance-bottom:3.6pt;mso-position-horizontal:left;mso-position-horizontal-relative:margin;mso-position-vertical:absolute;mso-position-vertical-relative:text;mso-width-percent:0;mso-height-percent:0;mso-width-relative:margin;mso-height-relative:margin;v-text-anchor:top" o:gfxdata="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">
+              <v:shape w14:anchorId="07F1DC06" id="_x0000_s1030" type="#_x0000_t202" style="position:absolute;margin-left:0;margin-top:47.25pt;width:520.85pt;height:182.15pt;z-index:251663360;visibility:visible;mso-wrap-style:square;mso-width-percent:0;mso-height-percent:0;mso-wrap-distance-left:9pt;mso-wrap-distance-top:3.6pt;mso-wrap-distance-right:9pt;mso-wrap-distance-bottom:3.6pt;mso-position-horizontal:left;mso-position-horizontal-relative:margin;mso-position-vertical:absolute;mso-position-vertical-relative:text;mso-width-percent:0;mso-height-percent:0;mso-width-relative:margin;mso-height-relative:margin;v-text-anchor:top" o:gfxdata="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">
                 <v:textbox>
                   <w:txbxContent>
                     <w:p>
@@ -6653,7 +7539,7 @@
           </mc:Choice>
           <mc:Fallback>
             <w:pict>
-              <v:shape w14:anchorId="386C102C" id="_x0000_s1029" type="#_x0000_t202" style="position:absolute;margin-left:2.7pt;margin-top:14.45pt;width:361.85pt;height:206.7pt;z-index:251665408;visibility:visible;mso-wrap-style:square;mso-width-percent:0;mso-height-percent:0;mso-wrap-distance-left:9pt;mso-wrap-distance-top:3.6pt;mso-wrap-distance-right:9pt;mso-wrap-distance-bottom:3.6pt;mso-position-horizontal:absolute;mso-position-horizontal-relative:text;mso-position-vertical:absolute;mso-position-vertical-relative:text;mso-width-percent:0;mso-height-percent:0;mso-width-relative:margin;mso-height-relative:margin;v-text-anchor:top" o:gfxdata="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">
+              <v:shape w14:anchorId="386C102C" id="_x0000_s1031" type="#_x0000_t202" style="position:absolute;margin-left:2.7pt;margin-top:14.45pt;width:361.85pt;height:206.7pt;z-index:251665408;visibility:visible;mso-wrap-style:square;mso-width-percent:0;mso-height-percent:0;mso-wrap-distance-left:9pt;mso-wrap-distance-top:3.6pt;mso-wrap-distance-right:9pt;mso-wrap-distance-bottom:3.6pt;mso-position-horizontal:absolute;mso-position-horizontal-relative:text;mso-position-vertical:absolute;mso-position-vertical-relative:text;mso-width-percent:0;mso-height-percent:0;mso-width-relative:margin;mso-height-relative:margin;v-text-anchor:top" o:gfxdata="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">
                 <v:textbox>
                   <w:txbxContent>
                     <w:p>
@@ -6908,7 +7794,7 @@
           </mc:Choice>
           <mc:Fallback>
             <w:pict>
-              <v:shape w14:anchorId="3B2A69E6" id="_x0000_s1030" type="#_x0000_t202" style="position:absolute;margin-left:0;margin-top:27.8pt;width:529.05pt;height:159.25pt;z-index:251667456;visibility:visible;mso-wrap-style:none;mso-width-percent:0;mso-height-percent:0;mso-wrap-distance-left:9pt;mso-wrap-distance-top:3.6pt;mso-wrap-distance-right:9pt;mso-wrap-distance-bottom:3.6pt;mso-position-horizontal:left;mso-position-horizontal-relative:margin;mso-position-vertical:absolute;mso-position-vertical-relative:text;mso-width-percent:0;mso-height-percent:0;mso-width-relative:margin;mso-height-relative:margin;v-text-anchor:top" o:gfxdata="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">
+              <v:shape w14:anchorId="3B2A69E6" id="_x0000_s1032" type="#_x0000_t202" style="position:absolute;margin-left:0;margin-top:27.8pt;width:529.05pt;height:159.25pt;z-index:251667456;visibility:visible;mso-wrap-style:none;mso-width-percent:0;mso-height-percent:0;mso-wrap-distance-left:9pt;mso-wrap-distance-top:3.6pt;mso-wrap-distance-right:9pt;mso-wrap-distance-bottom:3.6pt;mso-position-horizontal:left;mso-position-horizontal-relative:margin;mso-position-vertical:absolute;mso-position-vertical-relative:text;mso-width-percent:0;mso-height-percent:0;mso-width-relative:margin;mso-height-relative:margin;v-text-anchor:top" o:gfxdata="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">
                 <v:textbox style="mso-fit-shape-to-text:t">
                   <w:txbxContent>
                     <w:p>
@@ -7616,7 +8502,7 @@
           </mc:Choice>
           <mc:Fallback>
             <w:pict>
-              <v:shape w14:anchorId="4828FB6D" id="_x0000_s1031" type="#_x0000_t202" style="position:absolute;margin-left:470.8pt;margin-top:6.2pt;width:522pt;height:212.75pt;z-index:251668480;visibility:visible;mso-wrap-style:square;mso-width-percent:0;mso-height-percent:0;mso-wrap-distance-left:9pt;mso-wrap-distance-top:0;mso-wrap-distance-right:9pt;mso-wrap-distance-bottom:0;mso-position-horizontal:right;mso-position-horizontal-relative:margin;mso-position-vertical:absolute;mso-position-vertical-relative:text;mso-width-percent:0;mso-height-percent:0;mso-width-relative:margin;mso-height-relative:margin;v-text-anchor:top" o:gfxdata="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" fillcolor="white [3201]" strokeweight=".5pt">
+              <v:shape w14:anchorId="4828FB6D" id="_x0000_s1033" type="#_x0000_t202" style="position:absolute;margin-left:470.8pt;margin-top:6.2pt;width:522pt;height:212.75pt;z-index:251668480;visibility:visible;mso-wrap-style:square;mso-width-percent:0;mso-height-percent:0;mso-wrap-distance-left:9pt;mso-wrap-distance-top:0;mso-wrap-distance-right:9pt;mso-wrap-distance-bottom:0;mso-position-horizontal:right;mso-position-horizontal-relative:margin;mso-position-vertical:absolute;mso-position-vertical-relative:text;mso-width-percent:0;mso-height-percent:0;mso-width-relative:margin;mso-height-relative:margin;v-text-anchor:top" o:gfxdata="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" fillcolor="white [3201]" strokeweight=".5pt">
                 <v:textbox>
                   <w:txbxContent>
                     <w:p>
@@ -7968,7 +8854,7 @@
           </mc:Choice>
           <mc:Fallback>
             <w:pict>
-              <v:shape w14:anchorId="21CBA8FE" id="Text Box 8" o:spid="_x0000_s1032" type="#_x0000_t202" style="position:absolute;margin-left:2.75pt;margin-top:6.8pt;width:514.9pt;height:232.35pt;z-index:251670528;visibility:visible;mso-wrap-style:none;mso-height-percent:0;mso-wrap-distance-left:9pt;mso-wrap-distance-top:0;mso-wrap-distance-right:9pt;mso-wrap-distance-bottom:0;mso-position-horizontal:absolute;mso-position-horizontal-relative:text;mso-position-vertical:absolute;mso-position-vertical-relative:text;mso-height-percent:0;mso-height-relative:margin;v-text-anchor:top" o:gfxdata="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" fillcolor="white [3201]" strokeweight=".5pt">
+              <v:shape w14:anchorId="21CBA8FE" id="Text Box 8" o:spid="_x0000_s1034" type="#_x0000_t202" style="position:absolute;margin-left:2.75pt;margin-top:6.8pt;width:514.9pt;height:232.35pt;z-index:251670528;visibility:visible;mso-wrap-style:none;mso-height-percent:0;mso-wrap-distance-left:9pt;mso-wrap-distance-top:0;mso-wrap-distance-right:9pt;mso-wrap-distance-bottom:0;mso-position-horizontal:absolute;mso-position-horizontal-relative:text;mso-position-vertical:absolute;mso-position-vertical-relative:text;mso-height-percent:0;mso-height-relative:margin;v-text-anchor:top" o:gfxdata="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" fillcolor="white [3201]" strokeweight=".5pt">
                 <v:textbox>
                   <w:txbxContent>
                     <w:p>
@@ -8809,7 +9695,7 @@
           </mc:Choice>
           <mc:Fallback>
             <w:pict>
-              <v:shape w14:anchorId="2A046E79" id="Text Box 20" o:spid="_x0000_s1033" type="#_x0000_t202" style="position:absolute;margin-left:14.75pt;margin-top:-2.75pt;width:436.9pt;height:203.45pt;z-index:251671552;visibility:visible;mso-wrap-style:square;mso-width-percent:0;mso-height-percent:0;mso-wrap-distance-left:9pt;mso-wrap-distance-top:0;mso-wrap-distance-right:9pt;mso-wrap-distance-bottom:0;mso-position-horizontal:absolute;mso-position-horizontal-relative:margin;mso-position-vertical:absolute;mso-position-vertical-relative:text;mso-width-percent:0;mso-height-percent:0;mso-width-relative:margin;mso-height-relative:margin;v-text-anchor:top" o:gfxdata="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" fillcolor="white [3201]" strokeweight=".5pt">
+              <v:shape w14:anchorId="2A046E79" id="Text Box 20" o:spid="_x0000_s1035" type="#_x0000_t202" style="position:absolute;margin-left:14.75pt;margin-top:-2.75pt;width:436.9pt;height:203.45pt;z-index:251671552;visibility:visible;mso-wrap-style:square;mso-width-percent:0;mso-height-percent:0;mso-wrap-distance-left:9pt;mso-wrap-distance-top:0;mso-wrap-distance-right:9pt;mso-wrap-distance-bottom:0;mso-position-horizontal:absolute;mso-position-horizontal-relative:margin;mso-position-vertical:absolute;mso-position-vertical-relative:text;mso-width-percent:0;mso-height-percent:0;mso-width-relative:margin;mso-height-relative:margin;v-text-anchor:top" o:gfxdata="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" fillcolor="white [3201]" strokeweight=".5pt">
                 <v:textbox>
                   <w:txbxContent>
                     <w:p>
@@ -9258,7 +10144,7 @@
           </mc:Choice>
           <mc:Fallback>
             <w:pict>
-              <v:shape w14:anchorId="693FC2C3" id="Text Box 22" o:spid="_x0000_s1034" type="#_x0000_t202" style="position:absolute;margin-left:1.1pt;margin-top:2.6pt;width:538.35pt;height:214.9pt;z-index:251672576;visibility:visible;mso-wrap-style:none;mso-wrap-distance-left:9pt;mso-wrap-distance-top:0;mso-wrap-distance-right:9pt;mso-wrap-distance-bottom:0;mso-position-horizontal:absolute;mso-position-horizontal-relative:text;mso-position-vertical:absolute;mso-position-vertical-relative:text;v-text-anchor:top" o:gfxdata="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" fillcolor="white [3201]" strokeweight=".5pt">
+              <v:shape w14:anchorId="693FC2C3" id="Text Box 22" o:spid="_x0000_s1036" type="#_x0000_t202" style="position:absolute;margin-left:1.1pt;margin-top:2.6pt;width:538.35pt;height:214.9pt;z-index:251672576;visibility:visible;mso-wrap-style:none;mso-wrap-distance-left:9pt;mso-wrap-distance-top:0;mso-wrap-distance-right:9pt;mso-wrap-distance-bottom:0;mso-position-horizontal:absolute;mso-position-horizontal-relative:text;mso-position-vertical:absolute;mso-position-vertical-relative:text;v-text-anchor:top" o:gfxdata="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" fillcolor="white [3201]" strokeweight=".5pt">
                 <v:textbox style="mso-fit-shape-to-text:t">
                   <w:txbxContent>
                     <w:p>
@@ -9701,7 +10587,7 @@
           </mc:Choice>
           <mc:Fallback>
             <w:pict>
-              <v:shape w14:anchorId="47800A2B" id="Text Box 24" o:spid="_x0000_s1035" type="#_x0000_t202" style="position:absolute;margin-left:-3.25pt;margin-top:26.1pt;width:519.25pt;height:260.75pt;z-index:251674624;visibility:visible;mso-wrap-style:none;mso-wrap-distance-left:9pt;mso-wrap-distance-top:0;mso-wrap-distance-right:9pt;mso-wrap-distance-bottom:0;mso-position-horizontal:absolute;mso-position-horizontal-relative:text;mso-position-vertical:absolute;mso-position-vertical-relative:text;v-text-anchor:top" o:gfxdata="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" fillcolor="white [3201]" strokeweight=".5pt">
+              <v:shape w14:anchorId="47800A2B" id="Text Box 24" o:spid="_x0000_s1037" type="#_x0000_t202" style="position:absolute;margin-left:-3.25pt;margin-top:26.1pt;width:519.25pt;height:260.75pt;z-index:251674624;visibility:visible;mso-wrap-style:none;mso-wrap-distance-left:9pt;mso-wrap-distance-top:0;mso-wrap-distance-right:9pt;mso-wrap-distance-bottom:0;mso-position-horizontal:absolute;mso-position-horizontal-relative:text;mso-position-vertical:absolute;mso-position-vertical-relative:text;v-text-anchor:top" o:gfxdata="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" fillcolor="white [3201]" strokeweight=".5pt">
                 <v:textbox style="mso-fit-shape-to-text:t">
                   <w:txbxContent>
                     <w:p>
@@ -9921,7 +10807,7 @@
           </mc:Choice>
           <mc:Fallback>
             <w:pict>
-              <v:shape w14:anchorId="70408D1F" id="Text Box 26" o:spid="_x0000_s1036" type="#_x0000_t202" style="position:absolute;margin-left:-2.4pt;margin-top:202.4pt;width:526.8pt;height:351.3pt;z-index:251675648;visibility:visible;mso-wrap-style:none;mso-width-percent:0;mso-height-percent:0;mso-wrap-distance-left:9pt;mso-wrap-distance-top:0;mso-wrap-distance-right:9pt;mso-wrap-distance-bottom:0;mso-position-horizontal:absolute;mso-position-horizontal-relative:text;mso-position-vertical:absolute;mso-position-vertical-relative:text;mso-width-percent:0;mso-height-percent:0;mso-width-relative:margin;mso-height-relative:margin;v-text-anchor:top" o:gfxdata="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" fillcolor="white [3201]" strokeweight=".5pt">
+              <v:shape w14:anchorId="70408D1F" id="Text Box 26" o:spid="_x0000_s1038" type="#_x0000_t202" style="position:absolute;margin-left:-2.4pt;margin-top:202.4pt;width:526.8pt;height:351.3pt;z-index:251675648;visibility:visible;mso-wrap-style:none;mso-width-percent:0;mso-height-percent:0;mso-wrap-distance-left:9pt;mso-wrap-distance-top:0;mso-wrap-distance-right:9pt;mso-wrap-distance-bottom:0;mso-position-horizontal:absolute;mso-position-horizontal-relative:text;mso-position-vertical:absolute;mso-position-vertical-relative:text;mso-width-percent:0;mso-height-percent:0;mso-width-relative:margin;mso-height-relative:margin;v-text-anchor:top" o:gfxdata="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" fillcolor="white [3201]" strokeweight=".5pt">
                 <v:textbox>
                   <w:txbxContent>
                     <w:p>
@@ -10776,7 +11662,7 @@
           </mc:Choice>
           <mc:Fallback>
             <w:pict>
-              <v:shape w14:anchorId="061EC1A4" id="Text Box 30" o:spid="_x0000_s1037" type="#_x0000_t202" style="position:absolute;margin-left:0;margin-top:27.55pt;width:460.2pt;height:279.6pt;z-index:251677696;visibility:visible;mso-wrap-style:square;mso-width-percent:0;mso-height-percent:0;mso-wrap-distance-left:9pt;mso-wrap-distance-top:0;mso-wrap-distance-right:9pt;mso-wrap-distance-bottom:0;mso-position-horizontal:left;mso-position-horizontal-relative:margin;mso-position-vertical:absolute;mso-position-vertical-relative:text;mso-width-percent:0;mso-height-percent:0;mso-width-relative:margin;mso-height-relative:margin;v-text-anchor:top" o:gfxdata="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" filled="f" strokeweight=".5pt">
+              <v:shape w14:anchorId="061EC1A4" id="Text Box 30" o:spid="_x0000_s1039" type="#_x0000_t202" style="position:absolute;margin-left:0;margin-top:27.55pt;width:460.2pt;height:279.6pt;z-index:251677696;visibility:visible;mso-wrap-style:square;mso-width-percent:0;mso-height-percent:0;mso-wrap-distance-left:9pt;mso-wrap-distance-top:0;mso-wrap-distance-right:9pt;mso-wrap-distance-bottom:0;mso-position-horizontal:left;mso-position-horizontal-relative:margin;mso-position-vertical:absolute;mso-position-vertical-relative:text;mso-width-percent:0;mso-height-percent:0;mso-width-relative:margin;mso-height-relative:margin;v-text-anchor:top" o:gfxdata="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" filled="f" strokeweight=".5pt">
                 <v:textbox>
                   <w:txbxContent>
                     <w:p>
@@ -11124,7 +12010,7 @@
           </mc:Choice>
           <mc:Fallback>
             <w:pict>
-              <v:shape w14:anchorId="31C8C362" id="Text Box 32" o:spid="_x0000_s1038" type="#_x0000_t202" style="position:absolute;margin-left:0;margin-top:2.7pt;width:528pt;height:253.8pt;z-index:251679744;visibility:visible;mso-wrap-style:none;mso-wrap-distance-left:9pt;mso-wrap-distance-top:0;mso-wrap-distance-right:9pt;mso-wrap-distance-bottom:0;mso-position-horizontal:absolute;mso-position-horizontal-relative:text;mso-position-vertical:absolute;mso-position-vertical-relative:text;v-text-anchor:top" o:gfxdata="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" fillcolor="white [3201]" strokeweight=".5pt">
+              <v:shape w14:anchorId="31C8C362" id="Text Box 32" o:spid="_x0000_s1040" type="#_x0000_t202" style="position:absolute;margin-left:0;margin-top:2.7pt;width:528pt;height:253.8pt;z-index:251679744;visibility:visible;mso-wrap-style:none;mso-wrap-distance-left:9pt;mso-wrap-distance-top:0;mso-wrap-distance-right:9pt;mso-wrap-distance-bottom:0;mso-position-horizontal:absolute;mso-position-horizontal-relative:text;mso-position-vertical:absolute;mso-position-vertical-relative:text;v-text-anchor:top" o:gfxdata="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" fillcolor="white [3201]" strokeweight=".5pt">
                 <v:textbox style="mso-fit-shape-to-text:t">
                   <w:txbxContent>
                     <w:p>
@@ -12780,7 +13666,7 @@
           </mc:Choice>
           <mc:Fallback>
             <w:pict>
-              <v:shape w14:anchorId="7B815352" id="Text Box 6" o:spid="_x0000_s1039" type="#_x0000_t202" style="position:absolute;margin-left:-.55pt;margin-top:1.5pt;width:495.25pt;height:264.55pt;z-index:251680768;visibility:visible;mso-wrap-style:none;mso-height-percent:0;mso-wrap-distance-left:9pt;mso-wrap-distance-top:0;mso-wrap-distance-right:9pt;mso-wrap-distance-bottom:0;mso-position-horizontal:absolute;mso-position-horizontal-relative:text;mso-position-vertical:absolute;mso-position-vertical-relative:text;mso-height-percent:0;mso-height-relative:margin;v-text-anchor:top" o:gfxdata="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" fillcolor="white [3201]" strokeweight=".5pt">
+              <v:shape w14:anchorId="7B815352" id="Text Box 6" o:spid="_x0000_s1041" type="#_x0000_t202" style="position:absolute;margin-left:-.55pt;margin-top:1.5pt;width:495.25pt;height:264.55pt;z-index:251680768;visibility:visible;mso-wrap-style:none;mso-height-percent:0;mso-wrap-distance-left:9pt;mso-wrap-distance-top:0;mso-wrap-distance-right:9pt;mso-wrap-distance-bottom:0;mso-position-horizontal:absolute;mso-position-horizontal-relative:text;mso-position-vertical:absolute;mso-position-vertical-relative:text;mso-height-percent:0;mso-height-relative:margin;v-text-anchor:top" o:gfxdata="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" fillcolor="white [3201]" strokeweight=".5pt">
                 <v:textbox>
                   <w:txbxContent>
                     <w:p>
@@ -12963,7 +13849,6 @@
                                 <w:szCs w:val="28"/>
                               </w:rPr>
                             </w:pPr>
-                            <w:proofErr w:type="gramStart"/>
                             <w:r>
                               <w:rPr>
                                 <w:b/>
@@ -12984,7 +13869,6 @@
                               </w:rPr>
                               <w:t>static</w:t>
                             </w:r>
-                            <w:proofErr w:type="gramEnd"/>
                           </w:p>
                           <w:p>
                             <w:r>
@@ -12998,20 +13882,10 @@
                               <w:t>class</w:t>
                             </w:r>
                             <w:r>
-                              <w:t xml:space="preserve">, rather than requiring an object to call </w:t>
-                            </w:r>
-                            <w:proofErr w:type="spellStart"/>
-                            <w:proofErr w:type="gramStart"/>
-                            <w:r>
-                              <w:t>it</w:t>
+                              <w:t>, rather than requiring an object to call it</w:t>
                             </w:r>
                             <w:r>
-                              <w:t>,and</w:t>
-                            </w:r>
-                            <w:proofErr w:type="spellEnd"/>
-                            <w:proofErr w:type="gramEnd"/>
-                            <w:r>
-                              <w:t xml:space="preserve"> not need to return type of method.</w:t>
+                              <w:t>,and not need to return type of method.</w:t>
                             </w:r>
                           </w:p>
                           <w:p>
@@ -13091,7 +13965,7 @@
           </mc:Choice>
           <mc:Fallback>
             <w:pict>
-              <v:shape w14:anchorId="39BB9C3D" id="Text Box 15" o:spid="_x0000_s1040" type="#_x0000_t202" style="position:absolute;margin-left:0;margin-top:42.8pt;width:523.6pt;height:278.7pt;z-index:251681792;visibility:visible;mso-wrap-style:square;mso-width-percent:0;mso-height-percent:0;mso-wrap-distance-left:9pt;mso-wrap-distance-top:0;mso-wrap-distance-right:9pt;mso-wrap-distance-bottom:0;mso-position-horizontal:left;mso-position-horizontal-relative:margin;mso-position-vertical:absolute;mso-position-vertical-relative:text;mso-width-percent:0;mso-height-percent:0;mso-width-relative:margin;mso-height-relative:margin;v-text-anchor:top" o:gfxdata="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" fillcolor="white [3201]" strokeweight=".5pt">
+              <v:shape w14:anchorId="39BB9C3D" id="Text Box 15" o:spid="_x0000_s1042" type="#_x0000_t202" style="position:absolute;margin-left:0;margin-top:42.8pt;width:523.6pt;height:278.7pt;z-index:251681792;visibility:visible;mso-wrap-style:square;mso-width-percent:0;mso-height-percent:0;mso-wrap-distance-left:9pt;mso-wrap-distance-top:0;mso-wrap-distance-right:9pt;mso-wrap-distance-bottom:0;mso-position-horizontal:left;mso-position-horizontal-relative:margin;mso-position-vertical:absolute;mso-position-vertical-relative:text;mso-width-percent:0;mso-height-percent:0;mso-width-relative:margin;mso-height-relative:margin;v-text-anchor:top" o:gfxdata="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" fillcolor="white [3201]" strokeweight=".5pt">
                 <v:textbox>
                   <w:txbxContent>
                     <w:p>
@@ -13103,7 +13977,6 @@
                           <w:szCs w:val="28"/>
                         </w:rPr>
                       </w:pPr>
-                      <w:proofErr w:type="gramStart"/>
                       <w:r>
                         <w:rPr>
                           <w:b/>
@@ -13124,7 +13997,6 @@
                         </w:rPr>
                         <w:t>static</w:t>
                       </w:r>
-                      <w:proofErr w:type="gramEnd"/>
                     </w:p>
                     <w:p>
                       <w:r>
@@ -13138,20 +14010,10 @@
                         <w:t>class</w:t>
                       </w:r>
                       <w:r>
-                        <w:t xml:space="preserve">, rather than requiring an object to call </w:t>
-                      </w:r>
-                      <w:proofErr w:type="spellStart"/>
-                      <w:proofErr w:type="gramStart"/>
-                      <w:r>
-                        <w:t>it</w:t>
+                        <w:t>, rather than requiring an object to call it</w:t>
                       </w:r>
                       <w:r>
-                        <w:t>,and</w:t>
-                      </w:r>
-                      <w:proofErr w:type="spellEnd"/>
-                      <w:proofErr w:type="gramEnd"/>
-                      <w:r>
-                        <w:t xml:space="preserve"> not need to return type of method.</w:t>
+                        <w:t>,and not need to return type of method.</w:t>
                       </w:r>
                     </w:p>
                     <w:p>
@@ -13287,7 +14149,6 @@
                                 <w:szCs w:val="28"/>
                               </w:rPr>
                             </w:pPr>
-                            <w:proofErr w:type="gramStart"/>
                             <w:r>
                               <w:rPr>
                                 <w:b/>
@@ -13296,18 +14157,7 @@
                                 <w:szCs w:val="28"/>
                                 <w:highlight w:val="yellow"/>
                               </w:rPr>
-                              <w:t>2].Instance</w:t>
-                            </w:r>
-                            <w:proofErr w:type="gramEnd"/>
-                            <w:r>
-                              <w:rPr>
-                                <w:b/>
-                                <w:bCs/>
-                                <w:sz w:val="28"/>
-                                <w:szCs w:val="28"/>
-                                <w:highlight w:val="yellow"/>
-                              </w:rPr>
-                              <w:t xml:space="preserve"> Method</w:t>
+                              <w:t>2].Instance Method</w:t>
                             </w:r>
                           </w:p>
                           <w:p>
@@ -13400,7 +14250,7 @@
           </mc:Choice>
           <mc:Fallback>
             <w:pict>
-              <v:shape w14:anchorId="51A77BEB" id="Text Box 28" o:spid="_x0000_s1041" type="#_x0000_t202" style="position:absolute;margin-left:-.55pt;margin-top:-18.55pt;width:520.9pt;height:282.55pt;z-index:251682816;visibility:visible;mso-wrap-style:square;mso-height-percent:0;mso-wrap-distance-left:9pt;mso-wrap-distance-top:0;mso-wrap-distance-right:9pt;mso-wrap-distance-bottom:0;mso-position-horizontal:absolute;mso-position-horizontal-relative:text;mso-position-vertical:absolute;mso-position-vertical-relative:text;mso-height-percent:0;mso-height-relative:margin;v-text-anchor:top" o:gfxdata="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" fillcolor="white [3201]" strokeweight=".5pt">
+              <v:shape w14:anchorId="51A77BEB" id="Text Box 28" o:spid="_x0000_s1043" type="#_x0000_t202" style="position:absolute;margin-left:-.55pt;margin-top:-18.55pt;width:520.9pt;height:282.55pt;z-index:251682816;visibility:visible;mso-wrap-style:square;mso-height-percent:0;mso-wrap-distance-left:9pt;mso-wrap-distance-top:0;mso-wrap-distance-right:9pt;mso-wrap-distance-bottom:0;mso-position-horizontal:absolute;mso-position-horizontal-relative:text;mso-position-vertical:absolute;mso-position-vertical-relative:text;mso-height-percent:0;mso-height-relative:margin;v-text-anchor:top" o:gfxdata="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" fillcolor="white [3201]" strokeweight=".5pt">
                 <v:textbox>
                   <w:txbxContent>
                     <w:p>
@@ -13412,7 +14262,6 @@
                           <w:szCs w:val="28"/>
                         </w:rPr>
                       </w:pPr>
-                      <w:proofErr w:type="gramStart"/>
                       <w:r>
                         <w:rPr>
                           <w:b/>
@@ -13421,18 +14270,7 @@
                           <w:szCs w:val="28"/>
                           <w:highlight w:val="yellow"/>
                         </w:rPr>
-                        <w:t>2].Instance</w:t>
-                      </w:r>
-                      <w:proofErr w:type="gramEnd"/>
-                      <w:r>
-                        <w:rPr>
-                          <w:b/>
-                          <w:bCs/>
-                          <w:sz w:val="28"/>
-                          <w:szCs w:val="28"/>
-                          <w:highlight w:val="yellow"/>
-                        </w:rPr>
-                        <w:t xml:space="preserve"> Method</w:t>
+                        <w:t>2].Instance Method</w:t>
                       </w:r>
                     </w:p>
                     <w:p>
@@ -14391,7 +15229,7 @@
           </mc:Choice>
           <mc:Fallback>
             <w:pict>
-              <v:shape w14:anchorId="15433A03" id="Text Box 37" o:spid="_x0000_s1042" type="#_x0000_t202" style="position:absolute;left:0;text-align:left;margin-left:9pt;margin-top:.45pt;width:512.4pt;height:430.8pt;z-index:251683840;visibility:visible;mso-wrap-style:square;mso-width-percent:0;mso-height-percent:0;mso-wrap-distance-left:9pt;mso-wrap-distance-top:0;mso-wrap-distance-right:9pt;mso-wrap-distance-bottom:0;mso-position-horizontal:absolute;mso-position-horizontal-relative:margin;mso-position-vertical:absolute;mso-position-vertical-relative:text;mso-width-percent:0;mso-height-percent:0;mso-width-relative:margin;mso-height-relative:margin;v-text-anchor:top" o:gfxdata="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" fillcolor="white [3201]" strokeweight=".5pt">
+              <v:shape w14:anchorId="15433A03" id="Text Box 37" o:spid="_x0000_s1044" type="#_x0000_t202" style="position:absolute;left:0;text-align:left;margin-left:9pt;margin-top:.45pt;width:512.4pt;height:430.8pt;z-index:251683840;visibility:visible;mso-wrap-style:square;mso-width-percent:0;mso-height-percent:0;mso-wrap-distance-left:9pt;mso-wrap-distance-top:0;mso-wrap-distance-right:9pt;mso-wrap-distance-bottom:0;mso-position-horizontal:absolute;mso-position-horizontal-relative:margin;mso-position-vertical:absolute;mso-position-vertical-relative:text;mso-width-percent:0;mso-height-percent:0;mso-width-relative:margin;mso-height-relative:margin;v-text-anchor:top" o:gfxdata="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" fillcolor="white [3201]" strokeweight=".5pt">
                 <v:textbox>
                   <w:txbxContent>
                     <w:p>
@@ -15296,7 +16134,7 @@
           </mc:Choice>
           <mc:Fallback>
             <w:pict>
-              <v:shape w14:anchorId="682FF197" id="Text Box 40" o:spid="_x0000_s1043" type="#_x0000_t202" style="position:absolute;margin-left:282pt;margin-top:.85pt;width:258.6pt;height:193.2pt;z-index:251685888;visibility:visible;mso-wrap-style:none;mso-height-percent:0;mso-wrap-distance-left:9pt;mso-wrap-distance-top:0;mso-wrap-distance-right:9pt;mso-wrap-distance-bottom:0;mso-position-horizontal:absolute;mso-position-horizontal-relative:text;mso-position-vertical:absolute;mso-position-vertical-relative:text;mso-height-percent:0;mso-height-relative:margin;v-text-anchor:top" o:gfxdata="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" fillcolor="white [3201]" strokeweight=".5pt">
+              <v:shape w14:anchorId="682FF197" id="Text Box 40" o:spid="_x0000_s1045" type="#_x0000_t202" style="position:absolute;margin-left:282pt;margin-top:.85pt;width:258.6pt;height:193.2pt;z-index:251685888;visibility:visible;mso-wrap-style:none;mso-height-percent:0;mso-wrap-distance-left:9pt;mso-wrap-distance-top:0;mso-wrap-distance-right:9pt;mso-wrap-distance-bottom:0;mso-position-horizontal:absolute;mso-position-horizontal-relative:text;mso-position-vertical:absolute;mso-position-vertical-relative:text;mso-height-percent:0;mso-height-relative:margin;v-text-anchor:top" o:gfxdata="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" fillcolor="white [3201]" strokeweight=".5pt">
                 <v:textbox>
                   <w:txbxContent>
                     <w:p>
@@ -15476,7 +16314,7 @@
           </mc:Choice>
           <mc:Fallback>
             <w:pict>
-              <v:shape w14:anchorId="49B09012" id="Text Box 39" o:spid="_x0000_s1044" type="#_x0000_t202" style="position:absolute;margin-left:-2.4pt;margin-top:2.65pt;width:264.6pt;height:195.6pt;z-index:251684864;visibility:visible;mso-wrap-style:square;mso-wrap-distance-left:9pt;mso-wrap-distance-top:0;mso-wrap-distance-right:9pt;mso-wrap-distance-bottom:0;mso-position-horizontal:absolute;mso-position-horizontal-relative:text;mso-position-vertical:absolute;mso-position-vertical-relative:text;v-text-anchor:top" o:gfxdata="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" fillcolor="white [3201]" strokeweight=".5pt">
+              <v:shape w14:anchorId="49B09012" id="Text Box 39" o:spid="_x0000_s1046" type="#_x0000_t202" style="position:absolute;margin-left:-2.4pt;margin-top:2.65pt;width:264.6pt;height:195.6pt;z-index:251684864;visibility:visible;mso-wrap-style:square;mso-wrap-distance-left:9pt;mso-wrap-distance-top:0;mso-wrap-distance-right:9pt;mso-wrap-distance-bottom:0;mso-position-horizontal:absolute;mso-position-horizontal-relative:text;mso-position-vertical:absolute;mso-position-vertical-relative:text;v-text-anchor:top" o:gfxdata="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" fillcolor="white [3201]" strokeweight=".5pt">
                 <v:textbox>
                   <w:txbxContent>
                     <w:p>
@@ -15759,7 +16597,7 @@
           </mc:Choice>
           <mc:Fallback>
             <w:pict>
-              <v:shape w14:anchorId="4DD4C0A9" id="Text Box 46" o:spid="_x0000_s1045" type="#_x0000_t202" style="position:absolute;margin-left:255.45pt;margin-top:4.25pt;width:273pt;height:183pt;z-index:251689984;visibility:visible;mso-wrap-style:square;mso-width-percent:0;mso-wrap-distance-left:9pt;mso-wrap-distance-top:0;mso-wrap-distance-right:9pt;mso-wrap-distance-bottom:0;mso-position-horizontal:absolute;mso-position-horizontal-relative:text;mso-position-vertical:absolute;mso-position-vertical-relative:text;mso-width-percent:0;mso-width-relative:margin;v-text-anchor:top" o:gfxdata="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" fillcolor="white [3201]" strokeweight=".5pt">
+              <v:shape w14:anchorId="4DD4C0A9" id="Text Box 46" o:spid="_x0000_s1047" type="#_x0000_t202" style="position:absolute;margin-left:255.45pt;margin-top:4.25pt;width:273pt;height:183pt;z-index:251689984;visibility:visible;mso-wrap-style:square;mso-width-percent:0;mso-wrap-distance-left:9pt;mso-wrap-distance-top:0;mso-wrap-distance-right:9pt;mso-wrap-distance-bottom:0;mso-position-horizontal:absolute;mso-position-horizontal-relative:text;mso-position-vertical:absolute;mso-position-vertical-relative:text;mso-width-percent:0;mso-width-relative:margin;v-text-anchor:top" o:gfxdata="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" fillcolor="white [3201]" strokeweight=".5pt">
                 <v:textbox style="mso-fit-shape-to-text:t">
                   <w:txbxContent>
                     <w:p>
@@ -15943,7 +16781,7 @@
           </mc:Choice>
           <mc:Fallback>
             <w:pict>
-              <v:shape w14:anchorId="062C48B1" id="Text Box 45" o:spid="_x0000_s1046" type="#_x0000_t202" style="position:absolute;margin-left:-17.55pt;margin-top:5.95pt;width:254.5pt;height:183pt;z-index:251688960;visibility:visible;mso-wrap-style:square;mso-width-percent:0;mso-wrap-distance-left:9pt;mso-wrap-distance-top:0;mso-wrap-distance-right:9pt;mso-wrap-distance-bottom:0;mso-position-horizontal:absolute;mso-position-horizontal-relative:text;mso-position-vertical:absolute;mso-position-vertical-relative:text;mso-width-percent:0;mso-width-relative:margin;v-text-anchor:top" o:gfxdata="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" fillcolor="white [3201]" strokeweight=".5pt">
+              <v:shape w14:anchorId="062C48B1" id="Text Box 45" o:spid="_x0000_s1048" type="#_x0000_t202" style="position:absolute;margin-left:-17.55pt;margin-top:5.95pt;width:254.5pt;height:183pt;z-index:251688960;visibility:visible;mso-wrap-style:square;mso-width-percent:0;mso-wrap-distance-left:9pt;mso-wrap-distance-top:0;mso-wrap-distance-right:9pt;mso-wrap-distance-bottom:0;mso-position-horizontal:absolute;mso-position-horizontal-relative:text;mso-position-vertical:absolute;mso-position-vertical-relative:text;mso-width-percent:0;mso-width-relative:margin;v-text-anchor:top" o:gfxdata="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" fillcolor="white [3201]" strokeweight=".5pt">
                 <v:textbox>
                   <w:txbxContent>
                     <w:p>
@@ -16325,7 +17163,7 @@
           </mc:Choice>
           <mc:Fallback>
             <w:pict>
-              <v:shape w14:anchorId="203BC082" id="Text Box 51" o:spid="_x0000_s1047" type="#_x0000_t202" style="position:absolute;margin-left:281.15pt;margin-top:1.4pt;width:229.3pt;height:174pt;z-index:251693056;visibility:visible;mso-wrap-style:square;mso-width-percent:0;mso-height-percent:0;mso-wrap-distance-left:9pt;mso-wrap-distance-top:0;mso-wrap-distance-right:9pt;mso-wrap-distance-bottom:0;mso-position-horizontal:absolute;mso-position-horizontal-relative:text;mso-position-vertical:absolute;mso-position-vertical-relative:text;mso-width-percent:0;mso-height-percent:0;mso-width-relative:margin;mso-height-relative:margin;v-text-anchor:top" o:gfxdata="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" fillcolor="white [3201]" strokeweight=".5pt">
+              <v:shape w14:anchorId="203BC082" id="Text Box 51" o:spid="_x0000_s1049" type="#_x0000_t202" style="position:absolute;margin-left:281.15pt;margin-top:1.4pt;width:229.3pt;height:174pt;z-index:251693056;visibility:visible;mso-wrap-style:square;mso-width-percent:0;mso-height-percent:0;mso-wrap-distance-left:9pt;mso-wrap-distance-top:0;mso-wrap-distance-right:9pt;mso-wrap-distance-bottom:0;mso-position-horizontal:absolute;mso-position-horizontal-relative:text;mso-position-vertical:absolute;mso-position-vertical-relative:text;mso-width-percent:0;mso-height-percent:0;mso-width-relative:margin;mso-height-relative:margin;v-text-anchor:top" o:gfxdata="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" fillcolor="white [3201]" strokeweight=".5pt">
                 <v:textbox>
                   <w:txbxContent>
                     <w:p>
@@ -16512,7 +17350,7 @@
           </mc:Choice>
           <mc:Fallback>
             <w:pict>
-              <v:shape w14:anchorId="7F932904" id="Text Box 50" o:spid="_x0000_s1048" type="#_x0000_t202" style="position:absolute;margin-left:0;margin-top:.15pt;width:256.7pt;height:180pt;z-index:251692032;visibility:visible;mso-wrap-style:square;mso-width-percent:0;mso-height-percent:0;mso-wrap-distance-left:9pt;mso-wrap-distance-top:0;mso-wrap-distance-right:9pt;mso-wrap-distance-bottom:0;mso-position-horizontal:left;mso-position-horizontal-relative:margin;mso-position-vertical:absolute;mso-position-vertical-relative:text;mso-width-percent:0;mso-height-percent:0;mso-width-relative:margin;mso-height-relative:margin;v-text-anchor:top" o:gfxdata="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" fillcolor="white [3201]" strokeweight=".5pt">
+              <v:shape w14:anchorId="7F932904" id="Text Box 50" o:spid="_x0000_s1050" type="#_x0000_t202" style="position:absolute;margin-left:0;margin-top:.15pt;width:256.7pt;height:180pt;z-index:251692032;visibility:visible;mso-wrap-style:square;mso-width-percent:0;mso-height-percent:0;mso-wrap-distance-left:9pt;mso-wrap-distance-top:0;mso-wrap-distance-right:9pt;mso-wrap-distance-bottom:0;mso-position-horizontal:left;mso-position-horizontal-relative:margin;mso-position-vertical:absolute;mso-position-vertical-relative:text;mso-width-percent:0;mso-height-percent:0;mso-width-relative:margin;mso-height-relative:margin;v-text-anchor:top" o:gfxdata="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" fillcolor="white [3201]" strokeweight=".5pt">
                 <v:textbox>
                   <w:txbxContent>
                     <w:p>
@@ -17018,7 +17856,7 @@
           </mc:Choice>
           <mc:Fallback>
             <w:pict>
-              <v:shape w14:anchorId="2833358A" id="Text Box 55" o:spid="_x0000_s1049" type="#_x0000_t202" style="position:absolute;margin-left:-7.3pt;margin-top:0;width:249.45pt;height:167.15pt;z-index:251695104;visibility:visible;mso-wrap-style:square;mso-width-percent:0;mso-height-percent:0;mso-wrap-distance-left:9pt;mso-wrap-distance-top:0;mso-wrap-distance-right:9pt;mso-wrap-distance-bottom:0;mso-position-horizontal:absolute;mso-position-horizontal-relative:text;mso-position-vertical:absolute;mso-position-vertical-relative:text;mso-width-percent:0;mso-height-percent:0;mso-width-relative:margin;mso-height-relative:margin;v-text-anchor:top" o:gfxdata="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" fillcolor="white [3201]" strokeweight=".5pt">
+              <v:shape w14:anchorId="2833358A" id="Text Box 55" o:spid="_x0000_s1051" type="#_x0000_t202" style="position:absolute;margin-left:-7.3pt;margin-top:0;width:249.45pt;height:167.15pt;z-index:251695104;visibility:visible;mso-wrap-style:square;mso-width-percent:0;mso-height-percent:0;mso-wrap-distance-left:9pt;mso-wrap-distance-top:0;mso-wrap-distance-right:9pt;mso-wrap-distance-bottom:0;mso-position-horizontal:absolute;mso-position-horizontal-relative:text;mso-position-vertical:absolute;mso-position-vertical-relative:text;mso-width-percent:0;mso-height-percent:0;mso-width-relative:margin;mso-height-relative:margin;v-text-anchor:top" o:gfxdata="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" fillcolor="white [3201]" strokeweight=".5pt">
                 <v:textbox>
                   <w:txbxContent>
                     <w:p>
@@ -17199,7 +18037,7 @@
           </mc:Choice>
           <mc:Fallback>
             <w:pict>
-              <v:shape w14:anchorId="7FE3F8DA" id="Text Box 56" o:spid="_x0000_s1050" type="#_x0000_t202" style="position:absolute;margin-left:269.15pt;margin-top:0;width:254.15pt;height:191.15pt;z-index:251696128;visibility:visible;mso-wrap-style:none;mso-wrap-distance-left:9pt;mso-wrap-distance-top:0;mso-wrap-distance-right:9pt;mso-wrap-distance-bottom:0;mso-position-horizontal:absolute;mso-position-horizontal-relative:text;mso-position-vertical:absolute;mso-position-vertical-relative:text;v-text-anchor:top" o:gfxdata="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" fillcolor="white [3201]" strokeweight=".5pt">
+              <v:shape w14:anchorId="7FE3F8DA" id="Text Box 56" o:spid="_x0000_s1052" type="#_x0000_t202" style="position:absolute;margin-left:269.15pt;margin-top:0;width:254.15pt;height:191.15pt;z-index:251696128;visibility:visible;mso-wrap-style:none;mso-wrap-distance-left:9pt;mso-wrap-distance-top:0;mso-wrap-distance-right:9pt;mso-wrap-distance-bottom:0;mso-position-horizontal:absolute;mso-position-horizontal-relative:text;mso-position-vertical:absolute;mso-position-vertical-relative:text;v-text-anchor:top" o:gfxdata="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" fillcolor="white [3201]" strokeweight=".5pt">
                 <v:textbox style="mso-fit-shape-to-text:t">
                   <w:txbxContent>
                     <w:p>
@@ -17432,7 +18270,7 @@
           </mc:Choice>
           <mc:Fallback>
             <w:pict>
-              <v:shape w14:anchorId="560677F1" id="Text Box 60" o:spid="_x0000_s1051" type="#_x0000_t202" style="position:absolute;margin-left:-2.55pt;margin-top:30.1pt;width:531.45pt;height:231pt;z-index:251698176;visibility:visible;mso-wrap-style:none;mso-wrap-distance-left:9pt;mso-wrap-distance-top:0;mso-wrap-distance-right:9pt;mso-wrap-distance-bottom:0;mso-position-horizontal:absolute;mso-position-horizontal-relative:text;mso-position-vertical:absolute;mso-position-vertical-relative:text;v-text-anchor:top" o:gfxdata="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" fillcolor="white [3201]" strokeweight=".5pt">
+              <v:shape w14:anchorId="560677F1" id="Text Box 60" o:spid="_x0000_s1053" type="#_x0000_t202" style="position:absolute;margin-left:-2.55pt;margin-top:30.1pt;width:531.45pt;height:231pt;z-index:251698176;visibility:visible;mso-wrap-style:none;mso-wrap-distance-left:9pt;mso-wrap-distance-top:0;mso-wrap-distance-right:9pt;mso-wrap-distance-bottom:0;mso-position-horizontal:absolute;mso-position-horizontal-relative:text;mso-position-vertical:absolute;mso-position-vertical-relative:text;v-text-anchor:top" o:gfxdata="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" fillcolor="white [3201]" strokeweight=".5pt">
                 <v:textbox style="mso-fit-shape-to-text:t">
                   <w:txbxContent>
                     <w:p>
@@ -17900,7 +18738,7 @@
           <w:szCs w:val="32"/>
         </w:rPr>
         <w:drawing>
-          <wp:inline distT="0" distB="0" distL="0" distR="0" wp14:anchorId="18EE5EA4" wp14:editId="661C1EFC">
+          <wp:inline distT="0" distB="0" distL="0" distR="0" wp14:anchorId="18EE5EA4" wp14:editId="0F90D88B">
             <wp:extent cx="6640195" cy="3026410"/>
             <wp:effectExtent l="0" t="0" r="8255" b="2540"/>
             <wp:docPr id="192" name="Picture 192"/>
@@ -18193,16 +19031,7 @@
           <w:sz w:val="28"/>
           <w:szCs w:val="28"/>
         </w:rPr>
-        <w:t>simple real-time exa</w:t>
-      </w:r>
-      <w:r>
-        <w:rPr>
-          <w:b/>
-          <w:bCs/>
-          <w:sz w:val="28"/>
-          <w:szCs w:val="28"/>
-        </w:rPr>
-        <w:t>mple.</w:t>
+        <w:t>simple real-time example.</w:t>
       </w:r>
     </w:p>
     <w:p>
@@ -18455,7 +19284,7 @@
           </mc:Choice>
           <mc:Fallback>
             <w:pict>
-              <v:shape w14:anchorId="014B2492" id="Text Box 11" o:spid="_x0000_s1052" type="#_x0000_t202" style="position:absolute;margin-left:-9.6pt;margin-top:51.25pt;width:549.6pt;height:344.4pt;z-index:251699200;visibility:visible;mso-wrap-style:square;mso-width-percent:0;mso-height-percent:0;mso-wrap-distance-left:9pt;mso-wrap-distance-top:0;mso-wrap-distance-right:9pt;mso-wrap-distance-bottom:0;mso-position-horizontal:absolute;mso-position-horizontal-relative:text;mso-position-vertical:absolute;mso-position-vertical-relative:text;mso-width-percent:0;mso-height-percent:0;mso-width-relative:margin;mso-height-relative:margin;v-text-anchor:top" o:gfxdata="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" fillcolor="white [3201]" strokeweight=".5pt">
+              <v:shape w14:anchorId="014B2492" id="Text Box 11" o:spid="_x0000_s1054" type="#_x0000_t202" style="position:absolute;margin-left:-9.6pt;margin-top:51.25pt;width:549.6pt;height:344.4pt;z-index:251699200;visibility:visible;mso-wrap-style:square;mso-width-percent:0;mso-height-percent:0;mso-wrap-distance-left:9pt;mso-wrap-distance-top:0;mso-wrap-distance-right:9pt;mso-wrap-distance-bottom:0;mso-position-horizontal:absolute;mso-position-horizontal-relative:text;mso-position-vertical:absolute;mso-position-vertical-relative:text;mso-width-percent:0;mso-height-percent:0;mso-width-relative:margin;mso-height-relative:margin;v-text-anchor:top" o:gfxdata="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" fillcolor="white [3201]" strokeweight=".5pt">
                 <v:textbox>
                   <w:txbxContent>
                     <w:p>
@@ -18812,17 +19641,7 @@
           <w:szCs w:val="28"/>
           <w:highlight w:val="yellow"/>
         </w:rPr>
-        <w:t>1].</w:t>
-      </w:r>
-      <w:r>
-        <w:rPr>
-          <w:b/>
-          <w:bCs/>
-          <w:sz w:val="28"/>
-          <w:szCs w:val="28"/>
-          <w:highlight w:val="yellow"/>
-        </w:rPr>
-        <w:t>What</w:t>
+        <w:t>1].What</w:t>
       </w:r>
       <w:proofErr w:type="gramEnd"/>
       <w:r>
@@ -18930,17 +19749,7 @@
           <w:highlight w:val="yellow"/>
         </w:rPr>
         <w:lastRenderedPageBreak/>
-        <w:t>2].</w:t>
-      </w:r>
-      <w:r>
-        <w:rPr>
-          <w:b/>
-          <w:bCs/>
-          <w:sz w:val="28"/>
-          <w:szCs w:val="28"/>
-          <w:highlight w:val="yellow"/>
-        </w:rPr>
-        <w:t xml:space="preserve"> Can you give an example where you would use a static method vs an instance method?</w:t>
+        <w:t>2]. Can you give an example where you would use a static method vs an instance method?</w:t>
       </w:r>
     </w:p>
     <w:p>
@@ -19457,25 +20266,7 @@
           <w:sz w:val="28"/>
           <w:szCs w:val="28"/>
         </w:rPr>
-        <w:t xml:space="preserve">instance methods are for actions tied to </w:t>
-      </w:r>
-      <w:r>
-        <w:rPr>
-          <w:b/>
-          <w:bCs/>
-          <w:sz w:val="28"/>
-          <w:szCs w:val="28"/>
-        </w:rPr>
-        <w:t xml:space="preserve">a </w:t>
-      </w:r>
-      <w:r>
-        <w:rPr>
-          <w:b/>
-          <w:bCs/>
-          <w:sz w:val="28"/>
-          <w:szCs w:val="28"/>
-        </w:rPr>
-        <w:t>specific object</w:t>
+        <w:t>instance methods are for actions tied to a specific object</w:t>
       </w:r>
     </w:p>
     <w:p>
@@ -19495,56 +20286,7 @@
           <w:sz w:val="28"/>
           <w:szCs w:val="28"/>
         </w:rPr>
-        <w:t>In industry, static methods are com</w:t>
-      </w:r>
-      <w:r>
-        <w:rPr>
-          <w:sz w:val="28"/>
-          <w:szCs w:val="28"/>
-        </w:rPr>
-        <w:t>monly used for utility functions, like calculating tax or</w:t>
-      </w:r>
-      <w:r>
-        <w:rPr>
-          <w:sz w:val="28"/>
-          <w:szCs w:val="28"/>
-        </w:rPr>
-        <w:t xml:space="preserve"> </w:t>
-      </w:r>
-      <w:r>
-        <w:rPr>
-          <w:sz w:val="28"/>
-          <w:szCs w:val="28"/>
-        </w:rPr>
-        <w:t>logging messages, where the logic doesn’t depend on specific objects. Instance methods</w:t>
-      </w:r>
-      <w:r>
-        <w:rPr>
-          <w:sz w:val="28"/>
-          <w:szCs w:val="28"/>
-        </w:rPr>
-        <w:t xml:space="preserve"> </w:t>
-      </w:r>
-      <w:r>
-        <w:rPr>
-          <w:sz w:val="28"/>
-          <w:szCs w:val="28"/>
-        </w:rPr>
-        <w:t>are used for operations that modify or interact with specific data, like processing an</w:t>
-      </w:r>
-      <w:r>
-        <w:rPr>
-          <w:sz w:val="28"/>
-          <w:szCs w:val="28"/>
-        </w:rPr>
-        <w:t xml:space="preserve"> </w:t>
-      </w:r>
-      <w:r>
-        <w:rPr>
-          <w:sz w:val="28"/>
-          <w:szCs w:val="28"/>
-        </w:rPr>
-        <w:t>order or updating a bank account balance.</w:t>
+        <w:t>In industry, static methods are commonly used for utility functions, like calculating tax or logging messages, where the logic doesn’t depend on specific objects. Instance methods are used for operations that modify or interact with specific data, like processing an order or updating a bank account balance.</w:t>
       </w:r>
     </w:p>
     <w:p/>
@@ -19565,17 +20307,7 @@
           <w:szCs w:val="28"/>
           <w:highlight w:val="yellow"/>
         </w:rPr>
-        <w:t xml:space="preserve">1]. The interviewer </w:t>
-      </w:r>
-      <w:r>
-        <w:rPr>
-          <w:b/>
-          <w:bCs/>
-          <w:sz w:val="28"/>
-          <w:szCs w:val="28"/>
-          <w:highlight w:val="yellow"/>
-        </w:rPr>
-        <w:t>may ask for examples of when to use static methods and whether they can be overridden or not</w:t>
+        <w:t>1]. The interviewer may ask for examples of when to use static methods and whether they can be overridden or not</w:t>
       </w:r>
     </w:p>
     <w:p>
@@ -20014,7 +20746,7 @@
           </mc:Choice>
           <mc:Fallback>
             <w:pict>
-              <v:shape w14:anchorId="043A08AD" id="Text Box 193" o:spid="_x0000_s1053" type="#_x0000_t202" style="position:absolute;margin-left:0;margin-top:-.05pt;width:329.4pt;height:243pt;z-index:251701248;visibility:visible;mso-wrap-style:square;mso-wrap-distance-left:9pt;mso-wrap-distance-top:0;mso-wrap-distance-right:9pt;mso-wrap-distance-bottom:0;mso-position-horizontal:absolute;mso-position-horizontal-relative:text;mso-position-vertical:absolute;mso-position-vertical-relative:text;v-text-anchor:top" o:gfxdata="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" fillcolor="white [3201]" strokeweight=".5pt">
+              <v:shape w14:anchorId="043A08AD" id="Text Box 193" o:spid="_x0000_s1055" type="#_x0000_t202" style="position:absolute;margin-left:0;margin-top:-.05pt;width:329.4pt;height:243pt;z-index:251701248;visibility:visible;mso-wrap-style:square;mso-wrap-distance-left:9pt;mso-wrap-distance-top:0;mso-wrap-distance-right:9pt;mso-wrap-distance-bottom:0;mso-position-horizontal:absolute;mso-position-horizontal-relative:text;mso-position-vertical:absolute;mso-position-vertical-relative:text;v-text-anchor:top" o:gfxdata="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" fillcolor="white [3201]" strokeweight=".5pt">
                 <v:textbox>
                   <w:txbxContent>
                     <w:p>
@@ -20882,17 +21614,7 @@
           <w:szCs w:val="32"/>
           <w:highlight w:val="yellow"/>
         </w:rPr>
-        <w:t>4].</w:t>
-      </w:r>
-      <w:r>
-        <w:rPr>
-          <w:b/>
-          <w:bCs/>
-          <w:sz w:val="32"/>
-          <w:szCs w:val="32"/>
-          <w:highlight w:val="yellow"/>
-        </w:rPr>
-        <w:t>Can</w:t>
+        <w:t>4].Can</w:t>
       </w:r>
       <w:proofErr w:type="gramEnd"/>
       <w:r>
@@ -21034,37 +21756,7 @@
           <w:highlight w:val="yellow"/>
         </w:rPr>
         <w:lastRenderedPageBreak/>
-        <w:t xml:space="preserve">5]. </w:t>
-      </w:r>
-      <w:r>
-        <w:rPr>
-          <w:b/>
-          <w:bCs/>
-          <w:sz w:val="32"/>
-          <w:szCs w:val="32"/>
-          <w:highlight w:val="yellow"/>
-        </w:rPr>
-        <w:t>How would you implement a utility function (like a calculation) in a system that doesn’t</w:t>
-      </w:r>
-      <w:r>
-        <w:rPr>
-          <w:b/>
-          <w:bCs/>
-          <w:sz w:val="32"/>
-          <w:szCs w:val="32"/>
-          <w:highlight w:val="yellow"/>
-        </w:rPr>
-        <w:t xml:space="preserve"> </w:t>
-      </w:r>
-      <w:r>
-        <w:rPr>
-          <w:b/>
-          <w:bCs/>
-          <w:sz w:val="32"/>
-          <w:szCs w:val="32"/>
-          <w:highlight w:val="yellow"/>
-        </w:rPr>
-        <w:t>require object-specific data</w:t>
+        <w:t>5]. How would you implement a utility function (like a calculation) in a system that doesn’t require object-specific data</w:t>
       </w:r>
     </w:p>
     <w:p>
@@ -21316,61 +22008,7 @@
           <w:sz w:val="28"/>
           <w:szCs w:val="28"/>
         </w:rPr>
-        <w:t xml:space="preserve">A constructor in Java is a special method that is used to </w:t>
-      </w:r>
-      <w:r>
-        <w:rPr>
-          <w:b/>
-          <w:bCs/>
-          <w:sz w:val="28"/>
-          <w:szCs w:val="28"/>
-        </w:rPr>
-        <w:t>initialise</w:t>
-      </w:r>
-      <w:r>
-        <w:rPr>
-          <w:b/>
-          <w:bCs/>
-          <w:sz w:val="28"/>
-          <w:szCs w:val="28"/>
-        </w:rPr>
-        <w:t xml:space="preserve"> objects. It is called automatically</w:t>
-      </w:r>
-      <w:r>
-        <w:rPr>
-          <w:b/>
-          <w:bCs/>
-          <w:sz w:val="28"/>
-          <w:szCs w:val="28"/>
-        </w:rPr>
-        <w:t xml:space="preserve"> </w:t>
-      </w:r>
-      <w:r>
-        <w:rPr>
-          <w:b/>
-          <w:bCs/>
-          <w:sz w:val="28"/>
-          <w:szCs w:val="28"/>
-        </w:rPr>
-        <w:t>when an object of a class is created. The constructor's main purpose is to set initial values for the</w:t>
-      </w:r>
-      <w:r>
-        <w:rPr>
-          <w:b/>
-          <w:bCs/>
-          <w:sz w:val="28"/>
-          <w:szCs w:val="28"/>
-        </w:rPr>
-        <w:t xml:space="preserve"> </w:t>
-      </w:r>
-      <w:r>
-        <w:rPr>
-          <w:b/>
-          <w:bCs/>
-          <w:sz w:val="28"/>
-          <w:szCs w:val="28"/>
-        </w:rPr>
-        <w:t>object's attributes.</w:t>
+        <w:t>A constructor in Java is a special method that is used to initialise objects. It is called automatically when an object of a class is created. The constructor's main purpose is to set initial values for the object's attributes.</w:t>
       </w:r>
     </w:p>
     <w:p>
@@ -21392,7 +22030,6 @@
         </w:rPr>
         <w:t xml:space="preserve">1]. </w:t>
       </w:r>
-      <w:proofErr w:type="gramStart"/>
       <w:r>
         <w:rPr>
           <w:b/>
@@ -21401,18 +22038,7 @@
           <w:szCs w:val="32"/>
           <w:highlight w:val="yellow"/>
         </w:rPr>
-        <w:t>What</w:t>
-      </w:r>
-      <w:proofErr w:type="gramEnd"/>
-      <w:r>
-        <w:rPr>
-          <w:b/>
-          <w:bCs/>
-          <w:sz w:val="32"/>
-          <w:szCs w:val="32"/>
-          <w:highlight w:val="yellow"/>
-        </w:rPr>
-        <w:t xml:space="preserve"> are Constructors in Java?</w:t>
+        <w:t>What are Constructors in Java?</w:t>
       </w:r>
     </w:p>
     <w:p>
@@ -21649,7 +22275,6 @@
         </w:rPr>
         <w:t xml:space="preserve"> </w:t>
       </w:r>
-      <w:proofErr w:type="gramStart"/>
       <w:r>
         <w:rPr>
           <w:b/>
@@ -21658,18 +22283,7 @@
           <w:szCs w:val="32"/>
           <w:highlight w:val="yellow"/>
         </w:rPr>
-        <w:t>Can</w:t>
-      </w:r>
-      <w:proofErr w:type="gramEnd"/>
-      <w:r>
-        <w:rPr>
-          <w:b/>
-          <w:bCs/>
-          <w:sz w:val="32"/>
-          <w:szCs w:val="32"/>
-          <w:highlight w:val="yellow"/>
-        </w:rPr>
-        <w:t xml:space="preserve"> a constructor be static?</w:t>
+        <w:t>Can a constructor be static?</w:t>
       </w:r>
     </w:p>
     <w:p>
@@ -21803,17 +22417,7 @@
           <w:szCs w:val="32"/>
           <w:highlight w:val="yellow"/>
         </w:rPr>
-        <w:t xml:space="preserve">3]. </w:t>
-      </w:r>
-      <w:r>
-        <w:rPr>
-          <w:b/>
-          <w:bCs/>
-          <w:sz w:val="32"/>
-          <w:szCs w:val="32"/>
-          <w:highlight w:val="yellow"/>
-        </w:rPr>
-        <w:t>What is constructor chaining?</w:t>
+        <w:t>3]. What is constructor chaining?</w:t>
       </w:r>
     </w:p>
     <w:p>
@@ -22178,17 +22782,7 @@
           <w:highlight w:val="yellow"/>
         </w:rPr>
         <w:lastRenderedPageBreak/>
-        <w:t>4].</w:t>
-      </w:r>
-      <w:r>
-        <w:rPr>
-          <w:b/>
-          <w:bCs/>
-          <w:sz w:val="32"/>
-          <w:szCs w:val="32"/>
-          <w:highlight w:val="yellow"/>
-        </w:rPr>
-        <w:t>Difference</w:t>
+        <w:t>4].Difference</w:t>
       </w:r>
       <w:proofErr w:type="gramEnd"/>
       <w:r>
@@ -22899,17 +23493,7 @@
           <w:szCs w:val="32"/>
           <w:highlight w:val="yellow"/>
         </w:rPr>
-        <w:t xml:space="preserve">6]. </w:t>
-      </w:r>
-      <w:r>
-        <w:rPr>
-          <w:b/>
-          <w:bCs/>
-          <w:sz w:val="32"/>
-          <w:szCs w:val="32"/>
-          <w:highlight w:val="yellow"/>
-        </w:rPr>
-        <w:t xml:space="preserve">What happens if you don't define </w:t>
+        <w:t xml:space="preserve">6]. What happens if you don't define </w:t>
       </w:r>
       <w:r>
         <w:rPr>
@@ -23099,37 +23683,7 @@
           <w:szCs w:val="32"/>
           <w:highlight w:val="yellow"/>
         </w:rPr>
-        <w:t>Can a constructor call another constructor in the s</w:t>
-      </w:r>
-      <w:r>
-        <w:rPr>
-          <w:b/>
-          <w:bCs/>
-          <w:sz w:val="32"/>
-          <w:szCs w:val="32"/>
-          <w:highlight w:val="yellow"/>
-        </w:rPr>
-        <w:t>am</w:t>
-      </w:r>
-      <w:r>
-        <w:rPr>
-          <w:b/>
-          <w:bCs/>
-          <w:sz w:val="32"/>
-          <w:szCs w:val="32"/>
-          <w:highlight w:val="yellow"/>
-        </w:rPr>
-        <w:t>e class</w:t>
-      </w:r>
-      <w:r>
-        <w:rPr>
-          <w:b/>
-          <w:bCs/>
-          <w:sz w:val="32"/>
-          <w:szCs w:val="32"/>
-          <w:highlight w:val="yellow"/>
-        </w:rPr>
-        <w:t>?</w:t>
+        <w:t>Can a constructor call another constructor in the same class?</w:t>
       </w:r>
     </w:p>
     <w:p>
@@ -23293,17 +23847,7 @@
           <w:szCs w:val="32"/>
           <w:highlight w:val="yellow"/>
         </w:rPr>
-        <w:t>Can a constructor th</w:t>
-      </w:r>
-      <w:r>
-        <w:rPr>
-          <w:b/>
-          <w:bCs/>
-          <w:sz w:val="32"/>
-          <w:szCs w:val="32"/>
-          <w:highlight w:val="yellow"/>
-        </w:rPr>
-        <w:t>row an exception?</w:t>
+        <w:t>Can a constructor throw an exception?</w:t>
       </w:r>
     </w:p>
     <w:p>
@@ -23686,7 +24230,6 @@
         </w:rPr>
         <w:t xml:space="preserve"> </w:t>
       </w:r>
-      <w:proofErr w:type="gramStart"/>
       <w:r>
         <w:rPr>
           <w:b/>
@@ -23695,18 +24238,7 @@
           <w:szCs w:val="32"/>
           <w:highlight w:val="yellow"/>
         </w:rPr>
-        <w:t>What</w:t>
-      </w:r>
-      <w:proofErr w:type="gramEnd"/>
-      <w:r>
-        <w:rPr>
-          <w:b/>
-          <w:bCs/>
-          <w:sz w:val="32"/>
-          <w:szCs w:val="32"/>
-          <w:highlight w:val="yellow"/>
-        </w:rPr>
-        <w:t xml:space="preserve"> is the order of execution in constructor chaining?</w:t>
+        <w:t>What is the order of execution in constructor chaining?</w:t>
       </w:r>
     </w:p>
     <w:p>
@@ -24126,17 +24658,7 @@
           <w:highlight w:val="yellow"/>
         </w:rPr>
         <w:lastRenderedPageBreak/>
-        <w:t xml:space="preserve">12]. </w:t>
-      </w:r>
-      <w:r>
-        <w:rPr>
-          <w:b/>
-          <w:bCs/>
-          <w:sz w:val="28"/>
-          <w:szCs w:val="28"/>
-          <w:highlight w:val="yellow"/>
-        </w:rPr>
-        <w:t>What is the role of constructors in the Singleton Design Pattern?</w:t>
+        <w:t>12]. What is the role of constructors in the Singleton Design Pattern?</w:t>
       </w:r>
     </w:p>
     <w:p>
@@ -24392,6 +24914,822 @@
         </w:rPr>
         <w:t>user-specific details.</w:t>
       </w:r>
+    </w:p>
+    <w:p>
+      <w:pPr>
+        <w:rPr>
+          <w:sz w:val="32"/>
+          <w:szCs w:val="32"/>
+        </w:rPr>
+      </w:pPr>
+      <w:r>
+        <w:rPr>
+          <w:sz w:val="32"/>
+          <w:szCs w:val="32"/>
+        </w:rPr>
+        <w:br w:type="page"/>
+      </w:r>
+    </w:p>
+    <w:p>
+      <w:pPr>
+        <w:pStyle w:val="Heading1"/>
+        <w:jc w:val="center"/>
+        <w:rPr>
+          <w:sz w:val="52"/>
+          <w:szCs w:val="52"/>
+        </w:rPr>
+      </w:pPr>
+      <w:r>
+        <w:rPr>
+          <w:sz w:val="52"/>
+          <w:szCs w:val="52"/>
+        </w:rPr>
+        <w:lastRenderedPageBreak/>
+        <w:t>this and super keyword in Java</w:t>
+      </w:r>
+    </w:p>
+    <w:p>
+      <w:pPr>
+        <w:rPr>
+          <w:b/>
+          <w:bCs/>
+          <w:sz w:val="28"/>
+          <w:szCs w:val="28"/>
+        </w:rPr>
+      </w:pPr>
+      <w:r>
+        <w:rPr>
+          <w:b/>
+          <w:bCs/>
+          <w:sz w:val="28"/>
+          <w:szCs w:val="28"/>
+          <w:highlight w:val="yellow"/>
+        </w:rPr>
+        <w:t>1]. What is the “</w:t>
+      </w:r>
+      <w:proofErr w:type="gramStart"/>
+      <w:r>
+        <w:rPr>
+          <w:b/>
+          <w:bCs/>
+          <w:sz w:val="28"/>
+          <w:szCs w:val="28"/>
+          <w:highlight w:val="yellow"/>
+        </w:rPr>
+        <w:t>this”  keyword</w:t>
+      </w:r>
+      <w:proofErr w:type="gramEnd"/>
+      <w:r>
+        <w:rPr>
+          <w:b/>
+          <w:bCs/>
+          <w:sz w:val="28"/>
+          <w:szCs w:val="28"/>
+          <w:highlight w:val="yellow"/>
+        </w:rPr>
+        <w:t xml:space="preserve"> in Java.</w:t>
+      </w:r>
+      <w:r>
+        <w:rPr>
+          <w:b/>
+          <w:bCs/>
+          <w:sz w:val="28"/>
+          <w:szCs w:val="28"/>
+        </w:rPr>
+        <w:t xml:space="preserve"> </w:t>
+      </w:r>
+    </w:p>
+    <w:p>
+      <w:pPr>
+        <w:rPr>
+          <w:sz w:val="28"/>
+          <w:szCs w:val="28"/>
+        </w:rPr>
+      </w:pPr>
+      <w:proofErr w:type="gramStart"/>
+      <w:r>
+        <w:rPr>
+          <w:sz w:val="28"/>
+          <w:szCs w:val="28"/>
+        </w:rPr>
+        <w:t>The this</w:t>
+      </w:r>
+      <w:proofErr w:type="gramEnd"/>
+      <w:r>
+        <w:rPr>
+          <w:sz w:val="28"/>
+          <w:szCs w:val="28"/>
+        </w:rPr>
+        <w:t xml:space="preserve"> keyword in Java is a reference variable that refers to the current object of a class.</w:t>
+      </w:r>
+    </w:p>
+    <w:p>
+      <w:pPr>
+        <w:pStyle w:val="ListParagraph"/>
+        <w:numPr>
+          <w:ilvl w:val="0"/>
+          <w:numId w:val="69"/>
+        </w:numPr>
+        <w:rPr>
+          <w:sz w:val="28"/>
+          <w:szCs w:val="28"/>
+        </w:rPr>
+      </w:pPr>
+      <w:r>
+        <w:rPr>
+          <w:sz w:val="28"/>
+          <w:szCs w:val="28"/>
+        </w:rPr>
+        <w:t>Refers to the current object</w:t>
+      </w:r>
+    </w:p>
+    <w:p>
+      <w:pPr>
+        <w:pStyle w:val="ListParagraph"/>
+        <w:numPr>
+          <w:ilvl w:val="0"/>
+          <w:numId w:val="69"/>
+        </w:numPr>
+        <w:rPr>
+          <w:sz w:val="28"/>
+          <w:szCs w:val="28"/>
+        </w:rPr>
+      </w:pPr>
+      <w:r>
+        <w:rPr>
+          <w:sz w:val="28"/>
+          <w:szCs w:val="28"/>
+        </w:rPr>
+        <w:t>Used to differentiate instance variables and local variables</w:t>
+      </w:r>
+    </w:p>
+    <w:p>
+      <w:pPr>
+        <w:pStyle w:val="ListParagraph"/>
+        <w:numPr>
+          <w:ilvl w:val="0"/>
+          <w:numId w:val="69"/>
+        </w:numPr>
+        <w:rPr>
+          <w:sz w:val="28"/>
+          <w:szCs w:val="28"/>
+        </w:rPr>
+      </w:pPr>
+      <w:r>
+        <w:rPr>
+          <w:sz w:val="28"/>
+          <w:szCs w:val="28"/>
+        </w:rPr>
+        <w:t>Used to call the current class method</w:t>
+      </w:r>
+    </w:p>
+    <w:p>
+      <w:pPr>
+        <w:pStyle w:val="ListParagraph"/>
+        <w:numPr>
+          <w:ilvl w:val="0"/>
+          <w:numId w:val="69"/>
+        </w:numPr>
+        <w:rPr>
+          <w:sz w:val="28"/>
+          <w:szCs w:val="28"/>
+        </w:rPr>
+      </w:pPr>
+      <w:r>
+        <w:rPr>
+          <w:sz w:val="28"/>
+          <w:szCs w:val="28"/>
+        </w:rPr>
+        <w:t>Used to call the current class constructor</w:t>
+      </w:r>
+    </w:p>
+    <w:p>
+      <w:pPr>
+        <w:pStyle w:val="ListParagraph"/>
+        <w:numPr>
+          <w:ilvl w:val="0"/>
+          <w:numId w:val="69"/>
+        </w:numPr>
+        <w:rPr>
+          <w:sz w:val="28"/>
+          <w:szCs w:val="28"/>
+        </w:rPr>
+      </w:pPr>
+      <w:r>
+        <w:rPr>
+          <w:sz w:val="28"/>
+          <w:szCs w:val="28"/>
+        </w:rPr>
+        <w:t>Can be used to pass the current object as an argument</w:t>
+      </w:r>
+    </w:p>
+    <w:p>
+      <w:pPr>
+        <w:rPr>
+          <w:b/>
+          <w:bCs/>
+          <w:sz w:val="28"/>
+          <w:szCs w:val="28"/>
+        </w:rPr>
+      </w:pPr>
+      <w:r>
+        <w:rPr>
+          <w:b/>
+          <w:bCs/>
+          <w:sz w:val="28"/>
+          <w:szCs w:val="28"/>
+          <w:highlight w:val="yellow"/>
+        </w:rPr>
+        <w:t>2</w:t>
+      </w:r>
+      <w:r>
+        <w:rPr>
+          <w:b/>
+          <w:bCs/>
+          <w:sz w:val="28"/>
+          <w:szCs w:val="28"/>
+          <w:highlight w:val="yellow"/>
+        </w:rPr>
+        <w:t>]. What is the “</w:t>
+      </w:r>
+      <w:proofErr w:type="gramStart"/>
+      <w:r>
+        <w:rPr>
+          <w:b/>
+          <w:bCs/>
+          <w:sz w:val="28"/>
+          <w:szCs w:val="28"/>
+          <w:highlight w:val="yellow"/>
+        </w:rPr>
+        <w:t>super</w:t>
+      </w:r>
+      <w:r>
+        <w:rPr>
+          <w:b/>
+          <w:bCs/>
+          <w:sz w:val="28"/>
+          <w:szCs w:val="28"/>
+          <w:highlight w:val="yellow"/>
+        </w:rPr>
+        <w:t>”  keyword</w:t>
+      </w:r>
+      <w:proofErr w:type="gramEnd"/>
+      <w:r>
+        <w:rPr>
+          <w:b/>
+          <w:bCs/>
+          <w:sz w:val="28"/>
+          <w:szCs w:val="28"/>
+          <w:highlight w:val="yellow"/>
+        </w:rPr>
+        <w:t xml:space="preserve"> in Java</w:t>
+      </w:r>
+      <w:r>
+        <w:rPr>
+          <w:b/>
+          <w:bCs/>
+          <w:sz w:val="28"/>
+          <w:szCs w:val="28"/>
+          <w:highlight w:val="yellow"/>
+        </w:rPr>
+        <w:t>?</w:t>
+      </w:r>
+    </w:p>
+    <w:p>
+      <w:pPr>
+        <w:rPr>
+          <w:sz w:val="28"/>
+          <w:szCs w:val="28"/>
+        </w:rPr>
+      </w:pPr>
+      <w:r>
+        <w:rPr>
+          <w:sz w:val="28"/>
+          <w:szCs w:val="28"/>
+        </w:rPr>
+        <w:t>The super keyword in Java is a reference variable used to refer to the immediate parent class object.</w:t>
+      </w:r>
+    </w:p>
+    <w:p>
+      <w:pPr>
+        <w:rPr>
+          <w:sz w:val="28"/>
+          <w:szCs w:val="28"/>
+        </w:rPr>
+      </w:pPr>
+      <w:r>
+        <w:rPr>
+          <w:sz w:val="28"/>
+          <w:szCs w:val="28"/>
+        </w:rPr>
+        <w:t>Used to access the parent class variable</w:t>
+      </w:r>
+    </w:p>
+    <w:p>
+      <w:pPr>
+        <w:rPr>
+          <w:sz w:val="28"/>
+          <w:szCs w:val="28"/>
+        </w:rPr>
+      </w:pPr>
+      <w:r>
+        <w:rPr>
+          <w:sz w:val="28"/>
+          <w:szCs w:val="28"/>
+        </w:rPr>
+        <w:t>Used to call the parent class method</w:t>
+      </w:r>
+    </w:p>
+    <w:p>
+      <w:pPr>
+        <w:rPr>
+          <w:sz w:val="28"/>
+          <w:szCs w:val="28"/>
+        </w:rPr>
+      </w:pPr>
+      <w:r>
+        <w:rPr>
+          <w:sz w:val="28"/>
+          <w:szCs w:val="28"/>
+        </w:rPr>
+        <w:t>Used to call the parent class constructor</w:t>
+      </w:r>
+    </w:p>
+    <w:p>
+      <w:pPr>
+        <w:rPr>
+          <w:sz w:val="28"/>
+          <w:szCs w:val="28"/>
+        </w:rPr>
+      </w:pPr>
+      <w:r>
+        <w:rPr>
+          <w:sz w:val="28"/>
+          <w:szCs w:val="28"/>
+        </w:rPr>
+        <w:t>Used when parent and child have variables with the same name</w:t>
+      </w:r>
+    </w:p>
+    <w:p>
+      <w:pPr>
+        <w:rPr>
+          <w:sz w:val="28"/>
+          <w:szCs w:val="28"/>
+        </w:rPr>
+      </w:pPr>
+      <w:proofErr w:type="gramStart"/>
+      <w:r>
+        <w:rPr>
+          <w:sz w:val="28"/>
+          <w:szCs w:val="28"/>
+        </w:rPr>
+        <w:t>super(</w:t>
+      </w:r>
+      <w:proofErr w:type="gramEnd"/>
+      <w:r>
+        <w:rPr>
+          <w:sz w:val="28"/>
+          <w:szCs w:val="28"/>
+        </w:rPr>
+        <w:t>) must be the first statement in a constructor</w:t>
+      </w:r>
+    </w:p>
+    <w:p>
+      <w:pPr>
+        <w:rPr>
+          <w:b/>
+          <w:bCs/>
+          <w:sz w:val="28"/>
+          <w:szCs w:val="28"/>
+          <w:highlight w:val="yellow"/>
+        </w:rPr>
+      </w:pPr>
+    </w:p>
+    <w:p>
+      <w:pPr>
+        <w:rPr>
+          <w:b/>
+          <w:bCs/>
+          <w:sz w:val="28"/>
+          <w:szCs w:val="28"/>
+        </w:rPr>
+      </w:pPr>
+      <w:r>
+        <w:rPr>
+          <w:b/>
+          <w:bCs/>
+          <w:sz w:val="28"/>
+          <w:szCs w:val="28"/>
+          <w:highlight w:val="yellow"/>
+        </w:rPr>
+        <w:t xml:space="preserve">3]. Difference </w:t>
+      </w:r>
+      <w:r>
+        <w:rPr>
+          <w:b/>
+          <w:bCs/>
+          <w:sz w:val="28"/>
+          <w:szCs w:val="28"/>
+          <w:highlight w:val="yellow"/>
+        </w:rPr>
+        <w:t>between</w:t>
+      </w:r>
+      <w:r>
+        <w:rPr>
+          <w:b/>
+          <w:bCs/>
+          <w:sz w:val="28"/>
+          <w:szCs w:val="28"/>
+          <w:highlight w:val="yellow"/>
+        </w:rPr>
+        <w:t xml:space="preserve"> this and super in Java</w:t>
+      </w:r>
+    </w:p>
+    <w:tbl>
+      <w:tblPr>
+        <w:tblW w:w="0" w:type="auto"/>
+        <w:tblCellSpacing w:w="15" w:type="dxa"/>
+        <w:tblInd w:w="-142" w:type="dxa"/>
+        <w:tblCellMar>
+          <w:top w:w="15" w:type="dxa"/>
+          <w:left w:w="15" w:type="dxa"/>
+          <w:bottom w:w="15" w:type="dxa"/>
+          <w:right w:w="15" w:type="dxa"/>
+        </w:tblCellMar>
+        <w:tblLook w:val="04A0" w:firstRow="1" w:lastRow="0" w:firstColumn="1" w:lastColumn="0" w:noHBand="0" w:noVBand="1"/>
+      </w:tblPr>
+      <w:tblGrid>
+        <w:gridCol w:w="5116"/>
+        <w:gridCol w:w="5492"/>
+      </w:tblGrid>
+      <w:tr>
+        <w:trPr>
+          <w:tblHeader/>
+          <w:tblCellSpacing w:w="15" w:type="dxa"/>
+        </w:trPr>
+        <w:tc>
+          <w:tcPr>
+            <w:tcW w:w="5071" w:type="dxa"/>
+            <w:vAlign w:val="center"/>
+            <w:hideMark/>
+          </w:tcPr>
+          <w:p>
+            <w:pPr>
+              <w:rPr>
+                <w:b/>
+                <w:bCs/>
+                <w:sz w:val="28"/>
+                <w:szCs w:val="28"/>
+              </w:rPr>
+            </w:pPr>
+            <w:r>
+              <w:rPr>
+                <w:b/>
+                <w:bCs/>
+                <w:sz w:val="28"/>
+                <w:szCs w:val="28"/>
+              </w:rPr>
+              <w:t>this</w:t>
+            </w:r>
+          </w:p>
+        </w:tc>
+        <w:tc>
+          <w:tcPr>
+            <w:tcW w:w="0" w:type="auto"/>
+            <w:vAlign w:val="center"/>
+            <w:hideMark/>
+          </w:tcPr>
+          <w:p>
+            <w:pPr>
+              <w:rPr>
+                <w:b/>
+                <w:bCs/>
+                <w:sz w:val="28"/>
+                <w:szCs w:val="28"/>
+              </w:rPr>
+            </w:pPr>
+            <w:r>
+              <w:rPr>
+                <w:b/>
+                <w:bCs/>
+                <w:sz w:val="28"/>
+                <w:szCs w:val="28"/>
+              </w:rPr>
+              <w:t>super</w:t>
+            </w:r>
+          </w:p>
+        </w:tc>
+      </w:tr>
+      <w:tr>
+        <w:trPr>
+          <w:tblCellSpacing w:w="15" w:type="dxa"/>
+        </w:trPr>
+        <w:tc>
+          <w:tcPr>
+            <w:tcW w:w="5071" w:type="dxa"/>
+            <w:vAlign w:val="center"/>
+            <w:hideMark/>
+          </w:tcPr>
+          <w:p>
+            <w:pPr>
+              <w:rPr>
+                <w:sz w:val="28"/>
+                <w:szCs w:val="28"/>
+              </w:rPr>
+            </w:pPr>
+            <w:r>
+              <w:rPr>
+                <w:sz w:val="28"/>
+                <w:szCs w:val="28"/>
+              </w:rPr>
+              <w:t>1. Refers to the current object.</w:t>
+            </w:r>
+          </w:p>
+        </w:tc>
+        <w:tc>
+          <w:tcPr>
+            <w:tcW w:w="0" w:type="auto"/>
+            <w:vAlign w:val="center"/>
+            <w:hideMark/>
+          </w:tcPr>
+          <w:p>
+            <w:pPr>
+              <w:rPr>
+                <w:sz w:val="28"/>
+                <w:szCs w:val="28"/>
+              </w:rPr>
+            </w:pPr>
+            <w:r>
+              <w:rPr>
+                <w:sz w:val="28"/>
+                <w:szCs w:val="28"/>
+              </w:rPr>
+              <w:t>1. Refers to the immediate parent class object.</w:t>
+            </w:r>
+          </w:p>
+        </w:tc>
+      </w:tr>
+      <w:tr>
+        <w:trPr>
+          <w:tblCellSpacing w:w="15" w:type="dxa"/>
+        </w:trPr>
+        <w:tc>
+          <w:tcPr>
+            <w:tcW w:w="5071" w:type="dxa"/>
+            <w:vAlign w:val="center"/>
+            <w:hideMark/>
+          </w:tcPr>
+          <w:p>
+            <w:pPr>
+              <w:rPr>
+                <w:sz w:val="28"/>
+                <w:szCs w:val="28"/>
+              </w:rPr>
+            </w:pPr>
+            <w:r>
+              <w:rPr>
+                <w:sz w:val="28"/>
+                <w:szCs w:val="28"/>
+              </w:rPr>
+              <w:t>2. Used to access the current class variables.</w:t>
+            </w:r>
+          </w:p>
+        </w:tc>
+        <w:tc>
+          <w:tcPr>
+            <w:tcW w:w="0" w:type="auto"/>
+            <w:vAlign w:val="center"/>
+            <w:hideMark/>
+          </w:tcPr>
+          <w:p>
+            <w:pPr>
+              <w:rPr>
+                <w:sz w:val="28"/>
+                <w:szCs w:val="28"/>
+              </w:rPr>
+            </w:pPr>
+            <w:r>
+              <w:rPr>
+                <w:sz w:val="28"/>
+                <w:szCs w:val="28"/>
+              </w:rPr>
+              <w:t>2. Used to access parent class variables.</w:t>
+            </w:r>
+          </w:p>
+        </w:tc>
+      </w:tr>
+      <w:tr>
+        <w:trPr>
+          <w:tblCellSpacing w:w="15" w:type="dxa"/>
+        </w:trPr>
+        <w:tc>
+          <w:tcPr>
+            <w:tcW w:w="5071" w:type="dxa"/>
+            <w:vAlign w:val="center"/>
+            <w:hideMark/>
+          </w:tcPr>
+          <w:p>
+            <w:pPr>
+              <w:rPr>
+                <w:sz w:val="28"/>
+                <w:szCs w:val="28"/>
+              </w:rPr>
+            </w:pPr>
+            <w:r>
+              <w:rPr>
+                <w:sz w:val="28"/>
+                <w:szCs w:val="28"/>
+              </w:rPr>
+              <w:t>3. Used to call the current class method.</w:t>
+            </w:r>
+          </w:p>
+        </w:tc>
+        <w:tc>
+          <w:tcPr>
+            <w:tcW w:w="0" w:type="auto"/>
+            <w:vAlign w:val="center"/>
+            <w:hideMark/>
+          </w:tcPr>
+          <w:p>
+            <w:pPr>
+              <w:rPr>
+                <w:sz w:val="28"/>
+                <w:szCs w:val="28"/>
+              </w:rPr>
+            </w:pPr>
+            <w:r>
+              <w:rPr>
+                <w:sz w:val="28"/>
+                <w:szCs w:val="28"/>
+              </w:rPr>
+              <w:t>3. Used to call the parent class method.</w:t>
+            </w:r>
+          </w:p>
+        </w:tc>
+      </w:tr>
+      <w:tr>
+        <w:trPr>
+          <w:tblCellSpacing w:w="15" w:type="dxa"/>
+        </w:trPr>
+        <w:tc>
+          <w:tcPr>
+            <w:tcW w:w="5071" w:type="dxa"/>
+            <w:vAlign w:val="center"/>
+            <w:hideMark/>
+          </w:tcPr>
+          <w:p>
+            <w:pPr>
+              <w:rPr>
+                <w:sz w:val="28"/>
+                <w:szCs w:val="28"/>
+              </w:rPr>
+            </w:pPr>
+            <w:r>
+              <w:rPr>
+                <w:sz w:val="28"/>
+                <w:szCs w:val="28"/>
+              </w:rPr>
+              <w:t xml:space="preserve">4. </w:t>
+            </w:r>
+            <w:proofErr w:type="gramStart"/>
+            <w:r>
+              <w:rPr>
+                <w:sz w:val="28"/>
+                <w:szCs w:val="28"/>
+              </w:rPr>
+              <w:t>this(</w:t>
+            </w:r>
+            <w:proofErr w:type="gramEnd"/>
+            <w:r>
+              <w:rPr>
+                <w:sz w:val="28"/>
+                <w:szCs w:val="28"/>
+              </w:rPr>
+              <w:t>) calls the current class constructor.</w:t>
+            </w:r>
+          </w:p>
+        </w:tc>
+        <w:tc>
+          <w:tcPr>
+            <w:tcW w:w="0" w:type="auto"/>
+            <w:vAlign w:val="center"/>
+            <w:hideMark/>
+          </w:tcPr>
+          <w:p>
+            <w:pPr>
+              <w:rPr>
+                <w:sz w:val="28"/>
+                <w:szCs w:val="28"/>
+              </w:rPr>
+            </w:pPr>
+            <w:r>
+              <w:rPr>
+                <w:sz w:val="28"/>
+                <w:szCs w:val="28"/>
+              </w:rPr>
+              <w:t xml:space="preserve">4. </w:t>
+            </w:r>
+            <w:proofErr w:type="gramStart"/>
+            <w:r>
+              <w:rPr>
+                <w:sz w:val="28"/>
+                <w:szCs w:val="28"/>
+              </w:rPr>
+              <w:t>super(</w:t>
+            </w:r>
+            <w:proofErr w:type="gramEnd"/>
+            <w:r>
+              <w:rPr>
+                <w:sz w:val="28"/>
+                <w:szCs w:val="28"/>
+              </w:rPr>
+              <w:t>) calls the parent class constructor.</w:t>
+            </w:r>
+          </w:p>
+        </w:tc>
+      </w:tr>
+      <w:tr>
+        <w:trPr>
+          <w:tblCellSpacing w:w="15" w:type="dxa"/>
+        </w:trPr>
+        <w:tc>
+          <w:tcPr>
+            <w:tcW w:w="5071" w:type="dxa"/>
+            <w:vAlign w:val="center"/>
+            <w:hideMark/>
+          </w:tcPr>
+          <w:p>
+            <w:pPr>
+              <w:rPr>
+                <w:sz w:val="28"/>
+                <w:szCs w:val="28"/>
+              </w:rPr>
+            </w:pPr>
+            <w:r>
+              <w:rPr>
+                <w:sz w:val="28"/>
+                <w:szCs w:val="28"/>
+              </w:rPr>
+              <w:t>5. Mainly used to resolve conflicts between local and instance variables.</w:t>
+            </w:r>
+          </w:p>
+        </w:tc>
+        <w:tc>
+          <w:tcPr>
+            <w:tcW w:w="0" w:type="auto"/>
+            <w:vAlign w:val="center"/>
+            <w:hideMark/>
+          </w:tcPr>
+          <w:p>
+            <w:pPr>
+              <w:rPr>
+                <w:sz w:val="28"/>
+                <w:szCs w:val="28"/>
+              </w:rPr>
+            </w:pPr>
+            <w:r>
+              <w:rPr>
+                <w:sz w:val="28"/>
+                <w:szCs w:val="28"/>
+              </w:rPr>
+              <w:t>5. Mainly used when parent and child have the same variable/method name.</w:t>
+            </w:r>
+          </w:p>
+        </w:tc>
+      </w:tr>
+    </w:tbl>
+    <w:p>
+      <w:pPr>
+        <w:rPr>
+          <w:b/>
+          <w:bCs/>
+          <w:sz w:val="28"/>
+          <w:szCs w:val="28"/>
+        </w:rPr>
+      </w:pPr>
+    </w:p>
+    <w:p>
+      <w:pPr>
+        <w:rPr>
+          <w:sz w:val="28"/>
+          <w:szCs w:val="28"/>
+        </w:rPr>
+      </w:pPr>
+      <w:r>
+        <w:rPr>
+          <w:sz w:val="28"/>
+          <w:szCs w:val="28"/>
+        </w:rPr>
+        <w:br w:type="page"/>
+      </w:r>
+    </w:p>
+    <w:p>
+      <w:pPr>
+        <w:rPr>
+          <w:sz w:val="28"/>
+          <w:szCs w:val="28"/>
+        </w:rPr>
+      </w:pPr>
     </w:p>
     <w:p>
       <w:pPr>
@@ -30129,6 +31467,92 @@
     </w:lvl>
   </w:abstractNum>
   <w:abstractNum w:abstractNumId="49" w15:restartNumberingAfterBreak="0">
+    <w:nsid w:val="564316A9"/>
+    <w:multiLevelType w:val="hybridMultilevel"/>
+    <w:tmpl w:val="32FC5EEA"/>
+    <w:lvl w:ilvl="0" w:tplc="4009000F">
+      <w:start w:val="1"/>
+      <w:numFmt w:val="decimal"/>
+      <w:lvlText w:val="%1."/>
+      <w:lvlJc w:val="left"/>
+      <w:pPr>
+        <w:ind w:left="720" w:hanging="360"/>
+      </w:pPr>
+    </w:lvl>
+    <w:lvl w:ilvl="1" w:tplc="40090019" w:tentative="1">
+      <w:start w:val="1"/>
+      <w:numFmt w:val="lowerLetter"/>
+      <w:lvlText w:val="%2."/>
+      <w:lvlJc w:val="left"/>
+      <w:pPr>
+        <w:ind w:left="1440" w:hanging="360"/>
+      </w:pPr>
+    </w:lvl>
+    <w:lvl w:ilvl="2" w:tplc="4009001B" w:tentative="1">
+      <w:start w:val="1"/>
+      <w:numFmt w:val="lowerRoman"/>
+      <w:lvlText w:val="%3."/>
+      <w:lvlJc w:val="right"/>
+      <w:pPr>
+        <w:ind w:left="2160" w:hanging="180"/>
+      </w:pPr>
+    </w:lvl>
+    <w:lvl w:ilvl="3" w:tplc="4009000F" w:tentative="1">
+      <w:start w:val="1"/>
+      <w:numFmt w:val="decimal"/>
+      <w:lvlText w:val="%4."/>
+      <w:lvlJc w:val="left"/>
+      <w:pPr>
+        <w:ind w:left="2880" w:hanging="360"/>
+      </w:pPr>
+    </w:lvl>
+    <w:lvl w:ilvl="4" w:tplc="40090019" w:tentative="1">
+      <w:start w:val="1"/>
+      <w:numFmt w:val="lowerLetter"/>
+      <w:lvlText w:val="%5."/>
+      <w:lvlJc w:val="left"/>
+      <w:pPr>
+        <w:ind w:left="3600" w:hanging="360"/>
+      </w:pPr>
+    </w:lvl>
+    <w:lvl w:ilvl="5" w:tplc="4009001B" w:tentative="1">
+      <w:start w:val="1"/>
+      <w:numFmt w:val="lowerRoman"/>
+      <w:lvlText w:val="%6."/>
+      <w:lvlJc w:val="right"/>
+      <w:pPr>
+        <w:ind w:left="4320" w:hanging="180"/>
+      </w:pPr>
+    </w:lvl>
+    <w:lvl w:ilvl="6" w:tplc="4009000F" w:tentative="1">
+      <w:start w:val="1"/>
+      <w:numFmt w:val="decimal"/>
+      <w:lvlText w:val="%7."/>
+      <w:lvlJc w:val="left"/>
+      <w:pPr>
+        <w:ind w:left="5040" w:hanging="360"/>
+      </w:pPr>
+    </w:lvl>
+    <w:lvl w:ilvl="7" w:tplc="40090019" w:tentative="1">
+      <w:start w:val="1"/>
+      <w:numFmt w:val="lowerLetter"/>
+      <w:lvlText w:val="%8."/>
+      <w:lvlJc w:val="left"/>
+      <w:pPr>
+        <w:ind w:left="5760" w:hanging="360"/>
+      </w:pPr>
+    </w:lvl>
+    <w:lvl w:ilvl="8" w:tplc="4009001B" w:tentative="1">
+      <w:start w:val="1"/>
+      <w:numFmt w:val="lowerRoman"/>
+      <w:lvlText w:val="%9."/>
+      <w:lvlJc w:val="right"/>
+      <w:pPr>
+        <w:ind w:left="6480" w:hanging="180"/>
+      </w:pPr>
+    </w:lvl>
+  </w:abstractNum>
+  <w:abstractNum w:abstractNumId="50" w15:restartNumberingAfterBreak="0">
     <w:nsid w:val="568F66CA"/>
     <w:multiLevelType w:val="hybridMultilevel"/>
     <w:tmpl w:val="636C8606"/>
@@ -30217,7 +31641,7 @@
       </w:pPr>
     </w:lvl>
   </w:abstractNum>
-  <w:abstractNum w:abstractNumId="50" w15:restartNumberingAfterBreak="0">
+  <w:abstractNum w:abstractNumId="51" w15:restartNumberingAfterBreak="0">
     <w:nsid w:val="5912583B"/>
     <w:multiLevelType w:val="hybridMultilevel"/>
     <w:tmpl w:val="F78686AA"/>
@@ -30306,7 +31730,7 @@
       </w:pPr>
     </w:lvl>
   </w:abstractNum>
-  <w:abstractNum w:abstractNumId="51" w15:restartNumberingAfterBreak="0">
+  <w:abstractNum w:abstractNumId="52" w15:restartNumberingAfterBreak="0">
     <w:nsid w:val="5C0B68DA"/>
     <w:multiLevelType w:val="hybridMultilevel"/>
     <w:tmpl w:val="9AC4E9CC"/>
@@ -30419,7 +31843,7 @@
       </w:rPr>
     </w:lvl>
   </w:abstractNum>
-  <w:abstractNum w:abstractNumId="52" w15:restartNumberingAfterBreak="0">
+  <w:abstractNum w:abstractNumId="53" w15:restartNumberingAfterBreak="0">
     <w:nsid w:val="5C660BA6"/>
     <w:multiLevelType w:val="multilevel"/>
     <w:tmpl w:val="28A475F8"/>
@@ -30568,7 +31992,7 @@
       </w:rPr>
     </w:lvl>
   </w:abstractNum>
-  <w:abstractNum w:abstractNumId="53" w15:restartNumberingAfterBreak="0">
+  <w:abstractNum w:abstractNumId="54" w15:restartNumberingAfterBreak="0">
     <w:nsid w:val="61026036"/>
     <w:multiLevelType w:val="hybridMultilevel"/>
     <w:tmpl w:val="8DAC8212"/>
@@ -30681,7 +32105,7 @@
       </w:rPr>
     </w:lvl>
   </w:abstractNum>
-  <w:abstractNum w:abstractNumId="54" w15:restartNumberingAfterBreak="0">
+  <w:abstractNum w:abstractNumId="55" w15:restartNumberingAfterBreak="0">
     <w:nsid w:val="63C53EC3"/>
     <w:multiLevelType w:val="hybridMultilevel"/>
     <w:tmpl w:val="098801B2"/>
@@ -30767,7 +32191,7 @@
       </w:pPr>
     </w:lvl>
   </w:abstractNum>
-  <w:abstractNum w:abstractNumId="55" w15:restartNumberingAfterBreak="0">
+  <w:abstractNum w:abstractNumId="56" w15:restartNumberingAfterBreak="0">
     <w:nsid w:val="6508303E"/>
     <w:multiLevelType w:val="multilevel"/>
     <w:tmpl w:val="10A62F06"/>
@@ -30880,7 +32304,7 @@
       </w:pPr>
     </w:lvl>
   </w:abstractNum>
-  <w:abstractNum w:abstractNumId="56" w15:restartNumberingAfterBreak="0">
+  <w:abstractNum w:abstractNumId="57" w15:restartNumberingAfterBreak="0">
     <w:nsid w:val="65553955"/>
     <w:multiLevelType w:val="hybridMultilevel"/>
     <w:tmpl w:val="BF40A4B0"/>
@@ -30993,7 +32417,7 @@
       </w:rPr>
     </w:lvl>
   </w:abstractNum>
-  <w:abstractNum w:abstractNumId="57" w15:restartNumberingAfterBreak="0">
+  <w:abstractNum w:abstractNumId="58" w15:restartNumberingAfterBreak="0">
     <w:nsid w:val="69D428BE"/>
     <w:multiLevelType w:val="hybridMultilevel"/>
     <w:tmpl w:val="3D626CD2"/>
@@ -31082,7 +32506,7 @@
       </w:pPr>
     </w:lvl>
   </w:abstractNum>
-  <w:abstractNum w:abstractNumId="58" w15:restartNumberingAfterBreak="0">
+  <w:abstractNum w:abstractNumId="59" w15:restartNumberingAfterBreak="0">
     <w:nsid w:val="6ABE47A6"/>
     <w:multiLevelType w:val="hybridMultilevel"/>
     <w:tmpl w:val="E62A5B9C"/>
@@ -31195,7 +32619,7 @@
       </w:rPr>
     </w:lvl>
   </w:abstractNum>
-  <w:abstractNum w:abstractNumId="59" w15:restartNumberingAfterBreak="0">
+  <w:abstractNum w:abstractNumId="60" w15:restartNumberingAfterBreak="0">
     <w:nsid w:val="6B31108E"/>
     <w:multiLevelType w:val="hybridMultilevel"/>
     <w:tmpl w:val="265618C4"/>
@@ -31308,7 +32732,7 @@
       </w:rPr>
     </w:lvl>
   </w:abstractNum>
-  <w:abstractNum w:abstractNumId="60" w15:restartNumberingAfterBreak="0">
+  <w:abstractNum w:abstractNumId="61" w15:restartNumberingAfterBreak="0">
     <w:nsid w:val="6BA975A1"/>
     <w:multiLevelType w:val="multilevel"/>
     <w:tmpl w:val="C4EC4BAA"/>
@@ -31421,7 +32845,7 @@
       </w:pPr>
     </w:lvl>
   </w:abstractNum>
-  <w:abstractNum w:abstractNumId="61" w15:restartNumberingAfterBreak="0">
+  <w:abstractNum w:abstractNumId="62" w15:restartNumberingAfterBreak="0">
     <w:nsid w:val="6F02656A"/>
     <w:multiLevelType w:val="hybridMultilevel"/>
     <w:tmpl w:val="B1744360"/>
@@ -31533,7 +32957,7 @@
       </w:rPr>
     </w:lvl>
   </w:abstractNum>
-  <w:abstractNum w:abstractNumId="62" w15:restartNumberingAfterBreak="0">
+  <w:abstractNum w:abstractNumId="63" w15:restartNumberingAfterBreak="0">
     <w:nsid w:val="71DB1C58"/>
     <w:multiLevelType w:val="multilevel"/>
     <w:tmpl w:val="204E9466"/>
@@ -31646,7 +33070,7 @@
       </w:pPr>
     </w:lvl>
   </w:abstractNum>
-  <w:abstractNum w:abstractNumId="63" w15:restartNumberingAfterBreak="0">
+  <w:abstractNum w:abstractNumId="64" w15:restartNumberingAfterBreak="0">
     <w:nsid w:val="720860E4"/>
     <w:multiLevelType w:val="hybridMultilevel"/>
     <w:tmpl w:val="C5249D28"/>
@@ -31732,7 +33156,7 @@
       </w:pPr>
     </w:lvl>
   </w:abstractNum>
-  <w:abstractNum w:abstractNumId="64" w15:restartNumberingAfterBreak="0">
+  <w:abstractNum w:abstractNumId="65" w15:restartNumberingAfterBreak="0">
     <w:nsid w:val="74245F29"/>
     <w:multiLevelType w:val="hybridMultilevel"/>
     <w:tmpl w:val="FF5E5520"/>
@@ -31844,7 +33268,7 @@
       </w:rPr>
     </w:lvl>
   </w:abstractNum>
-  <w:abstractNum w:abstractNumId="65" w15:restartNumberingAfterBreak="0">
+  <w:abstractNum w:abstractNumId="66" w15:restartNumberingAfterBreak="0">
     <w:nsid w:val="78CD1186"/>
     <w:multiLevelType w:val="hybridMultilevel"/>
     <w:tmpl w:val="D44C093E"/>
@@ -31957,7 +33381,7 @@
       </w:rPr>
     </w:lvl>
   </w:abstractNum>
-  <w:abstractNum w:abstractNumId="66" w15:restartNumberingAfterBreak="0">
+  <w:abstractNum w:abstractNumId="67" w15:restartNumberingAfterBreak="0">
     <w:nsid w:val="7C092D4D"/>
     <w:multiLevelType w:val="hybridMultilevel"/>
     <w:tmpl w:val="2BD29672"/>
@@ -32043,7 +33467,7 @@
       </w:pPr>
     </w:lvl>
   </w:abstractNum>
-  <w:abstractNum w:abstractNumId="67" w15:restartNumberingAfterBreak="0">
+  <w:abstractNum w:abstractNumId="68" w15:restartNumberingAfterBreak="0">
     <w:nsid w:val="7D057FC3"/>
     <w:multiLevelType w:val="multilevel"/>
     <w:tmpl w:val="695EB60C"/>
@@ -32157,13 +33581,13 @@
     </w:lvl>
   </w:abstractNum>
   <w:num w:numId="1" w16cid:durableId="407653857">
-    <w:abstractNumId w:val="64"/>
+    <w:abstractNumId w:val="65"/>
   </w:num>
   <w:num w:numId="2" w16cid:durableId="900944975">
     <w:abstractNumId w:val="48"/>
   </w:num>
   <w:num w:numId="3" w16cid:durableId="992177178">
-    <w:abstractNumId w:val="61"/>
+    <w:abstractNumId w:val="62"/>
   </w:num>
   <w:num w:numId="4" w16cid:durableId="766735599">
     <w:abstractNumId w:val="35"/>
@@ -32175,13 +33599,13 @@
     <w:abstractNumId w:val="41"/>
   </w:num>
   <w:num w:numId="7" w16cid:durableId="346030352">
-    <w:abstractNumId w:val="63"/>
+    <w:abstractNumId w:val="64"/>
   </w:num>
   <w:num w:numId="8" w16cid:durableId="1281453933">
-    <w:abstractNumId w:val="56"/>
+    <w:abstractNumId w:val="57"/>
   </w:num>
   <w:num w:numId="9" w16cid:durableId="297106030">
-    <w:abstractNumId w:val="60"/>
+    <w:abstractNumId w:val="61"/>
   </w:num>
   <w:num w:numId="10" w16cid:durableId="494344567">
     <w:abstractNumId w:val="20"/>
@@ -32190,7 +33614,7 @@
     <w:abstractNumId w:val="5"/>
   </w:num>
   <w:num w:numId="12" w16cid:durableId="1022825300">
-    <w:abstractNumId w:val="55"/>
+    <w:abstractNumId w:val="56"/>
   </w:num>
   <w:num w:numId="13" w16cid:durableId="694039810">
     <w:abstractNumId w:val="30"/>
@@ -32202,7 +33626,7 @@
     <w:abstractNumId w:val="19"/>
   </w:num>
   <w:num w:numId="16" w16cid:durableId="362829192">
-    <w:abstractNumId w:val="66"/>
+    <w:abstractNumId w:val="67"/>
   </w:num>
   <w:num w:numId="17" w16cid:durableId="1838109858">
     <w:abstractNumId w:val="7"/>
@@ -32235,7 +33659,7 @@
     <w:abstractNumId w:val="44"/>
   </w:num>
   <w:num w:numId="27" w16cid:durableId="1165976138">
-    <w:abstractNumId w:val="59"/>
+    <w:abstractNumId w:val="60"/>
   </w:num>
   <w:num w:numId="28" w16cid:durableId="765619890">
     <w:abstractNumId w:val="22"/>
@@ -32256,7 +33680,7 @@
     <w:abstractNumId w:val="46"/>
   </w:num>
   <w:num w:numId="34" w16cid:durableId="131365916">
-    <w:abstractNumId w:val="52"/>
+    <w:abstractNumId w:val="53"/>
   </w:num>
   <w:num w:numId="35" w16cid:durableId="178081829">
     <w:abstractNumId w:val="47"/>
@@ -32268,28 +33692,28 @@
     <w:abstractNumId w:val="37"/>
   </w:num>
   <w:num w:numId="38" w16cid:durableId="388697905">
-    <w:abstractNumId w:val="65"/>
+    <w:abstractNumId w:val="66"/>
   </w:num>
   <w:num w:numId="39" w16cid:durableId="140925553">
-    <w:abstractNumId w:val="53"/>
+    <w:abstractNumId w:val="54"/>
   </w:num>
   <w:num w:numId="40" w16cid:durableId="470177568">
     <w:abstractNumId w:val="26"/>
   </w:num>
   <w:num w:numId="41" w16cid:durableId="360132656">
-    <w:abstractNumId w:val="54"/>
+    <w:abstractNumId w:val="55"/>
   </w:num>
   <w:num w:numId="42" w16cid:durableId="862863091">
-    <w:abstractNumId w:val="49"/>
+    <w:abstractNumId w:val="50"/>
   </w:num>
   <w:num w:numId="43" w16cid:durableId="1115053902">
     <w:abstractNumId w:val="24"/>
   </w:num>
   <w:num w:numId="44" w16cid:durableId="784273921">
-    <w:abstractNumId w:val="67"/>
+    <w:abstractNumId w:val="68"/>
   </w:num>
   <w:num w:numId="45" w16cid:durableId="1203592165">
-    <w:abstractNumId w:val="62"/>
+    <w:abstractNumId w:val="63"/>
   </w:num>
   <w:num w:numId="46" w16cid:durableId="417747856">
     <w:abstractNumId w:val="4"/>
@@ -32316,19 +33740,19 @@
     <w:abstractNumId w:val="28"/>
   </w:num>
   <w:num w:numId="54" w16cid:durableId="813791727">
-    <w:abstractNumId w:val="57"/>
+    <w:abstractNumId w:val="58"/>
   </w:num>
   <w:num w:numId="55" w16cid:durableId="144013977">
     <w:abstractNumId w:val="10"/>
   </w:num>
   <w:num w:numId="56" w16cid:durableId="898243187">
-    <w:abstractNumId w:val="58"/>
+    <w:abstractNumId w:val="59"/>
   </w:num>
   <w:num w:numId="57" w16cid:durableId="1598055261">
     <w:abstractNumId w:val="14"/>
   </w:num>
   <w:num w:numId="58" w16cid:durableId="392853788">
-    <w:abstractNumId w:val="50"/>
+    <w:abstractNumId w:val="51"/>
   </w:num>
   <w:num w:numId="59" w16cid:durableId="1937322108">
     <w:abstractNumId w:val="33"/>
@@ -32343,7 +33767,7 @@
     <w:abstractNumId w:val="15"/>
   </w:num>
   <w:num w:numId="63" w16cid:durableId="875892074">
-    <w:abstractNumId w:val="51"/>
+    <w:abstractNumId w:val="52"/>
   </w:num>
   <w:num w:numId="64" w16cid:durableId="123810382">
     <w:abstractNumId w:val="29"/>
@@ -32359,6 +33783,9 @@
   </w:num>
   <w:num w:numId="68" w16cid:durableId="1423794802">
     <w:abstractNumId w:val="12"/>
+  </w:num>
+  <w:num w:numId="69" w16cid:durableId="997809440">
+    <w:abstractNumId w:val="49"/>
   </w:num>
 </w:numbering>
 </file>
@@ -32964,6 +34391,7 @@
   <w:style w:type="character" w:default="1" w:styleId="DefaultParagraphFont">
     <w:name w:val="Default Paragraph Font"/>
     <w:uiPriority w:val="1"/>
+    <w:semiHidden/>
     <w:unhideWhenUsed/>
   </w:style>
   <w:style w:type="table" w:default="1" w:styleId="TableNormal">

--- a/All Notes/JavaInterviewQuestion.docx
+++ b/All Notes/JavaInterviewQuestion.docx
@@ -64,39 +64,12 @@
                                 <w:szCs w:val="20"/>
                               </w:rPr>
                             </w:pPr>
-                            <w:proofErr w:type="spellStart"/>
-                            <w:proofErr w:type="gramStart"/>
                             <w:r>
                               <w:rPr>
                                 <w:sz w:val="20"/>
                                 <w:szCs w:val="20"/>
                               </w:rPr>
-                              <w:t>Linux,basic</w:t>
-                            </w:r>
-                            <w:proofErr w:type="spellEnd"/>
-                            <w:proofErr w:type="gramEnd"/>
-                            <w:r>
-                              <w:rPr>
-                                <w:sz w:val="20"/>
-                                <w:szCs w:val="20"/>
-                              </w:rPr>
-                              <w:t xml:space="preserve"> </w:t>
-                            </w:r>
-                            <w:proofErr w:type="spellStart"/>
-                            <w:r>
-                              <w:rPr>
-                                <w:sz w:val="20"/>
-                                <w:szCs w:val="20"/>
-                              </w:rPr>
-                              <w:t>scripting,docker</w:t>
-                            </w:r>
-                            <w:proofErr w:type="spellEnd"/>
-                            <w:r>
-                              <w:rPr>
-                                <w:sz w:val="20"/>
-                                <w:szCs w:val="20"/>
-                              </w:rPr>
-                              <w:t>,</w:t>
+                              <w:t>Linux,basic scripting,docker,</w:t>
                             </w:r>
                           </w:p>
                           <w:p>
@@ -106,33 +79,13 @@
                                 <w:szCs w:val="20"/>
                               </w:rPr>
                             </w:pPr>
-                            <w:proofErr w:type="spellStart"/>
-                            <w:proofErr w:type="gramStart"/>
                             <w:r>
                               <w:rPr>
                                 <w:sz w:val="20"/>
                                 <w:szCs w:val="20"/>
                               </w:rPr>
-                              <w:t>kubernetes,ci</w:t>
+                              <w:t>kubernetes,ci/cd,jenkins</w:t>
                             </w:r>
-                            <w:proofErr w:type="spellEnd"/>
-                            <w:proofErr w:type="gramEnd"/>
-                            <w:r>
-                              <w:rPr>
-                                <w:sz w:val="20"/>
-                                <w:szCs w:val="20"/>
-                              </w:rPr>
-                              <w:t>/</w:t>
-                            </w:r>
-                            <w:proofErr w:type="spellStart"/>
-                            <w:r>
-                              <w:rPr>
-                                <w:sz w:val="20"/>
-                                <w:szCs w:val="20"/>
-                              </w:rPr>
-                              <w:t>cd,jenkins</w:t>
-                            </w:r>
-                            <w:proofErr w:type="spellEnd"/>
                           </w:p>
                           <w:p>
                             <w:pPr>
@@ -141,21 +94,12 @@
                                 <w:szCs w:val="20"/>
                               </w:rPr>
                             </w:pPr>
-                            <w:proofErr w:type="spellStart"/>
                             <w:r>
                               <w:rPr>
                                 <w:sz w:val="20"/>
                                 <w:szCs w:val="20"/>
                               </w:rPr>
-                              <w:t>api</w:t>
-                            </w:r>
-                            <w:proofErr w:type="spellEnd"/>
-                            <w:r>
-                              <w:rPr>
-                                <w:sz w:val="20"/>
-                                <w:szCs w:val="20"/>
-                              </w:rPr>
-                              <w:t xml:space="preserve"> connect, apps lunch cloud,</w:t>
+                              <w:t>api connect, apps lunch cloud,</w:t>
                             </w:r>
                           </w:p>
                           <w:p>
@@ -196,39 +140,12 @@
                           <w:szCs w:val="20"/>
                         </w:rPr>
                       </w:pPr>
-                      <w:proofErr w:type="spellStart"/>
-                      <w:proofErr w:type="gramStart"/>
                       <w:r>
                         <w:rPr>
                           <w:sz w:val="20"/>
                           <w:szCs w:val="20"/>
                         </w:rPr>
-                        <w:t>Linux,basic</w:t>
-                      </w:r>
-                      <w:proofErr w:type="spellEnd"/>
-                      <w:proofErr w:type="gramEnd"/>
-                      <w:r>
-                        <w:rPr>
-                          <w:sz w:val="20"/>
-                          <w:szCs w:val="20"/>
-                        </w:rPr>
-                        <w:t xml:space="preserve"> </w:t>
-                      </w:r>
-                      <w:proofErr w:type="spellStart"/>
-                      <w:r>
-                        <w:rPr>
-                          <w:sz w:val="20"/>
-                          <w:szCs w:val="20"/>
-                        </w:rPr>
-                        <w:t>scripting,docker</w:t>
-                      </w:r>
-                      <w:proofErr w:type="spellEnd"/>
-                      <w:r>
-                        <w:rPr>
-                          <w:sz w:val="20"/>
-                          <w:szCs w:val="20"/>
-                        </w:rPr>
-                        <w:t>,</w:t>
+                        <w:t>Linux,basic scripting,docker,</w:t>
                       </w:r>
                     </w:p>
                     <w:p>
@@ -238,33 +155,13 @@
                           <w:szCs w:val="20"/>
                         </w:rPr>
                       </w:pPr>
-                      <w:proofErr w:type="spellStart"/>
-                      <w:proofErr w:type="gramStart"/>
                       <w:r>
                         <w:rPr>
                           <w:sz w:val="20"/>
                           <w:szCs w:val="20"/>
                         </w:rPr>
-                        <w:t>kubernetes,ci</w:t>
+                        <w:t>kubernetes,ci/cd,jenkins</w:t>
                       </w:r>
-                      <w:proofErr w:type="spellEnd"/>
-                      <w:proofErr w:type="gramEnd"/>
-                      <w:r>
-                        <w:rPr>
-                          <w:sz w:val="20"/>
-                          <w:szCs w:val="20"/>
-                        </w:rPr>
-                        <w:t>/</w:t>
-                      </w:r>
-                      <w:proofErr w:type="spellStart"/>
-                      <w:r>
-                        <w:rPr>
-                          <w:sz w:val="20"/>
-                          <w:szCs w:val="20"/>
-                        </w:rPr>
-                        <w:t>cd,jenkins</w:t>
-                      </w:r>
-                      <w:proofErr w:type="spellEnd"/>
                     </w:p>
                     <w:p>
                       <w:pPr>
@@ -273,21 +170,12 @@
                           <w:szCs w:val="20"/>
                         </w:rPr>
                       </w:pPr>
-                      <w:proofErr w:type="spellStart"/>
                       <w:r>
                         <w:rPr>
                           <w:sz w:val="20"/>
                           <w:szCs w:val="20"/>
                         </w:rPr>
-                        <w:t>api</w:t>
-                      </w:r>
-                      <w:proofErr w:type="spellEnd"/>
-                      <w:r>
-                        <w:rPr>
-                          <w:sz w:val="20"/>
-                          <w:szCs w:val="20"/>
-                        </w:rPr>
-                        <w:t xml:space="preserve"> connect, apps lunch cloud,</w:t>
+                        <w:t>api connect, apps lunch cloud,</w:t>
                       </w:r>
                     </w:p>
                     <w:p>
@@ -365,37 +253,19 @@
                                 <w:szCs w:val="20"/>
                               </w:rPr>
                             </w:pPr>
-                            <w:proofErr w:type="gramStart"/>
                             <w:r>
                               <w:rPr>
                                 <w:sz w:val="20"/>
                                 <w:szCs w:val="20"/>
                               </w:rPr>
-                              <w:t>1].Basic</w:t>
+                              <w:t>1].Basic programming logic(</w:t>
                             </w:r>
-                            <w:proofErr w:type="gramEnd"/>
                             <w:r>
                               <w:rPr>
                                 <w:sz w:val="20"/>
                                 <w:szCs w:val="20"/>
                               </w:rPr>
-                              <w:t xml:space="preserve"> programming logic(</w:t>
-                            </w:r>
-                            <w:proofErr w:type="spellStart"/>
-                            <w:r>
-                              <w:rPr>
-                                <w:sz w:val="20"/>
-                                <w:szCs w:val="20"/>
-                              </w:rPr>
-                              <w:t>loops,variable,fuction,data</w:t>
-                            </w:r>
-                            <w:proofErr w:type="spellEnd"/>
-                            <w:r>
-                              <w:rPr>
-                                <w:sz w:val="20"/>
-                                <w:szCs w:val="20"/>
-                              </w:rPr>
-                              <w:t xml:space="preserve"> Structure)</w:t>
+                              <w:t>loops,variable,fuction,data Structure)</w:t>
                             </w:r>
                           </w:p>
                           <w:p>
@@ -405,21 +275,12 @@
                                 <w:szCs w:val="20"/>
                               </w:rPr>
                             </w:pPr>
-                            <w:proofErr w:type="gramStart"/>
                             <w:r>
                               <w:rPr>
                                 <w:sz w:val="20"/>
                                 <w:szCs w:val="20"/>
                               </w:rPr>
-                              <w:t>2].Problem</w:t>
-                            </w:r>
-                            <w:proofErr w:type="gramEnd"/>
-                            <w:r>
-                              <w:rPr>
-                                <w:sz w:val="20"/>
-                                <w:szCs w:val="20"/>
-                              </w:rPr>
-                              <w:t>-solving and debugging(read error codes, understanding errors, use debug)</w:t>
+                              <w:t>2].Problem-solving and debugging(read error codes, understanding errors, use debug)</w:t>
                             </w:r>
                           </w:p>
                           <w:p>
@@ -429,21 +290,12 @@
                                 <w:szCs w:val="20"/>
                               </w:rPr>
                             </w:pPr>
-                            <w:proofErr w:type="gramStart"/>
                             <w:r>
                               <w:rPr>
                                 <w:sz w:val="20"/>
                                 <w:szCs w:val="20"/>
                               </w:rPr>
-                              <w:t>3].Version</w:t>
-                            </w:r>
-                            <w:proofErr w:type="gramEnd"/>
-                            <w:r>
-                              <w:rPr>
-                                <w:sz w:val="20"/>
-                                <w:szCs w:val="20"/>
-                              </w:rPr>
-                              <w:t xml:space="preserve"> control - git/GitHub (push/pull, Merging Branches, conflict management)</w:t>
+                              <w:t>3].Version control - git/GitHub (push/pull, Merging Branches, conflict management)</w:t>
                             </w:r>
                           </w:p>
                           <w:p>
@@ -468,53 +320,12 @@
                                 <w:szCs w:val="20"/>
                               </w:rPr>
                             </w:pPr>
-                            <w:proofErr w:type="gramStart"/>
                             <w:r>
                               <w:rPr>
                                 <w:sz w:val="20"/>
                                 <w:szCs w:val="20"/>
                               </w:rPr>
-                              <w:t>5].How</w:t>
-                            </w:r>
-                            <w:proofErr w:type="gramEnd"/>
-                            <w:r>
-                              <w:rPr>
-                                <w:sz w:val="20"/>
-                                <w:szCs w:val="20"/>
-                              </w:rPr>
-                              <w:t xml:space="preserve"> to work the internet (basic </w:t>
-                            </w:r>
-                            <w:proofErr w:type="spellStart"/>
-                            <w:r>
-                              <w:rPr>
-                                <w:sz w:val="20"/>
-                                <w:szCs w:val="20"/>
-                              </w:rPr>
-                              <w:t>networking,http</w:t>
-                            </w:r>
-                            <w:proofErr w:type="spellEnd"/>
-                            <w:r>
-                              <w:rPr>
-                                <w:sz w:val="20"/>
-                                <w:szCs w:val="20"/>
-                              </w:rPr>
-                              <w:t xml:space="preserve">//:, rest </w:t>
-                            </w:r>
-                            <w:proofErr w:type="spellStart"/>
-                            <w:r>
-                              <w:rPr>
-                                <w:sz w:val="20"/>
-                                <w:szCs w:val="20"/>
-                              </w:rPr>
-                              <w:t>api.s</w:t>
-                            </w:r>
-                            <w:proofErr w:type="spellEnd"/>
-                            <w:r>
-                              <w:rPr>
-                                <w:sz w:val="20"/>
-                                <w:szCs w:val="20"/>
-                              </w:rPr>
-                              <w:t>,)</w:t>
+                              <w:t>5].How to work the internet (basic networking,http//:, rest api.s,)</w:t>
                             </w:r>
                           </w:p>
                           <w:p>
@@ -524,21 +335,12 @@
                                 <w:szCs w:val="20"/>
                               </w:rPr>
                             </w:pPr>
-                            <w:proofErr w:type="gramStart"/>
                             <w:r>
                               <w:rPr>
                                 <w:sz w:val="20"/>
                                 <w:szCs w:val="20"/>
                               </w:rPr>
-                              <w:t>6].Databases</w:t>
-                            </w:r>
-                            <w:proofErr w:type="gramEnd"/>
-                            <w:r>
-                              <w:rPr>
-                                <w:sz w:val="20"/>
-                                <w:szCs w:val="20"/>
-                              </w:rPr>
-                              <w:t xml:space="preserve"> SQL</w:t>
+                              <w:t>6].Databases SQL</w:t>
                             </w:r>
                           </w:p>
                           <w:p>
@@ -548,21 +350,12 @@
                                 <w:szCs w:val="20"/>
                               </w:rPr>
                             </w:pPr>
-                            <w:proofErr w:type="gramStart"/>
                             <w:r>
                               <w:rPr>
                                 <w:sz w:val="20"/>
                                 <w:szCs w:val="20"/>
                               </w:rPr>
-                              <w:t>7].Automated</w:t>
-                            </w:r>
-                            <w:proofErr w:type="gramEnd"/>
-                            <w:r>
-                              <w:rPr>
-                                <w:sz w:val="20"/>
-                                <w:szCs w:val="20"/>
-                              </w:rPr>
-                              <w:t xml:space="preserve"> testing (proper test cases)</w:t>
+                              <w:t>7].Automated testing (proper test cases)</w:t>
                             </w:r>
                           </w:p>
                           <w:p>
@@ -651,37 +444,19 @@
                           <w:szCs w:val="20"/>
                         </w:rPr>
                       </w:pPr>
-                      <w:proofErr w:type="gramStart"/>
                       <w:r>
                         <w:rPr>
                           <w:sz w:val="20"/>
                           <w:szCs w:val="20"/>
                         </w:rPr>
-                        <w:t>1].Basic</w:t>
+                        <w:t>1].Basic programming logic(</w:t>
                       </w:r>
-                      <w:proofErr w:type="gramEnd"/>
                       <w:r>
                         <w:rPr>
                           <w:sz w:val="20"/>
                           <w:szCs w:val="20"/>
                         </w:rPr>
-                        <w:t xml:space="preserve"> programming logic(</w:t>
-                      </w:r>
-                      <w:proofErr w:type="spellStart"/>
-                      <w:r>
-                        <w:rPr>
-                          <w:sz w:val="20"/>
-                          <w:szCs w:val="20"/>
-                        </w:rPr>
-                        <w:t>loops,variable,fuction,data</w:t>
-                      </w:r>
-                      <w:proofErr w:type="spellEnd"/>
-                      <w:r>
-                        <w:rPr>
-                          <w:sz w:val="20"/>
-                          <w:szCs w:val="20"/>
-                        </w:rPr>
-                        <w:t xml:space="preserve"> Structure)</w:t>
+                        <w:t>loops,variable,fuction,data Structure)</w:t>
                       </w:r>
                     </w:p>
                     <w:p>
@@ -691,21 +466,12 @@
                           <w:szCs w:val="20"/>
                         </w:rPr>
                       </w:pPr>
-                      <w:proofErr w:type="gramStart"/>
                       <w:r>
                         <w:rPr>
                           <w:sz w:val="20"/>
                           <w:szCs w:val="20"/>
                         </w:rPr>
-                        <w:t>2].Problem</w:t>
-                      </w:r>
-                      <w:proofErr w:type="gramEnd"/>
-                      <w:r>
-                        <w:rPr>
-                          <w:sz w:val="20"/>
-                          <w:szCs w:val="20"/>
-                        </w:rPr>
-                        <w:t>-solving and debugging(read error codes, understanding errors, use debug)</w:t>
+                        <w:t>2].Problem-solving and debugging(read error codes, understanding errors, use debug)</w:t>
                       </w:r>
                     </w:p>
                     <w:p>
@@ -715,21 +481,12 @@
                           <w:szCs w:val="20"/>
                         </w:rPr>
                       </w:pPr>
-                      <w:proofErr w:type="gramStart"/>
                       <w:r>
                         <w:rPr>
                           <w:sz w:val="20"/>
                           <w:szCs w:val="20"/>
                         </w:rPr>
-                        <w:t>3].Version</w:t>
-                      </w:r>
-                      <w:proofErr w:type="gramEnd"/>
-                      <w:r>
-                        <w:rPr>
-                          <w:sz w:val="20"/>
-                          <w:szCs w:val="20"/>
-                        </w:rPr>
-                        <w:t xml:space="preserve"> control - git/GitHub (push/pull, Merging Branches, conflict management)</w:t>
+                        <w:t>3].Version control - git/GitHub (push/pull, Merging Branches, conflict management)</w:t>
                       </w:r>
                     </w:p>
                     <w:p>
@@ -754,53 +511,12 @@
                           <w:szCs w:val="20"/>
                         </w:rPr>
                       </w:pPr>
-                      <w:proofErr w:type="gramStart"/>
                       <w:r>
                         <w:rPr>
                           <w:sz w:val="20"/>
                           <w:szCs w:val="20"/>
                         </w:rPr>
-                        <w:t>5].How</w:t>
-                      </w:r>
-                      <w:proofErr w:type="gramEnd"/>
-                      <w:r>
-                        <w:rPr>
-                          <w:sz w:val="20"/>
-                          <w:szCs w:val="20"/>
-                        </w:rPr>
-                        <w:t xml:space="preserve"> to work the internet (basic </w:t>
-                      </w:r>
-                      <w:proofErr w:type="spellStart"/>
-                      <w:r>
-                        <w:rPr>
-                          <w:sz w:val="20"/>
-                          <w:szCs w:val="20"/>
-                        </w:rPr>
-                        <w:t>networking,http</w:t>
-                      </w:r>
-                      <w:proofErr w:type="spellEnd"/>
-                      <w:r>
-                        <w:rPr>
-                          <w:sz w:val="20"/>
-                          <w:szCs w:val="20"/>
-                        </w:rPr>
-                        <w:t xml:space="preserve">//:, rest </w:t>
-                      </w:r>
-                      <w:proofErr w:type="spellStart"/>
-                      <w:r>
-                        <w:rPr>
-                          <w:sz w:val="20"/>
-                          <w:szCs w:val="20"/>
-                        </w:rPr>
-                        <w:t>api.s</w:t>
-                      </w:r>
-                      <w:proofErr w:type="spellEnd"/>
-                      <w:r>
-                        <w:rPr>
-                          <w:sz w:val="20"/>
-                          <w:szCs w:val="20"/>
-                        </w:rPr>
-                        <w:t>,)</w:t>
+                        <w:t>5].How to work the internet (basic networking,http//:, rest api.s,)</w:t>
                       </w:r>
                     </w:p>
                     <w:p>
@@ -810,21 +526,12 @@
                           <w:szCs w:val="20"/>
                         </w:rPr>
                       </w:pPr>
-                      <w:proofErr w:type="gramStart"/>
                       <w:r>
                         <w:rPr>
                           <w:sz w:val="20"/>
                           <w:szCs w:val="20"/>
                         </w:rPr>
-                        <w:t>6].Databases</w:t>
-                      </w:r>
-                      <w:proofErr w:type="gramEnd"/>
-                      <w:r>
-                        <w:rPr>
-                          <w:sz w:val="20"/>
-                          <w:szCs w:val="20"/>
-                        </w:rPr>
-                        <w:t xml:space="preserve"> SQL</w:t>
+                        <w:t>6].Databases SQL</w:t>
                       </w:r>
                     </w:p>
                     <w:p>
@@ -834,21 +541,12 @@
                           <w:szCs w:val="20"/>
                         </w:rPr>
                       </w:pPr>
-                      <w:proofErr w:type="gramStart"/>
                       <w:r>
                         <w:rPr>
                           <w:sz w:val="20"/>
                           <w:szCs w:val="20"/>
                         </w:rPr>
-                        <w:t>7].Automated</w:t>
-                      </w:r>
-                      <w:proofErr w:type="gramEnd"/>
-                      <w:r>
-                        <w:rPr>
-                          <w:sz w:val="20"/>
-                          <w:szCs w:val="20"/>
-                        </w:rPr>
-                        <w:t xml:space="preserve"> testing (proper test cases)</w:t>
+                        <w:t>7].Automated testing (proper test cases)</w:t>
                       </w:r>
                     </w:p>
                     <w:p>
@@ -18738,7 +18436,7 @@
           <w:szCs w:val="32"/>
         </w:rPr>
         <w:drawing>
-          <wp:inline distT="0" distB="0" distL="0" distR="0" wp14:anchorId="18EE5EA4" wp14:editId="0F90D88B">
+          <wp:inline distT="0" distB="0" distL="0" distR="0" wp14:anchorId="18EE5EA4" wp14:editId="74B2DB92">
             <wp:extent cx="6640195" cy="3026410"/>
             <wp:effectExtent l="0" t="0" r="8255" b="2540"/>
             <wp:docPr id="192" name="Picture 192"/>
@@ -25700,36 +25398,3444 @@
     </w:tbl>
     <w:p>
       <w:pPr>
-        <w:rPr>
-          <w:b/>
-          <w:bCs/>
-          <w:sz w:val="28"/>
-          <w:szCs w:val="28"/>
-        </w:rPr>
-      </w:pPr>
-    </w:p>
-    <w:p>
-      <w:pPr>
-        <w:rPr>
-          <w:sz w:val="28"/>
-          <w:szCs w:val="28"/>
-        </w:rPr>
-      </w:pPr>
-      <w:r>
-        <w:rPr>
-          <w:sz w:val="28"/>
-          <w:szCs w:val="28"/>
+        <w:pStyle w:val="Heading1"/>
+        <w:jc w:val="center"/>
+        <w:rPr>
+          <w:sz w:val="52"/>
+          <w:szCs w:val="52"/>
+        </w:rPr>
+      </w:pPr>
+      <w:r>
+        <w:rPr>
+          <w:sz w:val="52"/>
+          <w:szCs w:val="52"/>
+        </w:rPr>
+        <w:lastRenderedPageBreak/>
+        <w:t>Java Arrays</w:t>
+      </w:r>
+    </w:p>
+    <w:p>
+      <w:pPr>
+        <w:rPr>
+          <w:b/>
+          <w:bCs/>
+          <w:sz w:val="28"/>
+          <w:szCs w:val="28"/>
+          <w:highlight w:val="yellow"/>
+        </w:rPr>
+      </w:pPr>
+    </w:p>
+    <w:p>
+      <w:pPr>
+        <w:rPr>
+          <w:b/>
+          <w:bCs/>
+          <w:sz w:val="32"/>
+          <w:szCs w:val="32"/>
+        </w:rPr>
+      </w:pPr>
+      <w:r>
+        <w:rPr>
+          <w:b/>
+          <w:bCs/>
+          <w:sz w:val="32"/>
+          <w:szCs w:val="32"/>
+          <w:highlight w:val="yellow"/>
+        </w:rPr>
+        <w:t>1]. What is an array in Java?</w:t>
+      </w:r>
+    </w:p>
+    <w:p>
+      <w:pPr>
+        <w:pStyle w:val="ListParagraph"/>
+        <w:numPr>
+          <w:ilvl w:val="0"/>
+          <w:numId w:val="70"/>
+        </w:numPr>
+        <w:rPr>
+          <w:sz w:val="32"/>
+          <w:szCs w:val="32"/>
+        </w:rPr>
+      </w:pPr>
+      <w:r>
+        <w:rPr>
+          <w:sz w:val="32"/>
+          <w:szCs w:val="32"/>
+        </w:rPr>
+        <w:t xml:space="preserve">An array is a collection of the same data type. </w:t>
+      </w:r>
+    </w:p>
+    <w:p>
+      <w:pPr>
+        <w:pStyle w:val="ListParagraph"/>
+        <w:numPr>
+          <w:ilvl w:val="0"/>
+          <w:numId w:val="70"/>
+        </w:numPr>
+        <w:rPr>
+          <w:sz w:val="32"/>
+          <w:szCs w:val="32"/>
+        </w:rPr>
+      </w:pPr>
+      <w:r>
+        <w:rPr>
+          <w:sz w:val="32"/>
+          <w:szCs w:val="32"/>
+        </w:rPr>
+        <w:t>It contains contiguous memory.</w:t>
+      </w:r>
+    </w:p>
+    <w:p>
+      <w:pPr>
+        <w:pStyle w:val="ListParagraph"/>
+        <w:numPr>
+          <w:ilvl w:val="0"/>
+          <w:numId w:val="70"/>
+        </w:numPr>
+        <w:rPr>
+          <w:sz w:val="32"/>
+          <w:szCs w:val="32"/>
+        </w:rPr>
+      </w:pPr>
+      <w:r>
+        <w:rPr>
+          <w:sz w:val="32"/>
+          <w:szCs w:val="32"/>
+        </w:rPr>
+        <w:t>The size of an array is fixed after it is created.</w:t>
+      </w:r>
+    </w:p>
+    <w:p>
+      <w:pPr>
+        <w:pStyle w:val="ListParagraph"/>
+        <w:numPr>
+          <w:ilvl w:val="0"/>
+          <w:numId w:val="70"/>
+        </w:numPr>
+        <w:rPr>
+          <w:sz w:val="32"/>
+          <w:szCs w:val="32"/>
+        </w:rPr>
+      </w:pPr>
+      <w:r>
+        <w:rPr>
+          <w:sz w:val="32"/>
+          <w:szCs w:val="32"/>
+        </w:rPr>
+        <w:t xml:space="preserve">Array elements are accessed using an </w:t>
+      </w:r>
+      <w:r>
+        <w:rPr>
+          <w:b/>
+          <w:bCs/>
+          <w:sz w:val="32"/>
+          <w:szCs w:val="32"/>
+        </w:rPr>
+        <w:t>index</w:t>
+      </w:r>
+      <w:r>
+        <w:rPr>
+          <w:sz w:val="32"/>
+          <w:szCs w:val="32"/>
+        </w:rPr>
+        <w:t>, starting from 0.</w:t>
+      </w:r>
+    </w:p>
+    <w:p>
+      <w:pPr>
+        <w:pStyle w:val="ListParagraph"/>
+        <w:numPr>
+          <w:ilvl w:val="0"/>
+          <w:numId w:val="70"/>
+        </w:numPr>
+        <w:rPr>
+          <w:sz w:val="32"/>
+          <w:szCs w:val="32"/>
+        </w:rPr>
+      </w:pPr>
+      <w:r>
+        <w:rPr>
+          <w:sz w:val="32"/>
+          <w:szCs w:val="32"/>
+        </w:rPr>
+        <w:t xml:space="preserve">Java arrays are </w:t>
+      </w:r>
+      <w:r>
+        <w:rPr>
+          <w:b/>
+          <w:bCs/>
+          <w:sz w:val="32"/>
+          <w:szCs w:val="32"/>
+        </w:rPr>
+        <w:t>objects</w:t>
+      </w:r>
+      <w:r>
+        <w:rPr>
+          <w:sz w:val="32"/>
+          <w:szCs w:val="32"/>
+        </w:rPr>
+        <w:t>.</w:t>
+      </w:r>
+    </w:p>
+    <w:p>
+      <w:pPr>
+        <w:pStyle w:val="ListParagraph"/>
+        <w:numPr>
+          <w:ilvl w:val="0"/>
+          <w:numId w:val="70"/>
+        </w:numPr>
+        <w:rPr>
+          <w:sz w:val="32"/>
+          <w:szCs w:val="32"/>
+        </w:rPr>
+      </w:pPr>
+      <w:r>
+        <w:rPr>
+          <w:sz w:val="32"/>
+          <w:szCs w:val="32"/>
+        </w:rPr>
+        <w:t xml:space="preserve">Example: </w:t>
+      </w:r>
+      <w:proofErr w:type="gramStart"/>
+      <w:r>
+        <w:rPr>
+          <w:sz w:val="32"/>
+          <w:szCs w:val="32"/>
+        </w:rPr>
+        <w:t>int[</w:t>
+      </w:r>
+      <w:proofErr w:type="gramEnd"/>
+      <w:r>
+        <w:rPr>
+          <w:sz w:val="32"/>
+          <w:szCs w:val="32"/>
+        </w:rPr>
+        <w:t xml:space="preserve">] </w:t>
+      </w:r>
+      <w:proofErr w:type="spellStart"/>
+      <w:r>
+        <w:rPr>
+          <w:sz w:val="32"/>
+          <w:szCs w:val="32"/>
+        </w:rPr>
+        <w:t>arr</w:t>
+      </w:r>
+      <w:proofErr w:type="spellEnd"/>
+      <w:r>
+        <w:rPr>
+          <w:sz w:val="32"/>
+          <w:szCs w:val="32"/>
+        </w:rPr>
+        <w:t xml:space="preserve"> = {10, 20, 30, 40};</w:t>
+      </w:r>
+    </w:p>
+    <w:p>
+      <w:pPr>
+        <w:rPr>
+          <w:b/>
+          <w:bCs/>
+          <w:sz w:val="32"/>
+          <w:szCs w:val="32"/>
+          <w:highlight w:val="yellow"/>
+        </w:rPr>
+      </w:pPr>
+    </w:p>
+    <w:p>
+      <w:pPr>
+        <w:rPr>
+          <w:b/>
+          <w:bCs/>
+          <w:sz w:val="32"/>
+          <w:szCs w:val="32"/>
+        </w:rPr>
+      </w:pPr>
+      <w:r>
+        <w:rPr>
+          <w:b/>
+          <w:bCs/>
+          <w:sz w:val="32"/>
+          <w:szCs w:val="32"/>
+          <w:highlight w:val="yellow"/>
+        </w:rPr>
+        <w:t xml:space="preserve">2]. </w:t>
+      </w:r>
+      <w:r>
+        <w:rPr>
+          <w:b/>
+          <w:bCs/>
+          <w:sz w:val="32"/>
+          <w:szCs w:val="32"/>
+          <w:highlight w:val="yellow"/>
+        </w:rPr>
+        <w:t>How do you declare an array in Java?</w:t>
+      </w:r>
+    </w:p>
+    <w:p>
+      <w:pPr>
+        <w:ind w:left="720"/>
+        <w:rPr>
+          <w:sz w:val="32"/>
+          <w:szCs w:val="32"/>
+        </w:rPr>
+      </w:pPr>
+      <w:proofErr w:type="gramStart"/>
+      <w:r>
+        <w:rPr>
+          <w:sz w:val="32"/>
+          <w:szCs w:val="32"/>
+        </w:rPr>
+        <w:t>int[</w:t>
+      </w:r>
+      <w:proofErr w:type="gramEnd"/>
+      <w:r>
+        <w:rPr>
+          <w:sz w:val="32"/>
+          <w:szCs w:val="32"/>
+        </w:rPr>
+        <w:t>] numbers;</w:t>
+      </w:r>
+    </w:p>
+    <w:p>
+      <w:pPr>
+        <w:ind w:left="720"/>
+        <w:rPr>
+          <w:sz w:val="32"/>
+          <w:szCs w:val="32"/>
+        </w:rPr>
+      </w:pPr>
+      <w:proofErr w:type="gramStart"/>
+      <w:r>
+        <w:rPr>
+          <w:sz w:val="32"/>
+          <w:szCs w:val="32"/>
+        </w:rPr>
+        <w:t>int[</w:t>
+      </w:r>
+      <w:proofErr w:type="gramEnd"/>
+      <w:r>
+        <w:rPr>
+          <w:sz w:val="32"/>
+          <w:szCs w:val="32"/>
+        </w:rPr>
+        <w:t>] numbers = new int[5];</w:t>
+      </w:r>
+    </w:p>
+    <w:p>
+      <w:pPr>
+        <w:rPr>
+          <w:b/>
+          <w:bCs/>
+          <w:sz w:val="32"/>
+          <w:szCs w:val="32"/>
+          <w:highlight w:val="yellow"/>
+        </w:rPr>
+      </w:pPr>
+    </w:p>
+    <w:p>
+      <w:pPr>
+        <w:rPr>
+          <w:b/>
+          <w:bCs/>
+          <w:sz w:val="32"/>
+          <w:szCs w:val="32"/>
+        </w:rPr>
+      </w:pPr>
+      <w:r>
+        <w:rPr>
+          <w:b/>
+          <w:bCs/>
+          <w:sz w:val="32"/>
+          <w:szCs w:val="32"/>
+          <w:highlight w:val="yellow"/>
+        </w:rPr>
+        <w:t xml:space="preserve">3]. </w:t>
+      </w:r>
+      <w:r>
+        <w:rPr>
+          <w:b/>
+          <w:bCs/>
+          <w:sz w:val="32"/>
+          <w:szCs w:val="32"/>
+          <w:highlight w:val="yellow"/>
+        </w:rPr>
+        <w:t>What is the default value of an array element in Java?</w:t>
+      </w:r>
+    </w:p>
+    <w:p>
+      <w:pPr>
+        <w:rPr>
+          <w:sz w:val="32"/>
+          <w:szCs w:val="32"/>
+        </w:rPr>
+      </w:pPr>
+      <w:r>
+        <w:rPr>
+          <w:sz w:val="32"/>
+          <w:szCs w:val="32"/>
+        </w:rPr>
+        <w:t>The default value of an array element in Java depends on its data type:</w:t>
+      </w:r>
+    </w:p>
+    <w:p>
+      <w:pPr>
+        <w:numPr>
+          <w:ilvl w:val="0"/>
+          <w:numId w:val="71"/>
+        </w:numPr>
+        <w:rPr>
+          <w:sz w:val="32"/>
+          <w:szCs w:val="32"/>
+        </w:rPr>
+      </w:pPr>
+      <w:r>
+        <w:rPr>
+          <w:sz w:val="32"/>
+          <w:szCs w:val="32"/>
+        </w:rPr>
+        <w:t>int → 0</w:t>
+      </w:r>
+    </w:p>
+    <w:p>
+      <w:pPr>
+        <w:numPr>
+          <w:ilvl w:val="0"/>
+          <w:numId w:val="71"/>
+        </w:numPr>
+        <w:rPr>
+          <w:sz w:val="32"/>
+          <w:szCs w:val="32"/>
+        </w:rPr>
+      </w:pPr>
+      <w:r>
+        <w:rPr>
+          <w:sz w:val="32"/>
+          <w:szCs w:val="32"/>
+        </w:rPr>
+        <w:t>float → 0.0</w:t>
+      </w:r>
+    </w:p>
+    <w:p>
+      <w:pPr>
+        <w:numPr>
+          <w:ilvl w:val="0"/>
+          <w:numId w:val="71"/>
+        </w:numPr>
+        <w:rPr>
+          <w:sz w:val="32"/>
+          <w:szCs w:val="32"/>
+        </w:rPr>
+      </w:pPr>
+      <w:r>
+        <w:rPr>
+          <w:sz w:val="32"/>
+          <w:szCs w:val="32"/>
+        </w:rPr>
+        <w:t>double → 0.0</w:t>
+      </w:r>
+    </w:p>
+    <w:p>
+      <w:pPr>
+        <w:numPr>
+          <w:ilvl w:val="0"/>
+          <w:numId w:val="71"/>
+        </w:numPr>
+        <w:rPr>
+          <w:sz w:val="32"/>
+          <w:szCs w:val="32"/>
+        </w:rPr>
+      </w:pPr>
+      <w:r>
+        <w:rPr>
+          <w:sz w:val="32"/>
+          <w:szCs w:val="32"/>
+        </w:rPr>
+        <w:t>char → '\u0000'</w:t>
+      </w:r>
+    </w:p>
+    <w:p>
+      <w:pPr>
+        <w:numPr>
+          <w:ilvl w:val="0"/>
+          <w:numId w:val="71"/>
+        </w:numPr>
+        <w:rPr>
+          <w:sz w:val="32"/>
+          <w:szCs w:val="32"/>
+        </w:rPr>
+      </w:pPr>
+      <w:proofErr w:type="spellStart"/>
+      <w:r>
+        <w:rPr>
+          <w:sz w:val="32"/>
+          <w:szCs w:val="32"/>
+        </w:rPr>
+        <w:t>boolean</w:t>
+      </w:r>
+      <w:proofErr w:type="spellEnd"/>
+      <w:r>
+        <w:rPr>
+          <w:sz w:val="32"/>
+          <w:szCs w:val="32"/>
+        </w:rPr>
+        <w:t xml:space="preserve"> → false</w:t>
+      </w:r>
+    </w:p>
+    <w:p>
+      <w:pPr>
+        <w:numPr>
+          <w:ilvl w:val="0"/>
+          <w:numId w:val="71"/>
+        </w:numPr>
+        <w:rPr>
+          <w:sz w:val="32"/>
+          <w:szCs w:val="32"/>
+        </w:rPr>
+      </w:pPr>
+      <w:r>
+        <w:rPr>
+          <w:sz w:val="32"/>
+          <w:szCs w:val="32"/>
+        </w:rPr>
+        <w:t>String/objects</w:t>
+      </w:r>
+      <w:r>
+        <w:rPr>
+          <w:sz w:val="32"/>
+          <w:szCs w:val="32"/>
+        </w:rPr>
+        <w:t xml:space="preserve"> → null</w:t>
+      </w:r>
+    </w:p>
+    <w:p>
+      <w:pPr>
+        <w:spacing w:before="100" w:beforeAutospacing="1" w:after="100" w:afterAutospacing="1" w:line="240" w:lineRule="auto"/>
+        <w:ind w:left="360"/>
+        <w:rPr>
+          <w:rFonts w:ascii="Times New Roman" w:eastAsia="Times New Roman" w:hAnsi="Times New Roman" w:cs="Times New Roman"/>
+          <w:kern w:val="0"/>
+          <w:sz w:val="32"/>
+          <w:szCs w:val="32"/>
+          <w:lang w:eastAsia="en-IN"/>
+          <w14:ligatures w14:val="none"/>
+        </w:rPr>
+      </w:pPr>
+      <w:r>
+        <w:rPr>
+          <w:rFonts w:ascii="Times New Roman" w:eastAsia="Times New Roman" w:hAnsi="Times New Roman" w:cs="Times New Roman"/>
+          <w:b/>
+          <w:bCs/>
+          <w:kern w:val="0"/>
+          <w:sz w:val="32"/>
+          <w:szCs w:val="32"/>
+          <w:lang w:eastAsia="en-IN"/>
+          <w14:ligatures w14:val="none"/>
+        </w:rPr>
+        <w:t>Example:</w:t>
+      </w:r>
+    </w:p>
+    <w:p>
+      <w:pPr>
+        <w:tabs>
+          <w:tab w:val="left" w:pos="916"/>
+          <w:tab w:val="left" w:pos="1832"/>
+          <w:tab w:val="left" w:pos="2748"/>
+          <w:tab w:val="left" w:pos="3664"/>
+          <w:tab w:val="left" w:pos="4580"/>
+          <w:tab w:val="left" w:pos="5496"/>
+          <w:tab w:val="left" w:pos="6412"/>
+          <w:tab w:val="left" w:pos="7328"/>
+          <w:tab w:val="left" w:pos="8244"/>
+          <w:tab w:val="left" w:pos="9160"/>
+          <w:tab w:val="left" w:pos="10076"/>
+          <w:tab w:val="left" w:pos="10992"/>
+          <w:tab w:val="left" w:pos="11908"/>
+          <w:tab w:val="left" w:pos="12824"/>
+          <w:tab w:val="left" w:pos="13740"/>
+          <w:tab w:val="left" w:pos="14656"/>
+        </w:tabs>
+        <w:spacing w:after="0" w:line="240" w:lineRule="auto"/>
+        <w:ind w:left="360"/>
+        <w:rPr>
+          <w:rFonts w:ascii="Courier New" w:eastAsia="Times New Roman" w:hAnsi="Courier New" w:cs="Courier New"/>
+          <w:kern w:val="0"/>
+          <w:sz w:val="32"/>
+          <w:szCs w:val="32"/>
+          <w:lang w:eastAsia="en-IN"/>
+          <w14:ligatures w14:val="none"/>
+        </w:rPr>
+      </w:pPr>
+      <w:proofErr w:type="gramStart"/>
+      <w:r>
+        <w:rPr>
+          <w:rFonts w:ascii="Courier New" w:eastAsia="Times New Roman" w:hAnsi="Courier New" w:cs="Courier New"/>
+          <w:kern w:val="0"/>
+          <w:sz w:val="32"/>
+          <w:szCs w:val="32"/>
+          <w:lang w:eastAsia="en-IN"/>
+          <w14:ligatures w14:val="none"/>
+        </w:rPr>
+        <w:t>int[</w:t>
+      </w:r>
+      <w:proofErr w:type="gramEnd"/>
+      <w:r>
+        <w:rPr>
+          <w:rFonts w:ascii="Courier New" w:eastAsia="Times New Roman" w:hAnsi="Courier New" w:cs="Courier New"/>
+          <w:kern w:val="0"/>
+          <w:sz w:val="32"/>
+          <w:szCs w:val="32"/>
+          <w:lang w:eastAsia="en-IN"/>
+          <w14:ligatures w14:val="none"/>
+        </w:rPr>
+        <w:t xml:space="preserve">] </w:t>
+      </w:r>
+      <w:proofErr w:type="spellStart"/>
+      <w:r>
+        <w:rPr>
+          <w:rFonts w:ascii="Courier New" w:eastAsia="Times New Roman" w:hAnsi="Courier New" w:cs="Courier New"/>
+          <w:kern w:val="0"/>
+          <w:sz w:val="32"/>
+          <w:szCs w:val="32"/>
+          <w:lang w:eastAsia="en-IN"/>
+          <w14:ligatures w14:val="none"/>
+        </w:rPr>
+        <w:t>arr</w:t>
+      </w:r>
+      <w:proofErr w:type="spellEnd"/>
+      <w:r>
+        <w:rPr>
+          <w:rFonts w:ascii="Courier New" w:eastAsia="Times New Roman" w:hAnsi="Courier New" w:cs="Courier New"/>
+          <w:kern w:val="0"/>
+          <w:sz w:val="32"/>
+          <w:szCs w:val="32"/>
+          <w:lang w:eastAsia="en-IN"/>
+          <w14:ligatures w14:val="none"/>
+        </w:rPr>
+        <w:t xml:space="preserve"> = new int[3];</w:t>
+      </w:r>
+    </w:p>
+    <w:p>
+      <w:pPr>
+        <w:spacing w:before="100" w:beforeAutospacing="1" w:after="100" w:afterAutospacing="1" w:line="240" w:lineRule="auto"/>
+        <w:ind w:left="360"/>
+        <w:rPr>
+          <w:rFonts w:ascii="Times New Roman" w:eastAsia="Times New Roman" w:hAnsi="Times New Roman" w:cs="Times New Roman"/>
+          <w:kern w:val="0"/>
+          <w:sz w:val="32"/>
+          <w:szCs w:val="32"/>
+          <w:lang w:eastAsia="en-IN"/>
+          <w14:ligatures w14:val="none"/>
+        </w:rPr>
+      </w:pPr>
+      <w:r>
+        <w:rPr>
+          <w:rFonts w:ascii="Times New Roman" w:eastAsia="Times New Roman" w:hAnsi="Times New Roman" w:cs="Times New Roman"/>
+          <w:kern w:val="0"/>
+          <w:sz w:val="32"/>
+          <w:szCs w:val="32"/>
+          <w:lang w:eastAsia="en-IN"/>
+          <w14:ligatures w14:val="none"/>
+        </w:rPr>
+        <w:t xml:space="preserve">The default values are: </w:t>
+      </w:r>
+      <w:r>
+        <w:rPr>
+          <w:rFonts w:ascii="Times New Roman" w:eastAsia="Times New Roman" w:hAnsi="Times New Roman" w:cs="Times New Roman"/>
+          <w:b/>
+          <w:bCs/>
+          <w:kern w:val="0"/>
+          <w:sz w:val="32"/>
+          <w:szCs w:val="32"/>
+          <w:lang w:eastAsia="en-IN"/>
+          <w14:ligatures w14:val="none"/>
+        </w:rPr>
+        <w:t>0, 0, 0</w:t>
+      </w:r>
+      <w:r>
+        <w:rPr>
+          <w:rFonts w:ascii="Times New Roman" w:eastAsia="Times New Roman" w:hAnsi="Times New Roman" w:cs="Times New Roman"/>
+          <w:kern w:val="0"/>
+          <w:sz w:val="32"/>
+          <w:szCs w:val="32"/>
+          <w:lang w:eastAsia="en-IN"/>
+          <w14:ligatures w14:val="none"/>
+        </w:rPr>
+        <w:t>.</w:t>
+      </w:r>
+    </w:p>
+    <w:p>
+      <w:pPr>
+        <w:spacing w:before="100" w:beforeAutospacing="1" w:after="100" w:afterAutospacing="1" w:line="240" w:lineRule="auto"/>
+        <w:rPr>
+          <w:rFonts w:ascii="Times New Roman" w:eastAsia="Times New Roman" w:hAnsi="Times New Roman" w:cs="Times New Roman"/>
+          <w:kern w:val="0"/>
+          <w:sz w:val="32"/>
+          <w:szCs w:val="32"/>
+          <w:lang w:eastAsia="en-IN"/>
+          <w14:ligatures w14:val="none"/>
+        </w:rPr>
+      </w:pPr>
+    </w:p>
+    <w:p>
+      <w:pPr>
+        <w:rPr>
+          <w:b/>
+          <w:bCs/>
+          <w:sz w:val="32"/>
+          <w:szCs w:val="32"/>
+        </w:rPr>
+      </w:pPr>
+      <w:r>
+        <w:rPr>
+          <w:b/>
+          <w:bCs/>
+          <w:sz w:val="32"/>
+          <w:szCs w:val="32"/>
+          <w:highlight w:val="yellow"/>
+        </w:rPr>
+        <w:lastRenderedPageBreak/>
+        <w:t xml:space="preserve">4]. </w:t>
+      </w:r>
+      <w:r>
+        <w:rPr>
+          <w:b/>
+          <w:bCs/>
+          <w:sz w:val="32"/>
+          <w:szCs w:val="32"/>
+          <w:highlight w:val="yellow"/>
+        </w:rPr>
+        <w:t xml:space="preserve">What is the difference between an array and an </w:t>
+      </w:r>
+      <w:proofErr w:type="spellStart"/>
+      <w:r>
+        <w:rPr>
+          <w:b/>
+          <w:bCs/>
+          <w:sz w:val="32"/>
+          <w:szCs w:val="32"/>
+          <w:highlight w:val="yellow"/>
+        </w:rPr>
+        <w:t>ArrayList</w:t>
+      </w:r>
+      <w:proofErr w:type="spellEnd"/>
+      <w:r>
+        <w:rPr>
+          <w:b/>
+          <w:bCs/>
+          <w:sz w:val="32"/>
+          <w:szCs w:val="32"/>
+          <w:highlight w:val="yellow"/>
+        </w:rPr>
+        <w:t>?</w:t>
+      </w:r>
+    </w:p>
+    <w:p>
+      <w:pPr>
+        <w:ind w:left="360"/>
+        <w:rPr>
+          <w:b/>
+          <w:bCs/>
+          <w:color w:val="FF0000"/>
+          <w:sz w:val="32"/>
+          <w:szCs w:val="32"/>
+        </w:rPr>
+      </w:pPr>
+      <w:r>
+        <w:rPr>
+          <w:b/>
+          <w:bCs/>
+          <w:color w:val="FF0000"/>
+          <w:sz w:val="32"/>
+          <w:szCs w:val="32"/>
+        </w:rPr>
+        <w:t xml:space="preserve"> </w:t>
+      </w:r>
+      <w:r>
+        <w:rPr>
+          <w:b/>
+          <w:bCs/>
+          <w:color w:val="FF0000"/>
+          <w:sz w:val="32"/>
+          <w:szCs w:val="32"/>
+          <w:highlight w:val="yellow"/>
+        </w:rPr>
+        <w:t>Array</w:t>
+      </w:r>
+    </w:p>
+    <w:p>
+      <w:pPr>
+        <w:pStyle w:val="ListParagraph"/>
+        <w:numPr>
+          <w:ilvl w:val="0"/>
+          <w:numId w:val="75"/>
+        </w:numPr>
+        <w:rPr>
+          <w:sz w:val="32"/>
+          <w:szCs w:val="32"/>
+        </w:rPr>
+      </w:pPr>
+      <w:r>
+        <w:rPr>
+          <w:sz w:val="32"/>
+          <w:szCs w:val="32"/>
+        </w:rPr>
+        <w:t>An array stores multiple values of the same type.</w:t>
+      </w:r>
+    </w:p>
+    <w:p>
+      <w:pPr>
+        <w:pStyle w:val="ListParagraph"/>
+        <w:numPr>
+          <w:ilvl w:val="0"/>
+          <w:numId w:val="75"/>
+        </w:numPr>
+        <w:rPr>
+          <w:sz w:val="32"/>
+          <w:szCs w:val="32"/>
+        </w:rPr>
+      </w:pPr>
+      <w:r>
+        <w:rPr>
+          <w:sz w:val="32"/>
+          <w:szCs w:val="32"/>
+        </w:rPr>
+        <w:t>An array has a fixed size.</w:t>
+      </w:r>
+    </w:p>
+    <w:p>
+      <w:pPr>
+        <w:pStyle w:val="ListParagraph"/>
+        <w:numPr>
+          <w:ilvl w:val="0"/>
+          <w:numId w:val="75"/>
+        </w:numPr>
+        <w:rPr>
+          <w:sz w:val="32"/>
+          <w:szCs w:val="32"/>
+        </w:rPr>
+      </w:pPr>
+      <w:r>
+        <w:rPr>
+          <w:sz w:val="32"/>
+          <w:szCs w:val="32"/>
+        </w:rPr>
+        <w:t>Its size cannot be changed after creation.</w:t>
+      </w:r>
+    </w:p>
+    <w:p>
+      <w:pPr>
+        <w:pStyle w:val="ListParagraph"/>
+        <w:numPr>
+          <w:ilvl w:val="0"/>
+          <w:numId w:val="75"/>
+        </w:numPr>
+        <w:rPr>
+          <w:sz w:val="32"/>
+          <w:szCs w:val="32"/>
+        </w:rPr>
+      </w:pPr>
+      <w:r>
+        <w:rPr>
+          <w:sz w:val="32"/>
+          <w:szCs w:val="32"/>
+        </w:rPr>
+        <w:t>Arrays can store primitive data types like int, char, etc.</w:t>
+      </w:r>
+    </w:p>
+    <w:p>
+      <w:pPr>
+        <w:pStyle w:val="ListParagraph"/>
+        <w:numPr>
+          <w:ilvl w:val="0"/>
+          <w:numId w:val="75"/>
+        </w:numPr>
+        <w:rPr>
+          <w:sz w:val="32"/>
+          <w:szCs w:val="32"/>
+        </w:rPr>
+      </w:pPr>
+      <w:r>
+        <w:rPr>
+          <w:sz w:val="32"/>
+          <w:szCs w:val="32"/>
+        </w:rPr>
+        <w:t>Arrays use index numbers to access elements.</w:t>
+      </w:r>
+    </w:p>
+    <w:p>
+      <w:pPr>
+        <w:pStyle w:val="ListParagraph"/>
+        <w:numPr>
+          <w:ilvl w:val="0"/>
+          <w:numId w:val="75"/>
+        </w:numPr>
+        <w:rPr>
+          <w:sz w:val="32"/>
+          <w:szCs w:val="32"/>
+        </w:rPr>
+      </w:pPr>
+      <w:r>
+        <w:rPr>
+          <w:sz w:val="32"/>
+          <w:szCs w:val="32"/>
+        </w:rPr>
+        <w:t>Array index starts from 0.</w:t>
+      </w:r>
+    </w:p>
+    <w:p>
+      <w:pPr>
+        <w:pStyle w:val="ListParagraph"/>
+        <w:numPr>
+          <w:ilvl w:val="0"/>
+          <w:numId w:val="75"/>
+        </w:numPr>
+        <w:rPr>
+          <w:sz w:val="32"/>
+          <w:szCs w:val="32"/>
+        </w:rPr>
+      </w:pPr>
+      <w:r>
+        <w:rPr>
+          <w:sz w:val="32"/>
+          <w:szCs w:val="32"/>
+        </w:rPr>
+        <w:t>Arrays can store objects also.</w:t>
+      </w:r>
+    </w:p>
+    <w:p>
+      <w:pPr>
+        <w:pStyle w:val="Heading3"/>
+        <w:rPr>
+          <w:b/>
+          <w:bCs/>
+          <w:color w:val="FF0000"/>
+        </w:rPr>
+      </w:pPr>
+      <w:r>
+        <w:rPr>
+          <w:b/>
+          <w:bCs/>
+          <w:color w:val="FF0000"/>
+        </w:rPr>
+        <w:t xml:space="preserve">       </w:t>
+      </w:r>
+      <w:proofErr w:type="spellStart"/>
+      <w:r>
+        <w:rPr>
+          <w:b/>
+          <w:bCs/>
+          <w:color w:val="FF0000"/>
+          <w:highlight w:val="yellow"/>
+        </w:rPr>
+        <w:t>ArrayList</w:t>
+      </w:r>
+      <w:proofErr w:type="spellEnd"/>
+    </w:p>
+    <w:p>
+      <w:pPr>
+        <w:pStyle w:val="Heading3"/>
+        <w:numPr>
+          <w:ilvl w:val="0"/>
+          <w:numId w:val="77"/>
+        </w:numPr>
+        <w:rPr>
+          <w:color w:val="auto"/>
+          <w:sz w:val="32"/>
+          <w:szCs w:val="32"/>
+        </w:rPr>
+      </w:pPr>
+      <w:proofErr w:type="spellStart"/>
+      <w:r>
+        <w:rPr>
+          <w:color w:val="auto"/>
+          <w:sz w:val="32"/>
+          <w:szCs w:val="32"/>
+        </w:rPr>
+        <w:t>ArrayList</w:t>
+      </w:r>
+      <w:proofErr w:type="spellEnd"/>
+      <w:r>
+        <w:rPr>
+          <w:color w:val="auto"/>
+          <w:sz w:val="32"/>
+          <w:szCs w:val="32"/>
+        </w:rPr>
+        <w:t xml:space="preserve"> is a resizable collection.</w:t>
+      </w:r>
+    </w:p>
+    <w:p>
+      <w:pPr>
+        <w:pStyle w:val="Heading3"/>
+        <w:numPr>
+          <w:ilvl w:val="0"/>
+          <w:numId w:val="77"/>
+        </w:numPr>
+        <w:rPr>
+          <w:color w:val="auto"/>
+          <w:sz w:val="32"/>
+          <w:szCs w:val="32"/>
+        </w:rPr>
+      </w:pPr>
+      <w:r>
+        <w:rPr>
+          <w:color w:val="auto"/>
+          <w:sz w:val="32"/>
+          <w:szCs w:val="32"/>
+        </w:rPr>
+        <w:t>Its size can grow or shrink dynamically.</w:t>
+      </w:r>
+    </w:p>
+    <w:p>
+      <w:pPr>
+        <w:pStyle w:val="Heading3"/>
+        <w:numPr>
+          <w:ilvl w:val="0"/>
+          <w:numId w:val="77"/>
+        </w:numPr>
+        <w:rPr>
+          <w:color w:val="auto"/>
+          <w:sz w:val="32"/>
+          <w:szCs w:val="32"/>
+        </w:rPr>
+      </w:pPr>
+      <w:proofErr w:type="spellStart"/>
+      <w:r>
+        <w:rPr>
+          <w:color w:val="auto"/>
+          <w:sz w:val="32"/>
+          <w:szCs w:val="32"/>
+        </w:rPr>
+        <w:t>ArrayList</w:t>
+      </w:r>
+      <w:proofErr w:type="spellEnd"/>
+      <w:r>
+        <w:rPr>
+          <w:color w:val="auto"/>
+          <w:sz w:val="32"/>
+          <w:szCs w:val="32"/>
+        </w:rPr>
+        <w:t xml:space="preserve"> stores objects, not primitive types directly.</w:t>
+      </w:r>
+    </w:p>
+    <w:p>
+      <w:pPr>
+        <w:pStyle w:val="Heading3"/>
+        <w:numPr>
+          <w:ilvl w:val="0"/>
+          <w:numId w:val="77"/>
+        </w:numPr>
+        <w:rPr>
+          <w:color w:val="auto"/>
+          <w:sz w:val="32"/>
+          <w:szCs w:val="32"/>
+        </w:rPr>
+      </w:pPr>
+      <w:r>
+        <w:rPr>
+          <w:color w:val="auto"/>
+          <w:sz w:val="32"/>
+          <w:szCs w:val="32"/>
+        </w:rPr>
+        <w:t>It can use wrapper classes like Integer instead of int.</w:t>
+      </w:r>
+    </w:p>
+    <w:p>
+      <w:pPr>
+        <w:pStyle w:val="Heading3"/>
+        <w:numPr>
+          <w:ilvl w:val="0"/>
+          <w:numId w:val="77"/>
+        </w:numPr>
+        <w:rPr>
+          <w:color w:val="auto"/>
+          <w:sz w:val="32"/>
+          <w:szCs w:val="32"/>
+        </w:rPr>
+      </w:pPr>
+      <w:r>
+        <w:rPr>
+          <w:color w:val="auto"/>
+          <w:sz w:val="32"/>
+          <w:szCs w:val="32"/>
+        </w:rPr>
+        <w:t>It also uses index numbers to access elements.</w:t>
+      </w:r>
+    </w:p>
+    <w:p>
+      <w:pPr>
+        <w:pStyle w:val="Heading3"/>
+        <w:numPr>
+          <w:ilvl w:val="0"/>
+          <w:numId w:val="77"/>
+        </w:numPr>
+        <w:rPr>
+          <w:color w:val="auto"/>
+          <w:sz w:val="32"/>
+          <w:szCs w:val="32"/>
+        </w:rPr>
+      </w:pPr>
+      <w:proofErr w:type="spellStart"/>
+      <w:r>
+        <w:rPr>
+          <w:color w:val="auto"/>
+          <w:sz w:val="32"/>
+          <w:szCs w:val="32"/>
+        </w:rPr>
+        <w:t>ArrayList</w:t>
+      </w:r>
+      <w:proofErr w:type="spellEnd"/>
+      <w:r>
+        <w:rPr>
+          <w:color w:val="auto"/>
+          <w:sz w:val="32"/>
+          <w:szCs w:val="32"/>
+        </w:rPr>
+        <w:t xml:space="preserve"> index starts from 0.</w:t>
+      </w:r>
+    </w:p>
+    <w:p>
+      <w:pPr>
+        <w:pStyle w:val="Heading3"/>
+        <w:numPr>
+          <w:ilvl w:val="0"/>
+          <w:numId w:val="77"/>
+        </w:numPr>
+        <w:rPr>
+          <w:color w:val="auto"/>
+          <w:sz w:val="32"/>
+          <w:szCs w:val="32"/>
+        </w:rPr>
+      </w:pPr>
+      <w:r>
+        <w:rPr>
+          <w:color w:val="auto"/>
+          <w:sz w:val="32"/>
+          <w:szCs w:val="32"/>
+        </w:rPr>
+        <w:t xml:space="preserve">We can add elements using </w:t>
+      </w:r>
+      <w:proofErr w:type="gramStart"/>
+      <w:r>
+        <w:rPr>
+          <w:color w:val="auto"/>
+          <w:sz w:val="32"/>
+          <w:szCs w:val="32"/>
+        </w:rPr>
+        <w:t>add(</w:t>
+      </w:r>
+      <w:proofErr w:type="gramEnd"/>
+      <w:r>
+        <w:rPr>
+          <w:color w:val="auto"/>
+          <w:sz w:val="32"/>
+          <w:szCs w:val="32"/>
+        </w:rPr>
+        <w:t>).</w:t>
+      </w:r>
+    </w:p>
+    <w:p>
+      <w:pPr>
+        <w:pStyle w:val="Heading3"/>
+        <w:numPr>
+          <w:ilvl w:val="0"/>
+          <w:numId w:val="77"/>
+        </w:numPr>
+        <w:rPr>
+          <w:color w:val="auto"/>
+          <w:sz w:val="32"/>
+          <w:szCs w:val="32"/>
+        </w:rPr>
+      </w:pPr>
+      <w:r>
+        <w:rPr>
+          <w:color w:val="auto"/>
+          <w:sz w:val="32"/>
+          <w:szCs w:val="32"/>
+        </w:rPr>
+        <w:t xml:space="preserve">We can remove elements using </w:t>
+      </w:r>
+      <w:proofErr w:type="gramStart"/>
+      <w:r>
+        <w:rPr>
+          <w:color w:val="auto"/>
+          <w:sz w:val="32"/>
+          <w:szCs w:val="32"/>
+        </w:rPr>
+        <w:t>remove(</w:t>
+      </w:r>
+      <w:proofErr w:type="gramEnd"/>
+      <w:r>
+        <w:rPr>
+          <w:color w:val="auto"/>
+          <w:sz w:val="32"/>
+          <w:szCs w:val="32"/>
+        </w:rPr>
+        <w:t>).</w:t>
+      </w:r>
+    </w:p>
+    <w:p>
+      <w:pPr>
+        <w:pStyle w:val="Heading3"/>
+        <w:numPr>
+          <w:ilvl w:val="0"/>
+          <w:numId w:val="77"/>
+        </w:numPr>
+        <w:rPr>
+          <w:color w:val="auto"/>
+          <w:sz w:val="32"/>
+          <w:szCs w:val="32"/>
+        </w:rPr>
+      </w:pPr>
+      <w:proofErr w:type="spellStart"/>
+      <w:r>
+        <w:rPr>
+          <w:color w:val="auto"/>
+          <w:sz w:val="32"/>
+          <w:szCs w:val="32"/>
+        </w:rPr>
+        <w:t>ArrayList</w:t>
+      </w:r>
+      <w:proofErr w:type="spellEnd"/>
+      <w:r>
+        <w:rPr>
+          <w:color w:val="auto"/>
+          <w:sz w:val="32"/>
+          <w:szCs w:val="32"/>
+        </w:rPr>
+        <w:t xml:space="preserve"> is available in the </w:t>
+      </w:r>
+      <w:proofErr w:type="spellStart"/>
+      <w:proofErr w:type="gramStart"/>
+      <w:r>
+        <w:rPr>
+          <w:color w:val="auto"/>
+          <w:sz w:val="32"/>
+          <w:szCs w:val="32"/>
+        </w:rPr>
+        <w:t>java.util</w:t>
+      </w:r>
+      <w:proofErr w:type="spellEnd"/>
+      <w:proofErr w:type="gramEnd"/>
+      <w:r>
+        <w:rPr>
+          <w:color w:val="auto"/>
+          <w:sz w:val="32"/>
+          <w:szCs w:val="32"/>
+        </w:rPr>
+        <w:t xml:space="preserve"> package.</w:t>
+      </w:r>
+    </w:p>
+    <w:p>
+      <w:pPr>
+        <w:pStyle w:val="Heading3"/>
+        <w:numPr>
+          <w:ilvl w:val="0"/>
+          <w:numId w:val="77"/>
+        </w:numPr>
+        <w:rPr>
+          <w:color w:val="auto"/>
+          <w:sz w:val="32"/>
+          <w:szCs w:val="32"/>
+        </w:rPr>
+      </w:pPr>
+      <w:r>
+        <w:rPr>
+          <w:color w:val="auto"/>
+          <w:sz w:val="32"/>
+          <w:szCs w:val="32"/>
+        </w:rPr>
+        <w:t xml:space="preserve">Example: </w:t>
+      </w:r>
+      <w:proofErr w:type="spellStart"/>
+      <w:r>
+        <w:rPr>
+          <w:color w:val="auto"/>
+          <w:sz w:val="32"/>
+          <w:szCs w:val="32"/>
+        </w:rPr>
+        <w:t>ArrayList</w:t>
+      </w:r>
+      <w:proofErr w:type="spellEnd"/>
+      <w:r>
+        <w:rPr>
+          <w:color w:val="auto"/>
+          <w:sz w:val="32"/>
+          <w:szCs w:val="32"/>
+        </w:rPr>
+        <w:t xml:space="preserve">&lt;Integer&gt; list = new </w:t>
+      </w:r>
+      <w:proofErr w:type="spellStart"/>
+      <w:r>
+        <w:rPr>
+          <w:color w:val="auto"/>
+          <w:sz w:val="32"/>
+          <w:szCs w:val="32"/>
+        </w:rPr>
+        <w:t>ArrayList</w:t>
+      </w:r>
+      <w:proofErr w:type="spellEnd"/>
+      <w:r>
+        <w:rPr>
+          <w:color w:val="auto"/>
+          <w:sz w:val="32"/>
+          <w:szCs w:val="32"/>
+        </w:rPr>
+        <w:t>&lt;</w:t>
+      </w:r>
+      <w:proofErr w:type="gramStart"/>
+      <w:r>
+        <w:rPr>
+          <w:color w:val="auto"/>
+          <w:sz w:val="32"/>
+          <w:szCs w:val="32"/>
+        </w:rPr>
+        <w:t>&gt;(</w:t>
+      </w:r>
+      <w:proofErr w:type="gramEnd"/>
+      <w:r>
+        <w:rPr>
+          <w:color w:val="auto"/>
+          <w:sz w:val="32"/>
+          <w:szCs w:val="32"/>
+        </w:rPr>
+        <w:t>);</w:t>
+      </w:r>
+    </w:p>
+    <w:p/>
+    <w:p>
+      <w:pPr>
+        <w:rPr>
+          <w:b/>
+          <w:bCs/>
+          <w:sz w:val="32"/>
+          <w:szCs w:val="32"/>
+        </w:rPr>
+      </w:pPr>
+      <w:proofErr w:type="gramStart"/>
+      <w:r>
+        <w:rPr>
+          <w:b/>
+          <w:bCs/>
+          <w:sz w:val="32"/>
+          <w:szCs w:val="32"/>
+          <w:highlight w:val="yellow"/>
+        </w:rPr>
+        <w:t>5].</w:t>
+      </w:r>
+      <w:r>
+        <w:rPr>
+          <w:b/>
+          <w:bCs/>
+          <w:sz w:val="32"/>
+          <w:szCs w:val="32"/>
+          <w:highlight w:val="yellow"/>
+        </w:rPr>
+        <w:t>How</w:t>
+      </w:r>
+      <w:proofErr w:type="gramEnd"/>
+      <w:r>
+        <w:rPr>
+          <w:b/>
+          <w:bCs/>
+          <w:sz w:val="32"/>
+          <w:szCs w:val="32"/>
+          <w:highlight w:val="yellow"/>
+        </w:rPr>
+        <w:t xml:space="preserve"> do you find the length of an array in Java</w:t>
+      </w:r>
+      <w:r>
+        <w:rPr>
+          <w:b/>
+          <w:bCs/>
+          <w:sz w:val="32"/>
+          <w:szCs w:val="32"/>
+          <w:highlight w:val="yellow"/>
+        </w:rPr>
+        <w:t>?</w:t>
+      </w:r>
+    </w:p>
+    <w:p>
+      <w:pPr>
+        <w:rPr>
+          <w:sz w:val="28"/>
+          <w:szCs w:val="28"/>
+        </w:rPr>
+      </w:pPr>
+      <w:r>
+        <w:rPr>
+          <w:sz w:val="28"/>
+          <w:szCs w:val="28"/>
+        </w:rPr>
+        <w:t>We use the length property to find the size of an array.</w:t>
+      </w:r>
+    </w:p>
+    <w:p>
+      <w:pPr>
+        <w:rPr>
+          <w:sz w:val="28"/>
+          <w:szCs w:val="28"/>
+        </w:rPr>
+      </w:pPr>
+      <w:r>
+        <w:rPr>
+          <w:sz w:val="28"/>
+          <w:szCs w:val="28"/>
+        </w:rPr>
+        <w:t xml:space="preserve">Syntax: </w:t>
+      </w:r>
+      <w:proofErr w:type="spellStart"/>
+      <w:r>
+        <w:rPr>
+          <w:sz w:val="28"/>
+          <w:szCs w:val="28"/>
+        </w:rPr>
+        <w:t>arrayName.length</w:t>
+      </w:r>
+      <w:proofErr w:type="spellEnd"/>
+    </w:p>
+    <w:p>
+      <w:pPr>
+        <w:rPr>
+          <w:sz w:val="28"/>
+          <w:szCs w:val="28"/>
+        </w:rPr>
+      </w:pPr>
+      <w:r>
+        <w:rPr>
+          <w:sz w:val="28"/>
+          <w:szCs w:val="28"/>
+        </w:rPr>
+        <w:t>It returns the number of elements in the array.</w:t>
+      </w:r>
+    </w:p>
+    <w:p>
+      <w:pPr>
+        <w:ind w:left="720"/>
+        <w:rPr>
+          <w:b/>
+          <w:bCs/>
+          <w:sz w:val="28"/>
+          <w:szCs w:val="28"/>
+          <w:highlight w:val="lightGray"/>
+        </w:rPr>
+      </w:pPr>
+      <w:proofErr w:type="gramStart"/>
+      <w:r>
+        <w:rPr>
+          <w:b/>
+          <w:bCs/>
+          <w:sz w:val="28"/>
+          <w:szCs w:val="28"/>
+          <w:highlight w:val="lightGray"/>
+        </w:rPr>
+        <w:t>int[</w:t>
+      </w:r>
+      <w:proofErr w:type="gramEnd"/>
+      <w:r>
+        <w:rPr>
+          <w:b/>
+          <w:bCs/>
+          <w:sz w:val="28"/>
+          <w:szCs w:val="28"/>
+          <w:highlight w:val="lightGray"/>
+        </w:rPr>
+        <w:t xml:space="preserve">] </w:t>
+      </w:r>
+      <w:proofErr w:type="spellStart"/>
+      <w:r>
+        <w:rPr>
+          <w:b/>
+          <w:bCs/>
+          <w:sz w:val="28"/>
+          <w:szCs w:val="28"/>
+          <w:highlight w:val="lightGray"/>
+        </w:rPr>
+        <w:t>arr</w:t>
+      </w:r>
+      <w:proofErr w:type="spellEnd"/>
+      <w:r>
+        <w:rPr>
+          <w:b/>
+          <w:bCs/>
+          <w:sz w:val="28"/>
+          <w:szCs w:val="28"/>
+          <w:highlight w:val="lightGray"/>
+        </w:rPr>
+        <w:t xml:space="preserve"> = {10, 20, 30, 40, 50};</w:t>
+      </w:r>
+    </w:p>
+    <w:p>
+      <w:pPr>
+        <w:ind w:left="720"/>
+        <w:rPr>
+          <w:sz w:val="28"/>
+          <w:szCs w:val="28"/>
+        </w:rPr>
+      </w:pPr>
+      <w:proofErr w:type="spellStart"/>
+      <w:r>
+        <w:rPr>
+          <w:b/>
+          <w:bCs/>
+          <w:sz w:val="28"/>
+          <w:szCs w:val="28"/>
+          <w:highlight w:val="lightGray"/>
+        </w:rPr>
+        <w:t>System.out.println</w:t>
+      </w:r>
+      <w:proofErr w:type="spellEnd"/>
+      <w:r>
+        <w:rPr>
+          <w:b/>
+          <w:bCs/>
+          <w:sz w:val="28"/>
+          <w:szCs w:val="28"/>
+          <w:highlight w:val="lightGray"/>
+        </w:rPr>
+        <w:t>(</w:t>
+      </w:r>
+      <w:proofErr w:type="spellStart"/>
+      <w:proofErr w:type="gramStart"/>
+      <w:r>
+        <w:rPr>
+          <w:b/>
+          <w:bCs/>
+          <w:sz w:val="28"/>
+          <w:szCs w:val="28"/>
+          <w:highlight w:val="lightGray"/>
+        </w:rPr>
+        <w:t>arr.length</w:t>
+      </w:r>
+      <w:proofErr w:type="spellEnd"/>
+      <w:proofErr w:type="gramEnd"/>
+      <w:r>
+        <w:rPr>
+          <w:b/>
+          <w:bCs/>
+          <w:sz w:val="28"/>
+          <w:szCs w:val="28"/>
+          <w:highlight w:val="lightGray"/>
+        </w:rPr>
+        <w:t>);</w:t>
+      </w:r>
+    </w:p>
+    <w:p>
+      <w:pPr>
+        <w:pStyle w:val="Heading3"/>
+        <w:rPr>
+          <w:b/>
+          <w:bCs/>
+          <w:color w:val="auto"/>
+          <w:sz w:val="32"/>
+          <w:szCs w:val="32"/>
+        </w:rPr>
+      </w:pPr>
+      <w:r>
+        <w:rPr>
+          <w:b/>
+          <w:bCs/>
+          <w:color w:val="FF0000"/>
+          <w:sz w:val="32"/>
+          <w:szCs w:val="32"/>
+        </w:rPr>
+        <w:lastRenderedPageBreak/>
+        <w:t xml:space="preserve"> </w:t>
+      </w:r>
+      <w:proofErr w:type="gramStart"/>
+      <w:r>
+        <w:rPr>
+          <w:b/>
+          <w:bCs/>
+          <w:color w:val="auto"/>
+          <w:sz w:val="32"/>
+          <w:szCs w:val="32"/>
+          <w:highlight w:val="yellow"/>
+        </w:rPr>
+        <w:t>6].</w:t>
+      </w:r>
+      <w:r>
+        <w:rPr>
+          <w:b/>
+          <w:bCs/>
+          <w:color w:val="auto"/>
+          <w:sz w:val="32"/>
+          <w:szCs w:val="32"/>
+          <w:highlight w:val="yellow"/>
+        </w:rPr>
+        <w:t>What</w:t>
+      </w:r>
+      <w:proofErr w:type="gramEnd"/>
+      <w:r>
+        <w:rPr>
+          <w:b/>
+          <w:bCs/>
+          <w:color w:val="auto"/>
+          <w:sz w:val="32"/>
+          <w:szCs w:val="32"/>
+          <w:highlight w:val="yellow"/>
+        </w:rPr>
+        <w:t xml:space="preserve"> happens if you try to access an array index out</w:t>
+      </w:r>
+      <w:r>
+        <w:rPr>
+          <w:b/>
+          <w:bCs/>
+          <w:color w:val="auto"/>
+          <w:sz w:val="32"/>
+          <w:szCs w:val="32"/>
+          <w:highlight w:val="yellow"/>
+        </w:rPr>
+        <w:t xml:space="preserve"> of </w:t>
+      </w:r>
+      <w:proofErr w:type="spellStart"/>
+      <w:r>
+        <w:rPr>
+          <w:b/>
+          <w:bCs/>
+          <w:color w:val="auto"/>
+          <w:sz w:val="32"/>
+          <w:szCs w:val="32"/>
+          <w:highlight w:val="yellow"/>
+        </w:rPr>
+        <w:t>bount</w:t>
+      </w:r>
+      <w:proofErr w:type="spellEnd"/>
+      <w:r>
+        <w:rPr>
+          <w:b/>
+          <w:bCs/>
+          <w:color w:val="auto"/>
+          <w:sz w:val="32"/>
+          <w:szCs w:val="32"/>
+          <w:highlight w:val="yellow"/>
+        </w:rPr>
+        <w:t>?</w:t>
+      </w:r>
+    </w:p>
+    <w:p>
+      <w:pPr>
+        <w:pStyle w:val="ListParagraph"/>
+        <w:numPr>
+          <w:ilvl w:val="0"/>
+          <w:numId w:val="77"/>
+        </w:numPr>
+        <w:rPr>
+          <w:sz w:val="32"/>
+          <w:szCs w:val="32"/>
+        </w:rPr>
+      </w:pPr>
+      <w:r>
+        <w:rPr>
+          <w:sz w:val="32"/>
+          <w:szCs w:val="32"/>
+        </w:rPr>
+        <w:t xml:space="preserve">Java throws an </w:t>
+      </w:r>
+      <w:proofErr w:type="spellStart"/>
+      <w:r>
+        <w:rPr>
+          <w:b/>
+          <w:bCs/>
+          <w:sz w:val="32"/>
+          <w:szCs w:val="32"/>
+        </w:rPr>
+        <w:t>ArrayIndexOutOfBoundsException</w:t>
+      </w:r>
+      <w:proofErr w:type="spellEnd"/>
+      <w:r>
+        <w:rPr>
+          <w:sz w:val="32"/>
+          <w:szCs w:val="32"/>
+        </w:rPr>
+        <w:t>.</w:t>
+      </w:r>
+    </w:p>
+    <w:p>
+      <w:pPr>
+        <w:pStyle w:val="ListParagraph"/>
+        <w:numPr>
+          <w:ilvl w:val="0"/>
+          <w:numId w:val="77"/>
+        </w:numPr>
+        <w:rPr>
+          <w:sz w:val="32"/>
+          <w:szCs w:val="32"/>
+        </w:rPr>
+      </w:pPr>
+      <w:r>
+        <w:rPr>
+          <w:sz w:val="32"/>
+          <w:szCs w:val="32"/>
+        </w:rPr>
+        <w:t>It happens when you try to access an index that does not exist.</w:t>
+      </w:r>
+    </w:p>
+    <w:p>
+      <w:pPr>
+        <w:pStyle w:val="ListParagraph"/>
+        <w:numPr>
+          <w:ilvl w:val="0"/>
+          <w:numId w:val="77"/>
+        </w:numPr>
+        <w:rPr>
+          <w:sz w:val="32"/>
+          <w:szCs w:val="32"/>
+        </w:rPr>
+      </w:pPr>
+      <w:r>
+        <w:rPr>
+          <w:sz w:val="32"/>
+          <w:szCs w:val="32"/>
+        </w:rPr>
+        <w:t xml:space="preserve">Array indexes start from </w:t>
+      </w:r>
+      <w:r>
+        <w:rPr>
+          <w:b/>
+          <w:bCs/>
+          <w:sz w:val="32"/>
+          <w:szCs w:val="32"/>
+        </w:rPr>
+        <w:t>0</w:t>
+      </w:r>
+      <w:r>
+        <w:rPr>
+          <w:sz w:val="32"/>
+          <w:szCs w:val="32"/>
+        </w:rPr>
+        <w:t>.</w:t>
+      </w:r>
+    </w:p>
+    <w:p>
+      <w:pPr>
+        <w:pStyle w:val="ListParagraph"/>
+        <w:numPr>
+          <w:ilvl w:val="0"/>
+          <w:numId w:val="77"/>
+        </w:numPr>
+        <w:rPr>
+          <w:sz w:val="32"/>
+          <w:szCs w:val="32"/>
+        </w:rPr>
+      </w:pPr>
+      <w:r>
+        <w:rPr>
+          <w:sz w:val="32"/>
+          <w:szCs w:val="32"/>
+        </w:rPr>
+        <w:t xml:space="preserve">The last index is </w:t>
+      </w:r>
+      <w:r>
+        <w:rPr>
+          <w:b/>
+          <w:bCs/>
+          <w:sz w:val="32"/>
+          <w:szCs w:val="32"/>
+        </w:rPr>
+        <w:t>length - 1</w:t>
+      </w:r>
+      <w:r>
+        <w:rPr>
+          <w:sz w:val="32"/>
+          <w:szCs w:val="32"/>
+        </w:rPr>
+        <w:t>.</w:t>
+      </w:r>
+    </w:p>
+    <w:p>
+      <w:pPr>
+        <w:pStyle w:val="ListParagraph"/>
+        <w:numPr>
+          <w:ilvl w:val="0"/>
+          <w:numId w:val="77"/>
+        </w:numPr>
+        <w:rPr>
+          <w:b/>
+          <w:bCs/>
+          <w:sz w:val="32"/>
+          <w:szCs w:val="32"/>
+          <w:highlight w:val="yellow"/>
+        </w:rPr>
+      </w:pPr>
+      <w:r>
+        <w:rPr>
+          <w:b/>
+          <w:bCs/>
+          <w:sz w:val="32"/>
+          <w:szCs w:val="32"/>
+          <w:highlight w:val="yellow"/>
+        </w:rPr>
+        <w:t>Example:</w:t>
+      </w:r>
+    </w:p>
+    <w:p>
+      <w:pPr>
+        <w:pStyle w:val="ListParagraph"/>
+        <w:rPr>
+          <w:sz w:val="32"/>
+          <w:szCs w:val="32"/>
+        </w:rPr>
+      </w:pPr>
+      <w:proofErr w:type="gramStart"/>
+      <w:r>
+        <w:rPr>
+          <w:sz w:val="32"/>
+          <w:szCs w:val="32"/>
+        </w:rPr>
+        <w:t>int[</w:t>
+      </w:r>
+      <w:proofErr w:type="gramEnd"/>
+      <w:r>
+        <w:rPr>
+          <w:sz w:val="32"/>
+          <w:szCs w:val="32"/>
+        </w:rPr>
+        <w:t xml:space="preserve">] </w:t>
+      </w:r>
+      <w:proofErr w:type="spellStart"/>
+      <w:r>
+        <w:rPr>
+          <w:sz w:val="32"/>
+          <w:szCs w:val="32"/>
+        </w:rPr>
+        <w:t>arr</w:t>
+      </w:r>
+      <w:proofErr w:type="spellEnd"/>
+      <w:r>
+        <w:rPr>
+          <w:sz w:val="32"/>
+          <w:szCs w:val="32"/>
+        </w:rPr>
+        <w:t xml:space="preserve"> = {10, 20, 30};</w:t>
+      </w:r>
+    </w:p>
+    <w:p>
+      <w:pPr>
+        <w:pStyle w:val="ListParagraph"/>
+        <w:rPr>
+          <w:sz w:val="32"/>
+          <w:szCs w:val="32"/>
+        </w:rPr>
+      </w:pPr>
+      <w:proofErr w:type="spellStart"/>
+      <w:r>
+        <w:rPr>
+          <w:sz w:val="32"/>
+          <w:szCs w:val="32"/>
+        </w:rPr>
+        <w:t>System.out.println</w:t>
+      </w:r>
+      <w:proofErr w:type="spellEnd"/>
+      <w:r>
+        <w:rPr>
+          <w:sz w:val="32"/>
+          <w:szCs w:val="32"/>
+        </w:rPr>
+        <w:t>(</w:t>
+      </w:r>
+      <w:proofErr w:type="spellStart"/>
+      <w:proofErr w:type="gramStart"/>
+      <w:r>
+        <w:rPr>
+          <w:sz w:val="32"/>
+          <w:szCs w:val="32"/>
+        </w:rPr>
+        <w:t>arr</w:t>
+      </w:r>
+      <w:proofErr w:type="spellEnd"/>
+      <w:r>
+        <w:rPr>
+          <w:sz w:val="32"/>
+          <w:szCs w:val="32"/>
+        </w:rPr>
+        <w:t>[</w:t>
+      </w:r>
+      <w:proofErr w:type="gramEnd"/>
+      <w:r>
+        <w:rPr>
+          <w:sz w:val="32"/>
+          <w:szCs w:val="32"/>
+        </w:rPr>
+        <w:t>3]);</w:t>
+      </w:r>
+    </w:p>
+    <w:p>
+      <w:pPr>
+        <w:pStyle w:val="ListParagraph"/>
+        <w:rPr>
+          <w:sz w:val="32"/>
+          <w:szCs w:val="32"/>
+        </w:rPr>
+      </w:pPr>
+      <w:r>
+        <w:rPr>
+          <w:sz w:val="32"/>
+          <w:szCs w:val="32"/>
+        </w:rPr>
+        <w:t xml:space="preserve">Here, valid indexes are </w:t>
+      </w:r>
+      <w:r>
+        <w:rPr>
+          <w:b/>
+          <w:bCs/>
+          <w:sz w:val="32"/>
+          <w:szCs w:val="32"/>
+        </w:rPr>
+        <w:t>0, 1, and 2</w:t>
+      </w:r>
+      <w:r>
+        <w:rPr>
+          <w:sz w:val="32"/>
+          <w:szCs w:val="32"/>
+        </w:rPr>
+        <w:t>.</w:t>
+      </w:r>
+    </w:p>
+    <w:p>
+      <w:pPr>
+        <w:pStyle w:val="ListParagraph"/>
+        <w:rPr>
+          <w:sz w:val="32"/>
+          <w:szCs w:val="32"/>
+        </w:rPr>
+      </w:pPr>
+      <w:r>
+        <w:rPr>
+          <w:sz w:val="32"/>
+          <w:szCs w:val="32"/>
+        </w:rPr>
+        <w:t>Index 3 is invalid.</w:t>
+      </w:r>
+    </w:p>
+    <w:p>
+      <w:pPr>
+        <w:pStyle w:val="ListParagraph"/>
+        <w:rPr>
+          <w:sz w:val="32"/>
+          <w:szCs w:val="32"/>
+        </w:rPr>
+      </w:pPr>
+      <w:r>
+        <w:rPr>
+          <w:sz w:val="32"/>
+          <w:szCs w:val="32"/>
+        </w:rPr>
+        <w:t xml:space="preserve">So, Java throws </w:t>
+      </w:r>
+      <w:r>
+        <w:rPr>
+          <w:sz w:val="32"/>
+          <w:szCs w:val="32"/>
+        </w:rPr>
+        <w:t xml:space="preserve">an </w:t>
+      </w:r>
+      <w:proofErr w:type="spellStart"/>
+      <w:r>
+        <w:rPr>
+          <w:b/>
+          <w:bCs/>
+          <w:sz w:val="32"/>
+          <w:szCs w:val="32"/>
+        </w:rPr>
+        <w:t>ArrayIndexOutOfBoundsException</w:t>
+      </w:r>
+      <w:proofErr w:type="spellEnd"/>
+      <w:r>
+        <w:rPr>
+          <w:sz w:val="32"/>
+          <w:szCs w:val="32"/>
+        </w:rPr>
+        <w:t>.</w:t>
+      </w:r>
+    </w:p>
+    <w:p>
+      <w:pPr>
+        <w:pStyle w:val="ListParagraph"/>
+        <w:rPr>
+          <w:sz w:val="32"/>
+          <w:szCs w:val="32"/>
+        </w:rPr>
+      </w:pPr>
+    </w:p>
+    <w:p>
+      <w:pPr>
+        <w:rPr>
+          <w:b/>
+          <w:bCs/>
+          <w:sz w:val="32"/>
+          <w:szCs w:val="32"/>
+          <w:highlight w:val="yellow"/>
+        </w:rPr>
+      </w:pPr>
+    </w:p>
+    <w:p>
+      <w:pPr>
+        <w:rPr>
+          <w:b/>
+          <w:bCs/>
+          <w:sz w:val="32"/>
+          <w:szCs w:val="32"/>
+          <w:highlight w:val="yellow"/>
+        </w:rPr>
+      </w:pPr>
+    </w:p>
+    <w:p>
+      <w:pPr>
+        <w:rPr>
+          <w:b/>
+          <w:bCs/>
+          <w:sz w:val="32"/>
+          <w:szCs w:val="32"/>
+        </w:rPr>
+      </w:pPr>
+      <w:r>
+        <w:rPr>
+          <w:b/>
+          <w:bCs/>
+          <w:sz w:val="32"/>
+          <w:szCs w:val="32"/>
+          <w:highlight w:val="yellow"/>
+        </w:rPr>
+        <w:t xml:space="preserve">7]. </w:t>
+      </w:r>
+      <w:r>
+        <w:rPr>
+          <w:b/>
+          <w:bCs/>
+          <w:sz w:val="32"/>
+          <w:szCs w:val="32"/>
+          <w:highlight w:val="yellow"/>
+        </w:rPr>
+        <w:t>Can an array in Java hold different data types?</w:t>
+      </w:r>
+    </w:p>
+    <w:p>
+      <w:pPr>
+        <w:rPr>
+          <w:sz w:val="32"/>
+          <w:szCs w:val="32"/>
+        </w:rPr>
+      </w:pPr>
+      <w:r>
+        <w:rPr>
+          <w:b/>
+          <w:bCs/>
+          <w:sz w:val="32"/>
+          <w:szCs w:val="32"/>
+        </w:rPr>
+        <w:t>No</w:t>
+      </w:r>
+      <w:r>
+        <w:rPr>
+          <w:sz w:val="32"/>
+          <w:szCs w:val="32"/>
+        </w:rPr>
+        <w:t>, a normal Java array cannot store different data types.</w:t>
+      </w:r>
+    </w:p>
+    <w:p>
+      <w:pPr>
+        <w:numPr>
+          <w:ilvl w:val="0"/>
+          <w:numId w:val="79"/>
+        </w:numPr>
+        <w:rPr>
+          <w:sz w:val="32"/>
+          <w:szCs w:val="32"/>
+        </w:rPr>
+      </w:pPr>
+      <w:r>
+        <w:rPr>
+          <w:sz w:val="32"/>
+          <w:szCs w:val="32"/>
+        </w:rPr>
+        <w:t xml:space="preserve">An array stores elements of the </w:t>
+      </w:r>
+      <w:r>
+        <w:rPr>
+          <w:b/>
+          <w:bCs/>
+          <w:sz w:val="32"/>
+          <w:szCs w:val="32"/>
+        </w:rPr>
+        <w:t>same data type</w:t>
+      </w:r>
+      <w:r>
+        <w:rPr>
+          <w:sz w:val="32"/>
+          <w:szCs w:val="32"/>
+        </w:rPr>
+        <w:t>.</w:t>
+      </w:r>
+    </w:p>
+    <w:p>
+      <w:pPr>
+        <w:numPr>
+          <w:ilvl w:val="0"/>
+          <w:numId w:val="79"/>
+        </w:numPr>
+        <w:rPr>
+          <w:sz w:val="32"/>
+          <w:szCs w:val="32"/>
+        </w:rPr>
+      </w:pPr>
+      <w:r>
+        <w:rPr>
+          <w:sz w:val="32"/>
+          <w:szCs w:val="32"/>
+        </w:rPr>
+        <w:t>For example, an int array can store only int values.</w:t>
+      </w:r>
+    </w:p>
+    <w:p>
+      <w:pPr>
+        <w:ind w:left="720"/>
+        <w:rPr>
+          <w:b/>
+          <w:bCs/>
+          <w:sz w:val="32"/>
+          <w:szCs w:val="32"/>
+        </w:rPr>
+      </w:pPr>
+      <w:r>
+        <w:rPr>
+          <w:b/>
+          <w:bCs/>
+          <w:sz w:val="32"/>
+          <w:szCs w:val="32"/>
+          <w:highlight w:val="yellow"/>
+        </w:rPr>
+        <w:t>Example:</w:t>
+      </w:r>
+    </w:p>
+    <w:p>
+      <w:pPr>
+        <w:ind w:left="720"/>
+        <w:rPr>
+          <w:sz w:val="32"/>
+          <w:szCs w:val="32"/>
+        </w:rPr>
+      </w:pPr>
+      <w:proofErr w:type="gramStart"/>
+      <w:r>
+        <w:rPr>
+          <w:sz w:val="32"/>
+          <w:szCs w:val="32"/>
+        </w:rPr>
+        <w:t>int[</w:t>
+      </w:r>
+      <w:proofErr w:type="gramEnd"/>
+      <w:r>
+        <w:rPr>
+          <w:sz w:val="32"/>
+          <w:szCs w:val="32"/>
+        </w:rPr>
+        <w:t xml:space="preserve">] </w:t>
+      </w:r>
+      <w:proofErr w:type="spellStart"/>
+      <w:r>
+        <w:rPr>
+          <w:sz w:val="32"/>
+          <w:szCs w:val="32"/>
+        </w:rPr>
+        <w:t>arr</w:t>
+      </w:r>
+      <w:proofErr w:type="spellEnd"/>
+      <w:r>
+        <w:rPr>
+          <w:sz w:val="32"/>
+          <w:szCs w:val="32"/>
+        </w:rPr>
+        <w:t xml:space="preserve"> = {10, 20, 30};</w:t>
+      </w:r>
+    </w:p>
+    <w:p>
+      <w:pPr>
+        <w:ind w:left="720"/>
+        <w:rPr>
+          <w:sz w:val="32"/>
+          <w:szCs w:val="32"/>
+        </w:rPr>
+      </w:pPr>
+      <w:r>
+        <w:rPr>
+          <w:sz w:val="32"/>
+          <w:szCs w:val="32"/>
+        </w:rPr>
+        <w:t xml:space="preserve">You </w:t>
+      </w:r>
+      <w:r>
+        <w:rPr>
+          <w:b/>
+          <w:bCs/>
+          <w:sz w:val="32"/>
+          <w:szCs w:val="32"/>
+        </w:rPr>
+        <w:t>cannot</w:t>
+      </w:r>
+      <w:r>
+        <w:rPr>
+          <w:sz w:val="32"/>
+          <w:szCs w:val="32"/>
+        </w:rPr>
+        <w:t xml:space="preserve"> directly store int, float, and String together in an </w:t>
+      </w:r>
+      <w:proofErr w:type="gramStart"/>
+      <w:r>
+        <w:rPr>
+          <w:sz w:val="32"/>
+          <w:szCs w:val="32"/>
+        </w:rPr>
+        <w:t>int[</w:t>
+      </w:r>
+      <w:proofErr w:type="gramEnd"/>
+      <w:r>
+        <w:rPr>
+          <w:sz w:val="32"/>
+          <w:szCs w:val="32"/>
+        </w:rPr>
+        <w:t>].</w:t>
+      </w:r>
+    </w:p>
+    <w:p>
+      <w:pPr>
+        <w:numPr>
+          <w:ilvl w:val="0"/>
+          <w:numId w:val="79"/>
+        </w:numPr>
+        <w:rPr>
+          <w:sz w:val="32"/>
+          <w:szCs w:val="32"/>
+        </w:rPr>
+      </w:pPr>
+      <w:r>
+        <w:rPr>
+          <w:b/>
+          <w:bCs/>
+          <w:sz w:val="32"/>
+          <w:szCs w:val="32"/>
+          <w:highlight w:val="yellow"/>
+        </w:rPr>
+        <w:t>However,</w:t>
+      </w:r>
+      <w:r>
+        <w:rPr>
+          <w:sz w:val="32"/>
+          <w:szCs w:val="32"/>
+        </w:rPr>
+        <w:t xml:space="preserve"> an </w:t>
+      </w:r>
+      <w:proofErr w:type="gramStart"/>
+      <w:r>
+        <w:rPr>
+          <w:sz w:val="32"/>
+          <w:szCs w:val="32"/>
+        </w:rPr>
+        <w:t>Object[</w:t>
+      </w:r>
+      <w:proofErr w:type="gramEnd"/>
+      <w:r>
+        <w:rPr>
+          <w:sz w:val="32"/>
+          <w:szCs w:val="32"/>
+        </w:rPr>
+        <w:t>] can store different types:</w:t>
+      </w:r>
+    </w:p>
+    <w:p>
+      <w:pPr>
+        <w:ind w:left="720"/>
+        <w:rPr>
+          <w:sz w:val="32"/>
+          <w:szCs w:val="32"/>
+        </w:rPr>
+      </w:pPr>
+      <w:proofErr w:type="gramStart"/>
+      <w:r>
+        <w:rPr>
+          <w:sz w:val="32"/>
+          <w:szCs w:val="32"/>
+        </w:rPr>
+        <w:t>Object[</w:t>
+      </w:r>
+      <w:proofErr w:type="gramEnd"/>
+      <w:r>
+        <w:rPr>
+          <w:sz w:val="32"/>
+          <w:szCs w:val="32"/>
+        </w:rPr>
+        <w:t xml:space="preserve">] </w:t>
+      </w:r>
+      <w:proofErr w:type="spellStart"/>
+      <w:r>
+        <w:rPr>
+          <w:sz w:val="32"/>
+          <w:szCs w:val="32"/>
+        </w:rPr>
+        <w:t>arr</w:t>
+      </w:r>
+      <w:proofErr w:type="spellEnd"/>
+      <w:r>
+        <w:rPr>
+          <w:sz w:val="32"/>
+          <w:szCs w:val="32"/>
+        </w:rPr>
+        <w:t xml:space="preserve"> = {10, 10.5, "Hello", true};</w:t>
+      </w:r>
+    </w:p>
+    <w:p>
+      <w:pPr>
+        <w:rPr>
+          <w:sz w:val="32"/>
+          <w:szCs w:val="32"/>
+        </w:rPr>
+      </w:pPr>
+      <w:r>
+        <w:rPr>
+          <w:b/>
+          <w:bCs/>
+          <w:sz w:val="32"/>
+          <w:szCs w:val="32"/>
+        </w:rPr>
+        <w:t>In short:</w:t>
+      </w:r>
+      <w:r>
+        <w:rPr>
+          <w:sz w:val="32"/>
+          <w:szCs w:val="32"/>
+        </w:rPr>
+        <w:t xml:space="preserve"> Normal array → </w:t>
+      </w:r>
+      <w:r>
+        <w:rPr>
+          <w:b/>
+          <w:bCs/>
+          <w:sz w:val="32"/>
+          <w:szCs w:val="32"/>
+        </w:rPr>
+        <w:t>same data type</w:t>
+      </w:r>
+      <w:r>
+        <w:rPr>
+          <w:sz w:val="32"/>
+          <w:szCs w:val="32"/>
+        </w:rPr>
+        <w:t xml:space="preserve">. </w:t>
+      </w:r>
+      <w:proofErr w:type="gramStart"/>
+      <w:r>
+        <w:rPr>
+          <w:sz w:val="32"/>
+          <w:szCs w:val="32"/>
+        </w:rPr>
+        <w:t>Object[</w:t>
+      </w:r>
+      <w:proofErr w:type="gramEnd"/>
+      <w:r>
+        <w:rPr>
+          <w:sz w:val="32"/>
+          <w:szCs w:val="32"/>
+        </w:rPr>
+        <w:t xml:space="preserve">] → </w:t>
+      </w:r>
+      <w:r>
+        <w:rPr>
+          <w:b/>
+          <w:bCs/>
+          <w:sz w:val="32"/>
+          <w:szCs w:val="32"/>
+        </w:rPr>
+        <w:t>different types can be stored</w:t>
+      </w:r>
+      <w:r>
+        <w:rPr>
+          <w:sz w:val="32"/>
+          <w:szCs w:val="32"/>
+        </w:rPr>
+        <w:t>.</w:t>
+      </w:r>
+    </w:p>
+    <w:p>
+      <w:pPr>
+        <w:rPr>
+          <w:b/>
+          <w:bCs/>
+          <w:sz w:val="32"/>
+          <w:szCs w:val="32"/>
+          <w:highlight w:val="yellow"/>
+        </w:rPr>
+      </w:pPr>
+    </w:p>
+    <w:p>
+      <w:pPr>
+        <w:rPr>
+          <w:b/>
+          <w:bCs/>
+          <w:sz w:val="32"/>
+          <w:szCs w:val="32"/>
+          <w:highlight w:val="yellow"/>
+        </w:rPr>
+      </w:pPr>
+    </w:p>
+    <w:p>
+      <w:pPr>
+        <w:rPr>
+          <w:b/>
+          <w:bCs/>
+          <w:sz w:val="32"/>
+          <w:szCs w:val="32"/>
+          <w:highlight w:val="yellow"/>
+        </w:rPr>
+      </w:pPr>
+    </w:p>
+    <w:p>
+      <w:pPr>
+        <w:rPr>
+          <w:b/>
+          <w:bCs/>
+          <w:sz w:val="32"/>
+          <w:szCs w:val="32"/>
+        </w:rPr>
+      </w:pPr>
+      <w:r>
+        <w:rPr>
+          <w:b/>
+          <w:bCs/>
+          <w:sz w:val="32"/>
+          <w:szCs w:val="32"/>
+          <w:highlight w:val="yellow"/>
+        </w:rPr>
+        <w:lastRenderedPageBreak/>
+        <w:t xml:space="preserve">8]. </w:t>
+      </w:r>
+      <w:r>
+        <w:rPr>
+          <w:b/>
+          <w:bCs/>
+          <w:sz w:val="32"/>
+          <w:szCs w:val="32"/>
+          <w:highlight w:val="yellow"/>
+        </w:rPr>
+        <w:t xml:space="preserve">How do you </w:t>
+      </w:r>
+      <w:r>
+        <w:rPr>
+          <w:b/>
+          <w:bCs/>
+          <w:sz w:val="32"/>
+          <w:szCs w:val="32"/>
+          <w:highlight w:val="yellow"/>
+        </w:rPr>
+        <w:t>initialise</w:t>
+      </w:r>
+      <w:r>
+        <w:rPr>
+          <w:b/>
+          <w:bCs/>
+          <w:sz w:val="32"/>
+          <w:szCs w:val="32"/>
+          <w:highlight w:val="yellow"/>
+        </w:rPr>
+        <w:t xml:space="preserve"> an array in Java?</w:t>
+      </w:r>
+    </w:p>
+    <w:p>
+      <w:pPr>
+        <w:pStyle w:val="ListParagraph"/>
+        <w:numPr>
+          <w:ilvl w:val="0"/>
+          <w:numId w:val="82"/>
+        </w:numPr>
+        <w:rPr>
+          <w:b/>
+          <w:bCs/>
+          <w:sz w:val="32"/>
+          <w:szCs w:val="32"/>
+          <w:highlight w:val="yellow"/>
+        </w:rPr>
+      </w:pPr>
+      <w:r>
+        <w:rPr>
+          <w:b/>
+          <w:bCs/>
+          <w:sz w:val="32"/>
+          <w:szCs w:val="32"/>
+          <w:highlight w:val="yellow"/>
+        </w:rPr>
+        <w:t>An array can be initialized in different ways:</w:t>
+      </w:r>
+    </w:p>
+    <w:p>
+      <w:pPr>
+        <w:numPr>
+          <w:ilvl w:val="0"/>
+          <w:numId w:val="82"/>
+        </w:numPr>
+        <w:rPr>
+          <w:sz w:val="32"/>
+          <w:szCs w:val="32"/>
+        </w:rPr>
+      </w:pPr>
+      <w:r>
+        <w:rPr>
+          <w:sz w:val="32"/>
+          <w:szCs w:val="32"/>
+        </w:rPr>
+        <w:t xml:space="preserve"> </w:t>
+      </w:r>
+      <w:r>
+        <w:rPr>
+          <w:sz w:val="32"/>
+          <w:szCs w:val="32"/>
+        </w:rPr>
+        <w:t>Using values directly:</w:t>
+      </w:r>
+    </w:p>
+    <w:p>
+      <w:pPr>
+        <w:numPr>
+          <w:ilvl w:val="0"/>
+          <w:numId w:val="82"/>
+        </w:numPr>
+        <w:rPr>
+          <w:sz w:val="32"/>
+          <w:szCs w:val="32"/>
+        </w:rPr>
+      </w:pPr>
+      <w:proofErr w:type="gramStart"/>
+      <w:r>
+        <w:rPr>
+          <w:sz w:val="32"/>
+          <w:szCs w:val="32"/>
+        </w:rPr>
+        <w:t>int[</w:t>
+      </w:r>
+      <w:proofErr w:type="gramEnd"/>
+      <w:r>
+        <w:rPr>
+          <w:sz w:val="32"/>
+          <w:szCs w:val="32"/>
+        </w:rPr>
+        <w:t xml:space="preserve">] </w:t>
+      </w:r>
+      <w:proofErr w:type="spellStart"/>
+      <w:r>
+        <w:rPr>
+          <w:sz w:val="32"/>
+          <w:szCs w:val="32"/>
+        </w:rPr>
+        <w:t>arr</w:t>
+      </w:r>
+      <w:proofErr w:type="spellEnd"/>
+      <w:r>
+        <w:rPr>
+          <w:sz w:val="32"/>
+          <w:szCs w:val="32"/>
+        </w:rPr>
+        <w:t xml:space="preserve"> = {10, 20, 30, 40};</w:t>
+      </w:r>
+    </w:p>
+    <w:p>
+      <w:pPr>
+        <w:ind w:left="644"/>
+        <w:rPr>
+          <w:sz w:val="32"/>
+          <w:szCs w:val="32"/>
+        </w:rPr>
+      </w:pPr>
+    </w:p>
+    <w:p>
+      <w:pPr>
+        <w:numPr>
+          <w:ilvl w:val="0"/>
+          <w:numId w:val="82"/>
+        </w:numPr>
+        <w:rPr>
+          <w:b/>
+          <w:bCs/>
+          <w:sz w:val="32"/>
+          <w:szCs w:val="32"/>
+          <w:highlight w:val="yellow"/>
+        </w:rPr>
+      </w:pPr>
+      <w:r>
+        <w:rPr>
+          <w:b/>
+          <w:bCs/>
+          <w:sz w:val="32"/>
+          <w:szCs w:val="32"/>
+          <w:highlight w:val="yellow"/>
+        </w:rPr>
+        <w:t>Using new keyword:</w:t>
+      </w:r>
+    </w:p>
+    <w:p>
+      <w:pPr>
+        <w:numPr>
+          <w:ilvl w:val="0"/>
+          <w:numId w:val="82"/>
+        </w:numPr>
+        <w:rPr>
+          <w:sz w:val="32"/>
+          <w:szCs w:val="32"/>
+        </w:rPr>
+      </w:pPr>
+      <w:proofErr w:type="gramStart"/>
+      <w:r>
+        <w:rPr>
+          <w:sz w:val="32"/>
+          <w:szCs w:val="32"/>
+        </w:rPr>
+        <w:t>int[</w:t>
+      </w:r>
+      <w:proofErr w:type="gramEnd"/>
+      <w:r>
+        <w:rPr>
+          <w:sz w:val="32"/>
+          <w:szCs w:val="32"/>
+        </w:rPr>
+        <w:t xml:space="preserve">] </w:t>
+      </w:r>
+      <w:proofErr w:type="spellStart"/>
+      <w:r>
+        <w:rPr>
+          <w:sz w:val="32"/>
+          <w:szCs w:val="32"/>
+        </w:rPr>
+        <w:t>arr</w:t>
+      </w:r>
+      <w:proofErr w:type="spellEnd"/>
+      <w:r>
+        <w:rPr>
+          <w:sz w:val="32"/>
+          <w:szCs w:val="32"/>
+        </w:rPr>
+        <w:t xml:space="preserve"> = new int[4];</w:t>
+      </w:r>
+    </w:p>
+    <w:p>
+      <w:pPr>
+        <w:ind w:left="644"/>
+        <w:rPr>
+          <w:sz w:val="32"/>
+          <w:szCs w:val="32"/>
+        </w:rPr>
+      </w:pPr>
+    </w:p>
+    <w:p>
+      <w:pPr>
+        <w:numPr>
+          <w:ilvl w:val="0"/>
+          <w:numId w:val="82"/>
+        </w:numPr>
+        <w:rPr>
+          <w:b/>
+          <w:bCs/>
+          <w:sz w:val="32"/>
+          <w:szCs w:val="32"/>
+          <w:highlight w:val="yellow"/>
+        </w:rPr>
+      </w:pPr>
+      <w:r>
+        <w:rPr>
+          <w:b/>
+          <w:bCs/>
+          <w:sz w:val="32"/>
+          <w:szCs w:val="32"/>
+          <w:highlight w:val="yellow"/>
+        </w:rPr>
+        <w:t>Initialize values after creating the array:</w:t>
+      </w:r>
+    </w:p>
+    <w:p>
+      <w:pPr>
+        <w:numPr>
+          <w:ilvl w:val="0"/>
+          <w:numId w:val="82"/>
+        </w:numPr>
+        <w:rPr>
+          <w:sz w:val="32"/>
+          <w:szCs w:val="32"/>
+        </w:rPr>
+      </w:pPr>
+      <w:proofErr w:type="gramStart"/>
+      <w:r>
+        <w:rPr>
+          <w:sz w:val="32"/>
+          <w:szCs w:val="32"/>
+        </w:rPr>
+        <w:t>int[</w:t>
+      </w:r>
+      <w:proofErr w:type="gramEnd"/>
+      <w:r>
+        <w:rPr>
+          <w:sz w:val="32"/>
+          <w:szCs w:val="32"/>
+        </w:rPr>
+        <w:t xml:space="preserve">] </w:t>
+      </w:r>
+      <w:proofErr w:type="spellStart"/>
+      <w:r>
+        <w:rPr>
+          <w:sz w:val="32"/>
+          <w:szCs w:val="32"/>
+        </w:rPr>
+        <w:t>arr</w:t>
+      </w:r>
+      <w:proofErr w:type="spellEnd"/>
+      <w:r>
+        <w:rPr>
+          <w:sz w:val="32"/>
+          <w:szCs w:val="32"/>
+        </w:rPr>
+        <w:t xml:space="preserve"> = new int[3];</w:t>
+      </w:r>
+    </w:p>
+    <w:p>
+      <w:pPr>
+        <w:numPr>
+          <w:ilvl w:val="0"/>
+          <w:numId w:val="82"/>
+        </w:numPr>
+        <w:rPr>
+          <w:sz w:val="32"/>
+          <w:szCs w:val="32"/>
+        </w:rPr>
+      </w:pPr>
+      <w:proofErr w:type="spellStart"/>
+      <w:proofErr w:type="gramStart"/>
+      <w:r>
+        <w:rPr>
+          <w:sz w:val="32"/>
+          <w:szCs w:val="32"/>
+        </w:rPr>
+        <w:t>arr</w:t>
+      </w:r>
+      <w:proofErr w:type="spellEnd"/>
+      <w:r>
+        <w:rPr>
+          <w:sz w:val="32"/>
+          <w:szCs w:val="32"/>
+        </w:rPr>
+        <w:t>[</w:t>
+      </w:r>
+      <w:proofErr w:type="gramEnd"/>
+      <w:r>
+        <w:rPr>
+          <w:sz w:val="32"/>
+          <w:szCs w:val="32"/>
+        </w:rPr>
+        <w:t>0] = 10;</w:t>
+      </w:r>
+    </w:p>
+    <w:p>
+      <w:pPr>
+        <w:numPr>
+          <w:ilvl w:val="0"/>
+          <w:numId w:val="82"/>
+        </w:numPr>
+        <w:rPr>
+          <w:sz w:val="32"/>
+          <w:szCs w:val="32"/>
+        </w:rPr>
+      </w:pPr>
+      <w:proofErr w:type="spellStart"/>
+      <w:proofErr w:type="gramStart"/>
+      <w:r>
+        <w:rPr>
+          <w:sz w:val="32"/>
+          <w:szCs w:val="32"/>
+        </w:rPr>
+        <w:t>arr</w:t>
+      </w:r>
+      <w:proofErr w:type="spellEnd"/>
+      <w:r>
+        <w:rPr>
+          <w:sz w:val="32"/>
+          <w:szCs w:val="32"/>
+        </w:rPr>
+        <w:t>[</w:t>
+      </w:r>
+      <w:proofErr w:type="gramEnd"/>
+      <w:r>
+        <w:rPr>
+          <w:sz w:val="32"/>
+          <w:szCs w:val="32"/>
+        </w:rPr>
+        <w:t>1] = 20;</w:t>
+      </w:r>
+    </w:p>
+    <w:p>
+      <w:pPr>
+        <w:numPr>
+          <w:ilvl w:val="0"/>
+          <w:numId w:val="82"/>
+        </w:numPr>
+        <w:rPr>
+          <w:sz w:val="32"/>
+          <w:szCs w:val="32"/>
+        </w:rPr>
+      </w:pPr>
+      <w:proofErr w:type="spellStart"/>
+      <w:proofErr w:type="gramStart"/>
+      <w:r>
+        <w:rPr>
+          <w:sz w:val="32"/>
+          <w:szCs w:val="32"/>
+        </w:rPr>
+        <w:t>arr</w:t>
+      </w:r>
+      <w:proofErr w:type="spellEnd"/>
+      <w:r>
+        <w:rPr>
+          <w:sz w:val="32"/>
+          <w:szCs w:val="32"/>
+        </w:rPr>
+        <w:t>[</w:t>
+      </w:r>
+      <w:proofErr w:type="gramEnd"/>
+      <w:r>
+        <w:rPr>
+          <w:sz w:val="32"/>
+          <w:szCs w:val="32"/>
+        </w:rPr>
+        <w:t>2] = 30</w:t>
+      </w:r>
+      <w:r>
+        <w:rPr>
+          <w:sz w:val="32"/>
+          <w:szCs w:val="32"/>
+        </w:rPr>
+        <w:t xml:space="preserve">   </w:t>
+      </w:r>
+      <w:r>
+        <w:rPr>
+          <w:sz w:val="32"/>
+          <w:szCs w:val="32"/>
+        </w:rPr>
+        <w:t>In simple words: Array initialization means assigning values to an array.</w:t>
+      </w:r>
+    </w:p>
+    <w:p>
+      <w:pPr>
+        <w:rPr>
+          <w:sz w:val="32"/>
+          <w:szCs w:val="32"/>
+        </w:rPr>
+      </w:pPr>
+    </w:p>
+    <w:p>
+      <w:pPr>
+        <w:rPr>
+          <w:sz w:val="32"/>
+          <w:szCs w:val="32"/>
+        </w:rPr>
+      </w:pPr>
+    </w:p>
+    <w:p>
+      <w:pPr>
+        <w:rPr>
+          <w:b/>
+          <w:bCs/>
+          <w:sz w:val="32"/>
+          <w:szCs w:val="32"/>
+        </w:rPr>
+      </w:pPr>
+      <w:r>
+        <w:rPr>
+          <w:b/>
+          <w:bCs/>
+          <w:sz w:val="32"/>
+          <w:szCs w:val="32"/>
+          <w:highlight w:val="yellow"/>
+        </w:rPr>
+        <w:t xml:space="preserve">9]. </w:t>
+      </w:r>
+      <w:r>
+        <w:rPr>
+          <w:b/>
+          <w:bCs/>
+          <w:sz w:val="32"/>
+          <w:szCs w:val="32"/>
+          <w:highlight w:val="yellow"/>
+        </w:rPr>
+        <w:t xml:space="preserve">What is the purpose of the </w:t>
+      </w:r>
+      <w:proofErr w:type="spellStart"/>
+      <w:r>
+        <w:rPr>
+          <w:b/>
+          <w:bCs/>
+          <w:sz w:val="32"/>
+          <w:szCs w:val="32"/>
+          <w:highlight w:val="yellow"/>
+        </w:rPr>
+        <w:t>Arrays.sort</w:t>
+      </w:r>
+      <w:proofErr w:type="spellEnd"/>
+      <w:r>
+        <w:rPr>
+          <w:b/>
+          <w:bCs/>
+          <w:sz w:val="32"/>
+          <w:szCs w:val="32"/>
+          <w:highlight w:val="yellow"/>
+        </w:rPr>
+        <w:t>() m</w:t>
+      </w:r>
+      <w:r>
+        <w:rPr>
+          <w:b/>
+          <w:bCs/>
+          <w:sz w:val="32"/>
+          <w:szCs w:val="32"/>
+          <w:highlight w:val="yellow"/>
+        </w:rPr>
+        <w:t>ethod?</w:t>
+      </w:r>
+    </w:p>
+    <w:p>
+      <w:pPr>
+        <w:pStyle w:val="ListParagraph"/>
+        <w:numPr>
+          <w:ilvl w:val="0"/>
+          <w:numId w:val="82"/>
+        </w:numPr>
+        <w:rPr>
+          <w:sz w:val="32"/>
+          <w:szCs w:val="32"/>
+        </w:rPr>
+      </w:pPr>
+      <w:proofErr w:type="spellStart"/>
+      <w:r>
+        <w:rPr>
+          <w:sz w:val="32"/>
+          <w:szCs w:val="32"/>
+        </w:rPr>
+        <w:t>Arrays.sort</w:t>
+      </w:r>
+      <w:proofErr w:type="spellEnd"/>
+      <w:r>
+        <w:rPr>
+          <w:sz w:val="32"/>
+          <w:szCs w:val="32"/>
+        </w:rPr>
+        <w:t xml:space="preserve">() is used to </w:t>
+      </w:r>
+      <w:r>
+        <w:rPr>
+          <w:b/>
+          <w:bCs/>
+          <w:sz w:val="32"/>
+          <w:szCs w:val="32"/>
+        </w:rPr>
+        <w:t>sort the elements of an array</w:t>
+      </w:r>
+      <w:r>
+        <w:rPr>
+          <w:sz w:val="32"/>
+          <w:szCs w:val="32"/>
+        </w:rPr>
+        <w:t>.</w:t>
+      </w:r>
+    </w:p>
+    <w:p>
+      <w:pPr>
+        <w:pStyle w:val="ListParagraph"/>
+        <w:numPr>
+          <w:ilvl w:val="0"/>
+          <w:numId w:val="82"/>
+        </w:numPr>
+        <w:rPr>
+          <w:sz w:val="32"/>
+          <w:szCs w:val="32"/>
+        </w:rPr>
+      </w:pPr>
+      <w:r>
+        <w:rPr>
+          <w:sz w:val="32"/>
+          <w:szCs w:val="32"/>
+        </w:rPr>
+        <w:t xml:space="preserve">It sorts the elements in </w:t>
+      </w:r>
+      <w:r>
+        <w:rPr>
+          <w:b/>
+          <w:bCs/>
+          <w:sz w:val="32"/>
+          <w:szCs w:val="32"/>
+        </w:rPr>
+        <w:t>ascending order</w:t>
+      </w:r>
+      <w:r>
+        <w:rPr>
+          <w:sz w:val="32"/>
+          <w:szCs w:val="32"/>
+        </w:rPr>
+        <w:t xml:space="preserve"> by default.</w:t>
+      </w:r>
+    </w:p>
+    <w:p>
+      <w:pPr>
+        <w:pStyle w:val="ListParagraph"/>
+        <w:numPr>
+          <w:ilvl w:val="0"/>
+          <w:numId w:val="82"/>
+        </w:numPr>
+        <w:rPr>
+          <w:sz w:val="32"/>
+          <w:szCs w:val="32"/>
+        </w:rPr>
+      </w:pPr>
+      <w:r>
+        <w:rPr>
+          <w:sz w:val="32"/>
+          <w:szCs w:val="32"/>
+        </w:rPr>
+        <w:t xml:space="preserve">It is available in the </w:t>
+      </w:r>
+      <w:proofErr w:type="spellStart"/>
+      <w:proofErr w:type="gramStart"/>
+      <w:r>
+        <w:rPr>
+          <w:b/>
+          <w:bCs/>
+          <w:sz w:val="32"/>
+          <w:szCs w:val="32"/>
+        </w:rPr>
+        <w:t>java.util</w:t>
+      </w:r>
+      <w:proofErr w:type="gramEnd"/>
+      <w:r>
+        <w:rPr>
+          <w:b/>
+          <w:bCs/>
+          <w:sz w:val="32"/>
+          <w:szCs w:val="32"/>
+        </w:rPr>
+        <w:t>.Arrays</w:t>
+      </w:r>
+      <w:proofErr w:type="spellEnd"/>
+      <w:r>
+        <w:rPr>
+          <w:sz w:val="32"/>
+          <w:szCs w:val="32"/>
+        </w:rPr>
+        <w:t xml:space="preserve"> class.</w:t>
+      </w:r>
+    </w:p>
+    <w:p>
+      <w:pPr>
+        <w:pStyle w:val="ListParagraph"/>
+        <w:ind w:left="644"/>
+        <w:rPr>
+          <w:b/>
+          <w:bCs/>
+          <w:sz w:val="32"/>
+          <w:szCs w:val="32"/>
+          <w:highlight w:val="yellow"/>
+        </w:rPr>
+      </w:pPr>
+    </w:p>
+    <w:p>
+      <w:pPr>
+        <w:pStyle w:val="ListParagraph"/>
+        <w:numPr>
+          <w:ilvl w:val="0"/>
+          <w:numId w:val="82"/>
+        </w:numPr>
+        <w:rPr>
+          <w:b/>
+          <w:bCs/>
+          <w:sz w:val="32"/>
+          <w:szCs w:val="32"/>
+          <w:highlight w:val="yellow"/>
+        </w:rPr>
+      </w:pPr>
+      <w:r>
+        <w:rPr>
+          <w:b/>
+          <w:bCs/>
+          <w:sz w:val="32"/>
+          <w:szCs w:val="32"/>
+          <w:highlight w:val="yellow"/>
+        </w:rPr>
+        <w:t>Example:</w:t>
+      </w:r>
+    </w:p>
+    <w:p>
+      <w:pPr>
+        <w:pStyle w:val="ListParagraph"/>
+        <w:numPr>
+          <w:ilvl w:val="0"/>
+          <w:numId w:val="83"/>
+        </w:numPr>
+        <w:rPr>
+          <w:sz w:val="32"/>
+          <w:szCs w:val="32"/>
+        </w:rPr>
+      </w:pPr>
+      <w:r>
+        <w:rPr>
+          <w:sz w:val="32"/>
+          <w:szCs w:val="32"/>
+        </w:rPr>
+        <w:t xml:space="preserve">import </w:t>
+      </w:r>
+      <w:proofErr w:type="spellStart"/>
+      <w:proofErr w:type="gramStart"/>
+      <w:r>
+        <w:rPr>
+          <w:sz w:val="32"/>
+          <w:szCs w:val="32"/>
+        </w:rPr>
+        <w:t>java.util</w:t>
+      </w:r>
+      <w:proofErr w:type="gramEnd"/>
+      <w:r>
+        <w:rPr>
+          <w:sz w:val="32"/>
+          <w:szCs w:val="32"/>
+        </w:rPr>
+        <w:t>.Arrays</w:t>
+      </w:r>
+      <w:proofErr w:type="spellEnd"/>
+      <w:r>
+        <w:rPr>
+          <w:sz w:val="32"/>
+          <w:szCs w:val="32"/>
+        </w:rPr>
+        <w:t>;</w:t>
+      </w:r>
+    </w:p>
+    <w:p>
+      <w:pPr>
+        <w:pStyle w:val="ListParagraph"/>
+        <w:numPr>
+          <w:ilvl w:val="0"/>
+          <w:numId w:val="83"/>
+        </w:numPr>
+        <w:rPr>
+          <w:sz w:val="32"/>
+          <w:szCs w:val="32"/>
+        </w:rPr>
+      </w:pPr>
+      <w:proofErr w:type="gramStart"/>
+      <w:r>
+        <w:rPr>
+          <w:sz w:val="32"/>
+          <w:szCs w:val="32"/>
+        </w:rPr>
+        <w:t>int[</w:t>
+      </w:r>
+      <w:proofErr w:type="gramEnd"/>
+      <w:r>
+        <w:rPr>
+          <w:sz w:val="32"/>
+          <w:szCs w:val="32"/>
+        </w:rPr>
+        <w:t xml:space="preserve">] </w:t>
+      </w:r>
+      <w:proofErr w:type="spellStart"/>
+      <w:r>
+        <w:rPr>
+          <w:sz w:val="32"/>
+          <w:szCs w:val="32"/>
+        </w:rPr>
+        <w:t>arr</w:t>
+      </w:r>
+      <w:proofErr w:type="spellEnd"/>
+      <w:r>
+        <w:rPr>
+          <w:sz w:val="32"/>
+          <w:szCs w:val="32"/>
+        </w:rPr>
+        <w:t xml:space="preserve"> = {30, 10, 20, 40};</w:t>
+      </w:r>
+    </w:p>
+    <w:p>
+      <w:pPr>
+        <w:pStyle w:val="ListParagraph"/>
+        <w:numPr>
+          <w:ilvl w:val="0"/>
+          <w:numId w:val="83"/>
+        </w:numPr>
+        <w:rPr>
+          <w:sz w:val="32"/>
+          <w:szCs w:val="32"/>
+        </w:rPr>
+      </w:pPr>
+      <w:proofErr w:type="spellStart"/>
+      <w:r>
+        <w:rPr>
+          <w:sz w:val="32"/>
+          <w:szCs w:val="32"/>
+        </w:rPr>
+        <w:t>Arrays.sort</w:t>
+      </w:r>
+      <w:proofErr w:type="spellEnd"/>
+      <w:r>
+        <w:rPr>
+          <w:sz w:val="32"/>
+          <w:szCs w:val="32"/>
+        </w:rPr>
+        <w:t>(</w:t>
+      </w:r>
+      <w:proofErr w:type="spellStart"/>
+      <w:r>
+        <w:rPr>
+          <w:sz w:val="32"/>
+          <w:szCs w:val="32"/>
+        </w:rPr>
+        <w:t>arr</w:t>
+      </w:r>
+      <w:proofErr w:type="spellEnd"/>
+      <w:r>
+        <w:rPr>
+          <w:sz w:val="32"/>
+          <w:szCs w:val="32"/>
+        </w:rPr>
+        <w:t>);</w:t>
+      </w:r>
+    </w:p>
+    <w:p>
+      <w:pPr>
+        <w:pStyle w:val="ListParagraph"/>
+        <w:numPr>
+          <w:ilvl w:val="0"/>
+          <w:numId w:val="83"/>
+        </w:numPr>
+        <w:rPr>
+          <w:sz w:val="32"/>
+          <w:szCs w:val="32"/>
+        </w:rPr>
+      </w:pPr>
+      <w:proofErr w:type="spellStart"/>
+      <w:r>
+        <w:rPr>
+          <w:sz w:val="32"/>
+          <w:szCs w:val="32"/>
+        </w:rPr>
+        <w:t>System.out.println</w:t>
+      </w:r>
+      <w:proofErr w:type="spellEnd"/>
+      <w:r>
+        <w:rPr>
+          <w:sz w:val="32"/>
+          <w:szCs w:val="32"/>
+        </w:rPr>
+        <w:t>(</w:t>
+      </w:r>
+      <w:proofErr w:type="spellStart"/>
+      <w:r>
+        <w:rPr>
+          <w:sz w:val="32"/>
+          <w:szCs w:val="32"/>
+        </w:rPr>
+        <w:t>Arrays.toString</w:t>
+      </w:r>
+      <w:proofErr w:type="spellEnd"/>
+      <w:r>
+        <w:rPr>
+          <w:sz w:val="32"/>
+          <w:szCs w:val="32"/>
+        </w:rPr>
+        <w:t>(</w:t>
+      </w:r>
+      <w:proofErr w:type="spellStart"/>
+      <w:r>
+        <w:rPr>
+          <w:sz w:val="32"/>
+          <w:szCs w:val="32"/>
+        </w:rPr>
+        <w:t>arr</w:t>
+      </w:r>
+      <w:proofErr w:type="spellEnd"/>
+      <w:r>
+        <w:rPr>
+          <w:sz w:val="32"/>
+          <w:szCs w:val="32"/>
+        </w:rPr>
+        <w:t>));</w:t>
+      </w:r>
+    </w:p>
+    <w:p>
+      <w:pPr>
+        <w:rPr>
+          <w:sz w:val="28"/>
+          <w:szCs w:val="28"/>
+        </w:rPr>
+      </w:pPr>
+    </w:p>
+    <w:p>
+      <w:pPr>
+        <w:pStyle w:val="ListParagraph"/>
+        <w:rPr>
+          <w:sz w:val="28"/>
+          <w:szCs w:val="28"/>
+        </w:rPr>
+      </w:pPr>
+    </w:p>
+    <w:p>
+      <w:pPr>
+        <w:pStyle w:val="Heading1"/>
+        <w:jc w:val="center"/>
+      </w:pPr>
+      <w:r>
+        <w:t xml:space="preserve">For Loop </w:t>
+      </w:r>
+      <w:proofErr w:type="gramStart"/>
+      <w:r>
+        <w:t>In</w:t>
+      </w:r>
+      <w:proofErr w:type="gramEnd"/>
+      <w:r>
+        <w:t xml:space="preserve"> Java</w:t>
+      </w:r>
+    </w:p>
+    <w:p>
+      <w:pPr>
+        <w:rPr>
+          <w:b/>
+          <w:bCs/>
+          <w:sz w:val="32"/>
+          <w:szCs w:val="32"/>
+        </w:rPr>
+      </w:pPr>
+      <w:r>
+        <w:rPr>
+          <w:b/>
+          <w:bCs/>
+          <w:sz w:val="32"/>
+          <w:szCs w:val="32"/>
+        </w:rPr>
+        <w:t>A for loop in Java is a way to repeat a block of code multiple times. It runs the code as long</w:t>
+      </w:r>
+      <w:r>
+        <w:rPr>
+          <w:b/>
+          <w:bCs/>
+          <w:sz w:val="32"/>
+          <w:szCs w:val="32"/>
+        </w:rPr>
+        <w:t xml:space="preserve"> </w:t>
+      </w:r>
+      <w:r>
+        <w:rPr>
+          <w:b/>
+          <w:bCs/>
+          <w:sz w:val="32"/>
+          <w:szCs w:val="32"/>
+        </w:rPr>
+        <w:t>as a specific condition is true. For loops are useful for going through a range of values,</w:t>
+      </w:r>
+      <w:r>
+        <w:rPr>
+          <w:b/>
+          <w:bCs/>
+          <w:sz w:val="32"/>
+          <w:szCs w:val="32"/>
+        </w:rPr>
+        <w:t xml:space="preserve"> </w:t>
+      </w:r>
+      <w:r>
+        <w:rPr>
+          <w:b/>
+          <w:bCs/>
+          <w:sz w:val="32"/>
+          <w:szCs w:val="32"/>
+        </w:rPr>
+        <w:t>repeating tasks, or working with arrays and collections efficiently.</w:t>
+      </w:r>
+    </w:p>
+    <w:p>
+      <w:pPr>
+        <w:rPr>
+          <w:sz w:val="32"/>
+          <w:szCs w:val="32"/>
+        </w:rPr>
+      </w:pPr>
+      <w:r>
+        <w:rPr>
+          <w:sz w:val="32"/>
+          <w:szCs w:val="32"/>
+        </w:rPr>
+        <w:t xml:space="preserve"> </w:t>
+      </w:r>
+    </w:p>
+    <w:p>
+      <w:pPr>
+        <w:rPr>
+          <w:sz w:val="28"/>
+          <w:szCs w:val="28"/>
+        </w:rPr>
+      </w:pPr>
+    </w:p>
+    <w:p/>
+    <w:p>
+      <w:pPr>
+        <w:ind w:left="360"/>
+        <w:rPr>
+          <w:b/>
+          <w:bCs/>
+          <w:sz w:val="32"/>
+          <w:szCs w:val="32"/>
+        </w:rPr>
+      </w:pPr>
+    </w:p>
+    <w:p>
+      <w:pPr>
+        <w:rPr>
+          <w:b/>
+          <w:bCs/>
+          <w:sz w:val="32"/>
+          <w:szCs w:val="32"/>
+        </w:rPr>
+      </w:pPr>
+    </w:p>
+    <w:p>
+      <w:pPr>
+        <w:rPr>
+          <w:b/>
+          <w:bCs/>
+          <w:sz w:val="28"/>
+          <w:szCs w:val="28"/>
+        </w:rPr>
+      </w:pPr>
+    </w:p>
+    <w:p>
+      <w:pPr>
+        <w:rPr>
+          <w:b/>
+          <w:bCs/>
+          <w:sz w:val="28"/>
+          <w:szCs w:val="28"/>
+        </w:rPr>
+      </w:pPr>
+    </w:p>
+    <w:p>
+      <w:pPr>
+        <w:rPr>
+          <w:sz w:val="28"/>
+          <w:szCs w:val="28"/>
+        </w:rPr>
+      </w:pPr>
+    </w:p>
+    <w:p>
+      <w:pPr>
+        <w:rPr>
+          <w:b/>
+          <w:bCs/>
+          <w:sz w:val="28"/>
+          <w:szCs w:val="28"/>
+        </w:rPr>
+      </w:pPr>
+      <w:r>
+        <w:rPr>
+          <w:sz w:val="52"/>
+          <w:szCs w:val="52"/>
         </w:rPr>
         <w:br w:type="page"/>
       </w:r>
-    </w:p>
-    <w:p>
-      <w:pPr>
-        <w:rPr>
-          <w:sz w:val="28"/>
-          <w:szCs w:val="28"/>
-        </w:rPr>
-      </w:pPr>
     </w:p>
     <w:p>
       <w:pPr>
@@ -25858,6 +28964,235 @@
 <file path=word/numbering.xml><?xml version="1.0" encoding="utf-8"?>
 <w:numbering xmlns:wpc="http://schemas.microsoft.com/office/word/2010/wordprocessingCanvas" xmlns:cx="http://schemas.microsoft.com/office/drawing/2014/chartex" xmlns:cx1="http://schemas.microsoft.com/office/drawing/2015/9/8/chartex" xmlns:cx2="http://schemas.microsoft.com/office/drawing/2015/10/21/chartex" xmlns:cx3="http://schemas.microsoft.com/office/drawing/2016/5/9/chartex" xmlns:cx4="http://schemas.microsoft.com/office/drawing/2016/5/10/chartex" xmlns:cx5="http://schemas.microsoft.com/office/drawing/2016/5/11/chartex" xmlns:cx6="http://schemas.microsoft.com/office/drawing/2016/5/12/chartex" xmlns:cx7="http://schemas.microsoft.com/office/drawing/2016/5/13/chartex" xmlns:cx8="http://schemas.microsoft.com/office/drawing/2016/5/14/chartex" xmlns:mc="http://schemas.openxmlformats.org/markup-compatibility/2006" xmlns:aink="http://schemas.microsoft.com/office/drawing/2016/ink" xmlns:am3d="http://schemas.microsoft.com/office/drawing/2017/model3d" xmlns:o="urn:schemas-microsoft-com:office:office" xmlns:oel="http://schemas.microsoft.com/office/2019/extlst" xmlns:r="http://schemas.openxmlformats.org/officeDocument/2006/relationships" xmlns:m="http://schemas.openxmlformats.org/officeDocument/2006/math" xmlns:v="urn:schemas-microsoft-com:vml" xmlns:wp14="http://schemas.microsoft.com/office/word/2010/wordprocessingDrawing" xmlns:wp="http://schemas.openxmlformats.org/drawingml/2006/wordprocessingDrawing" xmlns:w10="urn:schemas-microsoft-com:office:word" xmlns:w="http://schemas.openxmlformats.org/wordprocessingml/2006/main" xmlns:w14="http://schemas.microsoft.com/office/word/2010/wordml" xmlns:w15="http://schemas.microsoft.com/office/word/2012/wordml" xmlns:w16cex="http://schemas.microsoft.com/office/word/2018/wordml/cex" xmlns:w16cid="http://schemas.microsoft.com/office/word/2016/wordml/cid" xmlns:w16="http://schemas.microsoft.com/office/word/2018/wordml" xmlns:w16sdtdh="http://schemas.microsoft.com/office/word/2020/wordml/sdtdatahash" xmlns:w16se="http://schemas.microsoft.com/office/word/2015/wordml/symex" xmlns:wpg="http://schemas.microsoft.com/office/word/2010/wordprocessingGroup" xmlns:wpi="http://schemas.microsoft.com/office/word/2010/wordprocessingInk" xmlns:wne="http://schemas.microsoft.com/office/word/2006/wordml" xmlns:wps="http://schemas.microsoft.com/office/word/2010/wordprocessingShape" mc:Ignorable="w14 w15 w16se w16cid w16 w16cex w16sdtdh wp14">
   <w:abstractNum w:abstractNumId="0" w15:restartNumberingAfterBreak="0">
+    <w:nsid w:val="011B24CE"/>
+    <w:multiLevelType w:val="hybridMultilevel"/>
+    <w:tmpl w:val="354AAA50"/>
+    <w:lvl w:ilvl="0" w:tplc="40090001">
+      <w:start w:val="1"/>
+      <w:numFmt w:val="bullet"/>
+      <w:lvlText w:val=""/>
+      <w:lvlJc w:val="left"/>
+      <w:pPr>
+        <w:ind w:left="720" w:hanging="360"/>
+      </w:pPr>
+      <w:rPr>
+        <w:rFonts w:ascii="Symbol" w:hAnsi="Symbol" w:hint="default"/>
+      </w:rPr>
+    </w:lvl>
+    <w:lvl w:ilvl="1" w:tplc="40090003" w:tentative="1">
+      <w:start w:val="1"/>
+      <w:numFmt w:val="bullet"/>
+      <w:lvlText w:val="o"/>
+      <w:lvlJc w:val="left"/>
+      <w:pPr>
+        <w:ind w:left="1440" w:hanging="360"/>
+      </w:pPr>
+      <w:rPr>
+        <w:rFonts w:ascii="Courier New" w:hAnsi="Courier New" w:cs="Courier New" w:hint="default"/>
+      </w:rPr>
+    </w:lvl>
+    <w:lvl w:ilvl="2" w:tplc="40090005" w:tentative="1">
+      <w:start w:val="1"/>
+      <w:numFmt w:val="bullet"/>
+      <w:lvlText w:val=""/>
+      <w:lvlJc w:val="left"/>
+      <w:pPr>
+        <w:ind w:left="2160" w:hanging="360"/>
+      </w:pPr>
+      <w:rPr>
+        <w:rFonts w:ascii="Wingdings" w:hAnsi="Wingdings" w:hint="default"/>
+      </w:rPr>
+    </w:lvl>
+    <w:lvl w:ilvl="3" w:tplc="40090001" w:tentative="1">
+      <w:start w:val="1"/>
+      <w:numFmt w:val="bullet"/>
+      <w:lvlText w:val=""/>
+      <w:lvlJc w:val="left"/>
+      <w:pPr>
+        <w:ind w:left="2880" w:hanging="360"/>
+      </w:pPr>
+      <w:rPr>
+        <w:rFonts w:ascii="Symbol" w:hAnsi="Symbol" w:hint="default"/>
+      </w:rPr>
+    </w:lvl>
+    <w:lvl w:ilvl="4" w:tplc="40090003" w:tentative="1">
+      <w:start w:val="1"/>
+      <w:numFmt w:val="bullet"/>
+      <w:lvlText w:val="o"/>
+      <w:lvlJc w:val="left"/>
+      <w:pPr>
+        <w:ind w:left="3600" w:hanging="360"/>
+      </w:pPr>
+      <w:rPr>
+        <w:rFonts w:ascii="Courier New" w:hAnsi="Courier New" w:cs="Courier New" w:hint="default"/>
+      </w:rPr>
+    </w:lvl>
+    <w:lvl w:ilvl="5" w:tplc="40090005" w:tentative="1">
+      <w:start w:val="1"/>
+      <w:numFmt w:val="bullet"/>
+      <w:lvlText w:val=""/>
+      <w:lvlJc w:val="left"/>
+      <w:pPr>
+        <w:ind w:left="4320" w:hanging="360"/>
+      </w:pPr>
+      <w:rPr>
+        <w:rFonts w:ascii="Wingdings" w:hAnsi="Wingdings" w:hint="default"/>
+      </w:rPr>
+    </w:lvl>
+    <w:lvl w:ilvl="6" w:tplc="40090001" w:tentative="1">
+      <w:start w:val="1"/>
+      <w:numFmt w:val="bullet"/>
+      <w:lvlText w:val=""/>
+      <w:lvlJc w:val="left"/>
+      <w:pPr>
+        <w:ind w:left="5040" w:hanging="360"/>
+      </w:pPr>
+      <w:rPr>
+        <w:rFonts w:ascii="Symbol" w:hAnsi="Symbol" w:hint="default"/>
+      </w:rPr>
+    </w:lvl>
+    <w:lvl w:ilvl="7" w:tplc="40090003" w:tentative="1">
+      <w:start w:val="1"/>
+      <w:numFmt w:val="bullet"/>
+      <w:lvlText w:val="o"/>
+      <w:lvlJc w:val="left"/>
+      <w:pPr>
+        <w:ind w:left="5760" w:hanging="360"/>
+      </w:pPr>
+      <w:rPr>
+        <w:rFonts w:ascii="Courier New" w:hAnsi="Courier New" w:cs="Courier New" w:hint="default"/>
+      </w:rPr>
+    </w:lvl>
+    <w:lvl w:ilvl="8" w:tplc="40090005" w:tentative="1">
+      <w:start w:val="1"/>
+      <w:numFmt w:val="bullet"/>
+      <w:lvlText w:val=""/>
+      <w:lvlJc w:val="left"/>
+      <w:pPr>
+        <w:ind w:left="6480" w:hanging="360"/>
+      </w:pPr>
+      <w:rPr>
+        <w:rFonts w:ascii="Wingdings" w:hAnsi="Wingdings" w:hint="default"/>
+      </w:rPr>
+    </w:lvl>
+  </w:abstractNum>
+  <w:abstractNum w:abstractNumId="1" w15:restartNumberingAfterBreak="0">
+    <w:nsid w:val="02094487"/>
+    <w:multiLevelType w:val="multilevel"/>
+    <w:tmpl w:val="A98E605E"/>
+    <w:lvl w:ilvl="0">
+      <w:start w:val="1"/>
+      <w:numFmt w:val="decimal"/>
+      <w:lvlText w:val="%1."/>
+      <w:lvlJc w:val="left"/>
+      <w:pPr>
+        <w:tabs>
+          <w:tab w:val="num" w:pos="644"/>
+        </w:tabs>
+        <w:ind w:left="644" w:hanging="360"/>
+      </w:pPr>
+      <w:rPr>
+        <w:rFonts w:hint="default"/>
+      </w:rPr>
+    </w:lvl>
+    <w:lvl w:ilvl="1" w:tentative="1">
+      <w:start w:val="1"/>
+      <w:numFmt w:val="decimal"/>
+      <w:lvlText w:val="%2."/>
+      <w:lvlJc w:val="left"/>
+      <w:pPr>
+        <w:tabs>
+          <w:tab w:val="num" w:pos="1364"/>
+        </w:tabs>
+        <w:ind w:left="1364" w:hanging="360"/>
+      </w:pPr>
+    </w:lvl>
+    <w:lvl w:ilvl="2" w:tentative="1">
+      <w:start w:val="1"/>
+      <w:numFmt w:val="decimal"/>
+      <w:lvlText w:val="%3."/>
+      <w:lvlJc w:val="left"/>
+      <w:pPr>
+        <w:tabs>
+          <w:tab w:val="num" w:pos="2084"/>
+        </w:tabs>
+        <w:ind w:left="2084" w:hanging="360"/>
+      </w:pPr>
+    </w:lvl>
+    <w:lvl w:ilvl="3" w:tentative="1">
+      <w:start w:val="1"/>
+      <w:numFmt w:val="decimal"/>
+      <w:lvlText w:val="%4."/>
+      <w:lvlJc w:val="left"/>
+      <w:pPr>
+        <w:tabs>
+          <w:tab w:val="num" w:pos="2804"/>
+        </w:tabs>
+        <w:ind w:left="2804" w:hanging="360"/>
+      </w:pPr>
+    </w:lvl>
+    <w:lvl w:ilvl="4" w:tentative="1">
+      <w:start w:val="1"/>
+      <w:numFmt w:val="decimal"/>
+      <w:lvlText w:val="%5."/>
+      <w:lvlJc w:val="left"/>
+      <w:pPr>
+        <w:tabs>
+          <w:tab w:val="num" w:pos="3524"/>
+        </w:tabs>
+        <w:ind w:left="3524" w:hanging="360"/>
+      </w:pPr>
+    </w:lvl>
+    <w:lvl w:ilvl="5" w:tentative="1">
+      <w:start w:val="1"/>
+      <w:numFmt w:val="decimal"/>
+      <w:lvlText w:val="%6."/>
+      <w:lvlJc w:val="left"/>
+      <w:pPr>
+        <w:tabs>
+          <w:tab w:val="num" w:pos="4244"/>
+        </w:tabs>
+        <w:ind w:left="4244" w:hanging="360"/>
+      </w:pPr>
+    </w:lvl>
+    <w:lvl w:ilvl="6" w:tentative="1">
+      <w:start w:val="1"/>
+      <w:numFmt w:val="decimal"/>
+      <w:lvlText w:val="%7."/>
+      <w:lvlJc w:val="left"/>
+      <w:pPr>
+        <w:tabs>
+          <w:tab w:val="num" w:pos="4964"/>
+        </w:tabs>
+        <w:ind w:left="4964" w:hanging="360"/>
+      </w:pPr>
+    </w:lvl>
+    <w:lvl w:ilvl="7" w:tentative="1">
+      <w:start w:val="1"/>
+      <w:numFmt w:val="decimal"/>
+      <w:lvlText w:val="%8."/>
+      <w:lvlJc w:val="left"/>
+      <w:pPr>
+        <w:tabs>
+          <w:tab w:val="num" w:pos="5684"/>
+        </w:tabs>
+        <w:ind w:left="5684" w:hanging="360"/>
+      </w:pPr>
+    </w:lvl>
+    <w:lvl w:ilvl="8" w:tentative="1">
+      <w:start w:val="1"/>
+      <w:numFmt w:val="decimal"/>
+      <w:lvlText w:val="%9."/>
+      <w:lvlJc w:val="left"/>
+      <w:pPr>
+        <w:tabs>
+          <w:tab w:val="num" w:pos="6404"/>
+        </w:tabs>
+        <w:ind w:left="6404" w:hanging="360"/>
+      </w:pPr>
+    </w:lvl>
+  </w:abstractNum>
+  <w:abstractNum w:abstractNumId="2" w15:restartNumberingAfterBreak="0">
     <w:nsid w:val="02DD0AB9"/>
     <w:multiLevelType w:val="hybridMultilevel"/>
     <w:tmpl w:val="17C07F38"/>
@@ -25970,7 +29305,7 @@
       </w:rPr>
     </w:lvl>
   </w:abstractNum>
-  <w:abstractNum w:abstractNumId="1" w15:restartNumberingAfterBreak="0">
+  <w:abstractNum w:abstractNumId="3" w15:restartNumberingAfterBreak="0">
     <w:nsid w:val="038E1DAB"/>
     <w:multiLevelType w:val="hybridMultilevel"/>
     <w:tmpl w:val="A246E97C"/>
@@ -26056,7 +29391,120 @@
       </w:pPr>
     </w:lvl>
   </w:abstractNum>
-  <w:abstractNum w:abstractNumId="2" w15:restartNumberingAfterBreak="0">
+  <w:abstractNum w:abstractNumId="4" w15:restartNumberingAfterBreak="0">
+    <w:nsid w:val="080E35D4"/>
+    <w:multiLevelType w:val="hybridMultilevel"/>
+    <w:tmpl w:val="8E70E36C"/>
+    <w:lvl w:ilvl="0" w:tplc="40090001">
+      <w:start w:val="1"/>
+      <w:numFmt w:val="bullet"/>
+      <w:lvlText w:val=""/>
+      <w:lvlJc w:val="left"/>
+      <w:pPr>
+        <w:ind w:left="1080" w:hanging="360"/>
+      </w:pPr>
+      <w:rPr>
+        <w:rFonts w:ascii="Symbol" w:hAnsi="Symbol" w:hint="default"/>
+      </w:rPr>
+    </w:lvl>
+    <w:lvl w:ilvl="1" w:tplc="40090003" w:tentative="1">
+      <w:start w:val="1"/>
+      <w:numFmt w:val="bullet"/>
+      <w:lvlText w:val="o"/>
+      <w:lvlJc w:val="left"/>
+      <w:pPr>
+        <w:ind w:left="1800" w:hanging="360"/>
+      </w:pPr>
+      <w:rPr>
+        <w:rFonts w:ascii="Courier New" w:hAnsi="Courier New" w:cs="Courier New" w:hint="default"/>
+      </w:rPr>
+    </w:lvl>
+    <w:lvl w:ilvl="2" w:tplc="40090005" w:tentative="1">
+      <w:start w:val="1"/>
+      <w:numFmt w:val="bullet"/>
+      <w:lvlText w:val=""/>
+      <w:lvlJc w:val="left"/>
+      <w:pPr>
+        <w:ind w:left="2520" w:hanging="360"/>
+      </w:pPr>
+      <w:rPr>
+        <w:rFonts w:ascii="Wingdings" w:hAnsi="Wingdings" w:hint="default"/>
+      </w:rPr>
+    </w:lvl>
+    <w:lvl w:ilvl="3" w:tplc="40090001" w:tentative="1">
+      <w:start w:val="1"/>
+      <w:numFmt w:val="bullet"/>
+      <w:lvlText w:val=""/>
+      <w:lvlJc w:val="left"/>
+      <w:pPr>
+        <w:ind w:left="3240" w:hanging="360"/>
+      </w:pPr>
+      <w:rPr>
+        <w:rFonts w:ascii="Symbol" w:hAnsi="Symbol" w:hint="default"/>
+      </w:rPr>
+    </w:lvl>
+    <w:lvl w:ilvl="4" w:tplc="40090003" w:tentative="1">
+      <w:start w:val="1"/>
+      <w:numFmt w:val="bullet"/>
+      <w:lvlText w:val="o"/>
+      <w:lvlJc w:val="left"/>
+      <w:pPr>
+        <w:ind w:left="3960" w:hanging="360"/>
+      </w:pPr>
+      <w:rPr>
+        <w:rFonts w:ascii="Courier New" w:hAnsi="Courier New" w:cs="Courier New" w:hint="default"/>
+      </w:rPr>
+    </w:lvl>
+    <w:lvl w:ilvl="5" w:tplc="40090005" w:tentative="1">
+      <w:start w:val="1"/>
+      <w:numFmt w:val="bullet"/>
+      <w:lvlText w:val=""/>
+      <w:lvlJc w:val="left"/>
+      <w:pPr>
+        <w:ind w:left="4680" w:hanging="360"/>
+      </w:pPr>
+      <w:rPr>
+        <w:rFonts w:ascii="Wingdings" w:hAnsi="Wingdings" w:hint="default"/>
+      </w:rPr>
+    </w:lvl>
+    <w:lvl w:ilvl="6" w:tplc="40090001" w:tentative="1">
+      <w:start w:val="1"/>
+      <w:numFmt w:val="bullet"/>
+      <w:lvlText w:val=""/>
+      <w:lvlJc w:val="left"/>
+      <w:pPr>
+        <w:ind w:left="5400" w:hanging="360"/>
+      </w:pPr>
+      <w:rPr>
+        <w:rFonts w:ascii="Symbol" w:hAnsi="Symbol" w:hint="default"/>
+      </w:rPr>
+    </w:lvl>
+    <w:lvl w:ilvl="7" w:tplc="40090003" w:tentative="1">
+      <w:start w:val="1"/>
+      <w:numFmt w:val="bullet"/>
+      <w:lvlText w:val="o"/>
+      <w:lvlJc w:val="left"/>
+      <w:pPr>
+        <w:ind w:left="6120" w:hanging="360"/>
+      </w:pPr>
+      <w:rPr>
+        <w:rFonts w:ascii="Courier New" w:hAnsi="Courier New" w:cs="Courier New" w:hint="default"/>
+      </w:rPr>
+    </w:lvl>
+    <w:lvl w:ilvl="8" w:tplc="40090005" w:tentative="1">
+      <w:start w:val="1"/>
+      <w:numFmt w:val="bullet"/>
+      <w:lvlText w:val=""/>
+      <w:lvlJc w:val="left"/>
+      <w:pPr>
+        <w:ind w:left="6840" w:hanging="360"/>
+      </w:pPr>
+      <w:rPr>
+        <w:rFonts w:ascii="Wingdings" w:hAnsi="Wingdings" w:hint="default"/>
+      </w:rPr>
+    </w:lvl>
+  </w:abstractNum>
+  <w:abstractNum w:abstractNumId="5" w15:restartNumberingAfterBreak="0">
     <w:nsid w:val="09A36E05"/>
     <w:multiLevelType w:val="multilevel"/>
     <w:tmpl w:val="F9EEBEE2"/>
@@ -26169,7 +29617,7 @@
       </w:pPr>
     </w:lvl>
   </w:abstractNum>
-  <w:abstractNum w:abstractNumId="3" w15:restartNumberingAfterBreak="0">
+  <w:abstractNum w:abstractNumId="6" w15:restartNumberingAfterBreak="0">
     <w:nsid w:val="0A297BCE"/>
     <w:multiLevelType w:val="hybridMultilevel"/>
     <w:tmpl w:val="AC8CE518"/>
@@ -26255,7 +29703,7 @@
       </w:pPr>
     </w:lvl>
   </w:abstractNum>
-  <w:abstractNum w:abstractNumId="4" w15:restartNumberingAfterBreak="0">
+  <w:abstractNum w:abstractNumId="7" w15:restartNumberingAfterBreak="0">
     <w:nsid w:val="0AEC3454"/>
     <w:multiLevelType w:val="hybridMultilevel"/>
     <w:tmpl w:val="4D66996C"/>
@@ -26368,7 +29816,7 @@
       </w:rPr>
     </w:lvl>
   </w:abstractNum>
-  <w:abstractNum w:abstractNumId="5" w15:restartNumberingAfterBreak="0">
+  <w:abstractNum w:abstractNumId="8" w15:restartNumberingAfterBreak="0">
     <w:nsid w:val="0BCE0BBA"/>
     <w:multiLevelType w:val="hybridMultilevel"/>
     <w:tmpl w:val="29AE4464"/>
@@ -26481,7 +29929,120 @@
       </w:rPr>
     </w:lvl>
   </w:abstractNum>
-  <w:abstractNum w:abstractNumId="6" w15:restartNumberingAfterBreak="0">
+  <w:abstractNum w:abstractNumId="9" w15:restartNumberingAfterBreak="0">
+    <w:nsid w:val="0BE75739"/>
+    <w:multiLevelType w:val="multilevel"/>
+    <w:tmpl w:val="F124BAF2"/>
+    <w:lvl w:ilvl="0">
+      <w:start w:val="1"/>
+      <w:numFmt w:val="decimal"/>
+      <w:lvlText w:val="%1."/>
+      <w:lvlJc w:val="left"/>
+      <w:pPr>
+        <w:tabs>
+          <w:tab w:val="num" w:pos="720"/>
+        </w:tabs>
+        <w:ind w:left="720" w:hanging="360"/>
+      </w:pPr>
+    </w:lvl>
+    <w:lvl w:ilvl="1" w:tentative="1">
+      <w:start w:val="1"/>
+      <w:numFmt w:val="decimal"/>
+      <w:lvlText w:val="%2."/>
+      <w:lvlJc w:val="left"/>
+      <w:pPr>
+        <w:tabs>
+          <w:tab w:val="num" w:pos="1440"/>
+        </w:tabs>
+        <w:ind w:left="1440" w:hanging="360"/>
+      </w:pPr>
+    </w:lvl>
+    <w:lvl w:ilvl="2" w:tentative="1">
+      <w:start w:val="1"/>
+      <w:numFmt w:val="decimal"/>
+      <w:lvlText w:val="%3."/>
+      <w:lvlJc w:val="left"/>
+      <w:pPr>
+        <w:tabs>
+          <w:tab w:val="num" w:pos="2160"/>
+        </w:tabs>
+        <w:ind w:left="2160" w:hanging="360"/>
+      </w:pPr>
+    </w:lvl>
+    <w:lvl w:ilvl="3" w:tentative="1">
+      <w:start w:val="1"/>
+      <w:numFmt w:val="decimal"/>
+      <w:lvlText w:val="%4."/>
+      <w:lvlJc w:val="left"/>
+      <w:pPr>
+        <w:tabs>
+          <w:tab w:val="num" w:pos="2880"/>
+        </w:tabs>
+        <w:ind w:left="2880" w:hanging="360"/>
+      </w:pPr>
+    </w:lvl>
+    <w:lvl w:ilvl="4" w:tentative="1">
+      <w:start w:val="1"/>
+      <w:numFmt w:val="decimal"/>
+      <w:lvlText w:val="%5."/>
+      <w:lvlJc w:val="left"/>
+      <w:pPr>
+        <w:tabs>
+          <w:tab w:val="num" w:pos="3600"/>
+        </w:tabs>
+        <w:ind w:left="3600" w:hanging="360"/>
+      </w:pPr>
+    </w:lvl>
+    <w:lvl w:ilvl="5" w:tentative="1">
+      <w:start w:val="1"/>
+      <w:numFmt w:val="decimal"/>
+      <w:lvlText w:val="%6."/>
+      <w:lvlJc w:val="left"/>
+      <w:pPr>
+        <w:tabs>
+          <w:tab w:val="num" w:pos="4320"/>
+        </w:tabs>
+        <w:ind w:left="4320" w:hanging="360"/>
+      </w:pPr>
+    </w:lvl>
+    <w:lvl w:ilvl="6" w:tentative="1">
+      <w:start w:val="1"/>
+      <w:numFmt w:val="decimal"/>
+      <w:lvlText w:val="%7."/>
+      <w:lvlJc w:val="left"/>
+      <w:pPr>
+        <w:tabs>
+          <w:tab w:val="num" w:pos="5040"/>
+        </w:tabs>
+        <w:ind w:left="5040" w:hanging="360"/>
+      </w:pPr>
+    </w:lvl>
+    <w:lvl w:ilvl="7" w:tentative="1">
+      <w:start w:val="1"/>
+      <w:numFmt w:val="decimal"/>
+      <w:lvlText w:val="%8."/>
+      <w:lvlJc w:val="left"/>
+      <w:pPr>
+        <w:tabs>
+          <w:tab w:val="num" w:pos="5760"/>
+        </w:tabs>
+        <w:ind w:left="5760" w:hanging="360"/>
+      </w:pPr>
+    </w:lvl>
+    <w:lvl w:ilvl="8" w:tentative="1">
+      <w:start w:val="1"/>
+      <w:numFmt w:val="decimal"/>
+      <w:lvlText w:val="%9."/>
+      <w:lvlJc w:val="left"/>
+      <w:pPr>
+        <w:tabs>
+          <w:tab w:val="num" w:pos="6480"/>
+        </w:tabs>
+        <w:ind w:left="6480" w:hanging="360"/>
+      </w:pPr>
+    </w:lvl>
+  </w:abstractNum>
+  <w:abstractNum w:abstractNumId="10" w15:restartNumberingAfterBreak="0">
     <w:nsid w:val="0DB457FE"/>
     <w:multiLevelType w:val="hybridMultilevel"/>
     <w:tmpl w:val="F9FCD4A8"/>
@@ -26594,7 +30155,7 @@
       </w:rPr>
     </w:lvl>
   </w:abstractNum>
-  <w:abstractNum w:abstractNumId="7" w15:restartNumberingAfterBreak="0">
+  <w:abstractNum w:abstractNumId="11" w15:restartNumberingAfterBreak="0">
     <w:nsid w:val="0F4452EF"/>
     <w:multiLevelType w:val="hybridMultilevel"/>
     <w:tmpl w:val="C33E934C"/>
@@ -26707,7 +30268,7 @@
       </w:rPr>
     </w:lvl>
   </w:abstractNum>
-  <w:abstractNum w:abstractNumId="8" w15:restartNumberingAfterBreak="0">
+  <w:abstractNum w:abstractNumId="12" w15:restartNumberingAfterBreak="0">
     <w:nsid w:val="10CE55B6"/>
     <w:multiLevelType w:val="multilevel"/>
     <w:tmpl w:val="001464A6"/>
@@ -26856,7 +30417,7 @@
       </w:rPr>
     </w:lvl>
   </w:abstractNum>
-  <w:abstractNum w:abstractNumId="9" w15:restartNumberingAfterBreak="0">
+  <w:abstractNum w:abstractNumId="13" w15:restartNumberingAfterBreak="0">
     <w:nsid w:val="1152370D"/>
     <w:multiLevelType w:val="multilevel"/>
     <w:tmpl w:val="94E49184"/>
@@ -26972,7 +30533,7 @@
       </w:pPr>
     </w:lvl>
   </w:abstractNum>
-  <w:abstractNum w:abstractNumId="10" w15:restartNumberingAfterBreak="0">
+  <w:abstractNum w:abstractNumId="14" w15:restartNumberingAfterBreak="0">
     <w:nsid w:val="12905603"/>
     <w:multiLevelType w:val="hybridMultilevel"/>
     <w:tmpl w:val="03869B5E"/>
@@ -27085,7 +30646,7 @@
       </w:rPr>
     </w:lvl>
   </w:abstractNum>
-  <w:abstractNum w:abstractNumId="11" w15:restartNumberingAfterBreak="0">
+  <w:abstractNum w:abstractNumId="15" w15:restartNumberingAfterBreak="0">
     <w:nsid w:val="13BA0085"/>
     <w:multiLevelType w:val="multilevel"/>
     <w:tmpl w:val="422285B8"/>
@@ -27234,7 +30795,7 @@
       </w:rPr>
     </w:lvl>
   </w:abstractNum>
-  <w:abstractNum w:abstractNumId="12" w15:restartNumberingAfterBreak="0">
+  <w:abstractNum w:abstractNumId="16" w15:restartNumberingAfterBreak="0">
     <w:nsid w:val="14E12266"/>
     <w:multiLevelType w:val="multilevel"/>
     <w:tmpl w:val="B7523E04"/>
@@ -27347,7 +30908,7 @@
       </w:pPr>
     </w:lvl>
   </w:abstractNum>
-  <w:abstractNum w:abstractNumId="13" w15:restartNumberingAfterBreak="0">
+  <w:abstractNum w:abstractNumId="17" w15:restartNumberingAfterBreak="0">
     <w:nsid w:val="175C52AC"/>
     <w:multiLevelType w:val="multilevel"/>
     <w:tmpl w:val="FDA2CA62"/>
@@ -27468,7 +31029,7 @@
       </w:pPr>
     </w:lvl>
   </w:abstractNum>
-  <w:abstractNum w:abstractNumId="14" w15:restartNumberingAfterBreak="0">
+  <w:abstractNum w:abstractNumId="18" w15:restartNumberingAfterBreak="0">
     <w:nsid w:val="187F7038"/>
     <w:multiLevelType w:val="hybridMultilevel"/>
     <w:tmpl w:val="768A1602"/>
@@ -27557,7 +31118,7 @@
       </w:pPr>
     </w:lvl>
   </w:abstractNum>
-  <w:abstractNum w:abstractNumId="15" w15:restartNumberingAfterBreak="0">
+  <w:abstractNum w:abstractNumId="19" w15:restartNumberingAfterBreak="0">
     <w:nsid w:val="18871AAC"/>
     <w:multiLevelType w:val="hybridMultilevel"/>
     <w:tmpl w:val="EF680122"/>
@@ -27670,7 +31231,7 @@
       </w:rPr>
     </w:lvl>
   </w:abstractNum>
-  <w:abstractNum w:abstractNumId="16" w15:restartNumberingAfterBreak="0">
+  <w:abstractNum w:abstractNumId="20" w15:restartNumberingAfterBreak="0">
     <w:nsid w:val="19643EB4"/>
     <w:multiLevelType w:val="multilevel"/>
     <w:tmpl w:val="94E49184"/>
@@ -27786,7 +31347,123 @@
       </w:pPr>
     </w:lvl>
   </w:abstractNum>
-  <w:abstractNum w:abstractNumId="17" w15:restartNumberingAfterBreak="0">
+  <w:abstractNum w:abstractNumId="21" w15:restartNumberingAfterBreak="0">
+    <w:nsid w:val="1C73240D"/>
+    <w:multiLevelType w:val="multilevel"/>
+    <w:tmpl w:val="7A687F6C"/>
+    <w:lvl w:ilvl="0">
+      <w:start w:val="1"/>
+      <w:numFmt w:val="bullet"/>
+      <w:lvlText w:val=""/>
+      <w:lvlJc w:val="left"/>
+      <w:pPr>
+        <w:tabs>
+          <w:tab w:val="num" w:pos="720"/>
+        </w:tabs>
+        <w:ind w:left="720" w:hanging="360"/>
+      </w:pPr>
+      <w:rPr>
+        <w:rFonts w:ascii="Symbol" w:hAnsi="Symbol" w:hint="default"/>
+      </w:rPr>
+    </w:lvl>
+    <w:lvl w:ilvl="1" w:tentative="1">
+      <w:start w:val="1"/>
+      <w:numFmt w:val="decimal"/>
+      <w:lvlText w:val="%2."/>
+      <w:lvlJc w:val="left"/>
+      <w:pPr>
+        <w:tabs>
+          <w:tab w:val="num" w:pos="1440"/>
+        </w:tabs>
+        <w:ind w:left="1440" w:hanging="360"/>
+      </w:pPr>
+    </w:lvl>
+    <w:lvl w:ilvl="2" w:tentative="1">
+      <w:start w:val="1"/>
+      <w:numFmt w:val="decimal"/>
+      <w:lvlText w:val="%3."/>
+      <w:lvlJc w:val="left"/>
+      <w:pPr>
+        <w:tabs>
+          <w:tab w:val="num" w:pos="2160"/>
+        </w:tabs>
+        <w:ind w:left="2160" w:hanging="360"/>
+      </w:pPr>
+    </w:lvl>
+    <w:lvl w:ilvl="3" w:tentative="1">
+      <w:start w:val="1"/>
+      <w:numFmt w:val="decimal"/>
+      <w:lvlText w:val="%4."/>
+      <w:lvlJc w:val="left"/>
+      <w:pPr>
+        <w:tabs>
+          <w:tab w:val="num" w:pos="2880"/>
+        </w:tabs>
+        <w:ind w:left="2880" w:hanging="360"/>
+      </w:pPr>
+    </w:lvl>
+    <w:lvl w:ilvl="4" w:tentative="1">
+      <w:start w:val="1"/>
+      <w:numFmt w:val="decimal"/>
+      <w:lvlText w:val="%5."/>
+      <w:lvlJc w:val="left"/>
+      <w:pPr>
+        <w:tabs>
+          <w:tab w:val="num" w:pos="3600"/>
+        </w:tabs>
+        <w:ind w:left="3600" w:hanging="360"/>
+      </w:pPr>
+    </w:lvl>
+    <w:lvl w:ilvl="5" w:tentative="1">
+      <w:start w:val="1"/>
+      <w:numFmt w:val="decimal"/>
+      <w:lvlText w:val="%6."/>
+      <w:lvlJc w:val="left"/>
+      <w:pPr>
+        <w:tabs>
+          <w:tab w:val="num" w:pos="4320"/>
+        </w:tabs>
+        <w:ind w:left="4320" w:hanging="360"/>
+      </w:pPr>
+    </w:lvl>
+    <w:lvl w:ilvl="6" w:tentative="1">
+      <w:start w:val="1"/>
+      <w:numFmt w:val="decimal"/>
+      <w:lvlText w:val="%7."/>
+      <w:lvlJc w:val="left"/>
+      <w:pPr>
+        <w:tabs>
+          <w:tab w:val="num" w:pos="5040"/>
+        </w:tabs>
+        <w:ind w:left="5040" w:hanging="360"/>
+      </w:pPr>
+    </w:lvl>
+    <w:lvl w:ilvl="7" w:tentative="1">
+      <w:start w:val="1"/>
+      <w:numFmt w:val="decimal"/>
+      <w:lvlText w:val="%8."/>
+      <w:lvlJc w:val="left"/>
+      <w:pPr>
+        <w:tabs>
+          <w:tab w:val="num" w:pos="5760"/>
+        </w:tabs>
+        <w:ind w:left="5760" w:hanging="360"/>
+      </w:pPr>
+    </w:lvl>
+    <w:lvl w:ilvl="8" w:tentative="1">
+      <w:start w:val="1"/>
+      <w:numFmt w:val="decimal"/>
+      <w:lvlText w:val="%9."/>
+      <w:lvlJc w:val="left"/>
+      <w:pPr>
+        <w:tabs>
+          <w:tab w:val="num" w:pos="6480"/>
+        </w:tabs>
+        <w:ind w:left="6480" w:hanging="360"/>
+      </w:pPr>
+    </w:lvl>
+  </w:abstractNum>
+  <w:abstractNum w:abstractNumId="22" w15:restartNumberingAfterBreak="0">
     <w:nsid w:val="1D057440"/>
     <w:multiLevelType w:val="multilevel"/>
     <w:tmpl w:val="3344280A"/>
@@ -27899,7 +31576,7 @@
       </w:pPr>
     </w:lvl>
   </w:abstractNum>
-  <w:abstractNum w:abstractNumId="18" w15:restartNumberingAfterBreak="0">
+  <w:abstractNum w:abstractNumId="23" w15:restartNumberingAfterBreak="0">
     <w:nsid w:val="1E3F17EE"/>
     <w:multiLevelType w:val="hybridMultilevel"/>
     <w:tmpl w:val="82068F72"/>
@@ -28012,7 +31689,7 @@
       </w:rPr>
     </w:lvl>
   </w:abstractNum>
-  <w:abstractNum w:abstractNumId="19" w15:restartNumberingAfterBreak="0">
+  <w:abstractNum w:abstractNumId="24" w15:restartNumberingAfterBreak="0">
     <w:nsid w:val="1E5E230B"/>
     <w:multiLevelType w:val="hybridMultilevel"/>
     <w:tmpl w:val="36E8B924"/>
@@ -28125,7 +31802,7 @@
       </w:rPr>
     </w:lvl>
   </w:abstractNum>
-  <w:abstractNum w:abstractNumId="20" w15:restartNumberingAfterBreak="0">
+  <w:abstractNum w:abstractNumId="25" w15:restartNumberingAfterBreak="0">
     <w:nsid w:val="1FAB2C35"/>
     <w:multiLevelType w:val="hybridMultilevel"/>
     <w:tmpl w:val="84AC60D0"/>
@@ -28211,7 +31888,156 @@
       </w:pPr>
     </w:lvl>
   </w:abstractNum>
-  <w:abstractNum w:abstractNumId="21" w15:restartNumberingAfterBreak="0">
+  <w:abstractNum w:abstractNumId="26" w15:restartNumberingAfterBreak="0">
+    <w:nsid w:val="213A5324"/>
+    <w:multiLevelType w:val="multilevel"/>
+    <w:tmpl w:val="9D22C3A8"/>
+    <w:lvl w:ilvl="0">
+      <w:start w:val="1"/>
+      <w:numFmt w:val="bullet"/>
+      <w:lvlText w:val=""/>
+      <w:lvlJc w:val="left"/>
+      <w:pPr>
+        <w:tabs>
+          <w:tab w:val="num" w:pos="720"/>
+        </w:tabs>
+        <w:ind w:left="720" w:hanging="360"/>
+      </w:pPr>
+      <w:rPr>
+        <w:rFonts w:ascii="Symbol" w:hAnsi="Symbol" w:hint="default"/>
+        <w:sz w:val="20"/>
+      </w:rPr>
+    </w:lvl>
+    <w:lvl w:ilvl="1" w:tentative="1">
+      <w:start w:val="1"/>
+      <w:numFmt w:val="bullet"/>
+      <w:lvlText w:val="o"/>
+      <w:lvlJc w:val="left"/>
+      <w:pPr>
+        <w:tabs>
+          <w:tab w:val="num" w:pos="1440"/>
+        </w:tabs>
+        <w:ind w:left="1440" w:hanging="360"/>
+      </w:pPr>
+      <w:rPr>
+        <w:rFonts w:ascii="Courier New" w:hAnsi="Courier New" w:hint="default"/>
+        <w:sz w:val="20"/>
+      </w:rPr>
+    </w:lvl>
+    <w:lvl w:ilvl="2" w:tentative="1">
+      <w:start w:val="1"/>
+      <w:numFmt w:val="bullet"/>
+      <w:lvlText w:val=""/>
+      <w:lvlJc w:val="left"/>
+      <w:pPr>
+        <w:tabs>
+          <w:tab w:val="num" w:pos="2160"/>
+        </w:tabs>
+        <w:ind w:left="2160" w:hanging="360"/>
+      </w:pPr>
+      <w:rPr>
+        <w:rFonts w:ascii="Wingdings" w:hAnsi="Wingdings" w:hint="default"/>
+        <w:sz w:val="20"/>
+      </w:rPr>
+    </w:lvl>
+    <w:lvl w:ilvl="3" w:tentative="1">
+      <w:start w:val="1"/>
+      <w:numFmt w:val="bullet"/>
+      <w:lvlText w:val=""/>
+      <w:lvlJc w:val="left"/>
+      <w:pPr>
+        <w:tabs>
+          <w:tab w:val="num" w:pos="2880"/>
+        </w:tabs>
+        <w:ind w:left="2880" w:hanging="360"/>
+      </w:pPr>
+      <w:rPr>
+        <w:rFonts w:ascii="Wingdings" w:hAnsi="Wingdings" w:hint="default"/>
+        <w:sz w:val="20"/>
+      </w:rPr>
+    </w:lvl>
+    <w:lvl w:ilvl="4" w:tentative="1">
+      <w:start w:val="1"/>
+      <w:numFmt w:val="bullet"/>
+      <w:lvlText w:val=""/>
+      <w:lvlJc w:val="left"/>
+      <w:pPr>
+        <w:tabs>
+          <w:tab w:val="num" w:pos="3600"/>
+        </w:tabs>
+        <w:ind w:left="3600" w:hanging="360"/>
+      </w:pPr>
+      <w:rPr>
+        <w:rFonts w:ascii="Wingdings" w:hAnsi="Wingdings" w:hint="default"/>
+        <w:sz w:val="20"/>
+      </w:rPr>
+    </w:lvl>
+    <w:lvl w:ilvl="5" w:tentative="1">
+      <w:start w:val="1"/>
+      <w:numFmt w:val="bullet"/>
+      <w:lvlText w:val=""/>
+      <w:lvlJc w:val="left"/>
+      <w:pPr>
+        <w:tabs>
+          <w:tab w:val="num" w:pos="4320"/>
+        </w:tabs>
+        <w:ind w:left="4320" w:hanging="360"/>
+      </w:pPr>
+      <w:rPr>
+        <w:rFonts w:ascii="Wingdings" w:hAnsi="Wingdings" w:hint="default"/>
+        <w:sz w:val="20"/>
+      </w:rPr>
+    </w:lvl>
+    <w:lvl w:ilvl="6" w:tentative="1">
+      <w:start w:val="1"/>
+      <w:numFmt w:val="bullet"/>
+      <w:lvlText w:val=""/>
+      <w:lvlJc w:val="left"/>
+      <w:pPr>
+        <w:tabs>
+          <w:tab w:val="num" w:pos="5040"/>
+        </w:tabs>
+        <w:ind w:left="5040" w:hanging="360"/>
+      </w:pPr>
+      <w:rPr>
+        <w:rFonts w:ascii="Wingdings" w:hAnsi="Wingdings" w:hint="default"/>
+        <w:sz w:val="20"/>
+      </w:rPr>
+    </w:lvl>
+    <w:lvl w:ilvl="7" w:tentative="1">
+      <w:start w:val="1"/>
+      <w:numFmt w:val="bullet"/>
+      <w:lvlText w:val=""/>
+      <w:lvlJc w:val="left"/>
+      <w:pPr>
+        <w:tabs>
+          <w:tab w:val="num" w:pos="5760"/>
+        </w:tabs>
+        <w:ind w:left="5760" w:hanging="360"/>
+      </w:pPr>
+      <w:rPr>
+        <w:rFonts w:ascii="Wingdings" w:hAnsi="Wingdings" w:hint="default"/>
+        <w:sz w:val="20"/>
+      </w:rPr>
+    </w:lvl>
+    <w:lvl w:ilvl="8" w:tentative="1">
+      <w:start w:val="1"/>
+      <w:numFmt w:val="bullet"/>
+      <w:lvlText w:val=""/>
+      <w:lvlJc w:val="left"/>
+      <w:pPr>
+        <w:tabs>
+          <w:tab w:val="num" w:pos="6480"/>
+        </w:tabs>
+        <w:ind w:left="6480" w:hanging="360"/>
+      </w:pPr>
+      <w:rPr>
+        <w:rFonts w:ascii="Wingdings" w:hAnsi="Wingdings" w:hint="default"/>
+        <w:sz w:val="20"/>
+      </w:rPr>
+    </w:lvl>
+  </w:abstractNum>
+  <w:abstractNum w:abstractNumId="27" w15:restartNumberingAfterBreak="0">
     <w:nsid w:val="21B1336E"/>
     <w:multiLevelType w:val="multilevel"/>
     <w:tmpl w:val="78D03516"/>
@@ -28324,7 +32150,7 @@
       </w:pPr>
     </w:lvl>
   </w:abstractNum>
-  <w:abstractNum w:abstractNumId="22" w15:restartNumberingAfterBreak="0">
+  <w:abstractNum w:abstractNumId="28" w15:restartNumberingAfterBreak="0">
     <w:nsid w:val="2270636C"/>
     <w:multiLevelType w:val="multilevel"/>
     <w:tmpl w:val="FFEA6FB2"/>
@@ -28437,7 +32263,7 @@
       </w:pPr>
     </w:lvl>
   </w:abstractNum>
-  <w:abstractNum w:abstractNumId="23" w15:restartNumberingAfterBreak="0">
+  <w:abstractNum w:abstractNumId="29" w15:restartNumberingAfterBreak="0">
     <w:nsid w:val="22747529"/>
     <w:multiLevelType w:val="multilevel"/>
     <w:tmpl w:val="F52C2048"/>
@@ -28550,7 +32376,7 @@
       </w:pPr>
     </w:lvl>
   </w:abstractNum>
-  <w:abstractNum w:abstractNumId="24" w15:restartNumberingAfterBreak="0">
+  <w:abstractNum w:abstractNumId="30" w15:restartNumberingAfterBreak="0">
     <w:nsid w:val="231B7DA3"/>
     <w:multiLevelType w:val="multilevel"/>
     <w:tmpl w:val="486E24C2"/>
@@ -28663,7 +32489,7 @@
       </w:pPr>
     </w:lvl>
   </w:abstractNum>
-  <w:abstractNum w:abstractNumId="25" w15:restartNumberingAfterBreak="0">
+  <w:abstractNum w:abstractNumId="31" w15:restartNumberingAfterBreak="0">
     <w:nsid w:val="273E41D2"/>
     <w:multiLevelType w:val="multilevel"/>
     <w:tmpl w:val="C8A616B6"/>
@@ -28812,7 +32638,123 @@
       </w:rPr>
     </w:lvl>
   </w:abstractNum>
-  <w:abstractNum w:abstractNumId="26" w15:restartNumberingAfterBreak="0">
+  <w:abstractNum w:abstractNumId="32" w15:restartNumberingAfterBreak="0">
+    <w:nsid w:val="2746581C"/>
+    <w:multiLevelType w:val="multilevel"/>
+    <w:tmpl w:val="0682267E"/>
+    <w:lvl w:ilvl="0">
+      <w:start w:val="1"/>
+      <w:numFmt w:val="bullet"/>
+      <w:lvlText w:val=""/>
+      <w:lvlJc w:val="left"/>
+      <w:pPr>
+        <w:tabs>
+          <w:tab w:val="num" w:pos="644"/>
+        </w:tabs>
+        <w:ind w:left="644" w:hanging="360"/>
+      </w:pPr>
+      <w:rPr>
+        <w:rFonts w:ascii="Symbol" w:hAnsi="Symbol" w:hint="default"/>
+      </w:rPr>
+    </w:lvl>
+    <w:lvl w:ilvl="1" w:tentative="1">
+      <w:start w:val="1"/>
+      <w:numFmt w:val="decimal"/>
+      <w:lvlText w:val="%2."/>
+      <w:lvlJc w:val="left"/>
+      <w:pPr>
+        <w:tabs>
+          <w:tab w:val="num" w:pos="1364"/>
+        </w:tabs>
+        <w:ind w:left="1364" w:hanging="360"/>
+      </w:pPr>
+    </w:lvl>
+    <w:lvl w:ilvl="2" w:tentative="1">
+      <w:start w:val="1"/>
+      <w:numFmt w:val="decimal"/>
+      <w:lvlText w:val="%3."/>
+      <w:lvlJc w:val="left"/>
+      <w:pPr>
+        <w:tabs>
+          <w:tab w:val="num" w:pos="2084"/>
+        </w:tabs>
+        <w:ind w:left="2084" w:hanging="360"/>
+      </w:pPr>
+    </w:lvl>
+    <w:lvl w:ilvl="3" w:tentative="1">
+      <w:start w:val="1"/>
+      <w:numFmt w:val="decimal"/>
+      <w:lvlText w:val="%4."/>
+      <w:lvlJc w:val="left"/>
+      <w:pPr>
+        <w:tabs>
+          <w:tab w:val="num" w:pos="2804"/>
+        </w:tabs>
+        <w:ind w:left="2804" w:hanging="360"/>
+      </w:pPr>
+    </w:lvl>
+    <w:lvl w:ilvl="4" w:tentative="1">
+      <w:start w:val="1"/>
+      <w:numFmt w:val="decimal"/>
+      <w:lvlText w:val="%5."/>
+      <w:lvlJc w:val="left"/>
+      <w:pPr>
+        <w:tabs>
+          <w:tab w:val="num" w:pos="3524"/>
+        </w:tabs>
+        <w:ind w:left="3524" w:hanging="360"/>
+      </w:pPr>
+    </w:lvl>
+    <w:lvl w:ilvl="5" w:tentative="1">
+      <w:start w:val="1"/>
+      <w:numFmt w:val="decimal"/>
+      <w:lvlText w:val="%6."/>
+      <w:lvlJc w:val="left"/>
+      <w:pPr>
+        <w:tabs>
+          <w:tab w:val="num" w:pos="4244"/>
+        </w:tabs>
+        <w:ind w:left="4244" w:hanging="360"/>
+      </w:pPr>
+    </w:lvl>
+    <w:lvl w:ilvl="6" w:tentative="1">
+      <w:start w:val="1"/>
+      <w:numFmt w:val="decimal"/>
+      <w:lvlText w:val="%7."/>
+      <w:lvlJc w:val="left"/>
+      <w:pPr>
+        <w:tabs>
+          <w:tab w:val="num" w:pos="4964"/>
+        </w:tabs>
+        <w:ind w:left="4964" w:hanging="360"/>
+      </w:pPr>
+    </w:lvl>
+    <w:lvl w:ilvl="7" w:tentative="1">
+      <w:start w:val="1"/>
+      <w:numFmt w:val="decimal"/>
+      <w:lvlText w:val="%8."/>
+      <w:lvlJc w:val="left"/>
+      <w:pPr>
+        <w:tabs>
+          <w:tab w:val="num" w:pos="5684"/>
+        </w:tabs>
+        <w:ind w:left="5684" w:hanging="360"/>
+      </w:pPr>
+    </w:lvl>
+    <w:lvl w:ilvl="8" w:tentative="1">
+      <w:start w:val="1"/>
+      <w:numFmt w:val="decimal"/>
+      <w:lvlText w:val="%9."/>
+      <w:lvlJc w:val="left"/>
+      <w:pPr>
+        <w:tabs>
+          <w:tab w:val="num" w:pos="6404"/>
+        </w:tabs>
+        <w:ind w:left="6404" w:hanging="360"/>
+      </w:pPr>
+    </w:lvl>
+  </w:abstractNum>
+  <w:abstractNum w:abstractNumId="33" w15:restartNumberingAfterBreak="0">
     <w:nsid w:val="27AB1082"/>
     <w:multiLevelType w:val="hybridMultilevel"/>
     <w:tmpl w:val="D010996A"/>
@@ -28925,7 +32867,7 @@
       </w:rPr>
     </w:lvl>
   </w:abstractNum>
-  <w:abstractNum w:abstractNumId="27" w15:restartNumberingAfterBreak="0">
+  <w:abstractNum w:abstractNumId="34" w15:restartNumberingAfterBreak="0">
     <w:nsid w:val="29554E76"/>
     <w:multiLevelType w:val="multilevel"/>
     <w:tmpl w:val="A2A043A6"/>
@@ -29074,7 +33016,7 @@
       </w:rPr>
     </w:lvl>
   </w:abstractNum>
-  <w:abstractNum w:abstractNumId="28" w15:restartNumberingAfterBreak="0">
+  <w:abstractNum w:abstractNumId="35" w15:restartNumberingAfterBreak="0">
     <w:nsid w:val="2A6943A8"/>
     <w:multiLevelType w:val="hybridMultilevel"/>
     <w:tmpl w:val="8176EA9C"/>
@@ -29160,7 +33102,7 @@
       </w:pPr>
     </w:lvl>
   </w:abstractNum>
-  <w:abstractNum w:abstractNumId="29" w15:restartNumberingAfterBreak="0">
+  <w:abstractNum w:abstractNumId="36" w15:restartNumberingAfterBreak="0">
     <w:nsid w:val="2A901C97"/>
     <w:multiLevelType w:val="hybridMultilevel"/>
     <w:tmpl w:val="2B640FD8"/>
@@ -29273,7 +33215,7 @@
       </w:rPr>
     </w:lvl>
   </w:abstractNum>
-  <w:abstractNum w:abstractNumId="30" w15:restartNumberingAfterBreak="0">
+  <w:abstractNum w:abstractNumId="37" w15:restartNumberingAfterBreak="0">
     <w:nsid w:val="2C462D22"/>
     <w:multiLevelType w:val="hybridMultilevel"/>
     <w:tmpl w:val="927C334A"/>
@@ -29386,7 +33328,7 @@
       </w:rPr>
     </w:lvl>
   </w:abstractNum>
-  <w:abstractNum w:abstractNumId="31" w15:restartNumberingAfterBreak="0">
+  <w:abstractNum w:abstractNumId="38" w15:restartNumberingAfterBreak="0">
     <w:nsid w:val="2E3B5872"/>
     <w:multiLevelType w:val="multilevel"/>
     <w:tmpl w:val="B692B616"/>
@@ -29499,7 +33441,7 @@
       </w:pPr>
     </w:lvl>
   </w:abstractNum>
-  <w:abstractNum w:abstractNumId="32" w15:restartNumberingAfterBreak="0">
+  <w:abstractNum w:abstractNumId="39" w15:restartNumberingAfterBreak="0">
     <w:nsid w:val="325C3DD0"/>
     <w:multiLevelType w:val="multilevel"/>
     <w:tmpl w:val="3A542982"/>
@@ -29648,7 +33590,7 @@
       </w:rPr>
     </w:lvl>
   </w:abstractNum>
-  <w:abstractNum w:abstractNumId="33" w15:restartNumberingAfterBreak="0">
+  <w:abstractNum w:abstractNumId="40" w15:restartNumberingAfterBreak="0">
     <w:nsid w:val="32856735"/>
     <w:multiLevelType w:val="hybridMultilevel"/>
     <w:tmpl w:val="73D4000A"/>
@@ -29761,7 +33703,7 @@
       </w:rPr>
     </w:lvl>
   </w:abstractNum>
-  <w:abstractNum w:abstractNumId="34" w15:restartNumberingAfterBreak="0">
+  <w:abstractNum w:abstractNumId="41" w15:restartNumberingAfterBreak="0">
     <w:nsid w:val="33A039BF"/>
     <w:multiLevelType w:val="hybridMultilevel"/>
     <w:tmpl w:val="150495CA"/>
@@ -29874,7 +33816,7 @@
       </w:rPr>
     </w:lvl>
   </w:abstractNum>
-  <w:abstractNum w:abstractNumId="35" w15:restartNumberingAfterBreak="0">
+  <w:abstractNum w:abstractNumId="42" w15:restartNumberingAfterBreak="0">
     <w:nsid w:val="34BB1BEB"/>
     <w:multiLevelType w:val="hybridMultilevel"/>
     <w:tmpl w:val="9E78FBAA"/>
@@ -29986,7 +33928,7 @@
       </w:rPr>
     </w:lvl>
   </w:abstractNum>
-  <w:abstractNum w:abstractNumId="36" w15:restartNumberingAfterBreak="0">
+  <w:abstractNum w:abstractNumId="43" w15:restartNumberingAfterBreak="0">
     <w:nsid w:val="389D142D"/>
     <w:multiLevelType w:val="hybridMultilevel"/>
     <w:tmpl w:val="5C5CC66E"/>
@@ -30099,7 +34041,7 @@
       </w:rPr>
     </w:lvl>
   </w:abstractNum>
-  <w:abstractNum w:abstractNumId="37" w15:restartNumberingAfterBreak="0">
+  <w:abstractNum w:abstractNumId="44" w15:restartNumberingAfterBreak="0">
     <w:nsid w:val="397D2D83"/>
     <w:multiLevelType w:val="multilevel"/>
     <w:tmpl w:val="8FEA7B26"/>
@@ -30212,7 +34154,7 @@
       </w:pPr>
     </w:lvl>
   </w:abstractNum>
-  <w:abstractNum w:abstractNumId="38" w15:restartNumberingAfterBreak="0">
+  <w:abstractNum w:abstractNumId="45" w15:restartNumberingAfterBreak="0">
     <w:nsid w:val="3C2921F1"/>
     <w:multiLevelType w:val="hybridMultilevel"/>
     <w:tmpl w:val="26E2FAC6"/>
@@ -30325,7 +34267,7 @@
       </w:rPr>
     </w:lvl>
   </w:abstractNum>
-  <w:abstractNum w:abstractNumId="39" w15:restartNumberingAfterBreak="0">
+  <w:abstractNum w:abstractNumId="46" w15:restartNumberingAfterBreak="0">
     <w:nsid w:val="406F1154"/>
     <w:multiLevelType w:val="multilevel"/>
     <w:tmpl w:val="4C90C12E"/>
@@ -30470,7 +34412,7 @@
       </w:rPr>
     </w:lvl>
   </w:abstractNum>
-  <w:abstractNum w:abstractNumId="40" w15:restartNumberingAfterBreak="0">
+  <w:abstractNum w:abstractNumId="47" w15:restartNumberingAfterBreak="0">
     <w:nsid w:val="42C00D4B"/>
     <w:multiLevelType w:val="multilevel"/>
     <w:tmpl w:val="33AC97C6"/>
@@ -30583,7 +34525,7 @@
       </w:pPr>
     </w:lvl>
   </w:abstractNum>
-  <w:abstractNum w:abstractNumId="41" w15:restartNumberingAfterBreak="0">
+  <w:abstractNum w:abstractNumId="48" w15:restartNumberingAfterBreak="0">
     <w:nsid w:val="48703E59"/>
     <w:multiLevelType w:val="hybridMultilevel"/>
     <w:tmpl w:val="A4D62C14"/>
@@ -30672,7 +34614,7 @@
       </w:pPr>
     </w:lvl>
   </w:abstractNum>
-  <w:abstractNum w:abstractNumId="42" w15:restartNumberingAfterBreak="0">
+  <w:abstractNum w:abstractNumId="49" w15:restartNumberingAfterBreak="0">
     <w:nsid w:val="4A446370"/>
     <w:multiLevelType w:val="multilevel"/>
     <w:tmpl w:val="2CCA9A04"/>
@@ -30785,7 +34727,7 @@
       </w:pPr>
     </w:lvl>
   </w:abstractNum>
-  <w:abstractNum w:abstractNumId="43" w15:restartNumberingAfterBreak="0">
+  <w:abstractNum w:abstractNumId="50" w15:restartNumberingAfterBreak="0">
     <w:nsid w:val="4B2E55AB"/>
     <w:multiLevelType w:val="multilevel"/>
     <w:tmpl w:val="F0EE9182"/>
@@ -30899,7 +34841,120 @@
       </w:pPr>
     </w:lvl>
   </w:abstractNum>
-  <w:abstractNum w:abstractNumId="44" w15:restartNumberingAfterBreak="0">
+  <w:abstractNum w:abstractNumId="51" w15:restartNumberingAfterBreak="0">
+    <w:nsid w:val="4E26601D"/>
+    <w:multiLevelType w:val="multilevel"/>
+    <w:tmpl w:val="F5A0A752"/>
+    <w:lvl w:ilvl="0">
+      <w:start w:val="1"/>
+      <w:numFmt w:val="decimal"/>
+      <w:lvlText w:val="%1."/>
+      <w:lvlJc w:val="left"/>
+      <w:pPr>
+        <w:tabs>
+          <w:tab w:val="num" w:pos="720"/>
+        </w:tabs>
+        <w:ind w:left="720" w:hanging="360"/>
+      </w:pPr>
+    </w:lvl>
+    <w:lvl w:ilvl="1" w:tentative="1">
+      <w:start w:val="1"/>
+      <w:numFmt w:val="decimal"/>
+      <w:lvlText w:val="%2."/>
+      <w:lvlJc w:val="left"/>
+      <w:pPr>
+        <w:tabs>
+          <w:tab w:val="num" w:pos="1440"/>
+        </w:tabs>
+        <w:ind w:left="1440" w:hanging="360"/>
+      </w:pPr>
+    </w:lvl>
+    <w:lvl w:ilvl="2" w:tentative="1">
+      <w:start w:val="1"/>
+      <w:numFmt w:val="decimal"/>
+      <w:lvlText w:val="%3."/>
+      <w:lvlJc w:val="left"/>
+      <w:pPr>
+        <w:tabs>
+          <w:tab w:val="num" w:pos="2160"/>
+        </w:tabs>
+        <w:ind w:left="2160" w:hanging="360"/>
+      </w:pPr>
+    </w:lvl>
+    <w:lvl w:ilvl="3" w:tentative="1">
+      <w:start w:val="1"/>
+      <w:numFmt w:val="decimal"/>
+      <w:lvlText w:val="%4."/>
+      <w:lvlJc w:val="left"/>
+      <w:pPr>
+        <w:tabs>
+          <w:tab w:val="num" w:pos="2880"/>
+        </w:tabs>
+        <w:ind w:left="2880" w:hanging="360"/>
+      </w:pPr>
+    </w:lvl>
+    <w:lvl w:ilvl="4" w:tentative="1">
+      <w:start w:val="1"/>
+      <w:numFmt w:val="decimal"/>
+      <w:lvlText w:val="%5."/>
+      <w:lvlJc w:val="left"/>
+      <w:pPr>
+        <w:tabs>
+          <w:tab w:val="num" w:pos="3600"/>
+        </w:tabs>
+        <w:ind w:left="3600" w:hanging="360"/>
+      </w:pPr>
+    </w:lvl>
+    <w:lvl w:ilvl="5" w:tentative="1">
+      <w:start w:val="1"/>
+      <w:numFmt w:val="decimal"/>
+      <w:lvlText w:val="%6."/>
+      <w:lvlJc w:val="left"/>
+      <w:pPr>
+        <w:tabs>
+          <w:tab w:val="num" w:pos="4320"/>
+        </w:tabs>
+        <w:ind w:left="4320" w:hanging="360"/>
+      </w:pPr>
+    </w:lvl>
+    <w:lvl w:ilvl="6" w:tentative="1">
+      <w:start w:val="1"/>
+      <w:numFmt w:val="decimal"/>
+      <w:lvlText w:val="%7."/>
+      <w:lvlJc w:val="left"/>
+      <w:pPr>
+        <w:tabs>
+          <w:tab w:val="num" w:pos="5040"/>
+        </w:tabs>
+        <w:ind w:left="5040" w:hanging="360"/>
+      </w:pPr>
+    </w:lvl>
+    <w:lvl w:ilvl="7" w:tentative="1">
+      <w:start w:val="1"/>
+      <w:numFmt w:val="decimal"/>
+      <w:lvlText w:val="%8."/>
+      <w:lvlJc w:val="left"/>
+      <w:pPr>
+        <w:tabs>
+          <w:tab w:val="num" w:pos="5760"/>
+        </w:tabs>
+        <w:ind w:left="5760" w:hanging="360"/>
+      </w:pPr>
+    </w:lvl>
+    <w:lvl w:ilvl="8" w:tentative="1">
+      <w:start w:val="1"/>
+      <w:numFmt w:val="decimal"/>
+      <w:lvlText w:val="%9."/>
+      <w:lvlJc w:val="left"/>
+      <w:pPr>
+        <w:tabs>
+          <w:tab w:val="num" w:pos="6480"/>
+        </w:tabs>
+        <w:ind w:left="6480" w:hanging="360"/>
+      </w:pPr>
+    </w:lvl>
+  </w:abstractNum>
+  <w:abstractNum w:abstractNumId="52" w15:restartNumberingAfterBreak="0">
     <w:nsid w:val="4F8A26EE"/>
     <w:multiLevelType w:val="multilevel"/>
     <w:tmpl w:val="4208BE2E"/>
@@ -31012,7 +35067,7 @@
       </w:pPr>
     </w:lvl>
   </w:abstractNum>
-  <w:abstractNum w:abstractNumId="45" w15:restartNumberingAfterBreak="0">
+  <w:abstractNum w:abstractNumId="53" w15:restartNumberingAfterBreak="0">
     <w:nsid w:val="508D07E7"/>
     <w:multiLevelType w:val="multilevel"/>
     <w:tmpl w:val="F0EE9182"/>
@@ -31126,7 +35181,7 @@
       </w:pPr>
     </w:lvl>
   </w:abstractNum>
-  <w:abstractNum w:abstractNumId="46" w15:restartNumberingAfterBreak="0">
+  <w:abstractNum w:abstractNumId="54" w15:restartNumberingAfterBreak="0">
     <w:nsid w:val="50C607A9"/>
     <w:multiLevelType w:val="multilevel"/>
     <w:tmpl w:val="F0EE9182"/>
@@ -31240,7 +35295,96 @@
       </w:pPr>
     </w:lvl>
   </w:abstractNum>
-  <w:abstractNum w:abstractNumId="47" w15:restartNumberingAfterBreak="0">
+  <w:abstractNum w:abstractNumId="55" w15:restartNumberingAfterBreak="0">
+    <w:nsid w:val="534E121F"/>
+    <w:multiLevelType w:val="hybridMultilevel"/>
+    <w:tmpl w:val="E8D8341E"/>
+    <w:lvl w:ilvl="0" w:tplc="40090001">
+      <w:start w:val="1"/>
+      <w:numFmt w:val="bullet"/>
+      <w:lvlText w:val=""/>
+      <w:lvlJc w:val="left"/>
+      <w:pPr>
+        <w:ind w:left="720" w:hanging="360"/>
+      </w:pPr>
+      <w:rPr>
+        <w:rFonts w:ascii="Symbol" w:hAnsi="Symbol" w:hint="default"/>
+      </w:rPr>
+    </w:lvl>
+    <w:lvl w:ilvl="1" w:tplc="FFFFFFFF" w:tentative="1">
+      <w:start w:val="1"/>
+      <w:numFmt w:val="lowerLetter"/>
+      <w:lvlText w:val="%2."/>
+      <w:lvlJc w:val="left"/>
+      <w:pPr>
+        <w:ind w:left="1440" w:hanging="360"/>
+      </w:pPr>
+    </w:lvl>
+    <w:lvl w:ilvl="2" w:tplc="FFFFFFFF" w:tentative="1">
+      <w:start w:val="1"/>
+      <w:numFmt w:val="lowerRoman"/>
+      <w:lvlText w:val="%3."/>
+      <w:lvlJc w:val="right"/>
+      <w:pPr>
+        <w:ind w:left="2160" w:hanging="180"/>
+      </w:pPr>
+    </w:lvl>
+    <w:lvl w:ilvl="3" w:tplc="FFFFFFFF" w:tentative="1">
+      <w:start w:val="1"/>
+      <w:numFmt w:val="decimal"/>
+      <w:lvlText w:val="%4."/>
+      <w:lvlJc w:val="left"/>
+      <w:pPr>
+        <w:ind w:left="2880" w:hanging="360"/>
+      </w:pPr>
+    </w:lvl>
+    <w:lvl w:ilvl="4" w:tplc="FFFFFFFF" w:tentative="1">
+      <w:start w:val="1"/>
+      <w:numFmt w:val="lowerLetter"/>
+      <w:lvlText w:val="%5."/>
+      <w:lvlJc w:val="left"/>
+      <w:pPr>
+        <w:ind w:left="3600" w:hanging="360"/>
+      </w:pPr>
+    </w:lvl>
+    <w:lvl w:ilvl="5" w:tplc="FFFFFFFF" w:tentative="1">
+      <w:start w:val="1"/>
+      <w:numFmt w:val="lowerRoman"/>
+      <w:lvlText w:val="%6."/>
+      <w:lvlJc w:val="right"/>
+      <w:pPr>
+        <w:ind w:left="4320" w:hanging="180"/>
+      </w:pPr>
+    </w:lvl>
+    <w:lvl w:ilvl="6" w:tplc="FFFFFFFF" w:tentative="1">
+      <w:start w:val="1"/>
+      <w:numFmt w:val="decimal"/>
+      <w:lvlText w:val="%7."/>
+      <w:lvlJc w:val="left"/>
+      <w:pPr>
+        <w:ind w:left="5040" w:hanging="360"/>
+      </w:pPr>
+    </w:lvl>
+    <w:lvl w:ilvl="7" w:tplc="FFFFFFFF" w:tentative="1">
+      <w:start w:val="1"/>
+      <w:numFmt w:val="lowerLetter"/>
+      <w:lvlText w:val="%8."/>
+      <w:lvlJc w:val="left"/>
+      <w:pPr>
+        <w:ind w:left="5760" w:hanging="360"/>
+      </w:pPr>
+    </w:lvl>
+    <w:lvl w:ilvl="8" w:tplc="FFFFFFFF" w:tentative="1">
+      <w:start w:val="1"/>
+      <w:numFmt w:val="lowerRoman"/>
+      <w:lvlText w:val="%9."/>
+      <w:lvlJc w:val="right"/>
+      <w:pPr>
+        <w:ind w:left="6480" w:hanging="180"/>
+      </w:pPr>
+    </w:lvl>
+  </w:abstractNum>
+  <w:abstractNum w:abstractNumId="56" w15:restartNumberingAfterBreak="0">
     <w:nsid w:val="538A2635"/>
     <w:multiLevelType w:val="multilevel"/>
     <w:tmpl w:val="F0EE9182"/>
@@ -31354,7 +35498,7 @@
       </w:pPr>
     </w:lvl>
   </w:abstractNum>
-  <w:abstractNum w:abstractNumId="48" w15:restartNumberingAfterBreak="0">
+  <w:abstractNum w:abstractNumId="57" w15:restartNumberingAfterBreak="0">
     <w:nsid w:val="54087E43"/>
     <w:multiLevelType w:val="hybridMultilevel"/>
     <w:tmpl w:val="840C5690"/>
@@ -31466,7 +35610,93 @@
       </w:rPr>
     </w:lvl>
   </w:abstractNum>
-  <w:abstractNum w:abstractNumId="49" w15:restartNumberingAfterBreak="0">
+  <w:abstractNum w:abstractNumId="58" w15:restartNumberingAfterBreak="0">
+    <w:nsid w:val="55C5346F"/>
+    <w:multiLevelType w:val="hybridMultilevel"/>
+    <w:tmpl w:val="9ED6E054"/>
+    <w:lvl w:ilvl="0" w:tplc="4009000F">
+      <w:start w:val="1"/>
+      <w:numFmt w:val="decimal"/>
+      <w:lvlText w:val="%1."/>
+      <w:lvlJc w:val="left"/>
+      <w:pPr>
+        <w:ind w:left="720" w:hanging="360"/>
+      </w:pPr>
+    </w:lvl>
+    <w:lvl w:ilvl="1" w:tplc="40090019" w:tentative="1">
+      <w:start w:val="1"/>
+      <w:numFmt w:val="lowerLetter"/>
+      <w:lvlText w:val="%2."/>
+      <w:lvlJc w:val="left"/>
+      <w:pPr>
+        <w:ind w:left="1440" w:hanging="360"/>
+      </w:pPr>
+    </w:lvl>
+    <w:lvl w:ilvl="2" w:tplc="4009001B" w:tentative="1">
+      <w:start w:val="1"/>
+      <w:numFmt w:val="lowerRoman"/>
+      <w:lvlText w:val="%3."/>
+      <w:lvlJc w:val="right"/>
+      <w:pPr>
+        <w:ind w:left="2160" w:hanging="180"/>
+      </w:pPr>
+    </w:lvl>
+    <w:lvl w:ilvl="3" w:tplc="4009000F" w:tentative="1">
+      <w:start w:val="1"/>
+      <w:numFmt w:val="decimal"/>
+      <w:lvlText w:val="%4."/>
+      <w:lvlJc w:val="left"/>
+      <w:pPr>
+        <w:ind w:left="2880" w:hanging="360"/>
+      </w:pPr>
+    </w:lvl>
+    <w:lvl w:ilvl="4" w:tplc="40090019" w:tentative="1">
+      <w:start w:val="1"/>
+      <w:numFmt w:val="lowerLetter"/>
+      <w:lvlText w:val="%5."/>
+      <w:lvlJc w:val="left"/>
+      <w:pPr>
+        <w:ind w:left="3600" w:hanging="360"/>
+      </w:pPr>
+    </w:lvl>
+    <w:lvl w:ilvl="5" w:tplc="4009001B" w:tentative="1">
+      <w:start w:val="1"/>
+      <w:numFmt w:val="lowerRoman"/>
+      <w:lvlText w:val="%6."/>
+      <w:lvlJc w:val="right"/>
+      <w:pPr>
+        <w:ind w:left="4320" w:hanging="180"/>
+      </w:pPr>
+    </w:lvl>
+    <w:lvl w:ilvl="6" w:tplc="4009000F" w:tentative="1">
+      <w:start w:val="1"/>
+      <w:numFmt w:val="decimal"/>
+      <w:lvlText w:val="%7."/>
+      <w:lvlJc w:val="left"/>
+      <w:pPr>
+        <w:ind w:left="5040" w:hanging="360"/>
+      </w:pPr>
+    </w:lvl>
+    <w:lvl w:ilvl="7" w:tplc="40090019" w:tentative="1">
+      <w:start w:val="1"/>
+      <w:numFmt w:val="lowerLetter"/>
+      <w:lvlText w:val="%8."/>
+      <w:lvlJc w:val="left"/>
+      <w:pPr>
+        <w:ind w:left="5760" w:hanging="360"/>
+      </w:pPr>
+    </w:lvl>
+    <w:lvl w:ilvl="8" w:tplc="4009001B" w:tentative="1">
+      <w:start w:val="1"/>
+      <w:numFmt w:val="lowerRoman"/>
+      <w:lvlText w:val="%9."/>
+      <w:lvlJc w:val="right"/>
+      <w:pPr>
+        <w:ind w:left="6480" w:hanging="180"/>
+      </w:pPr>
+    </w:lvl>
+  </w:abstractNum>
+  <w:abstractNum w:abstractNumId="59" w15:restartNumberingAfterBreak="0">
     <w:nsid w:val="564316A9"/>
     <w:multiLevelType w:val="hybridMultilevel"/>
     <w:tmpl w:val="32FC5EEA"/>
@@ -31552,7 +35782,7 @@
       </w:pPr>
     </w:lvl>
   </w:abstractNum>
-  <w:abstractNum w:abstractNumId="50" w15:restartNumberingAfterBreak="0">
+  <w:abstractNum w:abstractNumId="60" w15:restartNumberingAfterBreak="0">
     <w:nsid w:val="568F66CA"/>
     <w:multiLevelType w:val="hybridMultilevel"/>
     <w:tmpl w:val="636C8606"/>
@@ -31641,7 +35871,7 @@
       </w:pPr>
     </w:lvl>
   </w:abstractNum>
-  <w:abstractNum w:abstractNumId="51" w15:restartNumberingAfterBreak="0">
+  <w:abstractNum w:abstractNumId="61" w15:restartNumberingAfterBreak="0">
     <w:nsid w:val="5912583B"/>
     <w:multiLevelType w:val="hybridMultilevel"/>
     <w:tmpl w:val="F78686AA"/>
@@ -31730,7 +35960,123 @@
       </w:pPr>
     </w:lvl>
   </w:abstractNum>
-  <w:abstractNum w:abstractNumId="52" w15:restartNumberingAfterBreak="0">
+  <w:abstractNum w:abstractNumId="62" w15:restartNumberingAfterBreak="0">
+    <w:nsid w:val="5BCD22CC"/>
+    <w:multiLevelType w:val="multilevel"/>
+    <w:tmpl w:val="0682267E"/>
+    <w:lvl w:ilvl="0">
+      <w:start w:val="1"/>
+      <w:numFmt w:val="bullet"/>
+      <w:lvlText w:val=""/>
+      <w:lvlJc w:val="left"/>
+      <w:pPr>
+        <w:tabs>
+          <w:tab w:val="num" w:pos="644"/>
+        </w:tabs>
+        <w:ind w:left="644" w:hanging="360"/>
+      </w:pPr>
+      <w:rPr>
+        <w:rFonts w:ascii="Symbol" w:hAnsi="Symbol" w:hint="default"/>
+      </w:rPr>
+    </w:lvl>
+    <w:lvl w:ilvl="1" w:tentative="1">
+      <w:start w:val="1"/>
+      <w:numFmt w:val="decimal"/>
+      <w:lvlText w:val="%2."/>
+      <w:lvlJc w:val="left"/>
+      <w:pPr>
+        <w:tabs>
+          <w:tab w:val="num" w:pos="1364"/>
+        </w:tabs>
+        <w:ind w:left="1364" w:hanging="360"/>
+      </w:pPr>
+    </w:lvl>
+    <w:lvl w:ilvl="2" w:tentative="1">
+      <w:start w:val="1"/>
+      <w:numFmt w:val="decimal"/>
+      <w:lvlText w:val="%3."/>
+      <w:lvlJc w:val="left"/>
+      <w:pPr>
+        <w:tabs>
+          <w:tab w:val="num" w:pos="2084"/>
+        </w:tabs>
+        <w:ind w:left="2084" w:hanging="360"/>
+      </w:pPr>
+    </w:lvl>
+    <w:lvl w:ilvl="3" w:tentative="1">
+      <w:start w:val="1"/>
+      <w:numFmt w:val="decimal"/>
+      <w:lvlText w:val="%4."/>
+      <w:lvlJc w:val="left"/>
+      <w:pPr>
+        <w:tabs>
+          <w:tab w:val="num" w:pos="2804"/>
+        </w:tabs>
+        <w:ind w:left="2804" w:hanging="360"/>
+      </w:pPr>
+    </w:lvl>
+    <w:lvl w:ilvl="4" w:tentative="1">
+      <w:start w:val="1"/>
+      <w:numFmt w:val="decimal"/>
+      <w:lvlText w:val="%5."/>
+      <w:lvlJc w:val="left"/>
+      <w:pPr>
+        <w:tabs>
+          <w:tab w:val="num" w:pos="3524"/>
+        </w:tabs>
+        <w:ind w:left="3524" w:hanging="360"/>
+      </w:pPr>
+    </w:lvl>
+    <w:lvl w:ilvl="5" w:tentative="1">
+      <w:start w:val="1"/>
+      <w:numFmt w:val="decimal"/>
+      <w:lvlText w:val="%6."/>
+      <w:lvlJc w:val="left"/>
+      <w:pPr>
+        <w:tabs>
+          <w:tab w:val="num" w:pos="4244"/>
+        </w:tabs>
+        <w:ind w:left="4244" w:hanging="360"/>
+      </w:pPr>
+    </w:lvl>
+    <w:lvl w:ilvl="6" w:tentative="1">
+      <w:start w:val="1"/>
+      <w:numFmt w:val="decimal"/>
+      <w:lvlText w:val="%7."/>
+      <w:lvlJc w:val="left"/>
+      <w:pPr>
+        <w:tabs>
+          <w:tab w:val="num" w:pos="4964"/>
+        </w:tabs>
+        <w:ind w:left="4964" w:hanging="360"/>
+      </w:pPr>
+    </w:lvl>
+    <w:lvl w:ilvl="7" w:tentative="1">
+      <w:start w:val="1"/>
+      <w:numFmt w:val="decimal"/>
+      <w:lvlText w:val="%8."/>
+      <w:lvlJc w:val="left"/>
+      <w:pPr>
+        <w:tabs>
+          <w:tab w:val="num" w:pos="5684"/>
+        </w:tabs>
+        <w:ind w:left="5684" w:hanging="360"/>
+      </w:pPr>
+    </w:lvl>
+    <w:lvl w:ilvl="8" w:tentative="1">
+      <w:start w:val="1"/>
+      <w:numFmt w:val="decimal"/>
+      <w:lvlText w:val="%9."/>
+      <w:lvlJc w:val="left"/>
+      <w:pPr>
+        <w:tabs>
+          <w:tab w:val="num" w:pos="6404"/>
+        </w:tabs>
+        <w:ind w:left="6404" w:hanging="360"/>
+      </w:pPr>
+    </w:lvl>
+  </w:abstractNum>
+  <w:abstractNum w:abstractNumId="63" w15:restartNumberingAfterBreak="0">
     <w:nsid w:val="5C0B68DA"/>
     <w:multiLevelType w:val="hybridMultilevel"/>
     <w:tmpl w:val="9AC4E9CC"/>
@@ -31843,7 +36189,7 @@
       </w:rPr>
     </w:lvl>
   </w:abstractNum>
-  <w:abstractNum w:abstractNumId="53" w15:restartNumberingAfterBreak="0">
+  <w:abstractNum w:abstractNumId="64" w15:restartNumberingAfterBreak="0">
     <w:nsid w:val="5C660BA6"/>
     <w:multiLevelType w:val="multilevel"/>
     <w:tmpl w:val="28A475F8"/>
@@ -31992,7 +36338,7 @@
       </w:rPr>
     </w:lvl>
   </w:abstractNum>
-  <w:abstractNum w:abstractNumId="54" w15:restartNumberingAfterBreak="0">
+  <w:abstractNum w:abstractNumId="65" w15:restartNumberingAfterBreak="0">
     <w:nsid w:val="61026036"/>
     <w:multiLevelType w:val="hybridMultilevel"/>
     <w:tmpl w:val="8DAC8212"/>
@@ -32105,7 +36451,93 @@
       </w:rPr>
     </w:lvl>
   </w:abstractNum>
-  <w:abstractNum w:abstractNumId="55" w15:restartNumberingAfterBreak="0">
+  <w:abstractNum w:abstractNumId="66" w15:restartNumberingAfterBreak="0">
+    <w:nsid w:val="635E6873"/>
+    <w:multiLevelType w:val="hybridMultilevel"/>
+    <w:tmpl w:val="914EDB2C"/>
+    <w:lvl w:ilvl="0" w:tplc="4009000F">
+      <w:start w:val="1"/>
+      <w:numFmt w:val="decimal"/>
+      <w:lvlText w:val="%1."/>
+      <w:lvlJc w:val="left"/>
+      <w:pPr>
+        <w:ind w:left="720" w:hanging="360"/>
+      </w:pPr>
+    </w:lvl>
+    <w:lvl w:ilvl="1" w:tplc="40090019" w:tentative="1">
+      <w:start w:val="1"/>
+      <w:numFmt w:val="lowerLetter"/>
+      <w:lvlText w:val="%2."/>
+      <w:lvlJc w:val="left"/>
+      <w:pPr>
+        <w:ind w:left="1440" w:hanging="360"/>
+      </w:pPr>
+    </w:lvl>
+    <w:lvl w:ilvl="2" w:tplc="4009001B" w:tentative="1">
+      <w:start w:val="1"/>
+      <w:numFmt w:val="lowerRoman"/>
+      <w:lvlText w:val="%3."/>
+      <w:lvlJc w:val="right"/>
+      <w:pPr>
+        <w:ind w:left="2160" w:hanging="180"/>
+      </w:pPr>
+    </w:lvl>
+    <w:lvl w:ilvl="3" w:tplc="4009000F" w:tentative="1">
+      <w:start w:val="1"/>
+      <w:numFmt w:val="decimal"/>
+      <w:lvlText w:val="%4."/>
+      <w:lvlJc w:val="left"/>
+      <w:pPr>
+        <w:ind w:left="2880" w:hanging="360"/>
+      </w:pPr>
+    </w:lvl>
+    <w:lvl w:ilvl="4" w:tplc="40090019" w:tentative="1">
+      <w:start w:val="1"/>
+      <w:numFmt w:val="lowerLetter"/>
+      <w:lvlText w:val="%5."/>
+      <w:lvlJc w:val="left"/>
+      <w:pPr>
+        <w:ind w:left="3600" w:hanging="360"/>
+      </w:pPr>
+    </w:lvl>
+    <w:lvl w:ilvl="5" w:tplc="4009001B" w:tentative="1">
+      <w:start w:val="1"/>
+      <w:numFmt w:val="lowerRoman"/>
+      <w:lvlText w:val="%6."/>
+      <w:lvlJc w:val="right"/>
+      <w:pPr>
+        <w:ind w:left="4320" w:hanging="180"/>
+      </w:pPr>
+    </w:lvl>
+    <w:lvl w:ilvl="6" w:tplc="4009000F" w:tentative="1">
+      <w:start w:val="1"/>
+      <w:numFmt w:val="decimal"/>
+      <w:lvlText w:val="%7."/>
+      <w:lvlJc w:val="left"/>
+      <w:pPr>
+        <w:ind w:left="5040" w:hanging="360"/>
+      </w:pPr>
+    </w:lvl>
+    <w:lvl w:ilvl="7" w:tplc="40090019" w:tentative="1">
+      <w:start w:val="1"/>
+      <w:numFmt w:val="lowerLetter"/>
+      <w:lvlText w:val="%8."/>
+      <w:lvlJc w:val="left"/>
+      <w:pPr>
+        <w:ind w:left="5760" w:hanging="360"/>
+      </w:pPr>
+    </w:lvl>
+    <w:lvl w:ilvl="8" w:tplc="4009001B" w:tentative="1">
+      <w:start w:val="1"/>
+      <w:numFmt w:val="lowerRoman"/>
+      <w:lvlText w:val="%9."/>
+      <w:lvlJc w:val="right"/>
+      <w:pPr>
+        <w:ind w:left="6480" w:hanging="180"/>
+      </w:pPr>
+    </w:lvl>
+  </w:abstractNum>
+  <w:abstractNum w:abstractNumId="67" w15:restartNumberingAfterBreak="0">
     <w:nsid w:val="63C53EC3"/>
     <w:multiLevelType w:val="hybridMultilevel"/>
     <w:tmpl w:val="098801B2"/>
@@ -32191,7 +36623,7 @@
       </w:pPr>
     </w:lvl>
   </w:abstractNum>
-  <w:abstractNum w:abstractNumId="56" w15:restartNumberingAfterBreak="0">
+  <w:abstractNum w:abstractNumId="68" w15:restartNumberingAfterBreak="0">
     <w:nsid w:val="6508303E"/>
     <w:multiLevelType w:val="multilevel"/>
     <w:tmpl w:val="10A62F06"/>
@@ -32304,7 +36736,7 @@
       </w:pPr>
     </w:lvl>
   </w:abstractNum>
-  <w:abstractNum w:abstractNumId="57" w15:restartNumberingAfterBreak="0">
+  <w:abstractNum w:abstractNumId="69" w15:restartNumberingAfterBreak="0">
     <w:nsid w:val="65553955"/>
     <w:multiLevelType w:val="hybridMultilevel"/>
     <w:tmpl w:val="BF40A4B0"/>
@@ -32417,7 +36849,7 @@
       </w:rPr>
     </w:lvl>
   </w:abstractNum>
-  <w:abstractNum w:abstractNumId="58" w15:restartNumberingAfterBreak="0">
+  <w:abstractNum w:abstractNumId="70" w15:restartNumberingAfterBreak="0">
     <w:nsid w:val="69D428BE"/>
     <w:multiLevelType w:val="hybridMultilevel"/>
     <w:tmpl w:val="3D626CD2"/>
@@ -32506,7 +36938,7 @@
       </w:pPr>
     </w:lvl>
   </w:abstractNum>
-  <w:abstractNum w:abstractNumId="59" w15:restartNumberingAfterBreak="0">
+  <w:abstractNum w:abstractNumId="71" w15:restartNumberingAfterBreak="0">
     <w:nsid w:val="6ABE47A6"/>
     <w:multiLevelType w:val="hybridMultilevel"/>
     <w:tmpl w:val="E62A5B9C"/>
@@ -32619,7 +37051,7 @@
       </w:rPr>
     </w:lvl>
   </w:abstractNum>
-  <w:abstractNum w:abstractNumId="60" w15:restartNumberingAfterBreak="0">
+  <w:abstractNum w:abstractNumId="72" w15:restartNumberingAfterBreak="0">
     <w:nsid w:val="6B31108E"/>
     <w:multiLevelType w:val="hybridMultilevel"/>
     <w:tmpl w:val="265618C4"/>
@@ -32732,7 +37164,7 @@
       </w:rPr>
     </w:lvl>
   </w:abstractNum>
-  <w:abstractNum w:abstractNumId="61" w15:restartNumberingAfterBreak="0">
+  <w:abstractNum w:abstractNumId="73" w15:restartNumberingAfterBreak="0">
     <w:nsid w:val="6BA975A1"/>
     <w:multiLevelType w:val="multilevel"/>
     <w:tmpl w:val="C4EC4BAA"/>
@@ -32845,7 +37277,7 @@
       </w:pPr>
     </w:lvl>
   </w:abstractNum>
-  <w:abstractNum w:abstractNumId="62" w15:restartNumberingAfterBreak="0">
+  <w:abstractNum w:abstractNumId="74" w15:restartNumberingAfterBreak="0">
     <w:nsid w:val="6F02656A"/>
     <w:multiLevelType w:val="hybridMultilevel"/>
     <w:tmpl w:val="B1744360"/>
@@ -32957,7 +37389,7 @@
       </w:rPr>
     </w:lvl>
   </w:abstractNum>
-  <w:abstractNum w:abstractNumId="63" w15:restartNumberingAfterBreak="0">
+  <w:abstractNum w:abstractNumId="75" w15:restartNumberingAfterBreak="0">
     <w:nsid w:val="71DB1C58"/>
     <w:multiLevelType w:val="multilevel"/>
     <w:tmpl w:val="204E9466"/>
@@ -33070,7 +37502,7 @@
       </w:pPr>
     </w:lvl>
   </w:abstractNum>
-  <w:abstractNum w:abstractNumId="64" w15:restartNumberingAfterBreak="0">
+  <w:abstractNum w:abstractNumId="76" w15:restartNumberingAfterBreak="0">
     <w:nsid w:val="720860E4"/>
     <w:multiLevelType w:val="hybridMultilevel"/>
     <w:tmpl w:val="C5249D28"/>
@@ -33156,7 +37588,7 @@
       </w:pPr>
     </w:lvl>
   </w:abstractNum>
-  <w:abstractNum w:abstractNumId="65" w15:restartNumberingAfterBreak="0">
+  <w:abstractNum w:abstractNumId="77" w15:restartNumberingAfterBreak="0">
     <w:nsid w:val="74245F29"/>
     <w:multiLevelType w:val="hybridMultilevel"/>
     <w:tmpl w:val="FF5E5520"/>
@@ -33268,7 +37700,7 @@
       </w:rPr>
     </w:lvl>
   </w:abstractNum>
-  <w:abstractNum w:abstractNumId="66" w15:restartNumberingAfterBreak="0">
+  <w:abstractNum w:abstractNumId="78" w15:restartNumberingAfterBreak="0">
     <w:nsid w:val="78CD1186"/>
     <w:multiLevelType w:val="hybridMultilevel"/>
     <w:tmpl w:val="D44C093E"/>
@@ -33381,7 +37813,120 @@
       </w:rPr>
     </w:lvl>
   </w:abstractNum>
-  <w:abstractNum w:abstractNumId="67" w15:restartNumberingAfterBreak="0">
+  <w:abstractNum w:abstractNumId="79" w15:restartNumberingAfterBreak="0">
+    <w:nsid w:val="790165AF"/>
+    <w:multiLevelType w:val="multilevel"/>
+    <w:tmpl w:val="51F6A45E"/>
+    <w:lvl w:ilvl="0">
+      <w:start w:val="1"/>
+      <w:numFmt w:val="decimal"/>
+      <w:lvlText w:val="%1."/>
+      <w:lvlJc w:val="left"/>
+      <w:pPr>
+        <w:tabs>
+          <w:tab w:val="num" w:pos="720"/>
+        </w:tabs>
+        <w:ind w:left="720" w:hanging="360"/>
+      </w:pPr>
+    </w:lvl>
+    <w:lvl w:ilvl="1" w:tentative="1">
+      <w:start w:val="1"/>
+      <w:numFmt w:val="decimal"/>
+      <w:lvlText w:val="%2."/>
+      <w:lvlJc w:val="left"/>
+      <w:pPr>
+        <w:tabs>
+          <w:tab w:val="num" w:pos="1440"/>
+        </w:tabs>
+        <w:ind w:left="1440" w:hanging="360"/>
+      </w:pPr>
+    </w:lvl>
+    <w:lvl w:ilvl="2" w:tentative="1">
+      <w:start w:val="1"/>
+      <w:numFmt w:val="decimal"/>
+      <w:lvlText w:val="%3."/>
+      <w:lvlJc w:val="left"/>
+      <w:pPr>
+        <w:tabs>
+          <w:tab w:val="num" w:pos="2160"/>
+        </w:tabs>
+        <w:ind w:left="2160" w:hanging="360"/>
+      </w:pPr>
+    </w:lvl>
+    <w:lvl w:ilvl="3" w:tentative="1">
+      <w:start w:val="1"/>
+      <w:numFmt w:val="decimal"/>
+      <w:lvlText w:val="%4."/>
+      <w:lvlJc w:val="left"/>
+      <w:pPr>
+        <w:tabs>
+          <w:tab w:val="num" w:pos="2880"/>
+        </w:tabs>
+        <w:ind w:left="2880" w:hanging="360"/>
+      </w:pPr>
+    </w:lvl>
+    <w:lvl w:ilvl="4" w:tentative="1">
+      <w:start w:val="1"/>
+      <w:numFmt w:val="decimal"/>
+      <w:lvlText w:val="%5."/>
+      <w:lvlJc w:val="left"/>
+      <w:pPr>
+        <w:tabs>
+          <w:tab w:val="num" w:pos="3600"/>
+        </w:tabs>
+        <w:ind w:left="3600" w:hanging="360"/>
+      </w:pPr>
+    </w:lvl>
+    <w:lvl w:ilvl="5" w:tentative="1">
+      <w:start w:val="1"/>
+      <w:numFmt w:val="decimal"/>
+      <w:lvlText w:val="%6."/>
+      <w:lvlJc w:val="left"/>
+      <w:pPr>
+        <w:tabs>
+          <w:tab w:val="num" w:pos="4320"/>
+        </w:tabs>
+        <w:ind w:left="4320" w:hanging="360"/>
+      </w:pPr>
+    </w:lvl>
+    <w:lvl w:ilvl="6" w:tentative="1">
+      <w:start w:val="1"/>
+      <w:numFmt w:val="decimal"/>
+      <w:lvlText w:val="%7."/>
+      <w:lvlJc w:val="left"/>
+      <w:pPr>
+        <w:tabs>
+          <w:tab w:val="num" w:pos="5040"/>
+        </w:tabs>
+        <w:ind w:left="5040" w:hanging="360"/>
+      </w:pPr>
+    </w:lvl>
+    <w:lvl w:ilvl="7" w:tentative="1">
+      <w:start w:val="1"/>
+      <w:numFmt w:val="decimal"/>
+      <w:lvlText w:val="%8."/>
+      <w:lvlJc w:val="left"/>
+      <w:pPr>
+        <w:tabs>
+          <w:tab w:val="num" w:pos="5760"/>
+        </w:tabs>
+        <w:ind w:left="5760" w:hanging="360"/>
+      </w:pPr>
+    </w:lvl>
+    <w:lvl w:ilvl="8" w:tentative="1">
+      <w:start w:val="1"/>
+      <w:numFmt w:val="decimal"/>
+      <w:lvlText w:val="%9."/>
+      <w:lvlJc w:val="left"/>
+      <w:pPr>
+        <w:tabs>
+          <w:tab w:val="num" w:pos="6480"/>
+        </w:tabs>
+        <w:ind w:left="6480" w:hanging="360"/>
+      </w:pPr>
+    </w:lvl>
+  </w:abstractNum>
+  <w:abstractNum w:abstractNumId="80" w15:restartNumberingAfterBreak="0">
     <w:nsid w:val="7C092D4D"/>
     <w:multiLevelType w:val="hybridMultilevel"/>
     <w:tmpl w:val="2BD29672"/>
@@ -33467,7 +38012,7 @@
       </w:pPr>
     </w:lvl>
   </w:abstractNum>
-  <w:abstractNum w:abstractNumId="68" w15:restartNumberingAfterBreak="0">
+  <w:abstractNum w:abstractNumId="81" w15:restartNumberingAfterBreak="0">
     <w:nsid w:val="7D057FC3"/>
     <w:multiLevelType w:val="multilevel"/>
     <w:tmpl w:val="695EB60C"/>
@@ -33580,212 +38125,370 @@
       </w:pPr>
     </w:lvl>
   </w:abstractNum>
+  <w:abstractNum w:abstractNumId="82" w15:restartNumberingAfterBreak="0">
+    <w:nsid w:val="7E4457E3"/>
+    <w:multiLevelType w:val="multilevel"/>
+    <w:tmpl w:val="7A687F6C"/>
+    <w:lvl w:ilvl="0">
+      <w:start w:val="1"/>
+      <w:numFmt w:val="bullet"/>
+      <w:lvlText w:val=""/>
+      <w:lvlJc w:val="left"/>
+      <w:pPr>
+        <w:tabs>
+          <w:tab w:val="num" w:pos="720"/>
+        </w:tabs>
+        <w:ind w:left="720" w:hanging="360"/>
+      </w:pPr>
+      <w:rPr>
+        <w:rFonts w:ascii="Symbol" w:hAnsi="Symbol" w:hint="default"/>
+      </w:rPr>
+    </w:lvl>
+    <w:lvl w:ilvl="1" w:tentative="1">
+      <w:start w:val="1"/>
+      <w:numFmt w:val="decimal"/>
+      <w:lvlText w:val="%2."/>
+      <w:lvlJc w:val="left"/>
+      <w:pPr>
+        <w:tabs>
+          <w:tab w:val="num" w:pos="1440"/>
+        </w:tabs>
+        <w:ind w:left="1440" w:hanging="360"/>
+      </w:pPr>
+    </w:lvl>
+    <w:lvl w:ilvl="2" w:tentative="1">
+      <w:start w:val="1"/>
+      <w:numFmt w:val="decimal"/>
+      <w:lvlText w:val="%3."/>
+      <w:lvlJc w:val="left"/>
+      <w:pPr>
+        <w:tabs>
+          <w:tab w:val="num" w:pos="2160"/>
+        </w:tabs>
+        <w:ind w:left="2160" w:hanging="360"/>
+      </w:pPr>
+    </w:lvl>
+    <w:lvl w:ilvl="3" w:tentative="1">
+      <w:start w:val="1"/>
+      <w:numFmt w:val="decimal"/>
+      <w:lvlText w:val="%4."/>
+      <w:lvlJc w:val="left"/>
+      <w:pPr>
+        <w:tabs>
+          <w:tab w:val="num" w:pos="2880"/>
+        </w:tabs>
+        <w:ind w:left="2880" w:hanging="360"/>
+      </w:pPr>
+    </w:lvl>
+    <w:lvl w:ilvl="4" w:tentative="1">
+      <w:start w:val="1"/>
+      <w:numFmt w:val="decimal"/>
+      <w:lvlText w:val="%5."/>
+      <w:lvlJc w:val="left"/>
+      <w:pPr>
+        <w:tabs>
+          <w:tab w:val="num" w:pos="3600"/>
+        </w:tabs>
+        <w:ind w:left="3600" w:hanging="360"/>
+      </w:pPr>
+    </w:lvl>
+    <w:lvl w:ilvl="5" w:tentative="1">
+      <w:start w:val="1"/>
+      <w:numFmt w:val="decimal"/>
+      <w:lvlText w:val="%6."/>
+      <w:lvlJc w:val="left"/>
+      <w:pPr>
+        <w:tabs>
+          <w:tab w:val="num" w:pos="4320"/>
+        </w:tabs>
+        <w:ind w:left="4320" w:hanging="360"/>
+      </w:pPr>
+    </w:lvl>
+    <w:lvl w:ilvl="6" w:tentative="1">
+      <w:start w:val="1"/>
+      <w:numFmt w:val="decimal"/>
+      <w:lvlText w:val="%7."/>
+      <w:lvlJc w:val="left"/>
+      <w:pPr>
+        <w:tabs>
+          <w:tab w:val="num" w:pos="5040"/>
+        </w:tabs>
+        <w:ind w:left="5040" w:hanging="360"/>
+      </w:pPr>
+    </w:lvl>
+    <w:lvl w:ilvl="7" w:tentative="1">
+      <w:start w:val="1"/>
+      <w:numFmt w:val="decimal"/>
+      <w:lvlText w:val="%8."/>
+      <w:lvlJc w:val="left"/>
+      <w:pPr>
+        <w:tabs>
+          <w:tab w:val="num" w:pos="5760"/>
+        </w:tabs>
+        <w:ind w:left="5760" w:hanging="360"/>
+      </w:pPr>
+    </w:lvl>
+    <w:lvl w:ilvl="8" w:tentative="1">
+      <w:start w:val="1"/>
+      <w:numFmt w:val="decimal"/>
+      <w:lvlText w:val="%9."/>
+      <w:lvlJc w:val="left"/>
+      <w:pPr>
+        <w:tabs>
+          <w:tab w:val="num" w:pos="6480"/>
+        </w:tabs>
+        <w:ind w:left="6480" w:hanging="360"/>
+      </w:pPr>
+    </w:lvl>
+  </w:abstractNum>
   <w:num w:numId="1" w16cid:durableId="407653857">
+    <w:abstractNumId w:val="77"/>
+  </w:num>
+  <w:num w:numId="2" w16cid:durableId="900944975">
+    <w:abstractNumId w:val="57"/>
+  </w:num>
+  <w:num w:numId="3" w16cid:durableId="992177178">
+    <w:abstractNumId w:val="74"/>
+  </w:num>
+  <w:num w:numId="4" w16cid:durableId="766735599">
+    <w:abstractNumId w:val="42"/>
+  </w:num>
+  <w:num w:numId="5" w16cid:durableId="1727803648">
+    <w:abstractNumId w:val="6"/>
+  </w:num>
+  <w:num w:numId="6" w16cid:durableId="701325998">
+    <w:abstractNumId w:val="48"/>
+  </w:num>
+  <w:num w:numId="7" w16cid:durableId="346030352">
+    <w:abstractNumId w:val="76"/>
+  </w:num>
+  <w:num w:numId="8" w16cid:durableId="1281453933">
+    <w:abstractNumId w:val="69"/>
+  </w:num>
+  <w:num w:numId="9" w16cid:durableId="297106030">
+    <w:abstractNumId w:val="73"/>
+  </w:num>
+  <w:num w:numId="10" w16cid:durableId="494344567">
+    <w:abstractNumId w:val="25"/>
+  </w:num>
+  <w:num w:numId="11" w16cid:durableId="1371150617">
+    <w:abstractNumId w:val="8"/>
+  </w:num>
+  <w:num w:numId="12" w16cid:durableId="1022825300">
+    <w:abstractNumId w:val="68"/>
+  </w:num>
+  <w:num w:numId="13" w16cid:durableId="694039810">
+    <w:abstractNumId w:val="37"/>
+  </w:num>
+  <w:num w:numId="14" w16cid:durableId="1658262003">
+    <w:abstractNumId w:val="43"/>
+  </w:num>
+  <w:num w:numId="15" w16cid:durableId="2084064558">
+    <w:abstractNumId w:val="24"/>
+  </w:num>
+  <w:num w:numId="16" w16cid:durableId="362829192">
+    <w:abstractNumId w:val="80"/>
+  </w:num>
+  <w:num w:numId="17" w16cid:durableId="1838109858">
+    <w:abstractNumId w:val="11"/>
+  </w:num>
+  <w:num w:numId="18" w16cid:durableId="86854906">
+    <w:abstractNumId w:val="47"/>
+  </w:num>
+  <w:num w:numId="19" w16cid:durableId="1221331077">
+    <w:abstractNumId w:val="46"/>
+  </w:num>
+  <w:num w:numId="20" w16cid:durableId="617299829">
+    <w:abstractNumId w:val="15"/>
+  </w:num>
+  <w:num w:numId="21" w16cid:durableId="1471365177">
+    <w:abstractNumId w:val="34"/>
+  </w:num>
+  <w:num w:numId="22" w16cid:durableId="869226153">
+    <w:abstractNumId w:val="17"/>
+  </w:num>
+  <w:num w:numId="23" w16cid:durableId="519784706">
+    <w:abstractNumId w:val="3"/>
+  </w:num>
+  <w:num w:numId="24" w16cid:durableId="1936402809">
+    <w:abstractNumId w:val="45"/>
+  </w:num>
+  <w:num w:numId="25" w16cid:durableId="1077240736">
+    <w:abstractNumId w:val="41"/>
+  </w:num>
+  <w:num w:numId="26" w16cid:durableId="1028870162">
+    <w:abstractNumId w:val="52"/>
+  </w:num>
+  <w:num w:numId="27" w16cid:durableId="1165976138">
+    <w:abstractNumId w:val="72"/>
+  </w:num>
+  <w:num w:numId="28" w16cid:durableId="765619890">
+    <w:abstractNumId w:val="28"/>
+  </w:num>
+  <w:num w:numId="29" w16cid:durableId="907302884">
+    <w:abstractNumId w:val="50"/>
+  </w:num>
+  <w:num w:numId="30" w16cid:durableId="1652175626">
+    <w:abstractNumId w:val="53"/>
+  </w:num>
+  <w:num w:numId="31" w16cid:durableId="1987659242">
+    <w:abstractNumId w:val="29"/>
+  </w:num>
+  <w:num w:numId="32" w16cid:durableId="799301543">
+    <w:abstractNumId w:val="13"/>
+  </w:num>
+  <w:num w:numId="33" w16cid:durableId="839541768">
+    <w:abstractNumId w:val="54"/>
+  </w:num>
+  <w:num w:numId="34" w16cid:durableId="131365916">
+    <w:abstractNumId w:val="64"/>
+  </w:num>
+  <w:num w:numId="35" w16cid:durableId="178081829">
+    <w:abstractNumId w:val="56"/>
+  </w:num>
+  <w:num w:numId="36" w16cid:durableId="1516572542">
+    <w:abstractNumId w:val="20"/>
+  </w:num>
+  <w:num w:numId="37" w16cid:durableId="2056808273">
+    <w:abstractNumId w:val="44"/>
+  </w:num>
+  <w:num w:numId="38" w16cid:durableId="388697905">
+    <w:abstractNumId w:val="78"/>
+  </w:num>
+  <w:num w:numId="39" w16cid:durableId="140925553">
     <w:abstractNumId w:val="65"/>
   </w:num>
-  <w:num w:numId="2" w16cid:durableId="900944975">
-    <w:abstractNumId w:val="48"/>
+  <w:num w:numId="40" w16cid:durableId="470177568">
+    <w:abstractNumId w:val="33"/>
   </w:num>
-  <w:num w:numId="3" w16cid:durableId="992177178">
-    <w:abstractNumId w:val="62"/>
+  <w:num w:numId="41" w16cid:durableId="360132656">
+    <w:abstractNumId w:val="67"/>
   </w:num>
-  <w:num w:numId="4" w16cid:durableId="766735599">
+  <w:num w:numId="42" w16cid:durableId="862863091">
+    <w:abstractNumId w:val="60"/>
+  </w:num>
+  <w:num w:numId="43" w16cid:durableId="1115053902">
+    <w:abstractNumId w:val="30"/>
+  </w:num>
+  <w:num w:numId="44" w16cid:durableId="784273921">
+    <w:abstractNumId w:val="81"/>
+  </w:num>
+  <w:num w:numId="45" w16cid:durableId="1203592165">
+    <w:abstractNumId w:val="75"/>
+  </w:num>
+  <w:num w:numId="46" w16cid:durableId="417747856">
+    <w:abstractNumId w:val="7"/>
+  </w:num>
+  <w:num w:numId="47" w16cid:durableId="1542132282">
+    <w:abstractNumId w:val="12"/>
+  </w:num>
+  <w:num w:numId="48" w16cid:durableId="1127355160">
+    <w:abstractNumId w:val="22"/>
+  </w:num>
+  <w:num w:numId="49" w16cid:durableId="399986480">
+    <w:abstractNumId w:val="49"/>
+  </w:num>
+  <w:num w:numId="50" w16cid:durableId="1157644903">
+    <w:abstractNumId w:val="31"/>
+  </w:num>
+  <w:num w:numId="51" w16cid:durableId="1839268186">
+    <w:abstractNumId w:val="2"/>
+  </w:num>
+  <w:num w:numId="52" w16cid:durableId="1564633815">
+    <w:abstractNumId w:val="39"/>
+  </w:num>
+  <w:num w:numId="53" w16cid:durableId="928388281">
     <w:abstractNumId w:val="35"/>
   </w:num>
-  <w:num w:numId="5" w16cid:durableId="1727803648">
-    <w:abstractNumId w:val="3"/>
+  <w:num w:numId="54" w16cid:durableId="813791727">
+    <w:abstractNumId w:val="70"/>
   </w:num>
-  <w:num w:numId="6" w16cid:durableId="701325998">
-    <w:abstractNumId w:val="41"/>
+  <w:num w:numId="55" w16cid:durableId="144013977">
+    <w:abstractNumId w:val="14"/>
   </w:num>
-  <w:num w:numId="7" w16cid:durableId="346030352">
-    <w:abstractNumId w:val="64"/>
+  <w:num w:numId="56" w16cid:durableId="898243187">
+    <w:abstractNumId w:val="71"/>
   </w:num>
-  <w:num w:numId="8" w16cid:durableId="1281453933">
-    <w:abstractNumId w:val="57"/>
+  <w:num w:numId="57" w16cid:durableId="1598055261">
+    <w:abstractNumId w:val="18"/>
   </w:num>
-  <w:num w:numId="9" w16cid:durableId="297106030">
+  <w:num w:numId="58" w16cid:durableId="392853788">
     <w:abstractNumId w:val="61"/>
   </w:num>
-  <w:num w:numId="10" w16cid:durableId="494344567">
-    <w:abstractNumId w:val="20"/>
+  <w:num w:numId="59" w16cid:durableId="1937322108">
+    <w:abstractNumId w:val="40"/>
   </w:num>
-  <w:num w:numId="11" w16cid:durableId="1371150617">
+  <w:num w:numId="60" w16cid:durableId="1166941229">
+    <w:abstractNumId w:val="23"/>
+  </w:num>
+  <w:num w:numId="61" w16cid:durableId="332268327">
+    <w:abstractNumId w:val="10"/>
+  </w:num>
+  <w:num w:numId="62" w16cid:durableId="1343706798">
+    <w:abstractNumId w:val="19"/>
+  </w:num>
+  <w:num w:numId="63" w16cid:durableId="875892074">
+    <w:abstractNumId w:val="63"/>
+  </w:num>
+  <w:num w:numId="64" w16cid:durableId="123810382">
+    <w:abstractNumId w:val="36"/>
+  </w:num>
+  <w:num w:numId="65" w16cid:durableId="88551390">
+    <w:abstractNumId w:val="27"/>
+  </w:num>
+  <w:num w:numId="66" w16cid:durableId="1833987888">
+    <w:abstractNumId w:val="38"/>
+  </w:num>
+  <w:num w:numId="67" w16cid:durableId="862402486">
     <w:abstractNumId w:val="5"/>
   </w:num>
-  <w:num w:numId="12" w16cid:durableId="1022825300">
-    <w:abstractNumId w:val="56"/>
+  <w:num w:numId="68" w16cid:durableId="1423794802">
+    <w:abstractNumId w:val="16"/>
   </w:num>
-  <w:num w:numId="13" w16cid:durableId="694039810">
-    <w:abstractNumId w:val="30"/>
+  <w:num w:numId="69" w16cid:durableId="997809440">
+    <w:abstractNumId w:val="59"/>
   </w:num>
-  <w:num w:numId="14" w16cid:durableId="1658262003">
-    <w:abstractNumId w:val="36"/>
+  <w:num w:numId="70" w16cid:durableId="2004236023">
+    <w:abstractNumId w:val="66"/>
   </w:num>
-  <w:num w:numId="15" w16cid:durableId="2084064558">
-    <w:abstractNumId w:val="19"/>
+  <w:num w:numId="71" w16cid:durableId="1070074494">
+    <w:abstractNumId w:val="26"/>
   </w:num>
-  <w:num w:numId="16" w16cid:durableId="362829192">
-    <w:abstractNumId w:val="67"/>
+  <w:num w:numId="72" w16cid:durableId="945423104">
+    <w:abstractNumId w:val="58"/>
   </w:num>
-  <w:num w:numId="17" w16cid:durableId="1838109858">
-    <w:abstractNumId w:val="7"/>
+  <w:num w:numId="73" w16cid:durableId="1567956249">
+    <w:abstractNumId w:val="55"/>
   </w:num>
-  <w:num w:numId="18" w16cid:durableId="86854906">
-    <w:abstractNumId w:val="40"/>
+  <w:num w:numId="74" w16cid:durableId="1313176921">
+    <w:abstractNumId w:val="4"/>
   </w:num>
-  <w:num w:numId="19" w16cid:durableId="1221331077">
-    <w:abstractNumId w:val="39"/>
+  <w:num w:numId="75" w16cid:durableId="454833398">
+    <w:abstractNumId w:val="0"/>
   </w:num>
-  <w:num w:numId="20" w16cid:durableId="617299829">
-    <w:abstractNumId w:val="11"/>
+  <w:num w:numId="76" w16cid:durableId="1011490667">
+    <w:abstractNumId w:val="9"/>
   </w:num>
-  <w:num w:numId="21" w16cid:durableId="1471365177">
-    <w:abstractNumId w:val="27"/>
+  <w:num w:numId="77" w16cid:durableId="2007398459">
+    <w:abstractNumId w:val="82"/>
   </w:num>
-  <w:num w:numId="22" w16cid:durableId="869226153">
-    <w:abstractNumId w:val="13"/>
+  <w:num w:numId="78" w16cid:durableId="1118178718">
+    <w:abstractNumId w:val="21"/>
   </w:num>
-  <w:num w:numId="23" w16cid:durableId="519784706">
+  <w:num w:numId="79" w16cid:durableId="423305715">
+    <w:abstractNumId w:val="79"/>
+  </w:num>
+  <w:num w:numId="80" w16cid:durableId="930158059">
+    <w:abstractNumId w:val="51"/>
+  </w:num>
+  <w:num w:numId="81" w16cid:durableId="1153446628">
     <w:abstractNumId w:val="1"/>
   </w:num>
-  <w:num w:numId="24" w16cid:durableId="1936402809">
-    <w:abstractNumId w:val="38"/>
-  </w:num>
-  <w:num w:numId="25" w16cid:durableId="1077240736">
-    <w:abstractNumId w:val="34"/>
-  </w:num>
-  <w:num w:numId="26" w16cid:durableId="1028870162">
-    <w:abstractNumId w:val="44"/>
-  </w:num>
-  <w:num w:numId="27" w16cid:durableId="1165976138">
-    <w:abstractNumId w:val="60"/>
-  </w:num>
-  <w:num w:numId="28" w16cid:durableId="765619890">
-    <w:abstractNumId w:val="22"/>
-  </w:num>
-  <w:num w:numId="29" w16cid:durableId="907302884">
-    <w:abstractNumId w:val="43"/>
-  </w:num>
-  <w:num w:numId="30" w16cid:durableId="1652175626">
-    <w:abstractNumId w:val="45"/>
-  </w:num>
-  <w:num w:numId="31" w16cid:durableId="1987659242">
-    <w:abstractNumId w:val="23"/>
-  </w:num>
-  <w:num w:numId="32" w16cid:durableId="799301543">
-    <w:abstractNumId w:val="9"/>
-  </w:num>
-  <w:num w:numId="33" w16cid:durableId="839541768">
-    <w:abstractNumId w:val="46"/>
-  </w:num>
-  <w:num w:numId="34" w16cid:durableId="131365916">
-    <w:abstractNumId w:val="53"/>
-  </w:num>
-  <w:num w:numId="35" w16cid:durableId="178081829">
-    <w:abstractNumId w:val="47"/>
-  </w:num>
-  <w:num w:numId="36" w16cid:durableId="1516572542">
-    <w:abstractNumId w:val="16"/>
-  </w:num>
-  <w:num w:numId="37" w16cid:durableId="2056808273">
-    <w:abstractNumId w:val="37"/>
-  </w:num>
-  <w:num w:numId="38" w16cid:durableId="388697905">
-    <w:abstractNumId w:val="66"/>
-  </w:num>
-  <w:num w:numId="39" w16cid:durableId="140925553">
-    <w:abstractNumId w:val="54"/>
-  </w:num>
-  <w:num w:numId="40" w16cid:durableId="470177568">
-    <w:abstractNumId w:val="26"/>
-  </w:num>
-  <w:num w:numId="41" w16cid:durableId="360132656">
-    <w:abstractNumId w:val="55"/>
-  </w:num>
-  <w:num w:numId="42" w16cid:durableId="862863091">
-    <w:abstractNumId w:val="50"/>
-  </w:num>
-  <w:num w:numId="43" w16cid:durableId="1115053902">
-    <w:abstractNumId w:val="24"/>
-  </w:num>
-  <w:num w:numId="44" w16cid:durableId="784273921">
-    <w:abstractNumId w:val="68"/>
-  </w:num>
-  <w:num w:numId="45" w16cid:durableId="1203592165">
-    <w:abstractNumId w:val="63"/>
-  </w:num>
-  <w:num w:numId="46" w16cid:durableId="417747856">
-    <w:abstractNumId w:val="4"/>
-  </w:num>
-  <w:num w:numId="47" w16cid:durableId="1542132282">
-    <w:abstractNumId w:val="8"/>
-  </w:num>
-  <w:num w:numId="48" w16cid:durableId="1127355160">
-    <w:abstractNumId w:val="17"/>
-  </w:num>
-  <w:num w:numId="49" w16cid:durableId="399986480">
-    <w:abstractNumId w:val="42"/>
-  </w:num>
-  <w:num w:numId="50" w16cid:durableId="1157644903">
-    <w:abstractNumId w:val="25"/>
-  </w:num>
-  <w:num w:numId="51" w16cid:durableId="1839268186">
-    <w:abstractNumId w:val="0"/>
-  </w:num>
-  <w:num w:numId="52" w16cid:durableId="1564633815">
+  <w:num w:numId="82" w16cid:durableId="1786928751">
     <w:abstractNumId w:val="32"/>
   </w:num>
-  <w:num w:numId="53" w16cid:durableId="928388281">
-    <w:abstractNumId w:val="28"/>
-  </w:num>
-  <w:num w:numId="54" w16cid:durableId="813791727">
-    <w:abstractNumId w:val="58"/>
-  </w:num>
-  <w:num w:numId="55" w16cid:durableId="144013977">
-    <w:abstractNumId w:val="10"/>
-  </w:num>
-  <w:num w:numId="56" w16cid:durableId="898243187">
-    <w:abstractNumId w:val="59"/>
-  </w:num>
-  <w:num w:numId="57" w16cid:durableId="1598055261">
-    <w:abstractNumId w:val="14"/>
-  </w:num>
-  <w:num w:numId="58" w16cid:durableId="392853788">
-    <w:abstractNumId w:val="51"/>
-  </w:num>
-  <w:num w:numId="59" w16cid:durableId="1937322108">
-    <w:abstractNumId w:val="33"/>
-  </w:num>
-  <w:num w:numId="60" w16cid:durableId="1166941229">
-    <w:abstractNumId w:val="18"/>
-  </w:num>
-  <w:num w:numId="61" w16cid:durableId="332268327">
-    <w:abstractNumId w:val="6"/>
-  </w:num>
-  <w:num w:numId="62" w16cid:durableId="1343706798">
-    <w:abstractNumId w:val="15"/>
-  </w:num>
-  <w:num w:numId="63" w16cid:durableId="875892074">
-    <w:abstractNumId w:val="52"/>
-  </w:num>
-  <w:num w:numId="64" w16cid:durableId="123810382">
-    <w:abstractNumId w:val="29"/>
-  </w:num>
-  <w:num w:numId="65" w16cid:durableId="88551390">
-    <w:abstractNumId w:val="21"/>
-  </w:num>
-  <w:num w:numId="66" w16cid:durableId="1833987888">
-    <w:abstractNumId w:val="31"/>
-  </w:num>
-  <w:num w:numId="67" w16cid:durableId="862402486">
-    <w:abstractNumId w:val="2"/>
-  </w:num>
-  <w:num w:numId="68" w16cid:durableId="1423794802">
-    <w:abstractNumId w:val="12"/>
-  </w:num>
-  <w:num w:numId="69" w16cid:durableId="997809440">
-    <w:abstractNumId w:val="49"/>
+  <w:num w:numId="83" w16cid:durableId="1326593523">
+    <w:abstractNumId w:val="62"/>
   </w:num>
 </w:numbering>
 </file>
@@ -34391,7 +39094,6 @@
   <w:style w:type="character" w:default="1" w:styleId="DefaultParagraphFont">
     <w:name w:val="Default Paragraph Font"/>
     <w:uiPriority w:val="1"/>
-    <w:semiHidden/>
     <w:unhideWhenUsed/>
   </w:style>
   <w:style w:type="table" w:default="1" w:styleId="TableNormal">
@@ -34796,6 +39498,60 @@
       <w:szCs w:val="20"/>
     </w:rPr>
   </w:style>
+  <w:style w:type="paragraph" w:styleId="HTMLPreformatted">
+    <w:name w:val="HTML Preformatted"/>
+    <w:basedOn w:val="Normal"/>
+    <w:link w:val="HTMLPreformattedChar"/>
+    <w:uiPriority w:val="99"/>
+    <w:semiHidden/>
+    <w:unhideWhenUsed/>
+    <w:rsid w:val="0053683B"/>
+    <w:pPr>
+      <w:tabs>
+        <w:tab w:val="left" w:pos="916"/>
+        <w:tab w:val="left" w:pos="1832"/>
+        <w:tab w:val="left" w:pos="2748"/>
+        <w:tab w:val="left" w:pos="3664"/>
+        <w:tab w:val="left" w:pos="4580"/>
+        <w:tab w:val="left" w:pos="5496"/>
+        <w:tab w:val="left" w:pos="6412"/>
+        <w:tab w:val="left" w:pos="7328"/>
+        <w:tab w:val="left" w:pos="8244"/>
+        <w:tab w:val="left" w:pos="9160"/>
+        <w:tab w:val="left" w:pos="10076"/>
+        <w:tab w:val="left" w:pos="10992"/>
+        <w:tab w:val="left" w:pos="11908"/>
+        <w:tab w:val="left" w:pos="12824"/>
+        <w:tab w:val="left" w:pos="13740"/>
+        <w:tab w:val="left" w:pos="14656"/>
+      </w:tabs>
+      <w:spacing w:after="0" w:line="240" w:lineRule="auto"/>
+    </w:pPr>
+    <w:rPr>
+      <w:rFonts w:ascii="Courier New" w:eastAsia="Times New Roman" w:hAnsi="Courier New" w:cs="Courier New"/>
+      <w:kern w:val="0"/>
+      <w:sz w:val="20"/>
+      <w:szCs w:val="20"/>
+      <w:lang w:eastAsia="en-IN"/>
+      <w14:ligatures w14:val="none"/>
+    </w:rPr>
+  </w:style>
+  <w:style w:type="character" w:customStyle="1" w:styleId="HTMLPreformattedChar">
+    <w:name w:val="HTML Preformatted Char"/>
+    <w:basedOn w:val="DefaultParagraphFont"/>
+    <w:link w:val="HTMLPreformatted"/>
+    <w:uiPriority w:val="99"/>
+    <w:semiHidden/>
+    <w:rsid w:val="0053683B"/>
+    <w:rPr>
+      <w:rFonts w:ascii="Courier New" w:eastAsia="Times New Roman" w:hAnsi="Courier New" w:cs="Courier New"/>
+      <w:kern w:val="0"/>
+      <w:sz w:val="20"/>
+      <w:szCs w:val="20"/>
+      <w:lang w:eastAsia="en-IN"/>
+      <w14:ligatures w14:val="none"/>
+    </w:rPr>
+  </w:style>
 </w:styles>
 </file>
 

--- a/All Notes/JavaInterviewQuestion.docx
+++ b/All Notes/JavaInterviewQuestion.docx
@@ -258,14 +258,7 @@
                                 <w:sz w:val="20"/>
                                 <w:szCs w:val="20"/>
                               </w:rPr>
-                              <w:t>1].Basic programming logic(</w:t>
-                            </w:r>
-                            <w:r>
-                              <w:rPr>
-                                <w:sz w:val="20"/>
-                                <w:szCs w:val="20"/>
-                              </w:rPr>
-                              <w:t>loops,variable,fuction,data Structure)</w:t>
+                              <w:t>1].Basic programming logic(loops,variable,fuction,data Structure)</w:t>
                             </w:r>
                           </w:p>
                           <w:p>
@@ -449,14 +442,7 @@
                           <w:sz w:val="20"/>
                           <w:szCs w:val="20"/>
                         </w:rPr>
-                        <w:t>1].Basic programming logic(</w:t>
-                      </w:r>
-                      <w:r>
-                        <w:rPr>
-                          <w:sz w:val="20"/>
-                          <w:szCs w:val="20"/>
-                        </w:rPr>
-                        <w:t>loops,variable,fuction,data Structure)</w:t>
+                        <w:t>1].Basic programming logic(loops,variable,fuction,data Structure)</w:t>
                       </w:r>
                     </w:p>
                     <w:p>
@@ -18436,7 +18422,7 @@
           <w:szCs w:val="32"/>
         </w:rPr>
         <w:drawing>
-          <wp:inline distT="0" distB="0" distL="0" distR="0" wp14:anchorId="18EE5EA4" wp14:editId="74B2DB92">
+          <wp:inline distT="0" distB="0" distL="0" distR="0" wp14:anchorId="18EE5EA4" wp14:editId="4F01DD80">
             <wp:extent cx="6640195" cy="3026410"/>
             <wp:effectExtent l="0" t="0" r="8255" b="2540"/>
             <wp:docPr id="192" name="Picture 192"/>
@@ -25657,9 +25643,61 @@
           <w:szCs w:val="32"/>
           <w:highlight w:val="yellow"/>
         </w:rPr>
-        <w:t xml:space="preserve">2]. </w:t>
-      </w:r>
-      <w:r>
+        <w:t>2]. How do you declare an array in Java?</w:t>
+      </w:r>
+    </w:p>
+    <w:p>
+      <w:pPr>
+        <w:ind w:left="720"/>
+        <w:rPr>
+          <w:sz w:val="32"/>
+          <w:szCs w:val="32"/>
+        </w:rPr>
+      </w:pPr>
+      <w:proofErr w:type="gramStart"/>
+      <w:r>
+        <w:rPr>
+          <w:sz w:val="32"/>
+          <w:szCs w:val="32"/>
+        </w:rPr>
+        <w:t>int[</w:t>
+      </w:r>
+      <w:proofErr w:type="gramEnd"/>
+      <w:r>
+        <w:rPr>
+          <w:sz w:val="32"/>
+          <w:szCs w:val="32"/>
+        </w:rPr>
+        <w:t>] numbers;</w:t>
+      </w:r>
+    </w:p>
+    <w:p>
+      <w:pPr>
+        <w:ind w:left="720"/>
+        <w:rPr>
+          <w:sz w:val="32"/>
+          <w:szCs w:val="32"/>
+        </w:rPr>
+      </w:pPr>
+      <w:proofErr w:type="gramStart"/>
+      <w:r>
+        <w:rPr>
+          <w:sz w:val="32"/>
+          <w:szCs w:val="32"/>
+        </w:rPr>
+        <w:t>int[</w:t>
+      </w:r>
+      <w:proofErr w:type="gramEnd"/>
+      <w:r>
+        <w:rPr>
+          <w:sz w:val="32"/>
+          <w:szCs w:val="32"/>
+        </w:rPr>
+        <w:t>] numbers = new int[5];</w:t>
+      </w:r>
+    </w:p>
+    <w:p>
+      <w:pPr>
         <w:rPr>
           <w:b/>
           <w:bCs/>
@@ -25667,61 +25705,18 @@
           <w:szCs w:val="32"/>
           <w:highlight w:val="yellow"/>
         </w:rPr>
-        <w:t>How do you declare an array in Java?</w:t>
-      </w:r>
-    </w:p>
-    <w:p>
-      <w:pPr>
-        <w:ind w:left="720"/>
-        <w:rPr>
-          <w:sz w:val="32"/>
-          <w:szCs w:val="32"/>
-        </w:rPr>
-      </w:pPr>
-      <w:proofErr w:type="gramStart"/>
-      <w:r>
-        <w:rPr>
-          <w:sz w:val="32"/>
-          <w:szCs w:val="32"/>
-        </w:rPr>
-        <w:t>int[</w:t>
-      </w:r>
-      <w:proofErr w:type="gramEnd"/>
-      <w:r>
-        <w:rPr>
-          <w:sz w:val="32"/>
-          <w:szCs w:val="32"/>
-        </w:rPr>
-        <w:t>] numbers;</w:t>
-      </w:r>
-    </w:p>
-    <w:p>
-      <w:pPr>
-        <w:ind w:left="720"/>
-        <w:rPr>
-          <w:sz w:val="32"/>
-          <w:szCs w:val="32"/>
-        </w:rPr>
-      </w:pPr>
-      <w:proofErr w:type="gramStart"/>
-      <w:r>
-        <w:rPr>
-          <w:sz w:val="32"/>
-          <w:szCs w:val="32"/>
-        </w:rPr>
-        <w:t>int[</w:t>
-      </w:r>
-      <w:proofErr w:type="gramEnd"/>
-      <w:r>
-        <w:rPr>
-          <w:sz w:val="32"/>
-          <w:szCs w:val="32"/>
-        </w:rPr>
-        <w:t>] numbers = new int[5];</w:t>
-      </w:r>
-    </w:p>
-    <w:p>
-      <w:pPr>
+      </w:pPr>
+    </w:p>
+    <w:p>
+      <w:pPr>
+        <w:rPr>
+          <w:b/>
+          <w:bCs/>
+          <w:sz w:val="32"/>
+          <w:szCs w:val="32"/>
+        </w:rPr>
+      </w:pPr>
+      <w:r>
         <w:rPr>
           <w:b/>
           <w:bCs/>
@@ -25729,36 +25724,7 @@
           <w:szCs w:val="32"/>
           <w:highlight w:val="yellow"/>
         </w:rPr>
-      </w:pPr>
-    </w:p>
-    <w:p>
-      <w:pPr>
-        <w:rPr>
-          <w:b/>
-          <w:bCs/>
-          <w:sz w:val="32"/>
-          <w:szCs w:val="32"/>
-        </w:rPr>
-      </w:pPr>
-      <w:r>
-        <w:rPr>
-          <w:b/>
-          <w:bCs/>
-          <w:sz w:val="32"/>
-          <w:szCs w:val="32"/>
-          <w:highlight w:val="yellow"/>
-        </w:rPr>
-        <w:t xml:space="preserve">3]. </w:t>
-      </w:r>
-      <w:r>
-        <w:rPr>
-          <w:b/>
-          <w:bCs/>
-          <w:sz w:val="32"/>
-          <w:szCs w:val="32"/>
-          <w:highlight w:val="yellow"/>
-        </w:rPr>
-        <w:t>What is the default value of an array element in Java?</w:t>
+        <w:t>3]. What is the default value of an array element in Java?</w:t>
       </w:r>
     </w:p>
     <w:p>
@@ -26093,17 +26059,7 @@
           <w:highlight w:val="yellow"/>
         </w:rPr>
         <w:lastRenderedPageBreak/>
-        <w:t xml:space="preserve">4]. </w:t>
-      </w:r>
-      <w:r>
-        <w:rPr>
-          <w:b/>
-          <w:bCs/>
-          <w:sz w:val="32"/>
-          <w:szCs w:val="32"/>
-          <w:highlight w:val="yellow"/>
-        </w:rPr>
-        <w:t xml:space="preserve">What is the difference between an array and an </w:t>
+        <w:t xml:space="preserve">4]. What is the difference between an array and an </w:t>
       </w:r>
       <w:proofErr w:type="spellStart"/>
       <w:r>
@@ -26950,8 +26906,9 @@
           <w:szCs w:val="32"/>
           <w:highlight w:val="yellow"/>
         </w:rPr>
-        <w:t>6].</w:t>
-      </w:r>
+        <w:t>6].What</w:t>
+      </w:r>
+      <w:proofErr w:type="gramEnd"/>
       <w:r>
         <w:rPr>
           <w:b/>
@@ -26961,30 +26918,7 @@
           <w:szCs w:val="32"/>
           <w:highlight w:val="yellow"/>
         </w:rPr>
-        <w:t>What</w:t>
-      </w:r>
-      <w:proofErr w:type="gramEnd"/>
-      <w:r>
-        <w:rPr>
-          <w:b/>
-          <w:bCs/>
-          <w:color w:val="auto"/>
-          <w:sz w:val="32"/>
-          <w:szCs w:val="32"/>
-          <w:highlight w:val="yellow"/>
-        </w:rPr>
-        <w:t xml:space="preserve"> happens if you try to access an array index out</w:t>
-      </w:r>
-      <w:r>
-        <w:rPr>
-          <w:b/>
-          <w:bCs/>
-          <w:color w:val="auto"/>
-          <w:sz w:val="32"/>
-          <w:szCs w:val="32"/>
-          <w:highlight w:val="yellow"/>
-        </w:rPr>
-        <w:t xml:space="preserve"> of </w:t>
+        <w:t xml:space="preserve"> happens if you try to access an array index out of </w:t>
       </w:r>
       <w:proofErr w:type="spellStart"/>
       <w:r>
@@ -27395,17 +27329,7 @@
           <w:szCs w:val="32"/>
           <w:highlight w:val="yellow"/>
         </w:rPr>
-        <w:t xml:space="preserve">7]. </w:t>
-      </w:r>
-      <w:r>
-        <w:rPr>
-          <w:b/>
-          <w:bCs/>
-          <w:sz w:val="32"/>
-          <w:szCs w:val="32"/>
-          <w:highlight w:val="yellow"/>
-        </w:rPr>
-        <w:t>Can an array in Java hold different data types?</w:t>
+        <w:t>7]. Can an array in Java hold different data types?</w:t>
       </w:r>
     </w:p>
     <w:p>
@@ -27805,37 +27729,7 @@
           <w:highlight w:val="yellow"/>
         </w:rPr>
         <w:lastRenderedPageBreak/>
-        <w:t xml:space="preserve">8]. </w:t>
-      </w:r>
-      <w:r>
-        <w:rPr>
-          <w:b/>
-          <w:bCs/>
-          <w:sz w:val="32"/>
-          <w:szCs w:val="32"/>
-          <w:highlight w:val="yellow"/>
-        </w:rPr>
-        <w:t xml:space="preserve">How do you </w:t>
-      </w:r>
-      <w:r>
-        <w:rPr>
-          <w:b/>
-          <w:bCs/>
-          <w:sz w:val="32"/>
-          <w:szCs w:val="32"/>
-          <w:highlight w:val="yellow"/>
-        </w:rPr>
-        <w:t>initialise</w:t>
-      </w:r>
-      <w:r>
-        <w:rPr>
-          <w:b/>
-          <w:bCs/>
-          <w:sz w:val="32"/>
-          <w:szCs w:val="32"/>
-          <w:highlight w:val="yellow"/>
-        </w:rPr>
-        <w:t xml:space="preserve"> an array in Java?</w:t>
+        <w:t>8]. How do you initialise an array in Java?</w:t>
       </w:r>
     </w:p>
     <w:p>
@@ -28205,14 +28099,7 @@
           <w:sz w:val="32"/>
           <w:szCs w:val="32"/>
         </w:rPr>
-        <w:t xml:space="preserve">   </w:t>
-      </w:r>
-      <w:r>
-        <w:rPr>
-          <w:sz w:val="32"/>
-          <w:szCs w:val="32"/>
-        </w:rPr>
-        <w:t>In simple words: Array initialization means assigning values to an array.</w:t>
+        <w:t xml:space="preserve">   In simple words: Array initialization means assigning values to an array.</w:t>
       </w:r>
     </w:p>
     <w:p>
@@ -28248,8 +28135,9 @@
           <w:szCs w:val="32"/>
           <w:highlight w:val="yellow"/>
         </w:rPr>
-        <w:t xml:space="preserve">9]. </w:t>
-      </w:r>
+        <w:t xml:space="preserve">9]. What is the purpose of the </w:t>
+      </w:r>
+      <w:proofErr w:type="spellStart"/>
       <w:r>
         <w:rPr>
           <w:b/>
@@ -28258,9 +28146,9 @@
           <w:szCs w:val="32"/>
           <w:highlight w:val="yellow"/>
         </w:rPr>
-        <w:t xml:space="preserve">What is the purpose of the </w:t>
-      </w:r>
-      <w:proofErr w:type="spellStart"/>
+        <w:t>Arrays.sort</w:t>
+      </w:r>
+      <w:proofErr w:type="spellEnd"/>
       <w:r>
         <w:rPr>
           <w:b/>
@@ -28269,28 +28157,7 @@
           <w:szCs w:val="32"/>
           <w:highlight w:val="yellow"/>
         </w:rPr>
-        <w:t>Arrays.sort</w:t>
-      </w:r>
-      <w:proofErr w:type="spellEnd"/>
-      <w:r>
-        <w:rPr>
-          <w:b/>
-          <w:bCs/>
-          <w:sz w:val="32"/>
-          <w:szCs w:val="32"/>
-          <w:highlight w:val="yellow"/>
-        </w:rPr>
-        <w:t>() m</w:t>
-      </w:r>
-      <w:r>
-        <w:rPr>
-          <w:b/>
-          <w:bCs/>
-          <w:sz w:val="32"/>
-          <w:szCs w:val="32"/>
-          <w:highlight w:val="yellow"/>
-        </w:rPr>
-        <w:t>ethod?</w:t>
+        <w:t>() method?</w:t>
       </w:r>
     </w:p>
     <w:p>
@@ -28708,7 +28575,238 @@
           <w:sz w:val="32"/>
           <w:szCs w:val="32"/>
         </w:rPr>
-        <w:t>A for loop in Java is a way to repeat a block of code multiple times. It runs the code as long</w:t>
+        <w:t>A for loop in Java is a way to repeat a block of code multiple times. It runs the code as long as a specific condition is true. For loops are useful for going through a range of values, repeating tasks, or working with arrays and collections efficiently.</w:t>
+      </w:r>
+    </w:p>
+    <w:p>
+      <w:pPr>
+        <w:rPr>
+          <w:color w:val="FF0000"/>
+          <w:sz w:val="32"/>
+          <w:szCs w:val="32"/>
+        </w:rPr>
+      </w:pPr>
+      <w:r>
+        <w:rPr>
+          <w:color w:val="FF0000"/>
+          <w:sz w:val="32"/>
+          <w:szCs w:val="32"/>
+          <w:highlight w:val="yellow"/>
+        </w:rPr>
+        <w:t>for loop</w:t>
+      </w:r>
+    </w:p>
+    <w:p>
+      <w:pPr>
+        <w:rPr>
+          <w:sz w:val="32"/>
+          <w:szCs w:val="32"/>
+        </w:rPr>
+      </w:pPr>
+      <w:r>
+        <w:rPr>
+          <w:sz w:val="32"/>
+          <w:szCs w:val="32"/>
+        </w:rPr>
+        <w:t>A for loop is generally used when you know or can determine the number of iterations.</w:t>
+      </w:r>
+    </w:p>
+    <w:p>
+      <w:pPr>
+        <w:rPr>
+          <w:b/>
+          <w:bCs/>
+          <w:sz w:val="32"/>
+          <w:szCs w:val="32"/>
+        </w:rPr>
+      </w:pPr>
+      <w:r>
+        <w:rPr>
+          <w:b/>
+          <w:bCs/>
+          <w:sz w:val="32"/>
+          <w:szCs w:val="32"/>
+        </w:rPr>
+        <w:t>Syntax</w:t>
+      </w:r>
+    </w:p>
+    <w:p>
+      <w:pPr>
+        <w:ind w:left="720"/>
+        <w:rPr>
+          <w:sz w:val="32"/>
+          <w:szCs w:val="32"/>
+        </w:rPr>
+      </w:pPr>
+      <w:r>
+        <w:rPr>
+          <w:sz w:val="32"/>
+          <w:szCs w:val="32"/>
+        </w:rPr>
+        <w:t>for (initialization; condition; update) {</w:t>
+      </w:r>
+    </w:p>
+    <w:p>
+      <w:pPr>
+        <w:ind w:left="720"/>
+        <w:rPr>
+          <w:sz w:val="32"/>
+          <w:szCs w:val="32"/>
+        </w:rPr>
+      </w:pPr>
+      <w:r>
+        <w:rPr>
+          <w:sz w:val="32"/>
+          <w:szCs w:val="32"/>
+        </w:rPr>
+        <w:t xml:space="preserve">    // code</w:t>
+      </w:r>
+    </w:p>
+    <w:p>
+      <w:pPr>
+        <w:ind w:left="720"/>
+        <w:rPr>
+          <w:sz w:val="32"/>
+          <w:szCs w:val="32"/>
+        </w:rPr>
+      </w:pPr>
+      <w:r>
+        <w:rPr>
+          <w:sz w:val="32"/>
+          <w:szCs w:val="32"/>
+        </w:rPr>
+        <w:t>}</w:t>
+      </w:r>
+    </w:p>
+    <w:p>
+      <w:pPr>
+        <w:ind w:left="720"/>
+        <w:rPr>
+          <w:sz w:val="32"/>
+          <w:szCs w:val="32"/>
+        </w:rPr>
+      </w:pPr>
+      <w:r>
+        <w:rPr>
+          <w:sz w:val="32"/>
+          <w:szCs w:val="32"/>
+        </w:rPr>
+        <w:t xml:space="preserve">for (int </w:t>
+      </w:r>
+      <w:proofErr w:type="spellStart"/>
+      <w:r>
+        <w:rPr>
+          <w:sz w:val="32"/>
+          <w:szCs w:val="32"/>
+        </w:rPr>
+        <w:t>i</w:t>
+      </w:r>
+      <w:proofErr w:type="spellEnd"/>
+      <w:r>
+        <w:rPr>
+          <w:sz w:val="32"/>
+          <w:szCs w:val="32"/>
+        </w:rPr>
+        <w:t xml:space="preserve"> = 1; </w:t>
+      </w:r>
+      <w:proofErr w:type="spellStart"/>
+      <w:r>
+        <w:rPr>
+          <w:sz w:val="32"/>
+          <w:szCs w:val="32"/>
+        </w:rPr>
+        <w:t>i</w:t>
+      </w:r>
+      <w:proofErr w:type="spellEnd"/>
+      <w:r>
+        <w:rPr>
+          <w:sz w:val="32"/>
+          <w:szCs w:val="32"/>
+        </w:rPr>
+        <w:t xml:space="preserve"> &lt;= 5; </w:t>
+      </w:r>
+      <w:proofErr w:type="spellStart"/>
+      <w:r>
+        <w:rPr>
+          <w:sz w:val="32"/>
+          <w:szCs w:val="32"/>
+        </w:rPr>
+        <w:t>i</w:t>
+      </w:r>
+      <w:proofErr w:type="spellEnd"/>
+      <w:r>
+        <w:rPr>
+          <w:sz w:val="32"/>
+          <w:szCs w:val="32"/>
+        </w:rPr>
+        <w:t>++) {</w:t>
+      </w:r>
+    </w:p>
+    <w:p>
+      <w:pPr>
+        <w:ind w:left="720"/>
+        <w:rPr>
+          <w:sz w:val="32"/>
+          <w:szCs w:val="32"/>
+        </w:rPr>
+      </w:pPr>
+      <w:r>
+        <w:rPr>
+          <w:sz w:val="32"/>
+          <w:szCs w:val="32"/>
+        </w:rPr>
+        <w:t xml:space="preserve">    </w:t>
+      </w:r>
+      <w:proofErr w:type="spellStart"/>
+      <w:r>
+        <w:rPr>
+          <w:sz w:val="32"/>
+          <w:szCs w:val="32"/>
+        </w:rPr>
+        <w:t>System.out.println</w:t>
+      </w:r>
+      <w:proofErr w:type="spellEnd"/>
+      <w:r>
+        <w:rPr>
+          <w:sz w:val="32"/>
+          <w:szCs w:val="32"/>
+        </w:rPr>
+        <w:t>(i);</w:t>
+      </w:r>
+    </w:p>
+    <w:p>
+      <w:pPr>
+        <w:ind w:left="720"/>
+        <w:rPr>
+          <w:sz w:val="32"/>
+          <w:szCs w:val="32"/>
+        </w:rPr>
+      </w:pPr>
+      <w:r>
+        <w:rPr>
+          <w:sz w:val="32"/>
+          <w:szCs w:val="32"/>
+        </w:rPr>
+        <w:t>}</w:t>
+      </w:r>
+    </w:p>
+    <w:p>
+      <w:pPr>
+        <w:rPr>
+          <w:b/>
+          <w:bCs/>
+          <w:sz w:val="32"/>
+          <w:szCs w:val="32"/>
+        </w:rPr>
+      </w:pPr>
+      <w:r>
+        <w:rPr>
+          <w:b/>
+          <w:bCs/>
+          <w:sz w:val="32"/>
+          <w:szCs w:val="32"/>
+        </w:rPr>
+        <w:t>Loops help automate repetitive tasks and process data efficiently. For example, a</w:t>
       </w:r>
       <w:r>
         <w:rPr>
@@ -28726,7 +28824,7 @@
           <w:sz w:val="32"/>
           <w:szCs w:val="32"/>
         </w:rPr>
-        <w:t>as a specific condition is true. For loops are useful for going through a range of values,</w:t>
+        <w:t>developer in banking might use loops to calculate the total transaction amount for</w:t>
       </w:r>
       <w:r>
         <w:rPr>
@@ -28744,147 +28842,3730 @@
           <w:sz w:val="32"/>
           <w:szCs w:val="32"/>
         </w:rPr>
-        <w:t>repeating tasks, or working with arrays and collections efficiently.</w:t>
-      </w:r>
-    </w:p>
-    <w:p>
-      <w:pPr>
-        <w:rPr>
-          <w:sz w:val="32"/>
-          <w:szCs w:val="32"/>
-        </w:rPr>
-      </w:pPr>
-      <w:r>
-        <w:rPr>
+        <w:t>many customers or process account details.</w:t>
+      </w:r>
+    </w:p>
+    <w:p>
+      <w:pPr>
+        <w:rPr>
+          <w:b/>
+          <w:bCs/>
+          <w:sz w:val="32"/>
+          <w:szCs w:val="32"/>
+          <w:highlight w:val="yellow"/>
+        </w:rPr>
+      </w:pPr>
+    </w:p>
+    <w:p>
+      <w:pPr>
+        <w:rPr>
+          <w:b/>
+          <w:bCs/>
+          <w:sz w:val="32"/>
+          <w:szCs w:val="32"/>
+        </w:rPr>
+      </w:pPr>
+      <w:proofErr w:type="gramStart"/>
+      <w:r>
+        <w:rPr>
+          <w:b/>
+          <w:bCs/>
+          <w:sz w:val="32"/>
+          <w:szCs w:val="32"/>
+          <w:highlight w:val="yellow"/>
+        </w:rPr>
+        <w:t>1].</w:t>
+      </w:r>
+      <w:r>
+        <w:rPr>
+          <w:b/>
+          <w:bCs/>
+          <w:sz w:val="32"/>
+          <w:szCs w:val="32"/>
+          <w:highlight w:val="yellow"/>
+        </w:rPr>
+        <w:t>When</w:t>
+      </w:r>
+      <w:proofErr w:type="gramEnd"/>
+      <w:r>
+        <w:rPr>
+          <w:b/>
+          <w:bCs/>
+          <w:sz w:val="32"/>
+          <w:szCs w:val="32"/>
+          <w:highlight w:val="yellow"/>
+        </w:rPr>
+        <w:t xml:space="preserve"> to use </w:t>
+      </w:r>
+      <w:r>
+        <w:rPr>
+          <w:b/>
+          <w:bCs/>
+          <w:sz w:val="32"/>
+          <w:szCs w:val="32"/>
+          <w:highlight w:val="yellow"/>
+        </w:rPr>
+        <w:t xml:space="preserve">a </w:t>
+      </w:r>
+      <w:r>
+        <w:rPr>
+          <w:b/>
+          <w:bCs/>
+          <w:sz w:val="32"/>
+          <w:szCs w:val="32"/>
+          <w:highlight w:val="yellow"/>
+        </w:rPr>
+        <w:t xml:space="preserve">for Loop and </w:t>
+      </w:r>
+      <w:r>
+        <w:rPr>
+          <w:b/>
+          <w:bCs/>
+          <w:sz w:val="32"/>
+          <w:szCs w:val="32"/>
+          <w:highlight w:val="yellow"/>
+        </w:rPr>
+        <w:t>when</w:t>
+      </w:r>
+      <w:r>
+        <w:rPr>
+          <w:b/>
+          <w:bCs/>
+          <w:sz w:val="32"/>
+          <w:szCs w:val="32"/>
+          <w:highlight w:val="yellow"/>
+        </w:rPr>
+        <w:t xml:space="preserve"> to use </w:t>
+      </w:r>
+      <w:r>
+        <w:rPr>
+          <w:b/>
+          <w:bCs/>
+          <w:sz w:val="32"/>
+          <w:szCs w:val="32"/>
+          <w:highlight w:val="yellow"/>
+        </w:rPr>
+        <w:t>a while loop</w:t>
+      </w:r>
+      <w:r>
+        <w:rPr>
+          <w:b/>
+          <w:bCs/>
+          <w:sz w:val="32"/>
+          <w:szCs w:val="32"/>
+          <w:highlight w:val="yellow"/>
+        </w:rPr>
+        <w:t>?</w:t>
+      </w:r>
+    </w:p>
+    <w:p>
+      <w:pPr>
+        <w:rPr>
+          <w:sz w:val="32"/>
+          <w:szCs w:val="32"/>
+        </w:rPr>
+      </w:pPr>
+      <w:r>
+        <w:rPr>
+          <w:color w:val="FF0000"/>
+          <w:sz w:val="32"/>
+          <w:szCs w:val="32"/>
+          <w:highlight w:val="yellow"/>
+        </w:rPr>
+        <w:t>for loop:</w:t>
+      </w:r>
+      <w:r>
+        <w:rPr>
+          <w:color w:val="FF0000"/>
           <w:sz w:val="32"/>
           <w:szCs w:val="32"/>
         </w:rPr>
         <w:t xml:space="preserve"> </w:t>
       </w:r>
-    </w:p>
-    <w:p>
-      <w:pPr>
-        <w:rPr>
-          <w:sz w:val="28"/>
-          <w:szCs w:val="28"/>
-        </w:rPr>
-      </w:pPr>
-    </w:p>
-    <w:p/>
-    <w:p>
-      <w:pPr>
-        <w:ind w:left="360"/>
-        <w:rPr>
-          <w:b/>
-          <w:bCs/>
-          <w:sz w:val="32"/>
-          <w:szCs w:val="32"/>
-        </w:rPr>
-      </w:pPr>
-    </w:p>
-    <w:p>
-      <w:pPr>
-        <w:rPr>
-          <w:b/>
-          <w:bCs/>
-          <w:sz w:val="32"/>
-          <w:szCs w:val="32"/>
-        </w:rPr>
-      </w:pPr>
-    </w:p>
-    <w:p>
-      <w:pPr>
-        <w:rPr>
-          <w:b/>
-          <w:bCs/>
-          <w:sz w:val="28"/>
-          <w:szCs w:val="28"/>
-        </w:rPr>
-      </w:pPr>
-    </w:p>
-    <w:p>
-      <w:pPr>
-        <w:rPr>
-          <w:b/>
-          <w:bCs/>
-          <w:sz w:val="28"/>
-          <w:szCs w:val="28"/>
-        </w:rPr>
-      </w:pPr>
-    </w:p>
-    <w:p>
-      <w:pPr>
-        <w:rPr>
-          <w:sz w:val="28"/>
-          <w:szCs w:val="28"/>
-        </w:rPr>
-      </w:pPr>
-    </w:p>
-    <w:p>
-      <w:pPr>
-        <w:rPr>
-          <w:b/>
-          <w:bCs/>
-          <w:sz w:val="28"/>
-          <w:szCs w:val="28"/>
-        </w:rPr>
-      </w:pPr>
-      <w:r>
+      <w:r>
+        <w:rPr>
+          <w:sz w:val="32"/>
+          <w:szCs w:val="32"/>
+        </w:rPr>
+        <w:t>Use when you know how many times the loop should run.</w:t>
+      </w:r>
+    </w:p>
+    <w:p>
+      <w:pPr>
+        <w:ind w:left="720" w:firstLine="720"/>
+        <w:rPr>
+          <w:sz w:val="32"/>
+          <w:szCs w:val="32"/>
+        </w:rPr>
+      </w:pPr>
+      <w:r>
+        <w:rPr>
+          <w:sz w:val="32"/>
+          <w:szCs w:val="32"/>
+        </w:rPr>
+        <w:t>o Example: Printing a set of numbers from 1 to 5.</w:t>
+      </w:r>
+    </w:p>
+    <w:p>
+      <w:pPr>
+        <w:rPr>
+          <w:sz w:val="32"/>
+          <w:szCs w:val="32"/>
+        </w:rPr>
+      </w:pPr>
+      <w:r>
+        <w:rPr>
+          <w:color w:val="FF0000"/>
+          <w:sz w:val="32"/>
+          <w:szCs w:val="32"/>
+          <w:highlight w:val="yellow"/>
+        </w:rPr>
+        <w:t>while loop:</w:t>
+      </w:r>
+      <w:r>
+        <w:rPr>
+          <w:color w:val="FF0000"/>
+          <w:sz w:val="32"/>
+          <w:szCs w:val="32"/>
+        </w:rPr>
+        <w:t xml:space="preserve"> </w:t>
+      </w:r>
+      <w:r>
+        <w:rPr>
+          <w:sz w:val="32"/>
+          <w:szCs w:val="32"/>
+        </w:rPr>
+        <w:t>Use when the number of iterations is unknown, and you want the loop to continue until</w:t>
+      </w:r>
+      <w:r>
+        <w:rPr>
+          <w:sz w:val="32"/>
+          <w:szCs w:val="32"/>
+        </w:rPr>
+        <w:t xml:space="preserve"> </w:t>
+      </w:r>
+      <w:r>
+        <w:rPr>
+          <w:sz w:val="32"/>
+          <w:szCs w:val="32"/>
+        </w:rPr>
+        <w:t>a certain condition is met.</w:t>
+      </w:r>
+    </w:p>
+    <w:p>
+      <w:pPr>
+        <w:rPr>
+          <w:sz w:val="32"/>
+          <w:szCs w:val="32"/>
+        </w:rPr>
+      </w:pPr>
+      <w:r>
+        <w:rPr>
+          <w:sz w:val="32"/>
+          <w:szCs w:val="32"/>
+        </w:rPr>
+        <w:t>o Example: Repeating actions until a user guess</w:t>
+      </w:r>
+      <w:r>
+        <w:rPr>
+          <w:sz w:val="32"/>
+          <w:szCs w:val="32"/>
+        </w:rPr>
+        <w:t>es the correct number.</w:t>
+      </w:r>
+    </w:p>
+    <w:p>
+      <w:pPr>
+        <w:rPr>
+          <w:sz w:val="32"/>
+          <w:szCs w:val="32"/>
+        </w:rPr>
+      </w:pPr>
+      <w:r>
+        <w:rPr>
+          <w:sz w:val="32"/>
+          <w:szCs w:val="32"/>
+        </w:rPr>
+        <w:t xml:space="preserve"> </w:t>
+      </w:r>
+    </w:p>
+    <w:p>
+      <w:pPr>
+        <w:pStyle w:val="Heading1"/>
+        <w:jc w:val="center"/>
         <w:rPr>
           <w:sz w:val="52"/>
           <w:szCs w:val="52"/>
         </w:rPr>
+      </w:pPr>
+      <w:r>
+        <w:rPr>
+          <w:sz w:val="52"/>
+          <w:szCs w:val="52"/>
+        </w:rPr>
+        <w:lastRenderedPageBreak/>
+        <w:t>While Loop in Java</w:t>
+      </w:r>
+    </w:p>
+    <w:p>
+      <w:pPr>
+        <w:rPr>
+          <w:b/>
+          <w:bCs/>
+          <w:sz w:val="28"/>
+          <w:szCs w:val="28"/>
+        </w:rPr>
+      </w:pPr>
+      <w:r>
+        <w:rPr>
+          <w:b/>
+          <w:bCs/>
+          <w:sz w:val="28"/>
+          <w:szCs w:val="28"/>
+        </w:rPr>
+        <w:t>A while loop is used to execute a block of code repeatedly as long as a given condition is</w:t>
+      </w:r>
+      <w:r>
+        <w:rPr>
+          <w:b/>
+          <w:bCs/>
+          <w:sz w:val="28"/>
+          <w:szCs w:val="28"/>
+        </w:rPr>
+        <w:t xml:space="preserve"> </w:t>
+      </w:r>
+      <w:r>
+        <w:rPr>
+          <w:b/>
+          <w:bCs/>
+          <w:sz w:val="28"/>
+          <w:szCs w:val="28"/>
+        </w:rPr>
+        <w:t>true. The condition is checked before the code inside the loop is executed, which means the</w:t>
+      </w:r>
+      <w:r>
+        <w:rPr>
+          <w:b/>
+          <w:bCs/>
+          <w:sz w:val="28"/>
+          <w:szCs w:val="28"/>
+        </w:rPr>
+        <w:t xml:space="preserve"> </w:t>
+      </w:r>
+      <w:r>
+        <w:rPr>
+          <w:b/>
+          <w:bCs/>
+          <w:sz w:val="28"/>
+          <w:szCs w:val="28"/>
+        </w:rPr>
+        <w:t>loop might not run at all if the condition is false at the start.</w:t>
+      </w:r>
+    </w:p>
+    <w:p>
+      <w:pPr>
+        <w:rPr>
+          <w:b/>
+          <w:bCs/>
+          <w:sz w:val="28"/>
+          <w:szCs w:val="28"/>
+          <w:highlight w:val="yellow"/>
+        </w:rPr>
+      </w:pPr>
+    </w:p>
+    <w:p>
+      <w:pPr>
+        <w:rPr>
+          <w:b/>
+          <w:bCs/>
+          <w:sz w:val="28"/>
+          <w:szCs w:val="28"/>
+        </w:rPr>
+      </w:pPr>
+      <w:r>
+        <w:rPr>
+          <w:b/>
+          <w:bCs/>
+          <w:sz w:val="28"/>
+          <w:szCs w:val="28"/>
+          <w:highlight w:val="yellow"/>
+        </w:rPr>
+        <w:t>while loop</w:t>
+      </w:r>
+    </w:p>
+    <w:p>
+      <w:pPr>
+        <w:rPr>
+          <w:sz w:val="28"/>
+          <w:szCs w:val="28"/>
+        </w:rPr>
+      </w:pPr>
+      <w:r>
+        <w:rPr>
+          <w:sz w:val="28"/>
+          <w:szCs w:val="28"/>
+        </w:rPr>
+        <w:t>A while loop is generally used when you don't know exactly how many times the loop will execute.</w:t>
+      </w:r>
+    </w:p>
+    <w:p>
+      <w:pPr>
+        <w:rPr>
+          <w:b/>
+          <w:bCs/>
+          <w:sz w:val="28"/>
+          <w:szCs w:val="28"/>
+        </w:rPr>
+      </w:pPr>
+      <w:r>
+        <w:rPr>
+          <w:b/>
+          <w:bCs/>
+          <w:sz w:val="28"/>
+          <w:szCs w:val="28"/>
+          <w:highlight w:val="yellow"/>
+        </w:rPr>
+        <w:t>Syntax</w:t>
+      </w:r>
+    </w:p>
+    <w:p>
+      <w:pPr>
+        <w:ind w:left="720"/>
+        <w:rPr>
+          <w:sz w:val="28"/>
+          <w:szCs w:val="28"/>
+        </w:rPr>
+      </w:pPr>
+      <w:r>
+        <w:rPr>
+          <w:sz w:val="28"/>
+          <w:szCs w:val="28"/>
+        </w:rPr>
+        <w:t>while (condition) {</w:t>
+      </w:r>
+    </w:p>
+    <w:p>
+      <w:pPr>
+        <w:ind w:left="720"/>
+        <w:rPr>
+          <w:sz w:val="28"/>
+          <w:szCs w:val="28"/>
+        </w:rPr>
+      </w:pPr>
+      <w:r>
+        <w:rPr>
+          <w:sz w:val="28"/>
+          <w:szCs w:val="28"/>
+        </w:rPr>
+        <w:t xml:space="preserve">    // code</w:t>
+      </w:r>
+    </w:p>
+    <w:p>
+      <w:pPr>
+        <w:ind w:left="720"/>
+        <w:rPr>
+          <w:sz w:val="28"/>
+          <w:szCs w:val="28"/>
+        </w:rPr>
+      </w:pPr>
+      <w:r>
+        <w:rPr>
+          <w:sz w:val="28"/>
+          <w:szCs w:val="28"/>
+        </w:rPr>
+        <w:t>}</w:t>
+      </w:r>
+    </w:p>
+    <w:p>
+      <w:pPr>
+        <w:rPr>
+          <w:b/>
+          <w:bCs/>
+          <w:sz w:val="28"/>
+          <w:szCs w:val="28"/>
+        </w:rPr>
+      </w:pPr>
+      <w:r>
+        <w:rPr>
+          <w:b/>
+          <w:bCs/>
+          <w:sz w:val="28"/>
+          <w:szCs w:val="28"/>
+          <w:highlight w:val="yellow"/>
+        </w:rPr>
+        <w:t>Example:</w:t>
+      </w:r>
+    </w:p>
+    <w:p>
+      <w:pPr>
+        <w:ind w:left="720"/>
+        <w:rPr>
+          <w:sz w:val="28"/>
+          <w:szCs w:val="28"/>
+        </w:rPr>
+      </w:pPr>
+      <w:r>
+        <w:rPr>
+          <w:sz w:val="28"/>
+          <w:szCs w:val="28"/>
+        </w:rPr>
+        <w:t xml:space="preserve">int </w:t>
+      </w:r>
+      <w:proofErr w:type="spellStart"/>
+      <w:r>
+        <w:rPr>
+          <w:sz w:val="28"/>
+          <w:szCs w:val="28"/>
+        </w:rPr>
+        <w:t>i</w:t>
+      </w:r>
+      <w:proofErr w:type="spellEnd"/>
+      <w:r>
+        <w:rPr>
+          <w:sz w:val="28"/>
+          <w:szCs w:val="28"/>
+        </w:rPr>
+        <w:t xml:space="preserve"> = 1;</w:t>
+      </w:r>
+    </w:p>
+    <w:p>
+      <w:pPr>
+        <w:ind w:left="720"/>
+        <w:rPr>
+          <w:sz w:val="28"/>
+          <w:szCs w:val="28"/>
+        </w:rPr>
+      </w:pPr>
+      <w:r>
+        <w:rPr>
+          <w:sz w:val="28"/>
+          <w:szCs w:val="28"/>
+        </w:rPr>
+        <w:t>while (</w:t>
+      </w:r>
+      <w:proofErr w:type="spellStart"/>
+      <w:r>
+        <w:rPr>
+          <w:sz w:val="28"/>
+          <w:szCs w:val="28"/>
+        </w:rPr>
+        <w:t>i</w:t>
+      </w:r>
+      <w:proofErr w:type="spellEnd"/>
+      <w:r>
+        <w:rPr>
+          <w:sz w:val="28"/>
+          <w:szCs w:val="28"/>
+        </w:rPr>
+        <w:t xml:space="preserve"> &lt;= 5) {</w:t>
+      </w:r>
+    </w:p>
+    <w:p>
+      <w:pPr>
+        <w:ind w:left="720"/>
+        <w:rPr>
+          <w:sz w:val="28"/>
+          <w:szCs w:val="28"/>
+        </w:rPr>
+      </w:pPr>
+      <w:r>
+        <w:rPr>
+          <w:sz w:val="28"/>
+          <w:szCs w:val="28"/>
+        </w:rPr>
+        <w:t xml:space="preserve">    </w:t>
+      </w:r>
+      <w:proofErr w:type="spellStart"/>
+      <w:r>
+        <w:rPr>
+          <w:sz w:val="28"/>
+          <w:szCs w:val="28"/>
+        </w:rPr>
+        <w:t>System.out.println</w:t>
+      </w:r>
+      <w:proofErr w:type="spellEnd"/>
+      <w:r>
+        <w:rPr>
+          <w:sz w:val="28"/>
+          <w:szCs w:val="28"/>
+        </w:rPr>
+        <w:t>(</w:t>
+      </w:r>
+      <w:proofErr w:type="spellStart"/>
+      <w:r>
+        <w:rPr>
+          <w:sz w:val="28"/>
+          <w:szCs w:val="28"/>
+        </w:rPr>
+        <w:t>i</w:t>
+      </w:r>
+      <w:proofErr w:type="spellEnd"/>
+      <w:r>
+        <w:rPr>
+          <w:sz w:val="28"/>
+          <w:szCs w:val="28"/>
+        </w:rPr>
+        <w:t>);</w:t>
+      </w:r>
+    </w:p>
+    <w:p>
+      <w:pPr>
+        <w:ind w:left="720"/>
+        <w:rPr>
+          <w:sz w:val="28"/>
+          <w:szCs w:val="28"/>
+        </w:rPr>
+      </w:pPr>
+      <w:r>
+        <w:rPr>
+          <w:sz w:val="28"/>
+          <w:szCs w:val="28"/>
+        </w:rPr>
+        <w:t xml:space="preserve">    </w:t>
+      </w:r>
+      <w:proofErr w:type="spellStart"/>
+      <w:r>
+        <w:rPr>
+          <w:sz w:val="28"/>
+          <w:szCs w:val="28"/>
+        </w:rPr>
+        <w:t>i</w:t>
+      </w:r>
+      <w:proofErr w:type="spellEnd"/>
+      <w:r>
+        <w:rPr>
+          <w:sz w:val="28"/>
+          <w:szCs w:val="28"/>
+        </w:rPr>
+        <w:t>++;</w:t>
+      </w:r>
+    </w:p>
+    <w:p>
+      <w:pPr>
+        <w:ind w:left="720"/>
+        <w:rPr>
+          <w:sz w:val="28"/>
+          <w:szCs w:val="28"/>
+        </w:rPr>
+      </w:pPr>
+      <w:r>
+        <w:rPr>
+          <w:sz w:val="28"/>
+          <w:szCs w:val="28"/>
+        </w:rPr>
+        <w:t>}</w:t>
+      </w:r>
+    </w:p>
+    <w:p>
+      <w:pPr>
+        <w:rPr>
+          <w:sz w:val="28"/>
+          <w:szCs w:val="28"/>
+        </w:rPr>
+      </w:pPr>
+      <w:r>
+        <w:rPr>
+          <w:sz w:val="28"/>
+          <w:szCs w:val="28"/>
+        </w:rPr>
+        <w:t xml:space="preserve">The condition is checked </w:t>
+      </w:r>
+      <w:r>
+        <w:rPr>
+          <w:b/>
+          <w:bCs/>
+          <w:sz w:val="28"/>
+          <w:szCs w:val="28"/>
+        </w:rPr>
+        <w:t>before</w:t>
+      </w:r>
+      <w:r>
+        <w:rPr>
+          <w:sz w:val="28"/>
+          <w:szCs w:val="28"/>
+        </w:rPr>
+        <w:t xml:space="preserve"> executing the body.</w:t>
+      </w:r>
+    </w:p>
+    <w:p>
+      <w:pPr>
+        <w:rPr>
+          <w:sz w:val="28"/>
+          <w:szCs w:val="28"/>
+        </w:rPr>
+      </w:pPr>
+      <w:r>
+        <w:rPr>
+          <w:sz w:val="28"/>
+          <w:szCs w:val="28"/>
+        </w:rPr>
+        <w:t xml:space="preserve">Therefore, a while loop can execute </w:t>
+      </w:r>
+      <w:r>
+        <w:rPr>
+          <w:b/>
+          <w:bCs/>
+          <w:sz w:val="28"/>
+          <w:szCs w:val="28"/>
+        </w:rPr>
+        <w:t>zero times</w:t>
+      </w:r>
+      <w:r>
+        <w:rPr>
+          <w:sz w:val="28"/>
+          <w:szCs w:val="28"/>
+        </w:rPr>
+        <w:t>.</w:t>
+      </w:r>
+    </w:p>
+    <w:p>
+      <w:pPr>
+        <w:rPr>
+          <w:b/>
+          <w:bCs/>
+          <w:sz w:val="28"/>
+          <w:szCs w:val="28"/>
+          <w:highlight w:val="yellow"/>
+        </w:rPr>
+      </w:pPr>
+    </w:p>
+    <w:p>
+      <w:pPr>
+        <w:rPr>
+          <w:b/>
+          <w:bCs/>
+          <w:sz w:val="28"/>
+          <w:szCs w:val="28"/>
+        </w:rPr>
+      </w:pPr>
+      <w:r>
+        <w:rPr>
+          <w:b/>
+          <w:bCs/>
+          <w:sz w:val="28"/>
+          <w:szCs w:val="28"/>
+          <w:highlight w:val="yellow"/>
+        </w:rPr>
+        <w:t>When should you use while?</w:t>
+      </w:r>
+    </w:p>
+    <w:p>
+      <w:pPr>
+        <w:rPr>
+          <w:sz w:val="28"/>
+          <w:szCs w:val="28"/>
+        </w:rPr>
+      </w:pPr>
+      <w:r>
+        <w:rPr>
+          <w:sz w:val="28"/>
+          <w:szCs w:val="28"/>
+        </w:rPr>
+        <w:t xml:space="preserve">Use while when the loop should continue </w:t>
+      </w:r>
+      <w:r>
+        <w:rPr>
+          <w:b/>
+          <w:bCs/>
+          <w:sz w:val="28"/>
+          <w:szCs w:val="28"/>
+        </w:rPr>
+        <w:t>until some condition changes</w:t>
+      </w:r>
+      <w:r>
+        <w:rPr>
+          <w:sz w:val="28"/>
+          <w:szCs w:val="28"/>
+        </w:rPr>
+        <w:t>, especially when the number of iterations isn't known beforehand.</w:t>
+      </w:r>
+    </w:p>
+    <w:p>
+      <w:pPr>
+        <w:rPr>
+          <w:sz w:val="28"/>
+          <w:szCs w:val="28"/>
+        </w:rPr>
+      </w:pPr>
+    </w:p>
+    <w:p>
+      <w:pPr>
+        <w:rPr>
+          <w:sz w:val="28"/>
+          <w:szCs w:val="28"/>
+        </w:rPr>
+      </w:pPr>
+    </w:p>
+    <w:p>
+      <w:pPr>
+        <w:rPr>
+          <w:sz w:val="28"/>
+          <w:szCs w:val="28"/>
+        </w:rPr>
+      </w:pPr>
+    </w:p>
+    <w:p>
+      <w:pPr>
+        <w:rPr>
+          <w:sz w:val="28"/>
+          <w:szCs w:val="28"/>
+        </w:rPr>
+      </w:pPr>
+    </w:p>
+    <w:p>
+      <w:pPr>
+        <w:pStyle w:val="Heading1"/>
+        <w:jc w:val="center"/>
+        <w:rPr>
+          <w:sz w:val="52"/>
+          <w:szCs w:val="52"/>
+        </w:rPr>
+      </w:pPr>
+      <w:r>
+        <w:rPr>
+          <w:sz w:val="52"/>
+          <w:szCs w:val="52"/>
+        </w:rPr>
+        <w:lastRenderedPageBreak/>
+        <w:t>Do-While in Java</w:t>
+      </w:r>
+    </w:p>
+    <w:p>
+      <w:pPr>
+        <w:rPr>
+          <w:b/>
+          <w:bCs/>
+          <w:sz w:val="28"/>
+          <w:szCs w:val="28"/>
+        </w:rPr>
+      </w:pPr>
+      <w:r>
+        <w:t xml:space="preserve"> </w:t>
+      </w:r>
+      <w:r>
+        <w:rPr>
+          <w:b/>
+          <w:bCs/>
+          <w:sz w:val="28"/>
+          <w:szCs w:val="28"/>
+        </w:rPr>
+        <w:t xml:space="preserve">In Java, the do-while loop is </w:t>
+      </w:r>
+      <w:r>
+        <w:rPr>
+          <w:b/>
+          <w:bCs/>
+          <w:sz w:val="28"/>
+          <w:szCs w:val="28"/>
+        </w:rPr>
+        <w:t>an exit-controlled loop</w:t>
+      </w:r>
+      <w:r>
+        <w:rPr>
+          <w:b/>
+          <w:bCs/>
+          <w:sz w:val="28"/>
+          <w:szCs w:val="28"/>
+        </w:rPr>
+        <w:t>. This means it checks the condition</w:t>
+      </w:r>
+      <w:r>
+        <w:rPr>
+          <w:b/>
+          <w:bCs/>
+          <w:sz w:val="28"/>
+          <w:szCs w:val="28"/>
+        </w:rPr>
+        <w:t xml:space="preserve"> </w:t>
+      </w:r>
+      <w:r>
+        <w:rPr>
+          <w:b/>
+          <w:bCs/>
+          <w:sz w:val="28"/>
+          <w:szCs w:val="28"/>
+        </w:rPr>
+        <w:t>after running the code inside th</w:t>
+      </w:r>
+      <w:r>
+        <w:rPr>
+          <w:b/>
+          <w:bCs/>
+          <w:sz w:val="28"/>
+          <w:szCs w:val="28"/>
+        </w:rPr>
+        <w:t>e loop, so the loop will always run at least once.</w:t>
+      </w:r>
+    </w:p>
+    <w:p>
+      <w:pPr>
+        <w:rPr>
+          <w:b/>
+          <w:bCs/>
+          <w:color w:val="FF0000"/>
+          <w:sz w:val="28"/>
+          <w:szCs w:val="28"/>
+        </w:rPr>
+      </w:pPr>
+      <w:r>
+        <w:rPr>
+          <w:b/>
+          <w:bCs/>
+          <w:sz w:val="28"/>
+          <w:szCs w:val="28"/>
+        </w:rPr>
+        <w:t xml:space="preserve"> </w:t>
+      </w:r>
+      <w:r>
+        <w:rPr>
+          <w:b/>
+          <w:bCs/>
+          <w:color w:val="FF0000"/>
+          <w:sz w:val="28"/>
+          <w:szCs w:val="28"/>
+          <w:highlight w:val="yellow"/>
+        </w:rPr>
+        <w:t>do-while loop</w:t>
+      </w:r>
+    </w:p>
+    <w:p>
+      <w:pPr>
+        <w:rPr>
+          <w:sz w:val="28"/>
+          <w:szCs w:val="28"/>
+        </w:rPr>
+      </w:pPr>
+      <w:r>
+        <w:rPr>
+          <w:sz w:val="28"/>
+          <w:szCs w:val="28"/>
+        </w:rPr>
+        <w:t>The major difference is:</w:t>
+      </w:r>
+    </w:p>
+    <w:p>
+      <w:pPr>
+        <w:rPr>
+          <w:sz w:val="28"/>
+          <w:szCs w:val="28"/>
+        </w:rPr>
+      </w:pPr>
+      <w:r>
+        <w:rPr>
+          <w:sz w:val="28"/>
+          <w:szCs w:val="28"/>
+        </w:rPr>
+        <w:t>A do-while loop executes its body at least once.</w:t>
+      </w:r>
+    </w:p>
+    <w:p>
+      <w:pPr>
+        <w:rPr>
+          <w:b/>
+          <w:bCs/>
+          <w:sz w:val="28"/>
+          <w:szCs w:val="28"/>
+          <w:highlight w:val="yellow"/>
+        </w:rPr>
+      </w:pPr>
+      <w:r>
+        <w:rPr>
+          <w:b/>
+          <w:bCs/>
+          <w:sz w:val="28"/>
+          <w:szCs w:val="28"/>
+          <w:highlight w:val="yellow"/>
+        </w:rPr>
+        <w:t>Syntax</w:t>
+      </w:r>
+    </w:p>
+    <w:p>
+      <w:pPr>
+        <w:ind w:left="720"/>
+        <w:rPr>
+          <w:sz w:val="28"/>
+          <w:szCs w:val="28"/>
+        </w:rPr>
+      </w:pPr>
+      <w:r>
+        <w:rPr>
+          <w:sz w:val="28"/>
+          <w:szCs w:val="28"/>
+        </w:rPr>
+        <w:t>do {</w:t>
+      </w:r>
+    </w:p>
+    <w:p>
+      <w:pPr>
+        <w:ind w:left="720"/>
+        <w:rPr>
+          <w:sz w:val="28"/>
+          <w:szCs w:val="28"/>
+        </w:rPr>
+      </w:pPr>
+      <w:r>
+        <w:rPr>
+          <w:sz w:val="28"/>
+          <w:szCs w:val="28"/>
+        </w:rPr>
+        <w:t xml:space="preserve">    // code</w:t>
+      </w:r>
+    </w:p>
+    <w:p>
+      <w:pPr>
+        <w:ind w:left="720"/>
+        <w:rPr>
+          <w:sz w:val="28"/>
+          <w:szCs w:val="28"/>
+        </w:rPr>
+      </w:pPr>
+      <w:r>
+        <w:rPr>
+          <w:sz w:val="28"/>
+          <w:szCs w:val="28"/>
+        </w:rPr>
+        <w:t>} while (condition);</w:t>
+      </w:r>
+    </w:p>
+    <w:p>
+      <w:pPr>
+        <w:rPr>
+          <w:b/>
+          <w:bCs/>
+          <w:sz w:val="28"/>
+          <w:szCs w:val="28"/>
+          <w:highlight w:val="yellow"/>
+        </w:rPr>
+      </w:pPr>
+      <w:r>
+        <w:rPr>
+          <w:b/>
+          <w:bCs/>
+          <w:sz w:val="28"/>
+          <w:szCs w:val="28"/>
+          <w:highlight w:val="yellow"/>
+        </w:rPr>
+        <w:t>Example:</w:t>
+      </w:r>
+    </w:p>
+    <w:p>
+      <w:pPr>
+        <w:ind w:left="720"/>
+        <w:rPr>
+          <w:sz w:val="28"/>
+          <w:szCs w:val="28"/>
+        </w:rPr>
+      </w:pPr>
+      <w:r>
+        <w:rPr>
+          <w:sz w:val="28"/>
+          <w:szCs w:val="28"/>
+        </w:rPr>
+        <w:t xml:space="preserve">int </w:t>
+      </w:r>
+      <w:proofErr w:type="spellStart"/>
+      <w:r>
+        <w:rPr>
+          <w:sz w:val="28"/>
+          <w:szCs w:val="28"/>
+        </w:rPr>
+        <w:t>i</w:t>
+      </w:r>
+      <w:proofErr w:type="spellEnd"/>
+      <w:r>
+        <w:rPr>
+          <w:sz w:val="28"/>
+          <w:szCs w:val="28"/>
+        </w:rPr>
+        <w:t xml:space="preserve"> = 1;</w:t>
+      </w:r>
+    </w:p>
+    <w:p>
+      <w:pPr>
+        <w:ind w:left="720"/>
+        <w:rPr>
+          <w:sz w:val="28"/>
+          <w:szCs w:val="28"/>
+        </w:rPr>
+      </w:pPr>
+      <w:r>
+        <w:rPr>
+          <w:sz w:val="28"/>
+          <w:szCs w:val="28"/>
+        </w:rPr>
+        <w:t>do {</w:t>
+      </w:r>
+    </w:p>
+    <w:p>
+      <w:pPr>
+        <w:ind w:left="720"/>
+        <w:rPr>
+          <w:sz w:val="28"/>
+          <w:szCs w:val="28"/>
+        </w:rPr>
+      </w:pPr>
+      <w:r>
+        <w:rPr>
+          <w:sz w:val="28"/>
+          <w:szCs w:val="28"/>
+        </w:rPr>
+        <w:t xml:space="preserve">    </w:t>
+      </w:r>
+      <w:proofErr w:type="spellStart"/>
+      <w:r>
+        <w:rPr>
+          <w:sz w:val="28"/>
+          <w:szCs w:val="28"/>
+        </w:rPr>
+        <w:t>System.out.println</w:t>
+      </w:r>
+      <w:proofErr w:type="spellEnd"/>
+      <w:r>
+        <w:rPr>
+          <w:sz w:val="28"/>
+          <w:szCs w:val="28"/>
+        </w:rPr>
+        <w:t>(</w:t>
+      </w:r>
+      <w:proofErr w:type="spellStart"/>
+      <w:r>
+        <w:rPr>
+          <w:sz w:val="28"/>
+          <w:szCs w:val="28"/>
+        </w:rPr>
+        <w:t>i</w:t>
+      </w:r>
+      <w:proofErr w:type="spellEnd"/>
+      <w:r>
+        <w:rPr>
+          <w:sz w:val="28"/>
+          <w:szCs w:val="28"/>
+        </w:rPr>
+        <w:t>);</w:t>
+      </w:r>
+    </w:p>
+    <w:p>
+      <w:pPr>
+        <w:ind w:left="720"/>
+        <w:rPr>
+          <w:sz w:val="28"/>
+          <w:szCs w:val="28"/>
+        </w:rPr>
+      </w:pPr>
+      <w:r>
+        <w:rPr>
+          <w:sz w:val="28"/>
+          <w:szCs w:val="28"/>
+        </w:rPr>
+        <w:t xml:space="preserve">    </w:t>
+      </w:r>
+      <w:proofErr w:type="spellStart"/>
+      <w:r>
+        <w:rPr>
+          <w:sz w:val="28"/>
+          <w:szCs w:val="28"/>
+        </w:rPr>
+        <w:t>i</w:t>
+      </w:r>
+      <w:proofErr w:type="spellEnd"/>
+      <w:r>
+        <w:rPr>
+          <w:sz w:val="28"/>
+          <w:szCs w:val="28"/>
+        </w:rPr>
+        <w:t>++;</w:t>
+      </w:r>
+    </w:p>
+    <w:p>
+      <w:pPr>
+        <w:ind w:left="720"/>
+        <w:rPr>
+          <w:sz w:val="28"/>
+          <w:szCs w:val="28"/>
+        </w:rPr>
+      </w:pPr>
+      <w:r>
+        <w:rPr>
+          <w:sz w:val="28"/>
+          <w:szCs w:val="28"/>
+        </w:rPr>
+        <w:t>} while (</w:t>
+      </w:r>
+      <w:proofErr w:type="spellStart"/>
+      <w:r>
+        <w:rPr>
+          <w:sz w:val="28"/>
+          <w:szCs w:val="28"/>
+        </w:rPr>
+        <w:t>i</w:t>
+      </w:r>
+      <w:proofErr w:type="spellEnd"/>
+      <w:r>
+        <w:rPr>
+          <w:sz w:val="28"/>
+          <w:szCs w:val="28"/>
+        </w:rPr>
+        <w:t xml:space="preserve"> &lt;= 5);</w:t>
+      </w:r>
+    </w:p>
+    <w:p>
+      <w:pPr>
+        <w:rPr>
+          <w:sz w:val="28"/>
+          <w:szCs w:val="28"/>
+        </w:rPr>
+      </w:pPr>
+    </w:p>
+    <w:p>
+      <w:pPr>
+        <w:rPr>
+          <w:color w:val="FF0000"/>
+          <w:sz w:val="28"/>
+          <w:szCs w:val="28"/>
+          <w:highlight w:val="yellow"/>
+        </w:rPr>
+      </w:pPr>
+      <w:r>
+        <w:rPr>
+          <w:color w:val="FF0000"/>
+          <w:sz w:val="28"/>
+          <w:szCs w:val="28"/>
+          <w:highlight w:val="yellow"/>
+        </w:rPr>
+        <w:t>FOR</w:t>
+      </w:r>
+    </w:p>
+    <w:p>
+      <w:pPr>
+        <w:rPr>
+          <w:sz w:val="28"/>
+          <w:szCs w:val="28"/>
+        </w:rPr>
+      </w:pPr>
+      <w:r>
+        <w:rPr>
+          <w:sz w:val="28"/>
+          <w:szCs w:val="28"/>
+        </w:rPr>
+        <w:t>"I know the iteration pattern."</w:t>
+      </w:r>
+    </w:p>
+    <w:p>
+      <w:pPr>
+        <w:rPr>
+          <w:sz w:val="28"/>
+          <w:szCs w:val="28"/>
+        </w:rPr>
+      </w:pPr>
+    </w:p>
+    <w:p>
+      <w:pPr>
+        <w:rPr>
+          <w:color w:val="FF0000"/>
+          <w:sz w:val="28"/>
+          <w:szCs w:val="28"/>
+          <w:highlight w:val="yellow"/>
+        </w:rPr>
+      </w:pPr>
+      <w:r>
+        <w:rPr>
+          <w:color w:val="FF0000"/>
+          <w:sz w:val="28"/>
+          <w:szCs w:val="28"/>
+          <w:highlight w:val="yellow"/>
+        </w:rPr>
+        <w:t>WHILE</w:t>
+      </w:r>
+    </w:p>
+    <w:p>
+      <w:pPr>
+        <w:rPr>
+          <w:sz w:val="28"/>
+          <w:szCs w:val="28"/>
+        </w:rPr>
+      </w:pPr>
+      <w:r>
+        <w:rPr>
+          <w:sz w:val="28"/>
+          <w:szCs w:val="28"/>
+        </w:rPr>
+        <w:t>"I don't know how many iterations I'll need."</w:t>
+      </w:r>
+    </w:p>
+    <w:p>
+      <w:pPr>
+        <w:rPr>
+          <w:sz w:val="28"/>
+          <w:szCs w:val="28"/>
+        </w:rPr>
+      </w:pPr>
+    </w:p>
+    <w:p>
+      <w:pPr>
+        <w:rPr>
+          <w:color w:val="FF0000"/>
+          <w:sz w:val="28"/>
+          <w:szCs w:val="28"/>
+          <w:highlight w:val="yellow"/>
+        </w:rPr>
+      </w:pPr>
+      <w:r>
+        <w:rPr>
+          <w:color w:val="FF0000"/>
+          <w:sz w:val="28"/>
+          <w:szCs w:val="28"/>
+          <w:highlight w:val="yellow"/>
+        </w:rPr>
+        <w:t>DO-WHILE</w:t>
+      </w:r>
+    </w:p>
+    <w:p>
+      <w:pPr>
+        <w:rPr>
+          <w:sz w:val="28"/>
+          <w:szCs w:val="28"/>
+        </w:rPr>
+      </w:pPr>
+      <w:r>
+        <w:rPr>
+          <w:sz w:val="28"/>
+          <w:szCs w:val="28"/>
+        </w:rPr>
+        <w:t>"I need to execute once before checking whether I should continue."</w:t>
+      </w:r>
+    </w:p>
+    <w:p>
+      <w:pPr>
+        <w:rPr>
+          <w:sz w:val="28"/>
+          <w:szCs w:val="28"/>
+        </w:rPr>
+      </w:pPr>
+    </w:p>
+    <w:p>
+      <w:pPr>
+        <w:rPr>
+          <w:b/>
+          <w:bCs/>
+          <w:sz w:val="28"/>
+          <w:szCs w:val="28"/>
+        </w:rPr>
+      </w:pPr>
+    </w:p>
+    <w:p>
+      <w:pPr>
+        <w:pStyle w:val="Heading1"/>
+        <w:jc w:val="center"/>
+        <w:rPr>
+          <w:b/>
+          <w:bCs/>
+          <w:sz w:val="52"/>
+          <w:szCs w:val="52"/>
+        </w:rPr>
+      </w:pPr>
+      <w:r>
         <w:br w:type="page"/>
       </w:r>
-    </w:p>
-    <w:p>
-      <w:pPr>
-        <w:ind w:left="360"/>
-        <w:rPr>
-          <w:sz w:val="28"/>
-          <w:szCs w:val="28"/>
-        </w:rPr>
-      </w:pPr>
-    </w:p>
-    <w:p>
-      <w:pPr>
-        <w:rPr>
-          <w:sz w:val="28"/>
-          <w:szCs w:val="28"/>
-        </w:rPr>
-      </w:pPr>
-    </w:p>
-    <w:p>
-      <w:pPr>
-        <w:rPr>
-          <w:sz w:val="28"/>
-          <w:szCs w:val="28"/>
-        </w:rPr>
-      </w:pPr>
-    </w:p>
-    <w:p>
-      <w:pPr>
-        <w:rPr>
-          <w:sz w:val="28"/>
-          <w:szCs w:val="28"/>
-        </w:rPr>
-      </w:pPr>
-    </w:p>
-    <w:p>
-      <w:pPr>
-        <w:rPr>
-          <w:sz w:val="28"/>
-          <w:szCs w:val="28"/>
-        </w:rPr>
-      </w:pPr>
-    </w:p>
-    <w:p>
-      <w:pPr>
-        <w:rPr>
-          <w:sz w:val="28"/>
-          <w:szCs w:val="28"/>
-        </w:rPr>
-      </w:pPr>
+      <w:r>
+        <w:rPr>
+          <w:sz w:val="52"/>
+          <w:szCs w:val="52"/>
+        </w:rPr>
+        <w:lastRenderedPageBreak/>
+        <w:t>Break Statements</w:t>
+      </w:r>
+    </w:p>
+    <w:p>
+      <w:pPr>
+        <w:rPr>
+          <w:b/>
+          <w:bCs/>
+          <w:sz w:val="28"/>
+          <w:szCs w:val="28"/>
+        </w:rPr>
+      </w:pPr>
+      <w:r>
+        <w:rPr>
+          <w:b/>
+          <w:bCs/>
+          <w:sz w:val="28"/>
+          <w:szCs w:val="28"/>
+        </w:rPr>
+        <w:t>The break statement is a control flow statement used to stop the execution of a loop or a</w:t>
+      </w:r>
+      <w:r>
+        <w:rPr>
+          <w:b/>
+          <w:bCs/>
+          <w:sz w:val="28"/>
+          <w:szCs w:val="28"/>
+        </w:rPr>
+        <w:t xml:space="preserve"> </w:t>
+      </w:r>
+      <w:r>
+        <w:rPr>
+          <w:b/>
+          <w:bCs/>
+          <w:sz w:val="28"/>
+          <w:szCs w:val="28"/>
+        </w:rPr>
+        <w:t xml:space="preserve">switch case. When the break statement is encountered inside a loop, it immediately exits </w:t>
+      </w:r>
+      <w:r>
+        <w:rPr>
+          <w:b/>
+          <w:bCs/>
+          <w:sz w:val="28"/>
+          <w:szCs w:val="28"/>
+        </w:rPr>
+        <w:t>the loop</w:t>
+      </w:r>
+      <w:r>
+        <w:rPr>
+          <w:b/>
+          <w:bCs/>
+          <w:sz w:val="28"/>
+          <w:szCs w:val="28"/>
+        </w:rPr>
+        <w:t xml:space="preserve"> and moves control to the first statement after the loop.</w:t>
+      </w:r>
+    </w:p>
+    <w:p>
+      <w:pPr>
+        <w:rPr>
+          <w:b/>
+          <w:bCs/>
+          <w:color w:val="FF0000"/>
+          <w:sz w:val="28"/>
+          <w:szCs w:val="28"/>
+          <w:highlight w:val="yellow"/>
+        </w:rPr>
+      </w:pPr>
+    </w:p>
+    <w:p>
+      <w:pPr>
+        <w:rPr>
+          <w:b/>
+          <w:bCs/>
+          <w:color w:val="FF0000"/>
+          <w:sz w:val="28"/>
+          <w:szCs w:val="28"/>
+        </w:rPr>
+      </w:pPr>
+      <w:r>
+        <w:rPr>
+          <w:b/>
+          <w:bCs/>
+          <w:color w:val="FF0000"/>
+          <w:sz w:val="28"/>
+          <w:szCs w:val="28"/>
+          <w:highlight w:val="yellow"/>
+        </w:rPr>
+        <w:t>break</w:t>
+      </w:r>
+    </w:p>
+    <w:p>
+      <w:pPr>
+        <w:rPr>
+          <w:sz w:val="28"/>
+          <w:szCs w:val="28"/>
+        </w:rPr>
+      </w:pPr>
+      <w:r>
+        <w:rPr>
+          <w:sz w:val="28"/>
+          <w:szCs w:val="28"/>
+        </w:rPr>
+        <w:t>break is used to immediately terminate the nearest loop or switch statement.</w:t>
+      </w:r>
+    </w:p>
+    <w:p>
+      <w:pPr>
+        <w:rPr>
+          <w:b/>
+          <w:bCs/>
+          <w:sz w:val="28"/>
+          <w:szCs w:val="28"/>
+        </w:rPr>
+      </w:pPr>
+      <w:r>
+        <w:rPr>
+          <w:b/>
+          <w:bCs/>
+          <w:sz w:val="28"/>
+          <w:szCs w:val="28"/>
+          <w:highlight w:val="yellow"/>
+        </w:rPr>
+        <w:t>Example</w:t>
+      </w:r>
+    </w:p>
+    <w:p>
+      <w:pPr>
+        <w:ind w:left="720"/>
+        <w:rPr>
+          <w:sz w:val="28"/>
+          <w:szCs w:val="28"/>
+        </w:rPr>
+      </w:pPr>
+      <w:r>
+        <w:rPr>
+          <w:sz w:val="28"/>
+          <w:szCs w:val="28"/>
+        </w:rPr>
+        <w:t xml:space="preserve">for (int </w:t>
+      </w:r>
+      <w:proofErr w:type="spellStart"/>
+      <w:r>
+        <w:rPr>
+          <w:sz w:val="28"/>
+          <w:szCs w:val="28"/>
+        </w:rPr>
+        <w:t>i</w:t>
+      </w:r>
+      <w:proofErr w:type="spellEnd"/>
+      <w:r>
+        <w:rPr>
+          <w:sz w:val="28"/>
+          <w:szCs w:val="28"/>
+        </w:rPr>
+        <w:t xml:space="preserve"> = 1; </w:t>
+      </w:r>
+      <w:proofErr w:type="spellStart"/>
+      <w:r>
+        <w:rPr>
+          <w:sz w:val="28"/>
+          <w:szCs w:val="28"/>
+        </w:rPr>
+        <w:t>i</w:t>
+      </w:r>
+      <w:proofErr w:type="spellEnd"/>
+      <w:r>
+        <w:rPr>
+          <w:sz w:val="28"/>
+          <w:szCs w:val="28"/>
+        </w:rPr>
+        <w:t xml:space="preserve"> &lt;= 10; </w:t>
+      </w:r>
+      <w:proofErr w:type="spellStart"/>
+      <w:r>
+        <w:rPr>
+          <w:sz w:val="28"/>
+          <w:szCs w:val="28"/>
+        </w:rPr>
+        <w:t>i</w:t>
+      </w:r>
+      <w:proofErr w:type="spellEnd"/>
+      <w:r>
+        <w:rPr>
+          <w:sz w:val="28"/>
+          <w:szCs w:val="28"/>
+        </w:rPr>
+        <w:t>++) {</w:t>
+      </w:r>
+    </w:p>
+    <w:p>
+      <w:pPr>
+        <w:ind w:left="720"/>
+        <w:rPr>
+          <w:sz w:val="28"/>
+          <w:szCs w:val="28"/>
+        </w:rPr>
+      </w:pPr>
+      <w:r>
+        <w:rPr>
+          <w:sz w:val="28"/>
+          <w:szCs w:val="28"/>
+        </w:rPr>
+        <w:t xml:space="preserve">    if (</w:t>
+      </w:r>
+      <w:proofErr w:type="spellStart"/>
+      <w:r>
+        <w:rPr>
+          <w:sz w:val="28"/>
+          <w:szCs w:val="28"/>
+        </w:rPr>
+        <w:t>i</w:t>
+      </w:r>
+      <w:proofErr w:type="spellEnd"/>
+      <w:r>
+        <w:rPr>
+          <w:sz w:val="28"/>
+          <w:szCs w:val="28"/>
+        </w:rPr>
+        <w:t xml:space="preserve"> == 5) {</w:t>
+      </w:r>
+    </w:p>
+    <w:p>
+      <w:pPr>
+        <w:ind w:left="720"/>
+        <w:rPr>
+          <w:sz w:val="28"/>
+          <w:szCs w:val="28"/>
+        </w:rPr>
+      </w:pPr>
+      <w:r>
+        <w:rPr>
+          <w:sz w:val="28"/>
+          <w:szCs w:val="28"/>
+        </w:rPr>
+        <w:t xml:space="preserve">        break;</w:t>
+      </w:r>
+    </w:p>
+    <w:p>
+      <w:pPr>
+        <w:ind w:left="720"/>
+        <w:rPr>
+          <w:sz w:val="28"/>
+          <w:szCs w:val="28"/>
+        </w:rPr>
+      </w:pPr>
+      <w:r>
+        <w:rPr>
+          <w:sz w:val="28"/>
+          <w:szCs w:val="28"/>
+        </w:rPr>
+        <w:t xml:space="preserve">    }</w:t>
+      </w:r>
+    </w:p>
+    <w:p>
+      <w:pPr>
+        <w:rPr>
+          <w:sz w:val="28"/>
+          <w:szCs w:val="28"/>
+        </w:rPr>
+      </w:pPr>
+      <w:r>
+        <w:rPr>
+          <w:b/>
+          <w:bCs/>
+          <w:sz w:val="28"/>
+          <w:szCs w:val="28"/>
+        </w:rPr>
+        <w:tab/>
+      </w:r>
+      <w:proofErr w:type="spellStart"/>
+      <w:r>
+        <w:rPr>
+          <w:sz w:val="28"/>
+          <w:szCs w:val="28"/>
+        </w:rPr>
+        <w:t>System.out.println</w:t>
+      </w:r>
+      <w:proofErr w:type="spellEnd"/>
+      <w:r>
+        <w:rPr>
+          <w:sz w:val="28"/>
+          <w:szCs w:val="28"/>
+        </w:rPr>
+        <w:t>(</w:t>
+      </w:r>
+      <w:proofErr w:type="spellStart"/>
+      <w:r>
+        <w:rPr>
+          <w:sz w:val="28"/>
+          <w:szCs w:val="28"/>
+        </w:rPr>
+        <w:t>i</w:t>
+      </w:r>
+      <w:proofErr w:type="spellEnd"/>
+      <w:r>
+        <w:rPr>
+          <w:sz w:val="28"/>
+          <w:szCs w:val="28"/>
+        </w:rPr>
+        <w:t>);</w:t>
+      </w:r>
+    </w:p>
+    <w:p>
+      <w:pPr>
+        <w:rPr>
+          <w:sz w:val="28"/>
+          <w:szCs w:val="28"/>
+        </w:rPr>
+      </w:pPr>
+      <w:r>
+        <w:rPr>
+          <w:sz w:val="28"/>
+          <w:szCs w:val="28"/>
+        </w:rPr>
+        <w:t>}</w:t>
+      </w:r>
+    </w:p>
+    <w:p>
+      <w:pPr>
+        <w:rPr>
+          <w:b/>
+          <w:bCs/>
+          <w:sz w:val="28"/>
+          <w:szCs w:val="28"/>
+          <w:highlight w:val="yellow"/>
+        </w:rPr>
+      </w:pPr>
+    </w:p>
+    <w:p>
+      <w:pPr>
+        <w:rPr>
+          <w:b/>
+          <w:bCs/>
+          <w:sz w:val="28"/>
+          <w:szCs w:val="28"/>
+        </w:rPr>
+      </w:pPr>
+      <w:r>
+        <w:rPr>
+          <w:b/>
+          <w:bCs/>
+          <w:sz w:val="28"/>
+          <w:szCs w:val="28"/>
+          <w:highlight w:val="yellow"/>
+        </w:rPr>
+        <w:t>H</w:t>
+      </w:r>
+      <w:r>
+        <w:rPr>
+          <w:b/>
+          <w:bCs/>
+          <w:sz w:val="28"/>
+          <w:szCs w:val="28"/>
+          <w:highlight w:val="yellow"/>
+        </w:rPr>
+        <w:t>ow break Works in Loops:</w:t>
+      </w:r>
+      <w:r>
+        <w:rPr>
+          <w:b/>
+          <w:bCs/>
+          <w:sz w:val="28"/>
+          <w:szCs w:val="28"/>
+        </w:rPr>
+        <w:t xml:space="preserve"> </w:t>
+      </w:r>
+    </w:p>
+    <w:p>
+      <w:pPr>
+        <w:rPr>
+          <w:sz w:val="28"/>
+          <w:szCs w:val="28"/>
+        </w:rPr>
+      </w:pPr>
+      <w:r>
+        <w:rPr>
+          <w:sz w:val="28"/>
+          <w:szCs w:val="28"/>
+        </w:rPr>
+        <w:t xml:space="preserve">1. The break statement is encountered inside the loop body. </w:t>
+      </w:r>
+    </w:p>
+    <w:p>
+      <w:pPr>
+        <w:rPr>
+          <w:sz w:val="28"/>
+          <w:szCs w:val="28"/>
+        </w:rPr>
+      </w:pPr>
+      <w:r>
+        <w:rPr>
+          <w:sz w:val="28"/>
+          <w:szCs w:val="28"/>
+        </w:rPr>
+        <w:t xml:space="preserve">2. When executed, it immediately terminates the loop, regardless of the remaining iterations. </w:t>
+      </w:r>
+    </w:p>
+    <w:p>
+      <w:pPr>
+        <w:rPr>
+          <w:sz w:val="28"/>
+          <w:szCs w:val="28"/>
+        </w:rPr>
+      </w:pPr>
+      <w:r>
+        <w:rPr>
+          <w:sz w:val="28"/>
+          <w:szCs w:val="28"/>
+        </w:rPr>
+        <w:t xml:space="preserve">3. </w:t>
+      </w:r>
+      <w:r>
+        <w:rPr>
+          <w:sz w:val="28"/>
+          <w:szCs w:val="28"/>
+        </w:rPr>
+        <w:t>Control</w:t>
+      </w:r>
+      <w:r>
+        <w:rPr>
+          <w:sz w:val="28"/>
+          <w:szCs w:val="28"/>
+        </w:rPr>
+        <w:t xml:space="preserve"> is transferred to the first statement after the loop.</w:t>
+      </w:r>
+    </w:p>
+    <w:p>
+      <w:pPr>
+        <w:rPr>
+          <w:sz w:val="28"/>
+          <w:szCs w:val="28"/>
+        </w:rPr>
+      </w:pPr>
+    </w:p>
+    <w:p>
+      <w:pPr>
+        <w:rPr>
+          <w:b/>
+          <w:bCs/>
+          <w:color w:val="FF0000"/>
+          <w:sz w:val="28"/>
+          <w:szCs w:val="28"/>
+          <w:highlight w:val="yellow"/>
+        </w:rPr>
+      </w:pPr>
+    </w:p>
+    <w:p>
+      <w:pPr>
+        <w:rPr>
+          <w:color w:val="FF0000"/>
+          <w:sz w:val="28"/>
+          <w:szCs w:val="28"/>
+        </w:rPr>
+      </w:pPr>
+      <w:r>
+        <w:rPr>
+          <w:b/>
+          <w:bCs/>
+          <w:color w:val="FF0000"/>
+          <w:sz w:val="28"/>
+          <w:szCs w:val="28"/>
+          <w:highlight w:val="yellow"/>
+        </w:rPr>
+        <w:t xml:space="preserve">Industry </w:t>
+      </w:r>
+      <w:proofErr w:type="gramStart"/>
+      <w:r>
+        <w:rPr>
+          <w:b/>
+          <w:bCs/>
+          <w:color w:val="FF0000"/>
+          <w:sz w:val="28"/>
+          <w:szCs w:val="28"/>
+          <w:highlight w:val="yellow"/>
+        </w:rPr>
+        <w:t>Experience</w:t>
+      </w:r>
+      <w:r>
+        <w:rPr>
+          <w:color w:val="FF0000"/>
+          <w:sz w:val="28"/>
+          <w:szCs w:val="28"/>
+        </w:rPr>
+        <w:t>:-</w:t>
+      </w:r>
+      <w:proofErr w:type="gramEnd"/>
+    </w:p>
+    <w:p>
+      <w:pPr>
+        <w:rPr>
+          <w:sz w:val="28"/>
+          <w:szCs w:val="28"/>
+        </w:rPr>
+      </w:pPr>
+      <w:r>
+        <w:rPr>
+          <w:sz w:val="28"/>
+          <w:szCs w:val="28"/>
+        </w:rPr>
+        <w:t xml:space="preserve">In real-world applications, the break statement is often used to stop searching through large datasets or collections once the required result is found. For example, in an e-commerce system, a loop can stop searching for a product once it's located in the inventory. </w:t>
+      </w:r>
+    </w:p>
+    <w:p>
+      <w:pPr>
+        <w:rPr>
+          <w:b/>
+          <w:bCs/>
+          <w:sz w:val="28"/>
+          <w:szCs w:val="28"/>
+        </w:rPr>
+      </w:pPr>
+    </w:p>
+    <w:p>
+      <w:pPr>
+        <w:rPr>
+          <w:b/>
+          <w:bCs/>
+          <w:sz w:val="28"/>
+          <w:szCs w:val="28"/>
+        </w:rPr>
+      </w:pPr>
+      <w:r>
+        <w:rPr>
+          <w:b/>
+          <w:bCs/>
+          <w:sz w:val="28"/>
+          <w:szCs w:val="28"/>
+        </w:rPr>
+        <w:t xml:space="preserve">    </w:t>
+      </w:r>
+    </w:p>
+    <w:p>
+      <w:pPr>
+        <w:pStyle w:val="Heading1"/>
+        <w:jc w:val="center"/>
+        <w:rPr>
+          <w:sz w:val="52"/>
+          <w:szCs w:val="52"/>
+        </w:rPr>
+      </w:pPr>
+      <w:r>
+        <w:rPr>
+          <w:sz w:val="52"/>
+          <w:szCs w:val="52"/>
+        </w:rPr>
+        <w:lastRenderedPageBreak/>
+        <w:t>Continue Statements</w:t>
+      </w:r>
+    </w:p>
+    <w:p>
+      <w:pPr>
+        <w:rPr>
+          <w:b/>
+          <w:bCs/>
+          <w:sz w:val="28"/>
+          <w:szCs w:val="28"/>
+        </w:rPr>
+      </w:pPr>
+      <w:r>
+        <w:rPr>
+          <w:b/>
+          <w:bCs/>
+          <w:sz w:val="28"/>
+          <w:szCs w:val="28"/>
+        </w:rPr>
+        <w:t>The continue statement is used within loops like for, while, and do-while to skip the current</w:t>
+      </w:r>
+      <w:r>
+        <w:rPr>
+          <w:b/>
+          <w:bCs/>
+          <w:sz w:val="28"/>
+          <w:szCs w:val="28"/>
+        </w:rPr>
+        <w:t xml:space="preserve"> </w:t>
+      </w:r>
+      <w:r>
+        <w:rPr>
+          <w:b/>
+          <w:bCs/>
+          <w:sz w:val="28"/>
+          <w:szCs w:val="28"/>
+        </w:rPr>
+        <w:t>iteration and jump directly to the next one.</w:t>
+      </w:r>
+    </w:p>
+    <w:p>
+      <w:pPr>
+        <w:rPr>
+          <w:b/>
+          <w:bCs/>
+          <w:color w:val="FF0000"/>
+          <w:sz w:val="28"/>
+          <w:szCs w:val="28"/>
+          <w:highlight w:val="yellow"/>
+        </w:rPr>
+      </w:pPr>
+    </w:p>
+    <w:p>
+      <w:pPr>
+        <w:rPr>
+          <w:b/>
+          <w:bCs/>
+          <w:color w:val="FF0000"/>
+          <w:sz w:val="28"/>
+          <w:szCs w:val="28"/>
+        </w:rPr>
+      </w:pPr>
+      <w:r>
+        <w:rPr>
+          <w:b/>
+          <w:bCs/>
+          <w:color w:val="FF0000"/>
+          <w:sz w:val="28"/>
+          <w:szCs w:val="28"/>
+          <w:highlight w:val="yellow"/>
+        </w:rPr>
+        <w:t>continue</w:t>
+      </w:r>
+    </w:p>
+    <w:p>
+      <w:pPr>
+        <w:rPr>
+          <w:sz w:val="28"/>
+          <w:szCs w:val="28"/>
+        </w:rPr>
+      </w:pPr>
+      <w:r>
+        <w:rPr>
+          <w:sz w:val="28"/>
+          <w:szCs w:val="28"/>
+        </w:rPr>
+        <w:t>continue does not terminate the loop.</w:t>
+      </w:r>
+    </w:p>
+    <w:p>
+      <w:pPr>
+        <w:rPr>
+          <w:sz w:val="28"/>
+          <w:szCs w:val="28"/>
+        </w:rPr>
+      </w:pPr>
+      <w:r>
+        <w:rPr>
+          <w:sz w:val="28"/>
+          <w:szCs w:val="28"/>
+        </w:rPr>
+        <w:t>Instead, it skips the remaining code of the current iteration and starts the next iteration.</w:t>
+      </w:r>
+    </w:p>
+    <w:p>
+      <w:pPr>
+        <w:rPr>
+          <w:b/>
+          <w:bCs/>
+          <w:sz w:val="28"/>
+          <w:szCs w:val="28"/>
+        </w:rPr>
+      </w:pPr>
+      <w:proofErr w:type="gramStart"/>
+      <w:r>
+        <w:rPr>
+          <w:b/>
+          <w:bCs/>
+          <w:sz w:val="28"/>
+          <w:szCs w:val="28"/>
+          <w:highlight w:val="yellow"/>
+        </w:rPr>
+        <w:t>Example:-</w:t>
+      </w:r>
+      <w:proofErr w:type="gramEnd"/>
+    </w:p>
+    <w:p>
+      <w:pPr>
+        <w:ind w:left="720"/>
+        <w:rPr>
+          <w:sz w:val="28"/>
+          <w:szCs w:val="28"/>
+        </w:rPr>
+      </w:pPr>
+      <w:r>
+        <w:rPr>
+          <w:sz w:val="28"/>
+          <w:szCs w:val="28"/>
+        </w:rPr>
+        <w:t xml:space="preserve">for (int </w:t>
+      </w:r>
+      <w:proofErr w:type="spellStart"/>
+      <w:r>
+        <w:rPr>
+          <w:sz w:val="28"/>
+          <w:szCs w:val="28"/>
+        </w:rPr>
+        <w:t>i</w:t>
+      </w:r>
+      <w:proofErr w:type="spellEnd"/>
+      <w:r>
+        <w:rPr>
+          <w:sz w:val="28"/>
+          <w:szCs w:val="28"/>
+        </w:rPr>
+        <w:t xml:space="preserve"> = 1; </w:t>
+      </w:r>
+      <w:proofErr w:type="spellStart"/>
+      <w:r>
+        <w:rPr>
+          <w:sz w:val="28"/>
+          <w:szCs w:val="28"/>
+        </w:rPr>
+        <w:t>i</w:t>
+      </w:r>
+      <w:proofErr w:type="spellEnd"/>
+      <w:r>
+        <w:rPr>
+          <w:sz w:val="28"/>
+          <w:szCs w:val="28"/>
+        </w:rPr>
+        <w:t xml:space="preserve"> &lt;= 5; </w:t>
+      </w:r>
+      <w:proofErr w:type="spellStart"/>
+      <w:r>
+        <w:rPr>
+          <w:sz w:val="28"/>
+          <w:szCs w:val="28"/>
+        </w:rPr>
+        <w:t>i</w:t>
+      </w:r>
+      <w:proofErr w:type="spellEnd"/>
+      <w:r>
+        <w:rPr>
+          <w:sz w:val="28"/>
+          <w:szCs w:val="28"/>
+        </w:rPr>
+        <w:t>++) {</w:t>
+      </w:r>
+    </w:p>
+    <w:p>
+      <w:pPr>
+        <w:ind w:left="720" w:firstLine="720"/>
+        <w:rPr>
+          <w:sz w:val="28"/>
+          <w:szCs w:val="28"/>
+        </w:rPr>
+      </w:pPr>
+      <w:r>
+        <w:rPr>
+          <w:sz w:val="28"/>
+          <w:szCs w:val="28"/>
+        </w:rPr>
+        <w:t>if (</w:t>
+      </w:r>
+      <w:proofErr w:type="spellStart"/>
+      <w:r>
+        <w:rPr>
+          <w:sz w:val="28"/>
+          <w:szCs w:val="28"/>
+        </w:rPr>
+        <w:t>i</w:t>
+      </w:r>
+      <w:proofErr w:type="spellEnd"/>
+      <w:r>
+        <w:rPr>
+          <w:sz w:val="28"/>
+          <w:szCs w:val="28"/>
+        </w:rPr>
+        <w:t xml:space="preserve"> == 3) {</w:t>
+      </w:r>
+    </w:p>
+    <w:p>
+      <w:pPr>
+        <w:ind w:left="720"/>
+        <w:rPr>
+          <w:sz w:val="28"/>
+          <w:szCs w:val="28"/>
+        </w:rPr>
+      </w:pPr>
+      <w:r>
+        <w:rPr>
+          <w:sz w:val="28"/>
+          <w:szCs w:val="28"/>
+        </w:rPr>
+        <w:t xml:space="preserve">        </w:t>
+      </w:r>
+      <w:r>
+        <w:rPr>
+          <w:sz w:val="28"/>
+          <w:szCs w:val="28"/>
+        </w:rPr>
+        <w:tab/>
+      </w:r>
+      <w:r>
+        <w:rPr>
+          <w:sz w:val="28"/>
+          <w:szCs w:val="28"/>
+        </w:rPr>
+        <w:tab/>
+      </w:r>
+      <w:r>
+        <w:rPr>
+          <w:sz w:val="28"/>
+          <w:szCs w:val="28"/>
+        </w:rPr>
+        <w:t>continue;</w:t>
+      </w:r>
+    </w:p>
+    <w:p>
+      <w:pPr>
+        <w:ind w:left="720"/>
+        <w:rPr>
+          <w:sz w:val="28"/>
+          <w:szCs w:val="28"/>
+        </w:rPr>
+      </w:pPr>
+      <w:r>
+        <w:rPr>
+          <w:sz w:val="28"/>
+          <w:szCs w:val="28"/>
+        </w:rPr>
+        <w:t xml:space="preserve"> </w:t>
+      </w:r>
+      <w:r>
+        <w:rPr>
+          <w:sz w:val="28"/>
+          <w:szCs w:val="28"/>
+        </w:rPr>
+        <w:tab/>
+      </w:r>
+      <w:r>
+        <w:rPr>
+          <w:sz w:val="28"/>
+          <w:szCs w:val="28"/>
+        </w:rPr>
+        <w:t>}</w:t>
+      </w:r>
+    </w:p>
+    <w:p>
+      <w:pPr>
+        <w:ind w:left="720"/>
+        <w:rPr>
+          <w:sz w:val="28"/>
+          <w:szCs w:val="28"/>
+        </w:rPr>
+      </w:pPr>
+      <w:r>
+        <w:rPr>
+          <w:sz w:val="28"/>
+          <w:szCs w:val="28"/>
+        </w:rPr>
+        <w:t xml:space="preserve">    </w:t>
+      </w:r>
+      <w:proofErr w:type="spellStart"/>
+      <w:r>
+        <w:rPr>
+          <w:sz w:val="28"/>
+          <w:szCs w:val="28"/>
+        </w:rPr>
+        <w:t>System.out.println</w:t>
+      </w:r>
+      <w:proofErr w:type="spellEnd"/>
+      <w:r>
+        <w:rPr>
+          <w:sz w:val="28"/>
+          <w:szCs w:val="28"/>
+        </w:rPr>
+        <w:t>(</w:t>
+      </w:r>
+      <w:proofErr w:type="spellStart"/>
+      <w:r>
+        <w:rPr>
+          <w:sz w:val="28"/>
+          <w:szCs w:val="28"/>
+        </w:rPr>
+        <w:t>i</w:t>
+      </w:r>
+      <w:proofErr w:type="spellEnd"/>
+      <w:r>
+        <w:rPr>
+          <w:sz w:val="28"/>
+          <w:szCs w:val="28"/>
+        </w:rPr>
+        <w:t>);</w:t>
+      </w:r>
+    </w:p>
+    <w:p>
+      <w:pPr>
+        <w:ind w:left="720"/>
+        <w:rPr>
+          <w:sz w:val="28"/>
+          <w:szCs w:val="28"/>
+        </w:rPr>
+      </w:pPr>
+      <w:r>
+        <w:rPr>
+          <w:sz w:val="28"/>
+          <w:szCs w:val="28"/>
+        </w:rPr>
+        <w:t>}</w:t>
+      </w:r>
+    </w:p>
+    <w:p>
+      <w:pPr>
+        <w:rPr>
+          <w:b/>
+          <w:bCs/>
+          <w:sz w:val="28"/>
+          <w:szCs w:val="28"/>
+        </w:rPr>
+      </w:pPr>
+      <w:r>
+        <w:rPr>
+          <w:b/>
+          <w:bCs/>
+          <w:sz w:val="28"/>
+          <w:szCs w:val="28"/>
+          <w:highlight w:val="yellow"/>
+        </w:rPr>
+        <w:t>How continue Works in Loops:</w:t>
+      </w:r>
+    </w:p>
+    <w:p>
+      <w:pPr>
+        <w:rPr>
+          <w:sz w:val="28"/>
+          <w:szCs w:val="28"/>
+        </w:rPr>
+      </w:pPr>
+      <w:r>
+        <w:rPr>
+          <w:sz w:val="28"/>
+          <w:szCs w:val="28"/>
+        </w:rPr>
+        <w:t>1. The continue statement is encountered inside the loop body, often within a conditional</w:t>
+      </w:r>
+    </w:p>
+    <w:p>
+      <w:pPr>
+        <w:rPr>
+          <w:sz w:val="28"/>
+          <w:szCs w:val="28"/>
+        </w:rPr>
+      </w:pPr>
+      <w:r>
+        <w:rPr>
+          <w:sz w:val="28"/>
+          <w:szCs w:val="28"/>
+        </w:rPr>
+        <w:t>block.</w:t>
+      </w:r>
+    </w:p>
+    <w:p>
+      <w:pPr>
+        <w:rPr>
+          <w:sz w:val="28"/>
+          <w:szCs w:val="28"/>
+        </w:rPr>
+      </w:pPr>
+      <w:r>
+        <w:rPr>
+          <w:sz w:val="28"/>
+          <w:szCs w:val="28"/>
+        </w:rPr>
+        <w:t>2. When executed, it skips the current iteration and moves to the next iteration of the loop.</w:t>
+      </w:r>
+    </w:p>
+    <w:p>
+      <w:pPr>
+        <w:rPr>
+          <w:sz w:val="28"/>
+          <w:szCs w:val="28"/>
+        </w:rPr>
+      </w:pPr>
+      <w:r>
+        <w:rPr>
+          <w:sz w:val="28"/>
+          <w:szCs w:val="28"/>
+        </w:rPr>
+        <w:t>3. Control is transferred to the next iteration, checking the loop condition again (or updating in</w:t>
+      </w:r>
+    </w:p>
+    <w:p>
+      <w:pPr>
+        <w:rPr>
+          <w:sz w:val="28"/>
+          <w:szCs w:val="28"/>
+        </w:rPr>
+      </w:pPr>
+      <w:proofErr w:type="spellStart"/>
+      <w:r>
+        <w:rPr>
+          <w:sz w:val="28"/>
+          <w:szCs w:val="28"/>
+        </w:rPr>
+        <w:t>a</w:t>
+      </w:r>
+      <w:proofErr w:type="spellEnd"/>
+      <w:r>
+        <w:rPr>
+          <w:sz w:val="28"/>
+          <w:szCs w:val="28"/>
+        </w:rPr>
+        <w:t xml:space="preserve"> for loop)</w:t>
+      </w:r>
+    </w:p>
+    <w:p>
+      <w:pPr>
+        <w:rPr>
+          <w:sz w:val="28"/>
+          <w:szCs w:val="28"/>
+        </w:rPr>
+      </w:pPr>
+    </w:p>
+    <w:p>
+      <w:pPr>
+        <w:rPr>
+          <w:color w:val="FF0000"/>
+          <w:sz w:val="28"/>
+          <w:szCs w:val="28"/>
+        </w:rPr>
+      </w:pPr>
+      <w:r>
+        <w:rPr>
+          <w:color w:val="FF0000"/>
+          <w:sz w:val="28"/>
+          <w:szCs w:val="28"/>
+          <w:highlight w:val="yellow"/>
+        </w:rPr>
+        <w:t>Industry Experience:</w:t>
+      </w:r>
+    </w:p>
+    <w:p>
+      <w:pPr>
+        <w:rPr>
+          <w:sz w:val="28"/>
+          <w:szCs w:val="28"/>
+        </w:rPr>
+      </w:pPr>
+      <w:r>
+        <w:rPr>
+          <w:sz w:val="28"/>
+          <w:szCs w:val="28"/>
+        </w:rPr>
+        <w:t>In an e-commerce application, the continue statement might be used to skip over invalid or empty records when processing customer orders. This ensures that only valid data is processed and stored.</w:t>
+      </w:r>
+    </w:p>
+    <w:p>
+      <w:pPr>
+        <w:rPr>
+          <w:sz w:val="28"/>
+          <w:szCs w:val="28"/>
+        </w:rPr>
+      </w:pPr>
+    </w:p>
+    <w:p>
+      <w:pPr>
+        <w:pStyle w:val="Heading1"/>
+        <w:jc w:val="center"/>
+      </w:pPr>
+      <w:r>
+        <w:lastRenderedPageBreak/>
+        <w:t xml:space="preserve">User Input – Interactive </w:t>
+      </w:r>
+      <w:proofErr w:type="gramStart"/>
+      <w:r>
+        <w:t>way</w:t>
+      </w:r>
+      <w:r>
+        <w:t>(</w:t>
+      </w:r>
+      <w:proofErr w:type="gramEnd"/>
+      <w:r>
+        <w:t>Scanner)</w:t>
+      </w:r>
+    </w:p>
+    <w:p>
+      <w:pPr>
+        <w:rPr>
+          <w:b/>
+          <w:bCs/>
+          <w:sz w:val="28"/>
+          <w:szCs w:val="28"/>
+        </w:rPr>
+      </w:pPr>
+      <w:r>
+        <w:rPr>
+          <w:b/>
+          <w:bCs/>
+          <w:sz w:val="28"/>
+          <w:szCs w:val="28"/>
+        </w:rPr>
+        <w:t>About</w:t>
+      </w:r>
+    </w:p>
+    <w:p>
+      <w:pPr>
+        <w:rPr>
+          <w:sz w:val="28"/>
+          <w:szCs w:val="28"/>
+        </w:rPr>
+      </w:pPr>
+      <w:r>
+        <w:rPr>
+          <w:sz w:val="28"/>
+          <w:szCs w:val="28"/>
+        </w:rPr>
+        <w:t xml:space="preserve">In our previous session, we captured user input using command-line arguments with </w:t>
+      </w:r>
+      <w:proofErr w:type="gramStart"/>
+      <w:r>
+        <w:rPr>
+          <w:sz w:val="28"/>
+          <w:szCs w:val="28"/>
+        </w:rPr>
+        <w:t>String[</w:t>
+      </w:r>
+      <w:proofErr w:type="gramEnd"/>
+      <w:r>
+        <w:rPr>
+          <w:sz w:val="28"/>
+          <w:szCs w:val="28"/>
+        </w:rPr>
+        <w:t>]</w:t>
+      </w:r>
+      <w:r>
+        <w:rPr>
+          <w:sz w:val="28"/>
+          <w:szCs w:val="28"/>
+        </w:rPr>
+        <w:t xml:space="preserve"> </w:t>
+      </w:r>
+      <w:proofErr w:type="spellStart"/>
+      <w:r>
+        <w:rPr>
+          <w:sz w:val="28"/>
+          <w:szCs w:val="28"/>
+        </w:rPr>
+        <w:t>args</w:t>
+      </w:r>
+      <w:proofErr w:type="spellEnd"/>
+      <w:r>
+        <w:rPr>
+          <w:sz w:val="28"/>
+          <w:szCs w:val="28"/>
+        </w:rPr>
+        <w:t>. While this method works, it isn't interactive because all inputs need to be provided</w:t>
+      </w:r>
+      <w:r>
+        <w:rPr>
+          <w:sz w:val="28"/>
+          <w:szCs w:val="28"/>
+        </w:rPr>
+        <w:t xml:space="preserve"> </w:t>
+      </w:r>
+      <w:r>
+        <w:rPr>
+          <w:sz w:val="28"/>
+          <w:szCs w:val="28"/>
+        </w:rPr>
+        <w:t>upfront when the program is executed.</w:t>
+      </w:r>
+    </w:p>
+    <w:p>
+      <w:pPr>
+        <w:rPr>
+          <w:sz w:val="28"/>
+          <w:szCs w:val="28"/>
+        </w:rPr>
+      </w:pPr>
+      <w:r>
+        <w:rPr>
+          <w:sz w:val="28"/>
+          <w:szCs w:val="28"/>
+        </w:rPr>
+        <w:t>To make the program more interactive, we can use the Scanner class. The Scanner class</w:t>
+      </w:r>
+      <w:r>
+        <w:rPr>
+          <w:sz w:val="28"/>
+          <w:szCs w:val="28"/>
+        </w:rPr>
+        <w:t xml:space="preserve"> </w:t>
+      </w:r>
+      <w:r>
+        <w:rPr>
+          <w:sz w:val="28"/>
+          <w:szCs w:val="28"/>
+        </w:rPr>
+        <w:t>allows us to read input dynamically during program execution, making it more engaging for</w:t>
+      </w:r>
+      <w:r>
+        <w:rPr>
+          <w:sz w:val="28"/>
+          <w:szCs w:val="28"/>
+        </w:rPr>
+        <w:t xml:space="preserve"> </w:t>
+      </w:r>
+      <w:r>
+        <w:rPr>
+          <w:sz w:val="28"/>
+          <w:szCs w:val="28"/>
+        </w:rPr>
+        <w:t>users</w:t>
+      </w:r>
+    </w:p>
+    <w:p>
+      <w:pPr>
+        <w:rPr>
+          <w:b/>
+          <w:bCs/>
+          <w:sz w:val="28"/>
+          <w:szCs w:val="28"/>
+        </w:rPr>
+      </w:pPr>
+      <w:r>
+        <w:rPr>
+          <w:b/>
+          <w:bCs/>
+          <w:sz w:val="28"/>
+          <w:szCs w:val="28"/>
+        </w:rPr>
+        <w:t>Advantages of Using the Scanner Class</w:t>
+      </w:r>
+    </w:p>
+    <w:p>
+      <w:pPr>
+        <w:rPr>
+          <w:sz w:val="28"/>
+          <w:szCs w:val="28"/>
+        </w:rPr>
+      </w:pPr>
+      <w:r>
+        <w:rPr>
+          <w:sz w:val="28"/>
+          <w:szCs w:val="28"/>
+        </w:rPr>
+        <w:t>The Scanner class can:</w:t>
+      </w:r>
+    </w:p>
+    <w:p>
+      <w:pPr>
+        <w:rPr>
+          <w:sz w:val="28"/>
+          <w:szCs w:val="28"/>
+        </w:rPr>
+      </w:pPr>
+      <w:r>
+        <w:rPr>
+          <w:sz w:val="28"/>
+          <w:szCs w:val="28"/>
+        </w:rPr>
+        <w:t>✓ Read input from various sources like the console, files etc.</w:t>
+      </w:r>
+    </w:p>
+    <w:p>
+      <w:pPr>
+        <w:rPr>
+          <w:sz w:val="28"/>
+          <w:szCs w:val="28"/>
+        </w:rPr>
+      </w:pPr>
+      <w:r>
+        <w:rPr>
+          <w:sz w:val="28"/>
+          <w:szCs w:val="28"/>
+        </w:rPr>
+        <w:t>✓ Support different data types such as int, float, String, etc.</w:t>
+      </w:r>
+    </w:p>
+    <w:p>
+      <w:pPr>
+        <w:rPr>
+          <w:sz w:val="28"/>
+          <w:szCs w:val="28"/>
+        </w:rPr>
+      </w:pPr>
+      <w:r>
+        <w:rPr>
+          <w:sz w:val="28"/>
+          <w:szCs w:val="28"/>
+        </w:rPr>
+        <w:t xml:space="preserve">✓ Provide methods for handling multiple types of input effectively (e.g., </w:t>
+      </w:r>
+      <w:proofErr w:type="spellStart"/>
+      <w:proofErr w:type="gramStart"/>
+      <w:r>
+        <w:rPr>
+          <w:sz w:val="28"/>
+          <w:szCs w:val="28"/>
+        </w:rPr>
+        <w:t>nextInt</w:t>
+      </w:r>
+      <w:proofErr w:type="spellEnd"/>
+      <w:r>
+        <w:rPr>
+          <w:sz w:val="28"/>
+          <w:szCs w:val="28"/>
+        </w:rPr>
+        <w:t>(</w:t>
+      </w:r>
+      <w:proofErr w:type="gramEnd"/>
+      <w:r>
+        <w:rPr>
+          <w:sz w:val="28"/>
+          <w:szCs w:val="28"/>
+        </w:rPr>
+        <w:t>),</w:t>
+      </w:r>
+    </w:p>
+    <w:p>
+      <w:pPr>
+        <w:rPr>
+          <w:sz w:val="28"/>
+          <w:szCs w:val="28"/>
+        </w:rPr>
+      </w:pPr>
+      <w:proofErr w:type="spellStart"/>
+      <w:proofErr w:type="gramStart"/>
+      <w:r>
+        <w:rPr>
+          <w:sz w:val="28"/>
+          <w:szCs w:val="28"/>
+        </w:rPr>
+        <w:t>nextLine</w:t>
+      </w:r>
+      <w:proofErr w:type="spellEnd"/>
+      <w:r>
+        <w:rPr>
+          <w:sz w:val="28"/>
+          <w:szCs w:val="28"/>
+        </w:rPr>
+        <w:t>(</w:t>
+      </w:r>
+      <w:proofErr w:type="gramEnd"/>
+      <w:r>
+        <w:rPr>
+          <w:sz w:val="28"/>
+          <w:szCs w:val="28"/>
+        </w:rPr>
+        <w:t>)).</w:t>
+      </w:r>
+    </w:p>
+    <w:p>
+      <w:pPr>
+        <w:rPr>
+          <w:b/>
+          <w:bCs/>
+          <w:sz w:val="28"/>
+          <w:szCs w:val="28"/>
+        </w:rPr>
+      </w:pPr>
+      <w:r>
+        <w:rPr>
+          <w:b/>
+          <w:bCs/>
+          <w:sz w:val="28"/>
+          <w:szCs w:val="28"/>
+          <w:highlight w:val="yellow"/>
+        </w:rPr>
+        <w:t>What is Scanner in Java?</w:t>
+      </w:r>
+    </w:p>
+    <w:p>
+      <w:pPr>
+        <w:rPr>
+          <w:sz w:val="28"/>
+          <w:szCs w:val="28"/>
+        </w:rPr>
+      </w:pPr>
+      <w:r>
+        <w:rPr>
+          <w:sz w:val="28"/>
+          <w:szCs w:val="28"/>
+        </w:rPr>
+        <w:t xml:space="preserve">Scanner is a class in Java used to </w:t>
+      </w:r>
+      <w:r>
+        <w:rPr>
+          <w:b/>
+          <w:bCs/>
+          <w:sz w:val="28"/>
+          <w:szCs w:val="28"/>
+        </w:rPr>
+        <w:t>read input</w:t>
+      </w:r>
+      <w:r>
+        <w:rPr>
+          <w:sz w:val="28"/>
+          <w:szCs w:val="28"/>
+        </w:rPr>
+        <w:t xml:space="preserve"> from different sources, most commonly from the keyboard.</w:t>
+      </w:r>
+    </w:p>
+    <w:p>
+      <w:pPr>
+        <w:rPr>
+          <w:b/>
+          <w:bCs/>
+          <w:sz w:val="28"/>
+          <w:szCs w:val="28"/>
+          <w:highlight w:val="yellow"/>
+        </w:rPr>
+      </w:pPr>
+      <w:r>
+        <w:rPr>
+          <w:b/>
+          <w:bCs/>
+          <w:sz w:val="28"/>
+          <w:szCs w:val="28"/>
+          <w:highlight w:val="yellow"/>
+        </w:rPr>
+        <w:t>It belongs to:</w:t>
+      </w:r>
+    </w:p>
+    <w:p>
+      <w:pPr>
+        <w:ind w:firstLine="720"/>
+        <w:rPr>
+          <w:sz w:val="28"/>
+          <w:szCs w:val="28"/>
+        </w:rPr>
+      </w:pPr>
+      <w:proofErr w:type="spellStart"/>
+      <w:proofErr w:type="gramStart"/>
+      <w:r>
+        <w:rPr>
+          <w:sz w:val="28"/>
+          <w:szCs w:val="28"/>
+        </w:rPr>
+        <w:t>java.util</w:t>
+      </w:r>
+      <w:proofErr w:type="gramEnd"/>
+      <w:r>
+        <w:rPr>
+          <w:sz w:val="28"/>
+          <w:szCs w:val="28"/>
+        </w:rPr>
+        <w:t>.Scanner</w:t>
+      </w:r>
+      <w:proofErr w:type="spellEnd"/>
+    </w:p>
+    <w:p>
+      <w:pPr>
+        <w:rPr>
+          <w:b/>
+          <w:bCs/>
+          <w:sz w:val="28"/>
+          <w:szCs w:val="28"/>
+          <w:highlight w:val="yellow"/>
+        </w:rPr>
+      </w:pPr>
+      <w:r>
+        <w:rPr>
+          <w:b/>
+          <w:bCs/>
+          <w:sz w:val="28"/>
+          <w:szCs w:val="28"/>
+          <w:highlight w:val="yellow"/>
+        </w:rPr>
+        <w:t>You usually create it like this:</w:t>
+      </w:r>
+    </w:p>
+    <w:p>
+      <w:pPr>
+        <w:rPr>
+          <w:sz w:val="28"/>
+          <w:szCs w:val="28"/>
+        </w:rPr>
+      </w:pPr>
+      <w:r>
+        <w:rPr>
+          <w:sz w:val="28"/>
+          <w:szCs w:val="28"/>
+        </w:rPr>
+        <w:t xml:space="preserve">import </w:t>
+      </w:r>
+      <w:proofErr w:type="spellStart"/>
+      <w:proofErr w:type="gramStart"/>
+      <w:r>
+        <w:rPr>
+          <w:sz w:val="28"/>
+          <w:szCs w:val="28"/>
+        </w:rPr>
+        <w:t>java.util</w:t>
+      </w:r>
+      <w:proofErr w:type="gramEnd"/>
+      <w:r>
+        <w:rPr>
+          <w:sz w:val="28"/>
+          <w:szCs w:val="28"/>
+        </w:rPr>
+        <w:t>.Scanner</w:t>
+      </w:r>
+      <w:proofErr w:type="spellEnd"/>
+      <w:r>
+        <w:rPr>
+          <w:sz w:val="28"/>
+          <w:szCs w:val="28"/>
+        </w:rPr>
+        <w:t>;</w:t>
+      </w:r>
+    </w:p>
+    <w:p>
+      <w:pPr>
+        <w:rPr>
+          <w:sz w:val="28"/>
+          <w:szCs w:val="28"/>
+        </w:rPr>
+      </w:pPr>
+      <w:r>
+        <w:rPr>
+          <w:sz w:val="28"/>
+          <w:szCs w:val="28"/>
+        </w:rPr>
+        <w:t xml:space="preserve">Scanner </w:t>
+      </w:r>
+      <w:proofErr w:type="spellStart"/>
+      <w:r>
+        <w:rPr>
+          <w:sz w:val="28"/>
+          <w:szCs w:val="28"/>
+        </w:rPr>
+        <w:t>sc</w:t>
+      </w:r>
+      <w:proofErr w:type="spellEnd"/>
+      <w:r>
+        <w:rPr>
+          <w:sz w:val="28"/>
+          <w:szCs w:val="28"/>
+        </w:rPr>
+        <w:t xml:space="preserve"> = new </w:t>
+      </w:r>
+      <w:proofErr w:type="gramStart"/>
+      <w:r>
+        <w:rPr>
+          <w:sz w:val="28"/>
+          <w:szCs w:val="28"/>
+        </w:rPr>
+        <w:t>Scanner(</w:t>
+      </w:r>
+      <w:proofErr w:type="gramEnd"/>
+      <w:r>
+        <w:rPr>
+          <w:sz w:val="28"/>
+          <w:szCs w:val="28"/>
+        </w:rPr>
+        <w:t>System.in);</w:t>
+      </w:r>
+    </w:p>
+    <w:p>
+      <w:pPr>
+        <w:rPr>
+          <w:b/>
+          <w:bCs/>
+          <w:sz w:val="28"/>
+          <w:szCs w:val="28"/>
+        </w:rPr>
+      </w:pPr>
+      <w:r>
+        <w:rPr>
+          <w:b/>
+          <w:bCs/>
+          <w:sz w:val="28"/>
+          <w:szCs w:val="28"/>
+          <w:highlight w:val="yellow"/>
+        </w:rPr>
+        <w:t>Here:</w:t>
+      </w:r>
+    </w:p>
+    <w:p>
+      <w:pPr>
+        <w:numPr>
+          <w:ilvl w:val="0"/>
+          <w:numId w:val="84"/>
+        </w:numPr>
+        <w:rPr>
+          <w:sz w:val="28"/>
+          <w:szCs w:val="28"/>
+        </w:rPr>
+      </w:pPr>
+      <w:r>
+        <w:rPr>
+          <w:sz w:val="28"/>
+          <w:szCs w:val="28"/>
+        </w:rPr>
+        <w:t>Scanner → class</w:t>
+      </w:r>
+    </w:p>
+    <w:p>
+      <w:pPr>
+        <w:numPr>
+          <w:ilvl w:val="0"/>
+          <w:numId w:val="84"/>
+        </w:numPr>
+        <w:rPr>
+          <w:sz w:val="28"/>
+          <w:szCs w:val="28"/>
+        </w:rPr>
+      </w:pPr>
+      <w:proofErr w:type="spellStart"/>
+      <w:r>
+        <w:rPr>
+          <w:sz w:val="28"/>
+          <w:szCs w:val="28"/>
+        </w:rPr>
+        <w:t>sc</w:t>
+      </w:r>
+      <w:proofErr w:type="spellEnd"/>
+      <w:r>
+        <w:rPr>
+          <w:sz w:val="28"/>
+          <w:szCs w:val="28"/>
+        </w:rPr>
+        <w:t xml:space="preserve"> → object/reference variable</w:t>
+      </w:r>
+    </w:p>
+    <w:p>
+      <w:pPr>
+        <w:numPr>
+          <w:ilvl w:val="0"/>
+          <w:numId w:val="84"/>
+        </w:numPr>
+        <w:rPr>
+          <w:sz w:val="28"/>
+          <w:szCs w:val="28"/>
+        </w:rPr>
+      </w:pPr>
+      <w:r>
+        <w:rPr>
+          <w:sz w:val="28"/>
+          <w:szCs w:val="28"/>
+        </w:rPr>
+        <w:t>System.in → standard input stream, normally the keyboard</w:t>
+      </w:r>
+    </w:p>
+    <w:p>
+      <w:pPr>
+        <w:rPr>
+          <w:sz w:val="28"/>
+          <w:szCs w:val="28"/>
+        </w:rPr>
+      </w:pPr>
+    </w:p>
+    <w:p>
+      <w:pPr>
+        <w:rPr>
+          <w:sz w:val="28"/>
+          <w:szCs w:val="28"/>
+        </w:rPr>
+      </w:pPr>
+    </w:p>
+    <w:p>
+      <w:pPr>
+        <w:rPr>
+          <w:sz w:val="28"/>
+          <w:szCs w:val="28"/>
+        </w:rPr>
+      </w:pPr>
+    </w:p>
+    <w:p>
+      <w:pPr>
+        <w:rPr>
+          <w:sz w:val="28"/>
+          <w:szCs w:val="28"/>
+        </w:rPr>
+      </w:pPr>
+      <w:r>
+        <w:rPr>
+          <w:noProof/>
+          <w:sz w:val="28"/>
+          <w:szCs w:val="28"/>
+        </w:rPr>
+        <w:lastRenderedPageBreak/>
+        <w:drawing>
+          <wp:inline distT="0" distB="0" distL="0" distR="0" wp14:anchorId="206899FD" wp14:editId="4E1A8C5D">
+            <wp:extent cx="4322445" cy="3442970"/>
+            <wp:effectExtent l="0" t="0" r="1905" b="5080"/>
+            <wp:docPr id="195" name="Picture 195"/>
+            <wp:cNvGraphicFramePr>
+              <a:graphicFrameLocks xmlns:a="http://schemas.openxmlformats.org/drawingml/2006/main" noChangeAspect="1"/>
+            </wp:cNvGraphicFramePr>
+            <a:graphic xmlns:a="http://schemas.openxmlformats.org/drawingml/2006/main">
+              <a:graphicData uri="http://schemas.openxmlformats.org/drawingml/2006/picture">
+                <pic:pic xmlns:pic="http://schemas.openxmlformats.org/drawingml/2006/picture">
+                  <pic:nvPicPr>
+                    <pic:cNvPr id="0" name="Picture 3"/>
+                    <pic:cNvPicPr>
+                      <a:picLocks noChangeAspect="1" noChangeArrowheads="1"/>
+                    </pic:cNvPicPr>
+                  </pic:nvPicPr>
+                  <pic:blipFill>
+                    <a:blip r:embed="rId41">
+                      <a:extLst>
+                        <a:ext uri="{28A0092B-C50C-407E-A947-70E740481C1C}">
+                          <a14:useLocalDpi xmlns:a14="http://schemas.microsoft.com/office/drawing/2010/main" val="0"/>
+                        </a:ext>
+                      </a:extLst>
+                    </a:blip>
+                    <a:srcRect/>
+                    <a:stretch>
+                      <a:fillRect/>
+                    </a:stretch>
+                  </pic:blipFill>
+                  <pic:spPr bwMode="auto">
+                    <a:xfrm>
+                      <a:off x="0" y="0"/>
+                      <a:ext cx="4322445" cy="3442970"/>
+                    </a:xfrm>
+                    <a:prstGeom prst="rect">
+                      <a:avLst/>
+                    </a:prstGeom>
+                    <a:noFill/>
+                    <a:ln>
+                      <a:noFill/>
+                    </a:ln>
+                  </pic:spPr>
+                </pic:pic>
+              </a:graphicData>
+            </a:graphic>
+          </wp:inline>
+        </w:drawing>
+      </w:r>
+    </w:p>
+    <w:p>
+      <w:pPr>
+        <w:rPr>
+          <w:b/>
+          <w:bCs/>
+          <w:sz w:val="28"/>
+          <w:szCs w:val="28"/>
+          <w:highlight w:val="yellow"/>
+        </w:rPr>
+      </w:pPr>
+      <w:r>
+        <w:rPr>
+          <w:b/>
+          <w:bCs/>
+          <w:sz w:val="28"/>
+          <w:szCs w:val="28"/>
+          <w:highlight w:val="yellow"/>
+        </w:rPr>
+        <w:t>Important Scanner methods</w:t>
+      </w:r>
+    </w:p>
+    <w:p>
+      <w:pPr>
+        <w:rPr>
+          <w:sz w:val="28"/>
+          <w:szCs w:val="28"/>
+        </w:rPr>
+      </w:pPr>
+      <w:r>
+        <w:rPr>
+          <w:sz w:val="28"/>
+          <w:szCs w:val="28"/>
+        </w:rPr>
+        <w:t>These are the methods you should know for interviews.</w:t>
+      </w:r>
+    </w:p>
+    <w:tbl>
+      <w:tblPr>
+        <w:tblW w:w="0" w:type="auto"/>
+        <w:tblCellSpacing w:w="15" w:type="dxa"/>
+        <w:tblCellMar>
+          <w:top w:w="15" w:type="dxa"/>
+          <w:left w:w="15" w:type="dxa"/>
+          <w:bottom w:w="15" w:type="dxa"/>
+          <w:right w:w="15" w:type="dxa"/>
+        </w:tblCellMar>
+        <w:tblLook w:val="04A0" w:firstRow="1" w:lastRow="0" w:firstColumn="1" w:lastColumn="0" w:noHBand="0" w:noVBand="1"/>
+      </w:tblPr>
+      <w:tblGrid>
+        <w:gridCol w:w="1752"/>
+        <w:gridCol w:w="2011"/>
+      </w:tblGrid>
+      <w:tr>
+        <w:trPr>
+          <w:tblHeader/>
+          <w:tblCellSpacing w:w="15" w:type="dxa"/>
+        </w:trPr>
+        <w:tc>
+          <w:tcPr>
+            <w:tcW w:w="0" w:type="auto"/>
+            <w:vAlign w:val="center"/>
+            <w:hideMark/>
+          </w:tcPr>
+          <w:p>
+            <w:pPr>
+              <w:rPr>
+                <w:b/>
+                <w:bCs/>
+                <w:sz w:val="28"/>
+                <w:szCs w:val="28"/>
+              </w:rPr>
+            </w:pPr>
+            <w:r>
+              <w:rPr>
+                <w:b/>
+                <w:bCs/>
+                <w:sz w:val="28"/>
+                <w:szCs w:val="28"/>
+                <w:highlight w:val="yellow"/>
+              </w:rPr>
+              <w:t>Method</w:t>
+            </w:r>
+          </w:p>
+        </w:tc>
+        <w:tc>
+          <w:tcPr>
+            <w:tcW w:w="0" w:type="auto"/>
+            <w:vAlign w:val="center"/>
+            <w:hideMark/>
+          </w:tcPr>
+          <w:p>
+            <w:pPr>
+              <w:rPr>
+                <w:b/>
+                <w:bCs/>
+                <w:sz w:val="28"/>
+                <w:szCs w:val="28"/>
+              </w:rPr>
+            </w:pPr>
+            <w:r>
+              <w:rPr>
+                <w:b/>
+                <w:bCs/>
+                <w:sz w:val="28"/>
+                <w:szCs w:val="28"/>
+                <w:highlight w:val="yellow"/>
+              </w:rPr>
+              <w:t>Reads</w:t>
+            </w:r>
+          </w:p>
+        </w:tc>
+      </w:tr>
+      <w:tr>
+        <w:trPr>
+          <w:tblCellSpacing w:w="15" w:type="dxa"/>
+        </w:trPr>
+        <w:tc>
+          <w:tcPr>
+            <w:tcW w:w="0" w:type="auto"/>
+            <w:vAlign w:val="center"/>
+            <w:hideMark/>
+          </w:tcPr>
+          <w:p>
+            <w:pPr>
+              <w:rPr>
+                <w:sz w:val="28"/>
+                <w:szCs w:val="28"/>
+              </w:rPr>
+            </w:pPr>
+            <w:proofErr w:type="gramStart"/>
+            <w:r>
+              <w:rPr>
+                <w:sz w:val="28"/>
+                <w:szCs w:val="28"/>
+              </w:rPr>
+              <w:t>next(</w:t>
+            </w:r>
+            <w:proofErr w:type="gramEnd"/>
+            <w:r>
+              <w:rPr>
+                <w:sz w:val="28"/>
+                <w:szCs w:val="28"/>
+              </w:rPr>
+              <w:t>)</w:t>
+            </w:r>
+          </w:p>
+        </w:tc>
+        <w:tc>
+          <w:tcPr>
+            <w:tcW w:w="0" w:type="auto"/>
+            <w:vAlign w:val="center"/>
+            <w:hideMark/>
+          </w:tcPr>
+          <w:p>
+            <w:pPr>
+              <w:rPr>
+                <w:sz w:val="28"/>
+                <w:szCs w:val="28"/>
+              </w:rPr>
+            </w:pPr>
+            <w:r>
+              <w:rPr>
+                <w:sz w:val="28"/>
+                <w:szCs w:val="28"/>
+              </w:rPr>
+              <w:t>One word</w:t>
+            </w:r>
+          </w:p>
+        </w:tc>
+      </w:tr>
+      <w:tr>
+        <w:trPr>
+          <w:tblCellSpacing w:w="15" w:type="dxa"/>
+        </w:trPr>
+        <w:tc>
+          <w:tcPr>
+            <w:tcW w:w="0" w:type="auto"/>
+            <w:vAlign w:val="center"/>
+            <w:hideMark/>
+          </w:tcPr>
+          <w:p>
+            <w:pPr>
+              <w:rPr>
+                <w:sz w:val="28"/>
+                <w:szCs w:val="28"/>
+              </w:rPr>
+            </w:pPr>
+            <w:proofErr w:type="spellStart"/>
+            <w:proofErr w:type="gramStart"/>
+            <w:r>
+              <w:rPr>
+                <w:sz w:val="28"/>
+                <w:szCs w:val="28"/>
+              </w:rPr>
+              <w:t>nextLine</w:t>
+            </w:r>
+            <w:proofErr w:type="spellEnd"/>
+            <w:r>
+              <w:rPr>
+                <w:sz w:val="28"/>
+                <w:szCs w:val="28"/>
+              </w:rPr>
+              <w:t>(</w:t>
+            </w:r>
+            <w:proofErr w:type="gramEnd"/>
+            <w:r>
+              <w:rPr>
+                <w:sz w:val="28"/>
+                <w:szCs w:val="28"/>
+              </w:rPr>
+              <w:t>)</w:t>
+            </w:r>
+          </w:p>
+        </w:tc>
+        <w:tc>
+          <w:tcPr>
+            <w:tcW w:w="0" w:type="auto"/>
+            <w:vAlign w:val="center"/>
+            <w:hideMark/>
+          </w:tcPr>
+          <w:p>
+            <w:pPr>
+              <w:rPr>
+                <w:sz w:val="28"/>
+                <w:szCs w:val="28"/>
+              </w:rPr>
+            </w:pPr>
+            <w:r>
+              <w:rPr>
+                <w:sz w:val="28"/>
+                <w:szCs w:val="28"/>
+              </w:rPr>
+              <w:t>Complete line</w:t>
+            </w:r>
+          </w:p>
+        </w:tc>
+      </w:tr>
+      <w:tr>
+        <w:trPr>
+          <w:tblCellSpacing w:w="15" w:type="dxa"/>
+        </w:trPr>
+        <w:tc>
+          <w:tcPr>
+            <w:tcW w:w="0" w:type="auto"/>
+            <w:vAlign w:val="center"/>
+            <w:hideMark/>
+          </w:tcPr>
+          <w:p>
+            <w:pPr>
+              <w:rPr>
+                <w:sz w:val="28"/>
+                <w:szCs w:val="28"/>
+              </w:rPr>
+            </w:pPr>
+            <w:proofErr w:type="spellStart"/>
+            <w:proofErr w:type="gramStart"/>
+            <w:r>
+              <w:rPr>
+                <w:sz w:val="28"/>
+                <w:szCs w:val="28"/>
+              </w:rPr>
+              <w:t>nextInt</w:t>
+            </w:r>
+            <w:proofErr w:type="spellEnd"/>
+            <w:r>
+              <w:rPr>
+                <w:sz w:val="28"/>
+                <w:szCs w:val="28"/>
+              </w:rPr>
+              <w:t>(</w:t>
+            </w:r>
+            <w:proofErr w:type="gramEnd"/>
+            <w:r>
+              <w:rPr>
+                <w:sz w:val="28"/>
+                <w:szCs w:val="28"/>
+              </w:rPr>
+              <w:t>)</w:t>
+            </w:r>
+          </w:p>
+        </w:tc>
+        <w:tc>
+          <w:tcPr>
+            <w:tcW w:w="0" w:type="auto"/>
+            <w:vAlign w:val="center"/>
+            <w:hideMark/>
+          </w:tcPr>
+          <w:p>
+            <w:pPr>
+              <w:rPr>
+                <w:sz w:val="28"/>
+                <w:szCs w:val="28"/>
+              </w:rPr>
+            </w:pPr>
+            <w:r>
+              <w:rPr>
+                <w:sz w:val="28"/>
+                <w:szCs w:val="28"/>
+              </w:rPr>
+              <w:t>Integer</w:t>
+            </w:r>
+          </w:p>
+        </w:tc>
+      </w:tr>
+      <w:tr>
+        <w:trPr>
+          <w:tblCellSpacing w:w="15" w:type="dxa"/>
+        </w:trPr>
+        <w:tc>
+          <w:tcPr>
+            <w:tcW w:w="0" w:type="auto"/>
+            <w:vAlign w:val="center"/>
+            <w:hideMark/>
+          </w:tcPr>
+          <w:p>
+            <w:pPr>
+              <w:rPr>
+                <w:sz w:val="28"/>
+                <w:szCs w:val="28"/>
+              </w:rPr>
+            </w:pPr>
+            <w:proofErr w:type="spellStart"/>
+            <w:proofErr w:type="gramStart"/>
+            <w:r>
+              <w:rPr>
+                <w:sz w:val="28"/>
+                <w:szCs w:val="28"/>
+              </w:rPr>
+              <w:t>nextLong</w:t>
+            </w:r>
+            <w:proofErr w:type="spellEnd"/>
+            <w:r>
+              <w:rPr>
+                <w:sz w:val="28"/>
+                <w:szCs w:val="28"/>
+              </w:rPr>
+              <w:t>(</w:t>
+            </w:r>
+            <w:proofErr w:type="gramEnd"/>
+            <w:r>
+              <w:rPr>
+                <w:sz w:val="28"/>
+                <w:szCs w:val="28"/>
+              </w:rPr>
+              <w:t>)</w:t>
+            </w:r>
+          </w:p>
+        </w:tc>
+        <w:tc>
+          <w:tcPr>
+            <w:tcW w:w="0" w:type="auto"/>
+            <w:vAlign w:val="center"/>
+            <w:hideMark/>
+          </w:tcPr>
+          <w:p>
+            <w:pPr>
+              <w:rPr>
+                <w:sz w:val="28"/>
+                <w:szCs w:val="28"/>
+              </w:rPr>
+            </w:pPr>
+            <w:r>
+              <w:rPr>
+                <w:sz w:val="28"/>
+                <w:szCs w:val="28"/>
+              </w:rPr>
+              <w:t>Long integer</w:t>
+            </w:r>
+          </w:p>
+        </w:tc>
+      </w:tr>
+      <w:tr>
+        <w:trPr>
+          <w:tblCellSpacing w:w="15" w:type="dxa"/>
+        </w:trPr>
+        <w:tc>
+          <w:tcPr>
+            <w:tcW w:w="0" w:type="auto"/>
+            <w:vAlign w:val="center"/>
+            <w:hideMark/>
+          </w:tcPr>
+          <w:p>
+            <w:pPr>
+              <w:rPr>
+                <w:sz w:val="28"/>
+                <w:szCs w:val="28"/>
+              </w:rPr>
+            </w:pPr>
+            <w:proofErr w:type="spellStart"/>
+            <w:proofErr w:type="gramStart"/>
+            <w:r>
+              <w:rPr>
+                <w:sz w:val="28"/>
+                <w:szCs w:val="28"/>
+              </w:rPr>
+              <w:t>nextDouble</w:t>
+            </w:r>
+            <w:proofErr w:type="spellEnd"/>
+            <w:r>
+              <w:rPr>
+                <w:sz w:val="28"/>
+                <w:szCs w:val="28"/>
+              </w:rPr>
+              <w:t>(</w:t>
+            </w:r>
+            <w:proofErr w:type="gramEnd"/>
+            <w:r>
+              <w:rPr>
+                <w:sz w:val="28"/>
+                <w:szCs w:val="28"/>
+              </w:rPr>
+              <w:t>)</w:t>
+            </w:r>
+          </w:p>
+        </w:tc>
+        <w:tc>
+          <w:tcPr>
+            <w:tcW w:w="0" w:type="auto"/>
+            <w:vAlign w:val="center"/>
+            <w:hideMark/>
+          </w:tcPr>
+          <w:p>
+            <w:pPr>
+              <w:rPr>
+                <w:sz w:val="28"/>
+                <w:szCs w:val="28"/>
+              </w:rPr>
+            </w:pPr>
+            <w:r>
+              <w:rPr>
+                <w:sz w:val="28"/>
+                <w:szCs w:val="28"/>
+              </w:rPr>
+              <w:t>Decimal/double</w:t>
+            </w:r>
+          </w:p>
+        </w:tc>
+      </w:tr>
+      <w:tr>
+        <w:trPr>
+          <w:tblCellSpacing w:w="15" w:type="dxa"/>
+        </w:trPr>
+        <w:tc>
+          <w:tcPr>
+            <w:tcW w:w="0" w:type="auto"/>
+            <w:vAlign w:val="center"/>
+            <w:hideMark/>
+          </w:tcPr>
+          <w:p>
+            <w:pPr>
+              <w:rPr>
+                <w:sz w:val="28"/>
+                <w:szCs w:val="28"/>
+              </w:rPr>
+            </w:pPr>
+            <w:proofErr w:type="spellStart"/>
+            <w:proofErr w:type="gramStart"/>
+            <w:r>
+              <w:rPr>
+                <w:sz w:val="28"/>
+                <w:szCs w:val="28"/>
+              </w:rPr>
+              <w:t>nextFloat</w:t>
+            </w:r>
+            <w:proofErr w:type="spellEnd"/>
+            <w:r>
+              <w:rPr>
+                <w:sz w:val="28"/>
+                <w:szCs w:val="28"/>
+              </w:rPr>
+              <w:t>(</w:t>
+            </w:r>
+            <w:proofErr w:type="gramEnd"/>
+            <w:r>
+              <w:rPr>
+                <w:sz w:val="28"/>
+                <w:szCs w:val="28"/>
+              </w:rPr>
+              <w:t>)</w:t>
+            </w:r>
+          </w:p>
+        </w:tc>
+        <w:tc>
+          <w:tcPr>
+            <w:tcW w:w="0" w:type="auto"/>
+            <w:vAlign w:val="center"/>
+            <w:hideMark/>
+          </w:tcPr>
+          <w:p>
+            <w:pPr>
+              <w:rPr>
+                <w:sz w:val="28"/>
+                <w:szCs w:val="28"/>
+              </w:rPr>
+            </w:pPr>
+            <w:r>
+              <w:rPr>
+                <w:sz w:val="28"/>
+                <w:szCs w:val="28"/>
+              </w:rPr>
+              <w:t>Float</w:t>
+            </w:r>
+          </w:p>
+        </w:tc>
+      </w:tr>
+      <w:tr>
+        <w:trPr>
+          <w:tblCellSpacing w:w="15" w:type="dxa"/>
+        </w:trPr>
+        <w:tc>
+          <w:tcPr>
+            <w:tcW w:w="0" w:type="auto"/>
+            <w:vAlign w:val="center"/>
+            <w:hideMark/>
+          </w:tcPr>
+          <w:p>
+            <w:pPr>
+              <w:rPr>
+                <w:sz w:val="28"/>
+                <w:szCs w:val="28"/>
+              </w:rPr>
+            </w:pPr>
+            <w:proofErr w:type="spellStart"/>
+            <w:proofErr w:type="gramStart"/>
+            <w:r>
+              <w:rPr>
+                <w:sz w:val="28"/>
+                <w:szCs w:val="28"/>
+              </w:rPr>
+              <w:t>nextBoolean</w:t>
+            </w:r>
+            <w:proofErr w:type="spellEnd"/>
+            <w:r>
+              <w:rPr>
+                <w:sz w:val="28"/>
+                <w:szCs w:val="28"/>
+              </w:rPr>
+              <w:t>(</w:t>
+            </w:r>
+            <w:proofErr w:type="gramEnd"/>
+            <w:r>
+              <w:rPr>
+                <w:sz w:val="28"/>
+                <w:szCs w:val="28"/>
+              </w:rPr>
+              <w:t>)</w:t>
+            </w:r>
+          </w:p>
+        </w:tc>
+        <w:tc>
+          <w:tcPr>
+            <w:tcW w:w="0" w:type="auto"/>
+            <w:vAlign w:val="center"/>
+            <w:hideMark/>
+          </w:tcPr>
+          <w:p>
+            <w:pPr>
+              <w:rPr>
+                <w:sz w:val="28"/>
+                <w:szCs w:val="28"/>
+              </w:rPr>
+            </w:pPr>
+            <w:r>
+              <w:rPr>
+                <w:sz w:val="28"/>
+                <w:szCs w:val="28"/>
+              </w:rPr>
+              <w:t>Boolean</w:t>
+            </w:r>
+          </w:p>
+        </w:tc>
+      </w:tr>
+    </w:tbl>
+    <w:p>
+      <w:pPr>
+        <w:rPr>
+          <w:sz w:val="28"/>
+          <w:szCs w:val="28"/>
+        </w:rPr>
+      </w:pPr>
+    </w:p>
+    <w:p>
+      <w:pPr>
+        <w:rPr>
+          <w:b/>
+          <w:bCs/>
+          <w:sz w:val="28"/>
+          <w:szCs w:val="28"/>
+        </w:rPr>
+      </w:pPr>
+      <w:r>
+        <w:rPr>
+          <w:b/>
+          <w:bCs/>
+          <w:sz w:val="28"/>
+          <w:szCs w:val="28"/>
+          <w:highlight w:val="yellow"/>
+        </w:rPr>
+        <w:t>Industry Experience</w:t>
+      </w:r>
+    </w:p>
+    <w:p>
+      <w:pPr>
+        <w:rPr>
+          <w:sz w:val="28"/>
+          <w:szCs w:val="28"/>
+        </w:rPr>
+      </w:pPr>
+      <w:r>
+        <w:rPr>
+          <w:sz w:val="28"/>
+          <w:szCs w:val="28"/>
+        </w:rPr>
+        <w:t>✓ In a real-world application, validating user input is crucial to ensure data integrity and</w:t>
+      </w:r>
+      <w:r>
+        <w:rPr>
+          <w:sz w:val="28"/>
+          <w:szCs w:val="28"/>
+        </w:rPr>
+        <w:t xml:space="preserve"> </w:t>
+      </w:r>
+      <w:r>
+        <w:rPr>
+          <w:sz w:val="28"/>
+          <w:szCs w:val="28"/>
+        </w:rPr>
+        <w:t>prevent errors. For example, in an e-commerce platform, when users enter their age or date</w:t>
+      </w:r>
+      <w:r>
+        <w:rPr>
+          <w:sz w:val="28"/>
+          <w:szCs w:val="28"/>
+        </w:rPr>
+        <w:t xml:space="preserve"> </w:t>
+      </w:r>
+      <w:r>
+        <w:rPr>
+          <w:sz w:val="28"/>
+          <w:szCs w:val="28"/>
+        </w:rPr>
+        <w:t>of birth during registration, the system must validate that the input is a valid number and not</w:t>
+      </w:r>
+      <w:r>
+        <w:rPr>
+          <w:sz w:val="28"/>
+          <w:szCs w:val="28"/>
+        </w:rPr>
+        <w:t xml:space="preserve"> </w:t>
+      </w:r>
+      <w:r>
+        <w:rPr>
+          <w:sz w:val="28"/>
+          <w:szCs w:val="28"/>
+        </w:rPr>
+        <w:t>some random text. Incorrect or invalid data can lead to issues like incorrect user records or</w:t>
+      </w:r>
+      <w:r>
+        <w:rPr>
+          <w:sz w:val="28"/>
+          <w:szCs w:val="28"/>
+        </w:rPr>
+        <w:t xml:space="preserve"> </w:t>
+      </w:r>
+      <w:r>
+        <w:rPr>
+          <w:sz w:val="28"/>
+          <w:szCs w:val="28"/>
+        </w:rPr>
+        <w:t>system crashes.</w:t>
+      </w:r>
     </w:p>
     <w:p>
       <w:pPr>
@@ -31577,6 +35258,155 @@
     </w:lvl>
   </w:abstractNum>
   <w:abstractNum w:abstractNumId="23" w15:restartNumberingAfterBreak="0">
+    <w:nsid w:val="1DD11E25"/>
+    <w:multiLevelType w:val="multilevel"/>
+    <w:tmpl w:val="39641EF8"/>
+    <w:lvl w:ilvl="0">
+      <w:start w:val="1"/>
+      <w:numFmt w:val="bullet"/>
+      <w:lvlText w:val=""/>
+      <w:lvlJc w:val="left"/>
+      <w:pPr>
+        <w:tabs>
+          <w:tab w:val="num" w:pos="720"/>
+        </w:tabs>
+        <w:ind w:left="720" w:hanging="360"/>
+      </w:pPr>
+      <w:rPr>
+        <w:rFonts w:ascii="Symbol" w:hAnsi="Symbol" w:hint="default"/>
+        <w:sz w:val="20"/>
+      </w:rPr>
+    </w:lvl>
+    <w:lvl w:ilvl="1" w:tentative="1">
+      <w:start w:val="1"/>
+      <w:numFmt w:val="bullet"/>
+      <w:lvlText w:val="o"/>
+      <w:lvlJc w:val="left"/>
+      <w:pPr>
+        <w:tabs>
+          <w:tab w:val="num" w:pos="1440"/>
+        </w:tabs>
+        <w:ind w:left="1440" w:hanging="360"/>
+      </w:pPr>
+      <w:rPr>
+        <w:rFonts w:ascii="Courier New" w:hAnsi="Courier New" w:hint="default"/>
+        <w:sz w:val="20"/>
+      </w:rPr>
+    </w:lvl>
+    <w:lvl w:ilvl="2" w:tentative="1">
+      <w:start w:val="1"/>
+      <w:numFmt w:val="bullet"/>
+      <w:lvlText w:val=""/>
+      <w:lvlJc w:val="left"/>
+      <w:pPr>
+        <w:tabs>
+          <w:tab w:val="num" w:pos="2160"/>
+        </w:tabs>
+        <w:ind w:left="2160" w:hanging="360"/>
+      </w:pPr>
+      <w:rPr>
+        <w:rFonts w:ascii="Wingdings" w:hAnsi="Wingdings" w:hint="default"/>
+        <w:sz w:val="20"/>
+      </w:rPr>
+    </w:lvl>
+    <w:lvl w:ilvl="3" w:tentative="1">
+      <w:start w:val="1"/>
+      <w:numFmt w:val="bullet"/>
+      <w:lvlText w:val=""/>
+      <w:lvlJc w:val="left"/>
+      <w:pPr>
+        <w:tabs>
+          <w:tab w:val="num" w:pos="2880"/>
+        </w:tabs>
+        <w:ind w:left="2880" w:hanging="360"/>
+      </w:pPr>
+      <w:rPr>
+        <w:rFonts w:ascii="Wingdings" w:hAnsi="Wingdings" w:hint="default"/>
+        <w:sz w:val="20"/>
+      </w:rPr>
+    </w:lvl>
+    <w:lvl w:ilvl="4" w:tentative="1">
+      <w:start w:val="1"/>
+      <w:numFmt w:val="bullet"/>
+      <w:lvlText w:val=""/>
+      <w:lvlJc w:val="left"/>
+      <w:pPr>
+        <w:tabs>
+          <w:tab w:val="num" w:pos="3600"/>
+        </w:tabs>
+        <w:ind w:left="3600" w:hanging="360"/>
+      </w:pPr>
+      <w:rPr>
+        <w:rFonts w:ascii="Wingdings" w:hAnsi="Wingdings" w:hint="default"/>
+        <w:sz w:val="20"/>
+      </w:rPr>
+    </w:lvl>
+    <w:lvl w:ilvl="5" w:tentative="1">
+      <w:start w:val="1"/>
+      <w:numFmt w:val="bullet"/>
+      <w:lvlText w:val=""/>
+      <w:lvlJc w:val="left"/>
+      <w:pPr>
+        <w:tabs>
+          <w:tab w:val="num" w:pos="4320"/>
+        </w:tabs>
+        <w:ind w:left="4320" w:hanging="360"/>
+      </w:pPr>
+      <w:rPr>
+        <w:rFonts w:ascii="Wingdings" w:hAnsi="Wingdings" w:hint="default"/>
+        <w:sz w:val="20"/>
+      </w:rPr>
+    </w:lvl>
+    <w:lvl w:ilvl="6" w:tentative="1">
+      <w:start w:val="1"/>
+      <w:numFmt w:val="bullet"/>
+      <w:lvlText w:val=""/>
+      <w:lvlJc w:val="left"/>
+      <w:pPr>
+        <w:tabs>
+          <w:tab w:val="num" w:pos="5040"/>
+        </w:tabs>
+        <w:ind w:left="5040" w:hanging="360"/>
+      </w:pPr>
+      <w:rPr>
+        <w:rFonts w:ascii="Wingdings" w:hAnsi="Wingdings" w:hint="default"/>
+        <w:sz w:val="20"/>
+      </w:rPr>
+    </w:lvl>
+    <w:lvl w:ilvl="7" w:tentative="1">
+      <w:start w:val="1"/>
+      <w:numFmt w:val="bullet"/>
+      <w:lvlText w:val=""/>
+      <w:lvlJc w:val="left"/>
+      <w:pPr>
+        <w:tabs>
+          <w:tab w:val="num" w:pos="5760"/>
+        </w:tabs>
+        <w:ind w:left="5760" w:hanging="360"/>
+      </w:pPr>
+      <w:rPr>
+        <w:rFonts w:ascii="Wingdings" w:hAnsi="Wingdings" w:hint="default"/>
+        <w:sz w:val="20"/>
+      </w:rPr>
+    </w:lvl>
+    <w:lvl w:ilvl="8" w:tentative="1">
+      <w:start w:val="1"/>
+      <w:numFmt w:val="bullet"/>
+      <w:lvlText w:val=""/>
+      <w:lvlJc w:val="left"/>
+      <w:pPr>
+        <w:tabs>
+          <w:tab w:val="num" w:pos="6480"/>
+        </w:tabs>
+        <w:ind w:left="6480" w:hanging="360"/>
+      </w:pPr>
+      <w:rPr>
+        <w:rFonts w:ascii="Wingdings" w:hAnsi="Wingdings" w:hint="default"/>
+        <w:sz w:val="20"/>
+      </w:rPr>
+    </w:lvl>
+  </w:abstractNum>
+  <w:abstractNum w:abstractNumId="24" w15:restartNumberingAfterBreak="0">
     <w:nsid w:val="1E3F17EE"/>
     <w:multiLevelType w:val="hybridMultilevel"/>
     <w:tmpl w:val="82068F72"/>
@@ -31689,7 +35519,7 @@
       </w:rPr>
     </w:lvl>
   </w:abstractNum>
-  <w:abstractNum w:abstractNumId="24" w15:restartNumberingAfterBreak="0">
+  <w:abstractNum w:abstractNumId="25" w15:restartNumberingAfterBreak="0">
     <w:nsid w:val="1E5E230B"/>
     <w:multiLevelType w:val="hybridMultilevel"/>
     <w:tmpl w:val="36E8B924"/>
@@ -31802,7 +35632,7 @@
       </w:rPr>
     </w:lvl>
   </w:abstractNum>
-  <w:abstractNum w:abstractNumId="25" w15:restartNumberingAfterBreak="0">
+  <w:abstractNum w:abstractNumId="26" w15:restartNumberingAfterBreak="0">
     <w:nsid w:val="1FAB2C35"/>
     <w:multiLevelType w:val="hybridMultilevel"/>
     <w:tmpl w:val="84AC60D0"/>
@@ -31888,7 +35718,7 @@
       </w:pPr>
     </w:lvl>
   </w:abstractNum>
-  <w:abstractNum w:abstractNumId="26" w15:restartNumberingAfterBreak="0">
+  <w:abstractNum w:abstractNumId="27" w15:restartNumberingAfterBreak="0">
     <w:nsid w:val="213A5324"/>
     <w:multiLevelType w:val="multilevel"/>
     <w:tmpl w:val="9D22C3A8"/>
@@ -32037,7 +35867,7 @@
       </w:rPr>
     </w:lvl>
   </w:abstractNum>
-  <w:abstractNum w:abstractNumId="27" w15:restartNumberingAfterBreak="0">
+  <w:abstractNum w:abstractNumId="28" w15:restartNumberingAfterBreak="0">
     <w:nsid w:val="21B1336E"/>
     <w:multiLevelType w:val="multilevel"/>
     <w:tmpl w:val="78D03516"/>
@@ -32150,7 +35980,7 @@
       </w:pPr>
     </w:lvl>
   </w:abstractNum>
-  <w:abstractNum w:abstractNumId="28" w15:restartNumberingAfterBreak="0">
+  <w:abstractNum w:abstractNumId="29" w15:restartNumberingAfterBreak="0">
     <w:nsid w:val="2270636C"/>
     <w:multiLevelType w:val="multilevel"/>
     <w:tmpl w:val="FFEA6FB2"/>
@@ -32263,7 +36093,7 @@
       </w:pPr>
     </w:lvl>
   </w:abstractNum>
-  <w:abstractNum w:abstractNumId="29" w15:restartNumberingAfterBreak="0">
+  <w:abstractNum w:abstractNumId="30" w15:restartNumberingAfterBreak="0">
     <w:nsid w:val="22747529"/>
     <w:multiLevelType w:val="multilevel"/>
     <w:tmpl w:val="F52C2048"/>
@@ -32376,7 +36206,7 @@
       </w:pPr>
     </w:lvl>
   </w:abstractNum>
-  <w:abstractNum w:abstractNumId="30" w15:restartNumberingAfterBreak="0">
+  <w:abstractNum w:abstractNumId="31" w15:restartNumberingAfterBreak="0">
     <w:nsid w:val="231B7DA3"/>
     <w:multiLevelType w:val="multilevel"/>
     <w:tmpl w:val="486E24C2"/>
@@ -32489,7 +36319,7 @@
       </w:pPr>
     </w:lvl>
   </w:abstractNum>
-  <w:abstractNum w:abstractNumId="31" w15:restartNumberingAfterBreak="0">
+  <w:abstractNum w:abstractNumId="32" w15:restartNumberingAfterBreak="0">
     <w:nsid w:val="273E41D2"/>
     <w:multiLevelType w:val="multilevel"/>
     <w:tmpl w:val="C8A616B6"/>
@@ -32638,7 +36468,7 @@
       </w:rPr>
     </w:lvl>
   </w:abstractNum>
-  <w:abstractNum w:abstractNumId="32" w15:restartNumberingAfterBreak="0">
+  <w:abstractNum w:abstractNumId="33" w15:restartNumberingAfterBreak="0">
     <w:nsid w:val="2746581C"/>
     <w:multiLevelType w:val="multilevel"/>
     <w:tmpl w:val="0682267E"/>
@@ -32754,7 +36584,7 @@
       </w:pPr>
     </w:lvl>
   </w:abstractNum>
-  <w:abstractNum w:abstractNumId="33" w15:restartNumberingAfterBreak="0">
+  <w:abstractNum w:abstractNumId="34" w15:restartNumberingAfterBreak="0">
     <w:nsid w:val="27AB1082"/>
     <w:multiLevelType w:val="hybridMultilevel"/>
     <w:tmpl w:val="D010996A"/>
@@ -32867,7 +36697,7 @@
       </w:rPr>
     </w:lvl>
   </w:abstractNum>
-  <w:abstractNum w:abstractNumId="34" w15:restartNumberingAfterBreak="0">
+  <w:abstractNum w:abstractNumId="35" w15:restartNumberingAfterBreak="0">
     <w:nsid w:val="29554E76"/>
     <w:multiLevelType w:val="multilevel"/>
     <w:tmpl w:val="A2A043A6"/>
@@ -33016,7 +36846,7 @@
       </w:rPr>
     </w:lvl>
   </w:abstractNum>
-  <w:abstractNum w:abstractNumId="35" w15:restartNumberingAfterBreak="0">
+  <w:abstractNum w:abstractNumId="36" w15:restartNumberingAfterBreak="0">
     <w:nsid w:val="2A6943A8"/>
     <w:multiLevelType w:val="hybridMultilevel"/>
     <w:tmpl w:val="8176EA9C"/>
@@ -33102,7 +36932,7 @@
       </w:pPr>
     </w:lvl>
   </w:abstractNum>
-  <w:abstractNum w:abstractNumId="36" w15:restartNumberingAfterBreak="0">
+  <w:abstractNum w:abstractNumId="37" w15:restartNumberingAfterBreak="0">
     <w:nsid w:val="2A901C97"/>
     <w:multiLevelType w:val="hybridMultilevel"/>
     <w:tmpl w:val="2B640FD8"/>
@@ -33215,7 +37045,7 @@
       </w:rPr>
     </w:lvl>
   </w:abstractNum>
-  <w:abstractNum w:abstractNumId="37" w15:restartNumberingAfterBreak="0">
+  <w:abstractNum w:abstractNumId="38" w15:restartNumberingAfterBreak="0">
     <w:nsid w:val="2C462D22"/>
     <w:multiLevelType w:val="hybridMultilevel"/>
     <w:tmpl w:val="927C334A"/>
@@ -33328,7 +37158,7 @@
       </w:rPr>
     </w:lvl>
   </w:abstractNum>
-  <w:abstractNum w:abstractNumId="38" w15:restartNumberingAfterBreak="0">
+  <w:abstractNum w:abstractNumId="39" w15:restartNumberingAfterBreak="0">
     <w:nsid w:val="2E3B5872"/>
     <w:multiLevelType w:val="multilevel"/>
     <w:tmpl w:val="B692B616"/>
@@ -33441,7 +37271,7 @@
       </w:pPr>
     </w:lvl>
   </w:abstractNum>
-  <w:abstractNum w:abstractNumId="39" w15:restartNumberingAfterBreak="0">
+  <w:abstractNum w:abstractNumId="40" w15:restartNumberingAfterBreak="0">
     <w:nsid w:val="325C3DD0"/>
     <w:multiLevelType w:val="multilevel"/>
     <w:tmpl w:val="3A542982"/>
@@ -33590,7 +37420,7 @@
       </w:rPr>
     </w:lvl>
   </w:abstractNum>
-  <w:abstractNum w:abstractNumId="40" w15:restartNumberingAfterBreak="0">
+  <w:abstractNum w:abstractNumId="41" w15:restartNumberingAfterBreak="0">
     <w:nsid w:val="32856735"/>
     <w:multiLevelType w:val="hybridMultilevel"/>
     <w:tmpl w:val="73D4000A"/>
@@ -33703,7 +37533,7 @@
       </w:rPr>
     </w:lvl>
   </w:abstractNum>
-  <w:abstractNum w:abstractNumId="41" w15:restartNumberingAfterBreak="0">
+  <w:abstractNum w:abstractNumId="42" w15:restartNumberingAfterBreak="0">
     <w:nsid w:val="33A039BF"/>
     <w:multiLevelType w:val="hybridMultilevel"/>
     <w:tmpl w:val="150495CA"/>
@@ -33816,7 +37646,7 @@
       </w:rPr>
     </w:lvl>
   </w:abstractNum>
-  <w:abstractNum w:abstractNumId="42" w15:restartNumberingAfterBreak="0">
+  <w:abstractNum w:abstractNumId="43" w15:restartNumberingAfterBreak="0">
     <w:nsid w:val="34BB1BEB"/>
     <w:multiLevelType w:val="hybridMultilevel"/>
     <w:tmpl w:val="9E78FBAA"/>
@@ -33928,7 +37758,7 @@
       </w:rPr>
     </w:lvl>
   </w:abstractNum>
-  <w:abstractNum w:abstractNumId="43" w15:restartNumberingAfterBreak="0">
+  <w:abstractNum w:abstractNumId="44" w15:restartNumberingAfterBreak="0">
     <w:nsid w:val="389D142D"/>
     <w:multiLevelType w:val="hybridMultilevel"/>
     <w:tmpl w:val="5C5CC66E"/>
@@ -34041,7 +37871,7 @@
       </w:rPr>
     </w:lvl>
   </w:abstractNum>
-  <w:abstractNum w:abstractNumId="44" w15:restartNumberingAfterBreak="0">
+  <w:abstractNum w:abstractNumId="45" w15:restartNumberingAfterBreak="0">
     <w:nsid w:val="397D2D83"/>
     <w:multiLevelType w:val="multilevel"/>
     <w:tmpl w:val="8FEA7B26"/>
@@ -34154,7 +37984,7 @@
       </w:pPr>
     </w:lvl>
   </w:abstractNum>
-  <w:abstractNum w:abstractNumId="45" w15:restartNumberingAfterBreak="0">
+  <w:abstractNum w:abstractNumId="46" w15:restartNumberingAfterBreak="0">
     <w:nsid w:val="3C2921F1"/>
     <w:multiLevelType w:val="hybridMultilevel"/>
     <w:tmpl w:val="26E2FAC6"/>
@@ -34267,7 +38097,7 @@
       </w:rPr>
     </w:lvl>
   </w:abstractNum>
-  <w:abstractNum w:abstractNumId="46" w15:restartNumberingAfterBreak="0">
+  <w:abstractNum w:abstractNumId="47" w15:restartNumberingAfterBreak="0">
     <w:nsid w:val="406F1154"/>
     <w:multiLevelType w:val="multilevel"/>
     <w:tmpl w:val="4C90C12E"/>
@@ -34412,7 +38242,7 @@
       </w:rPr>
     </w:lvl>
   </w:abstractNum>
-  <w:abstractNum w:abstractNumId="47" w15:restartNumberingAfterBreak="0">
+  <w:abstractNum w:abstractNumId="48" w15:restartNumberingAfterBreak="0">
     <w:nsid w:val="42C00D4B"/>
     <w:multiLevelType w:val="multilevel"/>
     <w:tmpl w:val="33AC97C6"/>
@@ -34525,7 +38355,7 @@
       </w:pPr>
     </w:lvl>
   </w:abstractNum>
-  <w:abstractNum w:abstractNumId="48" w15:restartNumberingAfterBreak="0">
+  <w:abstractNum w:abstractNumId="49" w15:restartNumberingAfterBreak="0">
     <w:nsid w:val="48703E59"/>
     <w:multiLevelType w:val="hybridMultilevel"/>
     <w:tmpl w:val="A4D62C14"/>
@@ -34614,7 +38444,7 @@
       </w:pPr>
     </w:lvl>
   </w:abstractNum>
-  <w:abstractNum w:abstractNumId="49" w15:restartNumberingAfterBreak="0">
+  <w:abstractNum w:abstractNumId="50" w15:restartNumberingAfterBreak="0">
     <w:nsid w:val="4A446370"/>
     <w:multiLevelType w:val="multilevel"/>
     <w:tmpl w:val="2CCA9A04"/>
@@ -34727,7 +38557,7 @@
       </w:pPr>
     </w:lvl>
   </w:abstractNum>
-  <w:abstractNum w:abstractNumId="50" w15:restartNumberingAfterBreak="0">
+  <w:abstractNum w:abstractNumId="51" w15:restartNumberingAfterBreak="0">
     <w:nsid w:val="4B2E55AB"/>
     <w:multiLevelType w:val="multilevel"/>
     <w:tmpl w:val="F0EE9182"/>
@@ -34841,7 +38671,7 @@
       </w:pPr>
     </w:lvl>
   </w:abstractNum>
-  <w:abstractNum w:abstractNumId="51" w15:restartNumberingAfterBreak="0">
+  <w:abstractNum w:abstractNumId="52" w15:restartNumberingAfterBreak="0">
     <w:nsid w:val="4E26601D"/>
     <w:multiLevelType w:val="multilevel"/>
     <w:tmpl w:val="F5A0A752"/>
@@ -34954,7 +38784,7 @@
       </w:pPr>
     </w:lvl>
   </w:abstractNum>
-  <w:abstractNum w:abstractNumId="52" w15:restartNumberingAfterBreak="0">
+  <w:abstractNum w:abstractNumId="53" w15:restartNumberingAfterBreak="0">
     <w:nsid w:val="4F8A26EE"/>
     <w:multiLevelType w:val="multilevel"/>
     <w:tmpl w:val="4208BE2E"/>
@@ -35067,7 +38897,7 @@
       </w:pPr>
     </w:lvl>
   </w:abstractNum>
-  <w:abstractNum w:abstractNumId="53" w15:restartNumberingAfterBreak="0">
+  <w:abstractNum w:abstractNumId="54" w15:restartNumberingAfterBreak="0">
     <w:nsid w:val="508D07E7"/>
     <w:multiLevelType w:val="multilevel"/>
     <w:tmpl w:val="F0EE9182"/>
@@ -35181,7 +39011,7 @@
       </w:pPr>
     </w:lvl>
   </w:abstractNum>
-  <w:abstractNum w:abstractNumId="54" w15:restartNumberingAfterBreak="0">
+  <w:abstractNum w:abstractNumId="55" w15:restartNumberingAfterBreak="0">
     <w:nsid w:val="50C607A9"/>
     <w:multiLevelType w:val="multilevel"/>
     <w:tmpl w:val="F0EE9182"/>
@@ -35295,7 +39125,7 @@
       </w:pPr>
     </w:lvl>
   </w:abstractNum>
-  <w:abstractNum w:abstractNumId="55" w15:restartNumberingAfterBreak="0">
+  <w:abstractNum w:abstractNumId="56" w15:restartNumberingAfterBreak="0">
     <w:nsid w:val="534E121F"/>
     <w:multiLevelType w:val="hybridMultilevel"/>
     <w:tmpl w:val="E8D8341E"/>
@@ -35384,7 +39214,7 @@
       </w:pPr>
     </w:lvl>
   </w:abstractNum>
-  <w:abstractNum w:abstractNumId="56" w15:restartNumberingAfterBreak="0">
+  <w:abstractNum w:abstractNumId="57" w15:restartNumberingAfterBreak="0">
     <w:nsid w:val="538A2635"/>
     <w:multiLevelType w:val="multilevel"/>
     <w:tmpl w:val="F0EE9182"/>
@@ -35498,7 +39328,7 @@
       </w:pPr>
     </w:lvl>
   </w:abstractNum>
-  <w:abstractNum w:abstractNumId="57" w15:restartNumberingAfterBreak="0">
+  <w:abstractNum w:abstractNumId="58" w15:restartNumberingAfterBreak="0">
     <w:nsid w:val="54087E43"/>
     <w:multiLevelType w:val="hybridMultilevel"/>
     <w:tmpl w:val="840C5690"/>
@@ -35610,7 +39440,7 @@
       </w:rPr>
     </w:lvl>
   </w:abstractNum>
-  <w:abstractNum w:abstractNumId="58" w15:restartNumberingAfterBreak="0">
+  <w:abstractNum w:abstractNumId="59" w15:restartNumberingAfterBreak="0">
     <w:nsid w:val="55C5346F"/>
     <w:multiLevelType w:val="hybridMultilevel"/>
     <w:tmpl w:val="9ED6E054"/>
@@ -35696,7 +39526,7 @@
       </w:pPr>
     </w:lvl>
   </w:abstractNum>
-  <w:abstractNum w:abstractNumId="59" w15:restartNumberingAfterBreak="0">
+  <w:abstractNum w:abstractNumId="60" w15:restartNumberingAfterBreak="0">
     <w:nsid w:val="564316A9"/>
     <w:multiLevelType w:val="hybridMultilevel"/>
     <w:tmpl w:val="32FC5EEA"/>
@@ -35782,7 +39612,7 @@
       </w:pPr>
     </w:lvl>
   </w:abstractNum>
-  <w:abstractNum w:abstractNumId="60" w15:restartNumberingAfterBreak="0">
+  <w:abstractNum w:abstractNumId="61" w15:restartNumberingAfterBreak="0">
     <w:nsid w:val="568F66CA"/>
     <w:multiLevelType w:val="hybridMultilevel"/>
     <w:tmpl w:val="636C8606"/>
@@ -35871,7 +39701,7 @@
       </w:pPr>
     </w:lvl>
   </w:abstractNum>
-  <w:abstractNum w:abstractNumId="61" w15:restartNumberingAfterBreak="0">
+  <w:abstractNum w:abstractNumId="62" w15:restartNumberingAfterBreak="0">
     <w:nsid w:val="5912583B"/>
     <w:multiLevelType w:val="hybridMultilevel"/>
     <w:tmpl w:val="F78686AA"/>
@@ -35960,7 +39790,7 @@
       </w:pPr>
     </w:lvl>
   </w:abstractNum>
-  <w:abstractNum w:abstractNumId="62" w15:restartNumberingAfterBreak="0">
+  <w:abstractNum w:abstractNumId="63" w15:restartNumberingAfterBreak="0">
     <w:nsid w:val="5BCD22CC"/>
     <w:multiLevelType w:val="multilevel"/>
     <w:tmpl w:val="0682267E"/>
@@ -36076,7 +39906,7 @@
       </w:pPr>
     </w:lvl>
   </w:abstractNum>
-  <w:abstractNum w:abstractNumId="63" w15:restartNumberingAfterBreak="0">
+  <w:abstractNum w:abstractNumId="64" w15:restartNumberingAfterBreak="0">
     <w:nsid w:val="5C0B68DA"/>
     <w:multiLevelType w:val="hybridMultilevel"/>
     <w:tmpl w:val="9AC4E9CC"/>
@@ -36189,7 +40019,7 @@
       </w:rPr>
     </w:lvl>
   </w:abstractNum>
-  <w:abstractNum w:abstractNumId="64" w15:restartNumberingAfterBreak="0">
+  <w:abstractNum w:abstractNumId="65" w15:restartNumberingAfterBreak="0">
     <w:nsid w:val="5C660BA6"/>
     <w:multiLevelType w:val="multilevel"/>
     <w:tmpl w:val="28A475F8"/>
@@ -36338,7 +40168,7 @@
       </w:rPr>
     </w:lvl>
   </w:abstractNum>
-  <w:abstractNum w:abstractNumId="65" w15:restartNumberingAfterBreak="0">
+  <w:abstractNum w:abstractNumId="66" w15:restartNumberingAfterBreak="0">
     <w:nsid w:val="61026036"/>
     <w:multiLevelType w:val="hybridMultilevel"/>
     <w:tmpl w:val="8DAC8212"/>
@@ -36451,7 +40281,7 @@
       </w:rPr>
     </w:lvl>
   </w:abstractNum>
-  <w:abstractNum w:abstractNumId="66" w15:restartNumberingAfterBreak="0">
+  <w:abstractNum w:abstractNumId="67" w15:restartNumberingAfterBreak="0">
     <w:nsid w:val="635E6873"/>
     <w:multiLevelType w:val="hybridMultilevel"/>
     <w:tmpl w:val="914EDB2C"/>
@@ -36537,7 +40367,7 @@
       </w:pPr>
     </w:lvl>
   </w:abstractNum>
-  <w:abstractNum w:abstractNumId="67" w15:restartNumberingAfterBreak="0">
+  <w:abstractNum w:abstractNumId="68" w15:restartNumberingAfterBreak="0">
     <w:nsid w:val="63C53EC3"/>
     <w:multiLevelType w:val="hybridMultilevel"/>
     <w:tmpl w:val="098801B2"/>
@@ -36623,7 +40453,7 @@
       </w:pPr>
     </w:lvl>
   </w:abstractNum>
-  <w:abstractNum w:abstractNumId="68" w15:restartNumberingAfterBreak="0">
+  <w:abstractNum w:abstractNumId="69" w15:restartNumberingAfterBreak="0">
     <w:nsid w:val="6508303E"/>
     <w:multiLevelType w:val="multilevel"/>
     <w:tmpl w:val="10A62F06"/>
@@ -36736,7 +40566,7 @@
       </w:pPr>
     </w:lvl>
   </w:abstractNum>
-  <w:abstractNum w:abstractNumId="69" w15:restartNumberingAfterBreak="0">
+  <w:abstractNum w:abstractNumId="70" w15:restartNumberingAfterBreak="0">
     <w:nsid w:val="65553955"/>
     <w:multiLevelType w:val="hybridMultilevel"/>
     <w:tmpl w:val="BF40A4B0"/>
@@ -36849,7 +40679,7 @@
       </w:rPr>
     </w:lvl>
   </w:abstractNum>
-  <w:abstractNum w:abstractNumId="70" w15:restartNumberingAfterBreak="0">
+  <w:abstractNum w:abstractNumId="71" w15:restartNumberingAfterBreak="0">
     <w:nsid w:val="69D428BE"/>
     <w:multiLevelType w:val="hybridMultilevel"/>
     <w:tmpl w:val="3D626CD2"/>
@@ -36938,7 +40768,7 @@
       </w:pPr>
     </w:lvl>
   </w:abstractNum>
-  <w:abstractNum w:abstractNumId="71" w15:restartNumberingAfterBreak="0">
+  <w:abstractNum w:abstractNumId="72" w15:restartNumberingAfterBreak="0">
     <w:nsid w:val="6ABE47A6"/>
     <w:multiLevelType w:val="hybridMultilevel"/>
     <w:tmpl w:val="E62A5B9C"/>
@@ -37051,7 +40881,7 @@
       </w:rPr>
     </w:lvl>
   </w:abstractNum>
-  <w:abstractNum w:abstractNumId="72" w15:restartNumberingAfterBreak="0">
+  <w:abstractNum w:abstractNumId="73" w15:restartNumberingAfterBreak="0">
     <w:nsid w:val="6B31108E"/>
     <w:multiLevelType w:val="hybridMultilevel"/>
     <w:tmpl w:val="265618C4"/>
@@ -37164,7 +40994,7 @@
       </w:rPr>
     </w:lvl>
   </w:abstractNum>
-  <w:abstractNum w:abstractNumId="73" w15:restartNumberingAfterBreak="0">
+  <w:abstractNum w:abstractNumId="74" w15:restartNumberingAfterBreak="0">
     <w:nsid w:val="6BA975A1"/>
     <w:multiLevelType w:val="multilevel"/>
     <w:tmpl w:val="C4EC4BAA"/>
@@ -37277,7 +41107,7 @@
       </w:pPr>
     </w:lvl>
   </w:abstractNum>
-  <w:abstractNum w:abstractNumId="74" w15:restartNumberingAfterBreak="0">
+  <w:abstractNum w:abstractNumId="75" w15:restartNumberingAfterBreak="0">
     <w:nsid w:val="6F02656A"/>
     <w:multiLevelType w:val="hybridMultilevel"/>
     <w:tmpl w:val="B1744360"/>
@@ -37389,7 +41219,7 @@
       </w:rPr>
     </w:lvl>
   </w:abstractNum>
-  <w:abstractNum w:abstractNumId="75" w15:restartNumberingAfterBreak="0">
+  <w:abstractNum w:abstractNumId="76" w15:restartNumberingAfterBreak="0">
     <w:nsid w:val="71DB1C58"/>
     <w:multiLevelType w:val="multilevel"/>
     <w:tmpl w:val="204E9466"/>
@@ -37502,7 +41332,7 @@
       </w:pPr>
     </w:lvl>
   </w:abstractNum>
-  <w:abstractNum w:abstractNumId="76" w15:restartNumberingAfterBreak="0">
+  <w:abstractNum w:abstractNumId="77" w15:restartNumberingAfterBreak="0">
     <w:nsid w:val="720860E4"/>
     <w:multiLevelType w:val="hybridMultilevel"/>
     <w:tmpl w:val="C5249D28"/>
@@ -37588,7 +41418,7 @@
       </w:pPr>
     </w:lvl>
   </w:abstractNum>
-  <w:abstractNum w:abstractNumId="77" w15:restartNumberingAfterBreak="0">
+  <w:abstractNum w:abstractNumId="78" w15:restartNumberingAfterBreak="0">
     <w:nsid w:val="74245F29"/>
     <w:multiLevelType w:val="hybridMultilevel"/>
     <w:tmpl w:val="FF5E5520"/>
@@ -37700,7 +41530,7 @@
       </w:rPr>
     </w:lvl>
   </w:abstractNum>
-  <w:abstractNum w:abstractNumId="78" w15:restartNumberingAfterBreak="0">
+  <w:abstractNum w:abstractNumId="79" w15:restartNumberingAfterBreak="0">
     <w:nsid w:val="78CD1186"/>
     <w:multiLevelType w:val="hybridMultilevel"/>
     <w:tmpl w:val="D44C093E"/>
@@ -37813,7 +41643,7 @@
       </w:rPr>
     </w:lvl>
   </w:abstractNum>
-  <w:abstractNum w:abstractNumId="79" w15:restartNumberingAfterBreak="0">
+  <w:abstractNum w:abstractNumId="80" w15:restartNumberingAfterBreak="0">
     <w:nsid w:val="790165AF"/>
     <w:multiLevelType w:val="multilevel"/>
     <w:tmpl w:val="51F6A45E"/>
@@ -37926,7 +41756,7 @@
       </w:pPr>
     </w:lvl>
   </w:abstractNum>
-  <w:abstractNum w:abstractNumId="80" w15:restartNumberingAfterBreak="0">
+  <w:abstractNum w:abstractNumId="81" w15:restartNumberingAfterBreak="0">
     <w:nsid w:val="7C092D4D"/>
     <w:multiLevelType w:val="hybridMultilevel"/>
     <w:tmpl w:val="2BD29672"/>
@@ -38012,7 +41842,7 @@
       </w:pPr>
     </w:lvl>
   </w:abstractNum>
-  <w:abstractNum w:abstractNumId="81" w15:restartNumberingAfterBreak="0">
+  <w:abstractNum w:abstractNumId="82" w15:restartNumberingAfterBreak="0">
     <w:nsid w:val="7D057FC3"/>
     <w:multiLevelType w:val="multilevel"/>
     <w:tmpl w:val="695EB60C"/>
@@ -38125,7 +41955,7 @@
       </w:pPr>
     </w:lvl>
   </w:abstractNum>
-  <w:abstractNum w:abstractNumId="82" w15:restartNumberingAfterBreak="0">
+  <w:abstractNum w:abstractNumId="83" w15:restartNumberingAfterBreak="0">
     <w:nsid w:val="7E4457E3"/>
     <w:multiLevelType w:val="multilevel"/>
     <w:tmpl w:val="7A687F6C"/>
@@ -38242,67 +42072,67 @@
     </w:lvl>
   </w:abstractNum>
   <w:num w:numId="1" w16cid:durableId="407653857">
-    <w:abstractNumId w:val="77"/>
+    <w:abstractNumId w:val="78"/>
   </w:num>
   <w:num w:numId="2" w16cid:durableId="900944975">
-    <w:abstractNumId w:val="57"/>
+    <w:abstractNumId w:val="58"/>
   </w:num>
   <w:num w:numId="3" w16cid:durableId="992177178">
-    <w:abstractNumId w:val="74"/>
+    <w:abstractNumId w:val="75"/>
   </w:num>
   <w:num w:numId="4" w16cid:durableId="766735599">
-    <w:abstractNumId w:val="42"/>
+    <w:abstractNumId w:val="43"/>
   </w:num>
   <w:num w:numId="5" w16cid:durableId="1727803648">
     <w:abstractNumId w:val="6"/>
   </w:num>
   <w:num w:numId="6" w16cid:durableId="701325998">
-    <w:abstractNumId w:val="48"/>
+    <w:abstractNumId w:val="49"/>
   </w:num>
   <w:num w:numId="7" w16cid:durableId="346030352">
-    <w:abstractNumId w:val="76"/>
+    <w:abstractNumId w:val="77"/>
   </w:num>
   <w:num w:numId="8" w16cid:durableId="1281453933">
-    <w:abstractNumId w:val="69"/>
+    <w:abstractNumId w:val="70"/>
   </w:num>
   <w:num w:numId="9" w16cid:durableId="297106030">
-    <w:abstractNumId w:val="73"/>
+    <w:abstractNumId w:val="74"/>
   </w:num>
   <w:num w:numId="10" w16cid:durableId="494344567">
-    <w:abstractNumId w:val="25"/>
+    <w:abstractNumId w:val="26"/>
   </w:num>
   <w:num w:numId="11" w16cid:durableId="1371150617">
     <w:abstractNumId w:val="8"/>
   </w:num>
   <w:num w:numId="12" w16cid:durableId="1022825300">
-    <w:abstractNumId w:val="68"/>
+    <w:abstractNumId w:val="69"/>
   </w:num>
   <w:num w:numId="13" w16cid:durableId="694039810">
-    <w:abstractNumId w:val="37"/>
+    <w:abstractNumId w:val="38"/>
   </w:num>
   <w:num w:numId="14" w16cid:durableId="1658262003">
-    <w:abstractNumId w:val="43"/>
+    <w:abstractNumId w:val="44"/>
   </w:num>
   <w:num w:numId="15" w16cid:durableId="2084064558">
-    <w:abstractNumId w:val="24"/>
+    <w:abstractNumId w:val="25"/>
   </w:num>
   <w:num w:numId="16" w16cid:durableId="362829192">
-    <w:abstractNumId w:val="80"/>
+    <w:abstractNumId w:val="81"/>
   </w:num>
   <w:num w:numId="17" w16cid:durableId="1838109858">
     <w:abstractNumId w:val="11"/>
   </w:num>
   <w:num w:numId="18" w16cid:durableId="86854906">
-    <w:abstractNumId w:val="47"/>
+    <w:abstractNumId w:val="48"/>
   </w:num>
   <w:num w:numId="19" w16cid:durableId="1221331077">
-    <w:abstractNumId w:val="46"/>
+    <w:abstractNumId w:val="47"/>
   </w:num>
   <w:num w:numId="20" w16cid:durableId="617299829">
     <w:abstractNumId w:val="15"/>
   </w:num>
   <w:num w:numId="21" w16cid:durableId="1471365177">
-    <w:abstractNumId w:val="34"/>
+    <w:abstractNumId w:val="35"/>
   </w:num>
   <w:num w:numId="22" w16cid:durableId="869226153">
     <w:abstractNumId w:val="17"/>
@@ -38311,70 +42141,70 @@
     <w:abstractNumId w:val="3"/>
   </w:num>
   <w:num w:numId="24" w16cid:durableId="1936402809">
-    <w:abstractNumId w:val="45"/>
+    <w:abstractNumId w:val="46"/>
   </w:num>
   <w:num w:numId="25" w16cid:durableId="1077240736">
-    <w:abstractNumId w:val="41"/>
+    <w:abstractNumId w:val="42"/>
   </w:num>
   <w:num w:numId="26" w16cid:durableId="1028870162">
-    <w:abstractNumId w:val="52"/>
+    <w:abstractNumId w:val="53"/>
   </w:num>
   <w:num w:numId="27" w16cid:durableId="1165976138">
-    <w:abstractNumId w:val="72"/>
+    <w:abstractNumId w:val="73"/>
   </w:num>
   <w:num w:numId="28" w16cid:durableId="765619890">
-    <w:abstractNumId w:val="28"/>
+    <w:abstractNumId w:val="29"/>
   </w:num>
   <w:num w:numId="29" w16cid:durableId="907302884">
-    <w:abstractNumId w:val="50"/>
+    <w:abstractNumId w:val="51"/>
   </w:num>
   <w:num w:numId="30" w16cid:durableId="1652175626">
-    <w:abstractNumId w:val="53"/>
+    <w:abstractNumId w:val="54"/>
   </w:num>
   <w:num w:numId="31" w16cid:durableId="1987659242">
-    <w:abstractNumId w:val="29"/>
+    <w:abstractNumId w:val="30"/>
   </w:num>
   <w:num w:numId="32" w16cid:durableId="799301543">
     <w:abstractNumId w:val="13"/>
   </w:num>
   <w:num w:numId="33" w16cid:durableId="839541768">
-    <w:abstractNumId w:val="54"/>
+    <w:abstractNumId w:val="55"/>
   </w:num>
   <w:num w:numId="34" w16cid:durableId="131365916">
-    <w:abstractNumId w:val="64"/>
+    <w:abstractNumId w:val="65"/>
   </w:num>
   <w:num w:numId="35" w16cid:durableId="178081829">
-    <w:abstractNumId w:val="56"/>
+    <w:abstractNumId w:val="57"/>
   </w:num>
   <w:num w:numId="36" w16cid:durableId="1516572542">
     <w:abstractNumId w:val="20"/>
   </w:num>
   <w:num w:numId="37" w16cid:durableId="2056808273">
-    <w:abstractNumId w:val="44"/>
+    <w:abstractNumId w:val="45"/>
   </w:num>
   <w:num w:numId="38" w16cid:durableId="388697905">
-    <w:abstractNumId w:val="78"/>
+    <w:abstractNumId w:val="79"/>
   </w:num>
   <w:num w:numId="39" w16cid:durableId="140925553">
-    <w:abstractNumId w:val="65"/>
+    <w:abstractNumId w:val="66"/>
   </w:num>
   <w:num w:numId="40" w16cid:durableId="470177568">
-    <w:abstractNumId w:val="33"/>
+    <w:abstractNumId w:val="34"/>
   </w:num>
   <w:num w:numId="41" w16cid:durableId="360132656">
-    <w:abstractNumId w:val="67"/>
+    <w:abstractNumId w:val="68"/>
   </w:num>
   <w:num w:numId="42" w16cid:durableId="862863091">
-    <w:abstractNumId w:val="60"/>
+    <w:abstractNumId w:val="61"/>
   </w:num>
   <w:num w:numId="43" w16cid:durableId="1115053902">
-    <w:abstractNumId w:val="30"/>
+    <w:abstractNumId w:val="31"/>
   </w:num>
   <w:num w:numId="44" w16cid:durableId="784273921">
-    <w:abstractNumId w:val="81"/>
+    <w:abstractNumId w:val="82"/>
   </w:num>
   <w:num w:numId="45" w16cid:durableId="1203592165">
-    <w:abstractNumId w:val="75"/>
+    <w:abstractNumId w:val="76"/>
   </w:num>
   <w:num w:numId="46" w16cid:durableId="417747856">
     <w:abstractNumId w:val="7"/>
@@ -38386,40 +42216,40 @@
     <w:abstractNumId w:val="22"/>
   </w:num>
   <w:num w:numId="49" w16cid:durableId="399986480">
-    <w:abstractNumId w:val="49"/>
+    <w:abstractNumId w:val="50"/>
   </w:num>
   <w:num w:numId="50" w16cid:durableId="1157644903">
-    <w:abstractNumId w:val="31"/>
+    <w:abstractNumId w:val="32"/>
   </w:num>
   <w:num w:numId="51" w16cid:durableId="1839268186">
     <w:abstractNumId w:val="2"/>
   </w:num>
   <w:num w:numId="52" w16cid:durableId="1564633815">
-    <w:abstractNumId w:val="39"/>
+    <w:abstractNumId w:val="40"/>
   </w:num>
   <w:num w:numId="53" w16cid:durableId="928388281">
-    <w:abstractNumId w:val="35"/>
+    <w:abstractNumId w:val="36"/>
   </w:num>
   <w:num w:numId="54" w16cid:durableId="813791727">
-    <w:abstractNumId w:val="70"/>
+    <w:abstractNumId w:val="71"/>
   </w:num>
   <w:num w:numId="55" w16cid:durableId="144013977">
     <w:abstractNumId w:val="14"/>
   </w:num>
   <w:num w:numId="56" w16cid:durableId="898243187">
-    <w:abstractNumId w:val="71"/>
+    <w:abstractNumId w:val="72"/>
   </w:num>
   <w:num w:numId="57" w16cid:durableId="1598055261">
     <w:abstractNumId w:val="18"/>
   </w:num>
   <w:num w:numId="58" w16cid:durableId="392853788">
-    <w:abstractNumId w:val="61"/>
+    <w:abstractNumId w:val="62"/>
   </w:num>
   <w:num w:numId="59" w16cid:durableId="1937322108">
-    <w:abstractNumId w:val="40"/>
+    <w:abstractNumId w:val="41"/>
   </w:num>
   <w:num w:numId="60" w16cid:durableId="1166941229">
-    <w:abstractNumId w:val="23"/>
+    <w:abstractNumId w:val="24"/>
   </w:num>
   <w:num w:numId="61" w16cid:durableId="332268327">
     <w:abstractNumId w:val="10"/>
@@ -38428,16 +42258,16 @@
     <w:abstractNumId w:val="19"/>
   </w:num>
   <w:num w:numId="63" w16cid:durableId="875892074">
-    <w:abstractNumId w:val="63"/>
+    <w:abstractNumId w:val="64"/>
   </w:num>
   <w:num w:numId="64" w16cid:durableId="123810382">
-    <w:abstractNumId w:val="36"/>
+    <w:abstractNumId w:val="37"/>
   </w:num>
   <w:num w:numId="65" w16cid:durableId="88551390">
-    <w:abstractNumId w:val="27"/>
+    <w:abstractNumId w:val="28"/>
   </w:num>
   <w:num w:numId="66" w16cid:durableId="1833987888">
-    <w:abstractNumId w:val="38"/>
+    <w:abstractNumId w:val="39"/>
   </w:num>
   <w:num w:numId="67" w16cid:durableId="862402486">
     <w:abstractNumId w:val="5"/>
@@ -38446,19 +42276,19 @@
     <w:abstractNumId w:val="16"/>
   </w:num>
   <w:num w:numId="69" w16cid:durableId="997809440">
+    <w:abstractNumId w:val="60"/>
+  </w:num>
+  <w:num w:numId="70" w16cid:durableId="2004236023">
+    <w:abstractNumId w:val="67"/>
+  </w:num>
+  <w:num w:numId="71" w16cid:durableId="1070074494">
+    <w:abstractNumId w:val="27"/>
+  </w:num>
+  <w:num w:numId="72" w16cid:durableId="945423104">
     <w:abstractNumId w:val="59"/>
   </w:num>
-  <w:num w:numId="70" w16cid:durableId="2004236023">
-    <w:abstractNumId w:val="66"/>
-  </w:num>
-  <w:num w:numId="71" w16cid:durableId="1070074494">
-    <w:abstractNumId w:val="26"/>
-  </w:num>
-  <w:num w:numId="72" w16cid:durableId="945423104">
-    <w:abstractNumId w:val="58"/>
-  </w:num>
   <w:num w:numId="73" w16cid:durableId="1567956249">
-    <w:abstractNumId w:val="55"/>
+    <w:abstractNumId w:val="56"/>
   </w:num>
   <w:num w:numId="74" w16cid:durableId="1313176921">
     <w:abstractNumId w:val="4"/>
@@ -38470,25 +42300,28 @@
     <w:abstractNumId w:val="9"/>
   </w:num>
   <w:num w:numId="77" w16cid:durableId="2007398459">
-    <w:abstractNumId w:val="82"/>
+    <w:abstractNumId w:val="83"/>
   </w:num>
   <w:num w:numId="78" w16cid:durableId="1118178718">
     <w:abstractNumId w:val="21"/>
   </w:num>
   <w:num w:numId="79" w16cid:durableId="423305715">
-    <w:abstractNumId w:val="79"/>
+    <w:abstractNumId w:val="80"/>
   </w:num>
   <w:num w:numId="80" w16cid:durableId="930158059">
-    <w:abstractNumId w:val="51"/>
+    <w:abstractNumId w:val="52"/>
   </w:num>
   <w:num w:numId="81" w16cid:durableId="1153446628">
     <w:abstractNumId w:val="1"/>
   </w:num>
   <w:num w:numId="82" w16cid:durableId="1786928751">
-    <w:abstractNumId w:val="32"/>
+    <w:abstractNumId w:val="33"/>
   </w:num>
   <w:num w:numId="83" w16cid:durableId="1326593523">
-    <w:abstractNumId w:val="62"/>
+    <w:abstractNumId w:val="63"/>
+  </w:num>
+  <w:num w:numId="84" w16cid:durableId="1110009010">
+    <w:abstractNumId w:val="23"/>
   </w:num>
 </w:numbering>
 </file>

--- a/All Notes/JavaInterviewQuestion.docx
+++ b/All Notes/JavaInterviewQuestion.docx
@@ -18422,7 +18422,7 @@
           <w:szCs w:val="32"/>
         </w:rPr>
         <w:drawing>
-          <wp:inline distT="0" distB="0" distL="0" distR="0" wp14:anchorId="18EE5EA4" wp14:editId="4F01DD80">
+          <wp:inline distT="0" distB="0" distL="0" distR="0" wp14:anchorId="18EE5EA4" wp14:editId="0ED3854B">
             <wp:extent cx="6640195" cy="3026410"/>
             <wp:effectExtent l="0" t="0" r="8255" b="2540"/>
             <wp:docPr id="192" name="Picture 192"/>
@@ -28771,7 +28771,23 @@
           <w:sz w:val="32"/>
           <w:szCs w:val="32"/>
         </w:rPr>
-        <w:t>(i);</w:t>
+        <w:t>(</w:t>
+      </w:r>
+      <w:proofErr w:type="spellStart"/>
+      <w:r>
+        <w:rPr>
+          <w:sz w:val="32"/>
+          <w:szCs w:val="32"/>
+        </w:rPr>
+        <w:t>i</w:t>
+      </w:r>
+      <w:proofErr w:type="spellEnd"/>
+      <w:r>
+        <w:rPr>
+          <w:sz w:val="32"/>
+          <w:szCs w:val="32"/>
+        </w:rPr>
+        <w:t>);</w:t>
       </w:r>
     </w:p>
     <w:p>
@@ -28806,43 +28822,7 @@
           <w:sz w:val="32"/>
           <w:szCs w:val="32"/>
         </w:rPr>
-        <w:t>Loops help automate repetitive tasks and process data efficiently. For example, a</w:t>
-      </w:r>
-      <w:r>
-        <w:rPr>
-          <w:b/>
-          <w:bCs/>
-          <w:sz w:val="32"/>
-          <w:szCs w:val="32"/>
-        </w:rPr>
-        <w:t xml:space="preserve"> </w:t>
-      </w:r>
-      <w:r>
-        <w:rPr>
-          <w:b/>
-          <w:bCs/>
-          <w:sz w:val="32"/>
-          <w:szCs w:val="32"/>
-        </w:rPr>
-        <w:t>developer in banking might use loops to calculate the total transaction amount for</w:t>
-      </w:r>
-      <w:r>
-        <w:rPr>
-          <w:b/>
-          <w:bCs/>
-          <w:sz w:val="32"/>
-          <w:szCs w:val="32"/>
-        </w:rPr>
-        <w:t xml:space="preserve"> </w:t>
-      </w:r>
-      <w:r>
-        <w:rPr>
-          <w:b/>
-          <w:bCs/>
-          <w:sz w:val="32"/>
-          <w:szCs w:val="32"/>
-        </w:rPr>
-        <w:t>many customers or process account details.</w:t>
+        <w:t>Loops help automate repetitive tasks and process data efficiently. For example, a developer in banking might use loops to calculate the total transaction amount for many customers or process account details.</w:t>
       </w:r>
     </w:p>
     <w:p>
@@ -28874,8 +28854,9 @@
           <w:szCs w:val="32"/>
           <w:highlight w:val="yellow"/>
         </w:rPr>
-        <w:t>1].</w:t>
-      </w:r>
+        <w:t>1].When</w:t>
+      </w:r>
+      <w:proofErr w:type="gramEnd"/>
       <w:r>
         <w:rPr>
           <w:b/>
@@ -28884,78 +28865,7 @@
           <w:szCs w:val="32"/>
           <w:highlight w:val="yellow"/>
         </w:rPr>
-        <w:t>When</w:t>
-      </w:r>
-      <w:proofErr w:type="gramEnd"/>
-      <w:r>
-        <w:rPr>
-          <w:b/>
-          <w:bCs/>
-          <w:sz w:val="32"/>
-          <w:szCs w:val="32"/>
-          <w:highlight w:val="yellow"/>
-        </w:rPr>
-        <w:t xml:space="preserve"> to use </w:t>
-      </w:r>
-      <w:r>
-        <w:rPr>
-          <w:b/>
-          <w:bCs/>
-          <w:sz w:val="32"/>
-          <w:szCs w:val="32"/>
-          <w:highlight w:val="yellow"/>
-        </w:rPr>
-        <w:t xml:space="preserve">a </w:t>
-      </w:r>
-      <w:r>
-        <w:rPr>
-          <w:b/>
-          <w:bCs/>
-          <w:sz w:val="32"/>
-          <w:szCs w:val="32"/>
-          <w:highlight w:val="yellow"/>
-        </w:rPr>
-        <w:t xml:space="preserve">for Loop and </w:t>
-      </w:r>
-      <w:r>
-        <w:rPr>
-          <w:b/>
-          <w:bCs/>
-          <w:sz w:val="32"/>
-          <w:szCs w:val="32"/>
-          <w:highlight w:val="yellow"/>
-        </w:rPr>
-        <w:t>when</w:t>
-      </w:r>
-      <w:r>
-        <w:rPr>
-          <w:b/>
-          <w:bCs/>
-          <w:sz w:val="32"/>
-          <w:szCs w:val="32"/>
-          <w:highlight w:val="yellow"/>
-        </w:rPr>
-        <w:t xml:space="preserve"> to use </w:t>
-      </w:r>
-      <w:r>
-        <w:rPr>
-          <w:b/>
-          <w:bCs/>
-          <w:sz w:val="32"/>
-          <w:szCs w:val="32"/>
-          <w:highlight w:val="yellow"/>
-        </w:rPr>
-        <w:t>a while loop</w:t>
-      </w:r>
-      <w:r>
-        <w:rPr>
-          <w:b/>
-          <w:bCs/>
-          <w:sz w:val="32"/>
-          <w:szCs w:val="32"/>
-          <w:highlight w:val="yellow"/>
-        </w:rPr>
-        <w:t>?</w:t>
+        <w:t xml:space="preserve"> to use a for Loop and when to use a while loop?</w:t>
       </w:r>
     </w:p>
     <w:p>
@@ -29123,43 +29033,7 @@
           <w:sz w:val="28"/>
           <w:szCs w:val="28"/>
         </w:rPr>
-        <w:t>A while loop is used to execute a block of code repeatedly as long as a given condition is</w:t>
-      </w:r>
-      <w:r>
-        <w:rPr>
-          <w:b/>
-          <w:bCs/>
-          <w:sz w:val="28"/>
-          <w:szCs w:val="28"/>
-        </w:rPr>
-        <w:t xml:space="preserve"> </w:t>
-      </w:r>
-      <w:r>
-        <w:rPr>
-          <w:b/>
-          <w:bCs/>
-          <w:sz w:val="28"/>
-          <w:szCs w:val="28"/>
-        </w:rPr>
-        <w:t>true. The condition is checked before the code inside the loop is executed, which means the</w:t>
-      </w:r>
-      <w:r>
-        <w:rPr>
-          <w:b/>
-          <w:bCs/>
-          <w:sz w:val="28"/>
-          <w:szCs w:val="28"/>
-        </w:rPr>
-        <w:t xml:space="preserve"> </w:t>
-      </w:r>
-      <w:r>
-        <w:rPr>
-          <w:b/>
-          <w:bCs/>
-          <w:sz w:val="28"/>
-          <w:szCs w:val="28"/>
-        </w:rPr>
-        <w:t>loop might not run at all if the condition is false at the start.</w:t>
+        <w:t>A while loop is used to execute a block of code repeatedly as long as a given condition is true. The condition is checked before the code inside the loop is executed, which means the loop might not run at all if the condition is false at the start.</w:t>
       </w:r>
     </w:p>
     <w:p>
@@ -29649,25 +29523,7 @@
           <w:sz w:val="28"/>
           <w:szCs w:val="28"/>
         </w:rPr>
-        <w:t xml:space="preserve">In Java, the do-while loop is </w:t>
-      </w:r>
-      <w:r>
-        <w:rPr>
-          <w:b/>
-          <w:bCs/>
-          <w:sz w:val="28"/>
-          <w:szCs w:val="28"/>
-        </w:rPr>
-        <w:t>an exit-controlled loop</w:t>
-      </w:r>
-      <w:r>
-        <w:rPr>
-          <w:b/>
-          <w:bCs/>
-          <w:sz w:val="28"/>
-          <w:szCs w:val="28"/>
-        </w:rPr>
-        <w:t>. This means it checks the condition</w:t>
+        <w:t>In Java, the do-while loop is an exit-controlled loop. This means it checks the condition</w:t>
       </w:r>
       <w:r>
         <w:rPr>
@@ -29685,16 +29541,7 @@
           <w:sz w:val="28"/>
           <w:szCs w:val="28"/>
         </w:rPr>
-        <w:t>after running the code inside th</w:t>
-      </w:r>
-      <w:r>
-        <w:rPr>
-          <w:b/>
-          <w:bCs/>
-          <w:sz w:val="28"/>
-          <w:szCs w:val="28"/>
-        </w:rPr>
-        <w:t>e loop, so the loop will always run at least once.</w:t>
+        <w:t>after running the code inside the loop, so the loop will always run at least once.</w:t>
       </w:r>
     </w:p>
     <w:p>
@@ -30191,25 +30038,7 @@
           <w:sz w:val="28"/>
           <w:szCs w:val="28"/>
         </w:rPr>
-        <w:t>The break statement is a control flow statement used to stop the execution of a loop or a</w:t>
-      </w:r>
-      <w:r>
-        <w:rPr>
-          <w:b/>
-          <w:bCs/>
-          <w:sz w:val="28"/>
-          <w:szCs w:val="28"/>
-        </w:rPr>
-        <w:t xml:space="preserve"> </w:t>
-      </w:r>
-      <w:r>
-        <w:rPr>
-          <w:b/>
-          <w:bCs/>
-          <w:sz w:val="28"/>
-          <w:szCs w:val="28"/>
-        </w:rPr>
-        <w:t xml:space="preserve">switch case. When the break statement is encountered inside a loop, it immediately exits </w:t>
+        <w:t xml:space="preserve">The break statement is a control flow statement used to stop the execution of a loop or a switch case. When the break statement is encountered inside a loop, it immediately exits </w:t>
       </w:r>
       <w:r>
         <w:rPr>
@@ -30519,17 +30348,7 @@
           <w:szCs w:val="28"/>
           <w:highlight w:val="yellow"/>
         </w:rPr>
-        <w:t>H</w:t>
-      </w:r>
-      <w:r>
-        <w:rPr>
-          <w:b/>
-          <w:bCs/>
-          <w:sz w:val="28"/>
-          <w:szCs w:val="28"/>
-          <w:highlight w:val="yellow"/>
-        </w:rPr>
-        <w:t>ow break Works in Loops:</w:t>
+        <w:t>How break Works in Loops:</w:t>
       </w:r>
       <w:r>
         <w:rPr>
@@ -31237,10 +31056,7 @@
       </w:r>
       <w:proofErr w:type="gramStart"/>
       <w:r>
-        <w:t>way</w:t>
-      </w:r>
-      <w:r>
-        <w:t>(</w:t>
+        <w:t>way(</w:t>
       </w:r>
       <w:proofErr w:type="gramEnd"/>
       <w:r>
@@ -32579,7 +32395,3986 @@
           <w:sz w:val="28"/>
           <w:szCs w:val="28"/>
         </w:rPr>
+        <w:br w:type="page"/>
+      </w:r>
+    </w:p>
+    <w:p>
+      <w:pPr>
+        <w:pStyle w:val="Heading1"/>
+        <w:jc w:val="center"/>
+      </w:pPr>
+      <w:r>
+        <w:lastRenderedPageBreak/>
+        <w:t>Java String</w:t>
+      </w:r>
+    </w:p>
+    <w:p>
+      <w:pPr>
+        <w:rPr>
+          <w:sz w:val="28"/>
+          <w:szCs w:val="28"/>
+        </w:rPr>
+      </w:pPr>
+      <w:r>
+        <w:rPr>
+          <w:sz w:val="28"/>
+          <w:szCs w:val="28"/>
+        </w:rPr>
         <w:t xml:space="preserve">  </w:t>
+      </w:r>
+      <w:r>
+        <w:rPr>
+          <w:sz w:val="28"/>
+          <w:szCs w:val="28"/>
+        </w:rPr>
+        <w:t>Top 15 Java String Questions — High Priority</w:t>
+      </w:r>
+    </w:p>
+    <w:p>
+      <w:pPr>
+        <w:rPr>
+          <w:sz w:val="28"/>
+          <w:szCs w:val="28"/>
+        </w:rPr>
+      </w:pPr>
+      <w:r>
+        <w:rPr>
+          <w:b/>
+          <w:bCs/>
+          <w:sz w:val="28"/>
+          <w:szCs w:val="28"/>
+          <w:highlight w:val="yellow"/>
+        </w:rPr>
+        <w:t>1. Why is String immutable in Java?</w:t>
+      </w:r>
+      <w:r>
+        <w:rPr>
+          <w:sz w:val="28"/>
+          <w:szCs w:val="28"/>
+        </w:rPr>
+        <w:t xml:space="preserve"> </w:t>
+      </w:r>
+      <w:r>
+        <w:rPr>
+          <w:rFonts w:ascii="Segoe UI Emoji" w:hAnsi="Segoe UI Emoji" w:cs="Segoe UI Emoji"/>
+          <w:sz w:val="28"/>
+          <w:szCs w:val="28"/>
+        </w:rPr>
+        <w:t>⭐⭐⭐⭐⭐</w:t>
+      </w:r>
+    </w:p>
+    <w:p>
+      <w:pPr>
+        <w:rPr>
+          <w:sz w:val="28"/>
+          <w:szCs w:val="28"/>
+        </w:rPr>
+      </w:pPr>
+      <w:r>
+        <w:rPr>
+          <w:sz w:val="28"/>
+          <w:szCs w:val="28"/>
+        </w:rPr>
+        <w:t>Answer:</w:t>
+      </w:r>
+    </w:p>
+    <w:p>
+      <w:pPr>
+        <w:rPr>
+          <w:sz w:val="28"/>
+          <w:szCs w:val="28"/>
+        </w:rPr>
+      </w:pPr>
+      <w:r>
+        <w:rPr>
+          <w:sz w:val="28"/>
+          <w:szCs w:val="28"/>
+        </w:rPr>
+        <w:t>String object cannot be changed after creation.</w:t>
+      </w:r>
+    </w:p>
+    <w:p>
+      <w:pPr>
+        <w:rPr>
+          <w:sz w:val="28"/>
+          <w:szCs w:val="28"/>
+        </w:rPr>
+      </w:pPr>
+      <w:r>
+        <w:rPr>
+          <w:sz w:val="28"/>
+          <w:szCs w:val="28"/>
+        </w:rPr>
+        <w:t>It allows safe sharing through the String Pool.</w:t>
+      </w:r>
+    </w:p>
+    <w:p>
+      <w:pPr>
+        <w:rPr>
+          <w:sz w:val="28"/>
+          <w:szCs w:val="28"/>
+        </w:rPr>
+      </w:pPr>
+      <w:r>
+        <w:rPr>
+          <w:sz w:val="28"/>
+          <w:szCs w:val="28"/>
+        </w:rPr>
+        <w:t>It provides security.</w:t>
+      </w:r>
+    </w:p>
+    <w:p>
+      <w:pPr>
+        <w:rPr>
+          <w:sz w:val="28"/>
+          <w:szCs w:val="28"/>
+        </w:rPr>
+      </w:pPr>
+      <w:r>
+        <w:rPr>
+          <w:sz w:val="28"/>
+          <w:szCs w:val="28"/>
+        </w:rPr>
+        <w:t>It provides thread safety.</w:t>
+      </w:r>
+    </w:p>
+    <w:p>
+      <w:pPr>
+        <w:rPr>
+          <w:sz w:val="28"/>
+          <w:szCs w:val="28"/>
+        </w:rPr>
+      </w:pPr>
+      <w:r>
+        <w:rPr>
+          <w:sz w:val="28"/>
+          <w:szCs w:val="28"/>
+        </w:rPr>
+        <w:t xml:space="preserve">It keeps </w:t>
+      </w:r>
+      <w:proofErr w:type="spellStart"/>
+      <w:proofErr w:type="gramStart"/>
+      <w:r>
+        <w:rPr>
+          <w:sz w:val="28"/>
+          <w:szCs w:val="28"/>
+        </w:rPr>
+        <w:t>hashCode</w:t>
+      </w:r>
+      <w:proofErr w:type="spellEnd"/>
+      <w:r>
+        <w:rPr>
+          <w:sz w:val="28"/>
+          <w:szCs w:val="28"/>
+        </w:rPr>
+        <w:t>(</w:t>
+      </w:r>
+      <w:proofErr w:type="gramEnd"/>
+      <w:r>
+        <w:rPr>
+          <w:sz w:val="28"/>
+          <w:szCs w:val="28"/>
+        </w:rPr>
+        <w:t>) stable, which is useful when String is a HashMap key.</w:t>
+      </w:r>
+    </w:p>
+    <w:p>
+      <w:pPr>
+        <w:rPr>
+          <w:sz w:val="28"/>
+          <w:szCs w:val="28"/>
+        </w:rPr>
+      </w:pPr>
+    </w:p>
+    <w:p>
+      <w:pPr>
+        <w:rPr>
+          <w:sz w:val="28"/>
+          <w:szCs w:val="28"/>
+        </w:rPr>
+      </w:pPr>
+      <w:r>
+        <w:rPr>
+          <w:b/>
+          <w:bCs/>
+          <w:sz w:val="28"/>
+          <w:szCs w:val="28"/>
+          <w:highlight w:val="yellow"/>
+        </w:rPr>
+        <w:t>2. What is String Constant Pool (SCP)?</w:t>
+      </w:r>
+      <w:r>
+        <w:rPr>
+          <w:sz w:val="28"/>
+          <w:szCs w:val="28"/>
+        </w:rPr>
+        <w:t xml:space="preserve"> </w:t>
+      </w:r>
+      <w:r>
+        <w:rPr>
+          <w:rFonts w:ascii="Segoe UI Emoji" w:hAnsi="Segoe UI Emoji" w:cs="Segoe UI Emoji"/>
+          <w:sz w:val="28"/>
+          <w:szCs w:val="28"/>
+        </w:rPr>
+        <w:t>⭐⭐⭐⭐⭐</w:t>
+      </w:r>
+    </w:p>
+    <w:p>
+      <w:pPr>
+        <w:rPr>
+          <w:sz w:val="28"/>
+          <w:szCs w:val="28"/>
+        </w:rPr>
+      </w:pPr>
+      <w:r>
+        <w:rPr>
+          <w:sz w:val="28"/>
+          <w:szCs w:val="28"/>
+        </w:rPr>
+        <w:t>Answer:</w:t>
+      </w:r>
+    </w:p>
+    <w:p>
+      <w:pPr>
+        <w:rPr>
+          <w:sz w:val="28"/>
+          <w:szCs w:val="28"/>
+        </w:rPr>
+      </w:pPr>
+      <w:r>
+        <w:rPr>
+          <w:sz w:val="28"/>
+          <w:szCs w:val="28"/>
+        </w:rPr>
+        <w:t>It is a special pool for String literals.</w:t>
+      </w:r>
+    </w:p>
+    <w:p>
+      <w:pPr>
+        <w:rPr>
+          <w:sz w:val="28"/>
+          <w:szCs w:val="28"/>
+        </w:rPr>
+      </w:pPr>
+      <w:r>
+        <w:rPr>
+          <w:sz w:val="28"/>
+          <w:szCs w:val="28"/>
+        </w:rPr>
+        <w:t>It is maintained in heap memory in modern Java.</w:t>
+      </w:r>
+    </w:p>
+    <w:p>
+      <w:pPr>
+        <w:rPr>
+          <w:sz w:val="28"/>
+          <w:szCs w:val="28"/>
+        </w:rPr>
+      </w:pPr>
+      <w:r>
+        <w:rPr>
+          <w:sz w:val="28"/>
+          <w:szCs w:val="28"/>
+        </w:rPr>
+        <w:t>JVM reuses an existing pooled String when the same literal is encountered.</w:t>
+      </w:r>
+    </w:p>
+    <w:p>
+      <w:pPr>
+        <w:rPr>
+          <w:sz w:val="28"/>
+          <w:szCs w:val="28"/>
+        </w:rPr>
+      </w:pPr>
+      <w:r>
+        <w:rPr>
+          <w:sz w:val="28"/>
+          <w:szCs w:val="28"/>
+        </w:rPr>
+        <w:t>This reduces duplicate String objects.</w:t>
+      </w:r>
+    </w:p>
+    <w:p>
+      <w:pPr>
+        <w:rPr>
+          <w:sz w:val="28"/>
+          <w:szCs w:val="28"/>
+        </w:rPr>
+      </w:pPr>
+      <w:r>
+        <w:rPr>
+          <w:sz w:val="28"/>
+          <w:szCs w:val="28"/>
+        </w:rPr>
+        <w:t>It saves memory.</w:t>
+      </w:r>
+    </w:p>
+    <w:p>
+      <w:pPr>
+        <w:rPr>
+          <w:sz w:val="28"/>
+          <w:szCs w:val="28"/>
+        </w:rPr>
+      </w:pPr>
+      <w:r>
+        <w:rPr>
+          <w:sz w:val="28"/>
+          <w:szCs w:val="28"/>
+        </w:rPr>
+        <w:t>String s1 = "Java";</w:t>
+      </w:r>
+    </w:p>
+    <w:p>
+      <w:pPr>
+        <w:rPr>
+          <w:sz w:val="28"/>
+          <w:szCs w:val="28"/>
+        </w:rPr>
+      </w:pPr>
+      <w:r>
+        <w:rPr>
+          <w:sz w:val="28"/>
+          <w:szCs w:val="28"/>
+        </w:rPr>
+        <w:t>String s2 = "Java";</w:t>
+      </w:r>
+    </w:p>
+    <w:p>
+      <w:pPr>
+        <w:rPr>
+          <w:sz w:val="28"/>
+          <w:szCs w:val="28"/>
+        </w:rPr>
+      </w:pPr>
+      <w:r>
+        <w:rPr>
+          <w:sz w:val="28"/>
+          <w:szCs w:val="28"/>
+        </w:rPr>
+        <w:t xml:space="preserve"> s1 and s2 can refer to the same pooled object.</w:t>
+      </w:r>
+    </w:p>
+    <w:p>
+      <w:pPr>
+        <w:rPr>
+          <w:sz w:val="28"/>
+          <w:szCs w:val="28"/>
+        </w:rPr>
+      </w:pPr>
+    </w:p>
+    <w:p>
+      <w:pPr>
+        <w:rPr>
+          <w:b/>
+          <w:bCs/>
+          <w:sz w:val="28"/>
+          <w:szCs w:val="28"/>
+        </w:rPr>
+      </w:pPr>
+      <w:r>
+        <w:rPr>
+          <w:b/>
+          <w:bCs/>
+          <w:sz w:val="28"/>
+          <w:szCs w:val="28"/>
+          <w:highlight w:val="yellow"/>
+        </w:rPr>
+        <w:t xml:space="preserve">3. Difference between == and </w:t>
+      </w:r>
+      <w:proofErr w:type="gramStart"/>
+      <w:r>
+        <w:rPr>
+          <w:b/>
+          <w:bCs/>
+          <w:sz w:val="28"/>
+          <w:szCs w:val="28"/>
+          <w:highlight w:val="yellow"/>
+        </w:rPr>
+        <w:t>equals(</w:t>
+      </w:r>
+      <w:proofErr w:type="gramEnd"/>
+      <w:r>
+        <w:rPr>
+          <w:b/>
+          <w:bCs/>
+          <w:sz w:val="28"/>
+          <w:szCs w:val="28"/>
+          <w:highlight w:val="yellow"/>
+        </w:rPr>
+        <w:t xml:space="preserve">) for String? </w:t>
+      </w:r>
+      <w:r>
+        <w:rPr>
+          <w:rFonts w:ascii="Segoe UI Emoji" w:hAnsi="Segoe UI Emoji" w:cs="Segoe UI Emoji"/>
+          <w:b/>
+          <w:bCs/>
+          <w:sz w:val="28"/>
+          <w:szCs w:val="28"/>
+          <w:highlight w:val="yellow"/>
+        </w:rPr>
+        <w:t>⭐⭐⭐⭐⭐</w:t>
+      </w:r>
+    </w:p>
+    <w:p>
+      <w:pPr>
+        <w:rPr>
+          <w:sz w:val="28"/>
+          <w:szCs w:val="28"/>
+        </w:rPr>
+      </w:pPr>
+      <w:r>
+        <w:rPr>
+          <w:sz w:val="28"/>
+          <w:szCs w:val="28"/>
+        </w:rPr>
+        <w:t>Answer:</w:t>
+      </w:r>
+    </w:p>
+    <w:p>
+      <w:pPr>
+        <w:rPr>
+          <w:sz w:val="28"/>
+          <w:szCs w:val="28"/>
+        </w:rPr>
+      </w:pPr>
+      <w:r>
+        <w:rPr>
+          <w:sz w:val="28"/>
+          <w:szCs w:val="28"/>
+        </w:rPr>
+        <w:t>== compares object references/identity.</w:t>
+      </w:r>
+    </w:p>
+    <w:p>
+      <w:pPr>
+        <w:rPr>
+          <w:sz w:val="28"/>
+          <w:szCs w:val="28"/>
+        </w:rPr>
+      </w:pPr>
+      <w:proofErr w:type="gramStart"/>
+      <w:r>
+        <w:rPr>
+          <w:sz w:val="28"/>
+          <w:szCs w:val="28"/>
+        </w:rPr>
+        <w:t>equals(</w:t>
+      </w:r>
+      <w:proofErr w:type="gramEnd"/>
+      <w:r>
+        <w:rPr>
+          <w:sz w:val="28"/>
+          <w:szCs w:val="28"/>
+        </w:rPr>
+        <w:t>) compares String content.</w:t>
+      </w:r>
+    </w:p>
+    <w:p>
+      <w:pPr>
+        <w:rPr>
+          <w:sz w:val="28"/>
+          <w:szCs w:val="28"/>
+        </w:rPr>
+      </w:pPr>
+      <w:r>
+        <w:rPr>
+          <w:sz w:val="28"/>
+          <w:szCs w:val="28"/>
+        </w:rPr>
+        <w:t>== can return true for two pooled literals.</w:t>
+      </w:r>
+    </w:p>
+    <w:p>
+      <w:pPr>
+        <w:rPr>
+          <w:sz w:val="28"/>
+          <w:szCs w:val="28"/>
+        </w:rPr>
+      </w:pPr>
+      <w:r>
+        <w:rPr>
+          <w:sz w:val="28"/>
+          <w:szCs w:val="28"/>
+        </w:rPr>
+        <w:t>Two separate String objects can have == false.</w:t>
+      </w:r>
+    </w:p>
+    <w:p>
+      <w:pPr>
+        <w:rPr>
+          <w:sz w:val="28"/>
+          <w:szCs w:val="28"/>
+        </w:rPr>
+      </w:pPr>
+      <w:r>
+        <w:rPr>
+          <w:sz w:val="28"/>
+          <w:szCs w:val="28"/>
+        </w:rPr>
+        <w:lastRenderedPageBreak/>
+        <w:t xml:space="preserve">For String content comparison, use </w:t>
+      </w:r>
+      <w:proofErr w:type="gramStart"/>
+      <w:r>
+        <w:rPr>
+          <w:sz w:val="28"/>
+          <w:szCs w:val="28"/>
+        </w:rPr>
+        <w:t>equals(</w:t>
+      </w:r>
+      <w:proofErr w:type="gramEnd"/>
+      <w:r>
+        <w:rPr>
+          <w:sz w:val="28"/>
+          <w:szCs w:val="28"/>
+        </w:rPr>
+        <w:t>).</w:t>
+      </w:r>
+    </w:p>
+    <w:p>
+      <w:pPr>
+        <w:rPr>
+          <w:sz w:val="28"/>
+          <w:szCs w:val="28"/>
+        </w:rPr>
+      </w:pPr>
+    </w:p>
+    <w:p>
+      <w:pPr>
+        <w:rPr>
+          <w:sz w:val="28"/>
+          <w:szCs w:val="28"/>
+        </w:rPr>
+      </w:pPr>
+      <w:r>
+        <w:rPr>
+          <w:b/>
+          <w:bCs/>
+          <w:sz w:val="28"/>
+          <w:szCs w:val="28"/>
+          <w:highlight w:val="yellow"/>
+        </w:rPr>
+        <w:t xml:space="preserve">4. What is the difference between String literal and new </w:t>
+      </w:r>
+      <w:proofErr w:type="gramStart"/>
+      <w:r>
+        <w:rPr>
+          <w:b/>
+          <w:bCs/>
+          <w:sz w:val="28"/>
+          <w:szCs w:val="28"/>
+          <w:highlight w:val="yellow"/>
+        </w:rPr>
+        <w:t>String(</w:t>
+      </w:r>
+      <w:proofErr w:type="gramEnd"/>
+      <w:r>
+        <w:rPr>
+          <w:b/>
+          <w:bCs/>
+          <w:sz w:val="28"/>
+          <w:szCs w:val="28"/>
+          <w:highlight w:val="yellow"/>
+        </w:rPr>
+        <w:t>)?</w:t>
+      </w:r>
+      <w:r>
+        <w:rPr>
+          <w:sz w:val="28"/>
+          <w:szCs w:val="28"/>
+        </w:rPr>
+        <w:t xml:space="preserve"> </w:t>
+      </w:r>
+      <w:r>
+        <w:rPr>
+          <w:rFonts w:ascii="Segoe UI Emoji" w:hAnsi="Segoe UI Emoji" w:cs="Segoe UI Emoji"/>
+          <w:sz w:val="28"/>
+          <w:szCs w:val="28"/>
+        </w:rPr>
+        <w:t>⭐⭐⭐⭐⭐</w:t>
+      </w:r>
+    </w:p>
+    <w:p>
+      <w:pPr>
+        <w:rPr>
+          <w:sz w:val="28"/>
+          <w:szCs w:val="28"/>
+        </w:rPr>
+      </w:pPr>
+      <w:r>
+        <w:rPr>
+          <w:sz w:val="28"/>
+          <w:szCs w:val="28"/>
+        </w:rPr>
+        <w:t>String s1 = "Java";</w:t>
+      </w:r>
+    </w:p>
+    <w:p>
+      <w:pPr>
+        <w:rPr>
+          <w:sz w:val="28"/>
+          <w:szCs w:val="28"/>
+        </w:rPr>
+      </w:pPr>
+      <w:r>
+        <w:rPr>
+          <w:sz w:val="28"/>
+          <w:szCs w:val="28"/>
+        </w:rPr>
+        <w:t>String s2 = new String("Java");</w:t>
+      </w:r>
+    </w:p>
+    <w:p>
+      <w:pPr>
+        <w:rPr>
+          <w:sz w:val="28"/>
+          <w:szCs w:val="28"/>
+        </w:rPr>
+      </w:pPr>
+      <w:r>
+        <w:rPr>
+          <w:sz w:val="28"/>
+          <w:szCs w:val="28"/>
+        </w:rPr>
+        <w:t>Answer:</w:t>
+      </w:r>
+    </w:p>
+    <w:p>
+      <w:pPr>
+        <w:rPr>
+          <w:sz w:val="28"/>
+          <w:szCs w:val="28"/>
+        </w:rPr>
+      </w:pPr>
+      <w:r>
+        <w:rPr>
+          <w:sz w:val="28"/>
+          <w:szCs w:val="28"/>
+        </w:rPr>
+        <w:t>"Java" uses the String Pool.</w:t>
+      </w:r>
+    </w:p>
+    <w:p>
+      <w:pPr>
+        <w:rPr>
+          <w:sz w:val="28"/>
+          <w:szCs w:val="28"/>
+        </w:rPr>
+      </w:pPr>
+      <w:r>
+        <w:rPr>
+          <w:sz w:val="28"/>
+          <w:szCs w:val="28"/>
+        </w:rPr>
+        <w:t>new String("Java") explicitly creates a separate String object.</w:t>
+      </w:r>
+    </w:p>
+    <w:p>
+      <w:pPr>
+        <w:rPr>
+          <w:sz w:val="28"/>
+          <w:szCs w:val="28"/>
+        </w:rPr>
+      </w:pPr>
+      <w:r>
+        <w:rPr>
+          <w:sz w:val="28"/>
+          <w:szCs w:val="28"/>
+        </w:rPr>
+        <w:t>The literal may already exist in the pool.</w:t>
+      </w:r>
+    </w:p>
+    <w:p>
+      <w:pPr>
+        <w:rPr>
+          <w:sz w:val="28"/>
+          <w:szCs w:val="28"/>
+        </w:rPr>
+      </w:pPr>
+      <w:r>
+        <w:rPr>
+          <w:sz w:val="28"/>
+          <w:szCs w:val="28"/>
+        </w:rPr>
+        <w:t>new does not make the variable refer to the pooled object.</w:t>
+      </w:r>
+    </w:p>
+    <w:p>
+      <w:pPr>
+        <w:rPr>
+          <w:sz w:val="28"/>
+          <w:szCs w:val="28"/>
+        </w:rPr>
+      </w:pPr>
+      <w:r>
+        <w:rPr>
+          <w:sz w:val="28"/>
+          <w:szCs w:val="28"/>
+        </w:rPr>
+        <w:t>Therefore s1 == s2 is normally false.</w:t>
+      </w:r>
+    </w:p>
+    <w:p>
+      <w:pPr>
+        <w:rPr>
+          <w:sz w:val="28"/>
+          <w:szCs w:val="28"/>
+        </w:rPr>
+      </w:pPr>
+    </w:p>
+    <w:p>
+      <w:pPr>
+        <w:rPr>
+          <w:sz w:val="28"/>
+          <w:szCs w:val="28"/>
+        </w:rPr>
+      </w:pPr>
+      <w:r>
+        <w:rPr>
+          <w:b/>
+          <w:bCs/>
+          <w:sz w:val="28"/>
+          <w:szCs w:val="28"/>
+          <w:highlight w:val="yellow"/>
+        </w:rPr>
+        <w:t xml:space="preserve">5. How many objects are created by new String("Java")? </w:t>
+      </w:r>
+      <w:r>
+        <w:rPr>
+          <w:rFonts w:ascii="Segoe UI Emoji" w:hAnsi="Segoe UI Emoji" w:cs="Segoe UI Emoji"/>
+          <w:sz w:val="28"/>
+          <w:szCs w:val="28"/>
+          <w:highlight w:val="yellow"/>
+        </w:rPr>
+        <w:t>⭐⭐⭐⭐⭐</w:t>
+      </w:r>
+    </w:p>
+    <w:p>
+      <w:pPr>
+        <w:rPr>
+          <w:sz w:val="28"/>
+          <w:szCs w:val="28"/>
+        </w:rPr>
+      </w:pPr>
+      <w:r>
+        <w:rPr>
+          <w:sz w:val="28"/>
+          <w:szCs w:val="28"/>
+        </w:rPr>
+        <w:t>This is a very common tricky question.</w:t>
+      </w:r>
+    </w:p>
+    <w:p>
+      <w:pPr>
+        <w:rPr>
+          <w:sz w:val="28"/>
+          <w:szCs w:val="28"/>
+        </w:rPr>
+      </w:pPr>
+      <w:r>
+        <w:rPr>
+          <w:sz w:val="28"/>
+          <w:szCs w:val="28"/>
+        </w:rPr>
+        <w:t>Answer:</w:t>
+      </w:r>
+    </w:p>
+    <w:p>
+      <w:pPr>
+        <w:rPr>
+          <w:sz w:val="28"/>
+          <w:szCs w:val="28"/>
+        </w:rPr>
+      </w:pPr>
+      <w:r>
+        <w:rPr>
+          <w:sz w:val="28"/>
+          <w:szCs w:val="28"/>
+        </w:rPr>
+        <w:t>If "Java" is not already in the pool:</w:t>
+      </w:r>
+    </w:p>
+    <w:p>
+      <w:pPr>
+        <w:rPr>
+          <w:sz w:val="28"/>
+          <w:szCs w:val="28"/>
+        </w:rPr>
+      </w:pPr>
+      <w:r>
+        <w:rPr>
+          <w:sz w:val="28"/>
+          <w:szCs w:val="28"/>
+        </w:rPr>
+        <w:t>One String object for the literal "Java" in the pool.</w:t>
+      </w:r>
+    </w:p>
+    <w:p>
+      <w:pPr>
+        <w:rPr>
+          <w:sz w:val="28"/>
+          <w:szCs w:val="28"/>
+        </w:rPr>
+      </w:pPr>
+      <w:r>
+        <w:rPr>
+          <w:sz w:val="28"/>
+          <w:szCs w:val="28"/>
+        </w:rPr>
+        <w:t>One separate String object created by new.</w:t>
+      </w:r>
+    </w:p>
+    <w:p>
+      <w:pPr>
+        <w:rPr>
+          <w:sz w:val="28"/>
+          <w:szCs w:val="28"/>
+        </w:rPr>
+      </w:pPr>
+      <w:proofErr w:type="gramStart"/>
+      <w:r>
+        <w:rPr>
+          <w:sz w:val="28"/>
+          <w:szCs w:val="28"/>
+        </w:rPr>
+        <w:t>So</w:t>
+      </w:r>
+      <w:proofErr w:type="gramEnd"/>
+      <w:r>
+        <w:rPr>
+          <w:sz w:val="28"/>
+          <w:szCs w:val="28"/>
+        </w:rPr>
+        <w:t xml:space="preserve"> 2 String objects can be involved.</w:t>
+      </w:r>
+    </w:p>
+    <w:p>
+      <w:pPr>
+        <w:rPr>
+          <w:sz w:val="28"/>
+          <w:szCs w:val="28"/>
+        </w:rPr>
+      </w:pPr>
+      <w:r>
+        <w:rPr>
+          <w:sz w:val="28"/>
+          <w:szCs w:val="28"/>
+        </w:rPr>
+        <w:t>If "Java" already exists in the pool:</w:t>
+      </w:r>
+    </w:p>
+    <w:p>
+      <w:pPr>
+        <w:rPr>
+          <w:sz w:val="28"/>
+          <w:szCs w:val="28"/>
+        </w:rPr>
+      </w:pPr>
+      <w:r>
+        <w:rPr>
+          <w:sz w:val="28"/>
+          <w:szCs w:val="28"/>
+        </w:rPr>
+        <w:t>Existing pooled object is reused.</w:t>
+      </w:r>
+    </w:p>
+    <w:p>
+      <w:pPr>
+        <w:rPr>
+          <w:sz w:val="28"/>
+          <w:szCs w:val="28"/>
+        </w:rPr>
+      </w:pPr>
+      <w:proofErr w:type="gramStart"/>
+      <w:r>
+        <w:rPr>
+          <w:sz w:val="28"/>
+          <w:szCs w:val="28"/>
+        </w:rPr>
+        <w:t>new</w:t>
+      </w:r>
+      <w:proofErr w:type="gramEnd"/>
+      <w:r>
+        <w:rPr>
+          <w:sz w:val="28"/>
+          <w:szCs w:val="28"/>
+        </w:rPr>
+        <w:t xml:space="preserve"> creates one new String object.</w:t>
+      </w:r>
+    </w:p>
+    <w:p>
+      <w:pPr>
+        <w:rPr>
+          <w:sz w:val="28"/>
+          <w:szCs w:val="28"/>
+        </w:rPr>
+      </w:pPr>
+      <w:r>
+        <w:rPr>
+          <w:sz w:val="28"/>
+          <w:szCs w:val="28"/>
+        </w:rPr>
+        <w:t>So only 1 new object is created.</w:t>
+      </w:r>
+    </w:p>
+    <w:p>
+      <w:pPr>
+        <w:rPr>
+          <w:sz w:val="28"/>
+          <w:szCs w:val="28"/>
+        </w:rPr>
+      </w:pPr>
+    </w:p>
+    <w:p>
+      <w:pPr>
+        <w:rPr>
+          <w:sz w:val="28"/>
+          <w:szCs w:val="28"/>
+        </w:rPr>
+      </w:pPr>
+      <w:r>
+        <w:rPr>
+          <w:b/>
+          <w:bCs/>
+          <w:sz w:val="28"/>
+          <w:szCs w:val="28"/>
+          <w:highlight w:val="yellow"/>
+        </w:rPr>
+        <w:t>6. Explain this output.</w:t>
+      </w:r>
+      <w:r>
+        <w:rPr>
+          <w:sz w:val="28"/>
+          <w:szCs w:val="28"/>
+        </w:rPr>
+        <w:t xml:space="preserve"> </w:t>
+      </w:r>
+      <w:r>
+        <w:rPr>
+          <w:rFonts w:ascii="Segoe UI Emoji" w:hAnsi="Segoe UI Emoji" w:cs="Segoe UI Emoji"/>
+          <w:sz w:val="28"/>
+          <w:szCs w:val="28"/>
+        </w:rPr>
+        <w:t>⭐⭐⭐⭐⭐</w:t>
+      </w:r>
+    </w:p>
+    <w:p>
+      <w:pPr>
+        <w:rPr>
+          <w:sz w:val="28"/>
+          <w:szCs w:val="28"/>
+        </w:rPr>
+      </w:pPr>
+      <w:r>
+        <w:rPr>
+          <w:sz w:val="28"/>
+          <w:szCs w:val="28"/>
+        </w:rPr>
+        <w:t>String s1 = "Java";</w:t>
+      </w:r>
+    </w:p>
+    <w:p>
+      <w:pPr>
+        <w:rPr>
+          <w:sz w:val="28"/>
+          <w:szCs w:val="28"/>
+        </w:rPr>
+      </w:pPr>
+      <w:r>
+        <w:rPr>
+          <w:sz w:val="28"/>
+          <w:szCs w:val="28"/>
+        </w:rPr>
+        <w:t>String s2 = "Java";</w:t>
+      </w:r>
+    </w:p>
+    <w:p>
+      <w:pPr>
+        <w:rPr>
+          <w:sz w:val="28"/>
+          <w:szCs w:val="28"/>
+        </w:rPr>
+      </w:pPr>
+    </w:p>
+    <w:p>
+      <w:pPr>
+        <w:rPr>
+          <w:sz w:val="28"/>
+          <w:szCs w:val="28"/>
+        </w:rPr>
+      </w:pPr>
+      <w:proofErr w:type="spellStart"/>
+      <w:r>
+        <w:rPr>
+          <w:sz w:val="28"/>
+          <w:szCs w:val="28"/>
+        </w:rPr>
+        <w:t>System.out.println</w:t>
+      </w:r>
+      <w:proofErr w:type="spellEnd"/>
+      <w:r>
+        <w:rPr>
+          <w:sz w:val="28"/>
+          <w:szCs w:val="28"/>
+        </w:rPr>
+        <w:t>(s1 == s2);</w:t>
+      </w:r>
+    </w:p>
+    <w:p>
+      <w:pPr>
+        <w:rPr>
+          <w:sz w:val="28"/>
+          <w:szCs w:val="28"/>
+        </w:rPr>
+      </w:pPr>
+      <w:r>
+        <w:rPr>
+          <w:sz w:val="28"/>
+          <w:szCs w:val="28"/>
+        </w:rPr>
+        <w:t>Output:</w:t>
+      </w:r>
+    </w:p>
+    <w:p>
+      <w:pPr>
+        <w:rPr>
+          <w:sz w:val="28"/>
+          <w:szCs w:val="28"/>
+        </w:rPr>
+      </w:pPr>
+      <w:r>
+        <w:rPr>
+          <w:sz w:val="28"/>
+          <w:szCs w:val="28"/>
+        </w:rPr>
+        <w:t>true</w:t>
+      </w:r>
+    </w:p>
+    <w:p>
+      <w:pPr>
+        <w:rPr>
+          <w:sz w:val="28"/>
+          <w:szCs w:val="28"/>
+        </w:rPr>
+      </w:pPr>
+      <w:r>
+        <w:rPr>
+          <w:sz w:val="28"/>
+          <w:szCs w:val="28"/>
+        </w:rPr>
+        <w:t>Why?</w:t>
+      </w:r>
+    </w:p>
+    <w:p>
+      <w:pPr>
+        <w:rPr>
+          <w:sz w:val="28"/>
+          <w:szCs w:val="28"/>
+        </w:rPr>
+      </w:pPr>
+      <w:r>
+        <w:rPr>
+          <w:sz w:val="28"/>
+          <w:szCs w:val="28"/>
+        </w:rPr>
+        <w:t>Both are String literals.</w:t>
+      </w:r>
+    </w:p>
+    <w:p>
+      <w:pPr>
+        <w:rPr>
+          <w:sz w:val="28"/>
+          <w:szCs w:val="28"/>
+        </w:rPr>
+      </w:pPr>
+      <w:r>
+        <w:rPr>
+          <w:sz w:val="28"/>
+          <w:szCs w:val="28"/>
+        </w:rPr>
+        <w:t>JVM checks the String Pool.</w:t>
+      </w:r>
+    </w:p>
+    <w:p>
+      <w:pPr>
+        <w:rPr>
+          <w:sz w:val="28"/>
+          <w:szCs w:val="28"/>
+        </w:rPr>
+      </w:pPr>
+      <w:r>
+        <w:rPr>
+          <w:sz w:val="28"/>
+          <w:szCs w:val="28"/>
+        </w:rPr>
+        <w:t>The same "Java" object can be reused.</w:t>
+      </w:r>
+    </w:p>
+    <w:p>
+      <w:pPr>
+        <w:rPr>
+          <w:sz w:val="28"/>
+          <w:szCs w:val="28"/>
+        </w:rPr>
+      </w:pPr>
+      <w:r>
+        <w:rPr>
+          <w:sz w:val="28"/>
+          <w:szCs w:val="28"/>
+        </w:rPr>
+        <w:t>Both references point to the same object.</w:t>
+      </w:r>
+    </w:p>
+    <w:p>
+      <w:pPr>
+        <w:rPr>
+          <w:sz w:val="28"/>
+          <w:szCs w:val="28"/>
+        </w:rPr>
+      </w:pPr>
+      <w:r>
+        <w:rPr>
+          <w:sz w:val="28"/>
+          <w:szCs w:val="28"/>
+        </w:rPr>
+        <w:t>Therefore == is true.</w:t>
+      </w:r>
+    </w:p>
+    <w:p>
+      <w:pPr>
+        <w:rPr>
+          <w:sz w:val="28"/>
+          <w:szCs w:val="28"/>
+        </w:rPr>
+      </w:pPr>
+    </w:p>
+    <w:p>
+      <w:pPr>
+        <w:rPr>
+          <w:sz w:val="28"/>
+          <w:szCs w:val="28"/>
+        </w:rPr>
+      </w:pPr>
+      <w:r>
+        <w:rPr>
+          <w:b/>
+          <w:bCs/>
+          <w:sz w:val="28"/>
+          <w:szCs w:val="28"/>
+          <w:highlight w:val="yellow"/>
+        </w:rPr>
+        <w:t>7. Explain this output.</w:t>
+      </w:r>
+      <w:r>
+        <w:rPr>
+          <w:sz w:val="28"/>
+          <w:szCs w:val="28"/>
+        </w:rPr>
+        <w:t xml:space="preserve"> </w:t>
+      </w:r>
+      <w:r>
+        <w:rPr>
+          <w:rFonts w:ascii="Segoe UI Emoji" w:hAnsi="Segoe UI Emoji" w:cs="Segoe UI Emoji"/>
+          <w:sz w:val="28"/>
+          <w:szCs w:val="28"/>
+        </w:rPr>
+        <w:t>⭐⭐⭐⭐⭐</w:t>
+      </w:r>
+    </w:p>
+    <w:p>
+      <w:pPr>
+        <w:rPr>
+          <w:sz w:val="28"/>
+          <w:szCs w:val="28"/>
+        </w:rPr>
+      </w:pPr>
+      <w:r>
+        <w:rPr>
+          <w:sz w:val="28"/>
+          <w:szCs w:val="28"/>
+        </w:rPr>
+        <w:t>String s1 = new String("Java");</w:t>
+      </w:r>
+    </w:p>
+    <w:p>
+      <w:pPr>
+        <w:rPr>
+          <w:sz w:val="28"/>
+          <w:szCs w:val="28"/>
+        </w:rPr>
+      </w:pPr>
+      <w:r>
+        <w:rPr>
+          <w:sz w:val="28"/>
+          <w:szCs w:val="28"/>
+        </w:rPr>
+        <w:t>String s2 = new String("Java");</w:t>
+      </w:r>
+    </w:p>
+    <w:p>
+      <w:pPr>
+        <w:rPr>
+          <w:sz w:val="28"/>
+          <w:szCs w:val="28"/>
+        </w:rPr>
+      </w:pPr>
+    </w:p>
+    <w:p>
+      <w:pPr>
+        <w:rPr>
+          <w:sz w:val="28"/>
+          <w:szCs w:val="28"/>
+        </w:rPr>
+      </w:pPr>
+      <w:proofErr w:type="spellStart"/>
+      <w:r>
+        <w:rPr>
+          <w:sz w:val="28"/>
+          <w:szCs w:val="28"/>
+        </w:rPr>
+        <w:t>System.out.println</w:t>
+      </w:r>
+      <w:proofErr w:type="spellEnd"/>
+      <w:r>
+        <w:rPr>
+          <w:sz w:val="28"/>
+          <w:szCs w:val="28"/>
+        </w:rPr>
+        <w:t>(s1 == s2);</w:t>
+      </w:r>
+    </w:p>
+    <w:p>
+      <w:pPr>
+        <w:rPr>
+          <w:sz w:val="28"/>
+          <w:szCs w:val="28"/>
+        </w:rPr>
+      </w:pPr>
+      <w:proofErr w:type="spellStart"/>
+      <w:r>
+        <w:rPr>
+          <w:sz w:val="28"/>
+          <w:szCs w:val="28"/>
+        </w:rPr>
+        <w:t>System.out.println</w:t>
+      </w:r>
+      <w:proofErr w:type="spellEnd"/>
+      <w:r>
+        <w:rPr>
+          <w:sz w:val="28"/>
+          <w:szCs w:val="28"/>
+        </w:rPr>
+        <w:t>(s</w:t>
+      </w:r>
+      <w:proofErr w:type="gramStart"/>
+      <w:r>
+        <w:rPr>
+          <w:sz w:val="28"/>
+          <w:szCs w:val="28"/>
+        </w:rPr>
+        <w:t>1.equals</w:t>
+      </w:r>
+      <w:proofErr w:type="gramEnd"/>
+      <w:r>
+        <w:rPr>
+          <w:sz w:val="28"/>
+          <w:szCs w:val="28"/>
+        </w:rPr>
+        <w:t>(s2));</w:t>
+      </w:r>
+    </w:p>
+    <w:p>
+      <w:pPr>
+        <w:rPr>
+          <w:sz w:val="28"/>
+          <w:szCs w:val="28"/>
+        </w:rPr>
+      </w:pPr>
+      <w:r>
+        <w:rPr>
+          <w:sz w:val="28"/>
+          <w:szCs w:val="28"/>
+        </w:rPr>
+        <w:t>Output:</w:t>
+      </w:r>
+    </w:p>
+    <w:p>
+      <w:pPr>
+        <w:rPr>
+          <w:sz w:val="28"/>
+          <w:szCs w:val="28"/>
+        </w:rPr>
+      </w:pPr>
+      <w:r>
+        <w:rPr>
+          <w:sz w:val="28"/>
+          <w:szCs w:val="28"/>
+        </w:rPr>
+        <w:t>false</w:t>
+      </w:r>
+    </w:p>
+    <w:p>
+      <w:pPr>
+        <w:rPr>
+          <w:sz w:val="28"/>
+          <w:szCs w:val="28"/>
+        </w:rPr>
+      </w:pPr>
+      <w:r>
+        <w:rPr>
+          <w:sz w:val="28"/>
+          <w:szCs w:val="28"/>
+        </w:rPr>
+        <w:t>true</w:t>
+      </w:r>
+    </w:p>
+    <w:p>
+      <w:pPr>
+        <w:rPr>
+          <w:sz w:val="28"/>
+          <w:szCs w:val="28"/>
+        </w:rPr>
+      </w:pPr>
+      <w:r>
+        <w:rPr>
+          <w:sz w:val="28"/>
+          <w:szCs w:val="28"/>
+        </w:rPr>
+        <w:t>Why?</w:t>
+      </w:r>
+    </w:p>
+    <w:p>
+      <w:pPr>
+        <w:rPr>
+          <w:sz w:val="28"/>
+          <w:szCs w:val="28"/>
+        </w:rPr>
+      </w:pPr>
+      <w:r>
+        <w:rPr>
+          <w:sz w:val="28"/>
+          <w:szCs w:val="28"/>
+        </w:rPr>
+        <w:t>Each new creates a separate String object.</w:t>
+      </w:r>
+    </w:p>
+    <w:p>
+      <w:pPr>
+        <w:rPr>
+          <w:sz w:val="28"/>
+          <w:szCs w:val="28"/>
+        </w:rPr>
+      </w:pPr>
+      <w:proofErr w:type="gramStart"/>
+      <w:r>
+        <w:rPr>
+          <w:sz w:val="28"/>
+          <w:szCs w:val="28"/>
+        </w:rPr>
+        <w:t>Therefore</w:t>
+      </w:r>
+      <w:proofErr w:type="gramEnd"/>
+      <w:r>
+        <w:rPr>
+          <w:sz w:val="28"/>
+          <w:szCs w:val="28"/>
+        </w:rPr>
+        <w:t xml:space="preserve"> references are different.</w:t>
+      </w:r>
+    </w:p>
+    <w:p>
+      <w:pPr>
+        <w:rPr>
+          <w:sz w:val="28"/>
+          <w:szCs w:val="28"/>
+        </w:rPr>
+      </w:pPr>
+      <w:r>
+        <w:rPr>
+          <w:sz w:val="28"/>
+          <w:szCs w:val="28"/>
+        </w:rPr>
+        <w:t>== checks references → false.</w:t>
+      </w:r>
+    </w:p>
+    <w:p>
+      <w:pPr>
+        <w:rPr>
+          <w:sz w:val="28"/>
+          <w:szCs w:val="28"/>
+        </w:rPr>
+      </w:pPr>
+      <w:r>
+        <w:rPr>
+          <w:sz w:val="28"/>
+          <w:szCs w:val="28"/>
+        </w:rPr>
+        <w:t>Both contain "Java".</w:t>
+      </w:r>
+    </w:p>
+    <w:p>
+      <w:pPr>
+        <w:rPr>
+          <w:sz w:val="28"/>
+          <w:szCs w:val="28"/>
+        </w:rPr>
+      </w:pPr>
+      <w:proofErr w:type="gramStart"/>
+      <w:r>
+        <w:rPr>
+          <w:sz w:val="28"/>
+          <w:szCs w:val="28"/>
+        </w:rPr>
+        <w:t>equals(</w:t>
+      </w:r>
+      <w:proofErr w:type="gramEnd"/>
+      <w:r>
+        <w:rPr>
+          <w:sz w:val="28"/>
+          <w:szCs w:val="28"/>
+        </w:rPr>
+        <w:t>) checks content → true.</w:t>
+      </w:r>
+    </w:p>
+    <w:p>
+      <w:pPr>
+        <w:rPr>
+          <w:sz w:val="28"/>
+          <w:szCs w:val="28"/>
+        </w:rPr>
+      </w:pPr>
+    </w:p>
+    <w:p>
+      <w:pPr>
+        <w:rPr>
+          <w:b/>
+          <w:bCs/>
+          <w:sz w:val="28"/>
+          <w:szCs w:val="28"/>
+        </w:rPr>
+      </w:pPr>
+      <w:r>
+        <w:rPr>
+          <w:b/>
+          <w:bCs/>
+          <w:sz w:val="28"/>
+          <w:szCs w:val="28"/>
+          <w:highlight w:val="yellow"/>
+        </w:rPr>
+        <w:lastRenderedPageBreak/>
+        <w:t xml:space="preserve">8. What happens when you modify a String? </w:t>
+      </w:r>
+      <w:r>
+        <w:rPr>
+          <w:rFonts w:ascii="Segoe UI Emoji" w:hAnsi="Segoe UI Emoji" w:cs="Segoe UI Emoji"/>
+          <w:b/>
+          <w:bCs/>
+          <w:sz w:val="28"/>
+          <w:szCs w:val="28"/>
+          <w:highlight w:val="yellow"/>
+        </w:rPr>
+        <w:t>⭐⭐⭐⭐⭐</w:t>
+      </w:r>
+    </w:p>
+    <w:p>
+      <w:pPr>
+        <w:rPr>
+          <w:sz w:val="28"/>
+          <w:szCs w:val="28"/>
+        </w:rPr>
+      </w:pPr>
+      <w:r>
+        <w:rPr>
+          <w:sz w:val="28"/>
+          <w:szCs w:val="28"/>
+        </w:rPr>
+        <w:t>String s = "Java";</w:t>
+      </w:r>
+    </w:p>
+    <w:p>
+      <w:pPr>
+        <w:rPr>
+          <w:sz w:val="28"/>
+          <w:szCs w:val="28"/>
+        </w:rPr>
+      </w:pPr>
+      <w:r>
+        <w:rPr>
+          <w:sz w:val="28"/>
+          <w:szCs w:val="28"/>
+        </w:rPr>
+        <w:t xml:space="preserve">s = </w:t>
+      </w:r>
+      <w:proofErr w:type="spellStart"/>
+      <w:proofErr w:type="gramStart"/>
+      <w:r>
+        <w:rPr>
+          <w:sz w:val="28"/>
+          <w:szCs w:val="28"/>
+        </w:rPr>
+        <w:t>s.concat</w:t>
+      </w:r>
+      <w:proofErr w:type="spellEnd"/>
+      <w:proofErr w:type="gramEnd"/>
+      <w:r>
+        <w:rPr>
+          <w:sz w:val="28"/>
+          <w:szCs w:val="28"/>
+        </w:rPr>
+        <w:t>(" Backend");</w:t>
+      </w:r>
+    </w:p>
+    <w:p>
+      <w:pPr>
+        <w:rPr>
+          <w:sz w:val="28"/>
+          <w:szCs w:val="28"/>
+        </w:rPr>
+      </w:pPr>
+      <w:r>
+        <w:rPr>
+          <w:sz w:val="28"/>
+          <w:szCs w:val="28"/>
+        </w:rPr>
+        <w:t>Answer:</w:t>
+      </w:r>
+    </w:p>
+    <w:p>
+      <w:pPr>
+        <w:rPr>
+          <w:sz w:val="28"/>
+          <w:szCs w:val="28"/>
+        </w:rPr>
+      </w:pPr>
+      <w:r>
+        <w:rPr>
+          <w:sz w:val="28"/>
+          <w:szCs w:val="28"/>
+        </w:rPr>
+        <w:t>Original "Java" is not modified.</w:t>
+      </w:r>
+    </w:p>
+    <w:p>
+      <w:pPr>
+        <w:rPr>
+          <w:sz w:val="28"/>
+          <w:szCs w:val="28"/>
+        </w:rPr>
+      </w:pPr>
+      <w:proofErr w:type="spellStart"/>
+      <w:proofErr w:type="gramStart"/>
+      <w:r>
+        <w:rPr>
+          <w:sz w:val="28"/>
+          <w:szCs w:val="28"/>
+        </w:rPr>
+        <w:t>concat</w:t>
+      </w:r>
+      <w:proofErr w:type="spellEnd"/>
+      <w:r>
+        <w:rPr>
+          <w:sz w:val="28"/>
+          <w:szCs w:val="28"/>
+        </w:rPr>
+        <w:t>(</w:t>
+      </w:r>
+      <w:proofErr w:type="gramEnd"/>
+      <w:r>
+        <w:rPr>
+          <w:sz w:val="28"/>
+          <w:szCs w:val="28"/>
+        </w:rPr>
+        <w:t>) creates a new String.</w:t>
+      </w:r>
+    </w:p>
+    <w:p>
+      <w:pPr>
+        <w:rPr>
+          <w:sz w:val="28"/>
+          <w:szCs w:val="28"/>
+        </w:rPr>
+      </w:pPr>
+      <w:r>
+        <w:rPr>
+          <w:sz w:val="28"/>
+          <w:szCs w:val="28"/>
+        </w:rPr>
+        <w:t>New String contains "Java Backend".</w:t>
+      </w:r>
+    </w:p>
+    <w:p>
+      <w:pPr>
+        <w:rPr>
+          <w:sz w:val="28"/>
+          <w:szCs w:val="28"/>
+        </w:rPr>
+      </w:pPr>
+      <w:r>
+        <w:rPr>
+          <w:sz w:val="28"/>
+          <w:szCs w:val="28"/>
+        </w:rPr>
+        <w:t>s is reassigned to the new object.</w:t>
+      </w:r>
+    </w:p>
+    <w:p>
+      <w:pPr>
+        <w:rPr>
+          <w:sz w:val="28"/>
+          <w:szCs w:val="28"/>
+        </w:rPr>
+      </w:pPr>
+      <w:r>
+        <w:rPr>
+          <w:sz w:val="28"/>
+          <w:szCs w:val="28"/>
+        </w:rPr>
+        <w:t>This demonstrates String immutability.</w:t>
+      </w:r>
+    </w:p>
+    <w:p>
+      <w:pPr>
+        <w:rPr>
+          <w:sz w:val="28"/>
+          <w:szCs w:val="28"/>
+        </w:rPr>
+      </w:pPr>
+    </w:p>
+    <w:p>
+      <w:pPr>
+        <w:rPr>
+          <w:sz w:val="28"/>
+          <w:szCs w:val="28"/>
+        </w:rPr>
+      </w:pPr>
+      <w:r>
+        <w:rPr>
+          <w:b/>
+          <w:bCs/>
+          <w:sz w:val="28"/>
+          <w:szCs w:val="28"/>
+          <w:highlight w:val="yellow"/>
+        </w:rPr>
+        <w:t xml:space="preserve">9. What is String interning and </w:t>
+      </w:r>
+      <w:proofErr w:type="gramStart"/>
+      <w:r>
+        <w:rPr>
+          <w:b/>
+          <w:bCs/>
+          <w:sz w:val="28"/>
+          <w:szCs w:val="28"/>
+          <w:highlight w:val="yellow"/>
+        </w:rPr>
+        <w:t>intern(</w:t>
+      </w:r>
+      <w:proofErr w:type="gramEnd"/>
+      <w:r>
+        <w:rPr>
+          <w:b/>
+          <w:bCs/>
+          <w:sz w:val="28"/>
+          <w:szCs w:val="28"/>
+          <w:highlight w:val="yellow"/>
+        </w:rPr>
+        <w:t>)?</w:t>
+      </w:r>
+      <w:r>
+        <w:rPr>
+          <w:sz w:val="28"/>
+          <w:szCs w:val="28"/>
+        </w:rPr>
+        <w:t xml:space="preserve"> </w:t>
+      </w:r>
+      <w:r>
+        <w:rPr>
+          <w:rFonts w:ascii="Segoe UI Emoji" w:hAnsi="Segoe UI Emoji" w:cs="Segoe UI Emoji"/>
+          <w:sz w:val="28"/>
+          <w:szCs w:val="28"/>
+        </w:rPr>
+        <w:t>⭐⭐⭐⭐</w:t>
+      </w:r>
+    </w:p>
+    <w:p>
+      <w:pPr>
+        <w:rPr>
+          <w:sz w:val="28"/>
+          <w:szCs w:val="28"/>
+        </w:rPr>
+      </w:pPr>
+      <w:r>
+        <w:rPr>
+          <w:sz w:val="28"/>
+          <w:szCs w:val="28"/>
+        </w:rPr>
+        <w:t>Answer:</w:t>
+      </w:r>
+    </w:p>
+    <w:p>
+      <w:pPr>
+        <w:rPr>
+          <w:sz w:val="28"/>
+          <w:szCs w:val="28"/>
+        </w:rPr>
+      </w:pPr>
+      <w:r>
+        <w:rPr>
+          <w:sz w:val="28"/>
+          <w:szCs w:val="28"/>
+        </w:rPr>
+        <w:t>Interning means using the canonical String from the String Pool.</w:t>
+      </w:r>
+    </w:p>
+    <w:p>
+      <w:pPr>
+        <w:rPr>
+          <w:sz w:val="28"/>
+          <w:szCs w:val="28"/>
+        </w:rPr>
+      </w:pPr>
+      <w:proofErr w:type="gramStart"/>
+      <w:r>
+        <w:rPr>
+          <w:sz w:val="28"/>
+          <w:szCs w:val="28"/>
+        </w:rPr>
+        <w:t>intern(</w:t>
+      </w:r>
+      <w:proofErr w:type="gramEnd"/>
+      <w:r>
+        <w:rPr>
+          <w:sz w:val="28"/>
+          <w:szCs w:val="28"/>
+        </w:rPr>
+        <w:t>) returns the pooled representation of a String.</w:t>
+      </w:r>
+    </w:p>
+    <w:p>
+      <w:pPr>
+        <w:rPr>
+          <w:sz w:val="28"/>
+          <w:szCs w:val="28"/>
+        </w:rPr>
+      </w:pPr>
+      <w:r>
+        <w:rPr>
+          <w:sz w:val="28"/>
+          <w:szCs w:val="28"/>
+        </w:rPr>
+        <w:t>If the corresponding pooled String already exists, it returns that reference.</w:t>
+      </w:r>
+    </w:p>
+    <w:p>
+      <w:pPr>
+        <w:rPr>
+          <w:sz w:val="28"/>
+          <w:szCs w:val="28"/>
+        </w:rPr>
+      </w:pPr>
+      <w:r>
+        <w:rPr>
+          <w:sz w:val="28"/>
+          <w:szCs w:val="28"/>
+        </w:rPr>
+        <w:t>Otherwise, a pooled representation is established.</w:t>
+      </w:r>
+    </w:p>
+    <w:p>
+      <w:pPr>
+        <w:rPr>
+          <w:sz w:val="28"/>
+          <w:szCs w:val="28"/>
+        </w:rPr>
+      </w:pPr>
+      <w:r>
+        <w:rPr>
+          <w:sz w:val="28"/>
+          <w:szCs w:val="28"/>
+        </w:rPr>
+        <w:t>It can reduce duplicate Strings, but should not be used blindly for every value.</w:t>
+      </w:r>
+    </w:p>
+    <w:p>
+      <w:pPr>
+        <w:rPr>
+          <w:sz w:val="28"/>
+          <w:szCs w:val="28"/>
+        </w:rPr>
+      </w:pPr>
+      <w:r>
+        <w:rPr>
+          <w:sz w:val="28"/>
+          <w:szCs w:val="28"/>
+        </w:rPr>
+        <w:t>String s1 = new String("Java");</w:t>
+      </w:r>
+    </w:p>
+    <w:p>
+      <w:pPr>
+        <w:rPr>
+          <w:sz w:val="28"/>
+          <w:szCs w:val="28"/>
+        </w:rPr>
+      </w:pPr>
+      <w:r>
+        <w:rPr>
+          <w:sz w:val="28"/>
+          <w:szCs w:val="28"/>
+        </w:rPr>
+        <w:t>String s2 = s</w:t>
+      </w:r>
+      <w:proofErr w:type="gramStart"/>
+      <w:r>
+        <w:rPr>
+          <w:sz w:val="28"/>
+          <w:szCs w:val="28"/>
+        </w:rPr>
+        <w:t>1.intern</w:t>
+      </w:r>
+      <w:proofErr w:type="gramEnd"/>
+      <w:r>
+        <w:rPr>
+          <w:sz w:val="28"/>
+          <w:szCs w:val="28"/>
+        </w:rPr>
+        <w:t>();</w:t>
+      </w:r>
+    </w:p>
+    <w:p>
+      <w:pPr>
+        <w:rPr>
+          <w:sz w:val="28"/>
+          <w:szCs w:val="28"/>
+        </w:rPr>
+      </w:pPr>
+    </w:p>
+    <w:p>
+      <w:pPr>
+        <w:rPr>
+          <w:sz w:val="28"/>
+          <w:szCs w:val="28"/>
+        </w:rPr>
+      </w:pPr>
+      <w:r>
+        <w:rPr>
+          <w:b/>
+          <w:bCs/>
+          <w:sz w:val="28"/>
+          <w:szCs w:val="28"/>
+          <w:highlight w:val="yellow"/>
+        </w:rPr>
+        <w:t>10. Explain this output.</w:t>
+      </w:r>
+      <w:r>
+        <w:rPr>
+          <w:sz w:val="28"/>
+          <w:szCs w:val="28"/>
+        </w:rPr>
+        <w:t xml:space="preserve"> </w:t>
+      </w:r>
+      <w:r>
+        <w:rPr>
+          <w:rFonts w:ascii="Segoe UI Emoji" w:hAnsi="Segoe UI Emoji" w:cs="Segoe UI Emoji"/>
+          <w:sz w:val="28"/>
+          <w:szCs w:val="28"/>
+        </w:rPr>
+        <w:t>⭐⭐⭐⭐</w:t>
+      </w:r>
+    </w:p>
+    <w:p>
+      <w:pPr>
+        <w:rPr>
+          <w:sz w:val="28"/>
+          <w:szCs w:val="28"/>
+        </w:rPr>
+      </w:pPr>
+      <w:r>
+        <w:rPr>
+          <w:sz w:val="28"/>
+          <w:szCs w:val="28"/>
+        </w:rPr>
+        <w:t>String s1 = "Java";</w:t>
+      </w:r>
+    </w:p>
+    <w:p>
+      <w:pPr>
+        <w:rPr>
+          <w:sz w:val="28"/>
+          <w:szCs w:val="28"/>
+        </w:rPr>
+      </w:pPr>
+      <w:r>
+        <w:rPr>
+          <w:sz w:val="28"/>
+          <w:szCs w:val="28"/>
+        </w:rPr>
+        <w:t>String s2 = new String("Java");</w:t>
+      </w:r>
+    </w:p>
+    <w:p>
+      <w:pPr>
+        <w:rPr>
+          <w:sz w:val="28"/>
+          <w:szCs w:val="28"/>
+        </w:rPr>
+      </w:pPr>
+    </w:p>
+    <w:p>
+      <w:pPr>
+        <w:rPr>
+          <w:sz w:val="28"/>
+          <w:szCs w:val="28"/>
+        </w:rPr>
+      </w:pPr>
+      <w:proofErr w:type="spellStart"/>
+      <w:r>
+        <w:rPr>
+          <w:sz w:val="28"/>
+          <w:szCs w:val="28"/>
+        </w:rPr>
+        <w:t>System.out.println</w:t>
+      </w:r>
+      <w:proofErr w:type="spellEnd"/>
+      <w:r>
+        <w:rPr>
+          <w:sz w:val="28"/>
+          <w:szCs w:val="28"/>
+        </w:rPr>
+        <w:t>(s1 == s2);</w:t>
+      </w:r>
+    </w:p>
+    <w:p>
+      <w:pPr>
+        <w:rPr>
+          <w:sz w:val="28"/>
+          <w:szCs w:val="28"/>
+        </w:rPr>
+      </w:pPr>
+      <w:proofErr w:type="spellStart"/>
+      <w:r>
+        <w:rPr>
+          <w:sz w:val="28"/>
+          <w:szCs w:val="28"/>
+        </w:rPr>
+        <w:t>System.out.println</w:t>
+      </w:r>
+      <w:proofErr w:type="spellEnd"/>
+      <w:r>
+        <w:rPr>
+          <w:sz w:val="28"/>
+          <w:szCs w:val="28"/>
+        </w:rPr>
+        <w:t>(s</w:t>
+      </w:r>
+      <w:proofErr w:type="gramStart"/>
+      <w:r>
+        <w:rPr>
+          <w:sz w:val="28"/>
+          <w:szCs w:val="28"/>
+        </w:rPr>
+        <w:t>1.equals</w:t>
+      </w:r>
+      <w:proofErr w:type="gramEnd"/>
+      <w:r>
+        <w:rPr>
+          <w:sz w:val="28"/>
+          <w:szCs w:val="28"/>
+        </w:rPr>
+        <w:t>(s2));</w:t>
+      </w:r>
+    </w:p>
+    <w:p>
+      <w:pPr>
+        <w:rPr>
+          <w:sz w:val="28"/>
+          <w:szCs w:val="28"/>
+        </w:rPr>
+      </w:pPr>
+      <w:r>
+        <w:rPr>
+          <w:sz w:val="28"/>
+          <w:szCs w:val="28"/>
+        </w:rPr>
+        <w:t>Output:</w:t>
+      </w:r>
+    </w:p>
+    <w:p>
+      <w:pPr>
+        <w:rPr>
+          <w:sz w:val="28"/>
+          <w:szCs w:val="28"/>
+        </w:rPr>
+      </w:pPr>
+      <w:r>
+        <w:rPr>
+          <w:sz w:val="28"/>
+          <w:szCs w:val="28"/>
+        </w:rPr>
+        <w:lastRenderedPageBreak/>
+        <w:t>false</w:t>
+      </w:r>
+    </w:p>
+    <w:p>
+      <w:pPr>
+        <w:rPr>
+          <w:sz w:val="28"/>
+          <w:szCs w:val="28"/>
+        </w:rPr>
+      </w:pPr>
+      <w:r>
+        <w:rPr>
+          <w:sz w:val="28"/>
+          <w:szCs w:val="28"/>
+        </w:rPr>
+        <w:t>true</w:t>
+      </w:r>
+    </w:p>
+    <w:p>
+      <w:pPr>
+        <w:rPr>
+          <w:sz w:val="28"/>
+          <w:szCs w:val="28"/>
+        </w:rPr>
+      </w:pPr>
+      <w:r>
+        <w:rPr>
+          <w:sz w:val="28"/>
+          <w:szCs w:val="28"/>
+        </w:rPr>
+        <w:t>Remember:</w:t>
+      </w:r>
+    </w:p>
+    <w:p>
+      <w:pPr>
+        <w:rPr>
+          <w:sz w:val="28"/>
+          <w:szCs w:val="28"/>
+        </w:rPr>
+      </w:pPr>
+      <w:r>
+        <w:rPr>
+          <w:sz w:val="28"/>
+          <w:szCs w:val="28"/>
+        </w:rPr>
+        <w:t>== → reference</w:t>
+      </w:r>
+    </w:p>
+    <w:p>
+      <w:pPr>
+        <w:rPr>
+          <w:sz w:val="28"/>
+          <w:szCs w:val="28"/>
+        </w:rPr>
+      </w:pPr>
+      <w:proofErr w:type="gramStart"/>
+      <w:r>
+        <w:rPr>
+          <w:sz w:val="28"/>
+          <w:szCs w:val="28"/>
+        </w:rPr>
+        <w:t>equals(</w:t>
+      </w:r>
+      <w:proofErr w:type="gramEnd"/>
+      <w:r>
+        <w:rPr>
+          <w:sz w:val="28"/>
+          <w:szCs w:val="28"/>
+        </w:rPr>
+        <w:t>) → content</w:t>
+      </w:r>
+    </w:p>
+    <w:p>
+      <w:pPr>
+        <w:rPr>
+          <w:sz w:val="28"/>
+          <w:szCs w:val="28"/>
+        </w:rPr>
+      </w:pPr>
+    </w:p>
+    <w:p>
+      <w:pPr>
+        <w:rPr>
+          <w:sz w:val="28"/>
+          <w:szCs w:val="28"/>
+        </w:rPr>
+      </w:pPr>
+      <w:r>
+        <w:rPr>
+          <w:b/>
+          <w:bCs/>
+          <w:sz w:val="28"/>
+          <w:szCs w:val="28"/>
+          <w:highlight w:val="yellow"/>
+        </w:rPr>
+        <w:t>11. Why is String a good key for HashMap?</w:t>
+      </w:r>
+      <w:r>
+        <w:rPr>
+          <w:sz w:val="28"/>
+          <w:szCs w:val="28"/>
+        </w:rPr>
+        <w:t xml:space="preserve"> </w:t>
+      </w:r>
+      <w:r>
+        <w:rPr>
+          <w:rFonts w:ascii="Segoe UI Emoji" w:hAnsi="Segoe UI Emoji" w:cs="Segoe UI Emoji"/>
+          <w:sz w:val="28"/>
+          <w:szCs w:val="28"/>
+        </w:rPr>
+        <w:t>⭐⭐⭐⭐</w:t>
+      </w:r>
+    </w:p>
+    <w:p>
+      <w:pPr>
+        <w:rPr>
+          <w:sz w:val="28"/>
+          <w:szCs w:val="28"/>
+        </w:rPr>
+      </w:pPr>
+      <w:r>
+        <w:rPr>
+          <w:sz w:val="28"/>
+          <w:szCs w:val="28"/>
+        </w:rPr>
+        <w:t>Answer:</w:t>
+      </w:r>
+    </w:p>
+    <w:p>
+      <w:pPr>
+        <w:rPr>
+          <w:sz w:val="28"/>
+          <w:szCs w:val="28"/>
+        </w:rPr>
+      </w:pPr>
+      <w:r>
+        <w:rPr>
+          <w:sz w:val="28"/>
+          <w:szCs w:val="28"/>
+        </w:rPr>
+        <w:t>String is immutable.</w:t>
+      </w:r>
+    </w:p>
+    <w:p>
+      <w:pPr>
+        <w:rPr>
+          <w:sz w:val="28"/>
+          <w:szCs w:val="28"/>
+        </w:rPr>
+      </w:pPr>
+      <w:r>
+        <w:rPr>
+          <w:sz w:val="28"/>
+          <w:szCs w:val="28"/>
+        </w:rPr>
+        <w:t>Its content cannot change after insertion.</w:t>
+      </w:r>
+    </w:p>
+    <w:p>
+      <w:pPr>
+        <w:rPr>
+          <w:sz w:val="28"/>
+          <w:szCs w:val="28"/>
+        </w:rPr>
+      </w:pPr>
+      <w:r>
+        <w:rPr>
+          <w:sz w:val="28"/>
+          <w:szCs w:val="28"/>
+        </w:rPr>
+        <w:t xml:space="preserve">Its </w:t>
+      </w:r>
+      <w:proofErr w:type="spellStart"/>
+      <w:proofErr w:type="gramStart"/>
+      <w:r>
+        <w:rPr>
+          <w:sz w:val="28"/>
+          <w:szCs w:val="28"/>
+        </w:rPr>
+        <w:t>hashCode</w:t>
+      </w:r>
+      <w:proofErr w:type="spellEnd"/>
+      <w:r>
+        <w:rPr>
+          <w:sz w:val="28"/>
+          <w:szCs w:val="28"/>
+        </w:rPr>
+        <w:t>(</w:t>
+      </w:r>
+      <w:proofErr w:type="gramEnd"/>
+      <w:r>
+        <w:rPr>
+          <w:sz w:val="28"/>
+          <w:szCs w:val="28"/>
+        </w:rPr>
+        <w:t>) remains consistent.</w:t>
+      </w:r>
+    </w:p>
+    <w:p>
+      <w:pPr>
+        <w:rPr>
+          <w:sz w:val="28"/>
+          <w:szCs w:val="28"/>
+        </w:rPr>
+      </w:pPr>
+      <w:proofErr w:type="gramStart"/>
+      <w:r>
+        <w:rPr>
+          <w:sz w:val="28"/>
+          <w:szCs w:val="28"/>
+        </w:rPr>
+        <w:t>equals(</w:t>
+      </w:r>
+      <w:proofErr w:type="gramEnd"/>
+      <w:r>
+        <w:rPr>
+          <w:sz w:val="28"/>
+          <w:szCs w:val="28"/>
+        </w:rPr>
+        <w:t xml:space="preserve">) and </w:t>
+      </w:r>
+      <w:proofErr w:type="spellStart"/>
+      <w:r>
+        <w:rPr>
+          <w:sz w:val="28"/>
+          <w:szCs w:val="28"/>
+        </w:rPr>
+        <w:t>hashCode</w:t>
+      </w:r>
+      <w:proofErr w:type="spellEnd"/>
+      <w:r>
+        <w:rPr>
+          <w:sz w:val="28"/>
+          <w:szCs w:val="28"/>
+        </w:rPr>
+        <w:t>() work together for key comparison.</w:t>
+      </w:r>
+    </w:p>
+    <w:p>
+      <w:pPr>
+        <w:rPr>
+          <w:sz w:val="28"/>
+          <w:szCs w:val="28"/>
+        </w:rPr>
+      </w:pPr>
+      <w:proofErr w:type="gramStart"/>
+      <w:r>
+        <w:rPr>
+          <w:sz w:val="28"/>
+          <w:szCs w:val="28"/>
+        </w:rPr>
+        <w:t>Therefore</w:t>
+      </w:r>
+      <w:proofErr w:type="gramEnd"/>
+      <w:r>
+        <w:rPr>
+          <w:sz w:val="28"/>
+          <w:szCs w:val="28"/>
+        </w:rPr>
+        <w:t xml:space="preserve"> String is a reliable HashMap key.</w:t>
+      </w:r>
+    </w:p>
+    <w:p>
+      <w:pPr>
+        <w:rPr>
+          <w:sz w:val="28"/>
+          <w:szCs w:val="28"/>
+        </w:rPr>
+      </w:pPr>
+    </w:p>
+    <w:p>
+      <w:pPr>
+        <w:rPr>
+          <w:sz w:val="28"/>
+          <w:szCs w:val="28"/>
+        </w:rPr>
+      </w:pPr>
+      <w:r>
+        <w:rPr>
+          <w:b/>
+          <w:bCs/>
+          <w:sz w:val="28"/>
+          <w:szCs w:val="28"/>
+          <w:highlight w:val="yellow"/>
+        </w:rPr>
+        <w:t>12. Is String thread-safe? Why?</w:t>
+      </w:r>
+      <w:r>
+        <w:rPr>
+          <w:sz w:val="28"/>
+          <w:szCs w:val="28"/>
+        </w:rPr>
+        <w:t xml:space="preserve"> </w:t>
+      </w:r>
+      <w:r>
+        <w:rPr>
+          <w:rFonts w:ascii="Segoe UI Emoji" w:hAnsi="Segoe UI Emoji" w:cs="Segoe UI Emoji"/>
+          <w:sz w:val="28"/>
+          <w:szCs w:val="28"/>
+        </w:rPr>
+        <w:t>⭐⭐⭐⭐</w:t>
+      </w:r>
+    </w:p>
+    <w:p>
+      <w:pPr>
+        <w:rPr>
+          <w:sz w:val="28"/>
+          <w:szCs w:val="28"/>
+        </w:rPr>
+      </w:pPr>
+      <w:r>
+        <w:rPr>
+          <w:sz w:val="28"/>
+          <w:szCs w:val="28"/>
+        </w:rPr>
+        <w:t>Answer:</w:t>
+      </w:r>
+    </w:p>
+    <w:p>
+      <w:pPr>
+        <w:rPr>
+          <w:sz w:val="28"/>
+          <w:szCs w:val="28"/>
+        </w:rPr>
+      </w:pPr>
+      <w:r>
+        <w:rPr>
+          <w:sz w:val="28"/>
+          <w:szCs w:val="28"/>
+        </w:rPr>
+        <w:t>Yes, String is safe to share between threads.</w:t>
+      </w:r>
+    </w:p>
+    <w:p>
+      <w:pPr>
+        <w:rPr>
+          <w:sz w:val="28"/>
+          <w:szCs w:val="28"/>
+        </w:rPr>
+      </w:pPr>
+      <w:r>
+        <w:rPr>
+          <w:sz w:val="28"/>
+          <w:szCs w:val="28"/>
+        </w:rPr>
+        <w:t>String is immutable.</w:t>
+      </w:r>
+    </w:p>
+    <w:p>
+      <w:pPr>
+        <w:rPr>
+          <w:sz w:val="28"/>
+          <w:szCs w:val="28"/>
+        </w:rPr>
+      </w:pPr>
+      <w:r>
+        <w:rPr>
+          <w:sz w:val="28"/>
+          <w:szCs w:val="28"/>
+        </w:rPr>
+        <w:t>One thread cannot modify an existing String object's content.</w:t>
+      </w:r>
+    </w:p>
+    <w:p>
+      <w:pPr>
+        <w:rPr>
+          <w:sz w:val="28"/>
+          <w:szCs w:val="28"/>
+        </w:rPr>
+      </w:pPr>
+      <w:proofErr w:type="gramStart"/>
+      <w:r>
+        <w:rPr>
+          <w:sz w:val="28"/>
+          <w:szCs w:val="28"/>
+        </w:rPr>
+        <w:t>Therefore</w:t>
+      </w:r>
+      <w:proofErr w:type="gramEnd"/>
+      <w:r>
+        <w:rPr>
+          <w:sz w:val="28"/>
+          <w:szCs w:val="28"/>
+        </w:rPr>
+        <w:t xml:space="preserve"> concurrent access doesn't create the usual mutable-state problem.</w:t>
+      </w:r>
+    </w:p>
+    <w:p>
+      <w:pPr>
+        <w:rPr>
+          <w:sz w:val="28"/>
+          <w:szCs w:val="28"/>
+        </w:rPr>
+      </w:pPr>
+      <w:r>
+        <w:rPr>
+          <w:sz w:val="28"/>
+          <w:szCs w:val="28"/>
+        </w:rPr>
+        <w:t>No synchronization is required merely to protect String's content.</w:t>
+      </w:r>
+    </w:p>
+    <w:p>
+      <w:pPr>
+        <w:rPr>
+          <w:sz w:val="28"/>
+          <w:szCs w:val="28"/>
+        </w:rPr>
+      </w:pPr>
+    </w:p>
+    <w:p>
+      <w:pPr>
+        <w:rPr>
+          <w:b/>
+          <w:bCs/>
+          <w:sz w:val="28"/>
+          <w:szCs w:val="28"/>
+        </w:rPr>
+      </w:pPr>
+      <w:r>
+        <w:rPr>
+          <w:b/>
+          <w:bCs/>
+          <w:sz w:val="28"/>
+          <w:szCs w:val="28"/>
+          <w:highlight w:val="yellow"/>
+        </w:rPr>
+        <w:t xml:space="preserve">13. Why should we use StringBuilder for repeated String modification? </w:t>
+      </w:r>
+      <w:r>
+        <w:rPr>
+          <w:rFonts w:ascii="Segoe UI Emoji" w:hAnsi="Segoe UI Emoji" w:cs="Segoe UI Emoji"/>
+          <w:b/>
+          <w:bCs/>
+          <w:sz w:val="28"/>
+          <w:szCs w:val="28"/>
+          <w:highlight w:val="yellow"/>
+        </w:rPr>
+        <w:t>⭐⭐⭐⭐</w:t>
+      </w:r>
+    </w:p>
+    <w:p>
+      <w:pPr>
+        <w:rPr>
+          <w:sz w:val="28"/>
+          <w:szCs w:val="28"/>
+        </w:rPr>
+      </w:pPr>
+      <w:r>
+        <w:rPr>
+          <w:sz w:val="28"/>
+          <w:szCs w:val="28"/>
+        </w:rPr>
+        <w:t>This is very important for backend interviews.</w:t>
+      </w:r>
+    </w:p>
+    <w:p>
+      <w:pPr>
+        <w:rPr>
+          <w:sz w:val="28"/>
+          <w:szCs w:val="28"/>
+        </w:rPr>
+      </w:pPr>
+      <w:r>
+        <w:rPr>
+          <w:sz w:val="28"/>
+          <w:szCs w:val="28"/>
+        </w:rPr>
+        <w:t xml:space="preserve">StringBuilder </w:t>
+      </w:r>
+      <w:proofErr w:type="spellStart"/>
+      <w:r>
+        <w:rPr>
+          <w:sz w:val="28"/>
+          <w:szCs w:val="28"/>
+        </w:rPr>
+        <w:t>sb</w:t>
+      </w:r>
+      <w:proofErr w:type="spellEnd"/>
+      <w:r>
+        <w:rPr>
+          <w:sz w:val="28"/>
+          <w:szCs w:val="28"/>
+        </w:rPr>
+        <w:t xml:space="preserve"> = new </w:t>
+      </w:r>
+      <w:proofErr w:type="gramStart"/>
+      <w:r>
+        <w:rPr>
+          <w:sz w:val="28"/>
+          <w:szCs w:val="28"/>
+        </w:rPr>
+        <w:t>StringBuilder(</w:t>
+      </w:r>
+      <w:proofErr w:type="gramEnd"/>
+      <w:r>
+        <w:rPr>
+          <w:sz w:val="28"/>
+          <w:szCs w:val="28"/>
+        </w:rPr>
+        <w:t>);</w:t>
+      </w:r>
+    </w:p>
+    <w:p>
+      <w:pPr>
+        <w:rPr>
+          <w:sz w:val="28"/>
+          <w:szCs w:val="28"/>
+        </w:rPr>
+      </w:pPr>
+    </w:p>
+    <w:p>
+      <w:pPr>
+        <w:rPr>
+          <w:sz w:val="28"/>
+          <w:szCs w:val="28"/>
+        </w:rPr>
+      </w:pPr>
+      <w:r>
+        <w:rPr>
+          <w:sz w:val="28"/>
+          <w:szCs w:val="28"/>
+        </w:rPr>
+        <w:t>for (...) {</w:t>
+      </w:r>
+    </w:p>
+    <w:p>
+      <w:pPr>
+        <w:rPr>
+          <w:sz w:val="28"/>
+          <w:szCs w:val="28"/>
+        </w:rPr>
+      </w:pPr>
+      <w:r>
+        <w:rPr>
+          <w:sz w:val="28"/>
+          <w:szCs w:val="28"/>
+        </w:rPr>
+        <w:lastRenderedPageBreak/>
+        <w:t xml:space="preserve">    </w:t>
+      </w:r>
+      <w:proofErr w:type="spellStart"/>
+      <w:proofErr w:type="gramStart"/>
+      <w:r>
+        <w:rPr>
+          <w:sz w:val="28"/>
+          <w:szCs w:val="28"/>
+        </w:rPr>
+        <w:t>sb.append</w:t>
+      </w:r>
+      <w:proofErr w:type="spellEnd"/>
+      <w:proofErr w:type="gramEnd"/>
+      <w:r>
+        <w:rPr>
+          <w:sz w:val="28"/>
+          <w:szCs w:val="28"/>
+        </w:rPr>
+        <w:t>(value);</w:t>
+      </w:r>
+    </w:p>
+    <w:p>
+      <w:pPr>
+        <w:rPr>
+          <w:sz w:val="28"/>
+          <w:szCs w:val="28"/>
+        </w:rPr>
+      </w:pPr>
+      <w:r>
+        <w:rPr>
+          <w:sz w:val="28"/>
+          <w:szCs w:val="28"/>
+        </w:rPr>
+        <w:t>}</w:t>
+      </w:r>
+    </w:p>
+    <w:p>
+      <w:pPr>
+        <w:rPr>
+          <w:sz w:val="28"/>
+          <w:szCs w:val="28"/>
+        </w:rPr>
+      </w:pPr>
+      <w:r>
+        <w:rPr>
+          <w:sz w:val="28"/>
+          <w:szCs w:val="28"/>
+        </w:rPr>
+        <w:t>Answer:</w:t>
+      </w:r>
+    </w:p>
+    <w:p>
+      <w:pPr>
+        <w:rPr>
+          <w:sz w:val="28"/>
+          <w:szCs w:val="28"/>
+        </w:rPr>
+      </w:pPr>
+      <w:r>
+        <w:rPr>
+          <w:sz w:val="28"/>
+          <w:szCs w:val="28"/>
+        </w:rPr>
+        <w:t>String is immutable.</w:t>
+      </w:r>
+    </w:p>
+    <w:p>
+      <w:pPr>
+        <w:rPr>
+          <w:sz w:val="28"/>
+          <w:szCs w:val="28"/>
+        </w:rPr>
+      </w:pPr>
+      <w:r>
+        <w:rPr>
+          <w:sz w:val="28"/>
+          <w:szCs w:val="28"/>
+        </w:rPr>
+        <w:t>Repeated concatenation can create many intermediate String objects.</w:t>
+      </w:r>
+    </w:p>
+    <w:p>
+      <w:pPr>
+        <w:rPr>
+          <w:sz w:val="28"/>
+          <w:szCs w:val="28"/>
+        </w:rPr>
+      </w:pPr>
+      <w:r>
+        <w:rPr>
+          <w:sz w:val="28"/>
+          <w:szCs w:val="28"/>
+        </w:rPr>
+        <w:t>StringBuilder is mutable.</w:t>
+      </w:r>
+    </w:p>
+    <w:p>
+      <w:pPr>
+        <w:rPr>
+          <w:sz w:val="28"/>
+          <w:szCs w:val="28"/>
+        </w:rPr>
+      </w:pPr>
+      <w:proofErr w:type="gramStart"/>
+      <w:r>
+        <w:rPr>
+          <w:sz w:val="28"/>
+          <w:szCs w:val="28"/>
+        </w:rPr>
+        <w:t>append(</w:t>
+      </w:r>
+      <w:proofErr w:type="gramEnd"/>
+      <w:r>
+        <w:rPr>
+          <w:sz w:val="28"/>
+          <w:szCs w:val="28"/>
+        </w:rPr>
+        <w:t>) modifies the existing StringBuilder.</w:t>
+      </w:r>
+    </w:p>
+    <w:p>
+      <w:pPr>
+        <w:rPr>
+          <w:sz w:val="28"/>
+          <w:szCs w:val="28"/>
+        </w:rPr>
+      </w:pPr>
+      <w:proofErr w:type="gramStart"/>
+      <w:r>
+        <w:rPr>
+          <w:sz w:val="28"/>
+          <w:szCs w:val="28"/>
+        </w:rPr>
+        <w:t>Therefore</w:t>
+      </w:r>
+      <w:proofErr w:type="gramEnd"/>
+      <w:r>
+        <w:rPr>
+          <w:sz w:val="28"/>
+          <w:szCs w:val="28"/>
+        </w:rPr>
+        <w:t xml:space="preserve"> it is generally preferred for repeated String construction.</w:t>
+      </w:r>
+    </w:p>
+    <w:p>
+      <w:pPr>
+        <w:rPr>
+          <w:sz w:val="28"/>
+          <w:szCs w:val="28"/>
+        </w:rPr>
+      </w:pPr>
+    </w:p>
+    <w:p>
+      <w:pPr>
+        <w:rPr>
+          <w:sz w:val="28"/>
+          <w:szCs w:val="28"/>
+        </w:rPr>
+      </w:pPr>
+      <w:r>
+        <w:rPr>
+          <w:b/>
+          <w:bCs/>
+          <w:sz w:val="28"/>
+          <w:szCs w:val="28"/>
+          <w:highlight w:val="yellow"/>
+        </w:rPr>
+        <w:t xml:space="preserve">14. Difference between String, StringBuilder and </w:t>
+      </w:r>
+      <w:proofErr w:type="spellStart"/>
+      <w:r>
+        <w:rPr>
+          <w:b/>
+          <w:bCs/>
+          <w:sz w:val="28"/>
+          <w:szCs w:val="28"/>
+          <w:highlight w:val="yellow"/>
+        </w:rPr>
+        <w:t>StringBuffer</w:t>
+      </w:r>
+      <w:proofErr w:type="spellEnd"/>
+      <w:r>
+        <w:rPr>
+          <w:b/>
+          <w:bCs/>
+          <w:sz w:val="28"/>
+          <w:szCs w:val="28"/>
+          <w:highlight w:val="yellow"/>
+        </w:rPr>
+        <w:t>?</w:t>
+      </w:r>
+      <w:r>
+        <w:rPr>
+          <w:b/>
+          <w:bCs/>
+          <w:sz w:val="28"/>
+          <w:szCs w:val="28"/>
+        </w:rPr>
+        <w:t xml:space="preserve"> </w:t>
+      </w:r>
+      <w:r>
+        <w:rPr>
+          <w:rFonts w:ascii="Segoe UI Emoji" w:hAnsi="Segoe UI Emoji" w:cs="Segoe UI Emoji"/>
+          <w:sz w:val="28"/>
+          <w:szCs w:val="28"/>
+        </w:rPr>
+        <w:t>⭐⭐⭐⭐</w:t>
+      </w:r>
+    </w:p>
+    <w:p>
+      <w:pPr>
+        <w:rPr>
+          <w:sz w:val="28"/>
+          <w:szCs w:val="28"/>
+        </w:rPr>
+      </w:pPr>
+    </w:p>
+    <w:p>
+      <w:pPr>
+        <w:rPr>
+          <w:sz w:val="28"/>
+          <w:szCs w:val="28"/>
+        </w:rPr>
+      </w:pPr>
+      <w:r>
+        <w:rPr>
+          <w:sz w:val="28"/>
+          <w:szCs w:val="28"/>
+        </w:rPr>
+        <w:t>String</w:t>
+      </w:r>
+    </w:p>
+    <w:p>
+      <w:pPr>
+        <w:rPr>
+          <w:sz w:val="28"/>
+          <w:szCs w:val="28"/>
+        </w:rPr>
+      </w:pPr>
+      <w:r>
+        <w:rPr>
+          <w:sz w:val="28"/>
+          <w:szCs w:val="28"/>
+        </w:rPr>
+        <w:t>StringBuilder</w:t>
+      </w:r>
+    </w:p>
+    <w:p>
+      <w:pPr>
+        <w:rPr>
+          <w:sz w:val="28"/>
+          <w:szCs w:val="28"/>
+        </w:rPr>
+      </w:pPr>
+      <w:proofErr w:type="spellStart"/>
+      <w:r>
+        <w:rPr>
+          <w:sz w:val="28"/>
+          <w:szCs w:val="28"/>
+        </w:rPr>
+        <w:t>StringBuffer</w:t>
+      </w:r>
+      <w:proofErr w:type="spellEnd"/>
+    </w:p>
+    <w:p>
+      <w:pPr>
+        <w:rPr>
+          <w:sz w:val="28"/>
+          <w:szCs w:val="28"/>
+        </w:rPr>
+      </w:pPr>
+      <w:r>
+        <w:rPr>
+          <w:sz w:val="28"/>
+          <w:szCs w:val="28"/>
+        </w:rPr>
+        <w:t>Mutable?</w:t>
+      </w:r>
+    </w:p>
+    <w:p>
+      <w:pPr>
+        <w:rPr>
+          <w:sz w:val="28"/>
+          <w:szCs w:val="28"/>
+        </w:rPr>
+      </w:pPr>
+      <w:r>
+        <w:rPr>
+          <w:rFonts w:ascii="Segoe UI Emoji" w:hAnsi="Segoe UI Emoji" w:cs="Segoe UI Emoji"/>
+          <w:sz w:val="28"/>
+          <w:szCs w:val="28"/>
+        </w:rPr>
+        <w:t>❌</w:t>
+      </w:r>
+      <w:r>
+        <w:rPr>
+          <w:sz w:val="28"/>
+          <w:szCs w:val="28"/>
+        </w:rPr>
+        <w:t xml:space="preserve"> No</w:t>
+      </w:r>
+    </w:p>
+    <w:p>
+      <w:pPr>
+        <w:rPr>
+          <w:sz w:val="28"/>
+          <w:szCs w:val="28"/>
+        </w:rPr>
+      </w:pPr>
+      <w:r>
+        <w:rPr>
+          <w:rFonts w:ascii="Segoe UI Emoji" w:hAnsi="Segoe UI Emoji" w:cs="Segoe UI Emoji"/>
+          <w:sz w:val="28"/>
+          <w:szCs w:val="28"/>
+        </w:rPr>
+        <w:t>✅</w:t>
+      </w:r>
+      <w:r>
+        <w:rPr>
+          <w:sz w:val="28"/>
+          <w:szCs w:val="28"/>
+        </w:rPr>
+        <w:t xml:space="preserve"> Yes</w:t>
+      </w:r>
+    </w:p>
+    <w:p>
+      <w:pPr>
+        <w:rPr>
+          <w:sz w:val="28"/>
+          <w:szCs w:val="28"/>
+        </w:rPr>
+      </w:pPr>
+      <w:r>
+        <w:rPr>
+          <w:rFonts w:ascii="Segoe UI Emoji" w:hAnsi="Segoe UI Emoji" w:cs="Segoe UI Emoji"/>
+          <w:sz w:val="28"/>
+          <w:szCs w:val="28"/>
+        </w:rPr>
+        <w:t>✅</w:t>
+      </w:r>
+      <w:r>
+        <w:rPr>
+          <w:sz w:val="28"/>
+          <w:szCs w:val="28"/>
+        </w:rPr>
+        <w:t xml:space="preserve"> Yes</w:t>
+      </w:r>
+    </w:p>
+    <w:p>
+      <w:pPr>
+        <w:rPr>
+          <w:sz w:val="28"/>
+          <w:szCs w:val="28"/>
+        </w:rPr>
+      </w:pPr>
+      <w:r>
+        <w:rPr>
+          <w:sz w:val="28"/>
+          <w:szCs w:val="28"/>
+        </w:rPr>
+        <w:t>Thread-safe?</w:t>
+      </w:r>
+    </w:p>
+    <w:p>
+      <w:pPr>
+        <w:rPr>
+          <w:sz w:val="28"/>
+          <w:szCs w:val="28"/>
+        </w:rPr>
+      </w:pPr>
+      <w:r>
+        <w:rPr>
+          <w:sz w:val="28"/>
+          <w:szCs w:val="28"/>
+        </w:rPr>
+        <w:t>Safe due to immutability</w:t>
+      </w:r>
+    </w:p>
+    <w:p>
+      <w:pPr>
+        <w:rPr>
+          <w:sz w:val="28"/>
+          <w:szCs w:val="28"/>
+        </w:rPr>
+      </w:pPr>
+      <w:r>
+        <w:rPr>
+          <w:rFonts w:ascii="Segoe UI Emoji" w:hAnsi="Segoe UI Emoji" w:cs="Segoe UI Emoji"/>
+          <w:sz w:val="28"/>
+          <w:szCs w:val="28"/>
+        </w:rPr>
+        <w:t>❌</w:t>
+      </w:r>
+      <w:r>
+        <w:rPr>
+          <w:sz w:val="28"/>
+          <w:szCs w:val="28"/>
+        </w:rPr>
+        <w:t xml:space="preserve"> No</w:t>
+      </w:r>
+    </w:p>
+    <w:p>
+      <w:pPr>
+        <w:rPr>
+          <w:sz w:val="28"/>
+          <w:szCs w:val="28"/>
+        </w:rPr>
+      </w:pPr>
+      <w:r>
+        <w:rPr>
+          <w:rFonts w:ascii="Segoe UI Emoji" w:hAnsi="Segoe UI Emoji" w:cs="Segoe UI Emoji"/>
+          <w:sz w:val="28"/>
+          <w:szCs w:val="28"/>
+        </w:rPr>
+        <w:t>✅</w:t>
+      </w:r>
+      <w:r>
+        <w:rPr>
+          <w:sz w:val="28"/>
+          <w:szCs w:val="28"/>
+        </w:rPr>
+        <w:t xml:space="preserve"> Synchronized</w:t>
+      </w:r>
+    </w:p>
+    <w:p>
+      <w:pPr>
+        <w:rPr>
+          <w:sz w:val="28"/>
+          <w:szCs w:val="28"/>
+        </w:rPr>
+      </w:pPr>
+      <w:r>
+        <w:rPr>
+          <w:sz w:val="28"/>
+          <w:szCs w:val="28"/>
+        </w:rPr>
+        <w:t>Modification</w:t>
+      </w:r>
+    </w:p>
+    <w:p>
+      <w:pPr>
+        <w:rPr>
+          <w:sz w:val="28"/>
+          <w:szCs w:val="28"/>
+        </w:rPr>
+      </w:pPr>
+      <w:r>
+        <w:rPr>
+          <w:sz w:val="28"/>
+          <w:szCs w:val="28"/>
+        </w:rPr>
+        <w:t>Creates new String</w:t>
+      </w:r>
+    </w:p>
+    <w:p>
+      <w:pPr>
+        <w:rPr>
+          <w:sz w:val="28"/>
+          <w:szCs w:val="28"/>
+        </w:rPr>
+      </w:pPr>
+      <w:r>
+        <w:rPr>
+          <w:sz w:val="28"/>
+          <w:szCs w:val="28"/>
+        </w:rPr>
+        <w:t>Modifies object</w:t>
+      </w:r>
+    </w:p>
+    <w:p>
+      <w:pPr>
+        <w:rPr>
+          <w:sz w:val="28"/>
+          <w:szCs w:val="28"/>
+        </w:rPr>
+      </w:pPr>
+      <w:r>
+        <w:rPr>
+          <w:sz w:val="28"/>
+          <w:szCs w:val="28"/>
+        </w:rPr>
+        <w:t>Modifies object</w:t>
+      </w:r>
+    </w:p>
+    <w:p>
+      <w:pPr>
+        <w:rPr>
+          <w:sz w:val="28"/>
+          <w:szCs w:val="28"/>
+        </w:rPr>
+      </w:pPr>
+      <w:r>
+        <w:rPr>
+          <w:sz w:val="28"/>
+          <w:szCs w:val="28"/>
+        </w:rPr>
+        <w:t>Common use</w:t>
+      </w:r>
+    </w:p>
+    <w:p>
+      <w:pPr>
+        <w:rPr>
+          <w:sz w:val="28"/>
+          <w:szCs w:val="28"/>
+        </w:rPr>
+      </w:pPr>
+      <w:r>
+        <w:rPr>
+          <w:sz w:val="28"/>
+          <w:szCs w:val="28"/>
+        </w:rPr>
+        <w:lastRenderedPageBreak/>
+        <w:t>Fixed text</w:t>
+      </w:r>
+    </w:p>
+    <w:p>
+      <w:pPr>
+        <w:rPr>
+          <w:sz w:val="28"/>
+          <w:szCs w:val="28"/>
+        </w:rPr>
+      </w:pPr>
+      <w:r>
+        <w:rPr>
+          <w:sz w:val="28"/>
+          <w:szCs w:val="28"/>
+        </w:rPr>
+        <w:t>Repeated local modifications</w:t>
+      </w:r>
+    </w:p>
+    <w:p>
+      <w:pPr>
+        <w:rPr>
+          <w:sz w:val="28"/>
+          <w:szCs w:val="28"/>
+        </w:rPr>
+      </w:pPr>
+      <w:r>
+        <w:rPr>
+          <w:sz w:val="28"/>
+          <w:szCs w:val="28"/>
+        </w:rPr>
+        <w:t>Legacy/thread-safe mutable buffer</w:t>
+      </w:r>
+    </w:p>
+    <w:p>
+      <w:pPr>
+        <w:rPr>
+          <w:sz w:val="28"/>
+          <w:szCs w:val="28"/>
+        </w:rPr>
+      </w:pPr>
+      <w:r>
+        <w:rPr>
+          <w:sz w:val="28"/>
+          <w:szCs w:val="28"/>
+        </w:rPr>
+        <w:t>Interview shortcut:</w:t>
+      </w:r>
+    </w:p>
+    <w:p>
+      <w:pPr>
+        <w:rPr>
+          <w:sz w:val="28"/>
+          <w:szCs w:val="28"/>
+        </w:rPr>
+      </w:pPr>
+      <w:r>
+        <w:rPr>
+          <w:sz w:val="28"/>
+          <w:szCs w:val="28"/>
+        </w:rPr>
+        <w:t>String → immutable</w:t>
+      </w:r>
+    </w:p>
+    <w:p>
+      <w:pPr>
+        <w:rPr>
+          <w:sz w:val="28"/>
+          <w:szCs w:val="28"/>
+        </w:rPr>
+      </w:pPr>
+      <w:r>
+        <w:rPr>
+          <w:sz w:val="28"/>
+          <w:szCs w:val="28"/>
+        </w:rPr>
+        <w:t>StringBuilder → mutable, generally faster for single-threaded use</w:t>
+      </w:r>
+    </w:p>
+    <w:p>
+      <w:pPr>
+        <w:rPr>
+          <w:sz w:val="28"/>
+          <w:szCs w:val="28"/>
+        </w:rPr>
+      </w:pPr>
+      <w:proofErr w:type="spellStart"/>
+      <w:r>
+        <w:rPr>
+          <w:sz w:val="28"/>
+          <w:szCs w:val="28"/>
+        </w:rPr>
+        <w:t>StringBuffer</w:t>
+      </w:r>
+      <w:proofErr w:type="spellEnd"/>
+      <w:r>
+        <w:rPr>
+          <w:sz w:val="28"/>
+          <w:szCs w:val="28"/>
+        </w:rPr>
+        <w:t xml:space="preserve"> → mutable and synchronized</w:t>
+      </w:r>
+    </w:p>
+    <w:p>
+      <w:pPr>
+        <w:rPr>
+          <w:sz w:val="28"/>
+          <w:szCs w:val="28"/>
+        </w:rPr>
+      </w:pPr>
+    </w:p>
+    <w:p>
+      <w:pPr>
+        <w:rPr>
+          <w:b/>
+          <w:bCs/>
+          <w:sz w:val="28"/>
+          <w:szCs w:val="28"/>
+        </w:rPr>
+      </w:pPr>
+      <w:r>
+        <w:rPr>
+          <w:b/>
+          <w:bCs/>
+          <w:sz w:val="28"/>
+          <w:szCs w:val="28"/>
+          <w:highlight w:val="yellow"/>
+        </w:rPr>
+        <w:t xml:space="preserve">15. What is the output? </w:t>
+      </w:r>
+      <w:r>
+        <w:rPr>
+          <w:rFonts w:ascii="Segoe UI Emoji" w:hAnsi="Segoe UI Emoji" w:cs="Segoe UI Emoji"/>
+          <w:b/>
+          <w:bCs/>
+          <w:sz w:val="28"/>
+          <w:szCs w:val="28"/>
+          <w:highlight w:val="yellow"/>
+        </w:rPr>
+        <w:t>⭐⭐⭐⭐⭐</w:t>
+      </w:r>
+    </w:p>
+    <w:p>
+      <w:pPr>
+        <w:rPr>
+          <w:sz w:val="28"/>
+          <w:szCs w:val="28"/>
+        </w:rPr>
+      </w:pPr>
+      <w:r>
+        <w:rPr>
+          <w:sz w:val="28"/>
+          <w:szCs w:val="28"/>
+        </w:rPr>
+        <w:t>String s1 = new String("Java");</w:t>
+      </w:r>
+    </w:p>
+    <w:p>
+      <w:pPr>
+        <w:rPr>
+          <w:sz w:val="28"/>
+          <w:szCs w:val="28"/>
+        </w:rPr>
+      </w:pPr>
+      <w:r>
+        <w:rPr>
+          <w:sz w:val="28"/>
+          <w:szCs w:val="28"/>
+        </w:rPr>
+        <w:t>String s2 = s</w:t>
+      </w:r>
+      <w:proofErr w:type="gramStart"/>
+      <w:r>
+        <w:rPr>
+          <w:sz w:val="28"/>
+          <w:szCs w:val="28"/>
+        </w:rPr>
+        <w:t>1.intern</w:t>
+      </w:r>
+      <w:proofErr w:type="gramEnd"/>
+      <w:r>
+        <w:rPr>
+          <w:sz w:val="28"/>
+          <w:szCs w:val="28"/>
+        </w:rPr>
+        <w:t>();</w:t>
+      </w:r>
+    </w:p>
+    <w:p>
+      <w:pPr>
+        <w:rPr>
+          <w:sz w:val="28"/>
+          <w:szCs w:val="28"/>
+        </w:rPr>
+      </w:pPr>
+    </w:p>
+    <w:p>
+      <w:pPr>
+        <w:rPr>
+          <w:sz w:val="28"/>
+          <w:szCs w:val="28"/>
+        </w:rPr>
+      </w:pPr>
+      <w:r>
+        <w:rPr>
+          <w:sz w:val="28"/>
+          <w:szCs w:val="28"/>
+        </w:rPr>
+        <w:t>String s3 = "Java";</w:t>
+      </w:r>
+    </w:p>
+    <w:p>
+      <w:pPr>
+        <w:rPr>
+          <w:sz w:val="28"/>
+          <w:szCs w:val="28"/>
+        </w:rPr>
+      </w:pPr>
+    </w:p>
+    <w:p>
+      <w:pPr>
+        <w:rPr>
+          <w:sz w:val="28"/>
+          <w:szCs w:val="28"/>
+        </w:rPr>
+      </w:pPr>
+      <w:proofErr w:type="spellStart"/>
+      <w:r>
+        <w:rPr>
+          <w:sz w:val="28"/>
+          <w:szCs w:val="28"/>
+        </w:rPr>
+        <w:t>System.out.println</w:t>
+      </w:r>
+      <w:proofErr w:type="spellEnd"/>
+      <w:r>
+        <w:rPr>
+          <w:sz w:val="28"/>
+          <w:szCs w:val="28"/>
+        </w:rPr>
+        <w:t>(s1 == s2);</w:t>
+      </w:r>
+    </w:p>
+    <w:p>
+      <w:pPr>
+        <w:rPr>
+          <w:sz w:val="28"/>
+          <w:szCs w:val="28"/>
+        </w:rPr>
+      </w:pPr>
+      <w:proofErr w:type="spellStart"/>
+      <w:r>
+        <w:rPr>
+          <w:sz w:val="28"/>
+          <w:szCs w:val="28"/>
+        </w:rPr>
+        <w:t>System.out.println</w:t>
+      </w:r>
+      <w:proofErr w:type="spellEnd"/>
+      <w:r>
+        <w:rPr>
+          <w:sz w:val="28"/>
+          <w:szCs w:val="28"/>
+        </w:rPr>
+        <w:t>(s2 == s3);</w:t>
+      </w:r>
+    </w:p>
+    <w:p>
+      <w:pPr>
+        <w:rPr>
+          <w:sz w:val="28"/>
+          <w:szCs w:val="28"/>
+        </w:rPr>
+      </w:pPr>
+      <w:r>
+        <w:rPr>
+          <w:sz w:val="28"/>
+          <w:szCs w:val="28"/>
+        </w:rPr>
+        <w:t>Answer:</w:t>
+      </w:r>
+    </w:p>
+    <w:p>
+      <w:pPr>
+        <w:rPr>
+          <w:sz w:val="28"/>
+          <w:szCs w:val="28"/>
+        </w:rPr>
+      </w:pPr>
+      <w:r>
+        <w:rPr>
+          <w:sz w:val="28"/>
+          <w:szCs w:val="28"/>
+        </w:rPr>
+        <w:t>false</w:t>
+      </w:r>
+    </w:p>
+    <w:p>
+      <w:pPr>
+        <w:rPr>
+          <w:sz w:val="28"/>
+          <w:szCs w:val="28"/>
+        </w:rPr>
+      </w:pPr>
+      <w:r>
+        <w:rPr>
+          <w:sz w:val="28"/>
+          <w:szCs w:val="28"/>
+        </w:rPr>
+        <w:t>true</w:t>
+      </w:r>
+    </w:p>
+    <w:p>
+      <w:pPr>
+        <w:rPr>
+          <w:sz w:val="28"/>
+          <w:szCs w:val="28"/>
+        </w:rPr>
+      </w:pPr>
+      <w:r>
+        <w:rPr>
+          <w:sz w:val="28"/>
+          <w:szCs w:val="28"/>
+        </w:rPr>
+        <w:t>Why?</w:t>
+      </w:r>
+    </w:p>
+    <w:p>
+      <w:pPr>
+        <w:rPr>
+          <w:sz w:val="28"/>
+          <w:szCs w:val="28"/>
+        </w:rPr>
+      </w:pPr>
+      <w:r>
+        <w:rPr>
+          <w:sz w:val="28"/>
+          <w:szCs w:val="28"/>
+        </w:rPr>
+        <w:t>s1 points to the separate object created by new.</w:t>
+      </w:r>
+    </w:p>
+    <w:p>
+      <w:pPr>
+        <w:rPr>
+          <w:sz w:val="28"/>
+          <w:szCs w:val="28"/>
+        </w:rPr>
+      </w:pPr>
+      <w:proofErr w:type="gramStart"/>
+      <w:r>
+        <w:rPr>
+          <w:sz w:val="28"/>
+          <w:szCs w:val="28"/>
+        </w:rPr>
+        <w:t>intern(</w:t>
+      </w:r>
+      <w:proofErr w:type="gramEnd"/>
+      <w:r>
+        <w:rPr>
+          <w:sz w:val="28"/>
+          <w:szCs w:val="28"/>
+        </w:rPr>
+        <w:t>) returns the pooled "Java".</w:t>
+      </w:r>
+    </w:p>
+    <w:p>
+      <w:pPr>
+        <w:rPr>
+          <w:sz w:val="28"/>
+          <w:szCs w:val="28"/>
+        </w:rPr>
+      </w:pPr>
+      <w:r>
+        <w:rPr>
+          <w:sz w:val="28"/>
+          <w:szCs w:val="28"/>
+        </w:rPr>
+        <w:t>s3 also refers to the pooled "Java".</w:t>
+      </w:r>
+    </w:p>
+    <w:p>
+      <w:pPr>
+        <w:rPr>
+          <w:sz w:val="28"/>
+          <w:szCs w:val="28"/>
+        </w:rPr>
+      </w:pPr>
+      <w:r>
+        <w:rPr>
+          <w:sz w:val="28"/>
+          <w:szCs w:val="28"/>
+        </w:rPr>
+        <w:t>Therefore s1 == s2 → false.</w:t>
+      </w:r>
+    </w:p>
+    <w:p>
+      <w:pPr>
+        <w:rPr>
+          <w:sz w:val="28"/>
+          <w:szCs w:val="28"/>
+        </w:rPr>
+      </w:pPr>
+      <w:r>
+        <w:rPr>
+          <w:sz w:val="28"/>
+          <w:szCs w:val="28"/>
+        </w:rPr>
+        <w:t>s2 == s3 → true.</w:t>
+      </w:r>
+    </w:p>
+    <w:p>
+      <w:pPr>
+        <w:rPr>
+          <w:sz w:val="28"/>
+          <w:szCs w:val="28"/>
+        </w:rPr>
+      </w:pPr>
+      <w:r>
+        <w:rPr>
+          <w:rFonts w:ascii="Segoe UI Emoji" w:hAnsi="Segoe UI Emoji" w:cs="Segoe UI Emoji"/>
+          <w:sz w:val="28"/>
+          <w:szCs w:val="28"/>
+        </w:rPr>
+        <w:t>🎯</w:t>
+      </w:r>
+      <w:r>
+        <w:rPr>
+          <w:sz w:val="28"/>
+          <w:szCs w:val="28"/>
+        </w:rPr>
+        <w:t xml:space="preserve"> Your Priority Order</w:t>
+      </w:r>
+    </w:p>
+    <w:p>
+      <w:pPr>
+        <w:rPr>
+          <w:sz w:val="28"/>
+          <w:szCs w:val="28"/>
+        </w:rPr>
+      </w:pPr>
+      <w:r>
+        <w:rPr>
+          <w:sz w:val="28"/>
+          <w:szCs w:val="28"/>
+        </w:rPr>
+        <w:t>For your Java Backend fresher interview, I would study them in exactly this order:</w:t>
+      </w:r>
+    </w:p>
+    <w:p>
+      <w:pPr>
+        <w:rPr>
+          <w:sz w:val="28"/>
+          <w:szCs w:val="28"/>
+        </w:rPr>
+      </w:pPr>
+      <w:r>
+        <w:rPr>
+          <w:rFonts w:ascii="Segoe UI Emoji" w:hAnsi="Segoe UI Emoji" w:cs="Segoe UI Emoji"/>
+          <w:sz w:val="28"/>
+          <w:szCs w:val="28"/>
+        </w:rPr>
+        <w:lastRenderedPageBreak/>
+        <w:t>🔴</w:t>
+      </w:r>
+      <w:r>
+        <w:rPr>
+          <w:sz w:val="28"/>
+          <w:szCs w:val="28"/>
+        </w:rPr>
+        <w:t xml:space="preserve"> Must master</w:t>
+      </w:r>
+    </w:p>
+    <w:p>
+      <w:pPr>
+        <w:rPr>
+          <w:sz w:val="28"/>
+          <w:szCs w:val="28"/>
+        </w:rPr>
+      </w:pPr>
+      <w:r>
+        <w:rPr>
+          <w:sz w:val="28"/>
+          <w:szCs w:val="28"/>
+        </w:rPr>
+        <w:t>String immutable — Why?</w:t>
+      </w:r>
+    </w:p>
+    <w:p>
+      <w:pPr>
+        <w:rPr>
+          <w:sz w:val="28"/>
+          <w:szCs w:val="28"/>
+        </w:rPr>
+      </w:pPr>
+      <w:r>
+        <w:rPr>
+          <w:sz w:val="28"/>
+          <w:szCs w:val="28"/>
+        </w:rPr>
+        <w:t>String Pool — What and why?</w:t>
+      </w:r>
+    </w:p>
+    <w:p>
+      <w:pPr>
+        <w:rPr>
+          <w:sz w:val="28"/>
+          <w:szCs w:val="28"/>
+        </w:rPr>
+      </w:pPr>
+      <w:r>
+        <w:rPr>
+          <w:sz w:val="28"/>
+          <w:szCs w:val="28"/>
+        </w:rPr>
+        <w:t xml:space="preserve">== vs </w:t>
+      </w:r>
+      <w:proofErr w:type="gramStart"/>
+      <w:r>
+        <w:rPr>
+          <w:sz w:val="28"/>
+          <w:szCs w:val="28"/>
+        </w:rPr>
+        <w:t>equals(</w:t>
+      </w:r>
+      <w:proofErr w:type="gramEnd"/>
+      <w:r>
+        <w:rPr>
+          <w:sz w:val="28"/>
+          <w:szCs w:val="28"/>
+        </w:rPr>
+        <w:t>)</w:t>
+      </w:r>
+    </w:p>
+    <w:p>
+      <w:pPr>
+        <w:rPr>
+          <w:sz w:val="28"/>
+          <w:szCs w:val="28"/>
+        </w:rPr>
+      </w:pPr>
+      <w:r>
+        <w:rPr>
+          <w:sz w:val="28"/>
+          <w:szCs w:val="28"/>
+        </w:rPr>
+        <w:t xml:space="preserve">String literal vs new </w:t>
+      </w:r>
+      <w:proofErr w:type="gramStart"/>
+      <w:r>
+        <w:rPr>
+          <w:sz w:val="28"/>
+          <w:szCs w:val="28"/>
+        </w:rPr>
+        <w:t>String(</w:t>
+      </w:r>
+      <w:proofErr w:type="gramEnd"/>
+      <w:r>
+        <w:rPr>
+          <w:sz w:val="28"/>
+          <w:szCs w:val="28"/>
+        </w:rPr>
+        <w:t>)</w:t>
+      </w:r>
+    </w:p>
+    <w:p>
+      <w:pPr>
+        <w:rPr>
+          <w:sz w:val="28"/>
+          <w:szCs w:val="28"/>
+        </w:rPr>
+      </w:pPr>
+      <w:r>
+        <w:rPr>
+          <w:sz w:val="28"/>
+          <w:szCs w:val="28"/>
+        </w:rPr>
+        <w:t xml:space="preserve">Object creation with new </w:t>
+      </w:r>
+      <w:proofErr w:type="gramStart"/>
+      <w:r>
+        <w:rPr>
+          <w:sz w:val="28"/>
+          <w:szCs w:val="28"/>
+        </w:rPr>
+        <w:t>String(</w:t>
+      </w:r>
+      <w:proofErr w:type="gramEnd"/>
+      <w:r>
+        <w:rPr>
+          <w:sz w:val="28"/>
+          <w:szCs w:val="28"/>
+        </w:rPr>
+        <w:t>)</w:t>
+      </w:r>
+    </w:p>
+    <w:p>
+      <w:pPr>
+        <w:rPr>
+          <w:sz w:val="28"/>
+          <w:szCs w:val="28"/>
+        </w:rPr>
+      </w:pPr>
+      <w:r>
+        <w:rPr>
+          <w:sz w:val="28"/>
+          <w:szCs w:val="28"/>
+        </w:rPr>
+        <w:t xml:space="preserve">Output questions involving == and </w:t>
+      </w:r>
+      <w:proofErr w:type="gramStart"/>
+      <w:r>
+        <w:rPr>
+          <w:sz w:val="28"/>
+          <w:szCs w:val="28"/>
+        </w:rPr>
+        <w:t>equals(</w:t>
+      </w:r>
+      <w:proofErr w:type="gramEnd"/>
+      <w:r>
+        <w:rPr>
+          <w:sz w:val="28"/>
+          <w:szCs w:val="28"/>
+        </w:rPr>
+        <w:t>)</w:t>
+      </w:r>
+    </w:p>
+    <w:p>
+      <w:pPr>
+        <w:rPr>
+          <w:sz w:val="28"/>
+          <w:szCs w:val="28"/>
+        </w:rPr>
+      </w:pPr>
+      <w:r>
+        <w:rPr>
+          <w:sz w:val="28"/>
+          <w:szCs w:val="28"/>
+        </w:rPr>
+        <w:t>What happens when String is modified?</w:t>
+      </w:r>
+    </w:p>
+    <w:p>
+      <w:pPr>
+        <w:rPr>
+          <w:sz w:val="28"/>
+          <w:szCs w:val="28"/>
+        </w:rPr>
+      </w:pPr>
+      <w:r>
+        <w:rPr>
+          <w:rFonts w:ascii="Segoe UI Emoji" w:hAnsi="Segoe UI Emoji" w:cs="Segoe UI Emoji"/>
+          <w:sz w:val="28"/>
+          <w:szCs w:val="28"/>
+        </w:rPr>
+        <w:t>🟠</w:t>
+      </w:r>
+      <w:r>
+        <w:rPr>
+          <w:sz w:val="28"/>
+          <w:szCs w:val="28"/>
+        </w:rPr>
+        <w:t xml:space="preserve"> Very important</w:t>
+      </w:r>
+    </w:p>
+    <w:p>
+      <w:pPr>
+        <w:rPr>
+          <w:sz w:val="28"/>
+          <w:szCs w:val="28"/>
+        </w:rPr>
+      </w:pPr>
+      <w:proofErr w:type="gramStart"/>
+      <w:r>
+        <w:rPr>
+          <w:sz w:val="28"/>
+          <w:szCs w:val="28"/>
+        </w:rPr>
+        <w:t>intern(</w:t>
+      </w:r>
+      <w:proofErr w:type="gramEnd"/>
+      <w:r>
+        <w:rPr>
+          <w:sz w:val="28"/>
+          <w:szCs w:val="28"/>
+        </w:rPr>
+        <w:t>)</w:t>
+      </w:r>
+    </w:p>
+    <w:p>
+      <w:pPr>
+        <w:rPr>
+          <w:sz w:val="28"/>
+          <w:szCs w:val="28"/>
+        </w:rPr>
+      </w:pPr>
+      <w:r>
+        <w:rPr>
+          <w:sz w:val="28"/>
+          <w:szCs w:val="28"/>
+        </w:rPr>
+        <w:t>String as HashMap key</w:t>
+      </w:r>
+    </w:p>
+    <w:p>
+      <w:pPr>
+        <w:rPr>
+          <w:sz w:val="28"/>
+          <w:szCs w:val="28"/>
+        </w:rPr>
+      </w:pPr>
+      <w:r>
+        <w:rPr>
+          <w:sz w:val="28"/>
+          <w:szCs w:val="28"/>
+        </w:rPr>
+        <w:t>String thread safety</w:t>
+      </w:r>
+    </w:p>
+    <w:p>
+      <w:pPr>
+        <w:rPr>
+          <w:sz w:val="28"/>
+          <w:szCs w:val="28"/>
+        </w:rPr>
+      </w:pPr>
+      <w:r>
+        <w:rPr>
+          <w:sz w:val="28"/>
+          <w:szCs w:val="28"/>
+        </w:rPr>
+        <w:t>String vs StringBuilder</w:t>
+      </w:r>
+    </w:p>
+    <w:p>
+      <w:pPr>
+        <w:rPr>
+          <w:sz w:val="28"/>
+          <w:szCs w:val="28"/>
+        </w:rPr>
+      </w:pPr>
+      <w:r>
+        <w:rPr>
+          <w:sz w:val="28"/>
+          <w:szCs w:val="28"/>
+        </w:rPr>
+        <w:t xml:space="preserve">StringBuilder vs </w:t>
+      </w:r>
+      <w:proofErr w:type="spellStart"/>
+      <w:r>
+        <w:rPr>
+          <w:sz w:val="28"/>
+          <w:szCs w:val="28"/>
+        </w:rPr>
+        <w:t>StringBuffer</w:t>
+      </w:r>
+      <w:proofErr w:type="spellEnd"/>
+    </w:p>
+    <w:p>
+      <w:pPr>
+        <w:rPr>
+          <w:sz w:val="28"/>
+          <w:szCs w:val="28"/>
+        </w:rPr>
+      </w:pPr>
+      <w:r>
+        <w:rPr>
+          <w:rFonts w:ascii="Segoe UI Emoji" w:hAnsi="Segoe UI Emoji" w:cs="Segoe UI Emoji"/>
+          <w:sz w:val="28"/>
+          <w:szCs w:val="28"/>
+        </w:rPr>
+        <w:t>🟡</w:t>
+      </w:r>
+      <w:r>
+        <w:rPr>
+          <w:sz w:val="28"/>
+          <w:szCs w:val="28"/>
+        </w:rPr>
+        <w:t xml:space="preserve"> Know after that</w:t>
+      </w:r>
+    </w:p>
+    <w:p>
+      <w:pPr>
+        <w:rPr>
+          <w:sz w:val="28"/>
+          <w:szCs w:val="28"/>
+        </w:rPr>
+      </w:pPr>
+      <w:r>
+        <w:rPr>
+          <w:sz w:val="28"/>
+          <w:szCs w:val="28"/>
+        </w:rPr>
+        <w:t>Compile-time vs runtime String concatenation</w:t>
+      </w:r>
+    </w:p>
+    <w:p>
+      <w:pPr>
+        <w:rPr>
+          <w:sz w:val="28"/>
+          <w:szCs w:val="28"/>
+        </w:rPr>
+      </w:pPr>
+      <w:proofErr w:type="spellStart"/>
+      <w:proofErr w:type="gramStart"/>
+      <w:r>
+        <w:rPr>
+          <w:sz w:val="28"/>
+          <w:szCs w:val="28"/>
+        </w:rPr>
+        <w:t>isEmpty</w:t>
+      </w:r>
+      <w:proofErr w:type="spellEnd"/>
+      <w:r>
+        <w:rPr>
+          <w:sz w:val="28"/>
+          <w:szCs w:val="28"/>
+        </w:rPr>
+        <w:t>(</w:t>
+      </w:r>
+      <w:proofErr w:type="gramEnd"/>
+      <w:r>
+        <w:rPr>
+          <w:sz w:val="28"/>
+          <w:szCs w:val="28"/>
+        </w:rPr>
+        <w:t xml:space="preserve">) vs </w:t>
+      </w:r>
+      <w:proofErr w:type="spellStart"/>
+      <w:r>
+        <w:rPr>
+          <w:sz w:val="28"/>
+          <w:szCs w:val="28"/>
+        </w:rPr>
+        <w:t>isBlank</w:t>
+      </w:r>
+      <w:proofErr w:type="spellEnd"/>
+      <w:r>
+        <w:rPr>
+          <w:sz w:val="28"/>
+          <w:szCs w:val="28"/>
+        </w:rPr>
+        <w:t>()</w:t>
+      </w:r>
+    </w:p>
+    <w:p>
+      <w:pPr>
+        <w:rPr>
+          <w:sz w:val="28"/>
+          <w:szCs w:val="28"/>
+        </w:rPr>
+      </w:pPr>
+      <w:proofErr w:type="gramStart"/>
+      <w:r>
+        <w:rPr>
+          <w:sz w:val="28"/>
+          <w:szCs w:val="28"/>
+        </w:rPr>
+        <w:t>trim(</w:t>
+      </w:r>
+      <w:proofErr w:type="gramEnd"/>
+      <w:r>
+        <w:rPr>
+          <w:sz w:val="28"/>
+          <w:szCs w:val="28"/>
+        </w:rPr>
+        <w:t>) vs strip()</w:t>
+      </w:r>
+    </w:p>
+    <w:p>
+      <w:pPr>
+        <w:rPr>
+          <w:sz w:val="28"/>
+          <w:szCs w:val="28"/>
+        </w:rPr>
+      </w:pPr>
+      <w:r>
+        <w:rPr>
+          <w:sz w:val="28"/>
+          <w:szCs w:val="28"/>
+        </w:rPr>
+        <w:t xml:space="preserve">If you can confidently answer the first 12 with code/output explanations, you have covered the most important String interview area rather than wasting time memorizing dozens of low-value questions. </w:t>
+      </w:r>
+      <w:r>
+        <w:rPr>
+          <w:rFonts w:ascii="Sans Serif Collection" w:hAnsi="Sans Serif Collection" w:cs="Sans Serif Collection"/>
+          <w:sz w:val="28"/>
+          <w:szCs w:val="28"/>
+        </w:rPr>
+        <w:t>�</w:t>
+      </w:r>
+    </w:p>
+    <w:p>
+      <w:pPr>
+        <w:rPr>
+          <w:sz w:val="28"/>
+          <w:szCs w:val="28"/>
+        </w:rPr>
+      </w:pPr>
+      <w:proofErr w:type="spellStart"/>
+      <w:r>
+        <w:rPr>
+          <w:sz w:val="28"/>
+          <w:szCs w:val="28"/>
+        </w:rPr>
+        <w:t>CodeBegun</w:t>
+      </w:r>
+      <w:proofErr w:type="spellEnd"/>
+      <w:r>
+        <w:rPr>
+          <w:sz w:val="28"/>
+          <w:szCs w:val="28"/>
+        </w:rPr>
+        <w:t xml:space="preserve"> +2</w:t>
       </w:r>
     </w:p>
     <w:sectPr>
@@ -42927,6 +46722,7 @@
   <w:style w:type="character" w:default="1" w:styleId="DefaultParagraphFont">
     <w:name w:val="Default Paragraph Font"/>
     <w:uiPriority w:val="1"/>
+    <w:semiHidden/>
     <w:unhideWhenUsed/>
   </w:style>
   <w:style w:type="table" w:default="1" w:styleId="TableNormal">

--- a/All Notes/JavaInterviewQuestion.docx
+++ b/All Notes/JavaInterviewQuestion.docx
@@ -64,37 +64,12 @@
                                 <w:szCs w:val="20"/>
                               </w:rPr>
                             </w:pPr>
-                            <w:proofErr w:type="spellStart"/>
                             <w:r>
                               <w:rPr>
                                 <w:sz w:val="20"/>
                                 <w:szCs w:val="20"/>
                               </w:rPr>
-                              <w:t>Linux,basic</w:t>
-                            </w:r>
-                            <w:proofErr w:type="spellEnd"/>
-                            <w:r>
-                              <w:rPr>
-                                <w:sz w:val="20"/>
-                                <w:szCs w:val="20"/>
-                              </w:rPr>
-                              <w:t xml:space="preserve"> </w:t>
-                            </w:r>
-                            <w:proofErr w:type="spellStart"/>
-                            <w:r>
-                              <w:rPr>
-                                <w:sz w:val="20"/>
-                                <w:szCs w:val="20"/>
-                              </w:rPr>
-                              <w:t>scripting,docker</w:t>
-                            </w:r>
-                            <w:proofErr w:type="spellEnd"/>
-                            <w:r>
-                              <w:rPr>
-                                <w:sz w:val="20"/>
-                                <w:szCs w:val="20"/>
-                              </w:rPr>
-                              <w:t>,</w:t>
+                              <w:t>Linux,basic scripting,docker,</w:t>
                             </w:r>
                           </w:p>
                           <w:p>
@@ -104,31 +79,13 @@
                                 <w:szCs w:val="20"/>
                               </w:rPr>
                             </w:pPr>
-                            <w:proofErr w:type="spellStart"/>
                             <w:r>
                               <w:rPr>
                                 <w:sz w:val="20"/>
                                 <w:szCs w:val="20"/>
                               </w:rPr>
-                              <w:t>kubernetes,ci</w:t>
+                              <w:t>kubernetes,ci/cd,jenkins</w:t>
                             </w:r>
-                            <w:proofErr w:type="spellEnd"/>
-                            <w:r>
-                              <w:rPr>
-                                <w:sz w:val="20"/>
-                                <w:szCs w:val="20"/>
-                              </w:rPr>
-                              <w:t>/</w:t>
-                            </w:r>
-                            <w:proofErr w:type="spellStart"/>
-                            <w:r>
-                              <w:rPr>
-                                <w:sz w:val="20"/>
-                                <w:szCs w:val="20"/>
-                              </w:rPr>
-                              <w:t>cd,jenkins</w:t>
-                            </w:r>
-                            <w:proofErr w:type="spellEnd"/>
                           </w:p>
                           <w:p>
                             <w:pPr>
@@ -137,21 +94,12 @@
                                 <w:szCs w:val="20"/>
                               </w:rPr>
                             </w:pPr>
-                            <w:proofErr w:type="spellStart"/>
                             <w:r>
                               <w:rPr>
                                 <w:sz w:val="20"/>
                                 <w:szCs w:val="20"/>
                               </w:rPr>
-                              <w:t>api</w:t>
-                            </w:r>
-                            <w:proofErr w:type="spellEnd"/>
-                            <w:r>
-                              <w:rPr>
-                                <w:sz w:val="20"/>
-                                <w:szCs w:val="20"/>
-                              </w:rPr>
-                              <w:t xml:space="preserve"> connect, apps lunch cloud,</w:t>
+                              <w:t>api connect, apps lunch cloud,</w:t>
                             </w:r>
                           </w:p>
                           <w:p>
@@ -192,37 +140,12 @@
                           <w:szCs w:val="20"/>
                         </w:rPr>
                       </w:pPr>
-                      <w:proofErr w:type="spellStart"/>
                       <w:r>
                         <w:rPr>
                           <w:sz w:val="20"/>
                           <w:szCs w:val="20"/>
                         </w:rPr>
-                        <w:t>Linux,basic</w:t>
-                      </w:r>
-                      <w:proofErr w:type="spellEnd"/>
-                      <w:r>
-                        <w:rPr>
-                          <w:sz w:val="20"/>
-                          <w:szCs w:val="20"/>
-                        </w:rPr>
-                        <w:t xml:space="preserve"> </w:t>
-                      </w:r>
-                      <w:proofErr w:type="spellStart"/>
-                      <w:r>
-                        <w:rPr>
-                          <w:sz w:val="20"/>
-                          <w:szCs w:val="20"/>
-                        </w:rPr>
-                        <w:t>scripting,docker</w:t>
-                      </w:r>
-                      <w:proofErr w:type="spellEnd"/>
-                      <w:r>
-                        <w:rPr>
-                          <w:sz w:val="20"/>
-                          <w:szCs w:val="20"/>
-                        </w:rPr>
-                        <w:t>,</w:t>
+                        <w:t>Linux,basic scripting,docker,</w:t>
                       </w:r>
                     </w:p>
                     <w:p>
@@ -232,31 +155,13 @@
                           <w:szCs w:val="20"/>
                         </w:rPr>
                       </w:pPr>
-                      <w:proofErr w:type="spellStart"/>
                       <w:r>
                         <w:rPr>
                           <w:sz w:val="20"/>
                           <w:szCs w:val="20"/>
                         </w:rPr>
-                        <w:t>kubernetes,ci</w:t>
+                        <w:t>kubernetes,ci/cd,jenkins</w:t>
                       </w:r>
-                      <w:proofErr w:type="spellEnd"/>
-                      <w:r>
-                        <w:rPr>
-                          <w:sz w:val="20"/>
-                          <w:szCs w:val="20"/>
-                        </w:rPr>
-                        <w:t>/</w:t>
-                      </w:r>
-                      <w:proofErr w:type="spellStart"/>
-                      <w:r>
-                        <w:rPr>
-                          <w:sz w:val="20"/>
-                          <w:szCs w:val="20"/>
-                        </w:rPr>
-                        <w:t>cd,jenkins</w:t>
-                      </w:r>
-                      <w:proofErr w:type="spellEnd"/>
                     </w:p>
                     <w:p>
                       <w:pPr>
@@ -265,21 +170,12 @@
                           <w:szCs w:val="20"/>
                         </w:rPr>
                       </w:pPr>
-                      <w:proofErr w:type="spellStart"/>
                       <w:r>
                         <w:rPr>
                           <w:sz w:val="20"/>
                           <w:szCs w:val="20"/>
                         </w:rPr>
-                        <w:t>api</w:t>
-                      </w:r>
-                      <w:proofErr w:type="spellEnd"/>
-                      <w:r>
-                        <w:rPr>
-                          <w:sz w:val="20"/>
-                          <w:szCs w:val="20"/>
-                        </w:rPr>
-                        <w:t xml:space="preserve"> connect, apps lunch cloud,</w:t>
+                        <w:t>api connect, apps lunch cloud,</w:t>
                       </w:r>
                     </w:p>
                     <w:p>
@@ -18638,7 +18534,7 @@
           <w:szCs w:val="32"/>
         </w:rPr>
         <w:drawing>
-          <wp:inline distT="0" distB="0" distL="0" distR="0" wp14:anchorId="18EE5EA4" wp14:editId="1FF6EDFD">
+          <wp:inline distT="0" distB="0" distL="0" distR="0" wp14:anchorId="18EE5EA4" wp14:editId="4F8E7118">
             <wp:extent cx="6640195" cy="3026410"/>
             <wp:effectExtent l="0" t="0" r="8255" b="2540"/>
             <wp:docPr id="192" name="Picture 192"/>
@@ -36767,17 +36663,7 @@
           <w:szCs w:val="32"/>
           <w:highlight w:val="yellow"/>
         </w:rPr>
-        <w:t>1].</w:t>
-      </w:r>
-      <w:r>
-        <w:rPr>
-          <w:b/>
-          <w:bCs/>
-          <w:sz w:val="32"/>
-          <w:szCs w:val="32"/>
-          <w:highlight w:val="yellow"/>
-        </w:rPr>
-        <w:t>How</w:t>
+        <w:t>1].How</w:t>
       </w:r>
       <w:proofErr w:type="gramEnd"/>
       <w:r>
@@ -36990,8 +36876,9 @@
           <w:szCs w:val="32"/>
           <w:highlight w:val="yellow"/>
         </w:rPr>
-        <w:t>2].</w:t>
-      </w:r>
+        <w:t>2].What</w:t>
+      </w:r>
+      <w:proofErr w:type="gramEnd"/>
       <w:r>
         <w:rPr>
           <w:b/>
@@ -37000,7 +36887,84 @@
           <w:szCs w:val="32"/>
           <w:highlight w:val="yellow"/>
         </w:rPr>
-        <w:t>What</w:t>
+        <w:t xml:space="preserve"> happens when you use the new String("Hello") constructor in Java?</w:t>
+      </w:r>
+    </w:p>
+    <w:p>
+      <w:pPr>
+        <w:rPr>
+          <w:sz w:val="28"/>
+          <w:szCs w:val="28"/>
+        </w:rPr>
+      </w:pPr>
+      <w:r>
+        <w:rPr>
+          <w:sz w:val="28"/>
+          <w:szCs w:val="28"/>
+        </w:rPr>
+        <w:t>new String("Hello") creates a new String object in heap memory, while the literal "Hello" uses the String Constant Pool.</w:t>
+      </w:r>
+    </w:p>
+    <w:p>
+      <w:pPr>
+        <w:rPr>
+          <w:b/>
+          <w:bCs/>
+          <w:sz w:val="32"/>
+          <w:szCs w:val="32"/>
+          <w:highlight w:val="yellow"/>
+        </w:rPr>
+      </w:pPr>
+    </w:p>
+    <w:p>
+      <w:pPr>
+        <w:rPr>
+          <w:b/>
+          <w:bCs/>
+          <w:sz w:val="32"/>
+          <w:szCs w:val="32"/>
+        </w:rPr>
+      </w:pPr>
+      <w:r>
+        <w:rPr>
+          <w:b/>
+          <w:bCs/>
+          <w:sz w:val="32"/>
+          <w:szCs w:val="32"/>
+          <w:highlight w:val="yellow"/>
+        </w:rPr>
+        <w:t>3].</w:t>
+      </w:r>
+      <w:r>
+        <w:rPr>
+          <w:b/>
+          <w:bCs/>
+          <w:sz w:val="32"/>
+          <w:szCs w:val="32"/>
+          <w:highlight w:val="yellow"/>
+        </w:rPr>
+        <w:t xml:space="preserve"> </w:t>
+      </w:r>
+      <w:r>
+        <w:rPr>
+          <w:b/>
+          <w:bCs/>
+          <w:sz w:val="32"/>
+          <w:szCs w:val="32"/>
+          <w:highlight w:val="yellow"/>
+        </w:rPr>
+        <w:t xml:space="preserve">What is the significance of the </w:t>
+      </w:r>
+      <w:proofErr w:type="gramStart"/>
+      <w:r>
+        <w:rPr>
+          <w:b/>
+          <w:bCs/>
+          <w:sz w:val="32"/>
+          <w:szCs w:val="32"/>
+          <w:highlight w:val="yellow"/>
+        </w:rPr>
+        <w:t>intern(</w:t>
       </w:r>
       <w:proofErr w:type="gramEnd"/>
       <w:r>
@@ -37011,85 +36975,7 @@
           <w:szCs w:val="32"/>
           <w:highlight w:val="yellow"/>
         </w:rPr>
-        <w:t xml:space="preserve"> happens when you use the new String("Hello") constructor in Java?</w:t>
-      </w:r>
-    </w:p>
-    <w:p>
-      <w:pPr>
-        <w:rPr>
-          <w:sz w:val="28"/>
-          <w:szCs w:val="28"/>
-        </w:rPr>
-      </w:pPr>
-      <w:r>
-        <w:rPr>
-          <w:sz w:val="28"/>
-          <w:szCs w:val="28"/>
-        </w:rPr>
-        <w:t>new String("Hello") creates a new String object in heap memory, while the literal "Hello" uses the String Constant Pool.</w:t>
-      </w:r>
-    </w:p>
-    <w:p>
-      <w:pPr>
-        <w:rPr>
-          <w:b/>
-          <w:bCs/>
-          <w:sz w:val="32"/>
-          <w:szCs w:val="32"/>
-          <w:highlight w:val="yellow"/>
-        </w:rPr>
-      </w:pPr>
-    </w:p>
-    <w:p>
-      <w:pPr>
-        <w:rPr>
-          <w:b/>
-          <w:bCs/>
-          <w:sz w:val="32"/>
-          <w:szCs w:val="32"/>
-        </w:rPr>
-      </w:pPr>
-      <w:r>
-        <w:rPr>
-          <w:b/>
-          <w:bCs/>
-          <w:sz w:val="32"/>
-          <w:szCs w:val="32"/>
-          <w:highlight w:val="yellow"/>
-        </w:rPr>
-        <w:t>3].</w:t>
-      </w:r>
-      <w:r>
-        <w:rPr>
-          <w:b/>
-          <w:bCs/>
-          <w:sz w:val="32"/>
-          <w:szCs w:val="32"/>
-          <w:highlight w:val="yellow"/>
-        </w:rPr>
-        <w:t xml:space="preserve"> </w:t>
-      </w:r>
-      <w:proofErr w:type="gramStart"/>
-      <w:r>
-        <w:rPr>
-          <w:b/>
-          <w:bCs/>
-          <w:sz w:val="32"/>
-          <w:szCs w:val="32"/>
-          <w:highlight w:val="yellow"/>
-        </w:rPr>
-        <w:t>What</w:t>
-      </w:r>
-      <w:proofErr w:type="gramEnd"/>
-      <w:r>
-        <w:rPr>
-          <w:b/>
-          <w:bCs/>
-          <w:sz w:val="32"/>
-          <w:szCs w:val="32"/>
-          <w:highlight w:val="yellow"/>
-        </w:rPr>
-        <w:t xml:space="preserve"> is the significance of the intern() method?</w:t>
+        <w:t>) method?</w:t>
       </w:r>
     </w:p>
     <w:p>
@@ -37412,20 +37298,7 @@
           <w:szCs w:val="32"/>
           <w:highlight w:val="yellow"/>
         </w:rPr>
-        <w:t>4].</w:t>
-      </w:r>
-      <w:r>
-        <w:rPr>
-          <w:rFonts w:ascii="Consolas" w:hAnsi="Consolas" w:cs="Consolas"/>
-          <w:b/>
-          <w:bCs/>
-          <w:color w:val="000000"/>
-          <w:kern w:val="0"/>
-          <w:sz w:val="32"/>
-          <w:szCs w:val="32"/>
-          <w:highlight w:val="yellow"/>
-        </w:rPr>
-        <w:t>What</w:t>
+        <w:t>4].What</w:t>
       </w:r>
       <w:proofErr w:type="gramEnd"/>
       <w:r>
@@ -38090,10 +37963,5360 @@
     <w:p>
       <w:pPr>
         <w:rPr>
-          <w:sz w:val="28"/>
-          <w:szCs w:val="28"/>
-        </w:rPr>
-      </w:pPr>
+          <w:b/>
+          <w:bCs/>
+          <w:sz w:val="32"/>
+          <w:szCs w:val="32"/>
+        </w:rPr>
+      </w:pPr>
+      <w:r>
+        <w:rPr>
+          <w:b/>
+          <w:bCs/>
+          <w:sz w:val="32"/>
+          <w:szCs w:val="32"/>
+          <w:highlight w:val="yellow"/>
+        </w:rPr>
+        <w:t>1].</w:t>
+      </w:r>
+      <w:r>
+        <w:rPr>
+          <w:b/>
+          <w:bCs/>
+          <w:sz w:val="32"/>
+          <w:szCs w:val="32"/>
+          <w:highlight w:val="yellow"/>
+        </w:rPr>
+        <w:t xml:space="preserve"> </w:t>
+      </w:r>
+      <w:r>
+        <w:rPr>
+          <w:b/>
+          <w:bCs/>
+          <w:sz w:val="32"/>
+          <w:szCs w:val="32"/>
+          <w:highlight w:val="yellow"/>
+        </w:rPr>
+        <w:t xml:space="preserve">Explain the difference between </w:t>
+      </w:r>
+      <w:r>
+        <w:rPr>
+          <w:b/>
+          <w:bCs/>
+          <w:sz w:val="32"/>
+          <w:szCs w:val="32"/>
+          <w:highlight w:val="yellow"/>
+        </w:rPr>
+        <w:t>StringBuilder</w:t>
+      </w:r>
+      <w:r>
+        <w:rPr>
+          <w:b/>
+          <w:bCs/>
+          <w:sz w:val="32"/>
+          <w:szCs w:val="32"/>
+          <w:highlight w:val="yellow"/>
+        </w:rPr>
+        <w:t xml:space="preserve"> and </w:t>
+      </w:r>
+      <w:proofErr w:type="spellStart"/>
+      <w:r>
+        <w:rPr>
+          <w:b/>
+          <w:bCs/>
+          <w:sz w:val="32"/>
+          <w:szCs w:val="32"/>
+          <w:highlight w:val="yellow"/>
+        </w:rPr>
+        <w:t>StringBuffer</w:t>
+      </w:r>
+      <w:proofErr w:type="spellEnd"/>
+      <w:r>
+        <w:rPr>
+          <w:b/>
+          <w:bCs/>
+          <w:sz w:val="32"/>
+          <w:szCs w:val="32"/>
+          <w:highlight w:val="yellow"/>
+        </w:rPr>
+        <w:t>?</w:t>
+      </w:r>
+    </w:p>
+    <w:p>
+      <w:pPr>
+        <w:rPr>
+          <w:sz w:val="28"/>
+          <w:szCs w:val="28"/>
+        </w:rPr>
+      </w:pPr>
+      <w:r>
+        <w:rPr>
+          <w:sz w:val="28"/>
+          <w:szCs w:val="28"/>
+        </w:rPr>
+        <w:t xml:space="preserve">Definition: Both StringBuilder and </w:t>
+      </w:r>
+      <w:proofErr w:type="spellStart"/>
+      <w:r>
+        <w:rPr>
+          <w:sz w:val="28"/>
+          <w:szCs w:val="28"/>
+        </w:rPr>
+        <w:t>StringBuffer</w:t>
+      </w:r>
+      <w:proofErr w:type="spellEnd"/>
+      <w:r>
+        <w:rPr>
+          <w:sz w:val="28"/>
+          <w:szCs w:val="28"/>
+        </w:rPr>
+        <w:t xml:space="preserve"> are mutable classes used to modify strings without creating a new object every time.</w:t>
+      </w:r>
+    </w:p>
+    <w:tbl>
+      <w:tblPr>
+        <w:tblW w:w="0" w:type="auto"/>
+        <w:tblCellSpacing w:w="15" w:type="dxa"/>
+        <w:tblCellMar>
+          <w:top w:w="15" w:type="dxa"/>
+          <w:left w:w="15" w:type="dxa"/>
+          <w:bottom w:w="15" w:type="dxa"/>
+          <w:right w:w="15" w:type="dxa"/>
+        </w:tblCellMar>
+        <w:tblLook w:val="04A0" w:firstRow="1" w:lastRow="0" w:firstColumn="1" w:lastColumn="0" w:noHBand="0" w:noVBand="1"/>
+      </w:tblPr>
+      <w:tblGrid>
+        <w:gridCol w:w="4383"/>
+        <w:gridCol w:w="6083"/>
+      </w:tblGrid>
+      <w:tr>
+        <w:trPr>
+          <w:tblCellSpacing w:w="15" w:type="dxa"/>
+        </w:trPr>
+        <w:tc>
+          <w:tcPr>
+            <w:tcW w:w="0" w:type="auto"/>
+            <w:vAlign w:val="center"/>
+            <w:hideMark/>
+          </w:tcPr>
+          <w:p>
+            <w:pPr>
+              <w:rPr>
+                <w:b/>
+                <w:bCs/>
+                <w:sz w:val="28"/>
+                <w:szCs w:val="28"/>
+              </w:rPr>
+            </w:pPr>
+            <w:r>
+              <w:rPr>
+                <w:b/>
+                <w:bCs/>
+                <w:sz w:val="28"/>
+                <w:szCs w:val="28"/>
+              </w:rPr>
+              <w:t>StringBuilder</w:t>
+            </w:r>
+          </w:p>
+        </w:tc>
+        <w:tc>
+          <w:tcPr>
+            <w:tcW w:w="0" w:type="auto"/>
+            <w:vAlign w:val="center"/>
+            <w:hideMark/>
+          </w:tcPr>
+          <w:p>
+            <w:pPr>
+              <w:rPr>
+                <w:b/>
+                <w:bCs/>
+                <w:sz w:val="28"/>
+                <w:szCs w:val="28"/>
+              </w:rPr>
+            </w:pPr>
+            <w:proofErr w:type="spellStart"/>
+            <w:r>
+              <w:rPr>
+                <w:b/>
+                <w:bCs/>
+                <w:sz w:val="28"/>
+                <w:szCs w:val="28"/>
+              </w:rPr>
+              <w:t>StringBuffer</w:t>
+            </w:r>
+            <w:proofErr w:type="spellEnd"/>
+          </w:p>
+        </w:tc>
+      </w:tr>
+      <w:tr>
+        <w:trPr>
+          <w:tblCellSpacing w:w="15" w:type="dxa"/>
+        </w:trPr>
+        <w:tc>
+          <w:tcPr>
+            <w:tcW w:w="0" w:type="auto"/>
+            <w:vAlign w:val="center"/>
+            <w:hideMark/>
+          </w:tcPr>
+          <w:p>
+            <w:pPr>
+              <w:rPr>
+                <w:sz w:val="28"/>
+                <w:szCs w:val="28"/>
+              </w:rPr>
+            </w:pPr>
+            <w:r>
+              <w:rPr>
+                <w:sz w:val="28"/>
+                <w:szCs w:val="28"/>
+              </w:rPr>
+              <w:t>Not thread-safe.</w:t>
+            </w:r>
+          </w:p>
+        </w:tc>
+        <w:tc>
+          <w:tcPr>
+            <w:tcW w:w="0" w:type="auto"/>
+            <w:vAlign w:val="center"/>
+            <w:hideMark/>
+          </w:tcPr>
+          <w:p>
+            <w:pPr>
+              <w:rPr>
+                <w:sz w:val="28"/>
+                <w:szCs w:val="28"/>
+              </w:rPr>
+            </w:pPr>
+            <w:r>
+              <w:rPr>
+                <w:sz w:val="28"/>
+                <w:szCs w:val="28"/>
+              </w:rPr>
+              <w:t>Thread-safe.</w:t>
+            </w:r>
+          </w:p>
+        </w:tc>
+      </w:tr>
+      <w:tr>
+        <w:trPr>
+          <w:tblCellSpacing w:w="15" w:type="dxa"/>
+        </w:trPr>
+        <w:tc>
+          <w:tcPr>
+            <w:tcW w:w="0" w:type="auto"/>
+            <w:vAlign w:val="center"/>
+            <w:hideMark/>
+          </w:tcPr>
+          <w:p>
+            <w:pPr>
+              <w:rPr>
+                <w:sz w:val="28"/>
+                <w:szCs w:val="28"/>
+              </w:rPr>
+            </w:pPr>
+            <w:r>
+              <w:rPr>
+                <w:sz w:val="28"/>
+                <w:szCs w:val="28"/>
+              </w:rPr>
+              <w:t>Methods are not synchronized.</w:t>
+            </w:r>
+          </w:p>
+        </w:tc>
+        <w:tc>
+          <w:tcPr>
+            <w:tcW w:w="0" w:type="auto"/>
+            <w:vAlign w:val="center"/>
+            <w:hideMark/>
+          </w:tcPr>
+          <w:p>
+            <w:pPr>
+              <w:rPr>
+                <w:sz w:val="28"/>
+                <w:szCs w:val="28"/>
+              </w:rPr>
+            </w:pPr>
+            <w:r>
+              <w:rPr>
+                <w:sz w:val="28"/>
+                <w:szCs w:val="28"/>
+              </w:rPr>
+              <w:t>Methods are synchronized.</w:t>
+            </w:r>
+          </w:p>
+        </w:tc>
+      </w:tr>
+      <w:tr>
+        <w:trPr>
+          <w:tblCellSpacing w:w="15" w:type="dxa"/>
+        </w:trPr>
+        <w:tc>
+          <w:tcPr>
+            <w:tcW w:w="0" w:type="auto"/>
+            <w:vAlign w:val="center"/>
+            <w:hideMark/>
+          </w:tcPr>
+          <w:p>
+            <w:pPr>
+              <w:rPr>
+                <w:sz w:val="28"/>
+                <w:szCs w:val="28"/>
+              </w:rPr>
+            </w:pPr>
+            <w:r>
+              <w:rPr>
+                <w:sz w:val="28"/>
+                <w:szCs w:val="28"/>
+              </w:rPr>
+              <w:t>Faster in most single-threaded cases.</w:t>
+            </w:r>
+          </w:p>
+        </w:tc>
+        <w:tc>
+          <w:tcPr>
+            <w:tcW w:w="0" w:type="auto"/>
+            <w:vAlign w:val="center"/>
+            <w:hideMark/>
+          </w:tcPr>
+          <w:p>
+            <w:pPr>
+              <w:rPr>
+                <w:sz w:val="28"/>
+                <w:szCs w:val="28"/>
+              </w:rPr>
+            </w:pPr>
+            <w:r>
+              <w:rPr>
+                <w:sz w:val="28"/>
+                <w:szCs w:val="28"/>
+              </w:rPr>
+              <w:t>Slower in most single-threaded cases.</w:t>
+            </w:r>
+          </w:p>
+        </w:tc>
+      </w:tr>
+      <w:tr>
+        <w:trPr>
+          <w:tblCellSpacing w:w="15" w:type="dxa"/>
+        </w:trPr>
+        <w:tc>
+          <w:tcPr>
+            <w:tcW w:w="0" w:type="auto"/>
+            <w:vAlign w:val="center"/>
+            <w:hideMark/>
+          </w:tcPr>
+          <w:p>
+            <w:pPr>
+              <w:rPr>
+                <w:sz w:val="28"/>
+                <w:szCs w:val="28"/>
+              </w:rPr>
+            </w:pPr>
+            <w:r>
+              <w:rPr>
+                <w:sz w:val="28"/>
+                <w:szCs w:val="28"/>
+              </w:rPr>
+              <w:t>Best for single-threaded applications.</w:t>
+            </w:r>
+          </w:p>
+        </w:tc>
+        <w:tc>
+          <w:tcPr>
+            <w:tcW w:w="0" w:type="auto"/>
+            <w:vAlign w:val="center"/>
+            <w:hideMark/>
+          </w:tcPr>
+          <w:p>
+            <w:pPr>
+              <w:rPr>
+                <w:sz w:val="28"/>
+                <w:szCs w:val="28"/>
+              </w:rPr>
+            </w:pPr>
+            <w:r>
+              <w:rPr>
+                <w:sz w:val="28"/>
+                <w:szCs w:val="28"/>
+              </w:rPr>
+              <w:t>Useful when multiple threads share the same object.</w:t>
+            </w:r>
+          </w:p>
+        </w:tc>
+      </w:tr>
+      <w:tr>
+        <w:trPr>
+          <w:tblCellSpacing w:w="15" w:type="dxa"/>
+        </w:trPr>
+        <w:tc>
+          <w:tcPr>
+            <w:tcW w:w="0" w:type="auto"/>
+            <w:vAlign w:val="center"/>
+            <w:hideMark/>
+          </w:tcPr>
+          <w:p>
+            <w:pPr>
+              <w:rPr>
+                <w:sz w:val="28"/>
+                <w:szCs w:val="28"/>
+              </w:rPr>
+            </w:pPr>
+            <w:r>
+              <w:rPr>
+                <w:sz w:val="28"/>
+                <w:szCs w:val="28"/>
+              </w:rPr>
+              <w:t>Introduced in Java 1.5.</w:t>
+            </w:r>
+          </w:p>
+        </w:tc>
+        <w:tc>
+          <w:tcPr>
+            <w:tcW w:w="0" w:type="auto"/>
+            <w:vAlign w:val="center"/>
+            <w:hideMark/>
+          </w:tcPr>
+          <w:p>
+            <w:pPr>
+              <w:rPr>
+                <w:sz w:val="28"/>
+                <w:szCs w:val="28"/>
+              </w:rPr>
+            </w:pPr>
+            <w:r>
+              <w:rPr>
+                <w:sz w:val="28"/>
+                <w:szCs w:val="28"/>
+              </w:rPr>
+              <w:t>Introduced in Java 1.0.</w:t>
+            </w:r>
+          </w:p>
+        </w:tc>
+      </w:tr>
+    </w:tbl>
+    <w:p>
+      <w:pPr>
+        <w:rPr>
+          <w:b/>
+          <w:bCs/>
+          <w:color w:val="FF0000"/>
+          <w:sz w:val="28"/>
+          <w:szCs w:val="28"/>
+        </w:rPr>
+      </w:pPr>
+      <w:r>
+        <w:rPr>
+          <w:b/>
+          <w:bCs/>
+          <w:color w:val="FF0000"/>
+          <w:sz w:val="28"/>
+          <w:szCs w:val="28"/>
+          <w:highlight w:val="yellow"/>
+        </w:rPr>
+        <w:t>StringBuilder</w:t>
+      </w:r>
+    </w:p>
+    <w:p>
+      <w:pPr>
+        <w:rPr>
+          <w:sz w:val="28"/>
+          <w:szCs w:val="28"/>
+        </w:rPr>
+      </w:pPr>
+      <w:r>
+        <w:rPr>
+          <w:sz w:val="28"/>
+          <w:szCs w:val="28"/>
+        </w:rPr>
+        <w:t xml:space="preserve">StringBuilder </w:t>
+      </w:r>
+      <w:proofErr w:type="spellStart"/>
+      <w:r>
+        <w:rPr>
+          <w:sz w:val="28"/>
+          <w:szCs w:val="28"/>
+        </w:rPr>
+        <w:t>sb</w:t>
+      </w:r>
+      <w:proofErr w:type="spellEnd"/>
+      <w:r>
+        <w:rPr>
+          <w:sz w:val="28"/>
+          <w:szCs w:val="28"/>
+        </w:rPr>
+        <w:t xml:space="preserve"> = new StringBuilder("Hello");</w:t>
+      </w:r>
+    </w:p>
+    <w:p>
+      <w:pPr>
+        <w:rPr>
+          <w:sz w:val="28"/>
+          <w:szCs w:val="28"/>
+        </w:rPr>
+      </w:pPr>
+      <w:proofErr w:type="spellStart"/>
+      <w:proofErr w:type="gramStart"/>
+      <w:r>
+        <w:rPr>
+          <w:sz w:val="28"/>
+          <w:szCs w:val="28"/>
+        </w:rPr>
+        <w:t>sb.append</w:t>
+      </w:r>
+      <w:proofErr w:type="spellEnd"/>
+      <w:proofErr w:type="gramEnd"/>
+      <w:r>
+        <w:rPr>
+          <w:sz w:val="28"/>
+          <w:szCs w:val="28"/>
+        </w:rPr>
+        <w:t>(" Java");</w:t>
+      </w:r>
+    </w:p>
+    <w:p>
+      <w:pPr>
+        <w:rPr>
+          <w:sz w:val="28"/>
+          <w:szCs w:val="28"/>
+        </w:rPr>
+      </w:pPr>
+      <w:proofErr w:type="spellStart"/>
+      <w:r>
+        <w:rPr>
+          <w:sz w:val="28"/>
+          <w:szCs w:val="28"/>
+        </w:rPr>
+        <w:t>System.out.println</w:t>
+      </w:r>
+      <w:proofErr w:type="spellEnd"/>
+      <w:r>
+        <w:rPr>
+          <w:sz w:val="28"/>
+          <w:szCs w:val="28"/>
+        </w:rPr>
+        <w:t>(</w:t>
+      </w:r>
+      <w:proofErr w:type="spellStart"/>
+      <w:r>
+        <w:rPr>
+          <w:sz w:val="28"/>
+          <w:szCs w:val="28"/>
+        </w:rPr>
+        <w:t>sb</w:t>
+      </w:r>
+      <w:proofErr w:type="spellEnd"/>
+      <w:r>
+        <w:rPr>
+          <w:sz w:val="28"/>
+          <w:szCs w:val="28"/>
+        </w:rPr>
+        <w:t>); // Hello Java</w:t>
+      </w:r>
+    </w:p>
+    <w:p>
+      <w:pPr>
+        <w:rPr>
+          <w:b/>
+          <w:bCs/>
+          <w:color w:val="FF0000"/>
+          <w:sz w:val="28"/>
+          <w:szCs w:val="28"/>
+        </w:rPr>
+      </w:pPr>
+      <w:proofErr w:type="spellStart"/>
+      <w:r>
+        <w:rPr>
+          <w:b/>
+          <w:bCs/>
+          <w:color w:val="FF0000"/>
+          <w:sz w:val="28"/>
+          <w:szCs w:val="28"/>
+          <w:highlight w:val="yellow"/>
+        </w:rPr>
+        <w:t>StringBuffer</w:t>
+      </w:r>
+      <w:proofErr w:type="spellEnd"/>
+    </w:p>
+    <w:p>
+      <w:pPr>
+        <w:rPr>
+          <w:sz w:val="28"/>
+          <w:szCs w:val="28"/>
+        </w:rPr>
+      </w:pPr>
+      <w:proofErr w:type="spellStart"/>
+      <w:r>
+        <w:rPr>
+          <w:sz w:val="28"/>
+          <w:szCs w:val="28"/>
+        </w:rPr>
+        <w:t>StringBuffer</w:t>
+      </w:r>
+      <w:proofErr w:type="spellEnd"/>
+      <w:r>
+        <w:rPr>
+          <w:sz w:val="28"/>
+          <w:szCs w:val="28"/>
+        </w:rPr>
+        <w:t xml:space="preserve"> </w:t>
+      </w:r>
+      <w:proofErr w:type="spellStart"/>
+      <w:r>
+        <w:rPr>
+          <w:sz w:val="28"/>
+          <w:szCs w:val="28"/>
+        </w:rPr>
+        <w:t>sb</w:t>
+      </w:r>
+      <w:proofErr w:type="spellEnd"/>
+      <w:r>
+        <w:rPr>
+          <w:sz w:val="28"/>
+          <w:szCs w:val="28"/>
+        </w:rPr>
+        <w:t xml:space="preserve"> = new </w:t>
+      </w:r>
+      <w:proofErr w:type="spellStart"/>
+      <w:r>
+        <w:rPr>
+          <w:sz w:val="28"/>
+          <w:szCs w:val="28"/>
+        </w:rPr>
+        <w:t>StringBuffer</w:t>
+      </w:r>
+      <w:proofErr w:type="spellEnd"/>
+      <w:r>
+        <w:rPr>
+          <w:sz w:val="28"/>
+          <w:szCs w:val="28"/>
+        </w:rPr>
+        <w:t>("Hello");</w:t>
+      </w:r>
+    </w:p>
+    <w:p>
+      <w:pPr>
+        <w:rPr>
+          <w:sz w:val="28"/>
+          <w:szCs w:val="28"/>
+        </w:rPr>
+      </w:pPr>
+      <w:proofErr w:type="spellStart"/>
+      <w:proofErr w:type="gramStart"/>
+      <w:r>
+        <w:rPr>
+          <w:sz w:val="28"/>
+          <w:szCs w:val="28"/>
+        </w:rPr>
+        <w:t>sb.append</w:t>
+      </w:r>
+      <w:proofErr w:type="spellEnd"/>
+      <w:proofErr w:type="gramEnd"/>
+      <w:r>
+        <w:rPr>
+          <w:sz w:val="28"/>
+          <w:szCs w:val="28"/>
+        </w:rPr>
+        <w:t>(" Java");</w:t>
+      </w:r>
+    </w:p>
+    <w:p>
+      <w:pPr>
+        <w:rPr>
+          <w:sz w:val="28"/>
+          <w:szCs w:val="28"/>
+        </w:rPr>
+      </w:pPr>
+      <w:proofErr w:type="spellStart"/>
+      <w:r>
+        <w:rPr>
+          <w:sz w:val="28"/>
+          <w:szCs w:val="28"/>
+        </w:rPr>
+        <w:t>System.out.println</w:t>
+      </w:r>
+      <w:proofErr w:type="spellEnd"/>
+      <w:r>
+        <w:rPr>
+          <w:sz w:val="28"/>
+          <w:szCs w:val="28"/>
+        </w:rPr>
+        <w:t>(</w:t>
+      </w:r>
+      <w:proofErr w:type="spellStart"/>
+      <w:r>
+        <w:rPr>
+          <w:sz w:val="28"/>
+          <w:szCs w:val="28"/>
+        </w:rPr>
+        <w:t>sb</w:t>
+      </w:r>
+      <w:proofErr w:type="spellEnd"/>
+      <w:r>
+        <w:rPr>
+          <w:sz w:val="28"/>
+          <w:szCs w:val="28"/>
+        </w:rPr>
+        <w:t>); // Hello Java</w:t>
+      </w:r>
+    </w:p>
+    <w:p>
+      <w:pPr>
+        <w:rPr>
+          <w:sz w:val="28"/>
+          <w:szCs w:val="28"/>
+        </w:rPr>
+      </w:pPr>
+    </w:p>
+    <w:p>
+      <w:pPr>
+        <w:rPr>
+          <w:b/>
+          <w:bCs/>
+          <w:sz w:val="28"/>
+          <w:szCs w:val="28"/>
+          <w:highlight w:val="yellow"/>
+        </w:rPr>
+      </w:pPr>
+      <w:r>
+        <w:rPr>
+          <w:b/>
+          <w:bCs/>
+          <w:sz w:val="28"/>
+          <w:szCs w:val="28"/>
+          <w:highlight w:val="yellow"/>
+        </w:rPr>
+        <w:t>2].</w:t>
+      </w:r>
+      <w:r>
+        <w:rPr>
+          <w:b/>
+          <w:bCs/>
+          <w:sz w:val="28"/>
+          <w:szCs w:val="28"/>
+          <w:highlight w:val="yellow"/>
+        </w:rPr>
+        <w:t xml:space="preserve"> </w:t>
+      </w:r>
+      <w:r>
+        <w:rPr>
+          <w:b/>
+          <w:bCs/>
+          <w:sz w:val="28"/>
+          <w:szCs w:val="28"/>
+          <w:highlight w:val="yellow"/>
+        </w:rPr>
+        <w:t>Why is StringBuilder preferred in scenarios where multiple string manipulations are</w:t>
+      </w:r>
+      <w:r>
+        <w:rPr>
+          <w:b/>
+          <w:bCs/>
+          <w:sz w:val="28"/>
+          <w:szCs w:val="28"/>
+          <w:highlight w:val="yellow"/>
+        </w:rPr>
+        <w:t xml:space="preserve"> </w:t>
+      </w:r>
+      <w:r>
+        <w:rPr>
+          <w:b/>
+          <w:bCs/>
+          <w:sz w:val="28"/>
+          <w:szCs w:val="28"/>
+          <w:highlight w:val="yellow"/>
+        </w:rPr>
+        <w:t>required?</w:t>
+      </w:r>
+    </w:p>
+    <w:p>
+      <w:pPr>
+        <w:rPr>
+          <w:sz w:val="28"/>
+          <w:szCs w:val="28"/>
+        </w:rPr>
+      </w:pPr>
+      <w:r>
+        <w:rPr>
+          <w:b/>
+          <w:bCs/>
+          <w:color w:val="FF0000"/>
+          <w:sz w:val="28"/>
+          <w:szCs w:val="28"/>
+          <w:highlight w:val="yellow"/>
+        </w:rPr>
+        <w:t>Definition:</w:t>
+      </w:r>
+      <w:r>
+        <w:rPr>
+          <w:sz w:val="28"/>
+          <w:szCs w:val="28"/>
+        </w:rPr>
+        <w:t xml:space="preserve"> StringBuilder is preferred because it modifies the existing object without creating a new object for every modification.</w:t>
+      </w:r>
+    </w:p>
+    <w:p>
+      <w:pPr>
+        <w:rPr>
+          <w:b/>
+          <w:bCs/>
+          <w:color w:val="FF0000"/>
+          <w:sz w:val="28"/>
+          <w:szCs w:val="28"/>
+        </w:rPr>
+      </w:pPr>
+      <w:r>
+        <w:rPr>
+          <w:b/>
+          <w:bCs/>
+          <w:color w:val="FF0000"/>
+          <w:sz w:val="28"/>
+          <w:szCs w:val="28"/>
+          <w:highlight w:val="yellow"/>
+        </w:rPr>
+        <w:t>Points to remember:</w:t>
+      </w:r>
+    </w:p>
+    <w:p>
+      <w:pPr>
+        <w:numPr>
+          <w:ilvl w:val="0"/>
+          <w:numId w:val="57"/>
+        </w:numPr>
+        <w:rPr>
+          <w:sz w:val="28"/>
+          <w:szCs w:val="28"/>
+        </w:rPr>
+      </w:pPr>
+      <w:r>
+        <w:rPr>
+          <w:sz w:val="28"/>
+          <w:szCs w:val="28"/>
+        </w:rPr>
+        <w:t>Mutable: Its content can be changed.</w:t>
+      </w:r>
+    </w:p>
+    <w:p>
+      <w:pPr>
+        <w:numPr>
+          <w:ilvl w:val="0"/>
+          <w:numId w:val="57"/>
+        </w:numPr>
+        <w:rPr>
+          <w:sz w:val="28"/>
+          <w:szCs w:val="28"/>
+        </w:rPr>
+      </w:pPr>
+      <w:r>
+        <w:rPr>
+          <w:sz w:val="28"/>
+          <w:szCs w:val="28"/>
+        </w:rPr>
+        <w:lastRenderedPageBreak/>
+        <w:t>Faster: Generally faster for repeated modifications.</w:t>
+      </w:r>
+    </w:p>
+    <w:p>
+      <w:pPr>
+        <w:numPr>
+          <w:ilvl w:val="0"/>
+          <w:numId w:val="57"/>
+        </w:numPr>
+        <w:rPr>
+          <w:sz w:val="28"/>
+          <w:szCs w:val="28"/>
+        </w:rPr>
+      </w:pPr>
+      <w:r>
+        <w:rPr>
+          <w:sz w:val="28"/>
+          <w:szCs w:val="28"/>
+        </w:rPr>
+        <w:t>Memory efficient: Avoids creating many intermediate string objects.</w:t>
+      </w:r>
+    </w:p>
+    <w:p>
+      <w:pPr>
+        <w:numPr>
+          <w:ilvl w:val="0"/>
+          <w:numId w:val="57"/>
+        </w:numPr>
+        <w:rPr>
+          <w:sz w:val="28"/>
+          <w:szCs w:val="28"/>
+        </w:rPr>
+      </w:pPr>
+      <w:r>
+        <w:rPr>
+          <w:sz w:val="28"/>
+          <w:szCs w:val="28"/>
+        </w:rPr>
+        <w:t>Append: Adds new content easily.</w:t>
+      </w:r>
+    </w:p>
+    <w:p>
+      <w:pPr>
+        <w:numPr>
+          <w:ilvl w:val="0"/>
+          <w:numId w:val="57"/>
+        </w:numPr>
+        <w:rPr>
+          <w:sz w:val="28"/>
+          <w:szCs w:val="28"/>
+        </w:rPr>
+      </w:pPr>
+      <w:r>
+        <w:rPr>
+          <w:sz w:val="28"/>
+          <w:szCs w:val="28"/>
+        </w:rPr>
+        <w:t>Insert: Adds content at a specific position.</w:t>
+      </w:r>
+    </w:p>
+    <w:p>
+      <w:pPr>
+        <w:numPr>
+          <w:ilvl w:val="0"/>
+          <w:numId w:val="57"/>
+        </w:numPr>
+        <w:rPr>
+          <w:sz w:val="28"/>
+          <w:szCs w:val="28"/>
+        </w:rPr>
+      </w:pPr>
+      <w:r>
+        <w:rPr>
+          <w:sz w:val="28"/>
+          <w:szCs w:val="28"/>
+        </w:rPr>
+        <w:t>Delete: Removes unwanted characters.</w:t>
+      </w:r>
+    </w:p>
+    <w:p>
+      <w:pPr>
+        <w:numPr>
+          <w:ilvl w:val="0"/>
+          <w:numId w:val="57"/>
+        </w:numPr>
+        <w:rPr>
+          <w:sz w:val="28"/>
+          <w:szCs w:val="28"/>
+        </w:rPr>
+      </w:pPr>
+      <w:r>
+        <w:rPr>
+          <w:sz w:val="28"/>
+          <w:szCs w:val="28"/>
+        </w:rPr>
+        <w:t>Reverse: Reverses the sequence of characters.</w:t>
+      </w:r>
+    </w:p>
+    <w:p>
+      <w:pPr>
+        <w:pStyle w:val="ListParagraph"/>
+        <w:autoSpaceDE w:val="0"/>
+        <w:autoSpaceDN w:val="0"/>
+        <w:adjustRightInd w:val="0"/>
+        <w:spacing w:after="0" w:line="240" w:lineRule="auto"/>
+        <w:rPr>
+          <w:rFonts w:ascii="Consolas" w:hAnsi="Consolas" w:cs="Consolas"/>
+          <w:color w:val="000000"/>
+          <w:kern w:val="0"/>
+          <w:sz w:val="22"/>
+          <w:szCs w:val="22"/>
+        </w:rPr>
+      </w:pPr>
+    </w:p>
+    <w:p>
+      <w:pPr>
+        <w:autoSpaceDE w:val="0"/>
+        <w:autoSpaceDN w:val="0"/>
+        <w:adjustRightInd w:val="0"/>
+        <w:spacing w:after="0" w:line="240" w:lineRule="auto"/>
+        <w:rPr>
+          <w:rFonts w:ascii="Consolas" w:hAnsi="Consolas" w:cs="Consolas"/>
+          <w:color w:val="000000"/>
+          <w:kern w:val="0"/>
+          <w:sz w:val="22"/>
+          <w:szCs w:val="22"/>
+        </w:rPr>
+      </w:pPr>
+    </w:p>
+    <w:p>
+      <w:pPr>
+        <w:autoSpaceDE w:val="0"/>
+        <w:autoSpaceDN w:val="0"/>
+        <w:adjustRightInd w:val="0"/>
+        <w:spacing w:after="0" w:line="240" w:lineRule="auto"/>
+        <w:rPr>
+          <w:rFonts w:ascii="Consolas" w:hAnsi="Consolas" w:cs="Consolas"/>
+          <w:b/>
+          <w:bCs/>
+          <w:color w:val="000000"/>
+          <w:kern w:val="0"/>
+          <w:sz w:val="28"/>
+          <w:szCs w:val="28"/>
+        </w:rPr>
+      </w:pPr>
+      <w:proofErr w:type="gramStart"/>
+      <w:r>
+        <w:rPr>
+          <w:rFonts w:ascii="Consolas" w:hAnsi="Consolas" w:cs="Consolas"/>
+          <w:b/>
+          <w:bCs/>
+          <w:color w:val="000000"/>
+          <w:kern w:val="0"/>
+          <w:sz w:val="28"/>
+          <w:szCs w:val="28"/>
+          <w:highlight w:val="yellow"/>
+        </w:rPr>
+        <w:t>3].In</w:t>
+      </w:r>
+      <w:proofErr w:type="gramEnd"/>
+      <w:r>
+        <w:rPr>
+          <w:rFonts w:ascii="Consolas" w:hAnsi="Consolas" w:cs="Consolas"/>
+          <w:b/>
+          <w:bCs/>
+          <w:color w:val="000000"/>
+          <w:kern w:val="0"/>
+          <w:sz w:val="28"/>
+          <w:szCs w:val="28"/>
+          <w:highlight w:val="yellow"/>
+        </w:rPr>
+        <w:t xml:space="preserve"> a multi-threaded environment, would you use StringBuilder? Why or why not?</w:t>
+      </w:r>
+    </w:p>
+    <w:p>
+      <w:pPr>
+        <w:autoSpaceDE w:val="0"/>
+        <w:autoSpaceDN w:val="0"/>
+        <w:adjustRightInd w:val="0"/>
+        <w:spacing w:after="0" w:line="240" w:lineRule="auto"/>
+        <w:rPr>
+          <w:rFonts w:ascii="Consolas" w:hAnsi="Consolas" w:cs="Consolas"/>
+          <w:b/>
+          <w:bCs/>
+          <w:color w:val="000000"/>
+          <w:kern w:val="0"/>
+          <w:sz w:val="28"/>
+          <w:szCs w:val="28"/>
+        </w:rPr>
+      </w:pPr>
+    </w:p>
+    <w:p>
+      <w:pPr>
+        <w:rPr>
+          <w:sz w:val="28"/>
+          <w:szCs w:val="28"/>
+        </w:rPr>
+      </w:pPr>
+      <w:r>
+        <w:rPr>
+          <w:sz w:val="28"/>
+          <w:szCs w:val="28"/>
+        </w:rPr>
+        <w:t>Answer: No, I would generally avoid StringBuilder when multiple threads modify the same object because it is not thread-safe.</w:t>
+      </w:r>
+    </w:p>
+    <w:p>
+      <w:pPr>
+        <w:rPr>
+          <w:sz w:val="28"/>
+          <w:szCs w:val="28"/>
+        </w:rPr>
+      </w:pPr>
+      <w:r>
+        <w:rPr>
+          <w:sz w:val="28"/>
+          <w:szCs w:val="28"/>
+        </w:rPr>
+        <w:t>Points to remember:</w:t>
+      </w:r>
+    </w:p>
+    <w:p>
+      <w:pPr>
+        <w:numPr>
+          <w:ilvl w:val="0"/>
+          <w:numId w:val="58"/>
+        </w:numPr>
+        <w:rPr>
+          <w:sz w:val="28"/>
+          <w:szCs w:val="28"/>
+        </w:rPr>
+      </w:pPr>
+      <w:r>
+        <w:rPr>
+          <w:sz w:val="28"/>
+          <w:szCs w:val="28"/>
+        </w:rPr>
+        <w:t>Not thread-safe: Multiple threads can modify it simultaneously.</w:t>
+      </w:r>
+    </w:p>
+    <w:p>
+      <w:pPr>
+        <w:numPr>
+          <w:ilvl w:val="0"/>
+          <w:numId w:val="58"/>
+        </w:numPr>
+        <w:rPr>
+          <w:sz w:val="28"/>
+          <w:szCs w:val="28"/>
+        </w:rPr>
+      </w:pPr>
+      <w:r>
+        <w:rPr>
+          <w:sz w:val="28"/>
+          <w:szCs w:val="28"/>
+        </w:rPr>
+        <w:t>No synchronization: Its methods are not synchronized.</w:t>
+      </w:r>
+    </w:p>
+    <w:p>
+      <w:pPr>
+        <w:numPr>
+          <w:ilvl w:val="0"/>
+          <w:numId w:val="58"/>
+        </w:numPr>
+        <w:rPr>
+          <w:sz w:val="28"/>
+          <w:szCs w:val="28"/>
+        </w:rPr>
+      </w:pPr>
+      <w:r>
+        <w:rPr>
+          <w:sz w:val="28"/>
+          <w:szCs w:val="28"/>
+        </w:rPr>
+        <w:t>Data inconsistency: Concurrent modifications may cause unexpected results.</w:t>
+      </w:r>
+    </w:p>
+    <w:p>
+      <w:pPr>
+        <w:numPr>
+          <w:ilvl w:val="0"/>
+          <w:numId w:val="58"/>
+        </w:numPr>
+        <w:rPr>
+          <w:sz w:val="28"/>
+          <w:szCs w:val="28"/>
+        </w:rPr>
+      </w:pPr>
+      <w:r>
+        <w:rPr>
+          <w:sz w:val="28"/>
+          <w:szCs w:val="28"/>
+        </w:rPr>
+        <w:t xml:space="preserve">Use </w:t>
+      </w:r>
+      <w:proofErr w:type="spellStart"/>
+      <w:r>
+        <w:rPr>
+          <w:sz w:val="28"/>
+          <w:szCs w:val="28"/>
+        </w:rPr>
+        <w:t>StringBuffer</w:t>
+      </w:r>
+      <w:proofErr w:type="spellEnd"/>
+      <w:r>
+        <w:rPr>
+          <w:sz w:val="28"/>
+          <w:szCs w:val="28"/>
+        </w:rPr>
+        <w:t>: It provides synchronized methods for thread safety.</w:t>
+      </w:r>
+    </w:p>
+    <w:p>
+      <w:pPr>
+        <w:numPr>
+          <w:ilvl w:val="0"/>
+          <w:numId w:val="58"/>
+        </w:numPr>
+        <w:rPr>
+          <w:sz w:val="28"/>
+          <w:szCs w:val="28"/>
+        </w:rPr>
+      </w:pPr>
+      <w:r>
+        <w:rPr>
+          <w:sz w:val="28"/>
+          <w:szCs w:val="28"/>
+        </w:rPr>
+        <w:t>Better performance: StringBuilder is generally faster when used by a single thread.</w:t>
+      </w:r>
+    </w:p>
+    <w:p>
+      <w:pPr>
+        <w:pStyle w:val="HTMLPreformatted"/>
+        <w:ind w:left="360"/>
+        <w:rPr>
+          <w:rStyle w:val="HTMLCode"/>
+          <w:rFonts w:eastAsiaTheme="majorEastAsia"/>
+          <w:sz w:val="28"/>
+          <w:szCs w:val="28"/>
+        </w:rPr>
+      </w:pPr>
+      <w:r>
+        <w:rPr>
+          <w:rStyle w:val="HTMLCode"/>
+          <w:rFonts w:eastAsiaTheme="majorEastAsia"/>
+          <w:sz w:val="28"/>
+          <w:szCs w:val="28"/>
+        </w:rPr>
+        <w:t xml:space="preserve">StringBuilder </w:t>
+      </w:r>
+      <w:proofErr w:type="spellStart"/>
+      <w:r>
+        <w:rPr>
+          <w:rStyle w:val="HTMLCode"/>
+          <w:rFonts w:eastAsiaTheme="majorEastAsia"/>
+          <w:sz w:val="28"/>
+          <w:szCs w:val="28"/>
+        </w:rPr>
+        <w:t>sb</w:t>
+      </w:r>
+      <w:proofErr w:type="spellEnd"/>
+      <w:r>
+        <w:rPr>
+          <w:rStyle w:val="HTMLCode"/>
+          <w:rFonts w:eastAsiaTheme="majorEastAsia"/>
+          <w:sz w:val="28"/>
+          <w:szCs w:val="28"/>
+        </w:rPr>
+        <w:t xml:space="preserve"> = new StringBuilder("Java");</w:t>
+      </w:r>
+    </w:p>
+    <w:p>
+      <w:pPr>
+        <w:pStyle w:val="HTMLPreformatted"/>
+        <w:ind w:left="360"/>
+        <w:rPr>
+          <w:rStyle w:val="HTMLCode"/>
+          <w:rFonts w:eastAsiaTheme="majorEastAsia"/>
+          <w:sz w:val="28"/>
+          <w:szCs w:val="28"/>
+        </w:rPr>
+      </w:pPr>
+    </w:p>
+    <w:p>
+      <w:pPr>
+        <w:pStyle w:val="HTMLPreformatted"/>
+        <w:ind w:left="360"/>
+        <w:rPr>
+          <w:rStyle w:val="HTMLCode"/>
+          <w:rFonts w:eastAsiaTheme="majorEastAsia"/>
+          <w:sz w:val="28"/>
+          <w:szCs w:val="28"/>
+          <w:highlight w:val="yellow"/>
+        </w:rPr>
+      </w:pPr>
+      <w:r>
+        <w:rPr>
+          <w:rStyle w:val="HTMLCode"/>
+          <w:rFonts w:eastAsiaTheme="majorEastAsia"/>
+          <w:sz w:val="28"/>
+          <w:szCs w:val="28"/>
+          <w:highlight w:val="yellow"/>
+        </w:rPr>
+        <w:t>// Multiple threads modifying the same object</w:t>
+      </w:r>
+    </w:p>
+    <w:p>
+      <w:pPr>
+        <w:pStyle w:val="HTMLPreformatted"/>
+        <w:ind w:left="360"/>
+        <w:rPr>
+          <w:sz w:val="28"/>
+          <w:szCs w:val="28"/>
+        </w:rPr>
+      </w:pPr>
+      <w:r>
+        <w:rPr>
+          <w:rStyle w:val="HTMLCode"/>
+          <w:rFonts w:eastAsiaTheme="majorEastAsia"/>
+          <w:sz w:val="28"/>
+          <w:szCs w:val="28"/>
+          <w:highlight w:val="yellow"/>
+        </w:rPr>
+        <w:t>// may cause inconsistent results.</w:t>
+      </w:r>
+    </w:p>
+    <w:p>
+      <w:pPr>
+        <w:rPr>
+          <w:b/>
+          <w:bCs/>
+          <w:sz w:val="28"/>
+          <w:szCs w:val="28"/>
+          <w:highlight w:val="yellow"/>
+        </w:rPr>
+      </w:pPr>
+    </w:p>
+    <w:p>
+      <w:pPr>
+        <w:rPr>
+          <w:b/>
+          <w:bCs/>
+          <w:sz w:val="28"/>
+          <w:szCs w:val="28"/>
+          <w:highlight w:val="yellow"/>
+        </w:rPr>
+      </w:pPr>
+      <w:r>
+        <w:rPr>
+          <w:b/>
+          <w:bCs/>
+          <w:sz w:val="28"/>
+          <w:szCs w:val="28"/>
+          <w:highlight w:val="yellow"/>
+        </w:rPr>
+        <w:t xml:space="preserve">4]. </w:t>
+      </w:r>
+      <w:r>
+        <w:rPr>
+          <w:b/>
+          <w:bCs/>
+          <w:sz w:val="28"/>
+          <w:szCs w:val="28"/>
+          <w:highlight w:val="yellow"/>
+        </w:rPr>
+        <w:t>When would you use StringBuilder in a real-time project?</w:t>
+      </w:r>
+    </w:p>
+    <w:p>
+      <w:pPr>
+        <w:rPr>
+          <w:sz w:val="28"/>
+          <w:szCs w:val="28"/>
+        </w:rPr>
+      </w:pPr>
+      <w:r>
+        <w:rPr>
+          <w:sz w:val="28"/>
+          <w:szCs w:val="28"/>
+        </w:rPr>
+        <w:t>Answer: I would use StringBuilder when I need to perform multiple string manipulations, such as generating dynamic SQL queries, building log messages, or creating reports.</w:t>
+      </w:r>
+    </w:p>
+    <w:p>
+      <w:pPr>
+        <w:rPr>
+          <w:sz w:val="28"/>
+          <w:szCs w:val="28"/>
+        </w:rPr>
+      </w:pPr>
+      <w:r>
+        <w:rPr>
+          <w:sz w:val="28"/>
+          <w:szCs w:val="28"/>
+        </w:rPr>
+        <w:t>Real-time examples:</w:t>
+      </w:r>
+    </w:p>
+    <w:p>
+      <w:pPr>
+        <w:numPr>
+          <w:ilvl w:val="0"/>
+          <w:numId w:val="59"/>
+        </w:numPr>
+        <w:rPr>
+          <w:sz w:val="28"/>
+          <w:szCs w:val="28"/>
+        </w:rPr>
+      </w:pPr>
+      <w:r>
+        <w:rPr>
+          <w:sz w:val="28"/>
+          <w:szCs w:val="28"/>
+        </w:rPr>
+        <w:t>SQL Query: Building dynamic queries based on user filters.</w:t>
+      </w:r>
+    </w:p>
+    <w:p>
+      <w:pPr>
+        <w:numPr>
+          <w:ilvl w:val="0"/>
+          <w:numId w:val="59"/>
+        </w:numPr>
+        <w:rPr>
+          <w:sz w:val="28"/>
+          <w:szCs w:val="28"/>
+        </w:rPr>
+      </w:pPr>
+      <w:r>
+        <w:rPr>
+          <w:sz w:val="28"/>
+          <w:szCs w:val="28"/>
+        </w:rPr>
+        <w:t>Log Messages: Combining timestamps, log levels, and messages.</w:t>
+      </w:r>
+    </w:p>
+    <w:p>
+      <w:pPr>
+        <w:numPr>
+          <w:ilvl w:val="0"/>
+          <w:numId w:val="59"/>
+        </w:numPr>
+        <w:rPr>
+          <w:sz w:val="28"/>
+          <w:szCs w:val="28"/>
+        </w:rPr>
+      </w:pPr>
+      <w:r>
+        <w:rPr>
+          <w:sz w:val="28"/>
+          <w:szCs w:val="28"/>
+        </w:rPr>
+        <w:t>Report Generation: Combining multiple records into a report.</w:t>
+      </w:r>
+    </w:p>
+    <w:p>
+      <w:pPr>
+        <w:numPr>
+          <w:ilvl w:val="0"/>
+          <w:numId w:val="59"/>
+        </w:numPr>
+        <w:rPr>
+          <w:sz w:val="28"/>
+          <w:szCs w:val="28"/>
+        </w:rPr>
+      </w:pPr>
+      <w:r>
+        <w:rPr>
+          <w:sz w:val="28"/>
+          <w:szCs w:val="28"/>
+        </w:rPr>
+        <w:lastRenderedPageBreak/>
+        <w:t>CSV Files: Building rows of data before writing to a file.</w:t>
+      </w:r>
+    </w:p>
+    <w:p>
+      <w:pPr>
+        <w:numPr>
+          <w:ilvl w:val="0"/>
+          <w:numId w:val="59"/>
+        </w:numPr>
+        <w:rPr>
+          <w:sz w:val="28"/>
+          <w:szCs w:val="28"/>
+        </w:rPr>
+      </w:pPr>
+      <w:r>
+        <w:rPr>
+          <w:sz w:val="28"/>
+          <w:szCs w:val="28"/>
+        </w:rPr>
+        <w:t>JSON Construction: Building text dynamically when a proper JSON library is not being used.</w:t>
+      </w:r>
+    </w:p>
+    <w:p>
+      <w:pPr>
+        <w:autoSpaceDE w:val="0"/>
+        <w:autoSpaceDN w:val="0"/>
+        <w:adjustRightInd w:val="0"/>
+        <w:spacing w:after="0" w:line="240" w:lineRule="auto"/>
+        <w:rPr>
+          <w:rFonts w:ascii="Consolas" w:hAnsi="Consolas" w:cs="Consolas"/>
+          <w:color w:val="000000"/>
+          <w:kern w:val="0"/>
+          <w:sz w:val="22"/>
+          <w:szCs w:val="22"/>
+        </w:rPr>
+      </w:pPr>
+    </w:p>
+    <w:p>
+      <w:pPr>
+        <w:autoSpaceDE w:val="0"/>
+        <w:autoSpaceDN w:val="0"/>
+        <w:adjustRightInd w:val="0"/>
+        <w:spacing w:after="0" w:line="240" w:lineRule="auto"/>
+        <w:rPr>
+          <w:rFonts w:ascii="Consolas" w:hAnsi="Consolas" w:cs="Consolas"/>
+          <w:b/>
+          <w:bCs/>
+          <w:color w:val="000000"/>
+          <w:kern w:val="0"/>
+          <w:sz w:val="28"/>
+          <w:szCs w:val="28"/>
+        </w:rPr>
+      </w:pPr>
+      <w:r>
+        <w:rPr>
+          <w:rFonts w:ascii="Consolas" w:hAnsi="Consolas" w:cs="Consolas"/>
+          <w:b/>
+          <w:bCs/>
+          <w:color w:val="000000"/>
+          <w:kern w:val="0"/>
+          <w:sz w:val="28"/>
+          <w:szCs w:val="28"/>
+          <w:highlight w:val="yellow"/>
+        </w:rPr>
+        <w:t>5]. What is the default capacity of StringBuilder when it is initialised?</w:t>
+      </w:r>
+    </w:p>
+    <w:p>
+      <w:pPr>
+        <w:autoSpaceDE w:val="0"/>
+        <w:autoSpaceDN w:val="0"/>
+        <w:adjustRightInd w:val="0"/>
+        <w:spacing w:after="0" w:line="240" w:lineRule="auto"/>
+        <w:rPr>
+          <w:rFonts w:ascii="Consolas" w:hAnsi="Consolas" w:cs="Consolas"/>
+          <w:b/>
+          <w:bCs/>
+          <w:color w:val="000000"/>
+          <w:kern w:val="0"/>
+          <w:sz w:val="28"/>
+          <w:szCs w:val="28"/>
+        </w:rPr>
+      </w:pPr>
+    </w:p>
+    <w:p>
+      <w:pPr>
+        <w:autoSpaceDE w:val="0"/>
+        <w:autoSpaceDN w:val="0"/>
+        <w:adjustRightInd w:val="0"/>
+        <w:spacing w:after="0" w:line="240" w:lineRule="auto"/>
+        <w:rPr>
+          <w:rFonts w:ascii="Consolas" w:hAnsi="Consolas" w:cs="Consolas"/>
+          <w:color w:val="000000"/>
+          <w:kern w:val="0"/>
+          <w:sz w:val="28"/>
+          <w:szCs w:val="28"/>
+        </w:rPr>
+      </w:pPr>
+      <w:r>
+        <w:rPr>
+          <w:rFonts w:ascii="Consolas" w:hAnsi="Consolas" w:cs="Consolas"/>
+          <w:color w:val="000000"/>
+          <w:kern w:val="0"/>
+          <w:sz w:val="28"/>
+          <w:szCs w:val="28"/>
+        </w:rPr>
+        <w:t xml:space="preserve">The default capacity of StringBuilder is 16 characters when </w:t>
+      </w:r>
+      <w:r>
+        <w:rPr>
+          <w:rFonts w:ascii="Consolas" w:hAnsi="Consolas" w:cs="Consolas"/>
+          <w:color w:val="000000"/>
+          <w:kern w:val="0"/>
+          <w:sz w:val="28"/>
+          <w:szCs w:val="28"/>
+        </w:rPr>
+        <w:t>initialised</w:t>
+      </w:r>
+      <w:r>
+        <w:rPr>
+          <w:rFonts w:ascii="Consolas" w:hAnsi="Consolas" w:cs="Consolas"/>
+          <w:color w:val="000000"/>
+          <w:kern w:val="0"/>
+          <w:sz w:val="28"/>
+          <w:szCs w:val="28"/>
+        </w:rPr>
+        <w:t xml:space="preserve"> without any argument.</w:t>
+      </w:r>
+    </w:p>
+    <w:p>
+      <w:pPr>
+        <w:rPr>
+          <w:sz w:val="28"/>
+          <w:szCs w:val="28"/>
+          <w:highlight w:val="yellow"/>
+        </w:rPr>
+      </w:pPr>
+    </w:p>
+    <w:p>
+      <w:pPr>
+        <w:rPr>
+          <w:sz w:val="28"/>
+          <w:szCs w:val="28"/>
+        </w:rPr>
+      </w:pPr>
+      <w:r>
+        <w:rPr>
+          <w:sz w:val="28"/>
+          <w:szCs w:val="28"/>
+        </w:rPr>
+        <w:t xml:space="preserve">StringBuilder </w:t>
+      </w:r>
+      <w:proofErr w:type="spellStart"/>
+      <w:r>
+        <w:rPr>
+          <w:sz w:val="28"/>
+          <w:szCs w:val="28"/>
+        </w:rPr>
+        <w:t>sb</w:t>
+      </w:r>
+      <w:proofErr w:type="spellEnd"/>
+      <w:r>
+        <w:rPr>
+          <w:sz w:val="28"/>
+          <w:szCs w:val="28"/>
+        </w:rPr>
+        <w:t xml:space="preserve"> = new </w:t>
+      </w:r>
+      <w:proofErr w:type="gramStart"/>
+      <w:r>
+        <w:rPr>
+          <w:sz w:val="28"/>
+          <w:szCs w:val="28"/>
+        </w:rPr>
+        <w:t>StringBuilder(</w:t>
+      </w:r>
+      <w:proofErr w:type="gramEnd"/>
+      <w:r>
+        <w:rPr>
+          <w:sz w:val="28"/>
+          <w:szCs w:val="28"/>
+        </w:rPr>
+        <w:t>);</w:t>
+      </w:r>
+    </w:p>
+    <w:p>
+      <w:pPr>
+        <w:rPr>
+          <w:sz w:val="28"/>
+          <w:szCs w:val="28"/>
+        </w:rPr>
+      </w:pPr>
+      <w:proofErr w:type="spellStart"/>
+      <w:r>
+        <w:rPr>
+          <w:sz w:val="28"/>
+          <w:szCs w:val="28"/>
+        </w:rPr>
+        <w:t>System.out.println</w:t>
+      </w:r>
+      <w:proofErr w:type="spellEnd"/>
+      <w:r>
+        <w:rPr>
+          <w:sz w:val="28"/>
+          <w:szCs w:val="28"/>
+        </w:rPr>
+        <w:t>(</w:t>
+      </w:r>
+      <w:proofErr w:type="spellStart"/>
+      <w:proofErr w:type="gramStart"/>
+      <w:r>
+        <w:rPr>
+          <w:sz w:val="28"/>
+          <w:szCs w:val="28"/>
+        </w:rPr>
+        <w:t>sb.capacity</w:t>
+      </w:r>
+      <w:proofErr w:type="spellEnd"/>
+      <w:proofErr w:type="gramEnd"/>
+      <w:r>
+        <w:rPr>
+          <w:sz w:val="28"/>
+          <w:szCs w:val="28"/>
+        </w:rPr>
+        <w:t>());</w:t>
+      </w:r>
+    </w:p>
+    <w:p>
+      <w:pPr>
+        <w:rPr>
+          <w:sz w:val="28"/>
+          <w:szCs w:val="28"/>
+        </w:rPr>
+      </w:pPr>
+      <w:r>
+        <w:rPr>
+          <w:sz w:val="28"/>
+          <w:szCs w:val="28"/>
+        </w:rPr>
+        <w:t>Output:</w:t>
+      </w:r>
+    </w:p>
+    <w:p>
+      <w:pPr>
+        <w:rPr>
+          <w:sz w:val="28"/>
+          <w:szCs w:val="28"/>
+        </w:rPr>
+      </w:pPr>
+      <w:r>
+        <w:rPr>
+          <w:sz w:val="28"/>
+          <w:szCs w:val="28"/>
+        </w:rPr>
+        <w:t>16</w:t>
+      </w:r>
+    </w:p>
+    <w:p>
+      <w:pPr>
+        <w:rPr>
+          <w:b/>
+          <w:bCs/>
+          <w:sz w:val="28"/>
+          <w:szCs w:val="28"/>
+          <w:highlight w:val="yellow"/>
+        </w:rPr>
+      </w:pPr>
+      <w:r>
+        <w:rPr>
+          <w:b/>
+          <w:bCs/>
+          <w:sz w:val="28"/>
+          <w:szCs w:val="28"/>
+          <w:highlight w:val="yellow"/>
+        </w:rPr>
+        <w:t>Points to remember:</w:t>
+      </w:r>
+    </w:p>
+    <w:p>
+      <w:pPr>
+        <w:numPr>
+          <w:ilvl w:val="0"/>
+          <w:numId w:val="60"/>
+        </w:numPr>
+        <w:rPr>
+          <w:sz w:val="28"/>
+          <w:szCs w:val="28"/>
+        </w:rPr>
+      </w:pPr>
+      <w:r>
+        <w:rPr>
+          <w:sz w:val="28"/>
+          <w:szCs w:val="28"/>
+        </w:rPr>
+        <w:t>Default capacity: 16 characters.</w:t>
+      </w:r>
+    </w:p>
+    <w:p>
+      <w:pPr>
+        <w:numPr>
+          <w:ilvl w:val="0"/>
+          <w:numId w:val="60"/>
+        </w:numPr>
+        <w:rPr>
+          <w:sz w:val="28"/>
+          <w:szCs w:val="28"/>
+        </w:rPr>
+      </w:pPr>
+      <w:r>
+        <w:rPr>
+          <w:sz w:val="28"/>
+          <w:szCs w:val="28"/>
+        </w:rPr>
+        <w:t>Initial length: 0 characters.</w:t>
+      </w:r>
+    </w:p>
+    <w:p>
+      <w:pPr>
+        <w:numPr>
+          <w:ilvl w:val="0"/>
+          <w:numId w:val="60"/>
+        </w:numPr>
+        <w:rPr>
+          <w:sz w:val="28"/>
+          <w:szCs w:val="28"/>
+        </w:rPr>
+      </w:pPr>
+      <w:r>
+        <w:rPr>
+          <w:sz w:val="28"/>
+          <w:szCs w:val="28"/>
+        </w:rPr>
+        <w:t>Custom capacity: We can specify capacity using a constructor.</w:t>
+      </w:r>
+    </w:p>
+    <w:p>
+      <w:pPr>
+        <w:numPr>
+          <w:ilvl w:val="0"/>
+          <w:numId w:val="60"/>
+        </w:numPr>
+        <w:rPr>
+          <w:sz w:val="28"/>
+          <w:szCs w:val="28"/>
+        </w:rPr>
+      </w:pPr>
+      <w:r>
+        <w:rPr>
+          <w:sz w:val="28"/>
+          <w:szCs w:val="28"/>
+        </w:rPr>
+        <w:t>Capacity expansion: It grows automatically when required.</w:t>
+      </w:r>
+    </w:p>
+    <w:p>
+      <w:pPr>
+        <w:numPr>
+          <w:ilvl w:val="0"/>
+          <w:numId w:val="60"/>
+        </w:numPr>
+        <w:rPr>
+          <w:sz w:val="28"/>
+          <w:szCs w:val="28"/>
+        </w:rPr>
+      </w:pPr>
+      <w:r>
+        <w:rPr>
+          <w:sz w:val="28"/>
+          <w:szCs w:val="28"/>
+        </w:rPr>
+        <w:t>Growth formula: New capacity = (old capacity × 2) + 2.</w:t>
+      </w:r>
+    </w:p>
+    <w:p>
+      <w:pPr>
+        <w:rPr>
+          <w:b/>
+          <w:bCs/>
+          <w:sz w:val="28"/>
+          <w:szCs w:val="28"/>
+          <w:highlight w:val="yellow"/>
+        </w:rPr>
+      </w:pPr>
+      <w:r>
+        <w:rPr>
+          <w:b/>
+          <w:bCs/>
+          <w:sz w:val="28"/>
+          <w:szCs w:val="28"/>
+          <w:highlight w:val="yellow"/>
+        </w:rPr>
+        <w:t>Example:</w:t>
+      </w:r>
+    </w:p>
+    <w:p>
+      <w:pPr>
+        <w:rPr>
+          <w:sz w:val="28"/>
+          <w:szCs w:val="28"/>
+        </w:rPr>
+      </w:pPr>
+      <w:r>
+        <w:rPr>
+          <w:sz w:val="28"/>
+          <w:szCs w:val="28"/>
+        </w:rPr>
+        <w:t xml:space="preserve">StringBuilder </w:t>
+      </w:r>
+      <w:proofErr w:type="spellStart"/>
+      <w:r>
+        <w:rPr>
+          <w:sz w:val="28"/>
+          <w:szCs w:val="28"/>
+        </w:rPr>
+        <w:t>sb</w:t>
+      </w:r>
+      <w:proofErr w:type="spellEnd"/>
+      <w:r>
+        <w:rPr>
+          <w:sz w:val="28"/>
+          <w:szCs w:val="28"/>
+        </w:rPr>
+        <w:t xml:space="preserve"> = new </w:t>
+      </w:r>
+      <w:proofErr w:type="gramStart"/>
+      <w:r>
+        <w:rPr>
+          <w:sz w:val="28"/>
+          <w:szCs w:val="28"/>
+        </w:rPr>
+        <w:t>StringBuilder(</w:t>
+      </w:r>
+      <w:proofErr w:type="gramEnd"/>
+      <w:r>
+        <w:rPr>
+          <w:sz w:val="28"/>
+          <w:szCs w:val="28"/>
+        </w:rPr>
+        <w:t>50);</w:t>
+      </w:r>
+    </w:p>
+    <w:p>
+      <w:pPr>
+        <w:rPr>
+          <w:sz w:val="28"/>
+          <w:szCs w:val="28"/>
+        </w:rPr>
+      </w:pPr>
+      <w:proofErr w:type="spellStart"/>
+      <w:r>
+        <w:rPr>
+          <w:sz w:val="28"/>
+          <w:szCs w:val="28"/>
+        </w:rPr>
+        <w:t>System.out.println</w:t>
+      </w:r>
+      <w:proofErr w:type="spellEnd"/>
+      <w:r>
+        <w:rPr>
+          <w:sz w:val="28"/>
+          <w:szCs w:val="28"/>
+        </w:rPr>
+        <w:t>(</w:t>
+      </w:r>
+      <w:proofErr w:type="spellStart"/>
+      <w:proofErr w:type="gramStart"/>
+      <w:r>
+        <w:rPr>
+          <w:sz w:val="28"/>
+          <w:szCs w:val="28"/>
+        </w:rPr>
+        <w:t>sb.capacity</w:t>
+      </w:r>
+      <w:proofErr w:type="spellEnd"/>
+      <w:proofErr w:type="gramEnd"/>
+      <w:r>
+        <w:rPr>
+          <w:sz w:val="28"/>
+          <w:szCs w:val="28"/>
+        </w:rPr>
+        <w:t>());</w:t>
+      </w:r>
+    </w:p>
+    <w:p>
+      <w:pPr>
+        <w:rPr>
+          <w:sz w:val="28"/>
+          <w:szCs w:val="28"/>
+        </w:rPr>
+      </w:pPr>
+      <w:r>
+        <w:rPr>
+          <w:sz w:val="28"/>
+          <w:szCs w:val="28"/>
+        </w:rPr>
+        <w:t>Output: 50</w:t>
+      </w:r>
+    </w:p>
+    <w:p>
+      <w:pPr>
+        <w:rPr>
+          <w:sz w:val="28"/>
+          <w:szCs w:val="28"/>
+        </w:rPr>
+      </w:pPr>
+      <w:r>
+        <w:rPr>
+          <w:b/>
+          <w:bCs/>
+          <w:sz w:val="28"/>
+          <w:szCs w:val="28"/>
+          <w:highlight w:val="yellow"/>
+        </w:rPr>
+        <w:t>Interview tip:</w:t>
+      </w:r>
+      <w:r>
+        <w:rPr>
+          <w:sz w:val="28"/>
+          <w:szCs w:val="28"/>
+        </w:rPr>
+        <w:t xml:space="preserve"> Capacity is the allocated storage space; length is the number of characters currently stored.</w:t>
+      </w:r>
+    </w:p>
+    <w:p>
+      <w:pPr>
+        <w:rPr>
+          <w:sz w:val="28"/>
+          <w:szCs w:val="28"/>
+        </w:rPr>
+      </w:pPr>
+    </w:p>
+    <w:p>
+      <w:pPr>
+        <w:rPr>
+          <w:b/>
+          <w:bCs/>
+          <w:sz w:val="28"/>
+          <w:szCs w:val="28"/>
+        </w:rPr>
+      </w:pPr>
+      <w:proofErr w:type="gramStart"/>
+      <w:r>
+        <w:rPr>
+          <w:b/>
+          <w:bCs/>
+          <w:sz w:val="28"/>
+          <w:szCs w:val="28"/>
+          <w:highlight w:val="yellow"/>
+        </w:rPr>
+        <w:t>6].What</w:t>
+      </w:r>
+      <w:proofErr w:type="gramEnd"/>
+      <w:r>
+        <w:rPr>
+          <w:b/>
+          <w:bCs/>
+          <w:sz w:val="28"/>
+          <w:szCs w:val="28"/>
+          <w:highlight w:val="yellow"/>
+        </w:rPr>
+        <w:t xml:space="preserve"> happens when the length of the string exceeds the current capacity in StringBuilder?</w:t>
+      </w:r>
+    </w:p>
+    <w:p>
+      <w:pPr>
+        <w:rPr>
+          <w:b/>
+          <w:bCs/>
+          <w:sz w:val="28"/>
+          <w:szCs w:val="28"/>
+        </w:rPr>
+      </w:pPr>
+    </w:p>
+    <w:p>
+      <w:pPr>
+        <w:rPr>
+          <w:sz w:val="28"/>
+          <w:szCs w:val="28"/>
+        </w:rPr>
+      </w:pPr>
+      <w:r>
+        <w:rPr>
+          <w:b/>
+          <w:bCs/>
+          <w:sz w:val="28"/>
+          <w:szCs w:val="28"/>
+          <w:highlight w:val="yellow"/>
+        </w:rPr>
+        <w:lastRenderedPageBreak/>
+        <w:t>Answer</w:t>
+      </w:r>
+      <w:r>
+        <w:rPr>
+          <w:sz w:val="28"/>
+          <w:szCs w:val="28"/>
+        </w:rPr>
+        <w:t>: When the string length exceeds the current capacity, StringBuilder automatically increases its capacity to accommodate the new characters.</w:t>
+      </w:r>
+    </w:p>
+    <w:p>
+      <w:pPr>
+        <w:rPr>
+          <w:sz w:val="28"/>
+          <w:szCs w:val="28"/>
+        </w:rPr>
+      </w:pPr>
+      <w:r>
+        <w:rPr>
+          <w:b/>
+          <w:bCs/>
+          <w:sz w:val="28"/>
+          <w:szCs w:val="28"/>
+          <w:highlight w:val="yellow"/>
+        </w:rPr>
+        <w:t>Points to remember</w:t>
+      </w:r>
+      <w:r>
+        <w:rPr>
+          <w:sz w:val="28"/>
+          <w:szCs w:val="28"/>
+        </w:rPr>
+        <w:t>:</w:t>
+      </w:r>
+    </w:p>
+    <w:p>
+      <w:pPr>
+        <w:numPr>
+          <w:ilvl w:val="0"/>
+          <w:numId w:val="61"/>
+        </w:numPr>
+        <w:rPr>
+          <w:sz w:val="28"/>
+          <w:szCs w:val="28"/>
+        </w:rPr>
+      </w:pPr>
+      <w:r>
+        <w:rPr>
+          <w:sz w:val="28"/>
+          <w:szCs w:val="28"/>
+        </w:rPr>
+        <w:t>Automatic growth: Capacity increases automatically.</w:t>
+      </w:r>
+    </w:p>
+    <w:p>
+      <w:pPr>
+        <w:numPr>
+          <w:ilvl w:val="0"/>
+          <w:numId w:val="61"/>
+        </w:numPr>
+        <w:rPr>
+          <w:sz w:val="28"/>
+          <w:szCs w:val="28"/>
+        </w:rPr>
+      </w:pPr>
+      <w:r>
+        <w:rPr>
+          <w:sz w:val="28"/>
+          <w:szCs w:val="28"/>
+        </w:rPr>
+        <w:t>New capacity: Usually (old capacity × 2) + 2.</w:t>
+      </w:r>
+    </w:p>
+    <w:p>
+      <w:pPr>
+        <w:numPr>
+          <w:ilvl w:val="0"/>
+          <w:numId w:val="61"/>
+        </w:numPr>
+        <w:rPr>
+          <w:sz w:val="28"/>
+          <w:szCs w:val="28"/>
+        </w:rPr>
+      </w:pPr>
+      <w:r>
+        <w:rPr>
+          <w:sz w:val="28"/>
+          <w:szCs w:val="28"/>
+        </w:rPr>
+        <w:t>Data preservation: Existing characters are preserved.</w:t>
+      </w:r>
+    </w:p>
+    <w:p>
+      <w:pPr>
+        <w:numPr>
+          <w:ilvl w:val="0"/>
+          <w:numId w:val="61"/>
+        </w:numPr>
+        <w:rPr>
+          <w:sz w:val="28"/>
+          <w:szCs w:val="28"/>
+        </w:rPr>
+      </w:pPr>
+      <w:r>
+        <w:rPr>
+          <w:sz w:val="28"/>
+          <w:szCs w:val="28"/>
+        </w:rPr>
+        <w:t>No manual resizing: Java handles capacity expansion.</w:t>
+      </w:r>
+    </w:p>
+    <w:p>
+      <w:pPr>
+        <w:numPr>
+          <w:ilvl w:val="0"/>
+          <w:numId w:val="61"/>
+        </w:numPr>
+        <w:rPr>
+          <w:sz w:val="28"/>
+          <w:szCs w:val="28"/>
+        </w:rPr>
+      </w:pPr>
+      <w:r>
+        <w:rPr>
+          <w:sz w:val="28"/>
+          <w:szCs w:val="28"/>
+        </w:rPr>
+        <w:t>Performance: Expansion may require allocating a larger internal array and copying characters.</w:t>
+      </w:r>
+    </w:p>
+    <w:p>
+      <w:pPr>
+        <w:tabs>
+          <w:tab w:val="left" w:pos="916"/>
+          <w:tab w:val="left" w:pos="1832"/>
+          <w:tab w:val="left" w:pos="2748"/>
+          <w:tab w:val="left" w:pos="3664"/>
+          <w:tab w:val="left" w:pos="4580"/>
+          <w:tab w:val="left" w:pos="5496"/>
+          <w:tab w:val="left" w:pos="6412"/>
+          <w:tab w:val="left" w:pos="7328"/>
+          <w:tab w:val="left" w:pos="8244"/>
+          <w:tab w:val="left" w:pos="9160"/>
+          <w:tab w:val="left" w:pos="10076"/>
+          <w:tab w:val="left" w:pos="10992"/>
+          <w:tab w:val="left" w:pos="11908"/>
+          <w:tab w:val="left" w:pos="12824"/>
+          <w:tab w:val="left" w:pos="13740"/>
+          <w:tab w:val="left" w:pos="14656"/>
+        </w:tabs>
+        <w:spacing w:after="0" w:line="240" w:lineRule="auto"/>
+        <w:ind w:left="360"/>
+        <w:rPr>
+          <w:rFonts w:ascii="Courier New" w:eastAsia="Times New Roman" w:hAnsi="Courier New" w:cs="Courier New"/>
+          <w:kern w:val="0"/>
+          <w:sz w:val="28"/>
+          <w:szCs w:val="28"/>
+          <w:lang w:eastAsia="en-IN"/>
+          <w14:ligatures w14:val="none"/>
+        </w:rPr>
+      </w:pPr>
+    </w:p>
+    <w:p>
+      <w:pPr>
+        <w:tabs>
+          <w:tab w:val="left" w:pos="916"/>
+          <w:tab w:val="left" w:pos="1832"/>
+          <w:tab w:val="left" w:pos="2748"/>
+          <w:tab w:val="left" w:pos="3664"/>
+          <w:tab w:val="left" w:pos="4580"/>
+          <w:tab w:val="left" w:pos="5496"/>
+          <w:tab w:val="left" w:pos="6412"/>
+          <w:tab w:val="left" w:pos="7328"/>
+          <w:tab w:val="left" w:pos="8244"/>
+          <w:tab w:val="left" w:pos="9160"/>
+          <w:tab w:val="left" w:pos="10076"/>
+          <w:tab w:val="left" w:pos="10992"/>
+          <w:tab w:val="left" w:pos="11908"/>
+          <w:tab w:val="left" w:pos="12824"/>
+          <w:tab w:val="left" w:pos="13740"/>
+          <w:tab w:val="left" w:pos="14656"/>
+        </w:tabs>
+        <w:spacing w:after="0" w:line="240" w:lineRule="auto"/>
+        <w:ind w:left="360"/>
+        <w:rPr>
+          <w:rFonts w:ascii="Courier New" w:eastAsia="Times New Roman" w:hAnsi="Courier New" w:cs="Courier New"/>
+          <w:b/>
+          <w:bCs/>
+          <w:kern w:val="0"/>
+          <w:sz w:val="28"/>
+          <w:szCs w:val="28"/>
+          <w:lang w:eastAsia="en-IN"/>
+          <w14:ligatures w14:val="none"/>
+        </w:rPr>
+      </w:pPr>
+      <w:r>
+        <w:rPr>
+          <w:rFonts w:ascii="Courier New" w:eastAsia="Times New Roman" w:hAnsi="Courier New" w:cs="Courier New"/>
+          <w:b/>
+          <w:bCs/>
+          <w:kern w:val="0"/>
+          <w:sz w:val="28"/>
+          <w:szCs w:val="28"/>
+          <w:highlight w:val="yellow"/>
+          <w:lang w:eastAsia="en-IN"/>
+          <w14:ligatures w14:val="none"/>
+        </w:rPr>
+        <w:t>Example</w:t>
+      </w:r>
+    </w:p>
+    <w:p>
+      <w:pPr>
+        <w:tabs>
+          <w:tab w:val="left" w:pos="916"/>
+          <w:tab w:val="left" w:pos="1832"/>
+          <w:tab w:val="left" w:pos="2748"/>
+          <w:tab w:val="left" w:pos="3664"/>
+          <w:tab w:val="left" w:pos="4580"/>
+          <w:tab w:val="left" w:pos="5496"/>
+          <w:tab w:val="left" w:pos="6412"/>
+          <w:tab w:val="left" w:pos="7328"/>
+          <w:tab w:val="left" w:pos="8244"/>
+          <w:tab w:val="left" w:pos="9160"/>
+          <w:tab w:val="left" w:pos="10076"/>
+          <w:tab w:val="left" w:pos="10992"/>
+          <w:tab w:val="left" w:pos="11908"/>
+          <w:tab w:val="left" w:pos="12824"/>
+          <w:tab w:val="left" w:pos="13740"/>
+          <w:tab w:val="left" w:pos="14656"/>
+        </w:tabs>
+        <w:spacing w:after="0" w:line="240" w:lineRule="auto"/>
+        <w:ind w:left="360"/>
+        <w:rPr>
+          <w:rFonts w:ascii="Courier New" w:eastAsia="Times New Roman" w:hAnsi="Courier New" w:cs="Courier New"/>
+          <w:kern w:val="0"/>
+          <w:sz w:val="28"/>
+          <w:szCs w:val="28"/>
+          <w:lang w:eastAsia="en-IN"/>
+          <w14:ligatures w14:val="none"/>
+        </w:rPr>
+      </w:pPr>
+      <w:r>
+        <w:rPr>
+          <w:rFonts w:ascii="Courier New" w:eastAsia="Times New Roman" w:hAnsi="Courier New" w:cs="Courier New"/>
+          <w:kern w:val="0"/>
+          <w:sz w:val="28"/>
+          <w:szCs w:val="28"/>
+          <w:lang w:eastAsia="en-IN"/>
+          <w14:ligatures w14:val="none"/>
+        </w:rPr>
+        <w:t xml:space="preserve">StringBuilder </w:t>
+      </w:r>
+      <w:proofErr w:type="spellStart"/>
+      <w:r>
+        <w:rPr>
+          <w:rFonts w:ascii="Courier New" w:eastAsia="Times New Roman" w:hAnsi="Courier New" w:cs="Courier New"/>
+          <w:kern w:val="0"/>
+          <w:sz w:val="28"/>
+          <w:szCs w:val="28"/>
+          <w:lang w:eastAsia="en-IN"/>
+          <w14:ligatures w14:val="none"/>
+        </w:rPr>
+        <w:t>sb</w:t>
+      </w:r>
+      <w:proofErr w:type="spellEnd"/>
+      <w:r>
+        <w:rPr>
+          <w:rFonts w:ascii="Courier New" w:eastAsia="Times New Roman" w:hAnsi="Courier New" w:cs="Courier New"/>
+          <w:kern w:val="0"/>
+          <w:sz w:val="28"/>
+          <w:szCs w:val="28"/>
+          <w:lang w:eastAsia="en-IN"/>
+          <w14:ligatures w14:val="none"/>
+        </w:rPr>
+        <w:t xml:space="preserve"> = new </w:t>
+      </w:r>
+      <w:proofErr w:type="gramStart"/>
+      <w:r>
+        <w:rPr>
+          <w:rFonts w:ascii="Courier New" w:eastAsia="Times New Roman" w:hAnsi="Courier New" w:cs="Courier New"/>
+          <w:kern w:val="0"/>
+          <w:sz w:val="28"/>
+          <w:szCs w:val="28"/>
+          <w:lang w:eastAsia="en-IN"/>
+          <w14:ligatures w14:val="none"/>
+        </w:rPr>
+        <w:t>StringBuilder(</w:t>
+      </w:r>
+      <w:proofErr w:type="gramEnd"/>
+      <w:r>
+        <w:rPr>
+          <w:rFonts w:ascii="Courier New" w:eastAsia="Times New Roman" w:hAnsi="Courier New" w:cs="Courier New"/>
+          <w:kern w:val="0"/>
+          <w:sz w:val="28"/>
+          <w:szCs w:val="28"/>
+          <w:lang w:eastAsia="en-IN"/>
+          <w14:ligatures w14:val="none"/>
+        </w:rPr>
+        <w:t>);</w:t>
+      </w:r>
+    </w:p>
+    <w:p>
+      <w:pPr>
+        <w:tabs>
+          <w:tab w:val="left" w:pos="916"/>
+          <w:tab w:val="left" w:pos="1832"/>
+          <w:tab w:val="left" w:pos="2748"/>
+          <w:tab w:val="left" w:pos="3664"/>
+          <w:tab w:val="left" w:pos="4580"/>
+          <w:tab w:val="left" w:pos="5496"/>
+          <w:tab w:val="left" w:pos="6412"/>
+          <w:tab w:val="left" w:pos="7328"/>
+          <w:tab w:val="left" w:pos="8244"/>
+          <w:tab w:val="left" w:pos="9160"/>
+          <w:tab w:val="left" w:pos="10076"/>
+          <w:tab w:val="left" w:pos="10992"/>
+          <w:tab w:val="left" w:pos="11908"/>
+          <w:tab w:val="left" w:pos="12824"/>
+          <w:tab w:val="left" w:pos="13740"/>
+          <w:tab w:val="left" w:pos="14656"/>
+        </w:tabs>
+        <w:spacing w:after="0" w:line="240" w:lineRule="auto"/>
+        <w:ind w:left="360"/>
+        <w:rPr>
+          <w:rFonts w:ascii="Courier New" w:eastAsia="Times New Roman" w:hAnsi="Courier New" w:cs="Courier New"/>
+          <w:kern w:val="0"/>
+          <w:sz w:val="28"/>
+          <w:szCs w:val="28"/>
+          <w:lang w:eastAsia="en-IN"/>
+          <w14:ligatures w14:val="none"/>
+        </w:rPr>
+      </w:pPr>
+    </w:p>
+    <w:p>
+      <w:pPr>
+        <w:tabs>
+          <w:tab w:val="left" w:pos="916"/>
+          <w:tab w:val="left" w:pos="1832"/>
+          <w:tab w:val="left" w:pos="2748"/>
+          <w:tab w:val="left" w:pos="3664"/>
+          <w:tab w:val="left" w:pos="4580"/>
+          <w:tab w:val="left" w:pos="5496"/>
+          <w:tab w:val="left" w:pos="6412"/>
+          <w:tab w:val="left" w:pos="7328"/>
+          <w:tab w:val="left" w:pos="8244"/>
+          <w:tab w:val="left" w:pos="9160"/>
+          <w:tab w:val="left" w:pos="10076"/>
+          <w:tab w:val="left" w:pos="10992"/>
+          <w:tab w:val="left" w:pos="11908"/>
+          <w:tab w:val="left" w:pos="12824"/>
+          <w:tab w:val="left" w:pos="13740"/>
+          <w:tab w:val="left" w:pos="14656"/>
+        </w:tabs>
+        <w:spacing w:after="0" w:line="240" w:lineRule="auto"/>
+        <w:ind w:left="360"/>
+        <w:rPr>
+          <w:rFonts w:ascii="Courier New" w:eastAsia="Times New Roman" w:hAnsi="Courier New" w:cs="Courier New"/>
+          <w:kern w:val="0"/>
+          <w:sz w:val="28"/>
+          <w:szCs w:val="28"/>
+          <w:lang w:eastAsia="en-IN"/>
+          <w14:ligatures w14:val="none"/>
+        </w:rPr>
+      </w:pPr>
+      <w:proofErr w:type="spellStart"/>
+      <w:r>
+        <w:rPr>
+          <w:rFonts w:ascii="Courier New" w:eastAsia="Times New Roman" w:hAnsi="Courier New" w:cs="Courier New"/>
+          <w:kern w:val="0"/>
+          <w:sz w:val="28"/>
+          <w:szCs w:val="28"/>
+          <w:lang w:eastAsia="en-IN"/>
+          <w14:ligatures w14:val="none"/>
+        </w:rPr>
+        <w:t>System.out.println</w:t>
+      </w:r>
+      <w:proofErr w:type="spellEnd"/>
+      <w:r>
+        <w:rPr>
+          <w:rFonts w:ascii="Courier New" w:eastAsia="Times New Roman" w:hAnsi="Courier New" w:cs="Courier New"/>
+          <w:kern w:val="0"/>
+          <w:sz w:val="28"/>
+          <w:szCs w:val="28"/>
+          <w:lang w:eastAsia="en-IN"/>
+          <w14:ligatures w14:val="none"/>
+        </w:rPr>
+        <w:t>(</w:t>
+      </w:r>
+      <w:proofErr w:type="spellStart"/>
+      <w:proofErr w:type="gramStart"/>
+      <w:r>
+        <w:rPr>
+          <w:rFonts w:ascii="Courier New" w:eastAsia="Times New Roman" w:hAnsi="Courier New" w:cs="Courier New"/>
+          <w:kern w:val="0"/>
+          <w:sz w:val="28"/>
+          <w:szCs w:val="28"/>
+          <w:lang w:eastAsia="en-IN"/>
+          <w14:ligatures w14:val="none"/>
+        </w:rPr>
+        <w:t>sb.capacity</w:t>
+      </w:r>
+      <w:proofErr w:type="spellEnd"/>
+      <w:proofErr w:type="gramEnd"/>
+      <w:r>
+        <w:rPr>
+          <w:rFonts w:ascii="Courier New" w:eastAsia="Times New Roman" w:hAnsi="Courier New" w:cs="Courier New"/>
+          <w:kern w:val="0"/>
+          <w:sz w:val="28"/>
+          <w:szCs w:val="28"/>
+          <w:lang w:eastAsia="en-IN"/>
+          <w14:ligatures w14:val="none"/>
+        </w:rPr>
+        <w:t>()); // 16</w:t>
+      </w:r>
+    </w:p>
+    <w:p>
+      <w:pPr>
+        <w:tabs>
+          <w:tab w:val="left" w:pos="916"/>
+          <w:tab w:val="left" w:pos="1832"/>
+          <w:tab w:val="left" w:pos="2748"/>
+          <w:tab w:val="left" w:pos="3664"/>
+          <w:tab w:val="left" w:pos="4580"/>
+          <w:tab w:val="left" w:pos="5496"/>
+          <w:tab w:val="left" w:pos="6412"/>
+          <w:tab w:val="left" w:pos="7328"/>
+          <w:tab w:val="left" w:pos="8244"/>
+          <w:tab w:val="left" w:pos="9160"/>
+          <w:tab w:val="left" w:pos="10076"/>
+          <w:tab w:val="left" w:pos="10992"/>
+          <w:tab w:val="left" w:pos="11908"/>
+          <w:tab w:val="left" w:pos="12824"/>
+          <w:tab w:val="left" w:pos="13740"/>
+          <w:tab w:val="left" w:pos="14656"/>
+        </w:tabs>
+        <w:spacing w:after="0" w:line="240" w:lineRule="auto"/>
+        <w:ind w:left="360"/>
+        <w:rPr>
+          <w:rFonts w:ascii="Courier New" w:eastAsia="Times New Roman" w:hAnsi="Courier New" w:cs="Courier New"/>
+          <w:kern w:val="0"/>
+          <w:sz w:val="28"/>
+          <w:szCs w:val="28"/>
+          <w:lang w:eastAsia="en-IN"/>
+          <w14:ligatures w14:val="none"/>
+        </w:rPr>
+      </w:pPr>
+    </w:p>
+    <w:p>
+      <w:pPr>
+        <w:tabs>
+          <w:tab w:val="left" w:pos="916"/>
+          <w:tab w:val="left" w:pos="1832"/>
+          <w:tab w:val="left" w:pos="2748"/>
+          <w:tab w:val="left" w:pos="3664"/>
+          <w:tab w:val="left" w:pos="4580"/>
+          <w:tab w:val="left" w:pos="5496"/>
+          <w:tab w:val="left" w:pos="6412"/>
+          <w:tab w:val="left" w:pos="7328"/>
+          <w:tab w:val="left" w:pos="8244"/>
+          <w:tab w:val="left" w:pos="9160"/>
+          <w:tab w:val="left" w:pos="10076"/>
+          <w:tab w:val="left" w:pos="10992"/>
+          <w:tab w:val="left" w:pos="11908"/>
+          <w:tab w:val="left" w:pos="12824"/>
+          <w:tab w:val="left" w:pos="13740"/>
+          <w:tab w:val="left" w:pos="14656"/>
+        </w:tabs>
+        <w:spacing w:after="0" w:line="240" w:lineRule="auto"/>
+        <w:ind w:left="360"/>
+        <w:rPr>
+          <w:rFonts w:ascii="Courier New" w:eastAsia="Times New Roman" w:hAnsi="Courier New" w:cs="Courier New"/>
+          <w:kern w:val="0"/>
+          <w:sz w:val="28"/>
+          <w:szCs w:val="28"/>
+          <w:lang w:eastAsia="en-IN"/>
+          <w14:ligatures w14:val="none"/>
+        </w:rPr>
+      </w:pPr>
+      <w:proofErr w:type="spellStart"/>
+      <w:proofErr w:type="gramStart"/>
+      <w:r>
+        <w:rPr>
+          <w:rFonts w:ascii="Courier New" w:eastAsia="Times New Roman" w:hAnsi="Courier New" w:cs="Courier New"/>
+          <w:kern w:val="0"/>
+          <w:sz w:val="28"/>
+          <w:szCs w:val="28"/>
+          <w:lang w:eastAsia="en-IN"/>
+          <w14:ligatures w14:val="none"/>
+        </w:rPr>
+        <w:t>sb.append</w:t>
+      </w:r>
+      <w:proofErr w:type="spellEnd"/>
+      <w:proofErr w:type="gramEnd"/>
+      <w:r>
+        <w:rPr>
+          <w:rFonts w:ascii="Courier New" w:eastAsia="Times New Roman" w:hAnsi="Courier New" w:cs="Courier New"/>
+          <w:kern w:val="0"/>
+          <w:sz w:val="28"/>
+          <w:szCs w:val="28"/>
+          <w:lang w:eastAsia="en-IN"/>
+          <w14:ligatures w14:val="none"/>
+        </w:rPr>
+        <w:t>("12345678901234567");</w:t>
+      </w:r>
+    </w:p>
+    <w:p>
+      <w:pPr>
+        <w:tabs>
+          <w:tab w:val="left" w:pos="916"/>
+          <w:tab w:val="left" w:pos="1832"/>
+          <w:tab w:val="left" w:pos="2748"/>
+          <w:tab w:val="left" w:pos="3664"/>
+          <w:tab w:val="left" w:pos="4580"/>
+          <w:tab w:val="left" w:pos="5496"/>
+          <w:tab w:val="left" w:pos="6412"/>
+          <w:tab w:val="left" w:pos="7328"/>
+          <w:tab w:val="left" w:pos="8244"/>
+          <w:tab w:val="left" w:pos="9160"/>
+          <w:tab w:val="left" w:pos="10076"/>
+          <w:tab w:val="left" w:pos="10992"/>
+          <w:tab w:val="left" w:pos="11908"/>
+          <w:tab w:val="left" w:pos="12824"/>
+          <w:tab w:val="left" w:pos="13740"/>
+          <w:tab w:val="left" w:pos="14656"/>
+        </w:tabs>
+        <w:spacing w:after="0" w:line="240" w:lineRule="auto"/>
+        <w:ind w:left="360"/>
+        <w:rPr>
+          <w:rFonts w:ascii="Courier New" w:eastAsia="Times New Roman" w:hAnsi="Courier New" w:cs="Courier New"/>
+          <w:kern w:val="0"/>
+          <w:sz w:val="28"/>
+          <w:szCs w:val="28"/>
+          <w:lang w:eastAsia="en-IN"/>
+          <w14:ligatures w14:val="none"/>
+        </w:rPr>
+      </w:pPr>
+    </w:p>
+    <w:p>
+      <w:pPr>
+        <w:tabs>
+          <w:tab w:val="left" w:pos="916"/>
+          <w:tab w:val="left" w:pos="1832"/>
+          <w:tab w:val="left" w:pos="2748"/>
+          <w:tab w:val="left" w:pos="3664"/>
+          <w:tab w:val="left" w:pos="4580"/>
+          <w:tab w:val="left" w:pos="5496"/>
+          <w:tab w:val="left" w:pos="6412"/>
+          <w:tab w:val="left" w:pos="7328"/>
+          <w:tab w:val="left" w:pos="8244"/>
+          <w:tab w:val="left" w:pos="9160"/>
+          <w:tab w:val="left" w:pos="10076"/>
+          <w:tab w:val="left" w:pos="10992"/>
+          <w:tab w:val="left" w:pos="11908"/>
+          <w:tab w:val="left" w:pos="12824"/>
+          <w:tab w:val="left" w:pos="13740"/>
+          <w:tab w:val="left" w:pos="14656"/>
+        </w:tabs>
+        <w:spacing w:after="0" w:line="240" w:lineRule="auto"/>
+        <w:ind w:left="360"/>
+        <w:rPr>
+          <w:rFonts w:ascii="Courier New" w:eastAsia="Times New Roman" w:hAnsi="Courier New" w:cs="Courier New"/>
+          <w:kern w:val="0"/>
+          <w:sz w:val="28"/>
+          <w:szCs w:val="28"/>
+          <w:lang w:eastAsia="en-IN"/>
+          <w14:ligatures w14:val="none"/>
+        </w:rPr>
+      </w:pPr>
+      <w:proofErr w:type="spellStart"/>
+      <w:r>
+        <w:rPr>
+          <w:rFonts w:ascii="Courier New" w:eastAsia="Times New Roman" w:hAnsi="Courier New" w:cs="Courier New"/>
+          <w:kern w:val="0"/>
+          <w:sz w:val="28"/>
+          <w:szCs w:val="28"/>
+          <w:lang w:eastAsia="en-IN"/>
+          <w14:ligatures w14:val="none"/>
+        </w:rPr>
+        <w:t>System.out.println</w:t>
+      </w:r>
+      <w:proofErr w:type="spellEnd"/>
+      <w:r>
+        <w:rPr>
+          <w:rFonts w:ascii="Courier New" w:eastAsia="Times New Roman" w:hAnsi="Courier New" w:cs="Courier New"/>
+          <w:kern w:val="0"/>
+          <w:sz w:val="28"/>
+          <w:szCs w:val="28"/>
+          <w:lang w:eastAsia="en-IN"/>
+          <w14:ligatures w14:val="none"/>
+        </w:rPr>
+        <w:t>(</w:t>
+      </w:r>
+      <w:proofErr w:type="spellStart"/>
+      <w:proofErr w:type="gramStart"/>
+      <w:r>
+        <w:rPr>
+          <w:rFonts w:ascii="Courier New" w:eastAsia="Times New Roman" w:hAnsi="Courier New" w:cs="Courier New"/>
+          <w:kern w:val="0"/>
+          <w:sz w:val="28"/>
+          <w:szCs w:val="28"/>
+          <w:lang w:eastAsia="en-IN"/>
+          <w14:ligatures w14:val="none"/>
+        </w:rPr>
+        <w:t>sb.length</w:t>
+      </w:r>
+      <w:proofErr w:type="spellEnd"/>
+      <w:proofErr w:type="gramEnd"/>
+      <w:r>
+        <w:rPr>
+          <w:rFonts w:ascii="Courier New" w:eastAsia="Times New Roman" w:hAnsi="Courier New" w:cs="Courier New"/>
+          <w:kern w:val="0"/>
+          <w:sz w:val="28"/>
+          <w:szCs w:val="28"/>
+          <w:lang w:eastAsia="en-IN"/>
+          <w14:ligatures w14:val="none"/>
+        </w:rPr>
+        <w:t>());   // 17</w:t>
+      </w:r>
+    </w:p>
+    <w:p>
+      <w:pPr>
+        <w:tabs>
+          <w:tab w:val="left" w:pos="916"/>
+          <w:tab w:val="left" w:pos="1832"/>
+          <w:tab w:val="left" w:pos="2748"/>
+          <w:tab w:val="left" w:pos="3664"/>
+          <w:tab w:val="left" w:pos="4580"/>
+          <w:tab w:val="left" w:pos="5496"/>
+          <w:tab w:val="left" w:pos="6412"/>
+          <w:tab w:val="left" w:pos="7328"/>
+          <w:tab w:val="left" w:pos="8244"/>
+          <w:tab w:val="left" w:pos="9160"/>
+          <w:tab w:val="left" w:pos="10076"/>
+          <w:tab w:val="left" w:pos="10992"/>
+          <w:tab w:val="left" w:pos="11908"/>
+          <w:tab w:val="left" w:pos="12824"/>
+          <w:tab w:val="left" w:pos="13740"/>
+          <w:tab w:val="left" w:pos="14656"/>
+        </w:tabs>
+        <w:spacing w:after="0" w:line="240" w:lineRule="auto"/>
+        <w:ind w:left="360"/>
+        <w:rPr>
+          <w:rFonts w:ascii="Courier New" w:eastAsia="Times New Roman" w:hAnsi="Courier New" w:cs="Courier New"/>
+          <w:kern w:val="0"/>
+          <w:sz w:val="28"/>
+          <w:szCs w:val="28"/>
+          <w:lang w:eastAsia="en-IN"/>
+          <w14:ligatures w14:val="none"/>
+        </w:rPr>
+      </w:pPr>
+      <w:proofErr w:type="spellStart"/>
+      <w:r>
+        <w:rPr>
+          <w:rFonts w:ascii="Courier New" w:eastAsia="Times New Roman" w:hAnsi="Courier New" w:cs="Courier New"/>
+          <w:kern w:val="0"/>
+          <w:sz w:val="28"/>
+          <w:szCs w:val="28"/>
+          <w:lang w:eastAsia="en-IN"/>
+          <w14:ligatures w14:val="none"/>
+        </w:rPr>
+        <w:t>System.out.println</w:t>
+      </w:r>
+      <w:proofErr w:type="spellEnd"/>
+      <w:r>
+        <w:rPr>
+          <w:rFonts w:ascii="Courier New" w:eastAsia="Times New Roman" w:hAnsi="Courier New" w:cs="Courier New"/>
+          <w:kern w:val="0"/>
+          <w:sz w:val="28"/>
+          <w:szCs w:val="28"/>
+          <w:lang w:eastAsia="en-IN"/>
+          <w14:ligatures w14:val="none"/>
+        </w:rPr>
+        <w:t>(</w:t>
+      </w:r>
+      <w:proofErr w:type="spellStart"/>
+      <w:proofErr w:type="gramStart"/>
+      <w:r>
+        <w:rPr>
+          <w:rFonts w:ascii="Courier New" w:eastAsia="Times New Roman" w:hAnsi="Courier New" w:cs="Courier New"/>
+          <w:kern w:val="0"/>
+          <w:sz w:val="28"/>
+          <w:szCs w:val="28"/>
+          <w:lang w:eastAsia="en-IN"/>
+          <w14:ligatures w14:val="none"/>
+        </w:rPr>
+        <w:t>sb.capacity</w:t>
+      </w:r>
+      <w:proofErr w:type="spellEnd"/>
+      <w:proofErr w:type="gramEnd"/>
+      <w:r>
+        <w:rPr>
+          <w:rFonts w:ascii="Courier New" w:eastAsia="Times New Roman" w:hAnsi="Courier New" w:cs="Courier New"/>
+          <w:kern w:val="0"/>
+          <w:sz w:val="28"/>
+          <w:szCs w:val="28"/>
+          <w:lang w:eastAsia="en-IN"/>
+          <w14:ligatures w14:val="none"/>
+        </w:rPr>
+        <w:t>()); // 34</w:t>
+      </w:r>
+    </w:p>
+    <w:p>
+      <w:pPr>
+        <w:spacing w:before="100" w:beforeAutospacing="1" w:after="100" w:afterAutospacing="1" w:line="240" w:lineRule="auto"/>
+        <w:ind w:left="360"/>
+        <w:rPr>
+          <w:rFonts w:ascii="Times New Roman" w:eastAsia="Times New Roman" w:hAnsi="Times New Roman" w:cs="Times New Roman"/>
+          <w:kern w:val="0"/>
+          <w:sz w:val="28"/>
+          <w:szCs w:val="28"/>
+          <w:lang w:eastAsia="en-IN"/>
+          <w14:ligatures w14:val="none"/>
+        </w:rPr>
+      </w:pPr>
+      <w:r>
+        <w:rPr>
+          <w:rFonts w:ascii="Times New Roman" w:eastAsia="Times New Roman" w:hAnsi="Times New Roman" w:cs="Times New Roman"/>
+          <w:kern w:val="0"/>
+          <w:sz w:val="28"/>
+          <w:szCs w:val="28"/>
+          <w:lang w:eastAsia="en-IN"/>
+          <w14:ligatures w14:val="none"/>
+        </w:rPr>
+        <w:t>Output:</w:t>
+      </w:r>
+    </w:p>
+    <w:p>
+      <w:pPr>
+        <w:tabs>
+          <w:tab w:val="left" w:pos="916"/>
+          <w:tab w:val="left" w:pos="1832"/>
+          <w:tab w:val="left" w:pos="2748"/>
+          <w:tab w:val="left" w:pos="3664"/>
+          <w:tab w:val="left" w:pos="4580"/>
+          <w:tab w:val="left" w:pos="5496"/>
+          <w:tab w:val="left" w:pos="6412"/>
+          <w:tab w:val="left" w:pos="7328"/>
+          <w:tab w:val="left" w:pos="8244"/>
+          <w:tab w:val="left" w:pos="9160"/>
+          <w:tab w:val="left" w:pos="10076"/>
+          <w:tab w:val="left" w:pos="10992"/>
+          <w:tab w:val="left" w:pos="11908"/>
+          <w:tab w:val="left" w:pos="12824"/>
+          <w:tab w:val="left" w:pos="13740"/>
+          <w:tab w:val="left" w:pos="14656"/>
+        </w:tabs>
+        <w:spacing w:after="0" w:line="240" w:lineRule="auto"/>
+        <w:ind w:left="360"/>
+        <w:rPr>
+          <w:rFonts w:ascii="Courier New" w:eastAsia="Times New Roman" w:hAnsi="Courier New" w:cs="Courier New"/>
+          <w:kern w:val="0"/>
+          <w:sz w:val="28"/>
+          <w:szCs w:val="28"/>
+          <w:lang w:eastAsia="en-IN"/>
+          <w14:ligatures w14:val="none"/>
+        </w:rPr>
+      </w:pPr>
+      <w:r>
+        <w:rPr>
+          <w:rFonts w:ascii="Courier New" w:eastAsia="Times New Roman" w:hAnsi="Courier New" w:cs="Courier New"/>
+          <w:kern w:val="0"/>
+          <w:sz w:val="28"/>
+          <w:szCs w:val="28"/>
+          <w:lang w:eastAsia="en-IN"/>
+          <w14:ligatures w14:val="none"/>
+        </w:rPr>
+        <w:t>16</w:t>
+      </w:r>
+    </w:p>
+    <w:p>
+      <w:pPr>
+        <w:tabs>
+          <w:tab w:val="left" w:pos="916"/>
+          <w:tab w:val="left" w:pos="1832"/>
+          <w:tab w:val="left" w:pos="2748"/>
+          <w:tab w:val="left" w:pos="3664"/>
+          <w:tab w:val="left" w:pos="4580"/>
+          <w:tab w:val="left" w:pos="5496"/>
+          <w:tab w:val="left" w:pos="6412"/>
+          <w:tab w:val="left" w:pos="7328"/>
+          <w:tab w:val="left" w:pos="8244"/>
+          <w:tab w:val="left" w:pos="9160"/>
+          <w:tab w:val="left" w:pos="10076"/>
+          <w:tab w:val="left" w:pos="10992"/>
+          <w:tab w:val="left" w:pos="11908"/>
+          <w:tab w:val="left" w:pos="12824"/>
+          <w:tab w:val="left" w:pos="13740"/>
+          <w:tab w:val="left" w:pos="14656"/>
+        </w:tabs>
+        <w:spacing w:after="0" w:line="240" w:lineRule="auto"/>
+        <w:ind w:left="360"/>
+        <w:rPr>
+          <w:rFonts w:ascii="Courier New" w:eastAsia="Times New Roman" w:hAnsi="Courier New" w:cs="Courier New"/>
+          <w:kern w:val="0"/>
+          <w:sz w:val="28"/>
+          <w:szCs w:val="28"/>
+          <w:lang w:eastAsia="en-IN"/>
+          <w14:ligatures w14:val="none"/>
+        </w:rPr>
+      </w:pPr>
+      <w:r>
+        <w:rPr>
+          <w:rFonts w:ascii="Courier New" w:eastAsia="Times New Roman" w:hAnsi="Courier New" w:cs="Courier New"/>
+          <w:kern w:val="0"/>
+          <w:sz w:val="28"/>
+          <w:szCs w:val="28"/>
+          <w:lang w:eastAsia="en-IN"/>
+          <w14:ligatures w14:val="none"/>
+        </w:rPr>
+        <w:t>17</w:t>
+      </w:r>
+    </w:p>
+    <w:p>
+      <w:pPr>
+        <w:tabs>
+          <w:tab w:val="left" w:pos="916"/>
+          <w:tab w:val="left" w:pos="1832"/>
+          <w:tab w:val="left" w:pos="2748"/>
+          <w:tab w:val="left" w:pos="3664"/>
+          <w:tab w:val="left" w:pos="4580"/>
+          <w:tab w:val="left" w:pos="5496"/>
+          <w:tab w:val="left" w:pos="6412"/>
+          <w:tab w:val="left" w:pos="7328"/>
+          <w:tab w:val="left" w:pos="8244"/>
+          <w:tab w:val="left" w:pos="9160"/>
+          <w:tab w:val="left" w:pos="10076"/>
+          <w:tab w:val="left" w:pos="10992"/>
+          <w:tab w:val="left" w:pos="11908"/>
+          <w:tab w:val="left" w:pos="12824"/>
+          <w:tab w:val="left" w:pos="13740"/>
+          <w:tab w:val="left" w:pos="14656"/>
+        </w:tabs>
+        <w:spacing w:after="0" w:line="240" w:lineRule="auto"/>
+        <w:ind w:left="360"/>
+        <w:rPr>
+          <w:rFonts w:ascii="Courier New" w:eastAsia="Times New Roman" w:hAnsi="Courier New" w:cs="Courier New"/>
+          <w:kern w:val="0"/>
+          <w:sz w:val="28"/>
+          <w:szCs w:val="28"/>
+          <w:lang w:eastAsia="en-IN"/>
+          <w14:ligatures w14:val="none"/>
+        </w:rPr>
+      </w:pPr>
+      <w:r>
+        <w:rPr>
+          <w:rFonts w:ascii="Courier New" w:eastAsia="Times New Roman" w:hAnsi="Courier New" w:cs="Courier New"/>
+          <w:kern w:val="0"/>
+          <w:sz w:val="28"/>
+          <w:szCs w:val="28"/>
+          <w:lang w:eastAsia="en-IN"/>
+          <w14:ligatures w14:val="none"/>
+        </w:rPr>
+        <w:t>34</w:t>
+      </w:r>
+    </w:p>
+    <w:p>
+      <w:pPr>
+        <w:spacing w:before="100" w:beforeAutospacing="1" w:after="100" w:afterAutospacing="1" w:line="240" w:lineRule="auto"/>
+        <w:ind w:left="360"/>
+        <w:rPr>
+          <w:rFonts w:ascii="Times New Roman" w:eastAsia="Times New Roman" w:hAnsi="Times New Roman" w:cs="Times New Roman"/>
+          <w:kern w:val="0"/>
+          <w:sz w:val="32"/>
+          <w:szCs w:val="32"/>
+          <w:lang w:eastAsia="en-IN"/>
+          <w14:ligatures w14:val="none"/>
+        </w:rPr>
+      </w:pPr>
+      <w:r>
+        <w:rPr>
+          <w:rFonts w:ascii="Times New Roman" w:eastAsia="Times New Roman" w:hAnsi="Times New Roman" w:cs="Times New Roman"/>
+          <w:b/>
+          <w:bCs/>
+          <w:kern w:val="0"/>
+          <w:sz w:val="32"/>
+          <w:szCs w:val="32"/>
+          <w:highlight w:val="yellow"/>
+          <w:lang w:eastAsia="en-IN"/>
+          <w14:ligatures w14:val="none"/>
+        </w:rPr>
+        <w:t>Interview conclusion</w:t>
+      </w:r>
+      <w:r>
+        <w:rPr>
+          <w:rFonts w:ascii="Times New Roman" w:eastAsia="Times New Roman" w:hAnsi="Times New Roman" w:cs="Times New Roman"/>
+          <w:kern w:val="0"/>
+          <w:sz w:val="32"/>
+          <w:szCs w:val="32"/>
+          <w:lang w:eastAsia="en-IN"/>
+          <w14:ligatures w14:val="none"/>
+        </w:rPr>
+        <w:t xml:space="preserve">: </w:t>
+      </w:r>
+      <w:r>
+        <w:rPr>
+          <w:rFonts w:ascii="Courier New" w:eastAsia="Times New Roman" w:hAnsi="Courier New" w:cs="Courier New"/>
+          <w:kern w:val="0"/>
+          <w:sz w:val="32"/>
+          <w:szCs w:val="32"/>
+          <w:lang w:eastAsia="en-IN"/>
+          <w14:ligatures w14:val="none"/>
+        </w:rPr>
+        <w:t>StringBuilder</w:t>
+      </w:r>
+      <w:r>
+        <w:rPr>
+          <w:rFonts w:ascii="Times New Roman" w:eastAsia="Times New Roman" w:hAnsi="Times New Roman" w:cs="Times New Roman"/>
+          <w:kern w:val="0"/>
+          <w:sz w:val="32"/>
+          <w:szCs w:val="32"/>
+          <w:lang w:eastAsia="en-IN"/>
+          <w14:ligatures w14:val="none"/>
+        </w:rPr>
+        <w:t xml:space="preserve"> automatically increases its capacity when needed, usually using the formula </w:t>
+      </w:r>
+      <w:r>
+        <w:rPr>
+          <w:rFonts w:ascii="Courier New" w:eastAsia="Times New Roman" w:hAnsi="Courier New" w:cs="Courier New"/>
+          <w:kern w:val="0"/>
+          <w:sz w:val="32"/>
+          <w:szCs w:val="32"/>
+          <w:lang w:eastAsia="en-IN"/>
+          <w14:ligatures w14:val="none"/>
+        </w:rPr>
+        <w:t>(old capacity × 2) + 2</w:t>
+      </w:r>
+      <w:r>
+        <w:rPr>
+          <w:rFonts w:ascii="Times New Roman" w:eastAsia="Times New Roman" w:hAnsi="Times New Roman" w:cs="Times New Roman"/>
+          <w:kern w:val="0"/>
+          <w:sz w:val="32"/>
+          <w:szCs w:val="32"/>
+          <w:lang w:eastAsia="en-IN"/>
+          <w14:ligatures w14:val="none"/>
+        </w:rPr>
+        <w:t>, while preserving the existing content.</w:t>
+      </w:r>
+    </w:p>
+    <w:p>
+      <w:pPr>
+        <w:rPr>
+          <w:sz w:val="28"/>
+          <w:szCs w:val="28"/>
+        </w:rPr>
+      </w:pPr>
+    </w:p>
+    <w:p>
+      <w:pPr>
+        <w:rPr>
+          <w:b/>
+          <w:bCs/>
+          <w:sz w:val="32"/>
+          <w:szCs w:val="32"/>
+        </w:rPr>
+      </w:pPr>
+      <w:r>
+        <w:rPr>
+          <w:b/>
+          <w:bCs/>
+          <w:sz w:val="32"/>
+          <w:szCs w:val="32"/>
+          <w:highlight w:val="yellow"/>
+        </w:rPr>
+        <w:t>7]. How can you change the capacity of a StringBuilder?</w:t>
+      </w:r>
+    </w:p>
+    <w:p>
+      <w:pPr>
+        <w:rPr>
+          <w:sz w:val="28"/>
+          <w:szCs w:val="28"/>
+        </w:rPr>
+      </w:pPr>
+      <w:r>
+        <w:rPr>
+          <w:b/>
+          <w:bCs/>
+          <w:sz w:val="28"/>
+          <w:szCs w:val="28"/>
+          <w:highlight w:val="yellow"/>
+        </w:rPr>
+        <w:t>Answer</w:t>
+      </w:r>
+      <w:r>
+        <w:rPr>
+          <w:sz w:val="28"/>
+          <w:szCs w:val="28"/>
+        </w:rPr>
+        <w:t xml:space="preserve">: We can change the capacity of a StringBuilder using the </w:t>
+      </w:r>
+      <w:proofErr w:type="spellStart"/>
+      <w:proofErr w:type="gramStart"/>
+      <w:r>
+        <w:rPr>
+          <w:sz w:val="28"/>
+          <w:szCs w:val="28"/>
+        </w:rPr>
+        <w:t>ensureCapacity</w:t>
+      </w:r>
+      <w:proofErr w:type="spellEnd"/>
+      <w:r>
+        <w:rPr>
+          <w:sz w:val="28"/>
+          <w:szCs w:val="28"/>
+        </w:rPr>
+        <w:t>(</w:t>
+      </w:r>
+      <w:proofErr w:type="gramEnd"/>
+      <w:r>
+        <w:rPr>
+          <w:sz w:val="28"/>
+          <w:szCs w:val="28"/>
+        </w:rPr>
+        <w:t xml:space="preserve">) and </w:t>
+      </w:r>
+      <w:proofErr w:type="spellStart"/>
+      <w:r>
+        <w:rPr>
+          <w:sz w:val="28"/>
+          <w:szCs w:val="28"/>
+        </w:rPr>
+        <w:t>trimToSize</w:t>
+      </w:r>
+      <w:proofErr w:type="spellEnd"/>
+      <w:r>
+        <w:rPr>
+          <w:sz w:val="28"/>
+          <w:szCs w:val="28"/>
+        </w:rPr>
+        <w:t>() methods. We can also specify an initial capacity through its constructor.</w:t>
+      </w:r>
+    </w:p>
+    <w:p>
+      <w:pPr>
+        <w:rPr>
+          <w:sz w:val="28"/>
+          <w:szCs w:val="28"/>
+        </w:rPr>
+      </w:pPr>
+      <w:r>
+        <w:rPr>
+          <w:b/>
+          <w:bCs/>
+          <w:sz w:val="28"/>
+          <w:szCs w:val="28"/>
+          <w:highlight w:val="yellow"/>
+        </w:rPr>
+        <w:t>Points to remember</w:t>
+      </w:r>
+      <w:r>
+        <w:rPr>
+          <w:sz w:val="28"/>
+          <w:szCs w:val="28"/>
+        </w:rPr>
+        <w:t>:</w:t>
+      </w:r>
+    </w:p>
+    <w:p>
+      <w:pPr>
+        <w:numPr>
+          <w:ilvl w:val="0"/>
+          <w:numId w:val="62"/>
+        </w:numPr>
+        <w:rPr>
+          <w:sz w:val="28"/>
+          <w:szCs w:val="28"/>
+        </w:rPr>
+      </w:pPr>
+      <w:r>
+        <w:rPr>
+          <w:sz w:val="28"/>
+          <w:szCs w:val="28"/>
+        </w:rPr>
+        <w:t>Constructor: Sets the initial capacity.</w:t>
+      </w:r>
+    </w:p>
+    <w:p>
+      <w:pPr>
+        <w:numPr>
+          <w:ilvl w:val="0"/>
+          <w:numId w:val="62"/>
+        </w:numPr>
+        <w:rPr>
+          <w:sz w:val="28"/>
+          <w:szCs w:val="28"/>
+        </w:rPr>
+      </w:pPr>
+      <w:proofErr w:type="spellStart"/>
+      <w:proofErr w:type="gramStart"/>
+      <w:r>
+        <w:rPr>
+          <w:sz w:val="28"/>
+          <w:szCs w:val="28"/>
+        </w:rPr>
+        <w:t>ensureCapacity</w:t>
+      </w:r>
+      <w:proofErr w:type="spellEnd"/>
+      <w:r>
+        <w:rPr>
+          <w:sz w:val="28"/>
+          <w:szCs w:val="28"/>
+        </w:rPr>
+        <w:t>(</w:t>
+      </w:r>
+      <w:proofErr w:type="gramEnd"/>
+      <w:r>
+        <w:rPr>
+          <w:sz w:val="28"/>
+          <w:szCs w:val="28"/>
+        </w:rPr>
+        <w:t>): Ensures minimum required capacity.</w:t>
+      </w:r>
+    </w:p>
+    <w:p>
+      <w:pPr>
+        <w:numPr>
+          <w:ilvl w:val="0"/>
+          <w:numId w:val="62"/>
+        </w:numPr>
+        <w:rPr>
+          <w:sz w:val="28"/>
+          <w:szCs w:val="28"/>
+        </w:rPr>
+      </w:pPr>
+      <w:proofErr w:type="spellStart"/>
+      <w:proofErr w:type="gramStart"/>
+      <w:r>
+        <w:rPr>
+          <w:sz w:val="28"/>
+          <w:szCs w:val="28"/>
+        </w:rPr>
+        <w:lastRenderedPageBreak/>
+        <w:t>trimToSize</w:t>
+      </w:r>
+      <w:proofErr w:type="spellEnd"/>
+      <w:r>
+        <w:rPr>
+          <w:sz w:val="28"/>
+          <w:szCs w:val="28"/>
+        </w:rPr>
+        <w:t>(</w:t>
+      </w:r>
+      <w:proofErr w:type="gramEnd"/>
+      <w:r>
+        <w:rPr>
+          <w:sz w:val="28"/>
+          <w:szCs w:val="28"/>
+        </w:rPr>
+        <w:t>): Reduces capacity to match the current length.</w:t>
+      </w:r>
+    </w:p>
+    <w:p>
+      <w:pPr>
+        <w:numPr>
+          <w:ilvl w:val="0"/>
+          <w:numId w:val="62"/>
+        </w:numPr>
+        <w:rPr>
+          <w:sz w:val="28"/>
+          <w:szCs w:val="28"/>
+        </w:rPr>
+      </w:pPr>
+      <w:r>
+        <w:rPr>
+          <w:sz w:val="28"/>
+          <w:szCs w:val="28"/>
+        </w:rPr>
+        <w:t>Automatic growth: Capacity increases when required.</w:t>
+      </w:r>
+    </w:p>
+    <w:p>
+      <w:pPr>
+        <w:numPr>
+          <w:ilvl w:val="0"/>
+          <w:numId w:val="62"/>
+        </w:numPr>
+        <w:rPr>
+          <w:sz w:val="28"/>
+          <w:szCs w:val="28"/>
+        </w:rPr>
+      </w:pPr>
+      <w:r>
+        <w:rPr>
+          <w:sz w:val="28"/>
+          <w:szCs w:val="28"/>
+        </w:rPr>
+        <w:t>Data preservation: Existing characters remain unchanged.</w:t>
+      </w:r>
+    </w:p>
+    <w:p>
+      <w:pPr>
+        <w:rPr>
+          <w:b/>
+          <w:bCs/>
+          <w:sz w:val="28"/>
+          <w:szCs w:val="28"/>
+          <w:highlight w:val="yellow"/>
+        </w:rPr>
+      </w:pPr>
+      <w:r>
+        <w:rPr>
+          <w:b/>
+          <w:bCs/>
+          <w:sz w:val="28"/>
+          <w:szCs w:val="28"/>
+          <w:highlight w:val="yellow"/>
+        </w:rPr>
+        <w:t>Example</w:t>
+      </w:r>
+    </w:p>
+    <w:p>
+      <w:pPr>
+        <w:rPr>
+          <w:sz w:val="28"/>
+          <w:szCs w:val="28"/>
+        </w:rPr>
+      </w:pPr>
+      <w:r>
+        <w:rPr>
+          <w:sz w:val="28"/>
+          <w:szCs w:val="28"/>
+        </w:rPr>
+        <w:t xml:space="preserve">StringBuilder </w:t>
+      </w:r>
+      <w:proofErr w:type="spellStart"/>
+      <w:r>
+        <w:rPr>
+          <w:sz w:val="28"/>
+          <w:szCs w:val="28"/>
+        </w:rPr>
+        <w:t>sb</w:t>
+      </w:r>
+      <w:proofErr w:type="spellEnd"/>
+      <w:r>
+        <w:rPr>
+          <w:sz w:val="28"/>
+          <w:szCs w:val="28"/>
+        </w:rPr>
+        <w:t xml:space="preserve"> = new </w:t>
+      </w:r>
+      <w:proofErr w:type="gramStart"/>
+      <w:r>
+        <w:rPr>
+          <w:sz w:val="28"/>
+          <w:szCs w:val="28"/>
+        </w:rPr>
+        <w:t>StringBuilder(</w:t>
+      </w:r>
+      <w:proofErr w:type="gramEnd"/>
+      <w:r>
+        <w:rPr>
+          <w:sz w:val="28"/>
+          <w:szCs w:val="28"/>
+        </w:rPr>
+        <w:t>10);</w:t>
+      </w:r>
+    </w:p>
+    <w:p>
+      <w:pPr>
+        <w:rPr>
+          <w:sz w:val="28"/>
+          <w:szCs w:val="28"/>
+        </w:rPr>
+      </w:pPr>
+      <w:proofErr w:type="spellStart"/>
+      <w:r>
+        <w:rPr>
+          <w:sz w:val="28"/>
+          <w:szCs w:val="28"/>
+        </w:rPr>
+        <w:t>System.out.println</w:t>
+      </w:r>
+      <w:proofErr w:type="spellEnd"/>
+      <w:r>
+        <w:rPr>
+          <w:sz w:val="28"/>
+          <w:szCs w:val="28"/>
+        </w:rPr>
+        <w:t>(</w:t>
+      </w:r>
+      <w:proofErr w:type="spellStart"/>
+      <w:proofErr w:type="gramStart"/>
+      <w:r>
+        <w:rPr>
+          <w:sz w:val="28"/>
+          <w:szCs w:val="28"/>
+        </w:rPr>
+        <w:t>sb.capacity</w:t>
+      </w:r>
+      <w:proofErr w:type="spellEnd"/>
+      <w:proofErr w:type="gramEnd"/>
+      <w:r>
+        <w:rPr>
+          <w:sz w:val="28"/>
+          <w:szCs w:val="28"/>
+        </w:rPr>
+        <w:t>()); // 10</w:t>
+      </w:r>
+    </w:p>
+    <w:p>
+      <w:pPr>
+        <w:rPr>
+          <w:sz w:val="28"/>
+          <w:szCs w:val="28"/>
+        </w:rPr>
+      </w:pPr>
+      <w:proofErr w:type="spellStart"/>
+      <w:proofErr w:type="gramStart"/>
+      <w:r>
+        <w:rPr>
+          <w:sz w:val="28"/>
+          <w:szCs w:val="28"/>
+        </w:rPr>
+        <w:t>sb.ensureCapacity</w:t>
+      </w:r>
+      <w:proofErr w:type="spellEnd"/>
+      <w:proofErr w:type="gramEnd"/>
+      <w:r>
+        <w:rPr>
+          <w:sz w:val="28"/>
+          <w:szCs w:val="28"/>
+        </w:rPr>
+        <w:t>(30);</w:t>
+      </w:r>
+    </w:p>
+    <w:p>
+      <w:pPr>
+        <w:rPr>
+          <w:sz w:val="28"/>
+          <w:szCs w:val="28"/>
+        </w:rPr>
+      </w:pPr>
+      <w:proofErr w:type="spellStart"/>
+      <w:r>
+        <w:rPr>
+          <w:sz w:val="28"/>
+          <w:szCs w:val="28"/>
+        </w:rPr>
+        <w:t>System.out.println</w:t>
+      </w:r>
+      <w:proofErr w:type="spellEnd"/>
+      <w:r>
+        <w:rPr>
+          <w:sz w:val="28"/>
+          <w:szCs w:val="28"/>
+        </w:rPr>
+        <w:t>(</w:t>
+      </w:r>
+      <w:proofErr w:type="spellStart"/>
+      <w:proofErr w:type="gramStart"/>
+      <w:r>
+        <w:rPr>
+          <w:sz w:val="28"/>
+          <w:szCs w:val="28"/>
+        </w:rPr>
+        <w:t>sb.capacity</w:t>
+      </w:r>
+      <w:proofErr w:type="spellEnd"/>
+      <w:proofErr w:type="gramEnd"/>
+      <w:r>
+        <w:rPr>
+          <w:sz w:val="28"/>
+          <w:szCs w:val="28"/>
+        </w:rPr>
+        <w:t>()); // 30</w:t>
+      </w:r>
+    </w:p>
+    <w:p>
+      <w:pPr>
+        <w:rPr>
+          <w:sz w:val="28"/>
+          <w:szCs w:val="28"/>
+        </w:rPr>
+      </w:pPr>
+      <w:proofErr w:type="spellStart"/>
+      <w:proofErr w:type="gramStart"/>
+      <w:r>
+        <w:rPr>
+          <w:sz w:val="28"/>
+          <w:szCs w:val="28"/>
+        </w:rPr>
+        <w:t>sb.trimToSize</w:t>
+      </w:r>
+      <w:proofErr w:type="spellEnd"/>
+      <w:proofErr w:type="gramEnd"/>
+      <w:r>
+        <w:rPr>
+          <w:sz w:val="28"/>
+          <w:szCs w:val="28"/>
+        </w:rPr>
+        <w:t>();</w:t>
+      </w:r>
+    </w:p>
+    <w:p>
+      <w:pPr>
+        <w:rPr>
+          <w:sz w:val="28"/>
+          <w:szCs w:val="28"/>
+        </w:rPr>
+      </w:pPr>
+      <w:proofErr w:type="spellStart"/>
+      <w:r>
+        <w:rPr>
+          <w:sz w:val="28"/>
+          <w:szCs w:val="28"/>
+        </w:rPr>
+        <w:t>System.out.println</w:t>
+      </w:r>
+      <w:proofErr w:type="spellEnd"/>
+      <w:r>
+        <w:rPr>
+          <w:sz w:val="28"/>
+          <w:szCs w:val="28"/>
+        </w:rPr>
+        <w:t>(</w:t>
+      </w:r>
+      <w:proofErr w:type="spellStart"/>
+      <w:proofErr w:type="gramStart"/>
+      <w:r>
+        <w:rPr>
+          <w:sz w:val="28"/>
+          <w:szCs w:val="28"/>
+        </w:rPr>
+        <w:t>sb.capacity</w:t>
+      </w:r>
+      <w:proofErr w:type="spellEnd"/>
+      <w:proofErr w:type="gramEnd"/>
+      <w:r>
+        <w:rPr>
+          <w:sz w:val="28"/>
+          <w:szCs w:val="28"/>
+        </w:rPr>
+        <w:t>()); // 0</w:t>
+      </w:r>
+    </w:p>
+    <w:p>
+      <w:pPr>
+        <w:rPr>
+          <w:sz w:val="28"/>
+          <w:szCs w:val="28"/>
+        </w:rPr>
+      </w:pPr>
+      <w:r>
+        <w:rPr>
+          <w:sz w:val="28"/>
+          <w:szCs w:val="28"/>
+        </w:rPr>
+        <w:t>Output:</w:t>
+      </w:r>
+    </w:p>
+    <w:p>
+      <w:pPr>
+        <w:rPr>
+          <w:sz w:val="28"/>
+          <w:szCs w:val="28"/>
+        </w:rPr>
+      </w:pPr>
+      <w:r>
+        <w:rPr>
+          <w:sz w:val="28"/>
+          <w:szCs w:val="28"/>
+        </w:rPr>
+        <w:t>10</w:t>
+      </w:r>
+    </w:p>
+    <w:p>
+      <w:pPr>
+        <w:rPr>
+          <w:sz w:val="28"/>
+          <w:szCs w:val="28"/>
+        </w:rPr>
+      </w:pPr>
+      <w:r>
+        <w:rPr>
+          <w:sz w:val="28"/>
+          <w:szCs w:val="28"/>
+        </w:rPr>
+        <w:t>30</w:t>
+      </w:r>
+    </w:p>
+    <w:p>
+      <w:pPr>
+        <w:rPr>
+          <w:sz w:val="28"/>
+          <w:szCs w:val="28"/>
+        </w:rPr>
+      </w:pPr>
+      <w:r>
+        <w:rPr>
+          <w:sz w:val="28"/>
+          <w:szCs w:val="28"/>
+        </w:rPr>
+        <w:t>0</w:t>
+      </w:r>
+    </w:p>
+    <w:p>
+      <w:pPr>
+        <w:rPr>
+          <w:sz w:val="28"/>
+          <w:szCs w:val="28"/>
+        </w:rPr>
+      </w:pPr>
+      <w:r>
+        <w:rPr>
+          <w:b/>
+          <w:bCs/>
+          <w:sz w:val="28"/>
+          <w:szCs w:val="28"/>
+          <w:highlight w:val="yellow"/>
+        </w:rPr>
+        <w:t>Note</w:t>
+      </w:r>
+      <w:r>
+        <w:rPr>
+          <w:sz w:val="28"/>
+          <w:szCs w:val="28"/>
+        </w:rPr>
+        <w:t xml:space="preserve">: </w:t>
+      </w:r>
+      <w:proofErr w:type="spellStart"/>
+      <w:proofErr w:type="gramStart"/>
+      <w:r>
+        <w:rPr>
+          <w:sz w:val="28"/>
+          <w:szCs w:val="28"/>
+        </w:rPr>
+        <w:t>trimToSize</w:t>
+      </w:r>
+      <w:proofErr w:type="spellEnd"/>
+      <w:r>
+        <w:rPr>
+          <w:sz w:val="28"/>
+          <w:szCs w:val="28"/>
+        </w:rPr>
+        <w:t>(</w:t>
+      </w:r>
+      <w:proofErr w:type="gramEnd"/>
+      <w:r>
+        <w:rPr>
+          <w:sz w:val="28"/>
+          <w:szCs w:val="28"/>
+        </w:rPr>
+        <w:t xml:space="preserve">) reduces capacity to the current length. In this example, the length is 0. If the current capacity already satisfies </w:t>
+      </w:r>
+      <w:proofErr w:type="spellStart"/>
+      <w:proofErr w:type="gramStart"/>
+      <w:r>
+        <w:rPr>
+          <w:sz w:val="28"/>
+          <w:szCs w:val="28"/>
+        </w:rPr>
+        <w:t>ensureCapacity</w:t>
+      </w:r>
+      <w:proofErr w:type="spellEnd"/>
+      <w:r>
+        <w:rPr>
+          <w:sz w:val="28"/>
+          <w:szCs w:val="28"/>
+        </w:rPr>
+        <w:t>(</w:t>
+      </w:r>
+      <w:proofErr w:type="gramEnd"/>
+      <w:r>
+        <w:rPr>
+          <w:sz w:val="28"/>
+          <w:szCs w:val="28"/>
+        </w:rPr>
+        <w:t>), the capacity may remain unchanged.</w:t>
+      </w:r>
+    </w:p>
+    <w:p>
+      <w:pPr>
+        <w:rPr>
+          <w:sz w:val="28"/>
+          <w:szCs w:val="28"/>
+        </w:rPr>
+      </w:pPr>
+      <w:r>
+        <w:rPr>
+          <w:b/>
+          <w:bCs/>
+          <w:sz w:val="28"/>
+          <w:szCs w:val="28"/>
+          <w:highlight w:val="yellow"/>
+        </w:rPr>
+        <w:t>Interview conclusion</w:t>
+      </w:r>
+      <w:r>
+        <w:rPr>
+          <w:sz w:val="28"/>
+          <w:szCs w:val="28"/>
+        </w:rPr>
+        <w:t xml:space="preserve">: We use </w:t>
+      </w:r>
+      <w:proofErr w:type="spellStart"/>
+      <w:proofErr w:type="gramStart"/>
+      <w:r>
+        <w:rPr>
+          <w:sz w:val="28"/>
+          <w:szCs w:val="28"/>
+        </w:rPr>
+        <w:t>ensureCapacity</w:t>
+      </w:r>
+      <w:proofErr w:type="spellEnd"/>
+      <w:r>
+        <w:rPr>
+          <w:sz w:val="28"/>
+          <w:szCs w:val="28"/>
+        </w:rPr>
+        <w:t>(</w:t>
+      </w:r>
+      <w:proofErr w:type="gramEnd"/>
+      <w:r>
+        <w:rPr>
+          <w:sz w:val="28"/>
+          <w:szCs w:val="28"/>
+        </w:rPr>
+        <w:t xml:space="preserve">) to prepare space for upcoming string operations and </w:t>
+      </w:r>
+      <w:proofErr w:type="spellStart"/>
+      <w:r>
+        <w:rPr>
+          <w:sz w:val="28"/>
+          <w:szCs w:val="28"/>
+        </w:rPr>
+        <w:t>trimToSize</w:t>
+      </w:r>
+      <w:proofErr w:type="spellEnd"/>
+      <w:r>
+        <w:rPr>
+          <w:sz w:val="28"/>
+          <w:szCs w:val="28"/>
+        </w:rPr>
+        <w:t>() to reduce unused capacity.</w:t>
+      </w:r>
+    </w:p>
+    <w:p>
+      <w:pPr>
+        <w:rPr>
+          <w:sz w:val="28"/>
+          <w:szCs w:val="28"/>
+        </w:rPr>
+      </w:pPr>
+      <w:r>
+        <w:rPr>
+          <w:sz w:val="28"/>
+          <w:szCs w:val="28"/>
+        </w:rPr>
+        <w:br w:type="page"/>
+      </w:r>
+    </w:p>
+    <w:p>
+      <w:pPr>
+        <w:pStyle w:val="Heading1"/>
+        <w:jc w:val="center"/>
+      </w:pPr>
+      <w:r>
+        <w:lastRenderedPageBreak/>
+        <w:t>Final Keyword in Java</w:t>
+      </w:r>
+    </w:p>
+    <w:p>
+      <w:pPr>
+        <w:rPr>
+          <w:b/>
+          <w:bCs/>
+          <w:sz w:val="28"/>
+          <w:szCs w:val="28"/>
+          <w:highlight w:val="yellow"/>
+        </w:rPr>
+      </w:pPr>
+      <w:r>
+        <w:rPr>
+          <w:b/>
+          <w:bCs/>
+          <w:sz w:val="28"/>
+          <w:szCs w:val="28"/>
+          <w:highlight w:val="yellow"/>
+        </w:rPr>
+        <w:t>1. What is the final keyword in Java?</w:t>
+      </w:r>
+    </w:p>
+    <w:p>
+      <w:pPr>
+        <w:rPr>
+          <w:sz w:val="28"/>
+          <w:szCs w:val="28"/>
+        </w:rPr>
+      </w:pPr>
+      <w:r>
+        <w:rPr>
+          <w:sz w:val="28"/>
+          <w:szCs w:val="28"/>
+        </w:rPr>
+        <w:t>Answer: The final keyword is used to restrict modification. It can be applied to variables, methods, and classes.</w:t>
+      </w:r>
+    </w:p>
+    <w:p>
+      <w:pPr>
+        <w:rPr>
+          <w:b/>
+          <w:bCs/>
+          <w:sz w:val="28"/>
+          <w:szCs w:val="28"/>
+          <w:highlight w:val="yellow"/>
+        </w:rPr>
+      </w:pPr>
+      <w:r>
+        <w:rPr>
+          <w:b/>
+          <w:bCs/>
+          <w:sz w:val="28"/>
+          <w:szCs w:val="28"/>
+          <w:highlight w:val="yellow"/>
+        </w:rPr>
+        <w:t>2. What are the uses of the final keyword?</w:t>
+      </w:r>
+    </w:p>
+    <w:p>
+      <w:pPr>
+        <w:rPr>
+          <w:sz w:val="28"/>
+          <w:szCs w:val="28"/>
+        </w:rPr>
+      </w:pPr>
+      <w:r>
+        <w:rPr>
+          <w:sz w:val="28"/>
+          <w:szCs w:val="28"/>
+        </w:rPr>
+        <w:t>Answer:</w:t>
+      </w:r>
+    </w:p>
+    <w:p>
+      <w:pPr>
+        <w:numPr>
+          <w:ilvl w:val="0"/>
+          <w:numId w:val="63"/>
+        </w:numPr>
+        <w:rPr>
+          <w:sz w:val="28"/>
+          <w:szCs w:val="28"/>
+        </w:rPr>
+      </w:pPr>
+      <w:r>
+        <w:rPr>
+          <w:sz w:val="28"/>
+          <w:szCs w:val="28"/>
+        </w:rPr>
+        <w:t>Variable: Cannot be reassigned.</w:t>
+      </w:r>
+    </w:p>
+    <w:p>
+      <w:pPr>
+        <w:numPr>
+          <w:ilvl w:val="0"/>
+          <w:numId w:val="63"/>
+        </w:numPr>
+        <w:rPr>
+          <w:sz w:val="28"/>
+          <w:szCs w:val="28"/>
+        </w:rPr>
+      </w:pPr>
+      <w:r>
+        <w:rPr>
+          <w:sz w:val="28"/>
+          <w:szCs w:val="28"/>
+        </w:rPr>
+        <w:t>Method: Cannot be overridden.</w:t>
+      </w:r>
+    </w:p>
+    <w:p>
+      <w:pPr>
+        <w:numPr>
+          <w:ilvl w:val="0"/>
+          <w:numId w:val="63"/>
+        </w:numPr>
+        <w:rPr>
+          <w:sz w:val="28"/>
+          <w:szCs w:val="28"/>
+        </w:rPr>
+      </w:pPr>
+      <w:r>
+        <w:rPr>
+          <w:sz w:val="28"/>
+          <w:szCs w:val="28"/>
+        </w:rPr>
+        <w:t>Class: Cannot be extended.</w:t>
+      </w:r>
+    </w:p>
+    <w:p>
+      <w:pPr>
+        <w:rPr>
+          <w:b/>
+          <w:bCs/>
+          <w:sz w:val="28"/>
+          <w:szCs w:val="28"/>
+          <w:highlight w:val="yellow"/>
+        </w:rPr>
+      </w:pPr>
+      <w:r>
+        <w:rPr>
+          <w:b/>
+          <w:bCs/>
+          <w:sz w:val="28"/>
+          <w:szCs w:val="28"/>
+          <w:highlight w:val="yellow"/>
+        </w:rPr>
+        <w:t>3. What is a final variable?</w:t>
+      </w:r>
+    </w:p>
+    <w:p>
+      <w:pPr>
+        <w:rPr>
+          <w:sz w:val="28"/>
+          <w:szCs w:val="28"/>
+        </w:rPr>
+      </w:pPr>
+      <w:r>
+        <w:rPr>
+          <w:sz w:val="28"/>
+          <w:szCs w:val="28"/>
+        </w:rPr>
+        <w:t>Answer: A final variable can be assigned only once.</w:t>
+      </w:r>
+    </w:p>
+    <w:p>
+      <w:pPr>
+        <w:rPr>
+          <w:sz w:val="28"/>
+          <w:szCs w:val="28"/>
+        </w:rPr>
+      </w:pPr>
+      <w:r>
+        <w:rPr>
+          <w:sz w:val="28"/>
+          <w:szCs w:val="28"/>
+        </w:rPr>
+        <w:t>final int MAX_RETRIES = 3;</w:t>
+      </w:r>
+    </w:p>
+    <w:p>
+      <w:pPr>
+        <w:rPr>
+          <w:b/>
+          <w:bCs/>
+          <w:sz w:val="28"/>
+          <w:szCs w:val="28"/>
+          <w:highlight w:val="yellow"/>
+        </w:rPr>
+      </w:pPr>
+      <w:r>
+        <w:rPr>
+          <w:b/>
+          <w:bCs/>
+          <w:sz w:val="28"/>
+          <w:szCs w:val="28"/>
+          <w:highlight w:val="yellow"/>
+        </w:rPr>
+        <w:t>4. What is a final method?</w:t>
+      </w:r>
+    </w:p>
+    <w:p>
+      <w:pPr>
+        <w:rPr>
+          <w:sz w:val="28"/>
+          <w:szCs w:val="28"/>
+        </w:rPr>
+      </w:pPr>
+      <w:r>
+        <w:rPr>
+          <w:sz w:val="28"/>
+          <w:szCs w:val="28"/>
+        </w:rPr>
+        <w:t>Answer: A final method cannot be overridden by a subclass, but it can be inherited.</w:t>
+      </w:r>
+    </w:p>
+    <w:p>
+      <w:pPr>
+        <w:rPr>
+          <w:b/>
+          <w:bCs/>
+          <w:sz w:val="28"/>
+          <w:szCs w:val="28"/>
+          <w:highlight w:val="yellow"/>
+        </w:rPr>
+      </w:pPr>
+      <w:r>
+        <w:rPr>
+          <w:b/>
+          <w:bCs/>
+          <w:sz w:val="28"/>
+          <w:szCs w:val="28"/>
+          <w:highlight w:val="yellow"/>
+        </w:rPr>
+        <w:t>5. What is a final class?</w:t>
+      </w:r>
+    </w:p>
+    <w:p>
+      <w:pPr>
+        <w:rPr>
+          <w:sz w:val="28"/>
+          <w:szCs w:val="28"/>
+        </w:rPr>
+      </w:pPr>
+      <w:r>
+        <w:rPr>
+          <w:sz w:val="28"/>
+          <w:szCs w:val="28"/>
+        </w:rPr>
+        <w:t>Answer: A final class cannot be extended by another class.</w:t>
+      </w:r>
+    </w:p>
+    <w:p>
+      <w:pPr>
+        <w:rPr>
+          <w:sz w:val="28"/>
+          <w:szCs w:val="28"/>
+        </w:rPr>
+      </w:pPr>
+      <w:r>
+        <w:rPr>
+          <w:sz w:val="28"/>
+          <w:szCs w:val="28"/>
+        </w:rPr>
+        <w:t>Example: Java's String class.</w:t>
+      </w:r>
+    </w:p>
+    <w:p>
+      <w:pPr>
+        <w:rPr>
+          <w:b/>
+          <w:bCs/>
+          <w:sz w:val="28"/>
+          <w:szCs w:val="28"/>
+          <w:highlight w:val="yellow"/>
+        </w:rPr>
+      </w:pPr>
+      <w:r>
+        <w:rPr>
+          <w:b/>
+          <w:bCs/>
+          <w:sz w:val="28"/>
+          <w:szCs w:val="28"/>
+          <w:highlight w:val="yellow"/>
+        </w:rPr>
+        <w:t xml:space="preserve">6. What is the difference between final, finally, and </w:t>
+      </w:r>
+      <w:proofErr w:type="gramStart"/>
+      <w:r>
+        <w:rPr>
+          <w:b/>
+          <w:bCs/>
+          <w:sz w:val="28"/>
+          <w:szCs w:val="28"/>
+          <w:highlight w:val="yellow"/>
+        </w:rPr>
+        <w:t>finalize(</w:t>
+      </w:r>
+      <w:proofErr w:type="gramEnd"/>
+      <w:r>
+        <w:rPr>
+          <w:b/>
+          <w:bCs/>
+          <w:sz w:val="28"/>
+          <w:szCs w:val="28"/>
+          <w:highlight w:val="yellow"/>
+        </w:rPr>
+        <w:t>)?</w:t>
+      </w:r>
+    </w:p>
+    <w:p>
+      <w:pPr>
+        <w:rPr>
+          <w:sz w:val="28"/>
+          <w:szCs w:val="28"/>
+        </w:rPr>
+      </w:pPr>
+      <w:r>
+        <w:rPr>
+          <w:sz w:val="28"/>
+          <w:szCs w:val="28"/>
+        </w:rPr>
+        <w:t>Answer:</w:t>
+      </w:r>
+    </w:p>
+    <w:p>
+      <w:pPr>
+        <w:numPr>
+          <w:ilvl w:val="0"/>
+          <w:numId w:val="64"/>
+        </w:numPr>
+        <w:rPr>
+          <w:sz w:val="28"/>
+          <w:szCs w:val="28"/>
+        </w:rPr>
+      </w:pPr>
+      <w:r>
+        <w:rPr>
+          <w:sz w:val="28"/>
+          <w:szCs w:val="28"/>
+        </w:rPr>
+        <w:t>final: Restricts modification.</w:t>
+      </w:r>
+    </w:p>
+    <w:p>
+      <w:pPr>
+        <w:numPr>
+          <w:ilvl w:val="0"/>
+          <w:numId w:val="64"/>
+        </w:numPr>
+        <w:rPr>
+          <w:sz w:val="28"/>
+          <w:szCs w:val="28"/>
+        </w:rPr>
+      </w:pPr>
+      <w:r>
+        <w:rPr>
+          <w:sz w:val="28"/>
+          <w:szCs w:val="28"/>
+        </w:rPr>
+        <w:t>finally: Used in exception handling.</w:t>
+      </w:r>
+    </w:p>
+    <w:p>
+      <w:pPr>
+        <w:numPr>
+          <w:ilvl w:val="0"/>
+          <w:numId w:val="64"/>
+        </w:numPr>
+        <w:rPr>
+          <w:sz w:val="28"/>
+          <w:szCs w:val="28"/>
+        </w:rPr>
+      </w:pPr>
+      <w:proofErr w:type="gramStart"/>
+      <w:r>
+        <w:rPr>
+          <w:sz w:val="28"/>
+          <w:szCs w:val="28"/>
+        </w:rPr>
+        <w:t>finalize(</w:t>
+      </w:r>
+      <w:proofErr w:type="gramEnd"/>
+      <w:r>
+        <w:rPr>
+          <w:sz w:val="28"/>
+          <w:szCs w:val="28"/>
+        </w:rPr>
+        <w:t>): Deprecated method formerly associated with garbage collection.</w:t>
+      </w:r>
+    </w:p>
+    <w:p>
+      <w:pPr>
+        <w:rPr>
+          <w:b/>
+          <w:bCs/>
+          <w:sz w:val="28"/>
+          <w:szCs w:val="28"/>
+          <w:highlight w:val="yellow"/>
+        </w:rPr>
+      </w:pPr>
+      <w:r>
+        <w:rPr>
+          <w:b/>
+          <w:bCs/>
+          <w:sz w:val="28"/>
+          <w:szCs w:val="28"/>
+          <w:highlight w:val="yellow"/>
+        </w:rPr>
+        <w:t>7. Can we change a final object's data?</w:t>
+      </w:r>
+    </w:p>
+    <w:p>
+      <w:pPr>
+        <w:rPr>
+          <w:sz w:val="28"/>
+          <w:szCs w:val="28"/>
+        </w:rPr>
+      </w:pPr>
+      <w:r>
+        <w:rPr>
+          <w:sz w:val="28"/>
+          <w:szCs w:val="28"/>
+        </w:rPr>
+        <w:t>Answer: Yes. A final reference cannot point to another object, but the existing object's data can change if the object is mutable.</w:t>
+      </w:r>
+    </w:p>
+    <w:p>
+      <w:pPr>
+        <w:rPr>
+          <w:b/>
+          <w:bCs/>
+          <w:sz w:val="28"/>
+          <w:szCs w:val="28"/>
+          <w:highlight w:val="yellow"/>
+        </w:rPr>
+      </w:pPr>
+      <w:r>
+        <w:rPr>
+          <w:b/>
+          <w:bCs/>
+          <w:sz w:val="28"/>
+          <w:szCs w:val="28"/>
+          <w:highlight w:val="yellow"/>
+        </w:rPr>
+        <w:t>8. Can we override a final method?</w:t>
+      </w:r>
+    </w:p>
+    <w:p>
+      <w:pPr>
+        <w:rPr>
+          <w:sz w:val="28"/>
+          <w:szCs w:val="28"/>
+        </w:rPr>
+      </w:pPr>
+      <w:r>
+        <w:rPr>
+          <w:sz w:val="28"/>
+          <w:szCs w:val="28"/>
+        </w:rPr>
+        <w:t>Answer: No. Overriding a final method causes a compilation error.</w:t>
+      </w:r>
+    </w:p>
+    <w:p>
+      <w:pPr>
+        <w:rPr>
+          <w:b/>
+          <w:bCs/>
+          <w:sz w:val="28"/>
+          <w:szCs w:val="28"/>
+          <w:highlight w:val="yellow"/>
+        </w:rPr>
+      </w:pPr>
+      <w:r>
+        <w:rPr>
+          <w:b/>
+          <w:bCs/>
+          <w:sz w:val="28"/>
+          <w:szCs w:val="28"/>
+          <w:highlight w:val="yellow"/>
+        </w:rPr>
+        <w:t>9. Can we inherit a final method?</w:t>
+      </w:r>
+    </w:p>
+    <w:p>
+      <w:pPr>
+        <w:rPr>
+          <w:sz w:val="28"/>
+          <w:szCs w:val="28"/>
+        </w:rPr>
+      </w:pPr>
+      <w:r>
+        <w:rPr>
+          <w:sz w:val="28"/>
+          <w:szCs w:val="28"/>
+        </w:rPr>
+        <w:lastRenderedPageBreak/>
+        <w:t>Answer: Yes. A subclass can inherit and use a final method, but cannot override it.</w:t>
+      </w:r>
+    </w:p>
+    <w:p>
+      <w:pPr>
+        <w:rPr>
+          <w:b/>
+          <w:bCs/>
+          <w:sz w:val="28"/>
+          <w:szCs w:val="28"/>
+          <w:highlight w:val="yellow"/>
+        </w:rPr>
+      </w:pPr>
+      <w:r>
+        <w:rPr>
+          <w:b/>
+          <w:bCs/>
+          <w:sz w:val="28"/>
+          <w:szCs w:val="28"/>
+          <w:highlight w:val="yellow"/>
+        </w:rPr>
+        <w:t>10. Can we create an object of a final class?</w:t>
+      </w:r>
+    </w:p>
+    <w:p>
+      <w:pPr>
+        <w:rPr>
+          <w:sz w:val="28"/>
+          <w:szCs w:val="28"/>
+        </w:rPr>
+      </w:pPr>
+      <w:r>
+        <w:rPr>
+          <w:sz w:val="28"/>
+          <w:szCs w:val="28"/>
+        </w:rPr>
+        <w:t>Answer: Yes. The final keyword prevents inheritance, not object creation.</w:t>
+      </w:r>
+    </w:p>
+    <w:p>
+      <w:pPr>
+        <w:rPr>
+          <w:b/>
+          <w:bCs/>
+          <w:sz w:val="28"/>
+          <w:szCs w:val="28"/>
+          <w:highlight w:val="yellow"/>
+        </w:rPr>
+      </w:pPr>
+      <w:r>
+        <w:rPr>
+          <w:b/>
+          <w:bCs/>
+          <w:sz w:val="28"/>
+          <w:szCs w:val="28"/>
+          <w:highlight w:val="yellow"/>
+        </w:rPr>
+        <w:t>11. Can a constructor be final?</w:t>
+      </w:r>
+    </w:p>
+    <w:p>
+      <w:pPr>
+        <w:rPr>
+          <w:sz w:val="28"/>
+          <w:szCs w:val="28"/>
+        </w:rPr>
+      </w:pPr>
+      <w:r>
+        <w:rPr>
+          <w:sz w:val="28"/>
+          <w:szCs w:val="28"/>
+        </w:rPr>
+        <w:t>Answer: No. Constructors cannot be declared final because they cannot be overridden.</w:t>
+      </w:r>
+    </w:p>
+    <w:p>
+      <w:pPr>
+        <w:rPr>
+          <w:b/>
+          <w:bCs/>
+          <w:sz w:val="28"/>
+          <w:szCs w:val="28"/>
+          <w:highlight w:val="yellow"/>
+        </w:rPr>
+      </w:pPr>
+      <w:r>
+        <w:rPr>
+          <w:b/>
+          <w:bCs/>
+          <w:sz w:val="28"/>
+          <w:szCs w:val="28"/>
+          <w:highlight w:val="yellow"/>
+        </w:rPr>
+        <w:t>12. What is a static final variable?</w:t>
+      </w:r>
+    </w:p>
+    <w:p>
+      <w:pPr>
+        <w:rPr>
+          <w:sz w:val="28"/>
+          <w:szCs w:val="28"/>
+        </w:rPr>
+      </w:pPr>
+      <w:r>
+        <w:rPr>
+          <w:sz w:val="28"/>
+          <w:szCs w:val="28"/>
+        </w:rPr>
+        <w:t>Answer: A static final variable is commonly used to declare a class-level constant.</w:t>
+      </w:r>
+    </w:p>
+    <w:p>
+      <w:pPr>
+        <w:rPr>
+          <w:sz w:val="28"/>
+          <w:szCs w:val="28"/>
+        </w:rPr>
+      </w:pPr>
+      <w:r>
+        <w:rPr>
+          <w:sz w:val="28"/>
+          <w:szCs w:val="28"/>
+        </w:rPr>
+        <w:t>static final int MAX_USERS = 100;</w:t>
+      </w:r>
+    </w:p>
+    <w:p>
+      <w:pPr>
+        <w:rPr>
+          <w:b/>
+          <w:bCs/>
+          <w:sz w:val="28"/>
+          <w:szCs w:val="28"/>
+          <w:highlight w:val="yellow"/>
+        </w:rPr>
+      </w:pPr>
+      <w:r>
+        <w:rPr>
+          <w:b/>
+          <w:bCs/>
+          <w:sz w:val="28"/>
+          <w:szCs w:val="28"/>
+          <w:highlight w:val="yellow"/>
+        </w:rPr>
+        <w:t>13. What is a blank final variable?</w:t>
+      </w:r>
+    </w:p>
+    <w:p>
+      <w:pPr>
+        <w:rPr>
+          <w:sz w:val="28"/>
+          <w:szCs w:val="28"/>
+        </w:rPr>
+      </w:pPr>
+      <w:r>
+        <w:rPr>
+          <w:sz w:val="28"/>
+          <w:szCs w:val="28"/>
+        </w:rPr>
+        <w:t>Answer: A blank final variable is declared without an initial value and must be assigned exactly once before use.</w:t>
+      </w:r>
+    </w:p>
+    <w:p>
+      <w:pPr>
+        <w:rPr>
+          <w:b/>
+          <w:bCs/>
+          <w:sz w:val="28"/>
+          <w:szCs w:val="28"/>
+          <w:highlight w:val="yellow"/>
+        </w:rPr>
+      </w:pPr>
+      <w:r>
+        <w:rPr>
+          <w:b/>
+          <w:bCs/>
+          <w:sz w:val="28"/>
+          <w:szCs w:val="28"/>
+          <w:highlight w:val="yellow"/>
+        </w:rPr>
+        <w:t>14. Can an abstract class be final?</w:t>
+      </w:r>
+    </w:p>
+    <w:p>
+      <w:pPr>
+        <w:rPr>
+          <w:sz w:val="28"/>
+          <w:szCs w:val="28"/>
+        </w:rPr>
+      </w:pPr>
+      <w:r>
+        <w:rPr>
+          <w:sz w:val="28"/>
+          <w:szCs w:val="28"/>
+        </w:rPr>
+        <w:t>Answer: No. An abstract class is designed for inheritance, whereas a final class cannot be extended.</w:t>
+      </w:r>
+    </w:p>
+    <w:p>
+      <w:pPr>
+        <w:rPr>
+          <w:b/>
+          <w:bCs/>
+          <w:sz w:val="28"/>
+          <w:szCs w:val="28"/>
+          <w:highlight w:val="yellow"/>
+        </w:rPr>
+      </w:pPr>
+      <w:r>
+        <w:rPr>
+          <w:b/>
+          <w:bCs/>
+          <w:sz w:val="28"/>
+          <w:szCs w:val="28"/>
+          <w:highlight w:val="yellow"/>
+        </w:rPr>
+        <w:t>15. What is the difference between final and immutable?</w:t>
+      </w:r>
+    </w:p>
+    <w:p>
+      <w:pPr>
+        <w:rPr>
+          <w:sz w:val="28"/>
+          <w:szCs w:val="28"/>
+        </w:rPr>
+      </w:pPr>
+      <w:r>
+        <w:rPr>
+          <w:sz w:val="28"/>
+          <w:szCs w:val="28"/>
+        </w:rPr>
+        <w:t>Answer: final prevents reassignment, whereas immutability prevents an object's state from changing after creation.</w:t>
+      </w:r>
+    </w:p>
+    <w:p>
+      <w:pPr>
+        <w:rPr>
+          <w:sz w:val="28"/>
+          <w:szCs w:val="28"/>
+        </w:rPr>
+      </w:pPr>
+      <w:r>
+        <w:rPr>
+          <w:sz w:val="28"/>
+          <w:szCs w:val="28"/>
+        </w:rPr>
+        <w:t>Interview tip: Prepare Questions 1–8 first. These cover the most fundamental concepts and common follow-up questions.</w:t>
+      </w:r>
+    </w:p>
+    <w:p>
+      <w:pPr>
+        <w:rPr>
+          <w:sz w:val="28"/>
+          <w:szCs w:val="28"/>
+        </w:rPr>
+      </w:pPr>
+      <w:r>
+        <w:rPr>
+          <w:sz w:val="28"/>
+          <w:szCs w:val="28"/>
+        </w:rPr>
+        <w:br w:type="page"/>
+      </w:r>
+    </w:p>
+    <w:p>
+      <w:pPr>
+        <w:pStyle w:val="Heading1"/>
+        <w:jc w:val="center"/>
+      </w:pPr>
+      <w:r>
+        <w:lastRenderedPageBreak/>
+        <w:t xml:space="preserve">Static Block and Instance </w:t>
+      </w:r>
+      <w:r>
+        <w:t>Initialisation</w:t>
+      </w:r>
+      <w:r>
+        <w:t xml:space="preserve"> Block (IIB)</w:t>
+      </w:r>
+    </w:p>
+    <w:p>
+      <w:pPr>
+        <w:rPr>
+          <w:b/>
+          <w:bCs/>
+          <w:sz w:val="32"/>
+          <w:szCs w:val="32"/>
+        </w:rPr>
+      </w:pPr>
+      <w:r>
+        <w:rPr>
+          <w:b/>
+          <w:bCs/>
+          <w:sz w:val="32"/>
+          <w:szCs w:val="32"/>
+          <w:highlight w:val="yellow"/>
+        </w:rPr>
+        <w:t>Difference Between Static Block and Instance Initialization Block (IIB)</w:t>
+      </w:r>
+    </w:p>
+    <w:tbl>
+      <w:tblPr>
+        <w:tblW w:w="0" w:type="auto"/>
+        <w:tblCellSpacing w:w="15" w:type="dxa"/>
+        <w:tblCellMar>
+          <w:top w:w="15" w:type="dxa"/>
+          <w:left w:w="15" w:type="dxa"/>
+          <w:bottom w:w="15" w:type="dxa"/>
+          <w:right w:w="15" w:type="dxa"/>
+        </w:tblCellMar>
+        <w:tblLook w:val="04A0" w:firstRow="1" w:lastRow="0" w:firstColumn="1" w:lastColumn="0" w:noHBand="0" w:noVBand="1"/>
+      </w:tblPr>
+      <w:tblGrid>
+        <w:gridCol w:w="6404"/>
+        <w:gridCol w:w="4062"/>
+      </w:tblGrid>
+      <w:tr>
+        <w:trPr>
+          <w:tblCellSpacing w:w="15" w:type="dxa"/>
+        </w:trPr>
+        <w:tc>
+          <w:tcPr>
+            <w:tcW w:w="0" w:type="auto"/>
+            <w:vAlign w:val="center"/>
+            <w:hideMark/>
+          </w:tcPr>
+          <w:p>
+            <w:pPr>
+              <w:rPr>
+                <w:b/>
+                <w:bCs/>
+                <w:sz w:val="32"/>
+                <w:szCs w:val="32"/>
+              </w:rPr>
+            </w:pPr>
+            <w:r>
+              <w:rPr>
+                <w:b/>
+                <w:bCs/>
+                <w:color w:val="FF0000"/>
+                <w:sz w:val="32"/>
+                <w:szCs w:val="32"/>
+                <w:highlight w:val="yellow"/>
+              </w:rPr>
+              <w:t>Static Block</w:t>
+            </w:r>
+          </w:p>
+        </w:tc>
+        <w:tc>
+          <w:tcPr>
+            <w:tcW w:w="0" w:type="auto"/>
+            <w:vAlign w:val="center"/>
+            <w:hideMark/>
+          </w:tcPr>
+          <w:p>
+            <w:pPr>
+              <w:rPr>
+                <w:b/>
+                <w:bCs/>
+                <w:sz w:val="32"/>
+                <w:szCs w:val="32"/>
+              </w:rPr>
+            </w:pPr>
+            <w:r>
+              <w:rPr>
+                <w:b/>
+                <w:bCs/>
+                <w:color w:val="FF0000"/>
+                <w:sz w:val="32"/>
+                <w:szCs w:val="32"/>
+                <w:highlight w:val="yellow"/>
+              </w:rPr>
+              <w:t>Instance Initialization Block (IIB)</w:t>
+            </w:r>
+          </w:p>
+        </w:tc>
+      </w:tr>
+      <w:tr>
+        <w:trPr>
+          <w:tblCellSpacing w:w="15" w:type="dxa"/>
+        </w:trPr>
+        <w:tc>
+          <w:tcPr>
+            <w:tcW w:w="0" w:type="auto"/>
+            <w:vAlign w:val="center"/>
+            <w:hideMark/>
+          </w:tcPr>
+          <w:p>
+            <w:pPr>
+              <w:rPr>
+                <w:sz w:val="28"/>
+                <w:szCs w:val="28"/>
+              </w:rPr>
+            </w:pPr>
+            <w:r>
+              <w:rPr>
+                <w:sz w:val="28"/>
+                <w:szCs w:val="28"/>
+              </w:rPr>
+              <w:t>1. Uses static { }.</w:t>
+            </w:r>
+          </w:p>
+        </w:tc>
+        <w:tc>
+          <w:tcPr>
+            <w:tcW w:w="0" w:type="auto"/>
+            <w:vAlign w:val="center"/>
+            <w:hideMark/>
+          </w:tcPr>
+          <w:p>
+            <w:pPr>
+              <w:rPr>
+                <w:sz w:val="28"/>
+                <w:szCs w:val="28"/>
+              </w:rPr>
+            </w:pPr>
+            <w:r>
+              <w:rPr>
+                <w:sz w:val="28"/>
+                <w:szCs w:val="28"/>
+              </w:rPr>
+              <w:t>Uses { }.</w:t>
+            </w:r>
+          </w:p>
+        </w:tc>
+      </w:tr>
+      <w:tr>
+        <w:trPr>
+          <w:tblCellSpacing w:w="15" w:type="dxa"/>
+        </w:trPr>
+        <w:tc>
+          <w:tcPr>
+            <w:tcW w:w="0" w:type="auto"/>
+            <w:vAlign w:val="center"/>
+            <w:hideMark/>
+          </w:tcPr>
+          <w:p>
+            <w:pPr>
+              <w:rPr>
+                <w:sz w:val="28"/>
+                <w:szCs w:val="28"/>
+              </w:rPr>
+            </w:pPr>
+            <w:r>
+              <w:rPr>
+                <w:sz w:val="28"/>
+                <w:szCs w:val="28"/>
+              </w:rPr>
+              <w:t>2. Executes during class initialization.</w:t>
+            </w:r>
+          </w:p>
+        </w:tc>
+        <w:tc>
+          <w:tcPr>
+            <w:tcW w:w="0" w:type="auto"/>
+            <w:vAlign w:val="center"/>
+            <w:hideMark/>
+          </w:tcPr>
+          <w:p>
+            <w:pPr>
+              <w:rPr>
+                <w:sz w:val="28"/>
+                <w:szCs w:val="28"/>
+              </w:rPr>
+            </w:pPr>
+            <w:r>
+              <w:rPr>
+                <w:sz w:val="28"/>
+                <w:szCs w:val="28"/>
+              </w:rPr>
+              <w:t>Executes during object initialization.</w:t>
+            </w:r>
+          </w:p>
+        </w:tc>
+      </w:tr>
+      <w:tr>
+        <w:trPr>
+          <w:tblCellSpacing w:w="15" w:type="dxa"/>
+        </w:trPr>
+        <w:tc>
+          <w:tcPr>
+            <w:tcW w:w="0" w:type="auto"/>
+            <w:vAlign w:val="center"/>
+            <w:hideMark/>
+          </w:tcPr>
+          <w:p>
+            <w:pPr>
+              <w:rPr>
+                <w:sz w:val="28"/>
+                <w:szCs w:val="28"/>
+              </w:rPr>
+            </w:pPr>
+            <w:r>
+              <w:rPr>
+                <w:sz w:val="28"/>
+                <w:szCs w:val="28"/>
+              </w:rPr>
+              <w:t>3. Runs once per class initialization.</w:t>
+            </w:r>
+          </w:p>
+        </w:tc>
+        <w:tc>
+          <w:tcPr>
+            <w:tcW w:w="0" w:type="auto"/>
+            <w:vAlign w:val="center"/>
+            <w:hideMark/>
+          </w:tcPr>
+          <w:p>
+            <w:pPr>
+              <w:rPr>
+                <w:sz w:val="28"/>
+                <w:szCs w:val="28"/>
+              </w:rPr>
+            </w:pPr>
+            <w:r>
+              <w:rPr>
+                <w:sz w:val="28"/>
+                <w:szCs w:val="28"/>
+              </w:rPr>
+              <w:t>Runs once per object initialization.</w:t>
+            </w:r>
+          </w:p>
+        </w:tc>
+      </w:tr>
+      <w:tr>
+        <w:trPr>
+          <w:tblCellSpacing w:w="15" w:type="dxa"/>
+        </w:trPr>
+        <w:tc>
+          <w:tcPr>
+            <w:tcW w:w="0" w:type="auto"/>
+            <w:vAlign w:val="center"/>
+            <w:hideMark/>
+          </w:tcPr>
+          <w:p>
+            <w:pPr>
+              <w:rPr>
+                <w:sz w:val="28"/>
+                <w:szCs w:val="28"/>
+              </w:rPr>
+            </w:pPr>
+            <w:r>
+              <w:rPr>
+                <w:sz w:val="28"/>
+                <w:szCs w:val="28"/>
+              </w:rPr>
+              <w:t>4. Does not require an object.</w:t>
+            </w:r>
+          </w:p>
+        </w:tc>
+        <w:tc>
+          <w:tcPr>
+            <w:tcW w:w="0" w:type="auto"/>
+            <w:vAlign w:val="center"/>
+            <w:hideMark/>
+          </w:tcPr>
+          <w:p>
+            <w:pPr>
+              <w:rPr>
+                <w:sz w:val="28"/>
+                <w:szCs w:val="28"/>
+              </w:rPr>
+            </w:pPr>
+            <w:r>
+              <w:rPr>
+                <w:sz w:val="28"/>
+                <w:szCs w:val="28"/>
+              </w:rPr>
+              <w:t>Requires object creation.</w:t>
+            </w:r>
+          </w:p>
+        </w:tc>
+      </w:tr>
+      <w:tr>
+        <w:trPr>
+          <w:tblCellSpacing w:w="15" w:type="dxa"/>
+        </w:trPr>
+        <w:tc>
+          <w:tcPr>
+            <w:tcW w:w="0" w:type="auto"/>
+            <w:vAlign w:val="center"/>
+            <w:hideMark/>
+          </w:tcPr>
+          <w:p>
+            <w:pPr>
+              <w:rPr>
+                <w:sz w:val="28"/>
+                <w:szCs w:val="28"/>
+              </w:rPr>
+            </w:pPr>
+            <w:r>
+              <w:rPr>
+                <w:sz w:val="28"/>
+                <w:szCs w:val="28"/>
+              </w:rPr>
+              <w:t>5. Initializes static data.</w:t>
+            </w:r>
+          </w:p>
+        </w:tc>
+        <w:tc>
+          <w:tcPr>
+            <w:tcW w:w="0" w:type="auto"/>
+            <w:vAlign w:val="center"/>
+            <w:hideMark/>
+          </w:tcPr>
+          <w:p>
+            <w:pPr>
+              <w:rPr>
+                <w:sz w:val="28"/>
+                <w:szCs w:val="28"/>
+              </w:rPr>
+            </w:pPr>
+            <w:r>
+              <w:rPr>
+                <w:sz w:val="28"/>
+                <w:szCs w:val="28"/>
+              </w:rPr>
+              <w:t>Initializes instance data.</w:t>
+            </w:r>
+          </w:p>
+        </w:tc>
+      </w:tr>
+      <w:tr>
+        <w:trPr>
+          <w:tblCellSpacing w:w="15" w:type="dxa"/>
+        </w:trPr>
+        <w:tc>
+          <w:tcPr>
+            <w:tcW w:w="0" w:type="auto"/>
+            <w:vAlign w:val="center"/>
+            <w:hideMark/>
+          </w:tcPr>
+          <w:p>
+            <w:pPr>
+              <w:rPr>
+                <w:sz w:val="28"/>
+                <w:szCs w:val="28"/>
+              </w:rPr>
+            </w:pPr>
+            <w:r>
+              <w:rPr>
+                <w:sz w:val="28"/>
+                <w:szCs w:val="28"/>
+              </w:rPr>
+              <w:t>6. Cannot directly access instance variables.</w:t>
+            </w:r>
+          </w:p>
+        </w:tc>
+        <w:tc>
+          <w:tcPr>
+            <w:tcW w:w="0" w:type="auto"/>
+            <w:vAlign w:val="center"/>
+            <w:hideMark/>
+          </w:tcPr>
+          <w:p>
+            <w:pPr>
+              <w:rPr>
+                <w:sz w:val="28"/>
+                <w:szCs w:val="28"/>
+              </w:rPr>
+            </w:pPr>
+            <w:r>
+              <w:rPr>
+                <w:sz w:val="28"/>
+                <w:szCs w:val="28"/>
+              </w:rPr>
+              <w:t>Can access instance and static variables.</w:t>
+            </w:r>
+          </w:p>
+        </w:tc>
+      </w:tr>
+      <w:tr>
+        <w:trPr>
+          <w:tblCellSpacing w:w="15" w:type="dxa"/>
+        </w:trPr>
+        <w:tc>
+          <w:tcPr>
+            <w:tcW w:w="0" w:type="auto"/>
+            <w:vAlign w:val="center"/>
+            <w:hideMark/>
+          </w:tcPr>
+          <w:p>
+            <w:pPr>
+              <w:rPr>
+                <w:sz w:val="28"/>
+                <w:szCs w:val="28"/>
+              </w:rPr>
+            </w:pPr>
+            <w:r>
+              <w:rPr>
+                <w:sz w:val="28"/>
+                <w:szCs w:val="28"/>
+              </w:rPr>
+              <w:t>7. Cannot use this keyword.</w:t>
+            </w:r>
+          </w:p>
+        </w:tc>
+        <w:tc>
+          <w:tcPr>
+            <w:tcW w:w="0" w:type="auto"/>
+            <w:vAlign w:val="center"/>
+            <w:hideMark/>
+          </w:tcPr>
+          <w:p>
+            <w:pPr>
+              <w:rPr>
+                <w:sz w:val="28"/>
+                <w:szCs w:val="28"/>
+              </w:rPr>
+            </w:pPr>
+            <w:r>
+              <w:rPr>
+                <w:sz w:val="28"/>
+                <w:szCs w:val="28"/>
+              </w:rPr>
+              <w:t>Can use this keyword.</w:t>
+            </w:r>
+          </w:p>
+        </w:tc>
+      </w:tr>
+      <w:tr>
+        <w:trPr>
+          <w:tblCellSpacing w:w="15" w:type="dxa"/>
+        </w:trPr>
+        <w:tc>
+          <w:tcPr>
+            <w:tcW w:w="0" w:type="auto"/>
+            <w:vAlign w:val="center"/>
+            <w:hideMark/>
+          </w:tcPr>
+          <w:p>
+            <w:pPr>
+              <w:rPr>
+                <w:sz w:val="28"/>
+                <w:szCs w:val="28"/>
+              </w:rPr>
+            </w:pPr>
+            <w:r>
+              <w:rPr>
+                <w:sz w:val="28"/>
+                <w:szCs w:val="28"/>
+              </w:rPr>
+              <w:t>8. Executes before instance initialization.</w:t>
+            </w:r>
+          </w:p>
+        </w:tc>
+        <w:tc>
+          <w:tcPr>
+            <w:tcW w:w="0" w:type="auto"/>
+            <w:vAlign w:val="center"/>
+            <w:hideMark/>
+          </w:tcPr>
+          <w:p>
+            <w:pPr>
+              <w:rPr>
+                <w:sz w:val="28"/>
+                <w:szCs w:val="28"/>
+              </w:rPr>
+            </w:pPr>
+            <w:r>
+              <w:rPr>
+                <w:sz w:val="28"/>
+                <w:szCs w:val="28"/>
+              </w:rPr>
+              <w:t>Executes before the constructor body.</w:t>
+            </w:r>
+          </w:p>
+        </w:tc>
+      </w:tr>
+      <w:tr>
+        <w:trPr>
+          <w:tblCellSpacing w:w="15" w:type="dxa"/>
+        </w:trPr>
+        <w:tc>
+          <w:tcPr>
+            <w:tcW w:w="0" w:type="auto"/>
+            <w:vAlign w:val="center"/>
+            <w:hideMark/>
+          </w:tcPr>
+          <w:p>
+            <w:pPr>
+              <w:rPr>
+                <w:sz w:val="28"/>
+                <w:szCs w:val="28"/>
+              </w:rPr>
+            </w:pPr>
+            <w:r>
+              <w:rPr>
+                <w:sz w:val="28"/>
+                <w:szCs w:val="28"/>
+              </w:rPr>
+              <w:t xml:space="preserve">9. Executes before </w:t>
+            </w:r>
+            <w:proofErr w:type="gramStart"/>
+            <w:r>
+              <w:rPr>
+                <w:sz w:val="28"/>
+                <w:szCs w:val="28"/>
+              </w:rPr>
+              <w:t>main(</w:t>
+            </w:r>
+            <w:proofErr w:type="gramEnd"/>
+            <w:r>
+              <w:rPr>
+                <w:sz w:val="28"/>
+                <w:szCs w:val="28"/>
+              </w:rPr>
+              <w:t>) when class initialization is triggered by launching the class.</w:t>
+            </w:r>
+          </w:p>
+        </w:tc>
+        <w:tc>
+          <w:tcPr>
+            <w:tcW w:w="0" w:type="auto"/>
+            <w:vAlign w:val="center"/>
+            <w:hideMark/>
+          </w:tcPr>
+          <w:p>
+            <w:pPr>
+              <w:rPr>
+                <w:sz w:val="28"/>
+                <w:szCs w:val="28"/>
+              </w:rPr>
+            </w:pPr>
+            <w:r>
+              <w:rPr>
+                <w:sz w:val="28"/>
+                <w:szCs w:val="28"/>
+              </w:rPr>
+              <w:t>Executes when an object is created.</w:t>
+            </w:r>
+          </w:p>
+        </w:tc>
+      </w:tr>
+      <w:tr>
+        <w:trPr>
+          <w:tblCellSpacing w:w="15" w:type="dxa"/>
+        </w:trPr>
+        <w:tc>
+          <w:tcPr>
+            <w:tcW w:w="0" w:type="auto"/>
+            <w:vAlign w:val="center"/>
+            <w:hideMark/>
+          </w:tcPr>
+          <w:p>
+            <w:pPr>
+              <w:rPr>
+                <w:sz w:val="28"/>
+                <w:szCs w:val="28"/>
+              </w:rPr>
+            </w:pPr>
+            <w:r>
+              <w:rPr>
+                <w:sz w:val="28"/>
+                <w:szCs w:val="28"/>
+              </w:rPr>
+              <w:t>10. Multiple blocks execute in source-code order.</w:t>
+            </w:r>
+          </w:p>
+        </w:tc>
+        <w:tc>
+          <w:tcPr>
+            <w:tcW w:w="0" w:type="auto"/>
+            <w:vAlign w:val="center"/>
+            <w:hideMark/>
+          </w:tcPr>
+          <w:p>
+            <w:pPr>
+              <w:rPr>
+                <w:sz w:val="28"/>
+                <w:szCs w:val="28"/>
+              </w:rPr>
+            </w:pPr>
+            <w:r>
+              <w:rPr>
+                <w:sz w:val="28"/>
+                <w:szCs w:val="28"/>
+              </w:rPr>
+              <w:t>Multiple blocks execute in source-code order.</w:t>
+            </w:r>
+          </w:p>
+        </w:tc>
+      </w:tr>
+      <w:tr>
+        <w:trPr>
+          <w:tblCellSpacing w:w="15" w:type="dxa"/>
+        </w:trPr>
+        <w:tc>
+          <w:tcPr>
+            <w:tcW w:w="0" w:type="auto"/>
+            <w:vAlign w:val="center"/>
+            <w:hideMark/>
+          </w:tcPr>
+          <w:p>
+            <w:pPr>
+              <w:rPr>
+                <w:sz w:val="28"/>
+                <w:szCs w:val="28"/>
+              </w:rPr>
+            </w:pPr>
+            <w:r>
+              <w:rPr>
+                <w:sz w:val="28"/>
+                <w:szCs w:val="28"/>
+              </w:rPr>
+              <w:t>11. Can initialize shared class-level configuration.</w:t>
+            </w:r>
+          </w:p>
+        </w:tc>
+        <w:tc>
+          <w:tcPr>
+            <w:tcW w:w="0" w:type="auto"/>
+            <w:vAlign w:val="center"/>
+            <w:hideMark/>
+          </w:tcPr>
+          <w:p>
+            <w:pPr>
+              <w:rPr>
+                <w:sz w:val="28"/>
+                <w:szCs w:val="28"/>
+              </w:rPr>
+            </w:pPr>
+            <w:r>
+              <w:rPr>
+                <w:sz w:val="28"/>
+                <w:szCs w:val="28"/>
+              </w:rPr>
+              <w:t>Can initialize common object-level values.</w:t>
+            </w:r>
+          </w:p>
+        </w:tc>
+      </w:tr>
+      <w:tr>
+        <w:trPr>
+          <w:tblCellSpacing w:w="15" w:type="dxa"/>
+        </w:trPr>
+        <w:tc>
+          <w:tcPr>
+            <w:tcW w:w="0" w:type="auto"/>
+            <w:vAlign w:val="center"/>
+            <w:hideMark/>
+          </w:tcPr>
+          <w:p>
+            <w:pPr>
+              <w:rPr>
+                <w:sz w:val="28"/>
+                <w:szCs w:val="28"/>
+              </w:rPr>
+            </w:pPr>
+            <w:r>
+              <w:rPr>
+                <w:sz w:val="28"/>
+                <w:szCs w:val="28"/>
+              </w:rPr>
+              <w:t>12. Executes before the first object's constructor.</w:t>
+            </w:r>
+          </w:p>
+        </w:tc>
+        <w:tc>
+          <w:tcPr>
+            <w:tcW w:w="0" w:type="auto"/>
+            <w:vAlign w:val="center"/>
+            <w:hideMark/>
+          </w:tcPr>
+          <w:p>
+            <w:pPr>
+              <w:rPr>
+                <w:sz w:val="28"/>
+                <w:szCs w:val="28"/>
+              </w:rPr>
+            </w:pPr>
+            <w:r>
+              <w:rPr>
+                <w:sz w:val="28"/>
+                <w:szCs w:val="28"/>
+              </w:rPr>
+              <w:t>Executes before each object's constructor body.</w:t>
+            </w:r>
+          </w:p>
+        </w:tc>
+      </w:tr>
+    </w:tbl>
+    <w:p>
+      <w:pPr>
+        <w:rPr>
+          <w:sz w:val="28"/>
+          <w:szCs w:val="28"/>
+        </w:rPr>
+      </w:pPr>
+      <w:r>
+        <w:rPr>
+          <w:sz w:val="28"/>
+          <w:szCs w:val="28"/>
+        </w:rPr>
+        <w:t xml:space="preserve">Remember: Static block = class </w:t>
+      </w:r>
+      <w:r>
+        <w:rPr>
+          <w:sz w:val="28"/>
+          <w:szCs w:val="28"/>
+        </w:rPr>
+        <w:t>initialisation</w:t>
+      </w:r>
+      <w:r>
+        <w:rPr>
+          <w:sz w:val="28"/>
+          <w:szCs w:val="28"/>
+        </w:rPr>
+        <w:t xml:space="preserve">; IIB = object </w:t>
+      </w:r>
+      <w:r>
+        <w:rPr>
+          <w:sz w:val="28"/>
+          <w:szCs w:val="28"/>
+        </w:rPr>
+        <w:t>initialisation</w:t>
+      </w:r>
+      <w:r>
+        <w:rPr>
+          <w:sz w:val="28"/>
+          <w:szCs w:val="28"/>
+        </w:rPr>
+        <w:t>.</w:t>
+      </w:r>
+    </w:p>
+    <w:p>
+      <w:pPr>
+        <w:rPr>
+          <w:sz w:val="32"/>
+          <w:szCs w:val="32"/>
+        </w:rPr>
+      </w:pPr>
+    </w:p>
+    <w:p>
+      <w:pPr>
+        <w:rPr>
+          <w:vanish/>
+          <w:sz w:val="32"/>
+          <w:szCs w:val="32"/>
+        </w:rPr>
+      </w:pPr>
+      <w:r>
+        <w:rPr>
+          <w:vanish/>
+          <w:sz w:val="32"/>
+          <w:szCs w:val="32"/>
+        </w:rPr>
+        <w:t>Top of Form</w:t>
+      </w:r>
+    </w:p>
+    <w:p>
+      <w:pPr>
+        <w:rPr>
+          <w:vanish/>
+          <w:sz w:val="32"/>
+          <w:szCs w:val="32"/>
+        </w:rPr>
+      </w:pPr>
+      <w:r>
+        <w:rPr>
+          <w:vanish/>
+          <w:sz w:val="32"/>
+          <w:szCs w:val="32"/>
+        </w:rPr>
+        <w:t>Bottom of Form</w:t>
+      </w:r>
+    </w:p>
+    <w:p>
+      <w:pPr>
+        <w:rPr>
+          <w:sz w:val="32"/>
+          <w:szCs w:val="32"/>
+        </w:rPr>
+      </w:pPr>
+    </w:p>
+    <w:p>
+      <w:pPr>
+        <w:rPr>
+          <w:sz w:val="28"/>
+          <w:szCs w:val="28"/>
+        </w:rPr>
+      </w:pPr>
+    </w:p>
+    <w:p>
+      <w:pPr>
+        <w:pStyle w:val="Heading1"/>
+        <w:jc w:val="center"/>
+      </w:pPr>
+      <w:r>
+        <w:lastRenderedPageBreak/>
+        <w:t>Java OOPs Encapsulation</w:t>
+      </w:r>
+    </w:p>
+    <w:p>
+      <w:pPr>
+        <w:rPr>
+          <w:b/>
+          <w:bCs/>
+          <w:sz w:val="28"/>
+          <w:szCs w:val="28"/>
+        </w:rPr>
+      </w:pPr>
+      <w:r>
+        <w:rPr>
+          <w:b/>
+          <w:bCs/>
+          <w:sz w:val="28"/>
+          <w:szCs w:val="28"/>
+        </w:rPr>
+        <w:t>Java OOPs (Object-Oriented Programming) is a way of writing programs using objects. It helps</w:t>
+      </w:r>
+      <w:r>
+        <w:rPr>
+          <w:b/>
+          <w:bCs/>
+          <w:sz w:val="28"/>
+          <w:szCs w:val="28"/>
+        </w:rPr>
+        <w:t xml:space="preserve"> organise</w:t>
+      </w:r>
+      <w:r>
+        <w:rPr>
+          <w:b/>
+          <w:bCs/>
+          <w:sz w:val="28"/>
+          <w:szCs w:val="28"/>
+        </w:rPr>
+        <w:t xml:space="preserve"> code better and makes it easier to reuse and maintain.</w:t>
+      </w:r>
+    </w:p>
+    <w:p>
+      <w:pPr>
+        <w:rPr>
+          <w:b/>
+          <w:bCs/>
+          <w:sz w:val="28"/>
+          <w:szCs w:val="28"/>
+        </w:rPr>
+      </w:pPr>
+      <w:r>
+        <w:rPr>
+          <w:b/>
+          <w:bCs/>
+          <w:sz w:val="28"/>
+          <w:szCs w:val="28"/>
+        </w:rPr>
+        <w:t>Java follows Object-Oriented Programming (OOP) principles, which help in structuring code in a</w:t>
+      </w:r>
+      <w:r>
+        <w:rPr>
+          <w:b/>
+          <w:bCs/>
+          <w:sz w:val="28"/>
+          <w:szCs w:val="28"/>
+        </w:rPr>
+        <w:t xml:space="preserve"> </w:t>
+      </w:r>
+      <w:r>
+        <w:rPr>
+          <w:b/>
+          <w:bCs/>
+          <w:sz w:val="28"/>
+          <w:szCs w:val="28"/>
+        </w:rPr>
+        <w:t>modular, reusable, and maintainable way. It allows developers to model real-world entities in the</w:t>
+      </w:r>
+      <w:r>
+        <w:rPr>
+          <w:b/>
+          <w:bCs/>
+          <w:sz w:val="28"/>
+          <w:szCs w:val="28"/>
+        </w:rPr>
+        <w:t xml:space="preserve"> </w:t>
+      </w:r>
+      <w:r>
+        <w:rPr>
+          <w:b/>
+          <w:bCs/>
+          <w:sz w:val="28"/>
+          <w:szCs w:val="28"/>
+        </w:rPr>
+        <w:t>form of objects</w:t>
+      </w:r>
     </w:p>
     <w:sectPr>
       <w:pgSz w:w="11906" w:h="16838"/>
@@ -38470,6 +43693,119 @@
     </w:lvl>
   </w:abstractNum>
   <w:abstractNum w:abstractNumId="3" w15:restartNumberingAfterBreak="0">
+    <w:nsid w:val="09314F42"/>
+    <w:multiLevelType w:val="multilevel"/>
+    <w:tmpl w:val="97DC7EAA"/>
+    <w:lvl w:ilvl="0">
+      <w:start w:val="1"/>
+      <w:numFmt w:val="decimal"/>
+      <w:lvlText w:val="%1."/>
+      <w:lvlJc w:val="left"/>
+      <w:pPr>
+        <w:tabs>
+          <w:tab w:val="num" w:pos="720"/>
+        </w:tabs>
+        <w:ind w:left="720" w:hanging="360"/>
+      </w:pPr>
+    </w:lvl>
+    <w:lvl w:ilvl="1" w:tentative="1">
+      <w:start w:val="1"/>
+      <w:numFmt w:val="decimal"/>
+      <w:lvlText w:val="%2."/>
+      <w:lvlJc w:val="left"/>
+      <w:pPr>
+        <w:tabs>
+          <w:tab w:val="num" w:pos="1440"/>
+        </w:tabs>
+        <w:ind w:left="1440" w:hanging="360"/>
+      </w:pPr>
+    </w:lvl>
+    <w:lvl w:ilvl="2" w:tentative="1">
+      <w:start w:val="1"/>
+      <w:numFmt w:val="decimal"/>
+      <w:lvlText w:val="%3."/>
+      <w:lvlJc w:val="left"/>
+      <w:pPr>
+        <w:tabs>
+          <w:tab w:val="num" w:pos="2160"/>
+        </w:tabs>
+        <w:ind w:left="2160" w:hanging="360"/>
+      </w:pPr>
+    </w:lvl>
+    <w:lvl w:ilvl="3" w:tentative="1">
+      <w:start w:val="1"/>
+      <w:numFmt w:val="decimal"/>
+      <w:lvlText w:val="%4."/>
+      <w:lvlJc w:val="left"/>
+      <w:pPr>
+        <w:tabs>
+          <w:tab w:val="num" w:pos="2880"/>
+        </w:tabs>
+        <w:ind w:left="2880" w:hanging="360"/>
+      </w:pPr>
+    </w:lvl>
+    <w:lvl w:ilvl="4" w:tentative="1">
+      <w:start w:val="1"/>
+      <w:numFmt w:val="decimal"/>
+      <w:lvlText w:val="%5."/>
+      <w:lvlJc w:val="left"/>
+      <w:pPr>
+        <w:tabs>
+          <w:tab w:val="num" w:pos="3600"/>
+        </w:tabs>
+        <w:ind w:left="3600" w:hanging="360"/>
+      </w:pPr>
+    </w:lvl>
+    <w:lvl w:ilvl="5" w:tentative="1">
+      <w:start w:val="1"/>
+      <w:numFmt w:val="decimal"/>
+      <w:lvlText w:val="%6."/>
+      <w:lvlJc w:val="left"/>
+      <w:pPr>
+        <w:tabs>
+          <w:tab w:val="num" w:pos="4320"/>
+        </w:tabs>
+        <w:ind w:left="4320" w:hanging="360"/>
+      </w:pPr>
+    </w:lvl>
+    <w:lvl w:ilvl="6" w:tentative="1">
+      <w:start w:val="1"/>
+      <w:numFmt w:val="decimal"/>
+      <w:lvlText w:val="%7."/>
+      <w:lvlJc w:val="left"/>
+      <w:pPr>
+        <w:tabs>
+          <w:tab w:val="num" w:pos="5040"/>
+        </w:tabs>
+        <w:ind w:left="5040" w:hanging="360"/>
+      </w:pPr>
+    </w:lvl>
+    <w:lvl w:ilvl="7" w:tentative="1">
+      <w:start w:val="1"/>
+      <w:numFmt w:val="decimal"/>
+      <w:lvlText w:val="%8."/>
+      <w:lvlJc w:val="left"/>
+      <w:pPr>
+        <w:tabs>
+          <w:tab w:val="num" w:pos="5760"/>
+        </w:tabs>
+        <w:ind w:left="5760" w:hanging="360"/>
+      </w:pPr>
+    </w:lvl>
+    <w:lvl w:ilvl="8" w:tentative="1">
+      <w:start w:val="1"/>
+      <w:numFmt w:val="decimal"/>
+      <w:lvlText w:val="%9."/>
+      <w:lvlJc w:val="left"/>
+      <w:pPr>
+        <w:tabs>
+          <w:tab w:val="num" w:pos="6480"/>
+        </w:tabs>
+        <w:ind w:left="6480" w:hanging="360"/>
+      </w:pPr>
+    </w:lvl>
+  </w:abstractNum>
+  <w:abstractNum w:abstractNumId="4" w15:restartNumberingAfterBreak="0">
     <w:nsid w:val="09A36E05"/>
     <w:multiLevelType w:val="multilevel"/>
     <w:tmpl w:val="F9EEBEE2"/>
@@ -38582,7 +43918,7 @@
       </w:pPr>
     </w:lvl>
   </w:abstractNum>
-  <w:abstractNum w:abstractNumId="4" w15:restartNumberingAfterBreak="0">
+  <w:abstractNum w:abstractNumId="5" w15:restartNumberingAfterBreak="0">
     <w:nsid w:val="0F4452EF"/>
     <w:multiLevelType w:val="hybridMultilevel"/>
     <w:tmpl w:val="C33E934C"/>
@@ -38695,7 +44031,7 @@
       </w:rPr>
     </w:lvl>
   </w:abstractNum>
-  <w:abstractNum w:abstractNumId="5" w15:restartNumberingAfterBreak="0">
+  <w:abstractNum w:abstractNumId="6" w15:restartNumberingAfterBreak="0">
     <w:nsid w:val="10CE55B6"/>
     <w:multiLevelType w:val="multilevel"/>
     <w:tmpl w:val="001464A6"/>
@@ -38844,7 +44180,7 @@
       </w:rPr>
     </w:lvl>
   </w:abstractNum>
-  <w:abstractNum w:abstractNumId="6" w15:restartNumberingAfterBreak="0">
+  <w:abstractNum w:abstractNumId="7" w15:restartNumberingAfterBreak="0">
     <w:nsid w:val="122C5A3D"/>
     <w:multiLevelType w:val="multilevel"/>
     <w:tmpl w:val="31FE45C4"/>
@@ -38957,7 +44293,7 @@
       </w:pPr>
     </w:lvl>
   </w:abstractNum>
-  <w:abstractNum w:abstractNumId="7" w15:restartNumberingAfterBreak="0">
+  <w:abstractNum w:abstractNumId="8" w15:restartNumberingAfterBreak="0">
     <w:nsid w:val="133C1D05"/>
     <w:multiLevelType w:val="multilevel"/>
     <w:tmpl w:val="FA5EA3CA"/>
@@ -39070,7 +44406,7 @@
       </w:pPr>
     </w:lvl>
   </w:abstractNum>
-  <w:abstractNum w:abstractNumId="8" w15:restartNumberingAfterBreak="0">
+  <w:abstractNum w:abstractNumId="9" w15:restartNumberingAfterBreak="0">
     <w:nsid w:val="13792D31"/>
     <w:multiLevelType w:val="multilevel"/>
     <w:tmpl w:val="D50CECFE"/>
@@ -39183,7 +44519,7 @@
       </w:pPr>
     </w:lvl>
   </w:abstractNum>
-  <w:abstractNum w:abstractNumId="9" w15:restartNumberingAfterBreak="0">
+  <w:abstractNum w:abstractNumId="10" w15:restartNumberingAfterBreak="0">
     <w:nsid w:val="13BA0085"/>
     <w:multiLevelType w:val="multilevel"/>
     <w:tmpl w:val="422285B8"/>
@@ -39332,7 +44668,7 @@
       </w:rPr>
     </w:lvl>
   </w:abstractNum>
-  <w:abstractNum w:abstractNumId="10" w15:restartNumberingAfterBreak="0">
+  <w:abstractNum w:abstractNumId="11" w15:restartNumberingAfterBreak="0">
     <w:nsid w:val="14E12266"/>
     <w:multiLevelType w:val="multilevel"/>
     <w:tmpl w:val="B7523E04"/>
@@ -39445,7 +44781,7 @@
       </w:pPr>
     </w:lvl>
   </w:abstractNum>
-  <w:abstractNum w:abstractNumId="11" w15:restartNumberingAfterBreak="0">
+  <w:abstractNum w:abstractNumId="12" w15:restartNumberingAfterBreak="0">
     <w:nsid w:val="175C52AC"/>
     <w:multiLevelType w:val="multilevel"/>
     <w:tmpl w:val="FDA2CA62"/>
@@ -39566,7 +44902,7 @@
       </w:pPr>
     </w:lvl>
   </w:abstractNum>
-  <w:abstractNum w:abstractNumId="12" w15:restartNumberingAfterBreak="0">
+  <w:abstractNum w:abstractNumId="13" w15:restartNumberingAfterBreak="0">
     <w:nsid w:val="19643EB4"/>
     <w:multiLevelType w:val="multilevel"/>
     <w:tmpl w:val="94E49184"/>
@@ -39682,7 +45018,7 @@
       </w:pPr>
     </w:lvl>
   </w:abstractNum>
-  <w:abstractNum w:abstractNumId="13" w15:restartNumberingAfterBreak="0">
+  <w:abstractNum w:abstractNumId="14" w15:restartNumberingAfterBreak="0">
     <w:nsid w:val="1D057440"/>
     <w:multiLevelType w:val="multilevel"/>
     <w:tmpl w:val="3344280A"/>
@@ -39795,7 +45131,7 @@
       </w:pPr>
     </w:lvl>
   </w:abstractNum>
-  <w:abstractNum w:abstractNumId="14" w15:restartNumberingAfterBreak="0">
+  <w:abstractNum w:abstractNumId="15" w15:restartNumberingAfterBreak="0">
     <w:nsid w:val="1DD11E25"/>
     <w:multiLevelType w:val="multilevel"/>
     <w:tmpl w:val="39641EF8"/>
@@ -39944,7 +45280,156 @@
       </w:rPr>
     </w:lvl>
   </w:abstractNum>
-  <w:abstractNum w:abstractNumId="15" w15:restartNumberingAfterBreak="0">
+  <w:abstractNum w:abstractNumId="16" w15:restartNumberingAfterBreak="0">
+    <w:nsid w:val="1E322505"/>
+    <w:multiLevelType w:val="multilevel"/>
+    <w:tmpl w:val="BE848524"/>
+    <w:lvl w:ilvl="0">
+      <w:start w:val="1"/>
+      <w:numFmt w:val="bullet"/>
+      <w:lvlText w:val=""/>
+      <w:lvlJc w:val="left"/>
+      <w:pPr>
+        <w:tabs>
+          <w:tab w:val="num" w:pos="720"/>
+        </w:tabs>
+        <w:ind w:left="720" w:hanging="360"/>
+      </w:pPr>
+      <w:rPr>
+        <w:rFonts w:ascii="Symbol" w:hAnsi="Symbol" w:hint="default"/>
+        <w:sz w:val="20"/>
+      </w:rPr>
+    </w:lvl>
+    <w:lvl w:ilvl="1" w:tentative="1">
+      <w:start w:val="1"/>
+      <w:numFmt w:val="bullet"/>
+      <w:lvlText w:val="o"/>
+      <w:lvlJc w:val="left"/>
+      <w:pPr>
+        <w:tabs>
+          <w:tab w:val="num" w:pos="1440"/>
+        </w:tabs>
+        <w:ind w:left="1440" w:hanging="360"/>
+      </w:pPr>
+      <w:rPr>
+        <w:rFonts w:ascii="Courier New" w:hAnsi="Courier New" w:hint="default"/>
+        <w:sz w:val="20"/>
+      </w:rPr>
+    </w:lvl>
+    <w:lvl w:ilvl="2" w:tentative="1">
+      <w:start w:val="1"/>
+      <w:numFmt w:val="bullet"/>
+      <w:lvlText w:val=""/>
+      <w:lvlJc w:val="left"/>
+      <w:pPr>
+        <w:tabs>
+          <w:tab w:val="num" w:pos="2160"/>
+        </w:tabs>
+        <w:ind w:left="2160" w:hanging="360"/>
+      </w:pPr>
+      <w:rPr>
+        <w:rFonts w:ascii="Wingdings" w:hAnsi="Wingdings" w:hint="default"/>
+        <w:sz w:val="20"/>
+      </w:rPr>
+    </w:lvl>
+    <w:lvl w:ilvl="3" w:tentative="1">
+      <w:start w:val="1"/>
+      <w:numFmt w:val="bullet"/>
+      <w:lvlText w:val=""/>
+      <w:lvlJc w:val="left"/>
+      <w:pPr>
+        <w:tabs>
+          <w:tab w:val="num" w:pos="2880"/>
+        </w:tabs>
+        <w:ind w:left="2880" w:hanging="360"/>
+      </w:pPr>
+      <w:rPr>
+        <w:rFonts w:ascii="Wingdings" w:hAnsi="Wingdings" w:hint="default"/>
+        <w:sz w:val="20"/>
+      </w:rPr>
+    </w:lvl>
+    <w:lvl w:ilvl="4" w:tentative="1">
+      <w:start w:val="1"/>
+      <w:numFmt w:val="bullet"/>
+      <w:lvlText w:val=""/>
+      <w:lvlJc w:val="left"/>
+      <w:pPr>
+        <w:tabs>
+          <w:tab w:val="num" w:pos="3600"/>
+        </w:tabs>
+        <w:ind w:left="3600" w:hanging="360"/>
+      </w:pPr>
+      <w:rPr>
+        <w:rFonts w:ascii="Wingdings" w:hAnsi="Wingdings" w:hint="default"/>
+        <w:sz w:val="20"/>
+      </w:rPr>
+    </w:lvl>
+    <w:lvl w:ilvl="5" w:tentative="1">
+      <w:start w:val="1"/>
+      <w:numFmt w:val="bullet"/>
+      <w:lvlText w:val=""/>
+      <w:lvlJc w:val="left"/>
+      <w:pPr>
+        <w:tabs>
+          <w:tab w:val="num" w:pos="4320"/>
+        </w:tabs>
+        <w:ind w:left="4320" w:hanging="360"/>
+      </w:pPr>
+      <w:rPr>
+        <w:rFonts w:ascii="Wingdings" w:hAnsi="Wingdings" w:hint="default"/>
+        <w:sz w:val="20"/>
+      </w:rPr>
+    </w:lvl>
+    <w:lvl w:ilvl="6" w:tentative="1">
+      <w:start w:val="1"/>
+      <w:numFmt w:val="bullet"/>
+      <w:lvlText w:val=""/>
+      <w:lvlJc w:val="left"/>
+      <w:pPr>
+        <w:tabs>
+          <w:tab w:val="num" w:pos="5040"/>
+        </w:tabs>
+        <w:ind w:left="5040" w:hanging="360"/>
+      </w:pPr>
+      <w:rPr>
+        <w:rFonts w:ascii="Wingdings" w:hAnsi="Wingdings" w:hint="default"/>
+        <w:sz w:val="20"/>
+      </w:rPr>
+    </w:lvl>
+    <w:lvl w:ilvl="7" w:tentative="1">
+      <w:start w:val="1"/>
+      <w:numFmt w:val="bullet"/>
+      <w:lvlText w:val=""/>
+      <w:lvlJc w:val="left"/>
+      <w:pPr>
+        <w:tabs>
+          <w:tab w:val="num" w:pos="5760"/>
+        </w:tabs>
+        <w:ind w:left="5760" w:hanging="360"/>
+      </w:pPr>
+      <w:rPr>
+        <w:rFonts w:ascii="Wingdings" w:hAnsi="Wingdings" w:hint="default"/>
+        <w:sz w:val="20"/>
+      </w:rPr>
+    </w:lvl>
+    <w:lvl w:ilvl="8" w:tentative="1">
+      <w:start w:val="1"/>
+      <w:numFmt w:val="bullet"/>
+      <w:lvlText w:val=""/>
+      <w:lvlJc w:val="left"/>
+      <w:pPr>
+        <w:tabs>
+          <w:tab w:val="num" w:pos="6480"/>
+        </w:tabs>
+        <w:ind w:left="6480" w:hanging="360"/>
+      </w:pPr>
+      <w:rPr>
+        <w:rFonts w:ascii="Wingdings" w:hAnsi="Wingdings" w:hint="default"/>
+        <w:sz w:val="20"/>
+      </w:rPr>
+    </w:lvl>
+  </w:abstractNum>
+  <w:abstractNum w:abstractNumId="17" w15:restartNumberingAfterBreak="0">
     <w:nsid w:val="1FAB2C35"/>
     <w:multiLevelType w:val="hybridMultilevel"/>
     <w:tmpl w:val="84AC60D0"/>
@@ -40030,7 +45515,120 @@
       </w:pPr>
     </w:lvl>
   </w:abstractNum>
-  <w:abstractNum w:abstractNumId="16" w15:restartNumberingAfterBreak="0">
+  <w:abstractNum w:abstractNumId="18" w15:restartNumberingAfterBreak="0">
+    <w:nsid w:val="203C54FF"/>
+    <w:multiLevelType w:val="multilevel"/>
+    <w:tmpl w:val="F4A27C70"/>
+    <w:lvl w:ilvl="0">
+      <w:start w:val="1"/>
+      <w:numFmt w:val="decimal"/>
+      <w:lvlText w:val="%1."/>
+      <w:lvlJc w:val="left"/>
+      <w:pPr>
+        <w:tabs>
+          <w:tab w:val="num" w:pos="720"/>
+        </w:tabs>
+        <w:ind w:left="720" w:hanging="360"/>
+      </w:pPr>
+    </w:lvl>
+    <w:lvl w:ilvl="1" w:tentative="1">
+      <w:start w:val="1"/>
+      <w:numFmt w:val="decimal"/>
+      <w:lvlText w:val="%2."/>
+      <w:lvlJc w:val="left"/>
+      <w:pPr>
+        <w:tabs>
+          <w:tab w:val="num" w:pos="1440"/>
+        </w:tabs>
+        <w:ind w:left="1440" w:hanging="360"/>
+      </w:pPr>
+    </w:lvl>
+    <w:lvl w:ilvl="2" w:tentative="1">
+      <w:start w:val="1"/>
+      <w:numFmt w:val="decimal"/>
+      <w:lvlText w:val="%3."/>
+      <w:lvlJc w:val="left"/>
+      <w:pPr>
+        <w:tabs>
+          <w:tab w:val="num" w:pos="2160"/>
+        </w:tabs>
+        <w:ind w:left="2160" w:hanging="360"/>
+      </w:pPr>
+    </w:lvl>
+    <w:lvl w:ilvl="3" w:tentative="1">
+      <w:start w:val="1"/>
+      <w:numFmt w:val="decimal"/>
+      <w:lvlText w:val="%4."/>
+      <w:lvlJc w:val="left"/>
+      <w:pPr>
+        <w:tabs>
+          <w:tab w:val="num" w:pos="2880"/>
+        </w:tabs>
+        <w:ind w:left="2880" w:hanging="360"/>
+      </w:pPr>
+    </w:lvl>
+    <w:lvl w:ilvl="4" w:tentative="1">
+      <w:start w:val="1"/>
+      <w:numFmt w:val="decimal"/>
+      <w:lvlText w:val="%5."/>
+      <w:lvlJc w:val="left"/>
+      <w:pPr>
+        <w:tabs>
+          <w:tab w:val="num" w:pos="3600"/>
+        </w:tabs>
+        <w:ind w:left="3600" w:hanging="360"/>
+      </w:pPr>
+    </w:lvl>
+    <w:lvl w:ilvl="5" w:tentative="1">
+      <w:start w:val="1"/>
+      <w:numFmt w:val="decimal"/>
+      <w:lvlText w:val="%6."/>
+      <w:lvlJc w:val="left"/>
+      <w:pPr>
+        <w:tabs>
+          <w:tab w:val="num" w:pos="4320"/>
+        </w:tabs>
+        <w:ind w:left="4320" w:hanging="360"/>
+      </w:pPr>
+    </w:lvl>
+    <w:lvl w:ilvl="6" w:tentative="1">
+      <w:start w:val="1"/>
+      <w:numFmt w:val="decimal"/>
+      <w:lvlText w:val="%7."/>
+      <w:lvlJc w:val="left"/>
+      <w:pPr>
+        <w:tabs>
+          <w:tab w:val="num" w:pos="5040"/>
+        </w:tabs>
+        <w:ind w:left="5040" w:hanging="360"/>
+      </w:pPr>
+    </w:lvl>
+    <w:lvl w:ilvl="7" w:tentative="1">
+      <w:start w:val="1"/>
+      <w:numFmt w:val="decimal"/>
+      <w:lvlText w:val="%8."/>
+      <w:lvlJc w:val="left"/>
+      <w:pPr>
+        <w:tabs>
+          <w:tab w:val="num" w:pos="5760"/>
+        </w:tabs>
+        <w:ind w:left="5760" w:hanging="360"/>
+      </w:pPr>
+    </w:lvl>
+    <w:lvl w:ilvl="8" w:tentative="1">
+      <w:start w:val="1"/>
+      <w:numFmt w:val="decimal"/>
+      <w:lvlText w:val="%9."/>
+      <w:lvlJc w:val="left"/>
+      <w:pPr>
+        <w:tabs>
+          <w:tab w:val="num" w:pos="6480"/>
+        </w:tabs>
+        <w:ind w:left="6480" w:hanging="360"/>
+      </w:pPr>
+    </w:lvl>
+  </w:abstractNum>
+  <w:abstractNum w:abstractNumId="19" w15:restartNumberingAfterBreak="0">
     <w:nsid w:val="213A5324"/>
     <w:multiLevelType w:val="multilevel"/>
     <w:tmpl w:val="9D22C3A8"/>
@@ -40179,7 +45777,7 @@
       </w:rPr>
     </w:lvl>
   </w:abstractNum>
-  <w:abstractNum w:abstractNumId="17" w15:restartNumberingAfterBreak="0">
+  <w:abstractNum w:abstractNumId="20" w15:restartNumberingAfterBreak="0">
     <w:nsid w:val="21B1336E"/>
     <w:multiLevelType w:val="multilevel"/>
     <w:tmpl w:val="78D03516"/>
@@ -40292,7 +45890,7 @@
       </w:pPr>
     </w:lvl>
   </w:abstractNum>
-  <w:abstractNum w:abstractNumId="18" w15:restartNumberingAfterBreak="0">
+  <w:abstractNum w:abstractNumId="21" w15:restartNumberingAfterBreak="0">
     <w:nsid w:val="2270636C"/>
     <w:multiLevelType w:val="multilevel"/>
     <w:tmpl w:val="FFEA6FB2"/>
@@ -40405,7 +46003,7 @@
       </w:pPr>
     </w:lvl>
   </w:abstractNum>
-  <w:abstractNum w:abstractNumId="19" w15:restartNumberingAfterBreak="0">
+  <w:abstractNum w:abstractNumId="22" w15:restartNumberingAfterBreak="0">
     <w:nsid w:val="22747529"/>
     <w:multiLevelType w:val="multilevel"/>
     <w:tmpl w:val="F52C2048"/>
@@ -40518,7 +46116,156 @@
       </w:pPr>
     </w:lvl>
   </w:abstractNum>
-  <w:abstractNum w:abstractNumId="20" w15:restartNumberingAfterBreak="0">
+  <w:abstractNum w:abstractNumId="23" w15:restartNumberingAfterBreak="0">
+    <w:nsid w:val="230D5B51"/>
+    <w:multiLevelType w:val="multilevel"/>
+    <w:tmpl w:val="F3A6C8B2"/>
+    <w:lvl w:ilvl="0">
+      <w:start w:val="1"/>
+      <w:numFmt w:val="bullet"/>
+      <w:lvlText w:val=""/>
+      <w:lvlJc w:val="left"/>
+      <w:pPr>
+        <w:tabs>
+          <w:tab w:val="num" w:pos="720"/>
+        </w:tabs>
+        <w:ind w:left="720" w:hanging="360"/>
+      </w:pPr>
+      <w:rPr>
+        <w:rFonts w:ascii="Symbol" w:hAnsi="Symbol" w:hint="default"/>
+        <w:sz w:val="20"/>
+      </w:rPr>
+    </w:lvl>
+    <w:lvl w:ilvl="1" w:tentative="1">
+      <w:start w:val="1"/>
+      <w:numFmt w:val="bullet"/>
+      <w:lvlText w:val="o"/>
+      <w:lvlJc w:val="left"/>
+      <w:pPr>
+        <w:tabs>
+          <w:tab w:val="num" w:pos="1440"/>
+        </w:tabs>
+        <w:ind w:left="1440" w:hanging="360"/>
+      </w:pPr>
+      <w:rPr>
+        <w:rFonts w:ascii="Courier New" w:hAnsi="Courier New" w:hint="default"/>
+        <w:sz w:val="20"/>
+      </w:rPr>
+    </w:lvl>
+    <w:lvl w:ilvl="2" w:tentative="1">
+      <w:start w:val="1"/>
+      <w:numFmt w:val="bullet"/>
+      <w:lvlText w:val=""/>
+      <w:lvlJc w:val="left"/>
+      <w:pPr>
+        <w:tabs>
+          <w:tab w:val="num" w:pos="2160"/>
+        </w:tabs>
+        <w:ind w:left="2160" w:hanging="360"/>
+      </w:pPr>
+      <w:rPr>
+        <w:rFonts w:ascii="Wingdings" w:hAnsi="Wingdings" w:hint="default"/>
+        <w:sz w:val="20"/>
+      </w:rPr>
+    </w:lvl>
+    <w:lvl w:ilvl="3" w:tentative="1">
+      <w:start w:val="1"/>
+      <w:numFmt w:val="bullet"/>
+      <w:lvlText w:val=""/>
+      <w:lvlJc w:val="left"/>
+      <w:pPr>
+        <w:tabs>
+          <w:tab w:val="num" w:pos="2880"/>
+        </w:tabs>
+        <w:ind w:left="2880" w:hanging="360"/>
+      </w:pPr>
+      <w:rPr>
+        <w:rFonts w:ascii="Wingdings" w:hAnsi="Wingdings" w:hint="default"/>
+        <w:sz w:val="20"/>
+      </w:rPr>
+    </w:lvl>
+    <w:lvl w:ilvl="4" w:tentative="1">
+      <w:start w:val="1"/>
+      <w:numFmt w:val="bullet"/>
+      <w:lvlText w:val=""/>
+      <w:lvlJc w:val="left"/>
+      <w:pPr>
+        <w:tabs>
+          <w:tab w:val="num" w:pos="3600"/>
+        </w:tabs>
+        <w:ind w:left="3600" w:hanging="360"/>
+      </w:pPr>
+      <w:rPr>
+        <w:rFonts w:ascii="Wingdings" w:hAnsi="Wingdings" w:hint="default"/>
+        <w:sz w:val="20"/>
+      </w:rPr>
+    </w:lvl>
+    <w:lvl w:ilvl="5" w:tentative="1">
+      <w:start w:val="1"/>
+      <w:numFmt w:val="bullet"/>
+      <w:lvlText w:val=""/>
+      <w:lvlJc w:val="left"/>
+      <w:pPr>
+        <w:tabs>
+          <w:tab w:val="num" w:pos="4320"/>
+        </w:tabs>
+        <w:ind w:left="4320" w:hanging="360"/>
+      </w:pPr>
+      <w:rPr>
+        <w:rFonts w:ascii="Wingdings" w:hAnsi="Wingdings" w:hint="default"/>
+        <w:sz w:val="20"/>
+      </w:rPr>
+    </w:lvl>
+    <w:lvl w:ilvl="6" w:tentative="1">
+      <w:start w:val="1"/>
+      <w:numFmt w:val="bullet"/>
+      <w:lvlText w:val=""/>
+      <w:lvlJc w:val="left"/>
+      <w:pPr>
+        <w:tabs>
+          <w:tab w:val="num" w:pos="5040"/>
+        </w:tabs>
+        <w:ind w:left="5040" w:hanging="360"/>
+      </w:pPr>
+      <w:rPr>
+        <w:rFonts w:ascii="Wingdings" w:hAnsi="Wingdings" w:hint="default"/>
+        <w:sz w:val="20"/>
+      </w:rPr>
+    </w:lvl>
+    <w:lvl w:ilvl="7" w:tentative="1">
+      <w:start w:val="1"/>
+      <w:numFmt w:val="bullet"/>
+      <w:lvlText w:val=""/>
+      <w:lvlJc w:val="left"/>
+      <w:pPr>
+        <w:tabs>
+          <w:tab w:val="num" w:pos="5760"/>
+        </w:tabs>
+        <w:ind w:left="5760" w:hanging="360"/>
+      </w:pPr>
+      <w:rPr>
+        <w:rFonts w:ascii="Wingdings" w:hAnsi="Wingdings" w:hint="default"/>
+        <w:sz w:val="20"/>
+      </w:rPr>
+    </w:lvl>
+    <w:lvl w:ilvl="8" w:tentative="1">
+      <w:start w:val="1"/>
+      <w:numFmt w:val="bullet"/>
+      <w:lvlText w:val=""/>
+      <w:lvlJc w:val="left"/>
+      <w:pPr>
+        <w:tabs>
+          <w:tab w:val="num" w:pos="6480"/>
+        </w:tabs>
+        <w:ind w:left="6480" w:hanging="360"/>
+      </w:pPr>
+      <w:rPr>
+        <w:rFonts w:ascii="Wingdings" w:hAnsi="Wingdings" w:hint="default"/>
+        <w:sz w:val="20"/>
+      </w:rPr>
+    </w:lvl>
+  </w:abstractNum>
+  <w:abstractNum w:abstractNumId="24" w15:restartNumberingAfterBreak="0">
     <w:nsid w:val="231B7DA3"/>
     <w:multiLevelType w:val="multilevel"/>
     <w:tmpl w:val="486E24C2"/>
@@ -40631,7 +46378,7 @@
       </w:pPr>
     </w:lvl>
   </w:abstractNum>
-  <w:abstractNum w:abstractNumId="21" w15:restartNumberingAfterBreak="0">
+  <w:abstractNum w:abstractNumId="25" w15:restartNumberingAfterBreak="0">
     <w:nsid w:val="273E41D2"/>
     <w:multiLevelType w:val="multilevel"/>
     <w:tmpl w:val="C8A616B6"/>
@@ -40780,7 +46527,7 @@
       </w:rPr>
     </w:lvl>
   </w:abstractNum>
-  <w:abstractNum w:abstractNumId="22" w15:restartNumberingAfterBreak="0">
+  <w:abstractNum w:abstractNumId="26" w15:restartNumberingAfterBreak="0">
     <w:nsid w:val="2746581C"/>
     <w:multiLevelType w:val="multilevel"/>
     <w:tmpl w:val="0682267E"/>
@@ -40896,7 +46643,7 @@
       </w:pPr>
     </w:lvl>
   </w:abstractNum>
-  <w:abstractNum w:abstractNumId="23" w15:restartNumberingAfterBreak="0">
+  <w:abstractNum w:abstractNumId="27" w15:restartNumberingAfterBreak="0">
     <w:nsid w:val="27AB1082"/>
     <w:multiLevelType w:val="hybridMultilevel"/>
     <w:tmpl w:val="D010996A"/>
@@ -41009,7 +46756,7 @@
       </w:rPr>
     </w:lvl>
   </w:abstractNum>
-  <w:abstractNum w:abstractNumId="24" w15:restartNumberingAfterBreak="0">
+  <w:abstractNum w:abstractNumId="28" w15:restartNumberingAfterBreak="0">
     <w:nsid w:val="29554E76"/>
     <w:multiLevelType w:val="multilevel"/>
     <w:tmpl w:val="A2A043A6"/>
@@ -41158,7 +46905,7 @@
       </w:rPr>
     </w:lvl>
   </w:abstractNum>
-  <w:abstractNum w:abstractNumId="25" w15:restartNumberingAfterBreak="0">
+  <w:abstractNum w:abstractNumId="29" w15:restartNumberingAfterBreak="0">
     <w:nsid w:val="2C462D22"/>
     <w:multiLevelType w:val="hybridMultilevel"/>
     <w:tmpl w:val="927C334A"/>
@@ -41271,7 +47018,7 @@
       </w:rPr>
     </w:lvl>
   </w:abstractNum>
-  <w:abstractNum w:abstractNumId="26" w15:restartNumberingAfterBreak="0">
+  <w:abstractNum w:abstractNumId="30" w15:restartNumberingAfterBreak="0">
     <w:nsid w:val="2E3B5872"/>
     <w:multiLevelType w:val="multilevel"/>
     <w:tmpl w:val="B692B616"/>
@@ -41384,7 +47131,7 @@
       </w:pPr>
     </w:lvl>
   </w:abstractNum>
-  <w:abstractNum w:abstractNumId="27" w15:restartNumberingAfterBreak="0">
+  <w:abstractNum w:abstractNumId="31" w15:restartNumberingAfterBreak="0">
     <w:nsid w:val="325C3DD0"/>
     <w:multiLevelType w:val="multilevel"/>
     <w:tmpl w:val="3A542982"/>
@@ -41533,7 +47280,120 @@
       </w:rPr>
     </w:lvl>
   </w:abstractNum>
-  <w:abstractNum w:abstractNumId="28" w15:restartNumberingAfterBreak="0">
+  <w:abstractNum w:abstractNumId="32" w15:restartNumberingAfterBreak="0">
+    <w:nsid w:val="32774C7F"/>
+    <w:multiLevelType w:val="multilevel"/>
+    <w:tmpl w:val="CF6AC7E2"/>
+    <w:lvl w:ilvl="0">
+      <w:start w:val="1"/>
+      <w:numFmt w:val="decimal"/>
+      <w:lvlText w:val="%1."/>
+      <w:lvlJc w:val="left"/>
+      <w:pPr>
+        <w:tabs>
+          <w:tab w:val="num" w:pos="720"/>
+        </w:tabs>
+        <w:ind w:left="720" w:hanging="360"/>
+      </w:pPr>
+    </w:lvl>
+    <w:lvl w:ilvl="1" w:tentative="1">
+      <w:start w:val="1"/>
+      <w:numFmt w:val="decimal"/>
+      <w:lvlText w:val="%2."/>
+      <w:lvlJc w:val="left"/>
+      <w:pPr>
+        <w:tabs>
+          <w:tab w:val="num" w:pos="1440"/>
+        </w:tabs>
+        <w:ind w:left="1440" w:hanging="360"/>
+      </w:pPr>
+    </w:lvl>
+    <w:lvl w:ilvl="2" w:tentative="1">
+      <w:start w:val="1"/>
+      <w:numFmt w:val="decimal"/>
+      <w:lvlText w:val="%3."/>
+      <w:lvlJc w:val="left"/>
+      <w:pPr>
+        <w:tabs>
+          <w:tab w:val="num" w:pos="2160"/>
+        </w:tabs>
+        <w:ind w:left="2160" w:hanging="360"/>
+      </w:pPr>
+    </w:lvl>
+    <w:lvl w:ilvl="3" w:tentative="1">
+      <w:start w:val="1"/>
+      <w:numFmt w:val="decimal"/>
+      <w:lvlText w:val="%4."/>
+      <w:lvlJc w:val="left"/>
+      <w:pPr>
+        <w:tabs>
+          <w:tab w:val="num" w:pos="2880"/>
+        </w:tabs>
+        <w:ind w:left="2880" w:hanging="360"/>
+      </w:pPr>
+    </w:lvl>
+    <w:lvl w:ilvl="4" w:tentative="1">
+      <w:start w:val="1"/>
+      <w:numFmt w:val="decimal"/>
+      <w:lvlText w:val="%5."/>
+      <w:lvlJc w:val="left"/>
+      <w:pPr>
+        <w:tabs>
+          <w:tab w:val="num" w:pos="3600"/>
+        </w:tabs>
+        <w:ind w:left="3600" w:hanging="360"/>
+      </w:pPr>
+    </w:lvl>
+    <w:lvl w:ilvl="5" w:tentative="1">
+      <w:start w:val="1"/>
+      <w:numFmt w:val="decimal"/>
+      <w:lvlText w:val="%6."/>
+      <w:lvlJc w:val="left"/>
+      <w:pPr>
+        <w:tabs>
+          <w:tab w:val="num" w:pos="4320"/>
+        </w:tabs>
+        <w:ind w:left="4320" w:hanging="360"/>
+      </w:pPr>
+    </w:lvl>
+    <w:lvl w:ilvl="6" w:tentative="1">
+      <w:start w:val="1"/>
+      <w:numFmt w:val="decimal"/>
+      <w:lvlText w:val="%7."/>
+      <w:lvlJc w:val="left"/>
+      <w:pPr>
+        <w:tabs>
+          <w:tab w:val="num" w:pos="5040"/>
+        </w:tabs>
+        <w:ind w:left="5040" w:hanging="360"/>
+      </w:pPr>
+    </w:lvl>
+    <w:lvl w:ilvl="7" w:tentative="1">
+      <w:start w:val="1"/>
+      <w:numFmt w:val="decimal"/>
+      <w:lvlText w:val="%8."/>
+      <w:lvlJc w:val="left"/>
+      <w:pPr>
+        <w:tabs>
+          <w:tab w:val="num" w:pos="5760"/>
+        </w:tabs>
+        <w:ind w:left="5760" w:hanging="360"/>
+      </w:pPr>
+    </w:lvl>
+    <w:lvl w:ilvl="8" w:tentative="1">
+      <w:start w:val="1"/>
+      <w:numFmt w:val="decimal"/>
+      <w:lvlText w:val="%9."/>
+      <w:lvlJc w:val="left"/>
+      <w:pPr>
+        <w:tabs>
+          <w:tab w:val="num" w:pos="6480"/>
+        </w:tabs>
+        <w:ind w:left="6480" w:hanging="360"/>
+      </w:pPr>
+    </w:lvl>
+  </w:abstractNum>
+  <w:abstractNum w:abstractNumId="33" w15:restartNumberingAfterBreak="0">
     <w:nsid w:val="33A039BF"/>
     <w:multiLevelType w:val="hybridMultilevel"/>
     <w:tmpl w:val="150495CA"/>
@@ -41646,7 +47506,7 @@
       </w:rPr>
     </w:lvl>
   </w:abstractNum>
-  <w:abstractNum w:abstractNumId="29" w15:restartNumberingAfterBreak="0">
+  <w:abstractNum w:abstractNumId="34" w15:restartNumberingAfterBreak="0">
     <w:nsid w:val="389D142D"/>
     <w:multiLevelType w:val="hybridMultilevel"/>
     <w:tmpl w:val="5C5CC66E"/>
@@ -41759,7 +47619,7 @@
       </w:rPr>
     </w:lvl>
   </w:abstractNum>
-  <w:abstractNum w:abstractNumId="30" w15:restartNumberingAfterBreak="0">
+  <w:abstractNum w:abstractNumId="35" w15:restartNumberingAfterBreak="0">
     <w:nsid w:val="397D2D83"/>
     <w:multiLevelType w:val="multilevel"/>
     <w:tmpl w:val="8FEA7B26"/>
@@ -41872,7 +47732,7 @@
       </w:pPr>
     </w:lvl>
   </w:abstractNum>
-  <w:abstractNum w:abstractNumId="31" w15:restartNumberingAfterBreak="0">
+  <w:abstractNum w:abstractNumId="36" w15:restartNumberingAfterBreak="0">
     <w:nsid w:val="3C2921F1"/>
     <w:multiLevelType w:val="hybridMultilevel"/>
     <w:tmpl w:val="26E2FAC6"/>
@@ -41985,7 +47845,7 @@
       </w:rPr>
     </w:lvl>
   </w:abstractNum>
-  <w:abstractNum w:abstractNumId="32" w15:restartNumberingAfterBreak="0">
+  <w:abstractNum w:abstractNumId="37" w15:restartNumberingAfterBreak="0">
     <w:nsid w:val="406F1154"/>
     <w:multiLevelType w:val="multilevel"/>
     <w:tmpl w:val="4C90C12E"/>
@@ -42130,7 +47990,7 @@
       </w:rPr>
     </w:lvl>
   </w:abstractNum>
-  <w:abstractNum w:abstractNumId="33" w15:restartNumberingAfterBreak="0">
+  <w:abstractNum w:abstractNumId="38" w15:restartNumberingAfterBreak="0">
     <w:nsid w:val="4750163F"/>
     <w:multiLevelType w:val="multilevel"/>
     <w:tmpl w:val="388CAD52"/>
@@ -42243,7 +48103,7 @@
       </w:pPr>
     </w:lvl>
   </w:abstractNum>
-  <w:abstractNum w:abstractNumId="34" w15:restartNumberingAfterBreak="0">
+  <w:abstractNum w:abstractNumId="39" w15:restartNumberingAfterBreak="0">
     <w:nsid w:val="48703E59"/>
     <w:multiLevelType w:val="hybridMultilevel"/>
     <w:tmpl w:val="A4D62C14"/>
@@ -42332,7 +48192,7 @@
       </w:pPr>
     </w:lvl>
   </w:abstractNum>
-  <w:abstractNum w:abstractNumId="35" w15:restartNumberingAfterBreak="0">
+  <w:abstractNum w:abstractNumId="40" w15:restartNumberingAfterBreak="0">
     <w:nsid w:val="4A446370"/>
     <w:multiLevelType w:val="multilevel"/>
     <w:tmpl w:val="2CCA9A04"/>
@@ -42445,7 +48305,7 @@
       </w:pPr>
     </w:lvl>
   </w:abstractNum>
-  <w:abstractNum w:abstractNumId="36" w15:restartNumberingAfterBreak="0">
+  <w:abstractNum w:abstractNumId="41" w15:restartNumberingAfterBreak="0">
     <w:nsid w:val="4B2E55AB"/>
     <w:multiLevelType w:val="multilevel"/>
     <w:tmpl w:val="F0EE9182"/>
@@ -42559,7 +48419,7 @@
       </w:pPr>
     </w:lvl>
   </w:abstractNum>
-  <w:abstractNum w:abstractNumId="37" w15:restartNumberingAfterBreak="0">
+  <w:abstractNum w:abstractNumId="42" w15:restartNumberingAfterBreak="0">
     <w:nsid w:val="50C607A9"/>
     <w:multiLevelType w:val="multilevel"/>
     <w:tmpl w:val="F0EE9182"/>
@@ -42673,7 +48533,7 @@
       </w:pPr>
     </w:lvl>
   </w:abstractNum>
-  <w:abstractNum w:abstractNumId="38" w15:restartNumberingAfterBreak="0">
+  <w:abstractNum w:abstractNumId="43" w15:restartNumberingAfterBreak="0">
     <w:nsid w:val="538A2635"/>
     <w:multiLevelType w:val="multilevel"/>
     <w:tmpl w:val="F0EE9182"/>
@@ -42787,7 +48647,7 @@
       </w:pPr>
     </w:lvl>
   </w:abstractNum>
-  <w:abstractNum w:abstractNumId="39" w15:restartNumberingAfterBreak="0">
+  <w:abstractNum w:abstractNumId="44" w15:restartNumberingAfterBreak="0">
     <w:nsid w:val="564316A9"/>
     <w:multiLevelType w:val="hybridMultilevel"/>
     <w:tmpl w:val="32FC5EEA"/>
@@ -42873,7 +48733,7 @@
       </w:pPr>
     </w:lvl>
   </w:abstractNum>
-  <w:abstractNum w:abstractNumId="40" w15:restartNumberingAfterBreak="0">
+  <w:abstractNum w:abstractNumId="45" w15:restartNumberingAfterBreak="0">
     <w:nsid w:val="568F66CA"/>
     <w:multiLevelType w:val="hybridMultilevel"/>
     <w:tmpl w:val="636C8606"/>
@@ -42962,7 +48822,7 @@
       </w:pPr>
     </w:lvl>
   </w:abstractNum>
-  <w:abstractNum w:abstractNumId="41" w15:restartNumberingAfterBreak="0">
+  <w:abstractNum w:abstractNumId="46" w15:restartNumberingAfterBreak="0">
     <w:nsid w:val="5912583B"/>
     <w:multiLevelType w:val="hybridMultilevel"/>
     <w:tmpl w:val="F78686AA"/>
@@ -43051,7 +48911,7 @@
       </w:pPr>
     </w:lvl>
   </w:abstractNum>
-  <w:abstractNum w:abstractNumId="42" w15:restartNumberingAfterBreak="0">
+  <w:abstractNum w:abstractNumId="47" w15:restartNumberingAfterBreak="0">
     <w:nsid w:val="5BCD22CC"/>
     <w:multiLevelType w:val="multilevel"/>
     <w:tmpl w:val="0682267E"/>
@@ -43167,7 +49027,7 @@
       </w:pPr>
     </w:lvl>
   </w:abstractNum>
-  <w:abstractNum w:abstractNumId="43" w15:restartNumberingAfterBreak="0">
+  <w:abstractNum w:abstractNumId="48" w15:restartNumberingAfterBreak="0">
     <w:nsid w:val="5C660BA6"/>
     <w:multiLevelType w:val="multilevel"/>
     <w:tmpl w:val="28A475F8"/>
@@ -43316,7 +49176,7 @@
       </w:rPr>
     </w:lvl>
   </w:abstractNum>
-  <w:abstractNum w:abstractNumId="44" w15:restartNumberingAfterBreak="0">
+  <w:abstractNum w:abstractNumId="49" w15:restartNumberingAfterBreak="0">
     <w:nsid w:val="601D7F50"/>
     <w:multiLevelType w:val="multilevel"/>
     <w:tmpl w:val="08EC90A4"/>
@@ -43429,7 +49289,7 @@
       </w:pPr>
     </w:lvl>
   </w:abstractNum>
-  <w:abstractNum w:abstractNumId="45" w15:restartNumberingAfterBreak="0">
+  <w:abstractNum w:abstractNumId="50" w15:restartNumberingAfterBreak="0">
     <w:nsid w:val="61026036"/>
     <w:multiLevelType w:val="hybridMultilevel"/>
     <w:tmpl w:val="8DAC8212"/>
@@ -43542,7 +49402,7 @@
       </w:rPr>
     </w:lvl>
   </w:abstractNum>
-  <w:abstractNum w:abstractNumId="46" w15:restartNumberingAfterBreak="0">
+  <w:abstractNum w:abstractNumId="51" w15:restartNumberingAfterBreak="0">
     <w:nsid w:val="635E6873"/>
     <w:multiLevelType w:val="hybridMultilevel"/>
     <w:tmpl w:val="914EDB2C"/>
@@ -43628,7 +49488,7 @@
       </w:pPr>
     </w:lvl>
   </w:abstractNum>
-  <w:abstractNum w:abstractNumId="47" w15:restartNumberingAfterBreak="0">
+  <w:abstractNum w:abstractNumId="52" w15:restartNumberingAfterBreak="0">
     <w:nsid w:val="65553955"/>
     <w:multiLevelType w:val="hybridMultilevel"/>
     <w:tmpl w:val="BF40A4B0"/>
@@ -43741,7 +49601,7 @@
       </w:rPr>
     </w:lvl>
   </w:abstractNum>
-  <w:abstractNum w:abstractNumId="48" w15:restartNumberingAfterBreak="0">
+  <w:abstractNum w:abstractNumId="53" w15:restartNumberingAfterBreak="0">
     <w:nsid w:val="69D428BE"/>
     <w:multiLevelType w:val="hybridMultilevel"/>
     <w:tmpl w:val="3D626CD2"/>
@@ -43830,7 +49690,7 @@
       </w:pPr>
     </w:lvl>
   </w:abstractNum>
-  <w:abstractNum w:abstractNumId="49" w15:restartNumberingAfterBreak="0">
+  <w:abstractNum w:abstractNumId="54" w15:restartNumberingAfterBreak="0">
     <w:nsid w:val="6B31108E"/>
     <w:multiLevelType w:val="hybridMultilevel"/>
     <w:tmpl w:val="265618C4"/>
@@ -43943,7 +49803,120 @@
       </w:rPr>
     </w:lvl>
   </w:abstractNum>
-  <w:abstractNum w:abstractNumId="50" w15:restartNumberingAfterBreak="0">
+  <w:abstractNum w:abstractNumId="55" w15:restartNumberingAfterBreak="0">
+    <w:nsid w:val="6EAB7667"/>
+    <w:multiLevelType w:val="multilevel"/>
+    <w:tmpl w:val="2F342B3A"/>
+    <w:lvl w:ilvl="0">
+      <w:start w:val="1"/>
+      <w:numFmt w:val="decimal"/>
+      <w:lvlText w:val="%1."/>
+      <w:lvlJc w:val="left"/>
+      <w:pPr>
+        <w:tabs>
+          <w:tab w:val="num" w:pos="720"/>
+        </w:tabs>
+        <w:ind w:left="720" w:hanging="360"/>
+      </w:pPr>
+    </w:lvl>
+    <w:lvl w:ilvl="1" w:tentative="1">
+      <w:start w:val="1"/>
+      <w:numFmt w:val="decimal"/>
+      <w:lvlText w:val="%2."/>
+      <w:lvlJc w:val="left"/>
+      <w:pPr>
+        <w:tabs>
+          <w:tab w:val="num" w:pos="1440"/>
+        </w:tabs>
+        <w:ind w:left="1440" w:hanging="360"/>
+      </w:pPr>
+    </w:lvl>
+    <w:lvl w:ilvl="2" w:tentative="1">
+      <w:start w:val="1"/>
+      <w:numFmt w:val="decimal"/>
+      <w:lvlText w:val="%3."/>
+      <w:lvlJc w:val="left"/>
+      <w:pPr>
+        <w:tabs>
+          <w:tab w:val="num" w:pos="2160"/>
+        </w:tabs>
+        <w:ind w:left="2160" w:hanging="360"/>
+      </w:pPr>
+    </w:lvl>
+    <w:lvl w:ilvl="3" w:tentative="1">
+      <w:start w:val="1"/>
+      <w:numFmt w:val="decimal"/>
+      <w:lvlText w:val="%4."/>
+      <w:lvlJc w:val="left"/>
+      <w:pPr>
+        <w:tabs>
+          <w:tab w:val="num" w:pos="2880"/>
+        </w:tabs>
+        <w:ind w:left="2880" w:hanging="360"/>
+      </w:pPr>
+    </w:lvl>
+    <w:lvl w:ilvl="4" w:tentative="1">
+      <w:start w:val="1"/>
+      <w:numFmt w:val="decimal"/>
+      <w:lvlText w:val="%5."/>
+      <w:lvlJc w:val="left"/>
+      <w:pPr>
+        <w:tabs>
+          <w:tab w:val="num" w:pos="3600"/>
+        </w:tabs>
+        <w:ind w:left="3600" w:hanging="360"/>
+      </w:pPr>
+    </w:lvl>
+    <w:lvl w:ilvl="5" w:tentative="1">
+      <w:start w:val="1"/>
+      <w:numFmt w:val="decimal"/>
+      <w:lvlText w:val="%6."/>
+      <w:lvlJc w:val="left"/>
+      <w:pPr>
+        <w:tabs>
+          <w:tab w:val="num" w:pos="4320"/>
+        </w:tabs>
+        <w:ind w:left="4320" w:hanging="360"/>
+      </w:pPr>
+    </w:lvl>
+    <w:lvl w:ilvl="6" w:tentative="1">
+      <w:start w:val="1"/>
+      <w:numFmt w:val="decimal"/>
+      <w:lvlText w:val="%7."/>
+      <w:lvlJc w:val="left"/>
+      <w:pPr>
+        <w:tabs>
+          <w:tab w:val="num" w:pos="5040"/>
+        </w:tabs>
+        <w:ind w:left="5040" w:hanging="360"/>
+      </w:pPr>
+    </w:lvl>
+    <w:lvl w:ilvl="7" w:tentative="1">
+      <w:start w:val="1"/>
+      <w:numFmt w:val="decimal"/>
+      <w:lvlText w:val="%8."/>
+      <w:lvlJc w:val="left"/>
+      <w:pPr>
+        <w:tabs>
+          <w:tab w:val="num" w:pos="5760"/>
+        </w:tabs>
+        <w:ind w:left="5760" w:hanging="360"/>
+      </w:pPr>
+    </w:lvl>
+    <w:lvl w:ilvl="8" w:tentative="1">
+      <w:start w:val="1"/>
+      <w:numFmt w:val="decimal"/>
+      <w:lvlText w:val="%9."/>
+      <w:lvlJc w:val="left"/>
+      <w:pPr>
+        <w:tabs>
+          <w:tab w:val="num" w:pos="6480"/>
+        </w:tabs>
+        <w:ind w:left="6480" w:hanging="360"/>
+      </w:pPr>
+    </w:lvl>
+  </w:abstractNum>
+  <w:abstractNum w:abstractNumId="56" w15:restartNumberingAfterBreak="0">
     <w:nsid w:val="71DB1C58"/>
     <w:multiLevelType w:val="multilevel"/>
     <w:tmpl w:val="204E9466"/>
@@ -44056,7 +50029,120 @@
       </w:pPr>
     </w:lvl>
   </w:abstractNum>
-  <w:abstractNum w:abstractNumId="51" w15:restartNumberingAfterBreak="0">
+  <w:abstractNum w:abstractNumId="57" w15:restartNumberingAfterBreak="0">
+    <w:nsid w:val="7825086B"/>
+    <w:multiLevelType w:val="multilevel"/>
+    <w:tmpl w:val="26D2A7B8"/>
+    <w:lvl w:ilvl="0">
+      <w:start w:val="1"/>
+      <w:numFmt w:val="decimal"/>
+      <w:lvlText w:val="%1."/>
+      <w:lvlJc w:val="left"/>
+      <w:pPr>
+        <w:tabs>
+          <w:tab w:val="num" w:pos="720"/>
+        </w:tabs>
+        <w:ind w:left="720" w:hanging="360"/>
+      </w:pPr>
+    </w:lvl>
+    <w:lvl w:ilvl="1" w:tentative="1">
+      <w:start w:val="1"/>
+      <w:numFmt w:val="decimal"/>
+      <w:lvlText w:val="%2."/>
+      <w:lvlJc w:val="left"/>
+      <w:pPr>
+        <w:tabs>
+          <w:tab w:val="num" w:pos="1440"/>
+        </w:tabs>
+        <w:ind w:left="1440" w:hanging="360"/>
+      </w:pPr>
+    </w:lvl>
+    <w:lvl w:ilvl="2" w:tentative="1">
+      <w:start w:val="1"/>
+      <w:numFmt w:val="decimal"/>
+      <w:lvlText w:val="%3."/>
+      <w:lvlJc w:val="left"/>
+      <w:pPr>
+        <w:tabs>
+          <w:tab w:val="num" w:pos="2160"/>
+        </w:tabs>
+        <w:ind w:left="2160" w:hanging="360"/>
+      </w:pPr>
+    </w:lvl>
+    <w:lvl w:ilvl="3" w:tentative="1">
+      <w:start w:val="1"/>
+      <w:numFmt w:val="decimal"/>
+      <w:lvlText w:val="%4."/>
+      <w:lvlJc w:val="left"/>
+      <w:pPr>
+        <w:tabs>
+          <w:tab w:val="num" w:pos="2880"/>
+        </w:tabs>
+        <w:ind w:left="2880" w:hanging="360"/>
+      </w:pPr>
+    </w:lvl>
+    <w:lvl w:ilvl="4" w:tentative="1">
+      <w:start w:val="1"/>
+      <w:numFmt w:val="decimal"/>
+      <w:lvlText w:val="%5."/>
+      <w:lvlJc w:val="left"/>
+      <w:pPr>
+        <w:tabs>
+          <w:tab w:val="num" w:pos="3600"/>
+        </w:tabs>
+        <w:ind w:left="3600" w:hanging="360"/>
+      </w:pPr>
+    </w:lvl>
+    <w:lvl w:ilvl="5" w:tentative="1">
+      <w:start w:val="1"/>
+      <w:numFmt w:val="decimal"/>
+      <w:lvlText w:val="%6."/>
+      <w:lvlJc w:val="left"/>
+      <w:pPr>
+        <w:tabs>
+          <w:tab w:val="num" w:pos="4320"/>
+        </w:tabs>
+        <w:ind w:left="4320" w:hanging="360"/>
+      </w:pPr>
+    </w:lvl>
+    <w:lvl w:ilvl="6" w:tentative="1">
+      <w:start w:val="1"/>
+      <w:numFmt w:val="decimal"/>
+      <w:lvlText w:val="%7."/>
+      <w:lvlJc w:val="left"/>
+      <w:pPr>
+        <w:tabs>
+          <w:tab w:val="num" w:pos="5040"/>
+        </w:tabs>
+        <w:ind w:left="5040" w:hanging="360"/>
+      </w:pPr>
+    </w:lvl>
+    <w:lvl w:ilvl="7" w:tentative="1">
+      <w:start w:val="1"/>
+      <w:numFmt w:val="decimal"/>
+      <w:lvlText w:val="%8."/>
+      <w:lvlJc w:val="left"/>
+      <w:pPr>
+        <w:tabs>
+          <w:tab w:val="num" w:pos="5760"/>
+        </w:tabs>
+        <w:ind w:left="5760" w:hanging="360"/>
+      </w:pPr>
+    </w:lvl>
+    <w:lvl w:ilvl="8" w:tentative="1">
+      <w:start w:val="1"/>
+      <w:numFmt w:val="decimal"/>
+      <w:lvlText w:val="%9."/>
+      <w:lvlJc w:val="left"/>
+      <w:pPr>
+        <w:tabs>
+          <w:tab w:val="num" w:pos="6480"/>
+        </w:tabs>
+        <w:ind w:left="6480" w:hanging="360"/>
+      </w:pPr>
+    </w:lvl>
+  </w:abstractNum>
+  <w:abstractNum w:abstractNumId="58" w15:restartNumberingAfterBreak="0">
     <w:nsid w:val="78CD1186"/>
     <w:multiLevelType w:val="hybridMultilevel"/>
     <w:tmpl w:val="D44C093E"/>
@@ -44169,7 +50255,7 @@
       </w:rPr>
     </w:lvl>
   </w:abstractNum>
-  <w:abstractNum w:abstractNumId="52" w15:restartNumberingAfterBreak="0">
+  <w:abstractNum w:abstractNumId="59" w15:restartNumberingAfterBreak="0">
     <w:nsid w:val="790165AF"/>
     <w:multiLevelType w:val="multilevel"/>
     <w:tmpl w:val="51F6A45E"/>
@@ -44282,7 +50368,120 @@
       </w:pPr>
     </w:lvl>
   </w:abstractNum>
-  <w:abstractNum w:abstractNumId="53" w15:restartNumberingAfterBreak="0">
+  <w:abstractNum w:abstractNumId="60" w15:restartNumberingAfterBreak="0">
+    <w:nsid w:val="79515DD1"/>
+    <w:multiLevelType w:val="multilevel"/>
+    <w:tmpl w:val="EB049392"/>
+    <w:lvl w:ilvl="0">
+      <w:start w:val="1"/>
+      <w:numFmt w:val="decimal"/>
+      <w:lvlText w:val="%1."/>
+      <w:lvlJc w:val="left"/>
+      <w:pPr>
+        <w:tabs>
+          <w:tab w:val="num" w:pos="720"/>
+        </w:tabs>
+        <w:ind w:left="720" w:hanging="360"/>
+      </w:pPr>
+    </w:lvl>
+    <w:lvl w:ilvl="1" w:tentative="1">
+      <w:start w:val="1"/>
+      <w:numFmt w:val="decimal"/>
+      <w:lvlText w:val="%2."/>
+      <w:lvlJc w:val="left"/>
+      <w:pPr>
+        <w:tabs>
+          <w:tab w:val="num" w:pos="1440"/>
+        </w:tabs>
+        <w:ind w:left="1440" w:hanging="360"/>
+      </w:pPr>
+    </w:lvl>
+    <w:lvl w:ilvl="2" w:tentative="1">
+      <w:start w:val="1"/>
+      <w:numFmt w:val="decimal"/>
+      <w:lvlText w:val="%3."/>
+      <w:lvlJc w:val="left"/>
+      <w:pPr>
+        <w:tabs>
+          <w:tab w:val="num" w:pos="2160"/>
+        </w:tabs>
+        <w:ind w:left="2160" w:hanging="360"/>
+      </w:pPr>
+    </w:lvl>
+    <w:lvl w:ilvl="3" w:tentative="1">
+      <w:start w:val="1"/>
+      <w:numFmt w:val="decimal"/>
+      <w:lvlText w:val="%4."/>
+      <w:lvlJc w:val="left"/>
+      <w:pPr>
+        <w:tabs>
+          <w:tab w:val="num" w:pos="2880"/>
+        </w:tabs>
+        <w:ind w:left="2880" w:hanging="360"/>
+      </w:pPr>
+    </w:lvl>
+    <w:lvl w:ilvl="4" w:tentative="1">
+      <w:start w:val="1"/>
+      <w:numFmt w:val="decimal"/>
+      <w:lvlText w:val="%5."/>
+      <w:lvlJc w:val="left"/>
+      <w:pPr>
+        <w:tabs>
+          <w:tab w:val="num" w:pos="3600"/>
+        </w:tabs>
+        <w:ind w:left="3600" w:hanging="360"/>
+      </w:pPr>
+    </w:lvl>
+    <w:lvl w:ilvl="5" w:tentative="1">
+      <w:start w:val="1"/>
+      <w:numFmt w:val="decimal"/>
+      <w:lvlText w:val="%6."/>
+      <w:lvlJc w:val="left"/>
+      <w:pPr>
+        <w:tabs>
+          <w:tab w:val="num" w:pos="4320"/>
+        </w:tabs>
+        <w:ind w:left="4320" w:hanging="360"/>
+      </w:pPr>
+    </w:lvl>
+    <w:lvl w:ilvl="6" w:tentative="1">
+      <w:start w:val="1"/>
+      <w:numFmt w:val="decimal"/>
+      <w:lvlText w:val="%7."/>
+      <w:lvlJc w:val="left"/>
+      <w:pPr>
+        <w:tabs>
+          <w:tab w:val="num" w:pos="5040"/>
+        </w:tabs>
+        <w:ind w:left="5040" w:hanging="360"/>
+      </w:pPr>
+    </w:lvl>
+    <w:lvl w:ilvl="7" w:tentative="1">
+      <w:start w:val="1"/>
+      <w:numFmt w:val="decimal"/>
+      <w:lvlText w:val="%8."/>
+      <w:lvlJc w:val="left"/>
+      <w:pPr>
+        <w:tabs>
+          <w:tab w:val="num" w:pos="5760"/>
+        </w:tabs>
+        <w:ind w:left="5760" w:hanging="360"/>
+      </w:pPr>
+    </w:lvl>
+    <w:lvl w:ilvl="8" w:tentative="1">
+      <w:start w:val="1"/>
+      <w:numFmt w:val="decimal"/>
+      <w:lvlText w:val="%9."/>
+      <w:lvlJc w:val="left"/>
+      <w:pPr>
+        <w:tabs>
+          <w:tab w:val="num" w:pos="6480"/>
+        </w:tabs>
+        <w:ind w:left="6480" w:hanging="360"/>
+      </w:pPr>
+    </w:lvl>
+  </w:abstractNum>
+  <w:abstractNum w:abstractNumId="61" w15:restartNumberingAfterBreak="0">
     <w:nsid w:val="7C092D4D"/>
     <w:multiLevelType w:val="hybridMultilevel"/>
     <w:tmpl w:val="2BD29672"/>
@@ -44368,7 +50567,7 @@
       </w:pPr>
     </w:lvl>
   </w:abstractNum>
-  <w:abstractNum w:abstractNumId="54" w15:restartNumberingAfterBreak="0">
+  <w:abstractNum w:abstractNumId="62" w15:restartNumberingAfterBreak="0">
     <w:nsid w:val="7D057FC3"/>
     <w:multiLevelType w:val="multilevel"/>
     <w:tmpl w:val="695EB60C"/>
@@ -44481,7 +50680,7 @@
       </w:pPr>
     </w:lvl>
   </w:abstractNum>
-  <w:abstractNum w:abstractNumId="55" w15:restartNumberingAfterBreak="0">
+  <w:abstractNum w:abstractNumId="63" w15:restartNumberingAfterBreak="0">
     <w:nsid w:val="7E4457E3"/>
     <w:multiLevelType w:val="multilevel"/>
     <w:tmpl w:val="7A687F6C"/>
@@ -44598,172 +50797,196 @@
     </w:lvl>
   </w:abstractNum>
   <w:num w:numId="1" w16cid:durableId="701325998">
+    <w:abstractNumId w:val="39"/>
+  </w:num>
+  <w:num w:numId="2" w16cid:durableId="1281453933">
+    <w:abstractNumId w:val="52"/>
+  </w:num>
+  <w:num w:numId="3" w16cid:durableId="494344567">
+    <w:abstractNumId w:val="17"/>
+  </w:num>
+  <w:num w:numId="4" w16cid:durableId="694039810">
+    <w:abstractNumId w:val="29"/>
+  </w:num>
+  <w:num w:numId="5" w16cid:durableId="1658262003">
     <w:abstractNumId w:val="34"/>
   </w:num>
-  <w:num w:numId="2" w16cid:durableId="1281453933">
-    <w:abstractNumId w:val="47"/>
-  </w:num>
-  <w:num w:numId="3" w16cid:durableId="494344567">
-    <w:abstractNumId w:val="15"/>
-  </w:num>
-  <w:num w:numId="4" w16cid:durableId="694039810">
-    <w:abstractNumId w:val="25"/>
-  </w:num>
-  <w:num w:numId="5" w16cid:durableId="1658262003">
-    <w:abstractNumId w:val="29"/>
-  </w:num>
   <w:num w:numId="6" w16cid:durableId="362829192">
-    <w:abstractNumId w:val="53"/>
+    <w:abstractNumId w:val="61"/>
   </w:num>
   <w:num w:numId="7" w16cid:durableId="1838109858">
-    <w:abstractNumId w:val="4"/>
+    <w:abstractNumId w:val="5"/>
   </w:num>
   <w:num w:numId="8" w16cid:durableId="1221331077">
-    <w:abstractNumId w:val="32"/>
+    <w:abstractNumId w:val="37"/>
   </w:num>
   <w:num w:numId="9" w16cid:durableId="617299829">
-    <w:abstractNumId w:val="9"/>
+    <w:abstractNumId w:val="10"/>
   </w:num>
   <w:num w:numId="10" w16cid:durableId="1471365177">
-    <w:abstractNumId w:val="24"/>
+    <w:abstractNumId w:val="28"/>
   </w:num>
   <w:num w:numId="11" w16cid:durableId="869226153">
-    <w:abstractNumId w:val="11"/>
+    <w:abstractNumId w:val="12"/>
   </w:num>
   <w:num w:numId="12" w16cid:durableId="519784706">
     <w:abstractNumId w:val="2"/>
   </w:num>
   <w:num w:numId="13" w16cid:durableId="1936402809">
-    <w:abstractNumId w:val="31"/>
+    <w:abstractNumId w:val="36"/>
   </w:num>
   <w:num w:numId="14" w16cid:durableId="1077240736">
-    <w:abstractNumId w:val="28"/>
+    <w:abstractNumId w:val="33"/>
   </w:num>
   <w:num w:numId="15" w16cid:durableId="1165976138">
-    <w:abstractNumId w:val="49"/>
+    <w:abstractNumId w:val="54"/>
   </w:num>
   <w:num w:numId="16" w16cid:durableId="765619890">
-    <w:abstractNumId w:val="18"/>
+    <w:abstractNumId w:val="21"/>
   </w:num>
   <w:num w:numId="17" w16cid:durableId="907302884">
-    <w:abstractNumId w:val="36"/>
+    <w:abstractNumId w:val="41"/>
   </w:num>
   <w:num w:numId="18" w16cid:durableId="1987659242">
-    <w:abstractNumId w:val="19"/>
+    <w:abstractNumId w:val="22"/>
   </w:num>
   <w:num w:numId="19" w16cid:durableId="839541768">
-    <w:abstractNumId w:val="37"/>
+    <w:abstractNumId w:val="42"/>
   </w:num>
   <w:num w:numId="20" w16cid:durableId="131365916">
+    <w:abstractNumId w:val="48"/>
+  </w:num>
+  <w:num w:numId="21" w16cid:durableId="178081829">
     <w:abstractNumId w:val="43"/>
   </w:num>
-  <w:num w:numId="21" w16cid:durableId="178081829">
-    <w:abstractNumId w:val="38"/>
-  </w:num>
   <w:num w:numId="22" w16cid:durableId="1516572542">
-    <w:abstractNumId w:val="12"/>
+    <w:abstractNumId w:val="13"/>
   </w:num>
   <w:num w:numId="23" w16cid:durableId="2056808273">
-    <w:abstractNumId w:val="30"/>
+    <w:abstractNumId w:val="35"/>
   </w:num>
   <w:num w:numId="24" w16cid:durableId="388697905">
-    <w:abstractNumId w:val="51"/>
+    <w:abstractNumId w:val="58"/>
   </w:num>
   <w:num w:numId="25" w16cid:durableId="140925553">
+    <w:abstractNumId w:val="50"/>
+  </w:num>
+  <w:num w:numId="26" w16cid:durableId="470177568">
+    <w:abstractNumId w:val="27"/>
+  </w:num>
+  <w:num w:numId="27" w16cid:durableId="862863091">
     <w:abstractNumId w:val="45"/>
   </w:num>
-  <w:num w:numId="26" w16cid:durableId="470177568">
-    <w:abstractNumId w:val="23"/>
+  <w:num w:numId="28" w16cid:durableId="1115053902">
+    <w:abstractNumId w:val="24"/>
   </w:num>
-  <w:num w:numId="27" w16cid:durableId="862863091">
+  <w:num w:numId="29" w16cid:durableId="784273921">
+    <w:abstractNumId w:val="62"/>
+  </w:num>
+  <w:num w:numId="30" w16cid:durableId="1203592165">
+    <w:abstractNumId w:val="56"/>
+  </w:num>
+  <w:num w:numId="31" w16cid:durableId="1542132282">
+    <w:abstractNumId w:val="6"/>
+  </w:num>
+  <w:num w:numId="32" w16cid:durableId="1127355160">
+    <w:abstractNumId w:val="14"/>
+  </w:num>
+  <w:num w:numId="33" w16cid:durableId="399986480">
     <w:abstractNumId w:val="40"/>
   </w:num>
-  <w:num w:numId="28" w16cid:durableId="1115053902">
-    <w:abstractNumId w:val="20"/>
-  </w:num>
-  <w:num w:numId="29" w16cid:durableId="784273921">
-    <w:abstractNumId w:val="54"/>
-  </w:num>
-  <w:num w:numId="30" w16cid:durableId="1203592165">
-    <w:abstractNumId w:val="50"/>
-  </w:num>
-  <w:num w:numId="31" w16cid:durableId="1542132282">
-    <w:abstractNumId w:val="5"/>
-  </w:num>
-  <w:num w:numId="32" w16cid:durableId="1127355160">
-    <w:abstractNumId w:val="13"/>
-  </w:num>
-  <w:num w:numId="33" w16cid:durableId="399986480">
-    <w:abstractNumId w:val="35"/>
-  </w:num>
   <w:num w:numId="34" w16cid:durableId="1157644903">
-    <w:abstractNumId w:val="21"/>
+    <w:abstractNumId w:val="25"/>
   </w:num>
   <w:num w:numId="35" w16cid:durableId="1839268186">
     <w:abstractNumId w:val="1"/>
   </w:num>
   <w:num w:numId="36" w16cid:durableId="1564633815">
-    <w:abstractNumId w:val="27"/>
+    <w:abstractNumId w:val="31"/>
   </w:num>
   <w:num w:numId="37" w16cid:durableId="813791727">
-    <w:abstractNumId w:val="48"/>
+    <w:abstractNumId w:val="53"/>
   </w:num>
   <w:num w:numId="38" w16cid:durableId="392853788">
-    <w:abstractNumId w:val="41"/>
+    <w:abstractNumId w:val="46"/>
   </w:num>
   <w:num w:numId="39" w16cid:durableId="88551390">
-    <w:abstractNumId w:val="17"/>
+    <w:abstractNumId w:val="20"/>
   </w:num>
   <w:num w:numId="40" w16cid:durableId="1833987888">
-    <w:abstractNumId w:val="26"/>
+    <w:abstractNumId w:val="30"/>
   </w:num>
   <w:num w:numId="41" w16cid:durableId="862402486">
-    <w:abstractNumId w:val="3"/>
+    <w:abstractNumId w:val="4"/>
   </w:num>
   <w:num w:numId="42" w16cid:durableId="1423794802">
-    <w:abstractNumId w:val="10"/>
+    <w:abstractNumId w:val="11"/>
   </w:num>
   <w:num w:numId="43" w16cid:durableId="997809440">
-    <w:abstractNumId w:val="39"/>
+    <w:abstractNumId w:val="44"/>
   </w:num>
   <w:num w:numId="44" w16cid:durableId="2004236023">
-    <w:abstractNumId w:val="46"/>
+    <w:abstractNumId w:val="51"/>
   </w:num>
   <w:num w:numId="45" w16cid:durableId="1070074494">
-    <w:abstractNumId w:val="16"/>
+    <w:abstractNumId w:val="19"/>
   </w:num>
   <w:num w:numId="46" w16cid:durableId="454833398">
     <w:abstractNumId w:val="0"/>
   </w:num>
   <w:num w:numId="47" w16cid:durableId="2007398459">
+    <w:abstractNumId w:val="63"/>
+  </w:num>
+  <w:num w:numId="48" w16cid:durableId="423305715">
+    <w:abstractNumId w:val="59"/>
+  </w:num>
+  <w:num w:numId="49" w16cid:durableId="1786928751">
+    <w:abstractNumId w:val="26"/>
+  </w:num>
+  <w:num w:numId="50" w16cid:durableId="1326593523">
+    <w:abstractNumId w:val="47"/>
+  </w:num>
+  <w:num w:numId="51" w16cid:durableId="1110009010">
+    <w:abstractNumId w:val="15"/>
+  </w:num>
+  <w:num w:numId="52" w16cid:durableId="1184398814">
+    <w:abstractNumId w:val="49"/>
+  </w:num>
+  <w:num w:numId="53" w16cid:durableId="1773865964">
+    <w:abstractNumId w:val="38"/>
+  </w:num>
+  <w:num w:numId="54" w16cid:durableId="987630941">
+    <w:abstractNumId w:val="9"/>
+  </w:num>
+  <w:num w:numId="55" w16cid:durableId="30762810">
+    <w:abstractNumId w:val="8"/>
+  </w:num>
+  <w:num w:numId="56" w16cid:durableId="1856386965">
+    <w:abstractNumId w:val="7"/>
+  </w:num>
+  <w:num w:numId="57" w16cid:durableId="1595896557">
     <w:abstractNumId w:val="55"/>
   </w:num>
-  <w:num w:numId="48" w16cid:durableId="423305715">
-    <w:abstractNumId w:val="52"/>
+  <w:num w:numId="58" w16cid:durableId="1864203901">
+    <w:abstractNumId w:val="60"/>
   </w:num>
-  <w:num w:numId="49" w16cid:durableId="1786928751">
-    <w:abstractNumId w:val="22"/>
+  <w:num w:numId="59" w16cid:durableId="1566185045">
+    <w:abstractNumId w:val="32"/>
   </w:num>
-  <w:num w:numId="50" w16cid:durableId="1326593523">
-    <w:abstractNumId w:val="42"/>
+  <w:num w:numId="60" w16cid:durableId="1715959801">
+    <w:abstractNumId w:val="57"/>
   </w:num>
-  <w:num w:numId="51" w16cid:durableId="1110009010">
-    <w:abstractNumId w:val="14"/>
+  <w:num w:numId="61" w16cid:durableId="908921622">
+    <w:abstractNumId w:val="18"/>
   </w:num>
-  <w:num w:numId="52" w16cid:durableId="1184398814">
-    <w:abstractNumId w:val="44"/>
+  <w:num w:numId="62" w16cid:durableId="1481922973">
+    <w:abstractNumId w:val="3"/>
   </w:num>
-  <w:num w:numId="53" w16cid:durableId="1773865964">
-    <w:abstractNumId w:val="33"/>
+  <w:num w:numId="63" w16cid:durableId="553352241">
+    <w:abstractNumId w:val="16"/>
   </w:num>
-  <w:num w:numId="54" w16cid:durableId="987630941">
-    <w:abstractNumId w:val="8"/>
-  </w:num>
-  <w:num w:numId="55" w16cid:durableId="30762810">
-    <w:abstractNumId w:val="7"/>
-  </w:num>
-  <w:num w:numId="56" w16cid:durableId="1856386965">
-    <w:abstractNumId w:val="6"/>
+  <w:num w:numId="64" w16cid:durableId="1871599382">
+    <w:abstractNumId w:val="23"/>
   </w:num>
   <w:numIdMacAtCleanup w:val="56"/>
 </w:numbering>
